--- a/20251/Phân tích thiết kế HTTT/B22DCDT294 - Nguyễn Hoàng Tùng - .docx
+++ b/20251/Phân tích thiết kế HTTT/B22DCDT294 - Nguyễn Hoàng Tùng - .docx
@@ -1770,7 +1770,19 @@
         <w:rPr>
           <w:rFonts w:cs="Times New Roman"/>
         </w:rPr>
-        <w:t xml:space="preserve"> hệ thống hiển thị giao diện quản lý hiển thị với:</w:t>
+        <w:t xml:space="preserve"> giao diện quản lý </w:t>
+      </w:r>
+      <w:r>
+        <w:rPr>
+          <w:rFonts w:cs="Times New Roman"/>
+        </w:rPr>
+        <w:t xml:space="preserve">hệ thống </w:t>
+      </w:r>
+      <w:r>
+        <w:rPr>
+          <w:rFonts w:cs="Times New Roman"/>
+        </w:rPr>
+        <w:t>hiển thị với</w:t>
       </w:r>
     </w:p>
     <w:p>
@@ -1793,7 +1805,13 @@
         <w:rPr>
           <w:rFonts w:cs="Times New Roman"/>
         </w:rPr>
-        <w:t>Thông tin của quản lý: tên đăng nhập, họ tên, vai trò…</w:t>
+        <w:t>t</w:t>
+      </w:r>
+      <w:r>
+        <w:rPr>
+          <w:rFonts w:cs="Times New Roman"/>
+        </w:rPr>
+        <w:t>hông tin của quản lý: tên đăng nhập, họ tên, vai trò…</w:t>
       </w:r>
     </w:p>
     <w:p>
@@ -1816,7 +1834,13 @@
         <w:rPr>
           <w:rFonts w:cs="Times New Roman"/>
         </w:rPr>
-        <w:t>Trình đơn cho phép chọn các chức năng: quản lý thông tin nhà cung cấp trang phục, nhập trang phục từ nhà cung cấp, xem thống kê nhà cung cấp theo doanh chi.</w:t>
+        <w:t>t</w:t>
+      </w:r>
+      <w:r>
+        <w:rPr>
+          <w:rFonts w:cs="Times New Roman"/>
+        </w:rPr>
+        <w:t>rình đơn cho phép chọn các chức năng: quản lý thông tin nhà cung cấp trang phục, nhập trang phục từ nhà cung cấp, xem thống kê nhà cung cấp theo doanh chi.</w:t>
       </w:r>
     </w:p>
     <w:p>
@@ -1886,7 +1910,19 @@
         <w:rPr>
           <w:rFonts w:cs="Times New Roman"/>
         </w:rPr>
-        <w:t xml:space="preserve"> hệ thống hiển thị lại giao diện đăng nhập.</w:t>
+        <w:t xml:space="preserve"> giao diện đăng nhập</w:t>
+      </w:r>
+      <w:r>
+        <w:rPr>
+          <w:rFonts w:cs="Times New Roman"/>
+        </w:rPr>
+        <w:t xml:space="preserve"> được hiển thị lại</w:t>
+      </w:r>
+      <w:r>
+        <w:rPr>
+          <w:rFonts w:cs="Times New Roman"/>
+        </w:rPr>
+        <w:t>.</w:t>
       </w:r>
     </w:p>
     <w:p>
@@ -1919,7 +1955,7 @@
         <w:rPr>
           <w:rFonts w:cs="Times New Roman"/>
         </w:rPr>
-        <w:t xml:space="preserve"> giao diện quản lý nhà cung cấp trang phục hiển thị với:</w:t>
+        <w:t xml:space="preserve"> giao diện quản lý nhà cung cấp trang phục hiển thị với</w:t>
       </w:r>
     </w:p>
     <w:p>
@@ -1941,7 +1977,25 @@
           <w:rFonts w:cs="Times New Roman"/>
         </w:rPr>
         <w:lastRenderedPageBreak/>
-        <w:t>Một bảng/danh sách gồm các dòng/hàng, mỗi dòng/hàng tương ứng với thông tin của một nhà cung cấp: tên nhà cung cấp, địa chỉ, số điện thoại, email…</w:t>
+        <w:t xml:space="preserve">Một </w:t>
+      </w:r>
+      <w:r>
+        <w:rPr>
+          <w:rFonts w:cs="Times New Roman"/>
+        </w:rPr>
+        <w:t>bảng/danh sác</w:t>
+      </w:r>
+      <w:r>
+        <w:rPr>
+          <w:rFonts w:cs="Times New Roman"/>
+        </w:rPr>
+        <w:t>h</w:t>
+      </w:r>
+      <w:r>
+        <w:rPr>
+          <w:rFonts w:cs="Times New Roman"/>
+        </w:rPr>
+        <w:t>, mỗi dòng/hàng tương ứng với thông tin của một nhà cung cấp: tên nhà cung cấp, địa chỉ, số điện thoại, email…</w:t>
       </w:r>
     </w:p>
     <w:p>
@@ -1962,7 +2016,13 @@
         <w:rPr>
           <w:rFonts w:cs="Times New Roman"/>
         </w:rPr>
-        <w:t>Một trường văn bản để nhập từ khóa + một nút tìm kiếm.</w:t>
+        <w:t>m</w:t>
+      </w:r>
+      <w:r>
+        <w:rPr>
+          <w:rFonts w:cs="Times New Roman"/>
+        </w:rPr>
+        <w:t>ột trường văn bản để nhập từ khóa + một nút tìm kiếm.</w:t>
       </w:r>
     </w:p>
     <w:p>
@@ -1983,7 +2043,64 @@
         <w:rPr>
           <w:rFonts w:cs="Times New Roman"/>
         </w:rPr>
-        <w:t>Một nút thêm nhà cung cấp, một nút chỉnh sửa nhà cung cấp hiện có, một nút xóa nhà cung cấp hiện có.</w:t>
+        <w:t>m</w:t>
+      </w:r>
+      <w:r>
+        <w:rPr>
+          <w:rFonts w:cs="Times New Roman"/>
+        </w:rPr>
+        <w:t>ột nút thêm</w:t>
+      </w:r>
+      <w:r>
+        <w:rPr>
+          <w:rFonts w:cs="Times New Roman"/>
+        </w:rPr>
+        <w:t xml:space="preserve"> mới</w:t>
+      </w:r>
+      <w:r>
+        <w:rPr>
+          <w:rFonts w:cs="Times New Roman"/>
+        </w:rPr>
+        <w:t xml:space="preserve"> nhà cung cấp.</w:t>
+      </w:r>
+    </w:p>
+    <w:p>
+      <w:pPr>
+        <w:pStyle w:val="ListParagraph"/>
+        <w:numPr>
+          <w:ilvl w:val="1"/>
+          <w:numId w:val="7"/>
+        </w:numPr>
+        <w:autoSpaceDE/>
+        <w:autoSpaceDN/>
+        <w:spacing w:after="160"/>
+        <w:rPr>
+          <w:rFonts w:cs="Times New Roman"/>
+        </w:rPr>
+      </w:pPr>
+      <w:r>
+        <w:rPr>
+          <w:rFonts w:cs="Times New Roman"/>
+        </w:rPr>
+        <w:t xml:space="preserve">Quản lý chọn một hàng/dòng trong bảng/danh sách </w:t>
+      </w:r>
+      <w:r>
+        <w:rPr>
+          <w:rFonts w:cs="Times New Roman"/>
+        </w:rPr>
+        <w:sym w:font="Wingdings" w:char="F0E0"/>
+      </w:r>
+      <w:r>
+        <w:rPr>
+          <w:rFonts w:cs="Times New Roman"/>
+        </w:rPr>
+        <w:t xml:space="preserve"> giao diện thông tin</w:t>
+      </w:r>
+      <w:r>
+        <w:rPr>
+          <w:rFonts w:cs="Times New Roman"/>
+        </w:rPr>
+        <w:t xml:space="preserve"> chi tiết nhà cung cấp hiển thị với</w:t>
       </w:r>
     </w:p>
     <w:p>
@@ -2000,6 +2117,1298 @@
           <w:rFonts w:cs="Times New Roman"/>
         </w:rPr>
       </w:pPr>
+      <w:r>
+        <w:rPr>
+          <w:rFonts w:cs="Times New Roman"/>
+        </w:rPr>
+        <w:t>thông tin của nhà cung cấp đã chọn: tên nhà cung cấp, địa chỉ, số điện thoại, email…</w:t>
+      </w:r>
+    </w:p>
+    <w:p>
+      <w:pPr>
+        <w:pStyle w:val="ListParagraph"/>
+        <w:numPr>
+          <w:ilvl w:val="2"/>
+          <w:numId w:val="7"/>
+        </w:numPr>
+        <w:autoSpaceDE/>
+        <w:autoSpaceDN/>
+        <w:spacing w:after="160"/>
+        <w:rPr>
+          <w:rFonts w:cs="Times New Roman"/>
+        </w:rPr>
+      </w:pPr>
+      <w:r>
+        <w:rPr>
+          <w:rFonts w:cs="Times New Roman"/>
+        </w:rPr>
+        <w:t>một nút chỉnh sửa thông tin nhà cung cấp, một nút xóa nhà cung cấp.</w:t>
+      </w:r>
+    </w:p>
+    <w:p>
+      <w:pPr>
+        <w:pStyle w:val="ListParagraph"/>
+        <w:numPr>
+          <w:ilvl w:val="1"/>
+          <w:numId w:val="7"/>
+        </w:numPr>
+        <w:autoSpaceDE/>
+        <w:autoSpaceDN/>
+        <w:spacing w:after="160"/>
+        <w:rPr>
+          <w:rFonts w:cs="Times New Roman"/>
+        </w:rPr>
+      </w:pPr>
+      <w:r>
+        <w:rPr>
+          <w:rFonts w:cs="Times New Roman"/>
+        </w:rPr>
+        <w:t xml:space="preserve">Quản lý chọn chỉnh sửa thông tin nhà cung cấp </w:t>
+      </w:r>
+      <w:r>
+        <w:rPr>
+          <w:rFonts w:cs="Times New Roman"/>
+        </w:rPr>
+        <w:sym w:font="Wingdings" w:char="F0E0"/>
+      </w:r>
+      <w:r>
+        <w:rPr>
+          <w:rFonts w:cs="Times New Roman"/>
+        </w:rPr>
+        <w:t xml:space="preserve"> giao diện chỉnh sửa thông tin nhà cung cấp hiển thị với</w:t>
+      </w:r>
+    </w:p>
+    <w:p>
+      <w:pPr>
+        <w:pStyle w:val="ListParagraph"/>
+        <w:numPr>
+          <w:ilvl w:val="2"/>
+          <w:numId w:val="7"/>
+        </w:numPr>
+        <w:autoSpaceDE/>
+        <w:autoSpaceDN/>
+        <w:spacing w:after="160"/>
+        <w:rPr>
+          <w:rFonts w:cs="Times New Roman"/>
+        </w:rPr>
+      </w:pPr>
+      <w:r>
+        <w:rPr>
+          <w:rFonts w:cs="Times New Roman"/>
+        </w:rPr>
+        <w:t>một biểu mẫu gồm các trường văn bản điền sẵn thông tin của nhà cung cấp đã chọn.</w:t>
+      </w:r>
+    </w:p>
+    <w:p>
+      <w:pPr>
+        <w:pStyle w:val="ListParagraph"/>
+        <w:numPr>
+          <w:ilvl w:val="2"/>
+          <w:numId w:val="7"/>
+        </w:numPr>
+        <w:autoSpaceDE/>
+        <w:autoSpaceDN/>
+        <w:spacing w:after="160"/>
+        <w:rPr>
+          <w:rFonts w:cs="Times New Roman"/>
+        </w:rPr>
+      </w:pPr>
+      <w:r>
+        <w:rPr>
+          <w:rFonts w:cs="Times New Roman"/>
+        </w:rPr>
+        <w:t>một nút lưu.</w:t>
+      </w:r>
+    </w:p>
+    <w:p>
+      <w:pPr>
+        <w:pStyle w:val="ListParagraph"/>
+        <w:numPr>
+          <w:ilvl w:val="1"/>
+          <w:numId w:val="7"/>
+        </w:numPr>
+        <w:autoSpaceDE/>
+        <w:autoSpaceDN/>
+        <w:spacing w:after="160"/>
+        <w:rPr>
+          <w:rFonts w:cs="Times New Roman"/>
+        </w:rPr>
+      </w:pPr>
+      <w:r>
+        <w:rPr>
+          <w:rFonts w:cs="Times New Roman"/>
+        </w:rPr>
+        <w:t xml:space="preserve">Quản lý chỉnh sửa thông tin trong các trường và nhấn nút lưu </w:t>
+      </w:r>
+      <w:r>
+        <w:rPr>
+          <w:rFonts w:cs="Times New Roman"/>
+        </w:rPr>
+        <w:sym w:font="Wingdings" w:char="F0E0"/>
+      </w:r>
+      <w:r>
+        <w:rPr>
+          <w:rFonts w:cs="Times New Roman"/>
+        </w:rPr>
+        <w:t xml:space="preserve"> hệ thống hiển thị thông báo chỉnh sửa thành công và nút OK.</w:t>
+      </w:r>
+    </w:p>
+    <w:p>
+      <w:pPr>
+        <w:pStyle w:val="ListParagraph"/>
+        <w:numPr>
+          <w:ilvl w:val="1"/>
+          <w:numId w:val="7"/>
+        </w:numPr>
+        <w:autoSpaceDE/>
+        <w:autoSpaceDN/>
+        <w:spacing w:after="160"/>
+        <w:rPr>
+          <w:rFonts w:cs="Times New Roman"/>
+        </w:rPr>
+      </w:pPr>
+      <w:r>
+        <w:rPr>
+          <w:rFonts w:cs="Times New Roman"/>
+        </w:rPr>
+        <w:t xml:space="preserve">Quản lý nhấn OK </w:t>
+      </w:r>
+      <w:r>
+        <w:rPr>
+          <w:rFonts w:cs="Times New Roman"/>
+        </w:rPr>
+        <w:sym w:font="Wingdings" w:char="F0E0"/>
+      </w:r>
+      <w:r>
+        <w:rPr>
+          <w:rFonts w:cs="Times New Roman"/>
+        </w:rPr>
+        <w:t xml:space="preserve"> giao diện quản lý thông tin nhà cung cấp được hiển thị lại.</w:t>
+      </w:r>
+    </w:p>
+    <w:p>
+      <w:pPr>
+        <w:pStyle w:val="ListParagraph"/>
+        <w:numPr>
+          <w:ilvl w:val="0"/>
+          <w:numId w:val="7"/>
+        </w:numPr>
+        <w:autoSpaceDE/>
+        <w:autoSpaceDN/>
+        <w:spacing w:after="160"/>
+        <w:rPr>
+          <w:rFonts w:cs="Times New Roman"/>
+        </w:rPr>
+      </w:pPr>
+      <w:r>
+        <w:rPr>
+          <w:rFonts w:cs="Times New Roman"/>
+          <w:b/>
+          <w:bCs/>
+        </w:rPr>
+        <w:t>Nhập trang phục về từ nhà cung cấp</w:t>
+      </w:r>
+    </w:p>
+    <w:p>
+      <w:pPr>
+        <w:pStyle w:val="ListParagraph"/>
+        <w:numPr>
+          <w:ilvl w:val="1"/>
+          <w:numId w:val="7"/>
+        </w:numPr>
+        <w:autoSpaceDE/>
+        <w:autoSpaceDN/>
+        <w:spacing w:after="160"/>
+        <w:rPr>
+          <w:rFonts w:cs="Times New Roman"/>
+        </w:rPr>
+      </w:pPr>
+      <w:r>
+        <w:rPr>
+          <w:rFonts w:cs="Times New Roman"/>
+        </w:rPr>
+        <w:t xml:space="preserve">Một nhân viên truy cập vào trang web </w:t>
+      </w:r>
+      <w:r>
+        <w:rPr>
+          <w:rFonts w:cs="Times New Roman"/>
+        </w:rPr>
+        <w:sym w:font="Wingdings" w:char="F0E0"/>
+      </w:r>
+      <w:r>
+        <w:rPr>
+          <w:rFonts w:cs="Times New Roman"/>
+        </w:rPr>
+        <w:t xml:space="preserve"> giao diện quản lý</w:t>
+      </w:r>
+      <w:r>
+        <w:rPr>
+          <w:rFonts w:cs="Times New Roman"/>
+        </w:rPr>
+        <w:t xml:space="preserve"> hệ thống</w:t>
+      </w:r>
+      <w:r>
+        <w:rPr>
+          <w:rFonts w:cs="Times New Roman"/>
+        </w:rPr>
+        <w:t xml:space="preserve"> hiển thị với</w:t>
+      </w:r>
+    </w:p>
+    <w:p>
+      <w:pPr>
+        <w:pStyle w:val="ListParagraph"/>
+        <w:numPr>
+          <w:ilvl w:val="2"/>
+          <w:numId w:val="7"/>
+        </w:numPr>
+        <w:autoSpaceDE/>
+        <w:autoSpaceDN/>
+        <w:spacing w:after="160"/>
+        <w:rPr>
+          <w:rFonts w:cs="Times New Roman"/>
+        </w:rPr>
+      </w:pPr>
+      <w:r>
+        <w:rPr>
+          <w:rFonts w:cs="Times New Roman"/>
+        </w:rPr>
+        <w:t>t</w:t>
+      </w:r>
+      <w:r>
+        <w:rPr>
+          <w:rFonts w:cs="Times New Roman"/>
+        </w:rPr>
+        <w:t>hông tin của nhân viên: tên đăng nhập, họ tên, vai trò…</w:t>
+      </w:r>
+    </w:p>
+    <w:p>
+      <w:pPr>
+        <w:pStyle w:val="ListParagraph"/>
+        <w:numPr>
+          <w:ilvl w:val="2"/>
+          <w:numId w:val="7"/>
+        </w:numPr>
+        <w:autoSpaceDE/>
+        <w:autoSpaceDN/>
+        <w:spacing w:after="160"/>
+        <w:rPr>
+          <w:rFonts w:cs="Times New Roman"/>
+        </w:rPr>
+      </w:pPr>
+      <w:r>
+        <w:rPr>
+          <w:rFonts w:cs="Times New Roman"/>
+        </w:rPr>
+        <w:lastRenderedPageBreak/>
+        <w:t>t</w:t>
+      </w:r>
+      <w:r>
+        <w:rPr>
+          <w:rFonts w:cs="Times New Roman"/>
+        </w:rPr>
+        <w:t>rình đơn cho phép chọn các chức năng: quản lý thông tin nhà cung cấp trang phục, nhập trang phục từ nhà cung cấp, xem thống kê nhà cung cấp theo doanh chi.</w:t>
+      </w:r>
+    </w:p>
+    <w:p>
+      <w:pPr>
+        <w:pStyle w:val="ListParagraph"/>
+        <w:numPr>
+          <w:ilvl w:val="1"/>
+          <w:numId w:val="7"/>
+        </w:numPr>
+        <w:autoSpaceDE/>
+        <w:autoSpaceDN/>
+        <w:spacing w:after="160"/>
+        <w:rPr>
+          <w:rFonts w:cs="Times New Roman"/>
+        </w:rPr>
+      </w:pPr>
+      <w:r>
+        <w:rPr>
+          <w:rFonts w:cs="Times New Roman"/>
+        </w:rPr>
+        <w:t xml:space="preserve">Nhân viên chọn chức năng nhập trang phục từ nhà cung cấp </w:t>
+      </w:r>
+      <w:r>
+        <w:rPr>
+          <w:rFonts w:cs="Times New Roman"/>
+        </w:rPr>
+        <w:sym w:font="Wingdings" w:char="F0E0"/>
+      </w:r>
+      <w:r>
+        <w:rPr>
+          <w:rFonts w:cs="Times New Roman"/>
+        </w:rPr>
+        <w:t xml:space="preserve"> giao diện </w:t>
+      </w:r>
+      <w:r>
+        <w:rPr>
+          <w:rFonts w:cs="Times New Roman"/>
+        </w:rPr>
+        <w:t xml:space="preserve">nhập </w:t>
+      </w:r>
+      <w:r>
+        <w:rPr>
+          <w:rFonts w:cs="Times New Roman"/>
+        </w:rPr>
+        <w:t>trang</w:t>
+      </w:r>
+      <w:r>
+        <w:rPr>
+          <w:rFonts w:cs="Times New Roman"/>
+        </w:rPr>
+        <w:t xml:space="preserve"> phục với</w:t>
+      </w:r>
+    </w:p>
+    <w:p>
+      <w:pPr>
+        <w:pStyle w:val="ListParagraph"/>
+        <w:numPr>
+          <w:ilvl w:val="2"/>
+          <w:numId w:val="7"/>
+        </w:numPr>
+        <w:autoSpaceDE/>
+        <w:autoSpaceDN/>
+        <w:spacing w:after="160"/>
+        <w:rPr>
+          <w:rFonts w:cs="Times New Roman"/>
+        </w:rPr>
+      </w:pPr>
+      <w:r>
+        <w:rPr>
+          <w:rFonts w:cs="Times New Roman"/>
+        </w:rPr>
+        <w:t xml:space="preserve">một bảng/danh sách với mỗi dòng/hàng là thông tin của một phiếu nhập hàng: mã phiếu nhập, ngày tạo phiếu, </w:t>
+      </w:r>
+      <w:r>
+        <w:rPr>
+          <w:rFonts w:cs="Times New Roman"/>
+        </w:rPr>
+        <w:t xml:space="preserve">người tạo, </w:t>
+      </w:r>
+      <w:r>
+        <w:rPr>
+          <w:rFonts w:cs="Times New Roman"/>
+        </w:rPr>
+        <w:t>tên mặt hàng, tên nhà cung cấp, đơn giá, số lượng, thành tiền.</w:t>
+      </w:r>
+    </w:p>
+    <w:p>
+      <w:pPr>
+        <w:pStyle w:val="ListParagraph"/>
+        <w:numPr>
+          <w:ilvl w:val="2"/>
+          <w:numId w:val="7"/>
+        </w:numPr>
+        <w:autoSpaceDE/>
+        <w:autoSpaceDN/>
+        <w:spacing w:after="160"/>
+        <w:rPr>
+          <w:rFonts w:cs="Times New Roman"/>
+        </w:rPr>
+      </w:pPr>
+      <w:r>
+        <w:rPr>
+          <w:rFonts w:cs="Times New Roman"/>
+        </w:rPr>
+        <w:t>một nút thêm phiếu nhập mới.</w:t>
+      </w:r>
+    </w:p>
+    <w:p>
+      <w:pPr>
+        <w:pStyle w:val="ListParagraph"/>
+        <w:numPr>
+          <w:ilvl w:val="1"/>
+          <w:numId w:val="7"/>
+        </w:numPr>
+        <w:autoSpaceDE/>
+        <w:autoSpaceDN/>
+        <w:spacing w:after="160"/>
+        <w:rPr>
+          <w:rFonts w:cs="Times New Roman"/>
+        </w:rPr>
+      </w:pPr>
+      <w:r>
+        <w:rPr>
+          <w:rFonts w:cs="Times New Roman"/>
+        </w:rPr>
+        <w:t xml:space="preserve">Nhân viên chọn thêm phiếu nhập mới </w:t>
+      </w:r>
+      <w:r>
+        <w:rPr>
+          <w:rFonts w:cs="Times New Roman"/>
+        </w:rPr>
+        <w:sym w:font="Wingdings" w:char="F0E0"/>
+      </w:r>
+      <w:r>
+        <w:rPr>
+          <w:rFonts w:cs="Times New Roman"/>
+        </w:rPr>
+        <w:t xml:space="preserve"> giao diện phiếu nhập trang phục mới hiển thị với</w:t>
+      </w:r>
+    </w:p>
+    <w:p>
+      <w:pPr>
+        <w:pStyle w:val="ListParagraph"/>
+        <w:numPr>
+          <w:ilvl w:val="2"/>
+          <w:numId w:val="7"/>
+        </w:numPr>
+        <w:autoSpaceDE/>
+        <w:autoSpaceDN/>
+        <w:spacing w:after="160"/>
+        <w:rPr>
+          <w:rFonts w:cs="Times New Roman"/>
+        </w:rPr>
+      </w:pPr>
+      <w:r>
+        <w:rPr>
+          <w:rFonts w:cs="Times New Roman"/>
+        </w:rPr>
+        <w:t>một danh sách xổ xuống, mỗi dòng tương ứng với tên của một nhà cung cấp.</w:t>
+      </w:r>
+    </w:p>
+    <w:p>
+      <w:pPr>
+        <w:pStyle w:val="ListParagraph"/>
+        <w:numPr>
+          <w:ilvl w:val="2"/>
+          <w:numId w:val="7"/>
+        </w:numPr>
+        <w:autoSpaceDE/>
+        <w:autoSpaceDN/>
+        <w:spacing w:after="160"/>
+        <w:rPr>
+          <w:rFonts w:cs="Times New Roman"/>
+        </w:rPr>
+      </w:pPr>
+      <w:r>
+        <w:rPr>
+          <w:rFonts w:cs="Times New Roman"/>
+        </w:rPr>
+        <w:t xml:space="preserve">một danh sách xổ xuống, mỗi dòng tương ứng với </w:t>
+      </w:r>
+      <w:r>
+        <w:rPr>
+          <w:rFonts w:cs="Times New Roman"/>
+        </w:rPr>
+        <w:t>thông</w:t>
+      </w:r>
+      <w:r>
+        <w:rPr>
+          <w:rFonts w:cs="Times New Roman"/>
+        </w:rPr>
+        <w:t xml:space="preserve"> của một loại mặt hàng trang phục</w:t>
+      </w:r>
+      <w:r>
+        <w:rPr>
+          <w:rFonts w:cs="Times New Roman"/>
+        </w:rPr>
+        <w:t>: tên, kích cỡ, màu sắc, giá nhập</w:t>
+      </w:r>
+      <w:r>
+        <w:rPr>
+          <w:rFonts w:cs="Times New Roman"/>
+        </w:rPr>
+        <w:t>.</w:t>
+      </w:r>
+    </w:p>
+    <w:p>
+      <w:pPr>
+        <w:pStyle w:val="ListParagraph"/>
+        <w:numPr>
+          <w:ilvl w:val="2"/>
+          <w:numId w:val="7"/>
+        </w:numPr>
+        <w:autoSpaceDE/>
+        <w:autoSpaceDN/>
+        <w:spacing w:after="160"/>
+        <w:rPr>
+          <w:rFonts w:cs="Times New Roman"/>
+        </w:rPr>
+      </w:pPr>
+      <w:r>
+        <w:rPr>
+          <w:rFonts w:cs="Times New Roman"/>
+        </w:rPr>
+        <w:t>một trường điền số lượng.</w:t>
+      </w:r>
+    </w:p>
+    <w:p>
+      <w:pPr>
+        <w:pStyle w:val="ListParagraph"/>
+        <w:numPr>
+          <w:ilvl w:val="2"/>
+          <w:numId w:val="7"/>
+        </w:numPr>
+        <w:autoSpaceDE/>
+        <w:autoSpaceDN/>
+        <w:spacing w:after="160"/>
+        <w:rPr>
+          <w:rFonts w:cs="Times New Roman"/>
+        </w:rPr>
+      </w:pPr>
+      <w:r>
+        <w:rPr>
+          <w:rFonts w:cs="Times New Roman"/>
+        </w:rPr>
+        <w:t>một dòng hiển thị loại mặt hàng đang muốn nhập, đơn giá, số lượng và thành tiền.</w:t>
+      </w:r>
+    </w:p>
+    <w:p>
+      <w:pPr>
+        <w:pStyle w:val="ListParagraph"/>
+        <w:numPr>
+          <w:ilvl w:val="2"/>
+          <w:numId w:val="7"/>
+        </w:numPr>
+        <w:autoSpaceDE/>
+        <w:autoSpaceDN/>
+        <w:spacing w:after="160"/>
+        <w:rPr>
+          <w:rFonts w:cs="Times New Roman"/>
+        </w:rPr>
+      </w:pPr>
+      <w:r>
+        <w:rPr>
+          <w:rFonts w:cs="Times New Roman"/>
+        </w:rPr>
+        <w:t>một trường ghi chú.</w:t>
+      </w:r>
+    </w:p>
+    <w:p>
+      <w:pPr>
+        <w:pStyle w:val="ListParagraph"/>
+        <w:numPr>
+          <w:ilvl w:val="2"/>
+          <w:numId w:val="7"/>
+        </w:numPr>
+        <w:autoSpaceDE/>
+        <w:autoSpaceDN/>
+        <w:spacing w:after="160"/>
+        <w:rPr>
+          <w:rFonts w:cs="Times New Roman"/>
+        </w:rPr>
+      </w:pPr>
+      <w:r>
+        <w:rPr>
+          <w:rFonts w:cs="Times New Roman"/>
+        </w:rPr>
+        <w:t>một nút lưu phiếu nhập.</w:t>
+      </w:r>
+    </w:p>
+    <w:p>
+      <w:pPr>
+        <w:pStyle w:val="ListParagraph"/>
+        <w:numPr>
+          <w:ilvl w:val="1"/>
+          <w:numId w:val="7"/>
+        </w:numPr>
+        <w:autoSpaceDE/>
+        <w:autoSpaceDN/>
+        <w:spacing w:after="160"/>
+        <w:rPr>
+          <w:rFonts w:cs="Times New Roman"/>
+        </w:rPr>
+      </w:pPr>
+      <w:r>
+        <w:rPr>
+          <w:rFonts w:cs="Times New Roman"/>
+        </w:rPr>
+        <w:t xml:space="preserve">Nhân viên chọn nhà cung cấp từ danh sách, chọn loại mặt hàng trang phục muốn nhập từ danh sách, điền số lượng và nhấn lưu </w:t>
+      </w:r>
+      <w:r>
+        <w:rPr>
+          <w:rFonts w:cs="Times New Roman"/>
+        </w:rPr>
+        <w:sym w:font="Wingdings" w:char="F0E0"/>
+      </w:r>
+      <w:r>
+        <w:rPr>
+          <w:rFonts w:cs="Times New Roman"/>
+        </w:rPr>
+        <w:t xml:space="preserve"> hệ thống hiển thị thông báo lưu phiếu nhập thành công và nút OK.</w:t>
+      </w:r>
+    </w:p>
+    <w:p>
+      <w:pPr>
+        <w:pStyle w:val="ListParagraph"/>
+        <w:numPr>
+          <w:ilvl w:val="1"/>
+          <w:numId w:val="7"/>
+        </w:numPr>
+        <w:autoSpaceDE/>
+        <w:autoSpaceDN/>
+        <w:spacing w:after="160"/>
+        <w:rPr>
+          <w:rFonts w:cs="Times New Roman"/>
+        </w:rPr>
+      </w:pPr>
+      <w:r>
+        <w:rPr>
+          <w:rFonts w:cs="Times New Roman"/>
+        </w:rPr>
+        <w:t xml:space="preserve">Nhân viên nhấn nút OK </w:t>
+      </w:r>
+      <w:r>
+        <w:rPr>
+          <w:rFonts w:cs="Times New Roman"/>
+        </w:rPr>
+        <w:sym w:font="Wingdings" w:char="F0E0"/>
+      </w:r>
+      <w:r>
+        <w:rPr>
+          <w:rFonts w:cs="Times New Roman"/>
+        </w:rPr>
+        <w:t xml:space="preserve"> giao diện nhập trang phục được hiển thị lại.</w:t>
+      </w:r>
+    </w:p>
+    <w:p>
+      <w:pPr>
+        <w:pStyle w:val="ListParagraph"/>
+        <w:numPr>
+          <w:ilvl w:val="0"/>
+          <w:numId w:val="7"/>
+        </w:numPr>
+        <w:autoSpaceDE/>
+        <w:autoSpaceDN/>
+        <w:spacing w:after="160"/>
+        <w:rPr>
+          <w:rFonts w:cs="Times New Roman"/>
+        </w:rPr>
+      </w:pPr>
+      <w:r>
+        <w:rPr>
+          <w:rFonts w:cs="Times New Roman"/>
+          <w:b/>
+          <w:bCs/>
+        </w:rPr>
+        <w:lastRenderedPageBreak/>
+        <w:t>Xem thống kê nhà cung cấp theo doanh chi</w:t>
+      </w:r>
+    </w:p>
+    <w:p>
+      <w:pPr>
+        <w:pStyle w:val="ListParagraph"/>
+        <w:numPr>
+          <w:ilvl w:val="1"/>
+          <w:numId w:val="7"/>
+        </w:numPr>
+        <w:autoSpaceDE/>
+        <w:autoSpaceDN/>
+        <w:spacing w:after="160"/>
+        <w:rPr>
+          <w:rFonts w:cs="Times New Roman"/>
+        </w:rPr>
+      </w:pPr>
+      <w:r>
+        <w:rPr>
+          <w:rFonts w:cs="Times New Roman"/>
+        </w:rPr>
+        <w:t xml:space="preserve">Một </w:t>
+      </w:r>
+      <w:r>
+        <w:rPr>
+          <w:rFonts w:cs="Times New Roman"/>
+        </w:rPr>
+        <w:t>quản lý</w:t>
+      </w:r>
+      <w:r>
+        <w:rPr>
+          <w:rFonts w:cs="Times New Roman"/>
+        </w:rPr>
+        <w:t xml:space="preserve"> truy cập vào trang web </w:t>
+      </w:r>
+      <w:r>
+        <w:rPr>
+          <w:rFonts w:cs="Times New Roman"/>
+        </w:rPr>
+        <w:sym w:font="Wingdings" w:char="F0E0"/>
+      </w:r>
+      <w:r>
+        <w:rPr>
+          <w:rFonts w:cs="Times New Roman"/>
+        </w:rPr>
+        <w:t xml:space="preserve"> giao diện quản lý hệ thống hiển thị với</w:t>
+      </w:r>
+    </w:p>
+    <w:p>
+      <w:pPr>
+        <w:pStyle w:val="ListParagraph"/>
+        <w:numPr>
+          <w:ilvl w:val="2"/>
+          <w:numId w:val="7"/>
+        </w:numPr>
+        <w:autoSpaceDE/>
+        <w:autoSpaceDN/>
+        <w:spacing w:after="160"/>
+        <w:rPr>
+          <w:rFonts w:cs="Times New Roman"/>
+        </w:rPr>
+      </w:pPr>
+      <w:r>
+        <w:rPr>
+          <w:rFonts w:cs="Times New Roman"/>
+        </w:rPr>
+        <w:t>t</w:t>
+      </w:r>
+      <w:r>
+        <w:rPr>
+          <w:rFonts w:cs="Times New Roman"/>
+        </w:rPr>
+        <w:t xml:space="preserve">hông tin của </w:t>
+      </w:r>
+      <w:r>
+        <w:rPr>
+          <w:rFonts w:cs="Times New Roman"/>
+        </w:rPr>
+        <w:t>quản lý</w:t>
+      </w:r>
+      <w:r>
+        <w:rPr>
+          <w:rFonts w:cs="Times New Roman"/>
+        </w:rPr>
+        <w:t>: tên đăng nhập, họ tên, vai trò…</w:t>
+      </w:r>
+    </w:p>
+    <w:p>
+      <w:pPr>
+        <w:pStyle w:val="ListParagraph"/>
+        <w:numPr>
+          <w:ilvl w:val="2"/>
+          <w:numId w:val="7"/>
+        </w:numPr>
+        <w:autoSpaceDE/>
+        <w:autoSpaceDN/>
+        <w:spacing w:after="160"/>
+        <w:rPr>
+          <w:rFonts w:cs="Times New Roman"/>
+        </w:rPr>
+      </w:pPr>
+      <w:r>
+        <w:rPr>
+          <w:rFonts w:cs="Times New Roman"/>
+        </w:rPr>
+        <w:t>t</w:t>
+      </w:r>
+      <w:r>
+        <w:rPr>
+          <w:rFonts w:cs="Times New Roman"/>
+        </w:rPr>
+        <w:t>rình đơn cho phép chọn các chức năng: quản lý thông tin nhà cung cấp trang phục, nhập trang phục từ nhà cung cấp, xem thống kê nhà cung cấp theo doanh chi.</w:t>
+      </w:r>
+    </w:p>
+    <w:p>
+      <w:pPr>
+        <w:pStyle w:val="ListParagraph"/>
+        <w:numPr>
+          <w:ilvl w:val="1"/>
+          <w:numId w:val="7"/>
+        </w:numPr>
+        <w:autoSpaceDE/>
+        <w:autoSpaceDN/>
+        <w:spacing w:after="160"/>
+        <w:rPr>
+          <w:rFonts w:cs="Times New Roman"/>
+        </w:rPr>
+      </w:pPr>
+      <w:r>
+        <w:rPr>
+          <w:rFonts w:cs="Times New Roman"/>
+        </w:rPr>
+        <w:t xml:space="preserve">Quản lý chọn chức năng thống kê nhà cung cấp theo doanh chi </w:t>
+      </w:r>
+      <w:r>
+        <w:rPr>
+          <w:rFonts w:cs="Times New Roman"/>
+        </w:rPr>
+        <w:sym w:font="Wingdings" w:char="F0E0"/>
+      </w:r>
+      <w:r>
+        <w:rPr>
+          <w:rFonts w:cs="Times New Roman"/>
+        </w:rPr>
+        <w:t xml:space="preserve"> giao diện thống kê hiển thị với</w:t>
+      </w:r>
+    </w:p>
+    <w:p>
+      <w:pPr>
+        <w:pStyle w:val="ListParagraph"/>
+        <w:numPr>
+          <w:ilvl w:val="2"/>
+          <w:numId w:val="7"/>
+        </w:numPr>
+        <w:autoSpaceDE/>
+        <w:autoSpaceDN/>
+        <w:spacing w:after="160"/>
+        <w:rPr>
+          <w:rFonts w:cs="Times New Roman"/>
+        </w:rPr>
+      </w:pPr>
+      <w:r>
+        <w:rPr>
+          <w:rFonts w:cs="Times New Roman"/>
+        </w:rPr>
+        <w:t>hai trường chọn ngày tháng.</w:t>
+      </w:r>
+    </w:p>
+    <w:p>
+      <w:pPr>
+        <w:pStyle w:val="ListParagraph"/>
+        <w:numPr>
+          <w:ilvl w:val="2"/>
+          <w:numId w:val="7"/>
+        </w:numPr>
+        <w:autoSpaceDE/>
+        <w:autoSpaceDN/>
+        <w:spacing w:after="160"/>
+        <w:rPr>
+          <w:rFonts w:cs="Times New Roman"/>
+        </w:rPr>
+      </w:pPr>
+      <w:r>
+        <w:rPr>
+          <w:rFonts w:cs="Times New Roman"/>
+        </w:rPr>
+        <w:t>một bảng/danh sách, mỗi hàng/dòng tương ứng với thông tin của một nhà cung cấp: tên nhà cung cấp, doanh chi toàn thời gian.</w:t>
+      </w:r>
+    </w:p>
+    <w:p>
+      <w:pPr>
+        <w:pStyle w:val="ListParagraph"/>
+        <w:numPr>
+          <w:ilvl w:val="2"/>
+          <w:numId w:val="7"/>
+        </w:numPr>
+        <w:autoSpaceDE/>
+        <w:autoSpaceDN/>
+        <w:spacing w:after="160"/>
+        <w:rPr>
+          <w:rFonts w:cs="Times New Roman"/>
+        </w:rPr>
+      </w:pPr>
+      <w:r>
+        <w:rPr>
+          <w:rFonts w:cs="Times New Roman"/>
+        </w:rPr>
+        <w:t>một nút xem thống kê.</w:t>
+      </w:r>
+    </w:p>
+    <w:p>
+      <w:pPr>
+        <w:pStyle w:val="ListParagraph"/>
+        <w:numPr>
+          <w:ilvl w:val="1"/>
+          <w:numId w:val="7"/>
+        </w:numPr>
+        <w:autoSpaceDE/>
+        <w:autoSpaceDN/>
+        <w:spacing w:after="160"/>
+        <w:rPr>
+          <w:rFonts w:cs="Times New Roman"/>
+        </w:rPr>
+      </w:pPr>
+      <w:r>
+        <w:rPr>
+          <w:rFonts w:cs="Times New Roman"/>
+        </w:rPr>
+        <w:t xml:space="preserve">Quản lý điền ngày tháng bắt đầu và kết thúc vào các trường, chọn xem thống kê </w:t>
+      </w:r>
+      <w:r>
+        <w:rPr>
+          <w:rFonts w:cs="Times New Roman"/>
+        </w:rPr>
+        <w:sym w:font="Wingdings" w:char="F0E0"/>
+      </w:r>
+      <w:r>
+        <w:rPr>
+          <w:rFonts w:cs="Times New Roman"/>
+        </w:rPr>
+        <w:t xml:space="preserve"> bảng/danh sách được cập nhật, mỗi dòng tương ứng với thông tin của một nhà cung cấp: tên nhà cung cấp, doanh chi trong khoảng thời gian đã chọn.</w:t>
+      </w:r>
+    </w:p>
+    <w:p>
+      <w:pPr>
+        <w:pStyle w:val="ListParagraph"/>
+        <w:numPr>
+          <w:ilvl w:val="1"/>
+          <w:numId w:val="7"/>
+        </w:numPr>
+        <w:autoSpaceDE/>
+        <w:autoSpaceDN/>
+        <w:spacing w:after="160"/>
+        <w:rPr>
+          <w:rFonts w:cs="Times New Roman"/>
+        </w:rPr>
+      </w:pPr>
+      <w:r>
+        <w:rPr>
+          <w:rFonts w:cs="Times New Roman"/>
+        </w:rPr>
+        <w:t xml:space="preserve">Quản lý chọn một hàng/dòng trong bảng/danh sách </w:t>
+      </w:r>
+      <w:r>
+        <w:rPr>
+          <w:rFonts w:cs="Times New Roman"/>
+        </w:rPr>
+        <w:sym w:font="Wingdings" w:char="F0E0"/>
+      </w:r>
+      <w:r>
+        <w:rPr>
+          <w:rFonts w:cs="Times New Roman"/>
+        </w:rPr>
+        <w:t xml:space="preserve"> giao diện hiển thị doanh chi chi tiết của nhà cung cấp được hiển thị với một bảng/danh sách, mỗi dòng/hàng tương ứng với thông tin của một phiếu nhập hàng: mã phiếu, ngày tạo phiếu, tên mặt hàng, đơn giá, số lượng, thành tiền.</w:t>
+      </w:r>
+    </w:p>
+    <w:p>
+      <w:pPr>
+        <w:autoSpaceDE/>
+        <w:autoSpaceDN/>
+        <w:spacing w:after="160"/>
+        <w:rPr>
+          <w:rFonts w:cs="Times New Roman"/>
+        </w:rPr>
+      </w:pPr>
+    </w:p>
+    <w:p>
+      <w:pPr>
+        <w:pStyle w:val="ListParagraph"/>
+        <w:numPr>
+          <w:ilvl w:val="2"/>
+          <w:numId w:val="6"/>
+        </w:numPr>
+        <w:autoSpaceDE/>
+        <w:autoSpaceDN/>
+        <w:spacing w:after="160"/>
+        <w:rPr>
+          <w:rFonts w:cs="Times New Roman"/>
+          <w:b/>
+          <w:bCs/>
+        </w:rPr>
+      </w:pPr>
+      <w:r>
+        <w:rPr>
+          <w:rFonts w:cs="Times New Roman"/>
+          <w:b/>
+          <w:bCs/>
+        </w:rPr>
+        <w:lastRenderedPageBreak/>
+        <w:t>Thông tin của các đối tượng</w:t>
+      </w:r>
+    </w:p>
+    <w:p>
+      <w:pPr>
+        <w:pStyle w:val="ListParagraph"/>
+        <w:numPr>
+          <w:ilvl w:val="0"/>
+          <w:numId w:val="7"/>
+        </w:numPr>
+        <w:autoSpaceDE/>
+        <w:autoSpaceDN/>
+        <w:spacing w:after="160"/>
+        <w:rPr>
+          <w:rFonts w:cs="Times New Roman"/>
+        </w:rPr>
+      </w:pPr>
+      <w:r>
+        <w:rPr>
+          <w:rFonts w:cs="Times New Roman"/>
+        </w:rPr>
+        <w:t>Nhân viên: tên đăng nhập, mật khẩu, họ tên, vai trò</w:t>
+      </w:r>
+    </w:p>
+    <w:p>
+      <w:pPr>
+        <w:pStyle w:val="ListParagraph"/>
+        <w:numPr>
+          <w:ilvl w:val="0"/>
+          <w:numId w:val="7"/>
+        </w:numPr>
+        <w:autoSpaceDE/>
+        <w:autoSpaceDN/>
+        <w:spacing w:after="160"/>
+        <w:rPr>
+          <w:rFonts w:cs="Times New Roman"/>
+        </w:rPr>
+      </w:pPr>
+      <w:r>
+        <w:rPr>
+          <w:rFonts w:cs="Times New Roman"/>
+        </w:rPr>
+        <w:t xml:space="preserve">Quản lý: </w:t>
+      </w:r>
+      <w:r>
+        <w:rPr>
+          <w:rFonts w:cs="Times New Roman"/>
+        </w:rPr>
+        <w:t>tên đăng nhập, mật khẩu, họ tên, vai trò</w:t>
+      </w:r>
+    </w:p>
+    <w:p>
+      <w:pPr>
+        <w:pStyle w:val="ListParagraph"/>
+        <w:numPr>
+          <w:ilvl w:val="0"/>
+          <w:numId w:val="7"/>
+        </w:numPr>
+        <w:autoSpaceDE/>
+        <w:autoSpaceDN/>
+        <w:spacing w:after="160"/>
+        <w:rPr>
+          <w:rFonts w:cs="Times New Roman"/>
+        </w:rPr>
+      </w:pPr>
+      <w:r>
+        <w:rPr>
+          <w:rFonts w:cs="Times New Roman"/>
+        </w:rPr>
+        <w:t xml:space="preserve">Nhân viên nhập hàng: </w:t>
+      </w:r>
+      <w:r>
+        <w:rPr>
+          <w:rFonts w:cs="Times New Roman"/>
+        </w:rPr>
+        <w:t>tên đăng nhập, mật khẩu, họ tên, vai trò</w:t>
+      </w:r>
+    </w:p>
+    <w:p>
+      <w:pPr>
+        <w:pStyle w:val="ListParagraph"/>
+        <w:numPr>
+          <w:ilvl w:val="0"/>
+          <w:numId w:val="7"/>
+        </w:numPr>
+        <w:autoSpaceDE/>
+        <w:autoSpaceDN/>
+        <w:spacing w:after="160"/>
+        <w:rPr>
+          <w:rFonts w:cs="Times New Roman"/>
+        </w:rPr>
+      </w:pPr>
+      <w:r>
+        <w:rPr>
+          <w:rFonts w:cs="Times New Roman"/>
+        </w:rPr>
+        <w:t>Nhà cung cấp: tên nhà cung cấp, địa chỉ, số điện thoại, email</w:t>
+      </w:r>
+    </w:p>
+    <w:p>
+      <w:pPr>
+        <w:pStyle w:val="ListParagraph"/>
+        <w:numPr>
+          <w:ilvl w:val="0"/>
+          <w:numId w:val="7"/>
+        </w:numPr>
+        <w:autoSpaceDE/>
+        <w:autoSpaceDN/>
+        <w:spacing w:after="160"/>
+        <w:rPr>
+          <w:rFonts w:cs="Times New Roman"/>
+        </w:rPr>
+      </w:pPr>
+      <w:r>
+        <w:rPr>
+          <w:rFonts w:cs="Times New Roman"/>
+        </w:rPr>
+        <w:t>Trang phục: tên trang phục, kích cỡ, màu sắc, giá nhập</w:t>
+      </w:r>
+    </w:p>
+    <w:p>
+      <w:pPr>
+        <w:pStyle w:val="ListParagraph"/>
+        <w:numPr>
+          <w:ilvl w:val="0"/>
+          <w:numId w:val="7"/>
+        </w:numPr>
+        <w:autoSpaceDE/>
+        <w:autoSpaceDN/>
+        <w:spacing w:after="160"/>
+        <w:rPr>
+          <w:rFonts w:cs="Times New Roman"/>
+        </w:rPr>
+      </w:pPr>
+      <w:r>
+        <w:rPr>
+          <w:rFonts w:cs="Times New Roman"/>
+        </w:rPr>
+        <w:t>Phiếu nhập hàng: mã phiếu, ngày tạo phiếu, người tạo, tên mặt hàng, tên nhà cung cấp, đơn giá, số lượng, thành tiền</w:t>
+      </w:r>
+    </w:p>
+    <w:p>
+      <w:pPr>
+        <w:autoSpaceDE/>
+        <w:autoSpaceDN/>
+        <w:spacing w:after="160"/>
+        <w:rPr>
+          <w:rFonts w:cs="Times New Roman"/>
+        </w:rPr>
+      </w:pPr>
+    </w:p>
+    <w:p>
+      <w:pPr>
+        <w:pStyle w:val="ListParagraph"/>
+        <w:numPr>
+          <w:ilvl w:val="2"/>
+          <w:numId w:val="6"/>
+        </w:numPr>
+        <w:autoSpaceDE/>
+        <w:autoSpaceDN/>
+        <w:spacing w:after="160"/>
+        <w:rPr>
+          <w:rFonts w:cs="Times New Roman"/>
+          <w:b/>
+          <w:bCs/>
+        </w:rPr>
+      </w:pPr>
+      <w:r>
+        <w:rPr>
+          <w:rFonts w:cs="Times New Roman"/>
+          <w:b/>
+          <w:bCs/>
+        </w:rPr>
+        <w:t>Quan hệ giữa các đối tượng</w:t>
+      </w:r>
+    </w:p>
+    <w:p>
+      <w:pPr>
+        <w:pStyle w:val="ListParagraph"/>
+        <w:numPr>
+          <w:ilvl w:val="0"/>
+          <w:numId w:val="7"/>
+        </w:numPr>
+        <w:autoSpaceDE/>
+        <w:autoSpaceDN/>
+        <w:spacing w:after="160"/>
+        <w:rPr>
+          <w:rFonts w:cs="Times New Roman"/>
+        </w:rPr>
+      </w:pPr>
+      <w:r>
+        <w:rPr>
+          <w:rFonts w:cs="Times New Roman"/>
+        </w:rPr>
+        <w:t xml:space="preserve">Một quản lý có thể </w:t>
+      </w:r>
+      <w:r>
+        <w:rPr>
+          <w:rFonts w:cs="Times New Roman"/>
+        </w:rPr>
+        <w:t>quản lý</w:t>
+      </w:r>
+      <w:r>
+        <w:rPr>
+          <w:rFonts w:cs="Times New Roman"/>
+        </w:rPr>
+        <w:t xml:space="preserve"> nhiều nhà cung cấp, mỗi nhà cung cấp </w:t>
+      </w:r>
+      <w:r>
+        <w:rPr>
+          <w:rFonts w:cs="Times New Roman"/>
+        </w:rPr>
+        <w:t>có thể được quản lý bởi nhiều</w:t>
+      </w:r>
+      <w:r>
+        <w:rPr>
+          <w:rFonts w:cs="Times New Roman"/>
+        </w:rPr>
+        <w:t xml:space="preserve"> quản lý.</w:t>
+      </w:r>
+    </w:p>
+    <w:p>
+      <w:pPr>
+        <w:pStyle w:val="ListParagraph"/>
+        <w:numPr>
+          <w:ilvl w:val="0"/>
+          <w:numId w:val="7"/>
+        </w:numPr>
+        <w:autoSpaceDE/>
+        <w:autoSpaceDN/>
+        <w:spacing w:after="160"/>
+        <w:rPr>
+          <w:rFonts w:cs="Times New Roman"/>
+        </w:rPr>
+      </w:pPr>
+      <w:r>
+        <w:rPr>
+          <w:rFonts w:cs="Times New Roman"/>
+        </w:rPr>
+        <w:t xml:space="preserve">Mỗi nhà cung cấp có thể </w:t>
+      </w:r>
+      <w:r>
+        <w:rPr>
+          <w:rFonts w:cs="Times New Roman"/>
+        </w:rPr>
+        <w:t>cung cấp</w:t>
+      </w:r>
+      <w:r>
+        <w:rPr>
+          <w:rFonts w:cs="Times New Roman"/>
+        </w:rPr>
+        <w:t xml:space="preserve"> nhiều trang phục, mỗi trang phục chỉ thuộc về một nhà cung cấp.</w:t>
+      </w:r>
+    </w:p>
+    <w:p>
+      <w:pPr>
+        <w:pStyle w:val="ListParagraph"/>
+        <w:numPr>
+          <w:ilvl w:val="0"/>
+          <w:numId w:val="7"/>
+        </w:numPr>
+        <w:autoSpaceDE/>
+        <w:autoSpaceDN/>
+        <w:spacing w:after="160"/>
+        <w:rPr>
+          <w:rFonts w:cs="Times New Roman"/>
+        </w:rPr>
+      </w:pPr>
+      <w:r>
+        <w:rPr>
+          <w:rFonts w:cs="Times New Roman"/>
+        </w:rPr>
+        <w:t>Mỗi nhân viên có thể tạo mới nhiều phiếu nhập hàng, mỗi phiếu nhập hàng chỉ được tạo bởi một nhân viên.</w:t>
+      </w:r>
+    </w:p>
+    <w:p>
+      <w:pPr>
+        <w:pStyle w:val="ListParagraph"/>
+        <w:numPr>
+          <w:ilvl w:val="0"/>
+          <w:numId w:val="7"/>
+        </w:numPr>
+        <w:autoSpaceDE/>
+        <w:autoSpaceDN/>
+        <w:spacing w:after="160"/>
+        <w:rPr>
+          <w:rFonts w:cs="Times New Roman"/>
+        </w:rPr>
+      </w:pPr>
+      <w:r>
+        <w:rPr>
+          <w:rFonts w:cs="Times New Roman"/>
+        </w:rPr>
+        <w:t>Mỗi nhà cung cấp có thể có nhiều phiếu nhập hàng, mỗi phiếu nhập hàng chỉ thuộc về một nhà cung cấp.</w:t>
+      </w:r>
+    </w:p>
+    <w:p>
+      <w:pPr>
+        <w:pStyle w:val="ListParagraph"/>
+        <w:numPr>
+          <w:ilvl w:val="0"/>
+          <w:numId w:val="7"/>
+        </w:numPr>
+        <w:autoSpaceDE/>
+        <w:autoSpaceDN/>
+        <w:spacing w:after="160"/>
+        <w:rPr>
+          <w:rFonts w:cs="Times New Roman"/>
+        </w:rPr>
+      </w:pPr>
+      <w:r>
+        <w:rPr>
+          <w:rFonts w:cs="Times New Roman"/>
+        </w:rPr>
+        <w:t>Mỗi trang phục có thể xuất hiện trong nhiều phiếu nhập hàng, mỗi phiếu nhập hàng chỉ bao gồm một trang phục.</w:t>
+      </w:r>
     </w:p>
     <w:sectPr>
       <w:footerReference w:type="default" r:id="rId9"/>

--- a/20251/Phân tích thiết kế HTTT/B22DCDT294 - Nguyễn Hoàng Tùng - .docx
+++ b/20251/Phân tích thiết kế HTTT/B22DCDT294 - Nguyễn Hoàng Tùng - .docx
@@ -2805,19 +2805,7 @@
         <w:rPr>
           <w:rFonts w:cs="Times New Roman"/>
         </w:rPr>
-        <w:t xml:space="preserve">Một </w:t>
-      </w:r>
-      <w:r>
-        <w:rPr>
-          <w:rFonts w:cs="Times New Roman"/>
-        </w:rPr>
-        <w:t>quản lý</w:t>
-      </w:r>
-      <w:r>
-        <w:rPr>
-          <w:rFonts w:cs="Times New Roman"/>
-        </w:rPr>
-        <w:t xml:space="preserve"> truy cập vào trang web </w:t>
+        <w:t xml:space="preserve">Một quản lý truy cập vào trang web </w:t>
       </w:r>
       <w:r>
         <w:rPr>
@@ -2856,19 +2844,7 @@
         <w:rPr>
           <w:rFonts w:cs="Times New Roman"/>
         </w:rPr>
-        <w:t xml:space="preserve">hông tin của </w:t>
-      </w:r>
-      <w:r>
-        <w:rPr>
-          <w:rFonts w:cs="Times New Roman"/>
-        </w:rPr>
-        <w:t>quản lý</w:t>
-      </w:r>
-      <w:r>
-        <w:rPr>
-          <w:rFonts w:cs="Times New Roman"/>
-        </w:rPr>
-        <w:t>: tên đăng nhập, họ tên, vai trò…</w:t>
+        <w:t>hông tin của quản lý: tên đăng nhập, họ tên, vai trò…</w:t>
       </w:r>
     </w:p>
     <w:p>
@@ -3135,13 +3111,7 @@
         <w:rPr>
           <w:rFonts w:cs="Times New Roman"/>
         </w:rPr>
-        <w:t xml:space="preserve">Quản lý: </w:t>
-      </w:r>
-      <w:r>
-        <w:rPr>
-          <w:rFonts w:cs="Times New Roman"/>
-        </w:rPr>
-        <w:t>tên đăng nhập, mật khẩu, họ tên, vai trò</w:t>
+        <w:t>Quản lý: tên đăng nhập, mật khẩu, họ tên, vai trò</w:t>
       </w:r>
     </w:p>
     <w:p>
@@ -3162,13 +3132,7 @@
         <w:rPr>
           <w:rFonts w:cs="Times New Roman"/>
         </w:rPr>
-        <w:t xml:space="preserve">Nhân viên nhập hàng: </w:t>
-      </w:r>
-      <w:r>
-        <w:rPr>
-          <w:rFonts w:cs="Times New Roman"/>
-        </w:rPr>
-        <w:t>tên đăng nhập, mật khẩu, họ tên, vai trò</w:t>
+        <w:t>Nhân viên nhập hàng: tên đăng nhập, mật khẩu, họ tên, vai trò</w:t>
       </w:r>
     </w:p>
     <w:p>
@@ -3287,31 +3251,7 @@
         <w:rPr>
           <w:rFonts w:cs="Times New Roman"/>
         </w:rPr>
-        <w:t xml:space="preserve">Một quản lý có thể </w:t>
-      </w:r>
-      <w:r>
-        <w:rPr>
-          <w:rFonts w:cs="Times New Roman"/>
-        </w:rPr>
-        <w:t>quản lý</w:t>
-      </w:r>
-      <w:r>
-        <w:rPr>
-          <w:rFonts w:cs="Times New Roman"/>
-        </w:rPr>
-        <w:t xml:space="preserve"> nhiều nhà cung cấp, mỗi nhà cung cấp </w:t>
-      </w:r>
-      <w:r>
-        <w:rPr>
-          <w:rFonts w:cs="Times New Roman"/>
-        </w:rPr>
-        <w:t>có thể được quản lý bởi nhiều</w:t>
-      </w:r>
-      <w:r>
-        <w:rPr>
-          <w:rFonts w:cs="Times New Roman"/>
-        </w:rPr>
-        <w:t xml:space="preserve"> quản lý.</w:t>
+        <w:t>Một quản lý, một nhân viên nhập hàng là một nhân viên.</w:t>
       </w:r>
     </w:p>
     <w:p>

--- a/20251/Phân tích thiết kế HTTT/B22DCDT294 - Nguyễn Hoàng Tùng - .docx
+++ b/20251/Phân tích thiết kế HTTT/B22DCDT294 - Nguyễn Hoàng Tùng - .docx
@@ -1331,6 +1331,12 @@
         </w:rPr>
         <w:t>Quản lý thông tin nhà cung cấp trang phục</w:t>
       </w:r>
+      <w:r>
+        <w:rPr>
+          <w:rFonts w:cs="Times New Roman"/>
+        </w:rPr>
+        <w:t>: thêm, chỉnh sửa thông tin, xóa nhà cung cấp trang phục.</w:t>
+      </w:r>
     </w:p>
     <w:p>
       <w:pPr>
@@ -1354,6 +1360,18 @@
         </w:rPr>
         <w:t>Nhập trang phục từ nhà cung cấp</w:t>
       </w:r>
+      <w:r>
+        <w:rPr>
+          <w:rFonts w:cs="Times New Roman"/>
+        </w:rPr>
+        <w:t xml:space="preserve">: </w:t>
+      </w:r>
+      <w:r>
+        <w:rPr>
+          <w:rFonts w:cs="Times New Roman"/>
+        </w:rPr>
+        <w:t>tạo phiếu nhập trang phục mới từ nhà cung cấp.</w:t>
+      </w:r>
     </w:p>
     <w:p>
       <w:pPr>
@@ -1377,6 +1395,12 @@
         </w:rPr>
         <w:t>Xem thống kê nhà cung cấp theo doanh chi</w:t>
       </w:r>
+      <w:r>
+        <w:rPr>
+          <w:rFonts w:cs="Times New Roman"/>
+        </w:rPr>
+        <w:t>: xem báo cáo thống kê chung theo nhà cung cấp, theo doanh chi, xem các phiếu nhập theo nhà cung cấp.</w:t>
+      </w:r>
     </w:p>
     <w:p>
       <w:pPr>
@@ -1493,6 +1517,7 @@
         <w:rPr>
           <w:rFonts w:cs="Times New Roman"/>
         </w:rPr>
+        <w:lastRenderedPageBreak/>
         <w:t>Thay đổi mật khẩu</w:t>
       </w:r>
     </w:p>
@@ -1577,7 +1602,6 @@
         <w:rPr>
           <w:rFonts w:cs="Times New Roman"/>
         </w:rPr>
-        <w:lastRenderedPageBreak/>
         <w:t>Quản lý thông tin nhà cung cấp trang phục: Tìm kiếm, thêm, sửa thông tin, xóa nhà cung cấp trang phục.</w:t>
       </w:r>
     </w:p>
@@ -1898,6 +1922,7 @@
         <w:rPr>
           <w:rFonts w:cs="Times New Roman"/>
         </w:rPr>
+        <w:lastRenderedPageBreak/>
         <w:t xml:space="preserve">Quản lý nhấn OK </w:t>
       </w:r>
       <w:r>
@@ -1976,7 +2001,6 @@
         <w:rPr>
           <w:rFonts w:cs="Times New Roman"/>
         </w:rPr>
-        <w:lastRenderedPageBreak/>
         <w:t xml:space="preserve">Một </w:t>
       </w:r>
       <w:r>
@@ -2327,6 +2351,7 @@
         <w:rPr>
           <w:rFonts w:cs="Times New Roman"/>
         </w:rPr>
+        <w:lastRenderedPageBreak/>
         <w:t xml:space="preserve">Một nhân viên truy cập vào trang web </w:t>
       </w:r>
       <w:r>
@@ -2399,322 +2424,322 @@
         <w:rPr>
           <w:rFonts w:cs="Times New Roman"/>
         </w:rPr>
+        <w:t>t</w:t>
+      </w:r>
+      <w:r>
+        <w:rPr>
+          <w:rFonts w:cs="Times New Roman"/>
+        </w:rPr>
+        <w:t>rình đơn cho phép chọn các chức năng: quản lý thông tin nhà cung cấp trang phục, nhập trang phục từ nhà cung cấp, xem thống kê nhà cung cấp theo doanh chi.</w:t>
+      </w:r>
+    </w:p>
+    <w:p>
+      <w:pPr>
+        <w:pStyle w:val="ListParagraph"/>
+        <w:numPr>
+          <w:ilvl w:val="1"/>
+          <w:numId w:val="7"/>
+        </w:numPr>
+        <w:autoSpaceDE/>
+        <w:autoSpaceDN/>
+        <w:spacing w:after="160"/>
+        <w:rPr>
+          <w:rFonts w:cs="Times New Roman"/>
+        </w:rPr>
+      </w:pPr>
+      <w:r>
+        <w:rPr>
+          <w:rFonts w:cs="Times New Roman"/>
+        </w:rPr>
+        <w:t xml:space="preserve">Nhân viên chọn chức năng nhập trang phục từ nhà cung cấp </w:t>
+      </w:r>
+      <w:r>
+        <w:rPr>
+          <w:rFonts w:cs="Times New Roman"/>
+        </w:rPr>
+        <w:sym w:font="Wingdings" w:char="F0E0"/>
+      </w:r>
+      <w:r>
+        <w:rPr>
+          <w:rFonts w:cs="Times New Roman"/>
+        </w:rPr>
+        <w:t xml:space="preserve"> giao diện </w:t>
+      </w:r>
+      <w:r>
+        <w:rPr>
+          <w:rFonts w:cs="Times New Roman"/>
+        </w:rPr>
+        <w:t xml:space="preserve">nhập </w:t>
+      </w:r>
+      <w:r>
+        <w:rPr>
+          <w:rFonts w:cs="Times New Roman"/>
+        </w:rPr>
+        <w:t>trang</w:t>
+      </w:r>
+      <w:r>
+        <w:rPr>
+          <w:rFonts w:cs="Times New Roman"/>
+        </w:rPr>
+        <w:t xml:space="preserve"> phục với</w:t>
+      </w:r>
+    </w:p>
+    <w:p>
+      <w:pPr>
+        <w:pStyle w:val="ListParagraph"/>
+        <w:numPr>
+          <w:ilvl w:val="2"/>
+          <w:numId w:val="7"/>
+        </w:numPr>
+        <w:autoSpaceDE/>
+        <w:autoSpaceDN/>
+        <w:spacing w:after="160"/>
+        <w:rPr>
+          <w:rFonts w:cs="Times New Roman"/>
+        </w:rPr>
+      </w:pPr>
+      <w:r>
+        <w:rPr>
+          <w:rFonts w:cs="Times New Roman"/>
+        </w:rPr>
+        <w:t xml:space="preserve">một bảng/danh sách với mỗi dòng/hàng là thông tin của một phiếu nhập hàng: mã phiếu nhập, ngày tạo phiếu, </w:t>
+      </w:r>
+      <w:r>
+        <w:rPr>
+          <w:rFonts w:cs="Times New Roman"/>
+        </w:rPr>
+        <w:t xml:space="preserve">người tạo, </w:t>
+      </w:r>
+      <w:r>
+        <w:rPr>
+          <w:rFonts w:cs="Times New Roman"/>
+        </w:rPr>
+        <w:t>tên mặt hàng, tên nhà cung cấp, đơn giá, số lượng, thành tiền.</w:t>
+      </w:r>
+    </w:p>
+    <w:p>
+      <w:pPr>
+        <w:pStyle w:val="ListParagraph"/>
+        <w:numPr>
+          <w:ilvl w:val="2"/>
+          <w:numId w:val="7"/>
+        </w:numPr>
+        <w:autoSpaceDE/>
+        <w:autoSpaceDN/>
+        <w:spacing w:after="160"/>
+        <w:rPr>
+          <w:rFonts w:cs="Times New Roman"/>
+        </w:rPr>
+      </w:pPr>
+      <w:r>
+        <w:rPr>
+          <w:rFonts w:cs="Times New Roman"/>
+        </w:rPr>
+        <w:t>một nút thêm phiếu nhập mới.</w:t>
+      </w:r>
+    </w:p>
+    <w:p>
+      <w:pPr>
+        <w:pStyle w:val="ListParagraph"/>
+        <w:numPr>
+          <w:ilvl w:val="1"/>
+          <w:numId w:val="7"/>
+        </w:numPr>
+        <w:autoSpaceDE/>
+        <w:autoSpaceDN/>
+        <w:spacing w:after="160"/>
+        <w:rPr>
+          <w:rFonts w:cs="Times New Roman"/>
+        </w:rPr>
+      </w:pPr>
+      <w:r>
+        <w:rPr>
+          <w:rFonts w:cs="Times New Roman"/>
+        </w:rPr>
+        <w:t xml:space="preserve">Nhân viên chọn thêm phiếu nhập mới </w:t>
+      </w:r>
+      <w:r>
+        <w:rPr>
+          <w:rFonts w:cs="Times New Roman"/>
+        </w:rPr>
+        <w:sym w:font="Wingdings" w:char="F0E0"/>
+      </w:r>
+      <w:r>
+        <w:rPr>
+          <w:rFonts w:cs="Times New Roman"/>
+        </w:rPr>
+        <w:t xml:space="preserve"> giao diện phiếu nhập trang phục mới hiển thị với</w:t>
+      </w:r>
+    </w:p>
+    <w:p>
+      <w:pPr>
+        <w:pStyle w:val="ListParagraph"/>
+        <w:numPr>
+          <w:ilvl w:val="2"/>
+          <w:numId w:val="7"/>
+        </w:numPr>
+        <w:autoSpaceDE/>
+        <w:autoSpaceDN/>
+        <w:spacing w:after="160"/>
+        <w:rPr>
+          <w:rFonts w:cs="Times New Roman"/>
+        </w:rPr>
+      </w:pPr>
+      <w:r>
+        <w:rPr>
+          <w:rFonts w:cs="Times New Roman"/>
+        </w:rPr>
+        <w:t>một danh sách xổ xuống, mỗi dòng tương ứng với tên của một nhà cung cấp.</w:t>
+      </w:r>
+    </w:p>
+    <w:p>
+      <w:pPr>
+        <w:pStyle w:val="ListParagraph"/>
+        <w:numPr>
+          <w:ilvl w:val="2"/>
+          <w:numId w:val="7"/>
+        </w:numPr>
+        <w:autoSpaceDE/>
+        <w:autoSpaceDN/>
+        <w:spacing w:after="160"/>
+        <w:rPr>
+          <w:rFonts w:cs="Times New Roman"/>
+        </w:rPr>
+      </w:pPr>
+      <w:r>
+        <w:rPr>
+          <w:rFonts w:cs="Times New Roman"/>
+        </w:rPr>
+        <w:t xml:space="preserve">một danh sách xổ xuống, mỗi dòng tương ứng với </w:t>
+      </w:r>
+      <w:r>
+        <w:rPr>
+          <w:rFonts w:cs="Times New Roman"/>
+        </w:rPr>
+        <w:t>thông</w:t>
+      </w:r>
+      <w:r>
+        <w:rPr>
+          <w:rFonts w:cs="Times New Roman"/>
+        </w:rPr>
+        <w:t xml:space="preserve"> của một loại mặt hàng trang phục</w:t>
+      </w:r>
+      <w:r>
+        <w:rPr>
+          <w:rFonts w:cs="Times New Roman"/>
+        </w:rPr>
+        <w:t>: tên, kích cỡ, màu sắc, giá nhập</w:t>
+      </w:r>
+      <w:r>
+        <w:rPr>
+          <w:rFonts w:cs="Times New Roman"/>
+        </w:rPr>
+        <w:t>.</w:t>
+      </w:r>
+    </w:p>
+    <w:p>
+      <w:pPr>
+        <w:pStyle w:val="ListParagraph"/>
+        <w:numPr>
+          <w:ilvl w:val="2"/>
+          <w:numId w:val="7"/>
+        </w:numPr>
+        <w:autoSpaceDE/>
+        <w:autoSpaceDN/>
+        <w:spacing w:after="160"/>
+        <w:rPr>
+          <w:rFonts w:cs="Times New Roman"/>
+        </w:rPr>
+      </w:pPr>
+      <w:r>
+        <w:rPr>
+          <w:rFonts w:cs="Times New Roman"/>
+        </w:rPr>
+        <w:t>một trường điền số lượng.</w:t>
+      </w:r>
+    </w:p>
+    <w:p>
+      <w:pPr>
+        <w:pStyle w:val="ListParagraph"/>
+        <w:numPr>
+          <w:ilvl w:val="2"/>
+          <w:numId w:val="7"/>
+        </w:numPr>
+        <w:autoSpaceDE/>
+        <w:autoSpaceDN/>
+        <w:spacing w:after="160"/>
+        <w:rPr>
+          <w:rFonts w:cs="Times New Roman"/>
+        </w:rPr>
+      </w:pPr>
+      <w:r>
+        <w:rPr>
+          <w:rFonts w:cs="Times New Roman"/>
+        </w:rPr>
+        <w:t>một dòng hiển thị loại mặt hàng đang muốn nhập, đơn giá, số lượng và thành tiền.</w:t>
+      </w:r>
+    </w:p>
+    <w:p>
+      <w:pPr>
+        <w:pStyle w:val="ListParagraph"/>
+        <w:numPr>
+          <w:ilvl w:val="2"/>
+          <w:numId w:val="7"/>
+        </w:numPr>
+        <w:autoSpaceDE/>
+        <w:autoSpaceDN/>
+        <w:spacing w:after="160"/>
+        <w:rPr>
+          <w:rFonts w:cs="Times New Roman"/>
+        </w:rPr>
+      </w:pPr>
+      <w:r>
+        <w:rPr>
+          <w:rFonts w:cs="Times New Roman"/>
+        </w:rPr>
+        <w:t>một trường ghi chú.</w:t>
+      </w:r>
+    </w:p>
+    <w:p>
+      <w:pPr>
+        <w:pStyle w:val="ListParagraph"/>
+        <w:numPr>
+          <w:ilvl w:val="2"/>
+          <w:numId w:val="7"/>
+        </w:numPr>
+        <w:autoSpaceDE/>
+        <w:autoSpaceDN/>
+        <w:spacing w:after="160"/>
+        <w:rPr>
+          <w:rFonts w:cs="Times New Roman"/>
+        </w:rPr>
+      </w:pPr>
+      <w:r>
+        <w:rPr>
+          <w:rFonts w:cs="Times New Roman"/>
+        </w:rPr>
+        <w:t>một nút lưu phiếu nhập.</w:t>
+      </w:r>
+    </w:p>
+    <w:p>
+      <w:pPr>
+        <w:pStyle w:val="ListParagraph"/>
+        <w:numPr>
+          <w:ilvl w:val="1"/>
+          <w:numId w:val="7"/>
+        </w:numPr>
+        <w:autoSpaceDE/>
+        <w:autoSpaceDN/>
+        <w:spacing w:after="160"/>
+        <w:rPr>
+          <w:rFonts w:cs="Times New Roman"/>
+        </w:rPr>
+      </w:pPr>
+      <w:r>
+        <w:rPr>
+          <w:rFonts w:cs="Times New Roman"/>
+        </w:rPr>
         <w:lastRenderedPageBreak/>
-        <w:t>t</w:t>
-      </w:r>
-      <w:r>
-        <w:rPr>
-          <w:rFonts w:cs="Times New Roman"/>
-        </w:rPr>
-        <w:t>rình đơn cho phép chọn các chức năng: quản lý thông tin nhà cung cấp trang phục, nhập trang phục từ nhà cung cấp, xem thống kê nhà cung cấp theo doanh chi.</w:t>
-      </w:r>
-    </w:p>
-    <w:p>
-      <w:pPr>
-        <w:pStyle w:val="ListParagraph"/>
-        <w:numPr>
-          <w:ilvl w:val="1"/>
-          <w:numId w:val="7"/>
-        </w:numPr>
-        <w:autoSpaceDE/>
-        <w:autoSpaceDN/>
-        <w:spacing w:after="160"/>
-        <w:rPr>
-          <w:rFonts w:cs="Times New Roman"/>
-        </w:rPr>
-      </w:pPr>
-      <w:r>
-        <w:rPr>
-          <w:rFonts w:cs="Times New Roman"/>
-        </w:rPr>
-        <w:t xml:space="preserve">Nhân viên chọn chức năng nhập trang phục từ nhà cung cấp </w:t>
-      </w:r>
-      <w:r>
-        <w:rPr>
-          <w:rFonts w:cs="Times New Roman"/>
-        </w:rPr>
-        <w:sym w:font="Wingdings" w:char="F0E0"/>
-      </w:r>
-      <w:r>
-        <w:rPr>
-          <w:rFonts w:cs="Times New Roman"/>
-        </w:rPr>
-        <w:t xml:space="preserve"> giao diện </w:t>
-      </w:r>
-      <w:r>
-        <w:rPr>
-          <w:rFonts w:cs="Times New Roman"/>
-        </w:rPr>
-        <w:t xml:space="preserve">nhập </w:t>
-      </w:r>
-      <w:r>
-        <w:rPr>
-          <w:rFonts w:cs="Times New Roman"/>
-        </w:rPr>
-        <w:t>trang</w:t>
-      </w:r>
-      <w:r>
-        <w:rPr>
-          <w:rFonts w:cs="Times New Roman"/>
-        </w:rPr>
-        <w:t xml:space="preserve"> phục với</w:t>
-      </w:r>
-    </w:p>
-    <w:p>
-      <w:pPr>
-        <w:pStyle w:val="ListParagraph"/>
-        <w:numPr>
-          <w:ilvl w:val="2"/>
-          <w:numId w:val="7"/>
-        </w:numPr>
-        <w:autoSpaceDE/>
-        <w:autoSpaceDN/>
-        <w:spacing w:after="160"/>
-        <w:rPr>
-          <w:rFonts w:cs="Times New Roman"/>
-        </w:rPr>
-      </w:pPr>
-      <w:r>
-        <w:rPr>
-          <w:rFonts w:cs="Times New Roman"/>
-        </w:rPr>
-        <w:t xml:space="preserve">một bảng/danh sách với mỗi dòng/hàng là thông tin của một phiếu nhập hàng: mã phiếu nhập, ngày tạo phiếu, </w:t>
-      </w:r>
-      <w:r>
-        <w:rPr>
-          <w:rFonts w:cs="Times New Roman"/>
-        </w:rPr>
-        <w:t xml:space="preserve">người tạo, </w:t>
-      </w:r>
-      <w:r>
-        <w:rPr>
-          <w:rFonts w:cs="Times New Roman"/>
-        </w:rPr>
-        <w:t>tên mặt hàng, tên nhà cung cấp, đơn giá, số lượng, thành tiền.</w:t>
-      </w:r>
-    </w:p>
-    <w:p>
-      <w:pPr>
-        <w:pStyle w:val="ListParagraph"/>
-        <w:numPr>
-          <w:ilvl w:val="2"/>
-          <w:numId w:val="7"/>
-        </w:numPr>
-        <w:autoSpaceDE/>
-        <w:autoSpaceDN/>
-        <w:spacing w:after="160"/>
-        <w:rPr>
-          <w:rFonts w:cs="Times New Roman"/>
-        </w:rPr>
-      </w:pPr>
-      <w:r>
-        <w:rPr>
-          <w:rFonts w:cs="Times New Roman"/>
-        </w:rPr>
-        <w:t>một nút thêm phiếu nhập mới.</w:t>
-      </w:r>
-    </w:p>
-    <w:p>
-      <w:pPr>
-        <w:pStyle w:val="ListParagraph"/>
-        <w:numPr>
-          <w:ilvl w:val="1"/>
-          <w:numId w:val="7"/>
-        </w:numPr>
-        <w:autoSpaceDE/>
-        <w:autoSpaceDN/>
-        <w:spacing w:after="160"/>
-        <w:rPr>
-          <w:rFonts w:cs="Times New Roman"/>
-        </w:rPr>
-      </w:pPr>
-      <w:r>
-        <w:rPr>
-          <w:rFonts w:cs="Times New Roman"/>
-        </w:rPr>
-        <w:t xml:space="preserve">Nhân viên chọn thêm phiếu nhập mới </w:t>
-      </w:r>
-      <w:r>
-        <w:rPr>
-          <w:rFonts w:cs="Times New Roman"/>
-        </w:rPr>
-        <w:sym w:font="Wingdings" w:char="F0E0"/>
-      </w:r>
-      <w:r>
-        <w:rPr>
-          <w:rFonts w:cs="Times New Roman"/>
-        </w:rPr>
-        <w:t xml:space="preserve"> giao diện phiếu nhập trang phục mới hiển thị với</w:t>
-      </w:r>
-    </w:p>
-    <w:p>
-      <w:pPr>
-        <w:pStyle w:val="ListParagraph"/>
-        <w:numPr>
-          <w:ilvl w:val="2"/>
-          <w:numId w:val="7"/>
-        </w:numPr>
-        <w:autoSpaceDE/>
-        <w:autoSpaceDN/>
-        <w:spacing w:after="160"/>
-        <w:rPr>
-          <w:rFonts w:cs="Times New Roman"/>
-        </w:rPr>
-      </w:pPr>
-      <w:r>
-        <w:rPr>
-          <w:rFonts w:cs="Times New Roman"/>
-        </w:rPr>
-        <w:t>một danh sách xổ xuống, mỗi dòng tương ứng với tên của một nhà cung cấp.</w:t>
-      </w:r>
-    </w:p>
-    <w:p>
-      <w:pPr>
-        <w:pStyle w:val="ListParagraph"/>
-        <w:numPr>
-          <w:ilvl w:val="2"/>
-          <w:numId w:val="7"/>
-        </w:numPr>
-        <w:autoSpaceDE/>
-        <w:autoSpaceDN/>
-        <w:spacing w:after="160"/>
-        <w:rPr>
-          <w:rFonts w:cs="Times New Roman"/>
-        </w:rPr>
-      </w:pPr>
-      <w:r>
-        <w:rPr>
-          <w:rFonts w:cs="Times New Roman"/>
-        </w:rPr>
-        <w:t xml:space="preserve">một danh sách xổ xuống, mỗi dòng tương ứng với </w:t>
-      </w:r>
-      <w:r>
-        <w:rPr>
-          <w:rFonts w:cs="Times New Roman"/>
-        </w:rPr>
-        <w:t>thông</w:t>
-      </w:r>
-      <w:r>
-        <w:rPr>
-          <w:rFonts w:cs="Times New Roman"/>
-        </w:rPr>
-        <w:t xml:space="preserve"> của một loại mặt hàng trang phục</w:t>
-      </w:r>
-      <w:r>
-        <w:rPr>
-          <w:rFonts w:cs="Times New Roman"/>
-        </w:rPr>
-        <w:t>: tên, kích cỡ, màu sắc, giá nhập</w:t>
-      </w:r>
-      <w:r>
-        <w:rPr>
-          <w:rFonts w:cs="Times New Roman"/>
-        </w:rPr>
-        <w:t>.</w:t>
-      </w:r>
-    </w:p>
-    <w:p>
-      <w:pPr>
-        <w:pStyle w:val="ListParagraph"/>
-        <w:numPr>
-          <w:ilvl w:val="2"/>
-          <w:numId w:val="7"/>
-        </w:numPr>
-        <w:autoSpaceDE/>
-        <w:autoSpaceDN/>
-        <w:spacing w:after="160"/>
-        <w:rPr>
-          <w:rFonts w:cs="Times New Roman"/>
-        </w:rPr>
-      </w:pPr>
-      <w:r>
-        <w:rPr>
-          <w:rFonts w:cs="Times New Roman"/>
-        </w:rPr>
-        <w:t>một trường điền số lượng.</w:t>
-      </w:r>
-    </w:p>
-    <w:p>
-      <w:pPr>
-        <w:pStyle w:val="ListParagraph"/>
-        <w:numPr>
-          <w:ilvl w:val="2"/>
-          <w:numId w:val="7"/>
-        </w:numPr>
-        <w:autoSpaceDE/>
-        <w:autoSpaceDN/>
-        <w:spacing w:after="160"/>
-        <w:rPr>
-          <w:rFonts w:cs="Times New Roman"/>
-        </w:rPr>
-      </w:pPr>
-      <w:r>
-        <w:rPr>
-          <w:rFonts w:cs="Times New Roman"/>
-        </w:rPr>
-        <w:t>một dòng hiển thị loại mặt hàng đang muốn nhập, đơn giá, số lượng và thành tiền.</w:t>
-      </w:r>
-    </w:p>
-    <w:p>
-      <w:pPr>
-        <w:pStyle w:val="ListParagraph"/>
-        <w:numPr>
-          <w:ilvl w:val="2"/>
-          <w:numId w:val="7"/>
-        </w:numPr>
-        <w:autoSpaceDE/>
-        <w:autoSpaceDN/>
-        <w:spacing w:after="160"/>
-        <w:rPr>
-          <w:rFonts w:cs="Times New Roman"/>
-        </w:rPr>
-      </w:pPr>
-      <w:r>
-        <w:rPr>
-          <w:rFonts w:cs="Times New Roman"/>
-        </w:rPr>
-        <w:t>một trường ghi chú.</w:t>
-      </w:r>
-    </w:p>
-    <w:p>
-      <w:pPr>
-        <w:pStyle w:val="ListParagraph"/>
-        <w:numPr>
-          <w:ilvl w:val="2"/>
-          <w:numId w:val="7"/>
-        </w:numPr>
-        <w:autoSpaceDE/>
-        <w:autoSpaceDN/>
-        <w:spacing w:after="160"/>
-        <w:rPr>
-          <w:rFonts w:cs="Times New Roman"/>
-        </w:rPr>
-      </w:pPr>
-      <w:r>
-        <w:rPr>
-          <w:rFonts w:cs="Times New Roman"/>
-        </w:rPr>
-        <w:t>một nút lưu phiếu nhập.</w:t>
-      </w:r>
-    </w:p>
-    <w:p>
-      <w:pPr>
-        <w:pStyle w:val="ListParagraph"/>
-        <w:numPr>
-          <w:ilvl w:val="1"/>
-          <w:numId w:val="7"/>
-        </w:numPr>
-        <w:autoSpaceDE/>
-        <w:autoSpaceDN/>
-        <w:spacing w:after="160"/>
-        <w:rPr>
-          <w:rFonts w:cs="Times New Roman"/>
-        </w:rPr>
-      </w:pPr>
-      <w:r>
-        <w:rPr>
-          <w:rFonts w:cs="Times New Roman"/>
-        </w:rPr>
         <w:t xml:space="preserve">Nhân viên chọn nhà cung cấp từ danh sách, chọn loại mặt hàng trang phục muốn nhập từ danh sách, điền số lượng và nhấn lưu </w:t>
       </w:r>
       <w:r>
@@ -2783,257 +2808,263 @@
           <w:b/>
           <w:bCs/>
         </w:rPr>
+        <w:t>Xem thống kê nhà cung cấp theo doanh chi</w:t>
+      </w:r>
+    </w:p>
+    <w:p>
+      <w:pPr>
+        <w:pStyle w:val="ListParagraph"/>
+        <w:numPr>
+          <w:ilvl w:val="1"/>
+          <w:numId w:val="7"/>
+        </w:numPr>
+        <w:autoSpaceDE/>
+        <w:autoSpaceDN/>
+        <w:spacing w:after="160"/>
+        <w:rPr>
+          <w:rFonts w:cs="Times New Roman"/>
+        </w:rPr>
+      </w:pPr>
+      <w:r>
+        <w:rPr>
+          <w:rFonts w:cs="Times New Roman"/>
+        </w:rPr>
+        <w:t xml:space="preserve">Một quản lý truy cập vào trang web </w:t>
+      </w:r>
+      <w:r>
+        <w:rPr>
+          <w:rFonts w:cs="Times New Roman"/>
+        </w:rPr>
+        <w:sym w:font="Wingdings" w:char="F0E0"/>
+      </w:r>
+      <w:r>
+        <w:rPr>
+          <w:rFonts w:cs="Times New Roman"/>
+        </w:rPr>
+        <w:t xml:space="preserve"> giao diện quản lý hệ thống hiển thị với</w:t>
+      </w:r>
+    </w:p>
+    <w:p>
+      <w:pPr>
+        <w:pStyle w:val="ListParagraph"/>
+        <w:numPr>
+          <w:ilvl w:val="2"/>
+          <w:numId w:val="7"/>
+        </w:numPr>
+        <w:autoSpaceDE/>
+        <w:autoSpaceDN/>
+        <w:spacing w:after="160"/>
+        <w:rPr>
+          <w:rFonts w:cs="Times New Roman"/>
+        </w:rPr>
+      </w:pPr>
+      <w:r>
+        <w:rPr>
+          <w:rFonts w:cs="Times New Roman"/>
+        </w:rPr>
+        <w:t>t</w:t>
+      </w:r>
+      <w:r>
+        <w:rPr>
+          <w:rFonts w:cs="Times New Roman"/>
+        </w:rPr>
+        <w:t>hông tin của quản lý: tên đăng nhập, họ tên, vai trò…</w:t>
+      </w:r>
+    </w:p>
+    <w:p>
+      <w:pPr>
+        <w:pStyle w:val="ListParagraph"/>
+        <w:numPr>
+          <w:ilvl w:val="2"/>
+          <w:numId w:val="7"/>
+        </w:numPr>
+        <w:autoSpaceDE/>
+        <w:autoSpaceDN/>
+        <w:spacing w:after="160"/>
+        <w:rPr>
+          <w:rFonts w:cs="Times New Roman"/>
+        </w:rPr>
+      </w:pPr>
+      <w:r>
+        <w:rPr>
+          <w:rFonts w:cs="Times New Roman"/>
+        </w:rPr>
+        <w:t>t</w:t>
+      </w:r>
+      <w:r>
+        <w:rPr>
+          <w:rFonts w:cs="Times New Roman"/>
+        </w:rPr>
+        <w:t>rình đơn cho phép chọn các chức năng: quản lý thông tin nhà cung cấp trang phục, nhập trang phục từ nhà cung cấp, xem thống kê nhà cung cấp theo doanh chi.</w:t>
+      </w:r>
+    </w:p>
+    <w:p>
+      <w:pPr>
+        <w:pStyle w:val="ListParagraph"/>
+        <w:numPr>
+          <w:ilvl w:val="1"/>
+          <w:numId w:val="7"/>
+        </w:numPr>
+        <w:autoSpaceDE/>
+        <w:autoSpaceDN/>
+        <w:spacing w:after="160"/>
+        <w:rPr>
+          <w:rFonts w:cs="Times New Roman"/>
+        </w:rPr>
+      </w:pPr>
+      <w:r>
+        <w:rPr>
+          <w:rFonts w:cs="Times New Roman"/>
+        </w:rPr>
+        <w:t xml:space="preserve">Quản lý chọn chức năng thống kê nhà cung cấp theo doanh chi </w:t>
+      </w:r>
+      <w:r>
+        <w:rPr>
+          <w:rFonts w:cs="Times New Roman"/>
+        </w:rPr>
+        <w:sym w:font="Wingdings" w:char="F0E0"/>
+      </w:r>
+      <w:r>
+        <w:rPr>
+          <w:rFonts w:cs="Times New Roman"/>
+        </w:rPr>
+        <w:t xml:space="preserve"> giao diện thống kê hiển thị với</w:t>
+      </w:r>
+    </w:p>
+    <w:p>
+      <w:pPr>
+        <w:pStyle w:val="ListParagraph"/>
+        <w:numPr>
+          <w:ilvl w:val="2"/>
+          <w:numId w:val="7"/>
+        </w:numPr>
+        <w:autoSpaceDE/>
+        <w:autoSpaceDN/>
+        <w:spacing w:after="160"/>
+        <w:rPr>
+          <w:rFonts w:cs="Times New Roman"/>
+        </w:rPr>
+      </w:pPr>
+      <w:r>
+        <w:rPr>
+          <w:rFonts w:cs="Times New Roman"/>
+        </w:rPr>
+        <w:t>hai trường chọn ngày tháng.</w:t>
+      </w:r>
+    </w:p>
+    <w:p>
+      <w:pPr>
+        <w:pStyle w:val="ListParagraph"/>
+        <w:numPr>
+          <w:ilvl w:val="2"/>
+          <w:numId w:val="7"/>
+        </w:numPr>
+        <w:autoSpaceDE/>
+        <w:autoSpaceDN/>
+        <w:spacing w:after="160"/>
+        <w:rPr>
+          <w:rFonts w:cs="Times New Roman"/>
+        </w:rPr>
+      </w:pPr>
+      <w:r>
+        <w:rPr>
+          <w:rFonts w:cs="Times New Roman"/>
+        </w:rPr>
+        <w:t>một bảng/danh sách, mỗi hàng/dòng tương ứng với thông tin của một nhà cung cấp: tên nhà cung cấp, doanh chi toàn thời gian.</w:t>
+      </w:r>
+    </w:p>
+    <w:p>
+      <w:pPr>
+        <w:pStyle w:val="ListParagraph"/>
+        <w:numPr>
+          <w:ilvl w:val="2"/>
+          <w:numId w:val="7"/>
+        </w:numPr>
+        <w:autoSpaceDE/>
+        <w:autoSpaceDN/>
+        <w:spacing w:after="160"/>
+        <w:rPr>
+          <w:rFonts w:cs="Times New Roman"/>
+        </w:rPr>
+      </w:pPr>
+      <w:r>
+        <w:rPr>
+          <w:rFonts w:cs="Times New Roman"/>
+        </w:rPr>
+        <w:t>một nút xem thống kê.</w:t>
+      </w:r>
+    </w:p>
+    <w:p>
+      <w:pPr>
+        <w:pStyle w:val="ListParagraph"/>
+        <w:numPr>
+          <w:ilvl w:val="1"/>
+          <w:numId w:val="7"/>
+        </w:numPr>
+        <w:autoSpaceDE/>
+        <w:autoSpaceDN/>
+        <w:spacing w:after="160"/>
+        <w:rPr>
+          <w:rFonts w:cs="Times New Roman"/>
+        </w:rPr>
+      </w:pPr>
+      <w:r>
+        <w:rPr>
+          <w:rFonts w:cs="Times New Roman"/>
+        </w:rPr>
+        <w:t xml:space="preserve">Quản lý điền ngày tháng bắt đầu và kết thúc vào các trường, chọn xem thống kê </w:t>
+      </w:r>
+      <w:r>
+        <w:rPr>
+          <w:rFonts w:cs="Times New Roman"/>
+        </w:rPr>
+        <w:sym w:font="Wingdings" w:char="F0E0"/>
+      </w:r>
+      <w:r>
+        <w:rPr>
+          <w:rFonts w:cs="Times New Roman"/>
+        </w:rPr>
+        <w:t xml:space="preserve"> bảng/danh sách được cập nhật, mỗi dòng tương ứng với thông tin của một nhà cung cấp: tên nhà cung cấp, doanh chi trong khoảng thời gian đã chọn.</w:t>
+      </w:r>
+    </w:p>
+    <w:p>
+      <w:pPr>
+        <w:pStyle w:val="ListParagraph"/>
+        <w:numPr>
+          <w:ilvl w:val="1"/>
+          <w:numId w:val="7"/>
+        </w:numPr>
+        <w:autoSpaceDE/>
+        <w:autoSpaceDN/>
+        <w:spacing w:after="160"/>
+        <w:rPr>
+          <w:rFonts w:cs="Times New Roman"/>
+        </w:rPr>
+      </w:pPr>
+      <w:r>
+        <w:rPr>
+          <w:rFonts w:cs="Times New Roman"/>
+        </w:rPr>
+        <w:t xml:space="preserve">Quản lý chọn một hàng/dòng trong bảng/danh sách </w:t>
+      </w:r>
+      <w:r>
+        <w:rPr>
+          <w:rFonts w:cs="Times New Roman"/>
+        </w:rPr>
+        <w:sym w:font="Wingdings" w:char="F0E0"/>
+      </w:r>
+      <w:r>
+        <w:rPr>
+          <w:rFonts w:cs="Times New Roman"/>
+        </w:rPr>
+        <w:t xml:space="preserve"> giao diện hiển thị doanh chi chi tiết của nhà cung cấp được hiển thị với một </w:t>
+      </w:r>
+      <w:r>
+        <w:rPr>
+          <w:rFonts w:cs="Times New Roman"/>
+        </w:rPr>
         <w:lastRenderedPageBreak/>
-        <w:t>Xem thống kê nhà cung cấp theo doanh chi</w:t>
-      </w:r>
-    </w:p>
-    <w:p>
-      <w:pPr>
-        <w:pStyle w:val="ListParagraph"/>
-        <w:numPr>
-          <w:ilvl w:val="1"/>
-          <w:numId w:val="7"/>
-        </w:numPr>
-        <w:autoSpaceDE/>
-        <w:autoSpaceDN/>
-        <w:spacing w:after="160"/>
-        <w:rPr>
-          <w:rFonts w:cs="Times New Roman"/>
-        </w:rPr>
-      </w:pPr>
-      <w:r>
-        <w:rPr>
-          <w:rFonts w:cs="Times New Roman"/>
-        </w:rPr>
-        <w:t xml:space="preserve">Một quản lý truy cập vào trang web </w:t>
-      </w:r>
-      <w:r>
-        <w:rPr>
-          <w:rFonts w:cs="Times New Roman"/>
-        </w:rPr>
-        <w:sym w:font="Wingdings" w:char="F0E0"/>
-      </w:r>
-      <w:r>
-        <w:rPr>
-          <w:rFonts w:cs="Times New Roman"/>
-        </w:rPr>
-        <w:t xml:space="preserve"> giao diện quản lý hệ thống hiển thị với</w:t>
-      </w:r>
-    </w:p>
-    <w:p>
-      <w:pPr>
-        <w:pStyle w:val="ListParagraph"/>
-        <w:numPr>
-          <w:ilvl w:val="2"/>
-          <w:numId w:val="7"/>
-        </w:numPr>
-        <w:autoSpaceDE/>
-        <w:autoSpaceDN/>
-        <w:spacing w:after="160"/>
-        <w:rPr>
-          <w:rFonts w:cs="Times New Roman"/>
-        </w:rPr>
-      </w:pPr>
-      <w:r>
-        <w:rPr>
-          <w:rFonts w:cs="Times New Roman"/>
-        </w:rPr>
-        <w:t>t</w:t>
-      </w:r>
-      <w:r>
-        <w:rPr>
-          <w:rFonts w:cs="Times New Roman"/>
-        </w:rPr>
-        <w:t>hông tin của quản lý: tên đăng nhập, họ tên, vai trò…</w:t>
-      </w:r>
-    </w:p>
-    <w:p>
-      <w:pPr>
-        <w:pStyle w:val="ListParagraph"/>
-        <w:numPr>
-          <w:ilvl w:val="2"/>
-          <w:numId w:val="7"/>
-        </w:numPr>
-        <w:autoSpaceDE/>
-        <w:autoSpaceDN/>
-        <w:spacing w:after="160"/>
-        <w:rPr>
-          <w:rFonts w:cs="Times New Roman"/>
-        </w:rPr>
-      </w:pPr>
-      <w:r>
-        <w:rPr>
-          <w:rFonts w:cs="Times New Roman"/>
-        </w:rPr>
-        <w:t>t</w:t>
-      </w:r>
-      <w:r>
-        <w:rPr>
-          <w:rFonts w:cs="Times New Roman"/>
-        </w:rPr>
-        <w:t>rình đơn cho phép chọn các chức năng: quản lý thông tin nhà cung cấp trang phục, nhập trang phục từ nhà cung cấp, xem thống kê nhà cung cấp theo doanh chi.</w:t>
-      </w:r>
-    </w:p>
-    <w:p>
-      <w:pPr>
-        <w:pStyle w:val="ListParagraph"/>
-        <w:numPr>
-          <w:ilvl w:val="1"/>
-          <w:numId w:val="7"/>
-        </w:numPr>
-        <w:autoSpaceDE/>
-        <w:autoSpaceDN/>
-        <w:spacing w:after="160"/>
-        <w:rPr>
-          <w:rFonts w:cs="Times New Roman"/>
-        </w:rPr>
-      </w:pPr>
-      <w:r>
-        <w:rPr>
-          <w:rFonts w:cs="Times New Roman"/>
-        </w:rPr>
-        <w:t xml:space="preserve">Quản lý chọn chức năng thống kê nhà cung cấp theo doanh chi </w:t>
-      </w:r>
-      <w:r>
-        <w:rPr>
-          <w:rFonts w:cs="Times New Roman"/>
-        </w:rPr>
-        <w:sym w:font="Wingdings" w:char="F0E0"/>
-      </w:r>
-      <w:r>
-        <w:rPr>
-          <w:rFonts w:cs="Times New Roman"/>
-        </w:rPr>
-        <w:t xml:space="preserve"> giao diện thống kê hiển thị với</w:t>
-      </w:r>
-    </w:p>
-    <w:p>
-      <w:pPr>
-        <w:pStyle w:val="ListParagraph"/>
-        <w:numPr>
-          <w:ilvl w:val="2"/>
-          <w:numId w:val="7"/>
-        </w:numPr>
-        <w:autoSpaceDE/>
-        <w:autoSpaceDN/>
-        <w:spacing w:after="160"/>
-        <w:rPr>
-          <w:rFonts w:cs="Times New Roman"/>
-        </w:rPr>
-      </w:pPr>
-      <w:r>
-        <w:rPr>
-          <w:rFonts w:cs="Times New Roman"/>
-        </w:rPr>
-        <w:t>hai trường chọn ngày tháng.</w:t>
-      </w:r>
-    </w:p>
-    <w:p>
-      <w:pPr>
-        <w:pStyle w:val="ListParagraph"/>
-        <w:numPr>
-          <w:ilvl w:val="2"/>
-          <w:numId w:val="7"/>
-        </w:numPr>
-        <w:autoSpaceDE/>
-        <w:autoSpaceDN/>
-        <w:spacing w:after="160"/>
-        <w:rPr>
-          <w:rFonts w:cs="Times New Roman"/>
-        </w:rPr>
-      </w:pPr>
-      <w:r>
-        <w:rPr>
-          <w:rFonts w:cs="Times New Roman"/>
-        </w:rPr>
-        <w:t>một bảng/danh sách, mỗi hàng/dòng tương ứng với thông tin của một nhà cung cấp: tên nhà cung cấp, doanh chi toàn thời gian.</w:t>
-      </w:r>
-    </w:p>
-    <w:p>
-      <w:pPr>
-        <w:pStyle w:val="ListParagraph"/>
-        <w:numPr>
-          <w:ilvl w:val="2"/>
-          <w:numId w:val="7"/>
-        </w:numPr>
-        <w:autoSpaceDE/>
-        <w:autoSpaceDN/>
-        <w:spacing w:after="160"/>
-        <w:rPr>
-          <w:rFonts w:cs="Times New Roman"/>
-        </w:rPr>
-      </w:pPr>
-      <w:r>
-        <w:rPr>
-          <w:rFonts w:cs="Times New Roman"/>
-        </w:rPr>
-        <w:t>một nút xem thống kê.</w:t>
-      </w:r>
-    </w:p>
-    <w:p>
-      <w:pPr>
-        <w:pStyle w:val="ListParagraph"/>
-        <w:numPr>
-          <w:ilvl w:val="1"/>
-          <w:numId w:val="7"/>
-        </w:numPr>
-        <w:autoSpaceDE/>
-        <w:autoSpaceDN/>
-        <w:spacing w:after="160"/>
-        <w:rPr>
-          <w:rFonts w:cs="Times New Roman"/>
-        </w:rPr>
-      </w:pPr>
-      <w:r>
-        <w:rPr>
-          <w:rFonts w:cs="Times New Roman"/>
-        </w:rPr>
-        <w:t xml:space="preserve">Quản lý điền ngày tháng bắt đầu và kết thúc vào các trường, chọn xem thống kê </w:t>
-      </w:r>
-      <w:r>
-        <w:rPr>
-          <w:rFonts w:cs="Times New Roman"/>
-        </w:rPr>
-        <w:sym w:font="Wingdings" w:char="F0E0"/>
-      </w:r>
-      <w:r>
-        <w:rPr>
-          <w:rFonts w:cs="Times New Roman"/>
-        </w:rPr>
-        <w:t xml:space="preserve"> bảng/danh sách được cập nhật, mỗi dòng tương ứng với thông tin của một nhà cung cấp: tên nhà cung cấp, doanh chi trong khoảng thời gian đã chọn.</w:t>
-      </w:r>
-    </w:p>
-    <w:p>
-      <w:pPr>
-        <w:pStyle w:val="ListParagraph"/>
-        <w:numPr>
-          <w:ilvl w:val="1"/>
-          <w:numId w:val="7"/>
-        </w:numPr>
-        <w:autoSpaceDE/>
-        <w:autoSpaceDN/>
-        <w:spacing w:after="160"/>
-        <w:rPr>
-          <w:rFonts w:cs="Times New Roman"/>
-        </w:rPr>
-      </w:pPr>
-      <w:r>
-        <w:rPr>
-          <w:rFonts w:cs="Times New Roman"/>
-        </w:rPr>
-        <w:t xml:space="preserve">Quản lý chọn một hàng/dòng trong bảng/danh sách </w:t>
-      </w:r>
-      <w:r>
-        <w:rPr>
-          <w:rFonts w:cs="Times New Roman"/>
-        </w:rPr>
-        <w:sym w:font="Wingdings" w:char="F0E0"/>
-      </w:r>
-      <w:r>
-        <w:rPr>
-          <w:rFonts w:cs="Times New Roman"/>
-        </w:rPr>
-        <w:t xml:space="preserve"> giao diện hiển thị doanh chi chi tiết của nhà cung cấp được hiển thị với một bảng/danh sách, mỗi dòng/hàng tương ứng với thông tin của một phiếu nhập hàng: mã phiếu, ngày tạo phiếu, tên mặt hàng, đơn giá, số lượng, thành tiền.</w:t>
+        <w:t>bảng/danh sách, mỗi dòng/hàng tương ứng với thông tin của một phiếu nhập hàng: mã phiếu, ngày tạo phiếu, tên mặt hàng, đơn giá, số lượng, thành tiền.</w:t>
       </w:r>
     </w:p>
     <w:p>
@@ -3068,7 +3099,6 @@
           <w:b/>
           <w:bCs/>
         </w:rPr>
-        <w:lastRenderedPageBreak/>
         <w:t>Thông tin của các đối tượng</w:t>
       </w:r>
     </w:p>

--- a/20251/Phân tích thiết kế HTTT/B22DCDT294 - Nguyễn Hoàng Tùng - .docx
+++ b/20251/Phân tích thiết kế HTTT/B22DCDT294 - Nguyễn Hoàng Tùng - .docx
@@ -161,18 +161,6 @@
               <w:right w:val="single" w:sz="4" w:space="0" w:color="auto"/>
             </w:tcBorders>
           </w:tcPr>
-          <w:p>
-            <w:pPr>
-              <w:spacing w:before="100" w:beforeAutospacing="1" w:after="100" w:afterAutospacing="1"/>
-              <w:rPr>
-                <w:rFonts w:cs="Times New Roman"/>
-                <w:b/>
-                <w:bCs/>
-                <w:sz w:val="24"/>
-                <w:szCs w:val="24"/>
-              </w:rPr>
-            </w:pPr>
-          </w:p>
           <w:p>
             <w:pPr>
               <w:spacing w:before="100" w:beforeAutospacing="1" w:after="100" w:afterAutospacing="1"/>
@@ -432,38 +420,6 @@
       <w:tr>
         <w:trPr>
           <w:cantSplit/>
-          <w:jc w:val="center"/>
-        </w:trPr>
-        <w:tc>
-          <w:tcPr>
-            <w:tcW w:w="9345" w:type="dxa"/>
-            <w:gridSpan w:val="3"/>
-            <w:tcBorders>
-              <w:top w:val="nil"/>
-              <w:left w:val="single" w:sz="4" w:space="0" w:color="auto"/>
-              <w:bottom w:val="nil"/>
-              <w:right w:val="single" w:sz="4" w:space="0" w:color="auto"/>
-            </w:tcBorders>
-          </w:tcPr>
-          <w:p>
-            <w:pPr>
-              <w:spacing w:before="100" w:beforeAutospacing="1" w:after="100" w:afterAutospacing="1"/>
-              <w:jc w:val="center"/>
-              <w:rPr>
-                <w:rFonts w:cs="Times New Roman"/>
-                <w:b/>
-                <w:bCs/>
-                <w:sz w:val="24"/>
-                <w:szCs w:val="24"/>
-                <w:lang w:val="de-DE"/>
-              </w:rPr>
-            </w:pPr>
-          </w:p>
-        </w:tc>
-      </w:tr>
-      <w:tr>
-        <w:trPr>
-          <w:cantSplit/>
           <w:trHeight w:val="472"/>
           <w:jc w:val="center"/>
         </w:trPr>
@@ -774,83 +730,15 @@
                 <w:lang w:val="de-DE"/>
               </w:rPr>
             </w:pPr>
-          </w:p>
-        </w:tc>
-        <w:tc>
-          <w:tcPr>
-            <w:tcW w:w="5660" w:type="dxa"/>
-            <w:tcBorders>
-              <w:top w:val="nil"/>
-              <w:left w:val="nil"/>
-              <w:bottom w:val="nil"/>
-              <w:right w:val="single" w:sz="4" w:space="0" w:color="auto"/>
-            </w:tcBorders>
-          </w:tcPr>
-          <w:p>
-            <w:pPr>
-              <w:spacing w:before="100" w:beforeAutospacing="1" w:after="100" w:afterAutospacing="1"/>
-              <w:rPr>
-                <w:rFonts w:cs="Times New Roman"/>
-                <w:b/>
-                <w:bCs/>
-                <w:i/>
-                <w:iCs/>
-                <w:lang w:val="de-DE"/>
-              </w:rPr>
-            </w:pPr>
-          </w:p>
-        </w:tc>
-      </w:tr>
-      <w:tr>
-        <w:trPr>
-          <w:cantSplit/>
-          <w:trHeight w:val="470"/>
-          <w:jc w:val="center"/>
-        </w:trPr>
-        <w:tc>
-          <w:tcPr>
-            <w:tcW w:w="1255" w:type="dxa"/>
-            <w:tcBorders>
-              <w:top w:val="nil"/>
-              <w:left w:val="single" w:sz="4" w:space="0" w:color="auto"/>
-              <w:bottom w:val="nil"/>
-              <w:right w:val="nil"/>
-            </w:tcBorders>
-          </w:tcPr>
-          <w:p>
-            <w:pPr>
-              <w:spacing w:before="100" w:beforeAutospacing="1" w:after="100" w:afterAutospacing="1"/>
-              <w:rPr>
-                <w:rFonts w:cs="Times New Roman"/>
-                <w:b/>
-                <w:bCs/>
-                <w:sz w:val="24"/>
-                <w:szCs w:val="24"/>
-                <w:lang w:val="de-DE"/>
-              </w:rPr>
-            </w:pPr>
-          </w:p>
-        </w:tc>
-        <w:tc>
-          <w:tcPr>
-            <w:tcW w:w="2430" w:type="dxa"/>
-            <w:tcBorders>
-              <w:top w:val="nil"/>
-              <w:left w:val="nil"/>
-              <w:bottom w:val="nil"/>
-              <w:right w:val="nil"/>
-            </w:tcBorders>
-          </w:tcPr>
-          <w:p>
-            <w:pPr>
-              <w:spacing w:before="100" w:beforeAutospacing="1" w:after="100" w:afterAutospacing="1"/>
+            <w:r>
               <w:rPr>
                 <w:rFonts w:cs="Times New Roman"/>
                 <w:b/>
                 <w:bCs/>
                 <w:lang w:val="de-DE"/>
               </w:rPr>
-            </w:pPr>
+              <w:t>Tên module</w:t>
+            </w:r>
             <w:r>
               <w:rPr>
                 <w:rFonts w:cs="Times New Roman"/>
@@ -858,7 +746,7 @@
                 <w:bCs/>
                 <w:lang w:val="de-DE"/>
               </w:rPr>
-              <w:t>Module cá nhân:</w:t>
+              <w:t>:</w:t>
             </w:r>
           </w:p>
         </w:tc>
@@ -889,7 +777,7 @@
                 <w:iCs/>
                 <w:lang w:val="de-DE"/>
               </w:rPr>
-              <w:t>Module 1</w:t>
+              <w:t>M1</w:t>
             </w:r>
           </w:p>
         </w:tc>
@@ -951,6 +839,293 @@
                 <w:bCs/>
                 <w:lang w:val="de-DE"/>
               </w:rPr>
+              <w:t>Chức năng:</w:t>
+            </w:r>
+          </w:p>
+        </w:tc>
+        <w:tc>
+          <w:tcPr>
+            <w:tcW w:w="5660" w:type="dxa"/>
+            <w:tcBorders>
+              <w:top w:val="nil"/>
+              <w:left w:val="nil"/>
+              <w:bottom w:val="nil"/>
+              <w:right w:val="single" w:sz="4" w:space="0" w:color="auto"/>
+            </w:tcBorders>
+          </w:tcPr>
+          <w:p>
+            <w:pPr>
+              <w:spacing w:before="100" w:beforeAutospacing="1" w:after="100" w:afterAutospacing="1"/>
+              <w:rPr>
+                <w:rFonts w:cs="Times New Roman"/>
+                <w:i/>
+                <w:iCs/>
+              </w:rPr>
+            </w:pPr>
+            <w:r>
+              <w:rPr>
+                <w:rFonts w:cs="Times New Roman"/>
+                <w:i/>
+                <w:iCs/>
+              </w:rPr>
+              <w:t xml:space="preserve">1. </w:t>
+            </w:r>
+            <w:r>
+              <w:rPr>
+                <w:rFonts w:cs="Times New Roman"/>
+                <w:i/>
+                <w:iCs/>
+              </w:rPr>
+              <w:t xml:space="preserve">Quản lí thông tin nhà cung cấp trang </w:t>
+            </w:r>
+            <w:r>
+              <w:rPr>
+                <w:rFonts w:cs="Times New Roman"/>
+                <w:i/>
+                <w:iCs/>
+              </w:rPr>
+              <w:t>phục</w:t>
+            </w:r>
+          </w:p>
+        </w:tc>
+      </w:tr>
+      <w:tr>
+        <w:trPr>
+          <w:cantSplit/>
+          <w:trHeight w:val="470"/>
+          <w:jc w:val="center"/>
+        </w:trPr>
+        <w:tc>
+          <w:tcPr>
+            <w:tcW w:w="1255" w:type="dxa"/>
+            <w:tcBorders>
+              <w:top w:val="nil"/>
+              <w:left w:val="single" w:sz="4" w:space="0" w:color="auto"/>
+              <w:bottom w:val="nil"/>
+              <w:right w:val="nil"/>
+            </w:tcBorders>
+          </w:tcPr>
+          <w:p>
+            <w:pPr>
+              <w:spacing w:before="100" w:beforeAutospacing="1" w:after="100" w:afterAutospacing="1"/>
+              <w:rPr>
+                <w:rFonts w:cs="Times New Roman"/>
+                <w:b/>
+                <w:bCs/>
+                <w:sz w:val="24"/>
+                <w:szCs w:val="24"/>
+                <w:lang w:val="de-DE"/>
+              </w:rPr>
+            </w:pPr>
+          </w:p>
+        </w:tc>
+        <w:tc>
+          <w:tcPr>
+            <w:tcW w:w="2430" w:type="dxa"/>
+            <w:tcBorders>
+              <w:top w:val="nil"/>
+              <w:left w:val="nil"/>
+              <w:bottom w:val="nil"/>
+              <w:right w:val="nil"/>
+            </w:tcBorders>
+          </w:tcPr>
+          <w:p>
+            <w:pPr>
+              <w:spacing w:before="100" w:beforeAutospacing="1" w:after="100" w:afterAutospacing="1"/>
+              <w:rPr>
+                <w:rFonts w:cs="Times New Roman"/>
+                <w:b/>
+                <w:bCs/>
+                <w:lang w:val="de-DE"/>
+              </w:rPr>
+            </w:pPr>
+          </w:p>
+        </w:tc>
+        <w:tc>
+          <w:tcPr>
+            <w:tcW w:w="5660" w:type="dxa"/>
+            <w:tcBorders>
+              <w:top w:val="nil"/>
+              <w:left w:val="nil"/>
+              <w:bottom w:val="nil"/>
+              <w:right w:val="single" w:sz="4" w:space="0" w:color="auto"/>
+            </w:tcBorders>
+          </w:tcPr>
+          <w:p>
+            <w:pPr>
+              <w:spacing w:before="100" w:beforeAutospacing="1" w:after="100" w:afterAutospacing="1"/>
+              <w:rPr>
+                <w:rFonts w:cs="Times New Roman"/>
+                <w:i/>
+                <w:iCs/>
+              </w:rPr>
+            </w:pPr>
+            <w:r>
+              <w:rPr>
+                <w:rFonts w:cs="Times New Roman"/>
+                <w:i/>
+                <w:iCs/>
+              </w:rPr>
+              <w:t xml:space="preserve">2. </w:t>
+            </w:r>
+            <w:r>
+              <w:rPr>
+                <w:rFonts w:cs="Times New Roman"/>
+                <w:i/>
+                <w:iCs/>
+              </w:rPr>
+              <w:t xml:space="preserve">Nhập trang phục về từ nhà cung cấp </w:t>
+            </w:r>
+          </w:p>
+        </w:tc>
+      </w:tr>
+      <w:tr>
+        <w:trPr>
+          <w:cantSplit/>
+          <w:trHeight w:val="470"/>
+          <w:jc w:val="center"/>
+        </w:trPr>
+        <w:tc>
+          <w:tcPr>
+            <w:tcW w:w="1255" w:type="dxa"/>
+            <w:tcBorders>
+              <w:top w:val="nil"/>
+              <w:left w:val="single" w:sz="4" w:space="0" w:color="auto"/>
+              <w:bottom w:val="nil"/>
+              <w:right w:val="nil"/>
+            </w:tcBorders>
+          </w:tcPr>
+          <w:p>
+            <w:pPr>
+              <w:spacing w:before="100" w:beforeAutospacing="1" w:after="100" w:afterAutospacing="1"/>
+              <w:rPr>
+                <w:rFonts w:cs="Times New Roman"/>
+                <w:b/>
+                <w:bCs/>
+                <w:sz w:val="24"/>
+                <w:szCs w:val="24"/>
+                <w:lang w:val="de-DE"/>
+              </w:rPr>
+            </w:pPr>
+          </w:p>
+        </w:tc>
+        <w:tc>
+          <w:tcPr>
+            <w:tcW w:w="2430" w:type="dxa"/>
+            <w:tcBorders>
+              <w:top w:val="nil"/>
+              <w:left w:val="nil"/>
+              <w:bottom w:val="nil"/>
+              <w:right w:val="nil"/>
+            </w:tcBorders>
+          </w:tcPr>
+          <w:p>
+            <w:pPr>
+              <w:spacing w:before="100" w:beforeAutospacing="1" w:after="100" w:afterAutospacing="1"/>
+              <w:rPr>
+                <w:rFonts w:cs="Times New Roman"/>
+                <w:b/>
+                <w:bCs/>
+                <w:lang w:val="de-DE"/>
+              </w:rPr>
+            </w:pPr>
+          </w:p>
+        </w:tc>
+        <w:tc>
+          <w:tcPr>
+            <w:tcW w:w="5660" w:type="dxa"/>
+            <w:tcBorders>
+              <w:top w:val="nil"/>
+              <w:left w:val="nil"/>
+              <w:bottom w:val="nil"/>
+              <w:right w:val="single" w:sz="4" w:space="0" w:color="auto"/>
+            </w:tcBorders>
+          </w:tcPr>
+          <w:p>
+            <w:pPr>
+              <w:spacing w:before="100" w:beforeAutospacing="1" w:after="100" w:afterAutospacing="1"/>
+              <w:rPr>
+                <w:rFonts w:cs="Times New Roman"/>
+                <w:i/>
+                <w:iCs/>
+              </w:rPr>
+            </w:pPr>
+            <w:r>
+              <w:rPr>
+                <w:rFonts w:cs="Times New Roman"/>
+                <w:i/>
+                <w:iCs/>
+              </w:rPr>
+              <w:t xml:space="preserve">3. </w:t>
+            </w:r>
+            <w:r>
+              <w:rPr>
+                <w:rFonts w:cs="Times New Roman"/>
+                <w:i/>
+                <w:iCs/>
+              </w:rPr>
+              <w:t>Xem thống kê nhà cung cấp theo doanh chi</w:t>
+            </w:r>
+          </w:p>
+        </w:tc>
+      </w:tr>
+      <w:tr>
+        <w:trPr>
+          <w:cantSplit/>
+          <w:trHeight w:val="470"/>
+          <w:jc w:val="center"/>
+        </w:trPr>
+        <w:tc>
+          <w:tcPr>
+            <w:tcW w:w="1255" w:type="dxa"/>
+            <w:tcBorders>
+              <w:top w:val="nil"/>
+              <w:left w:val="single" w:sz="4" w:space="0" w:color="auto"/>
+              <w:bottom w:val="nil"/>
+              <w:right w:val="nil"/>
+            </w:tcBorders>
+          </w:tcPr>
+          <w:p>
+            <w:pPr>
+              <w:spacing w:before="100" w:beforeAutospacing="1" w:after="100" w:afterAutospacing="1"/>
+              <w:rPr>
+                <w:rFonts w:cs="Times New Roman"/>
+                <w:b/>
+                <w:bCs/>
+                <w:sz w:val="24"/>
+                <w:szCs w:val="24"/>
+                <w:lang w:val="de-DE"/>
+              </w:rPr>
+            </w:pPr>
+          </w:p>
+        </w:tc>
+        <w:tc>
+          <w:tcPr>
+            <w:tcW w:w="2430" w:type="dxa"/>
+            <w:tcBorders>
+              <w:top w:val="nil"/>
+              <w:left w:val="nil"/>
+              <w:bottom w:val="nil"/>
+              <w:right w:val="nil"/>
+            </w:tcBorders>
+          </w:tcPr>
+          <w:p>
+            <w:pPr>
+              <w:spacing w:before="100" w:beforeAutospacing="1" w:after="100" w:afterAutospacing="1"/>
+              <w:rPr>
+                <w:rFonts w:cs="Times New Roman"/>
+                <w:b/>
+                <w:bCs/>
+                <w:lang w:val="de-DE"/>
+              </w:rPr>
+            </w:pPr>
+            <w:r>
+              <w:rPr>
+                <w:rFonts w:cs="Times New Roman"/>
+                <w:b/>
+                <w:bCs/>
+                <w:lang w:val="de-DE"/>
+              </w:rPr>
               <w:t>Yêu cầu tuần:</w:t>
             </w:r>
           </w:p>
@@ -972,7 +1147,6 @@
                 <w:rFonts w:cs="Times New Roman"/>
                 <w:i/>
                 <w:iCs/>
-                <w:lang w:val="de-DE"/>
               </w:rPr>
             </w:pPr>
             <w:r>
@@ -980,7 +1154,6 @@
                 <w:rFonts w:cs="Times New Roman"/>
                 <w:i/>
                 <w:iCs/>
-                <w:lang w:val="de-DE"/>
               </w:rPr>
               <w:t>Lấy yêu cầu</w:t>
             </w:r>
@@ -1063,6 +1236,26 @@
     </w:tbl>
     <w:p>
       <w:pPr>
+        <w:autoSpaceDE/>
+        <w:autoSpaceDN/>
+        <w:spacing w:line="240" w:lineRule="auto"/>
+        <w:rPr>
+          <w:rFonts w:cs="Times New Roman"/>
+          <w:b/>
+          <w:bCs/>
+        </w:rPr>
+      </w:pPr>
+      <w:r>
+        <w:rPr>
+          <w:rFonts w:cs="Times New Roman"/>
+          <w:b/>
+          <w:bCs/>
+        </w:rPr>
+        <w:br w:type="page"/>
+      </w:r>
+    </w:p>
+    <w:p>
+      <w:pPr>
         <w:pStyle w:val="ListParagraph"/>
         <w:numPr>
           <w:ilvl w:val="0"/>
@@ -1236,7 +1429,13 @@
         <w:rPr>
           <w:rFonts w:cs="Times New Roman"/>
         </w:rPr>
-        <w:t>Đối tượng phục vụ: Một cửa hàng cho thuê trang phục.</w:t>
+        <w:t xml:space="preserve">Đối tượng phục vụ: </w:t>
+      </w:r>
+      <w:r>
+        <w:rPr>
+          <w:rFonts w:cs="Times New Roman"/>
+        </w:rPr>
+        <w:t>Một chuỗi cửa hàng thuộc một công ty cho thuê trang phục.</w:t>
       </w:r>
     </w:p>
     <w:p>
@@ -1496,6 +1695,7 @@
         <w:rPr>
           <w:rFonts w:cs="Times New Roman"/>
         </w:rPr>
+        <w:lastRenderedPageBreak/>
         <w:t>Đăng xuất</w:t>
       </w:r>
     </w:p>
@@ -1517,7 +1717,6 @@
         <w:rPr>
           <w:rFonts w:cs="Times New Roman"/>
         </w:rPr>
-        <w:lastRenderedPageBreak/>
         <w:t>Thay đổi mật khẩu</w:t>
       </w:r>
     </w:p>
@@ -1560,7 +1759,34 @@
         <w:rPr>
           <w:rFonts w:cs="Times New Roman"/>
         </w:rPr>
-        <w:t>Nhập trang phục về từ nhà cung cấp.</w:t>
+        <w:t>Xem danh sách nhà cung cấp trang phục.</w:t>
+      </w:r>
+    </w:p>
+    <w:p>
+      <w:pPr>
+        <w:pStyle w:val="ListParagraph"/>
+        <w:numPr>
+          <w:ilvl w:val="1"/>
+          <w:numId w:val="7"/>
+        </w:numPr>
+        <w:autoSpaceDE/>
+        <w:autoSpaceDN/>
+        <w:spacing w:after="160"/>
+        <w:rPr>
+          <w:rFonts w:cs="Times New Roman"/>
+        </w:rPr>
+      </w:pPr>
+      <w:r>
+        <w:rPr>
+          <w:rFonts w:cs="Times New Roman"/>
+        </w:rPr>
+        <w:t>Nhập trang phục về từ nhà cung cấp</w:t>
+      </w:r>
+      <w:r>
+        <w:rPr>
+          <w:rFonts w:cs="Times New Roman"/>
+        </w:rPr>
+        <w:t>.</w:t>
       </w:r>
     </w:p>
     <w:p>
@@ -1602,7 +1828,7 @@
         <w:rPr>
           <w:rFonts w:cs="Times New Roman"/>
         </w:rPr>
-        <w:t>Quản lý thông tin nhà cung cấp trang phục: Tìm kiếm, thêm, sửa thông tin, xóa nhà cung cấp trang phục.</w:t>
+        <w:t>Xem danh sách nhà cung cấp trang phục.</w:t>
       </w:r>
     </w:p>
     <w:p>
@@ -1623,7 +1849,40 @@
         <w:rPr>
           <w:rFonts w:cs="Times New Roman"/>
         </w:rPr>
-        <w:t>Nhập trang phục về từ nhà cung cấp.</w:t>
+        <w:t>Quản lý thông tin nhà cung cấp trang phục</w:t>
+      </w:r>
+      <w:r>
+        <w:rPr>
+          <w:rFonts w:cs="Times New Roman"/>
+        </w:rPr>
+        <w:t>.</w:t>
+      </w:r>
+    </w:p>
+    <w:p>
+      <w:pPr>
+        <w:pStyle w:val="ListParagraph"/>
+        <w:numPr>
+          <w:ilvl w:val="1"/>
+          <w:numId w:val="7"/>
+        </w:numPr>
+        <w:autoSpaceDE/>
+        <w:autoSpaceDN/>
+        <w:spacing w:after="160"/>
+        <w:rPr>
+          <w:rFonts w:cs="Times New Roman"/>
+        </w:rPr>
+      </w:pPr>
+      <w:r>
+        <w:rPr>
+          <w:rFonts w:cs="Times New Roman"/>
+        </w:rPr>
+        <w:t>Nhập trang phục về từ nhà cung cấp</w:t>
+      </w:r>
+      <w:r>
+        <w:rPr>
+          <w:rFonts w:cs="Times New Roman"/>
+        </w:rPr>
+        <w:t>.</w:t>
       </w:r>
     </w:p>
     <w:p>
@@ -1887,6 +2146,7 @@
         <w:rPr>
           <w:rFonts w:cs="Times New Roman"/>
         </w:rPr>
+        <w:lastRenderedPageBreak/>
         <w:t xml:space="preserve">Nếu đăng nhập thất bại </w:t>
       </w:r>
       <w:r>
@@ -1922,6 +2182,378 @@
         <w:rPr>
           <w:rFonts w:cs="Times New Roman"/>
         </w:rPr>
+        <w:t xml:space="preserve">Quản lý nhấn OK </w:t>
+      </w:r>
+      <w:r>
+        <w:rPr>
+          <w:rFonts w:cs="Times New Roman"/>
+        </w:rPr>
+        <w:sym w:font="Wingdings" w:char="F0E0"/>
+      </w:r>
+      <w:r>
+        <w:rPr>
+          <w:rFonts w:cs="Times New Roman"/>
+        </w:rPr>
+        <w:t xml:space="preserve"> giao diện đăng nhập</w:t>
+      </w:r>
+      <w:r>
+        <w:rPr>
+          <w:rFonts w:cs="Times New Roman"/>
+        </w:rPr>
+        <w:t xml:space="preserve"> được hiển thị lại</w:t>
+      </w:r>
+      <w:r>
+        <w:rPr>
+          <w:rFonts w:cs="Times New Roman"/>
+        </w:rPr>
+        <w:t>.</w:t>
+      </w:r>
+    </w:p>
+    <w:p>
+      <w:pPr>
+        <w:pStyle w:val="ListParagraph"/>
+        <w:numPr>
+          <w:ilvl w:val="1"/>
+          <w:numId w:val="7"/>
+        </w:numPr>
+        <w:autoSpaceDE/>
+        <w:autoSpaceDN/>
+        <w:spacing w:after="160"/>
+        <w:rPr>
+          <w:rFonts w:cs="Times New Roman"/>
+        </w:rPr>
+      </w:pPr>
+      <w:r>
+        <w:rPr>
+          <w:rFonts w:cs="Times New Roman"/>
+        </w:rPr>
+        <w:t xml:space="preserve">Quản lý chọn chức năng quản lý thông tin nhà cung cấp trang phục </w:t>
+      </w:r>
+      <w:r>
+        <w:rPr>
+          <w:rFonts w:cs="Times New Roman"/>
+        </w:rPr>
+        <w:sym w:font="Wingdings" w:char="F0E0"/>
+      </w:r>
+      <w:r>
+        <w:rPr>
+          <w:rFonts w:cs="Times New Roman"/>
+        </w:rPr>
+        <w:t xml:space="preserve"> giao diện quản lý nhà cung cấp trang phục hiển thị với</w:t>
+      </w:r>
+    </w:p>
+    <w:p>
+      <w:pPr>
+        <w:pStyle w:val="ListParagraph"/>
+        <w:numPr>
+          <w:ilvl w:val="2"/>
+          <w:numId w:val="7"/>
+        </w:numPr>
+        <w:autoSpaceDE/>
+        <w:autoSpaceDN/>
+        <w:spacing w:after="160"/>
+        <w:rPr>
+          <w:rFonts w:cs="Times New Roman"/>
+        </w:rPr>
+      </w:pPr>
+      <w:r>
+        <w:rPr>
+          <w:rFonts w:cs="Times New Roman"/>
+        </w:rPr>
+        <w:t xml:space="preserve">Một </w:t>
+      </w:r>
+      <w:r>
+        <w:rPr>
+          <w:rFonts w:cs="Times New Roman"/>
+        </w:rPr>
+        <w:t>bảng/danh sác</w:t>
+      </w:r>
+      <w:r>
+        <w:rPr>
+          <w:rFonts w:cs="Times New Roman"/>
+        </w:rPr>
+        <w:t>h</w:t>
+      </w:r>
+      <w:r>
+        <w:rPr>
+          <w:rFonts w:cs="Times New Roman"/>
+        </w:rPr>
+        <w:t>, mỗi dòng/hàng tương ứng với thông tin của một nhà cung cấp: tên nhà cung cấp, địa chỉ, số điện thoại, email…</w:t>
+      </w:r>
+    </w:p>
+    <w:p>
+      <w:pPr>
+        <w:pStyle w:val="ListParagraph"/>
+        <w:numPr>
+          <w:ilvl w:val="2"/>
+          <w:numId w:val="7"/>
+        </w:numPr>
+        <w:autoSpaceDE/>
+        <w:autoSpaceDN/>
+        <w:spacing w:after="160"/>
+        <w:rPr>
+          <w:rFonts w:cs="Times New Roman"/>
+        </w:rPr>
+      </w:pPr>
+      <w:r>
+        <w:rPr>
+          <w:rFonts w:cs="Times New Roman"/>
+        </w:rPr>
+        <w:t>m</w:t>
+      </w:r>
+      <w:r>
+        <w:rPr>
+          <w:rFonts w:cs="Times New Roman"/>
+        </w:rPr>
+        <w:t>ột trường văn bản để nhập từ khóa + một nút tìm kiếm.</w:t>
+      </w:r>
+    </w:p>
+    <w:p>
+      <w:pPr>
+        <w:pStyle w:val="ListParagraph"/>
+        <w:numPr>
+          <w:ilvl w:val="2"/>
+          <w:numId w:val="7"/>
+        </w:numPr>
+        <w:autoSpaceDE/>
+        <w:autoSpaceDN/>
+        <w:spacing w:after="160"/>
+        <w:rPr>
+          <w:rFonts w:cs="Times New Roman"/>
+        </w:rPr>
+      </w:pPr>
+      <w:r>
+        <w:rPr>
+          <w:rFonts w:cs="Times New Roman"/>
+        </w:rPr>
+        <w:t>m</w:t>
+      </w:r>
+      <w:r>
+        <w:rPr>
+          <w:rFonts w:cs="Times New Roman"/>
+        </w:rPr>
+        <w:t>ột nút thêm</w:t>
+      </w:r>
+      <w:r>
+        <w:rPr>
+          <w:rFonts w:cs="Times New Roman"/>
+        </w:rPr>
+        <w:t xml:space="preserve"> mới</w:t>
+      </w:r>
+      <w:r>
+        <w:rPr>
+          <w:rFonts w:cs="Times New Roman"/>
+        </w:rPr>
+        <w:t xml:space="preserve"> nhà cung cấp.</w:t>
+      </w:r>
+    </w:p>
+    <w:p>
+      <w:pPr>
+        <w:pStyle w:val="ListParagraph"/>
+        <w:numPr>
+          <w:ilvl w:val="1"/>
+          <w:numId w:val="7"/>
+        </w:numPr>
+        <w:autoSpaceDE/>
+        <w:autoSpaceDN/>
+        <w:spacing w:after="160"/>
+        <w:rPr>
+          <w:rFonts w:cs="Times New Roman"/>
+        </w:rPr>
+      </w:pPr>
+      <w:r>
+        <w:rPr>
+          <w:rFonts w:cs="Times New Roman"/>
+        </w:rPr>
+        <w:t xml:space="preserve">Quản lý chọn một hàng/dòng trong bảng/danh sách </w:t>
+      </w:r>
+      <w:r>
+        <w:rPr>
+          <w:rFonts w:cs="Times New Roman"/>
+        </w:rPr>
+        <w:sym w:font="Wingdings" w:char="F0E0"/>
+      </w:r>
+      <w:r>
+        <w:rPr>
+          <w:rFonts w:cs="Times New Roman"/>
+        </w:rPr>
+        <w:t xml:space="preserve"> giao diện thông tin</w:t>
+      </w:r>
+      <w:r>
+        <w:rPr>
+          <w:rFonts w:cs="Times New Roman"/>
+        </w:rPr>
+        <w:t xml:space="preserve"> chi tiết nhà cung cấp hiển thị với</w:t>
+      </w:r>
+    </w:p>
+    <w:p>
+      <w:pPr>
+        <w:pStyle w:val="ListParagraph"/>
+        <w:numPr>
+          <w:ilvl w:val="2"/>
+          <w:numId w:val="7"/>
+        </w:numPr>
+        <w:autoSpaceDE/>
+        <w:autoSpaceDN/>
+        <w:spacing w:after="160"/>
+        <w:rPr>
+          <w:rFonts w:cs="Times New Roman"/>
+        </w:rPr>
+      </w:pPr>
+      <w:r>
+        <w:rPr>
+          <w:rFonts w:cs="Times New Roman"/>
+        </w:rPr>
+        <w:t>thông tin của nhà cung cấp đã chọn: tên nhà cung cấp, địa chỉ, số điện thoại, email…</w:t>
+      </w:r>
+    </w:p>
+    <w:p>
+      <w:pPr>
+        <w:pStyle w:val="ListParagraph"/>
+        <w:numPr>
+          <w:ilvl w:val="2"/>
+          <w:numId w:val="7"/>
+        </w:numPr>
+        <w:autoSpaceDE/>
+        <w:autoSpaceDN/>
+        <w:spacing w:after="160"/>
+        <w:rPr>
+          <w:rFonts w:cs="Times New Roman"/>
+        </w:rPr>
+      </w:pPr>
+      <w:r>
+        <w:rPr>
+          <w:rFonts w:cs="Times New Roman"/>
+        </w:rPr>
+        <w:t>một nút chỉnh sửa thông tin nhà cung cấp, một nút xóa nhà cung cấp.</w:t>
+      </w:r>
+    </w:p>
+    <w:p>
+      <w:pPr>
+        <w:pStyle w:val="ListParagraph"/>
+        <w:numPr>
+          <w:ilvl w:val="1"/>
+          <w:numId w:val="7"/>
+        </w:numPr>
+        <w:autoSpaceDE/>
+        <w:autoSpaceDN/>
+        <w:spacing w:after="160"/>
+        <w:rPr>
+          <w:rFonts w:cs="Times New Roman"/>
+        </w:rPr>
+      </w:pPr>
+      <w:r>
+        <w:rPr>
+          <w:rFonts w:cs="Times New Roman"/>
+        </w:rPr>
+        <w:t xml:space="preserve">Quản lý chọn chỉnh sửa thông tin nhà cung cấp </w:t>
+      </w:r>
+      <w:r>
+        <w:rPr>
+          <w:rFonts w:cs="Times New Roman"/>
+        </w:rPr>
+        <w:sym w:font="Wingdings" w:char="F0E0"/>
+      </w:r>
+      <w:r>
+        <w:rPr>
+          <w:rFonts w:cs="Times New Roman"/>
+        </w:rPr>
+        <w:t xml:space="preserve"> giao diện chỉnh sửa thông tin nhà cung cấp hiển thị với</w:t>
+      </w:r>
+    </w:p>
+    <w:p>
+      <w:pPr>
+        <w:pStyle w:val="ListParagraph"/>
+        <w:numPr>
+          <w:ilvl w:val="2"/>
+          <w:numId w:val="7"/>
+        </w:numPr>
+        <w:autoSpaceDE/>
+        <w:autoSpaceDN/>
+        <w:spacing w:after="160"/>
+        <w:rPr>
+          <w:rFonts w:cs="Times New Roman"/>
+        </w:rPr>
+      </w:pPr>
+      <w:r>
+        <w:rPr>
+          <w:rFonts w:cs="Times New Roman"/>
+        </w:rPr>
+        <w:t>một biểu mẫu gồm các trường văn bản điền sẵn thông tin của nhà cung cấp đã chọn.</w:t>
+      </w:r>
+    </w:p>
+    <w:p>
+      <w:pPr>
+        <w:pStyle w:val="ListParagraph"/>
+        <w:numPr>
+          <w:ilvl w:val="2"/>
+          <w:numId w:val="7"/>
+        </w:numPr>
+        <w:autoSpaceDE/>
+        <w:autoSpaceDN/>
+        <w:spacing w:after="160"/>
+        <w:rPr>
+          <w:rFonts w:cs="Times New Roman"/>
+        </w:rPr>
+      </w:pPr>
+      <w:r>
+        <w:rPr>
+          <w:rFonts w:cs="Times New Roman"/>
+        </w:rPr>
+        <w:t>một nút lưu.</w:t>
+      </w:r>
+    </w:p>
+    <w:p>
+      <w:pPr>
+        <w:pStyle w:val="ListParagraph"/>
+        <w:numPr>
+          <w:ilvl w:val="1"/>
+          <w:numId w:val="7"/>
+        </w:numPr>
+        <w:autoSpaceDE/>
+        <w:autoSpaceDN/>
+        <w:spacing w:after="160"/>
+        <w:rPr>
+          <w:rFonts w:cs="Times New Roman"/>
+        </w:rPr>
+      </w:pPr>
+      <w:r>
+        <w:rPr>
+          <w:rFonts w:cs="Times New Roman"/>
+        </w:rPr>
+        <w:t xml:space="preserve">Quản lý chỉnh sửa thông tin trong các trường và nhấn nút lưu </w:t>
+      </w:r>
+      <w:r>
+        <w:rPr>
+          <w:rFonts w:cs="Times New Roman"/>
+        </w:rPr>
+        <w:sym w:font="Wingdings" w:char="F0E0"/>
+      </w:r>
+      <w:r>
+        <w:rPr>
+          <w:rFonts w:cs="Times New Roman"/>
+        </w:rPr>
+        <w:t xml:space="preserve"> hệ thống hiển thị thông báo chỉnh sửa thành công và nút OK.</w:t>
+      </w:r>
+    </w:p>
+    <w:p>
+      <w:pPr>
+        <w:pStyle w:val="ListParagraph"/>
+        <w:numPr>
+          <w:ilvl w:val="1"/>
+          <w:numId w:val="7"/>
+        </w:numPr>
+        <w:autoSpaceDE/>
+        <w:autoSpaceDN/>
+        <w:spacing w:after="160"/>
+        <w:rPr>
+          <w:rFonts w:cs="Times New Roman"/>
+        </w:rPr>
+      </w:pPr>
+      <w:r>
+        <w:rPr>
+          <w:rFonts w:cs="Times New Roman"/>
+        </w:rPr>
         <w:lastRenderedPageBreak/>
         <w:t xml:space="preserve">Quản lý nhấn OK </w:t>
       </w:r>
@@ -1935,378 +2567,6 @@
         <w:rPr>
           <w:rFonts w:cs="Times New Roman"/>
         </w:rPr>
-        <w:t xml:space="preserve"> giao diện đăng nhập</w:t>
-      </w:r>
-      <w:r>
-        <w:rPr>
-          <w:rFonts w:cs="Times New Roman"/>
-        </w:rPr>
-        <w:t xml:space="preserve"> được hiển thị lại</w:t>
-      </w:r>
-      <w:r>
-        <w:rPr>
-          <w:rFonts w:cs="Times New Roman"/>
-        </w:rPr>
-        <w:t>.</w:t>
-      </w:r>
-    </w:p>
-    <w:p>
-      <w:pPr>
-        <w:pStyle w:val="ListParagraph"/>
-        <w:numPr>
-          <w:ilvl w:val="1"/>
-          <w:numId w:val="7"/>
-        </w:numPr>
-        <w:autoSpaceDE/>
-        <w:autoSpaceDN/>
-        <w:spacing w:after="160"/>
-        <w:rPr>
-          <w:rFonts w:cs="Times New Roman"/>
-        </w:rPr>
-      </w:pPr>
-      <w:r>
-        <w:rPr>
-          <w:rFonts w:cs="Times New Roman"/>
-        </w:rPr>
-        <w:t xml:space="preserve">Quản lý chọn chức năng quản lý thông tin nhà cung cấp trang phục </w:t>
-      </w:r>
-      <w:r>
-        <w:rPr>
-          <w:rFonts w:cs="Times New Roman"/>
-        </w:rPr>
-        <w:sym w:font="Wingdings" w:char="F0E0"/>
-      </w:r>
-      <w:r>
-        <w:rPr>
-          <w:rFonts w:cs="Times New Roman"/>
-        </w:rPr>
-        <w:t xml:space="preserve"> giao diện quản lý nhà cung cấp trang phục hiển thị với</w:t>
-      </w:r>
-    </w:p>
-    <w:p>
-      <w:pPr>
-        <w:pStyle w:val="ListParagraph"/>
-        <w:numPr>
-          <w:ilvl w:val="2"/>
-          <w:numId w:val="7"/>
-        </w:numPr>
-        <w:autoSpaceDE/>
-        <w:autoSpaceDN/>
-        <w:spacing w:after="160"/>
-        <w:rPr>
-          <w:rFonts w:cs="Times New Roman"/>
-        </w:rPr>
-      </w:pPr>
-      <w:r>
-        <w:rPr>
-          <w:rFonts w:cs="Times New Roman"/>
-        </w:rPr>
-        <w:t xml:space="preserve">Một </w:t>
-      </w:r>
-      <w:r>
-        <w:rPr>
-          <w:rFonts w:cs="Times New Roman"/>
-        </w:rPr>
-        <w:t>bảng/danh sác</w:t>
-      </w:r>
-      <w:r>
-        <w:rPr>
-          <w:rFonts w:cs="Times New Roman"/>
-        </w:rPr>
-        <w:t>h</w:t>
-      </w:r>
-      <w:r>
-        <w:rPr>
-          <w:rFonts w:cs="Times New Roman"/>
-        </w:rPr>
-        <w:t>, mỗi dòng/hàng tương ứng với thông tin của một nhà cung cấp: tên nhà cung cấp, địa chỉ, số điện thoại, email…</w:t>
-      </w:r>
-    </w:p>
-    <w:p>
-      <w:pPr>
-        <w:pStyle w:val="ListParagraph"/>
-        <w:numPr>
-          <w:ilvl w:val="2"/>
-          <w:numId w:val="7"/>
-        </w:numPr>
-        <w:autoSpaceDE/>
-        <w:autoSpaceDN/>
-        <w:spacing w:after="160"/>
-        <w:rPr>
-          <w:rFonts w:cs="Times New Roman"/>
-        </w:rPr>
-      </w:pPr>
-      <w:r>
-        <w:rPr>
-          <w:rFonts w:cs="Times New Roman"/>
-        </w:rPr>
-        <w:t>m</w:t>
-      </w:r>
-      <w:r>
-        <w:rPr>
-          <w:rFonts w:cs="Times New Roman"/>
-        </w:rPr>
-        <w:t>ột trường văn bản để nhập từ khóa + một nút tìm kiếm.</w:t>
-      </w:r>
-    </w:p>
-    <w:p>
-      <w:pPr>
-        <w:pStyle w:val="ListParagraph"/>
-        <w:numPr>
-          <w:ilvl w:val="2"/>
-          <w:numId w:val="7"/>
-        </w:numPr>
-        <w:autoSpaceDE/>
-        <w:autoSpaceDN/>
-        <w:spacing w:after="160"/>
-        <w:rPr>
-          <w:rFonts w:cs="Times New Roman"/>
-        </w:rPr>
-      </w:pPr>
-      <w:r>
-        <w:rPr>
-          <w:rFonts w:cs="Times New Roman"/>
-        </w:rPr>
-        <w:t>m</w:t>
-      </w:r>
-      <w:r>
-        <w:rPr>
-          <w:rFonts w:cs="Times New Roman"/>
-        </w:rPr>
-        <w:t>ột nút thêm</w:t>
-      </w:r>
-      <w:r>
-        <w:rPr>
-          <w:rFonts w:cs="Times New Roman"/>
-        </w:rPr>
-        <w:t xml:space="preserve"> mới</w:t>
-      </w:r>
-      <w:r>
-        <w:rPr>
-          <w:rFonts w:cs="Times New Roman"/>
-        </w:rPr>
-        <w:t xml:space="preserve"> nhà cung cấp.</w:t>
-      </w:r>
-    </w:p>
-    <w:p>
-      <w:pPr>
-        <w:pStyle w:val="ListParagraph"/>
-        <w:numPr>
-          <w:ilvl w:val="1"/>
-          <w:numId w:val="7"/>
-        </w:numPr>
-        <w:autoSpaceDE/>
-        <w:autoSpaceDN/>
-        <w:spacing w:after="160"/>
-        <w:rPr>
-          <w:rFonts w:cs="Times New Roman"/>
-        </w:rPr>
-      </w:pPr>
-      <w:r>
-        <w:rPr>
-          <w:rFonts w:cs="Times New Roman"/>
-        </w:rPr>
-        <w:t xml:space="preserve">Quản lý chọn một hàng/dòng trong bảng/danh sách </w:t>
-      </w:r>
-      <w:r>
-        <w:rPr>
-          <w:rFonts w:cs="Times New Roman"/>
-        </w:rPr>
-        <w:sym w:font="Wingdings" w:char="F0E0"/>
-      </w:r>
-      <w:r>
-        <w:rPr>
-          <w:rFonts w:cs="Times New Roman"/>
-        </w:rPr>
-        <w:t xml:space="preserve"> giao diện thông tin</w:t>
-      </w:r>
-      <w:r>
-        <w:rPr>
-          <w:rFonts w:cs="Times New Roman"/>
-        </w:rPr>
-        <w:t xml:space="preserve"> chi tiết nhà cung cấp hiển thị với</w:t>
-      </w:r>
-    </w:p>
-    <w:p>
-      <w:pPr>
-        <w:pStyle w:val="ListParagraph"/>
-        <w:numPr>
-          <w:ilvl w:val="2"/>
-          <w:numId w:val="7"/>
-        </w:numPr>
-        <w:autoSpaceDE/>
-        <w:autoSpaceDN/>
-        <w:spacing w:after="160"/>
-        <w:rPr>
-          <w:rFonts w:cs="Times New Roman"/>
-        </w:rPr>
-      </w:pPr>
-      <w:r>
-        <w:rPr>
-          <w:rFonts w:cs="Times New Roman"/>
-        </w:rPr>
-        <w:t>thông tin của nhà cung cấp đã chọn: tên nhà cung cấp, địa chỉ, số điện thoại, email…</w:t>
-      </w:r>
-    </w:p>
-    <w:p>
-      <w:pPr>
-        <w:pStyle w:val="ListParagraph"/>
-        <w:numPr>
-          <w:ilvl w:val="2"/>
-          <w:numId w:val="7"/>
-        </w:numPr>
-        <w:autoSpaceDE/>
-        <w:autoSpaceDN/>
-        <w:spacing w:after="160"/>
-        <w:rPr>
-          <w:rFonts w:cs="Times New Roman"/>
-        </w:rPr>
-      </w:pPr>
-      <w:r>
-        <w:rPr>
-          <w:rFonts w:cs="Times New Roman"/>
-        </w:rPr>
-        <w:t>một nút chỉnh sửa thông tin nhà cung cấp, một nút xóa nhà cung cấp.</w:t>
-      </w:r>
-    </w:p>
-    <w:p>
-      <w:pPr>
-        <w:pStyle w:val="ListParagraph"/>
-        <w:numPr>
-          <w:ilvl w:val="1"/>
-          <w:numId w:val="7"/>
-        </w:numPr>
-        <w:autoSpaceDE/>
-        <w:autoSpaceDN/>
-        <w:spacing w:after="160"/>
-        <w:rPr>
-          <w:rFonts w:cs="Times New Roman"/>
-        </w:rPr>
-      </w:pPr>
-      <w:r>
-        <w:rPr>
-          <w:rFonts w:cs="Times New Roman"/>
-        </w:rPr>
-        <w:t xml:space="preserve">Quản lý chọn chỉnh sửa thông tin nhà cung cấp </w:t>
-      </w:r>
-      <w:r>
-        <w:rPr>
-          <w:rFonts w:cs="Times New Roman"/>
-        </w:rPr>
-        <w:sym w:font="Wingdings" w:char="F0E0"/>
-      </w:r>
-      <w:r>
-        <w:rPr>
-          <w:rFonts w:cs="Times New Roman"/>
-        </w:rPr>
-        <w:t xml:space="preserve"> giao diện chỉnh sửa thông tin nhà cung cấp hiển thị với</w:t>
-      </w:r>
-    </w:p>
-    <w:p>
-      <w:pPr>
-        <w:pStyle w:val="ListParagraph"/>
-        <w:numPr>
-          <w:ilvl w:val="2"/>
-          <w:numId w:val="7"/>
-        </w:numPr>
-        <w:autoSpaceDE/>
-        <w:autoSpaceDN/>
-        <w:spacing w:after="160"/>
-        <w:rPr>
-          <w:rFonts w:cs="Times New Roman"/>
-        </w:rPr>
-      </w:pPr>
-      <w:r>
-        <w:rPr>
-          <w:rFonts w:cs="Times New Roman"/>
-        </w:rPr>
-        <w:t>một biểu mẫu gồm các trường văn bản điền sẵn thông tin của nhà cung cấp đã chọn.</w:t>
-      </w:r>
-    </w:p>
-    <w:p>
-      <w:pPr>
-        <w:pStyle w:val="ListParagraph"/>
-        <w:numPr>
-          <w:ilvl w:val="2"/>
-          <w:numId w:val="7"/>
-        </w:numPr>
-        <w:autoSpaceDE/>
-        <w:autoSpaceDN/>
-        <w:spacing w:after="160"/>
-        <w:rPr>
-          <w:rFonts w:cs="Times New Roman"/>
-        </w:rPr>
-      </w:pPr>
-      <w:r>
-        <w:rPr>
-          <w:rFonts w:cs="Times New Roman"/>
-        </w:rPr>
-        <w:t>một nút lưu.</w:t>
-      </w:r>
-    </w:p>
-    <w:p>
-      <w:pPr>
-        <w:pStyle w:val="ListParagraph"/>
-        <w:numPr>
-          <w:ilvl w:val="1"/>
-          <w:numId w:val="7"/>
-        </w:numPr>
-        <w:autoSpaceDE/>
-        <w:autoSpaceDN/>
-        <w:spacing w:after="160"/>
-        <w:rPr>
-          <w:rFonts w:cs="Times New Roman"/>
-        </w:rPr>
-      </w:pPr>
-      <w:r>
-        <w:rPr>
-          <w:rFonts w:cs="Times New Roman"/>
-        </w:rPr>
-        <w:t xml:space="preserve">Quản lý chỉnh sửa thông tin trong các trường và nhấn nút lưu </w:t>
-      </w:r>
-      <w:r>
-        <w:rPr>
-          <w:rFonts w:cs="Times New Roman"/>
-        </w:rPr>
-        <w:sym w:font="Wingdings" w:char="F0E0"/>
-      </w:r>
-      <w:r>
-        <w:rPr>
-          <w:rFonts w:cs="Times New Roman"/>
-        </w:rPr>
-        <w:t xml:space="preserve"> hệ thống hiển thị thông báo chỉnh sửa thành công và nút OK.</w:t>
-      </w:r>
-    </w:p>
-    <w:p>
-      <w:pPr>
-        <w:pStyle w:val="ListParagraph"/>
-        <w:numPr>
-          <w:ilvl w:val="1"/>
-          <w:numId w:val="7"/>
-        </w:numPr>
-        <w:autoSpaceDE/>
-        <w:autoSpaceDN/>
-        <w:spacing w:after="160"/>
-        <w:rPr>
-          <w:rFonts w:cs="Times New Roman"/>
-        </w:rPr>
-      </w:pPr>
-      <w:r>
-        <w:rPr>
-          <w:rFonts w:cs="Times New Roman"/>
-        </w:rPr>
-        <w:t xml:space="preserve">Quản lý nhấn OK </w:t>
-      </w:r>
-      <w:r>
-        <w:rPr>
-          <w:rFonts w:cs="Times New Roman"/>
-        </w:rPr>
-        <w:sym w:font="Wingdings" w:char="F0E0"/>
-      </w:r>
-      <w:r>
-        <w:rPr>
-          <w:rFonts w:cs="Times New Roman"/>
-        </w:rPr>
         <w:t xml:space="preserve"> giao diện quản lý thông tin nhà cung cấp được hiển thị lại.</w:t>
       </w:r>
     </w:p>
@@ -2351,86 +2611,374 @@
         <w:rPr>
           <w:rFonts w:cs="Times New Roman"/>
         </w:rPr>
+        <w:t xml:space="preserve">Một nhân viên truy cập vào trang web </w:t>
+      </w:r>
+      <w:r>
+        <w:rPr>
+          <w:rFonts w:cs="Times New Roman"/>
+        </w:rPr>
+        <w:sym w:font="Wingdings" w:char="F0E0"/>
+      </w:r>
+      <w:r>
+        <w:rPr>
+          <w:rFonts w:cs="Times New Roman"/>
+        </w:rPr>
+        <w:t xml:space="preserve"> giao diện quản lý</w:t>
+      </w:r>
+      <w:r>
+        <w:rPr>
+          <w:rFonts w:cs="Times New Roman"/>
+        </w:rPr>
+        <w:t xml:space="preserve"> hệ thống</w:t>
+      </w:r>
+      <w:r>
+        <w:rPr>
+          <w:rFonts w:cs="Times New Roman"/>
+        </w:rPr>
+        <w:t xml:space="preserve"> hiển thị với</w:t>
+      </w:r>
+    </w:p>
+    <w:p>
+      <w:pPr>
+        <w:pStyle w:val="ListParagraph"/>
+        <w:numPr>
+          <w:ilvl w:val="2"/>
+          <w:numId w:val="7"/>
+        </w:numPr>
+        <w:autoSpaceDE/>
+        <w:autoSpaceDN/>
+        <w:spacing w:after="160"/>
+        <w:rPr>
+          <w:rFonts w:cs="Times New Roman"/>
+        </w:rPr>
+      </w:pPr>
+      <w:r>
+        <w:rPr>
+          <w:rFonts w:cs="Times New Roman"/>
+        </w:rPr>
+        <w:t>t</w:t>
+      </w:r>
+      <w:r>
+        <w:rPr>
+          <w:rFonts w:cs="Times New Roman"/>
+        </w:rPr>
+        <w:t>hông tin của nhân viên: tên đăng nhập, họ tên, vai trò…</w:t>
+      </w:r>
+    </w:p>
+    <w:p>
+      <w:pPr>
+        <w:pStyle w:val="ListParagraph"/>
+        <w:numPr>
+          <w:ilvl w:val="2"/>
+          <w:numId w:val="7"/>
+        </w:numPr>
+        <w:autoSpaceDE/>
+        <w:autoSpaceDN/>
+        <w:spacing w:after="160"/>
+        <w:rPr>
+          <w:rFonts w:cs="Times New Roman"/>
+        </w:rPr>
+      </w:pPr>
+      <w:r>
+        <w:rPr>
+          <w:rFonts w:cs="Times New Roman"/>
+        </w:rPr>
+        <w:t>t</w:t>
+      </w:r>
+      <w:r>
+        <w:rPr>
+          <w:rFonts w:cs="Times New Roman"/>
+        </w:rPr>
+        <w:t>rình đơn cho phép chọn các chức năng: quản lý thông tin nhà cung cấp trang phục, nhập trang phục từ nhà cung cấp, xem thống kê nhà cung cấp theo doanh chi.</w:t>
+      </w:r>
+    </w:p>
+    <w:p>
+      <w:pPr>
+        <w:pStyle w:val="ListParagraph"/>
+        <w:numPr>
+          <w:ilvl w:val="1"/>
+          <w:numId w:val="7"/>
+        </w:numPr>
+        <w:autoSpaceDE/>
+        <w:autoSpaceDN/>
+        <w:spacing w:after="160"/>
+        <w:rPr>
+          <w:rFonts w:cs="Times New Roman"/>
+        </w:rPr>
+      </w:pPr>
+      <w:r>
+        <w:rPr>
+          <w:rFonts w:cs="Times New Roman"/>
+        </w:rPr>
+        <w:t xml:space="preserve">Nhân viên chọn chức năng nhập trang phục từ nhà cung cấp </w:t>
+      </w:r>
+      <w:r>
+        <w:rPr>
+          <w:rFonts w:cs="Times New Roman"/>
+        </w:rPr>
+        <w:sym w:font="Wingdings" w:char="F0E0"/>
+      </w:r>
+      <w:r>
+        <w:rPr>
+          <w:rFonts w:cs="Times New Roman"/>
+        </w:rPr>
+        <w:t xml:space="preserve"> giao diện </w:t>
+      </w:r>
+      <w:r>
+        <w:rPr>
+          <w:rFonts w:cs="Times New Roman"/>
+        </w:rPr>
+        <w:t xml:space="preserve">nhập </w:t>
+      </w:r>
+      <w:r>
+        <w:rPr>
+          <w:rFonts w:cs="Times New Roman"/>
+        </w:rPr>
+        <w:t>trang</w:t>
+      </w:r>
+      <w:r>
+        <w:rPr>
+          <w:rFonts w:cs="Times New Roman"/>
+        </w:rPr>
+        <w:t xml:space="preserve"> phục với</w:t>
+      </w:r>
+    </w:p>
+    <w:p>
+      <w:pPr>
+        <w:pStyle w:val="ListParagraph"/>
+        <w:numPr>
+          <w:ilvl w:val="2"/>
+          <w:numId w:val="7"/>
+        </w:numPr>
+        <w:autoSpaceDE/>
+        <w:autoSpaceDN/>
+        <w:spacing w:after="160"/>
+        <w:rPr>
+          <w:rFonts w:cs="Times New Roman"/>
+        </w:rPr>
+      </w:pPr>
+      <w:r>
+        <w:rPr>
+          <w:rFonts w:cs="Times New Roman"/>
+        </w:rPr>
+        <w:t xml:space="preserve">một bảng/danh sách với mỗi dòng/hàng là thông tin của một phiếu nhập hàng: mã phiếu nhập, ngày tạo phiếu, </w:t>
+      </w:r>
+      <w:r>
+        <w:rPr>
+          <w:rFonts w:cs="Times New Roman"/>
+        </w:rPr>
+        <w:t xml:space="preserve">người tạo, </w:t>
+      </w:r>
+      <w:r>
+        <w:rPr>
+          <w:rFonts w:cs="Times New Roman"/>
+        </w:rPr>
+        <w:t>tên mặt hàng, tên nhà cung cấp, đơn giá, số lượng, thành tiền.</w:t>
+      </w:r>
+    </w:p>
+    <w:p>
+      <w:pPr>
+        <w:pStyle w:val="ListParagraph"/>
+        <w:numPr>
+          <w:ilvl w:val="2"/>
+          <w:numId w:val="7"/>
+        </w:numPr>
+        <w:autoSpaceDE/>
+        <w:autoSpaceDN/>
+        <w:spacing w:after="160"/>
+        <w:rPr>
+          <w:rFonts w:cs="Times New Roman"/>
+        </w:rPr>
+      </w:pPr>
+      <w:r>
+        <w:rPr>
+          <w:rFonts w:cs="Times New Roman"/>
+        </w:rPr>
+        <w:t>một nút thêm phiếu nhập mới.</w:t>
+      </w:r>
+    </w:p>
+    <w:p>
+      <w:pPr>
+        <w:pStyle w:val="ListParagraph"/>
+        <w:numPr>
+          <w:ilvl w:val="1"/>
+          <w:numId w:val="7"/>
+        </w:numPr>
+        <w:autoSpaceDE/>
+        <w:autoSpaceDN/>
+        <w:spacing w:after="160"/>
+        <w:rPr>
+          <w:rFonts w:cs="Times New Roman"/>
+        </w:rPr>
+      </w:pPr>
+      <w:r>
+        <w:rPr>
+          <w:rFonts w:cs="Times New Roman"/>
+        </w:rPr>
+        <w:t xml:space="preserve">Nhân viên chọn thêm phiếu nhập mới </w:t>
+      </w:r>
+      <w:r>
+        <w:rPr>
+          <w:rFonts w:cs="Times New Roman"/>
+        </w:rPr>
+        <w:sym w:font="Wingdings" w:char="F0E0"/>
+      </w:r>
+      <w:r>
+        <w:rPr>
+          <w:rFonts w:cs="Times New Roman"/>
+        </w:rPr>
+        <w:t xml:space="preserve"> giao diện phiếu nhập trang phục mới hiển thị với</w:t>
+      </w:r>
+    </w:p>
+    <w:p>
+      <w:pPr>
+        <w:pStyle w:val="ListParagraph"/>
+        <w:numPr>
+          <w:ilvl w:val="2"/>
+          <w:numId w:val="7"/>
+        </w:numPr>
+        <w:autoSpaceDE/>
+        <w:autoSpaceDN/>
+        <w:spacing w:after="160"/>
+        <w:rPr>
+          <w:rFonts w:cs="Times New Roman"/>
+        </w:rPr>
+      </w:pPr>
+      <w:r>
+        <w:rPr>
+          <w:rFonts w:cs="Times New Roman"/>
+        </w:rPr>
+        <w:t>một danh sách xổ xuống, mỗi dòng tương ứng với tên của một nhà cung cấp.</w:t>
+      </w:r>
+    </w:p>
+    <w:p>
+      <w:pPr>
+        <w:pStyle w:val="ListParagraph"/>
+        <w:numPr>
+          <w:ilvl w:val="2"/>
+          <w:numId w:val="7"/>
+        </w:numPr>
+        <w:autoSpaceDE/>
+        <w:autoSpaceDN/>
+        <w:spacing w:after="160"/>
+        <w:rPr>
+          <w:rFonts w:cs="Times New Roman"/>
+        </w:rPr>
+      </w:pPr>
+      <w:r>
+        <w:rPr>
+          <w:rFonts w:cs="Times New Roman"/>
+        </w:rPr>
+        <w:t xml:space="preserve">một danh sách xổ xuống, mỗi dòng tương ứng với </w:t>
+      </w:r>
+      <w:r>
+        <w:rPr>
+          <w:rFonts w:cs="Times New Roman"/>
+        </w:rPr>
+        <w:t>thông</w:t>
+      </w:r>
+      <w:r>
+        <w:rPr>
+          <w:rFonts w:cs="Times New Roman"/>
+        </w:rPr>
+        <w:t xml:space="preserve"> của một loại mặt hàng trang phục</w:t>
+      </w:r>
+      <w:r>
+        <w:rPr>
+          <w:rFonts w:cs="Times New Roman"/>
+        </w:rPr>
+        <w:t>: tên, kích cỡ, màu sắc, giá nhập</w:t>
+      </w:r>
+      <w:r>
+        <w:rPr>
+          <w:rFonts w:cs="Times New Roman"/>
+        </w:rPr>
+        <w:t>.</w:t>
+      </w:r>
+    </w:p>
+    <w:p>
+      <w:pPr>
+        <w:pStyle w:val="ListParagraph"/>
+        <w:numPr>
+          <w:ilvl w:val="2"/>
+          <w:numId w:val="7"/>
+        </w:numPr>
+        <w:autoSpaceDE/>
+        <w:autoSpaceDN/>
+        <w:spacing w:after="160"/>
+        <w:rPr>
+          <w:rFonts w:cs="Times New Roman"/>
+        </w:rPr>
+      </w:pPr>
+      <w:r>
+        <w:rPr>
+          <w:rFonts w:cs="Times New Roman"/>
+        </w:rPr>
+        <w:t>một trường điền số lượng.</w:t>
+      </w:r>
+    </w:p>
+    <w:p>
+      <w:pPr>
+        <w:pStyle w:val="ListParagraph"/>
+        <w:numPr>
+          <w:ilvl w:val="2"/>
+          <w:numId w:val="7"/>
+        </w:numPr>
+        <w:autoSpaceDE/>
+        <w:autoSpaceDN/>
+        <w:spacing w:after="160"/>
+        <w:rPr>
+          <w:rFonts w:cs="Times New Roman"/>
+        </w:rPr>
+      </w:pPr>
+      <w:r>
+        <w:rPr>
+          <w:rFonts w:cs="Times New Roman"/>
+        </w:rPr>
+        <w:t>một dòng hiển thị loại mặt hàng đang muốn nhập, đơn giá, số lượng và thành tiền.</w:t>
+      </w:r>
+    </w:p>
+    <w:p>
+      <w:pPr>
+        <w:pStyle w:val="ListParagraph"/>
+        <w:numPr>
+          <w:ilvl w:val="2"/>
+          <w:numId w:val="7"/>
+        </w:numPr>
+        <w:autoSpaceDE/>
+        <w:autoSpaceDN/>
+        <w:spacing w:after="160"/>
+        <w:rPr>
+          <w:rFonts w:cs="Times New Roman"/>
+        </w:rPr>
+      </w:pPr>
+      <w:r>
+        <w:rPr>
+          <w:rFonts w:cs="Times New Roman"/>
+        </w:rPr>
+        <w:t>một trường ghi chú.</w:t>
+      </w:r>
+    </w:p>
+    <w:p>
+      <w:pPr>
+        <w:pStyle w:val="ListParagraph"/>
+        <w:numPr>
+          <w:ilvl w:val="2"/>
+          <w:numId w:val="7"/>
+        </w:numPr>
+        <w:autoSpaceDE/>
+        <w:autoSpaceDN/>
+        <w:spacing w:after="160"/>
+        <w:rPr>
+          <w:rFonts w:cs="Times New Roman"/>
+        </w:rPr>
+      </w:pPr>
+      <w:r>
+        <w:rPr>
+          <w:rFonts w:cs="Times New Roman"/>
+        </w:rPr>
         <w:lastRenderedPageBreak/>
-        <w:t xml:space="preserve">Một nhân viên truy cập vào trang web </w:t>
-      </w:r>
-      <w:r>
-        <w:rPr>
-          <w:rFonts w:cs="Times New Roman"/>
-        </w:rPr>
-        <w:sym w:font="Wingdings" w:char="F0E0"/>
-      </w:r>
-      <w:r>
-        <w:rPr>
-          <w:rFonts w:cs="Times New Roman"/>
-        </w:rPr>
-        <w:t xml:space="preserve"> giao diện quản lý</w:t>
-      </w:r>
-      <w:r>
-        <w:rPr>
-          <w:rFonts w:cs="Times New Roman"/>
-        </w:rPr>
-        <w:t xml:space="preserve"> hệ thống</w:t>
-      </w:r>
-      <w:r>
-        <w:rPr>
-          <w:rFonts w:cs="Times New Roman"/>
-        </w:rPr>
-        <w:t xml:space="preserve"> hiển thị với</w:t>
-      </w:r>
-    </w:p>
-    <w:p>
-      <w:pPr>
-        <w:pStyle w:val="ListParagraph"/>
-        <w:numPr>
-          <w:ilvl w:val="2"/>
-          <w:numId w:val="7"/>
-        </w:numPr>
-        <w:autoSpaceDE/>
-        <w:autoSpaceDN/>
-        <w:spacing w:after="160"/>
-        <w:rPr>
-          <w:rFonts w:cs="Times New Roman"/>
-        </w:rPr>
-      </w:pPr>
-      <w:r>
-        <w:rPr>
-          <w:rFonts w:cs="Times New Roman"/>
-        </w:rPr>
-        <w:t>t</w:t>
-      </w:r>
-      <w:r>
-        <w:rPr>
-          <w:rFonts w:cs="Times New Roman"/>
-        </w:rPr>
-        <w:t>hông tin của nhân viên: tên đăng nhập, họ tên, vai trò…</w:t>
-      </w:r>
-    </w:p>
-    <w:p>
-      <w:pPr>
-        <w:pStyle w:val="ListParagraph"/>
-        <w:numPr>
-          <w:ilvl w:val="2"/>
-          <w:numId w:val="7"/>
-        </w:numPr>
-        <w:autoSpaceDE/>
-        <w:autoSpaceDN/>
-        <w:spacing w:after="160"/>
-        <w:rPr>
-          <w:rFonts w:cs="Times New Roman"/>
-        </w:rPr>
-      </w:pPr>
-      <w:r>
-        <w:rPr>
-          <w:rFonts w:cs="Times New Roman"/>
-        </w:rPr>
-        <w:t>t</w:t>
-      </w:r>
-      <w:r>
-        <w:rPr>
-          <w:rFonts w:cs="Times New Roman"/>
-        </w:rPr>
-        <w:t>rình đơn cho phép chọn các chức năng: quản lý thông tin nhà cung cấp trang phục, nhập trang phục từ nhà cung cấp, xem thống kê nhà cung cấp theo doanh chi.</w:t>
+        <w:t>một nút lưu phiếu nhập.</w:t>
       </w:r>
     </w:p>
     <w:p>
@@ -2451,295 +2999,6 @@
         <w:rPr>
           <w:rFonts w:cs="Times New Roman"/>
         </w:rPr>
-        <w:t xml:space="preserve">Nhân viên chọn chức năng nhập trang phục từ nhà cung cấp </w:t>
-      </w:r>
-      <w:r>
-        <w:rPr>
-          <w:rFonts w:cs="Times New Roman"/>
-        </w:rPr>
-        <w:sym w:font="Wingdings" w:char="F0E0"/>
-      </w:r>
-      <w:r>
-        <w:rPr>
-          <w:rFonts w:cs="Times New Roman"/>
-        </w:rPr>
-        <w:t xml:space="preserve"> giao diện </w:t>
-      </w:r>
-      <w:r>
-        <w:rPr>
-          <w:rFonts w:cs="Times New Roman"/>
-        </w:rPr>
-        <w:t xml:space="preserve">nhập </w:t>
-      </w:r>
-      <w:r>
-        <w:rPr>
-          <w:rFonts w:cs="Times New Roman"/>
-        </w:rPr>
-        <w:t>trang</w:t>
-      </w:r>
-      <w:r>
-        <w:rPr>
-          <w:rFonts w:cs="Times New Roman"/>
-        </w:rPr>
-        <w:t xml:space="preserve"> phục với</w:t>
-      </w:r>
-    </w:p>
-    <w:p>
-      <w:pPr>
-        <w:pStyle w:val="ListParagraph"/>
-        <w:numPr>
-          <w:ilvl w:val="2"/>
-          <w:numId w:val="7"/>
-        </w:numPr>
-        <w:autoSpaceDE/>
-        <w:autoSpaceDN/>
-        <w:spacing w:after="160"/>
-        <w:rPr>
-          <w:rFonts w:cs="Times New Roman"/>
-        </w:rPr>
-      </w:pPr>
-      <w:r>
-        <w:rPr>
-          <w:rFonts w:cs="Times New Roman"/>
-        </w:rPr>
-        <w:t xml:space="preserve">một bảng/danh sách với mỗi dòng/hàng là thông tin của một phiếu nhập hàng: mã phiếu nhập, ngày tạo phiếu, </w:t>
-      </w:r>
-      <w:r>
-        <w:rPr>
-          <w:rFonts w:cs="Times New Roman"/>
-        </w:rPr>
-        <w:t xml:space="preserve">người tạo, </w:t>
-      </w:r>
-      <w:r>
-        <w:rPr>
-          <w:rFonts w:cs="Times New Roman"/>
-        </w:rPr>
-        <w:t>tên mặt hàng, tên nhà cung cấp, đơn giá, số lượng, thành tiền.</w:t>
-      </w:r>
-    </w:p>
-    <w:p>
-      <w:pPr>
-        <w:pStyle w:val="ListParagraph"/>
-        <w:numPr>
-          <w:ilvl w:val="2"/>
-          <w:numId w:val="7"/>
-        </w:numPr>
-        <w:autoSpaceDE/>
-        <w:autoSpaceDN/>
-        <w:spacing w:after="160"/>
-        <w:rPr>
-          <w:rFonts w:cs="Times New Roman"/>
-        </w:rPr>
-      </w:pPr>
-      <w:r>
-        <w:rPr>
-          <w:rFonts w:cs="Times New Roman"/>
-        </w:rPr>
-        <w:t>một nút thêm phiếu nhập mới.</w:t>
-      </w:r>
-    </w:p>
-    <w:p>
-      <w:pPr>
-        <w:pStyle w:val="ListParagraph"/>
-        <w:numPr>
-          <w:ilvl w:val="1"/>
-          <w:numId w:val="7"/>
-        </w:numPr>
-        <w:autoSpaceDE/>
-        <w:autoSpaceDN/>
-        <w:spacing w:after="160"/>
-        <w:rPr>
-          <w:rFonts w:cs="Times New Roman"/>
-        </w:rPr>
-      </w:pPr>
-      <w:r>
-        <w:rPr>
-          <w:rFonts w:cs="Times New Roman"/>
-        </w:rPr>
-        <w:t xml:space="preserve">Nhân viên chọn thêm phiếu nhập mới </w:t>
-      </w:r>
-      <w:r>
-        <w:rPr>
-          <w:rFonts w:cs="Times New Roman"/>
-        </w:rPr>
-        <w:sym w:font="Wingdings" w:char="F0E0"/>
-      </w:r>
-      <w:r>
-        <w:rPr>
-          <w:rFonts w:cs="Times New Roman"/>
-        </w:rPr>
-        <w:t xml:space="preserve"> giao diện phiếu nhập trang phục mới hiển thị với</w:t>
-      </w:r>
-    </w:p>
-    <w:p>
-      <w:pPr>
-        <w:pStyle w:val="ListParagraph"/>
-        <w:numPr>
-          <w:ilvl w:val="2"/>
-          <w:numId w:val="7"/>
-        </w:numPr>
-        <w:autoSpaceDE/>
-        <w:autoSpaceDN/>
-        <w:spacing w:after="160"/>
-        <w:rPr>
-          <w:rFonts w:cs="Times New Roman"/>
-        </w:rPr>
-      </w:pPr>
-      <w:r>
-        <w:rPr>
-          <w:rFonts w:cs="Times New Roman"/>
-        </w:rPr>
-        <w:t>một danh sách xổ xuống, mỗi dòng tương ứng với tên của một nhà cung cấp.</w:t>
-      </w:r>
-    </w:p>
-    <w:p>
-      <w:pPr>
-        <w:pStyle w:val="ListParagraph"/>
-        <w:numPr>
-          <w:ilvl w:val="2"/>
-          <w:numId w:val="7"/>
-        </w:numPr>
-        <w:autoSpaceDE/>
-        <w:autoSpaceDN/>
-        <w:spacing w:after="160"/>
-        <w:rPr>
-          <w:rFonts w:cs="Times New Roman"/>
-        </w:rPr>
-      </w:pPr>
-      <w:r>
-        <w:rPr>
-          <w:rFonts w:cs="Times New Roman"/>
-        </w:rPr>
-        <w:t xml:space="preserve">một danh sách xổ xuống, mỗi dòng tương ứng với </w:t>
-      </w:r>
-      <w:r>
-        <w:rPr>
-          <w:rFonts w:cs="Times New Roman"/>
-        </w:rPr>
-        <w:t>thông</w:t>
-      </w:r>
-      <w:r>
-        <w:rPr>
-          <w:rFonts w:cs="Times New Roman"/>
-        </w:rPr>
-        <w:t xml:space="preserve"> của một loại mặt hàng trang phục</w:t>
-      </w:r>
-      <w:r>
-        <w:rPr>
-          <w:rFonts w:cs="Times New Roman"/>
-        </w:rPr>
-        <w:t>: tên, kích cỡ, màu sắc, giá nhập</w:t>
-      </w:r>
-      <w:r>
-        <w:rPr>
-          <w:rFonts w:cs="Times New Roman"/>
-        </w:rPr>
-        <w:t>.</w:t>
-      </w:r>
-    </w:p>
-    <w:p>
-      <w:pPr>
-        <w:pStyle w:val="ListParagraph"/>
-        <w:numPr>
-          <w:ilvl w:val="2"/>
-          <w:numId w:val="7"/>
-        </w:numPr>
-        <w:autoSpaceDE/>
-        <w:autoSpaceDN/>
-        <w:spacing w:after="160"/>
-        <w:rPr>
-          <w:rFonts w:cs="Times New Roman"/>
-        </w:rPr>
-      </w:pPr>
-      <w:r>
-        <w:rPr>
-          <w:rFonts w:cs="Times New Roman"/>
-        </w:rPr>
-        <w:t>một trường điền số lượng.</w:t>
-      </w:r>
-    </w:p>
-    <w:p>
-      <w:pPr>
-        <w:pStyle w:val="ListParagraph"/>
-        <w:numPr>
-          <w:ilvl w:val="2"/>
-          <w:numId w:val="7"/>
-        </w:numPr>
-        <w:autoSpaceDE/>
-        <w:autoSpaceDN/>
-        <w:spacing w:after="160"/>
-        <w:rPr>
-          <w:rFonts w:cs="Times New Roman"/>
-        </w:rPr>
-      </w:pPr>
-      <w:r>
-        <w:rPr>
-          <w:rFonts w:cs="Times New Roman"/>
-        </w:rPr>
-        <w:t>một dòng hiển thị loại mặt hàng đang muốn nhập, đơn giá, số lượng và thành tiền.</w:t>
-      </w:r>
-    </w:p>
-    <w:p>
-      <w:pPr>
-        <w:pStyle w:val="ListParagraph"/>
-        <w:numPr>
-          <w:ilvl w:val="2"/>
-          <w:numId w:val="7"/>
-        </w:numPr>
-        <w:autoSpaceDE/>
-        <w:autoSpaceDN/>
-        <w:spacing w:after="160"/>
-        <w:rPr>
-          <w:rFonts w:cs="Times New Roman"/>
-        </w:rPr>
-      </w:pPr>
-      <w:r>
-        <w:rPr>
-          <w:rFonts w:cs="Times New Roman"/>
-        </w:rPr>
-        <w:t>một trường ghi chú.</w:t>
-      </w:r>
-    </w:p>
-    <w:p>
-      <w:pPr>
-        <w:pStyle w:val="ListParagraph"/>
-        <w:numPr>
-          <w:ilvl w:val="2"/>
-          <w:numId w:val="7"/>
-        </w:numPr>
-        <w:autoSpaceDE/>
-        <w:autoSpaceDN/>
-        <w:spacing w:after="160"/>
-        <w:rPr>
-          <w:rFonts w:cs="Times New Roman"/>
-        </w:rPr>
-      </w:pPr>
-      <w:r>
-        <w:rPr>
-          <w:rFonts w:cs="Times New Roman"/>
-        </w:rPr>
-        <w:t>một nút lưu phiếu nhập.</w:t>
-      </w:r>
-    </w:p>
-    <w:p>
-      <w:pPr>
-        <w:pStyle w:val="ListParagraph"/>
-        <w:numPr>
-          <w:ilvl w:val="1"/>
-          <w:numId w:val="7"/>
-        </w:numPr>
-        <w:autoSpaceDE/>
-        <w:autoSpaceDN/>
-        <w:spacing w:after="160"/>
-        <w:rPr>
-          <w:rFonts w:cs="Times New Roman"/>
-        </w:rPr>
-      </w:pPr>
-      <w:r>
-        <w:rPr>
-          <w:rFonts w:cs="Times New Roman"/>
-        </w:rPr>
-        <w:lastRenderedPageBreak/>
         <w:t xml:space="preserve">Nhân viên chọn nhà cung cấp từ danh sách, chọn loại mặt hàng trang phục muốn nhập từ danh sách, điền số lượng và nhấn lưu </w:t>
       </w:r>
       <w:r>
@@ -3045,6 +3304,7 @@
         <w:rPr>
           <w:rFonts w:cs="Times New Roman"/>
         </w:rPr>
+        <w:lastRenderedPageBreak/>
         <w:t xml:space="preserve">Quản lý chọn một hàng/dòng trong bảng/danh sách </w:t>
       </w:r>
       <w:r>
@@ -3057,14 +3317,19 @@
         <w:rPr>
           <w:rFonts w:cs="Times New Roman"/>
         </w:rPr>
-        <w:t xml:space="preserve"> giao diện hiển thị doanh chi chi tiết của nhà cung cấp được hiển thị với một </w:t>
-      </w:r>
-      <w:r>
-        <w:rPr>
-          <w:rFonts w:cs="Times New Roman"/>
-        </w:rPr>
-        <w:lastRenderedPageBreak/>
-        <w:t>bảng/danh sách, mỗi dòng/hàng tương ứng với thông tin của một phiếu nhập hàng: mã phiếu, ngày tạo phiếu, tên mặt hàng, đơn giá, số lượng, thành tiền.</w:t>
+        <w:t xml:space="preserve"> giao diện hiển thị doanh chi chi tiết của nhà cung cấp được hiển thị với</w:t>
+      </w:r>
+      <w:r>
+        <w:rPr>
+          <w:rFonts w:cs="Times New Roman"/>
+        </w:rPr>
+        <w:t xml:space="preserve"> một dòng hiển thị tổng doanh chi của nhà cung cấp đó, </w:t>
+      </w:r>
+      <w:r>
+        <w:rPr>
+          <w:rFonts w:cs="Times New Roman"/>
+        </w:rPr>
+        <w:t>một bảng/danh sách, mỗi dòng/hàng tương ứng với thông tin của một phiếu nhập hàng: mã phiếu, ngày tạo phiếu, tên mặt hàng, đơn giá, số lượng, thành tiền.</w:t>
       </w:r>
     </w:p>
     <w:p>
@@ -3377,11 +3642,1005 @@
         <w:rPr>
           <w:rFonts w:cs="Times New Roman"/>
         </w:rPr>
+        <w:lastRenderedPageBreak/>
         <w:t>Mỗi trang phục có thể xuất hiện trong nhiều phiếu nhập hàng, mỗi phiếu nhập hàng chỉ bao gồm một trang phục.</w:t>
       </w:r>
     </w:p>
+    <w:p>
+      <w:pPr>
+        <w:autoSpaceDE/>
+        <w:autoSpaceDN/>
+        <w:spacing w:after="160"/>
+        <w:rPr>
+          <w:rFonts w:cs="Times New Roman"/>
+        </w:rPr>
+      </w:pPr>
+    </w:p>
+    <w:p>
+      <w:pPr>
+        <w:pStyle w:val="ListParagraph"/>
+        <w:numPr>
+          <w:ilvl w:val="1"/>
+          <w:numId w:val="6"/>
+        </w:numPr>
+        <w:autoSpaceDE/>
+        <w:autoSpaceDN/>
+        <w:spacing w:after="160"/>
+        <w:ind w:hanging="720"/>
+        <w:rPr>
+          <w:rFonts w:cs="Times New Roman"/>
+          <w:b/>
+          <w:bCs/>
+        </w:rPr>
+      </w:pPr>
+      <w:r>
+        <w:rPr>
+          <w:rFonts w:cs="Times New Roman"/>
+          <w:b/>
+          <w:bCs/>
+        </w:rPr>
+        <w:t>Mô tả hệ thống bằng UML</w:t>
+      </w:r>
+    </w:p>
+    <w:p>
+      <w:pPr>
+        <w:pStyle w:val="ListParagraph"/>
+        <w:numPr>
+          <w:ilvl w:val="2"/>
+          <w:numId w:val="6"/>
+        </w:numPr>
+        <w:autoSpaceDE/>
+        <w:autoSpaceDN/>
+        <w:spacing w:after="160"/>
+        <w:ind w:left="720"/>
+        <w:rPr>
+          <w:rFonts w:cs="Times New Roman"/>
+          <w:b/>
+          <w:bCs/>
+        </w:rPr>
+      </w:pPr>
+      <w:r>
+        <w:rPr>
+          <w:rFonts w:cs="Times New Roman"/>
+          <w:b/>
+          <w:bCs/>
+        </w:rPr>
+        <w:t>Biểu đồ use case tổng quan</w:t>
+      </w:r>
+    </w:p>
+    <w:p>
+      <w:pPr>
+        <w:autoSpaceDE/>
+        <w:autoSpaceDN/>
+        <w:spacing w:after="160"/>
+        <w:jc w:val="center"/>
+        <w:rPr>
+          <w:rFonts w:cs="Times New Roman"/>
+        </w:rPr>
+      </w:pPr>
+      <w:r>
+        <w:rPr>
+          <w:rFonts w:cs="Times New Roman"/>
+          <w:noProof/>
+        </w:rPr>
+        <w:drawing>
+          <wp:inline distT="0" distB="0" distL="0" distR="0" wp14:anchorId="157E8818" wp14:editId="00D1744E">
+            <wp:extent cx="5943600" cy="5447665"/>
+            <wp:effectExtent l="0" t="0" r="0" b="635"/>
+            <wp:docPr id="1859695627" name="Picture 5"/>
+            <wp:cNvGraphicFramePr>
+              <a:graphicFrameLocks xmlns:a="http://schemas.openxmlformats.org/drawingml/2006/main" noChangeAspect="1"/>
+            </wp:cNvGraphicFramePr>
+            <a:graphic xmlns:a="http://schemas.openxmlformats.org/drawingml/2006/main">
+              <a:graphicData uri="http://schemas.openxmlformats.org/drawingml/2006/picture">
+                <pic:pic xmlns:pic="http://schemas.openxmlformats.org/drawingml/2006/picture">
+                  <pic:nvPicPr>
+                    <pic:cNvPr id="1859695627" name="Picture 1859695627"/>
+                    <pic:cNvPicPr/>
+                  </pic:nvPicPr>
+                  <pic:blipFill>
+                    <a:blip r:embed="rId9">
+                      <a:extLst>
+                        <a:ext uri="{28A0092B-C50C-407E-A947-70E740481C1C}">
+                          <a14:useLocalDpi xmlns:a14="http://schemas.microsoft.com/office/drawing/2010/main" val="0"/>
+                        </a:ext>
+                      </a:extLst>
+                    </a:blip>
+                    <a:stretch>
+                      <a:fillRect/>
+                    </a:stretch>
+                  </pic:blipFill>
+                  <pic:spPr>
+                    <a:xfrm>
+                      <a:off x="0" y="0"/>
+                      <a:ext cx="5943600" cy="5447665"/>
+                    </a:xfrm>
+                    <a:prstGeom prst="rect">
+                      <a:avLst/>
+                    </a:prstGeom>
+                  </pic:spPr>
+                </pic:pic>
+              </a:graphicData>
+            </a:graphic>
+          </wp:inline>
+        </w:drawing>
+      </w:r>
+    </w:p>
+    <w:p>
+      <w:pPr>
+        <w:pStyle w:val="ListParagraph"/>
+        <w:numPr>
+          <w:ilvl w:val="0"/>
+          <w:numId w:val="7"/>
+        </w:numPr>
+        <w:autoSpaceDE/>
+        <w:autoSpaceDN/>
+        <w:spacing w:after="160"/>
+        <w:rPr>
+          <w:rFonts w:cs="Times New Roman"/>
+        </w:rPr>
+      </w:pPr>
+      <w:r>
+        <w:rPr>
+          <w:rFonts w:cs="Times New Roman"/>
+        </w:rPr>
+        <w:t>Đăng nhập: UC này cho phép thành viên hệ thống đăng nhập vào hệ thống.</w:t>
+      </w:r>
+    </w:p>
+    <w:p>
+      <w:pPr>
+        <w:pStyle w:val="ListParagraph"/>
+        <w:numPr>
+          <w:ilvl w:val="0"/>
+          <w:numId w:val="7"/>
+        </w:numPr>
+        <w:autoSpaceDE/>
+        <w:autoSpaceDN/>
+        <w:spacing w:after="160"/>
+        <w:rPr>
+          <w:rFonts w:cs="Times New Roman"/>
+        </w:rPr>
+      </w:pPr>
+      <w:r>
+        <w:rPr>
+          <w:rFonts w:cs="Times New Roman"/>
+        </w:rPr>
+        <w:lastRenderedPageBreak/>
+        <w:t>Đăng xuất: UC này cho phép thành viên hệ thống đăng xuất khỏi hệ thống.</w:t>
+      </w:r>
+    </w:p>
+    <w:p>
+      <w:pPr>
+        <w:pStyle w:val="ListParagraph"/>
+        <w:numPr>
+          <w:ilvl w:val="0"/>
+          <w:numId w:val="7"/>
+        </w:numPr>
+        <w:autoSpaceDE/>
+        <w:autoSpaceDN/>
+        <w:spacing w:after="160"/>
+        <w:rPr>
+          <w:rFonts w:cs="Times New Roman"/>
+        </w:rPr>
+      </w:pPr>
+      <w:r>
+        <w:rPr>
+          <w:rFonts w:cs="Times New Roman"/>
+        </w:rPr>
+        <w:t>Thay đổi mật khẩu: UC này cho phép thành viên hệ thống thay đổi mật khẩu tài khoản cá nhân.</w:t>
+      </w:r>
+    </w:p>
+    <w:p>
+      <w:pPr>
+        <w:pStyle w:val="ListParagraph"/>
+        <w:numPr>
+          <w:ilvl w:val="0"/>
+          <w:numId w:val="7"/>
+        </w:numPr>
+        <w:autoSpaceDE/>
+        <w:autoSpaceDN/>
+        <w:spacing w:after="160"/>
+        <w:rPr>
+          <w:rFonts w:cs="Times New Roman"/>
+        </w:rPr>
+      </w:pPr>
+      <w:r>
+        <w:rPr>
+          <w:rFonts w:cs="Times New Roman"/>
+        </w:rPr>
+        <w:t>Xem danh sách nhà cung cấp: UC này cho phép quản lý hoặc nhân viên nhập hàng xem danh sách nhà cung cấp trang phục hiện có.</w:t>
+      </w:r>
+    </w:p>
+    <w:p>
+      <w:pPr>
+        <w:pStyle w:val="ListParagraph"/>
+        <w:numPr>
+          <w:ilvl w:val="0"/>
+          <w:numId w:val="7"/>
+        </w:numPr>
+        <w:autoSpaceDE/>
+        <w:autoSpaceDN/>
+        <w:spacing w:after="160"/>
+        <w:rPr>
+          <w:rFonts w:cs="Times New Roman"/>
+        </w:rPr>
+      </w:pPr>
+      <w:r>
+        <w:rPr>
+          <w:rFonts w:cs="Times New Roman"/>
+        </w:rPr>
+        <w:t>Quản lý nhà cung cấp: UC này cho phép quản lý quản lý danh sách nhà cung cấp: tìm kiếm, thêm, sửa, xóa nhà cung cấp.</w:t>
+      </w:r>
+    </w:p>
+    <w:p>
+      <w:pPr>
+        <w:pStyle w:val="ListParagraph"/>
+        <w:numPr>
+          <w:ilvl w:val="0"/>
+          <w:numId w:val="7"/>
+        </w:numPr>
+        <w:autoSpaceDE/>
+        <w:autoSpaceDN/>
+        <w:spacing w:after="160"/>
+        <w:rPr>
+          <w:rFonts w:cs="Times New Roman"/>
+        </w:rPr>
+      </w:pPr>
+      <w:r>
+        <w:rPr>
+          <w:rFonts w:cs="Times New Roman"/>
+        </w:rPr>
+        <w:t>Nhập trang phục từ nhà cung cấp: UC này cho phép quản lý hoặc nhân viên nhập hàng tạo phiếu nhập trang phục mới từ nhà cung cấp.</w:t>
+      </w:r>
+    </w:p>
+    <w:p>
+      <w:pPr>
+        <w:pStyle w:val="ListParagraph"/>
+        <w:numPr>
+          <w:ilvl w:val="0"/>
+          <w:numId w:val="7"/>
+        </w:numPr>
+        <w:autoSpaceDE/>
+        <w:autoSpaceDN/>
+        <w:spacing w:after="160"/>
+        <w:rPr>
+          <w:rFonts w:cs="Times New Roman"/>
+        </w:rPr>
+      </w:pPr>
+      <w:r>
+        <w:rPr>
+          <w:rFonts w:cs="Times New Roman"/>
+        </w:rPr>
+        <w:t>Xem thống kê nhà cung cấp theo doanh chi: UC này cho phép quản lý xem báo cáo thống kê chung của các nhà cung cấp theo doanh chi.</w:t>
+      </w:r>
+    </w:p>
+    <w:p>
+      <w:pPr>
+        <w:autoSpaceDE/>
+        <w:autoSpaceDN/>
+        <w:spacing w:after="160"/>
+        <w:rPr>
+          <w:rFonts w:cs="Times New Roman"/>
+        </w:rPr>
+      </w:pPr>
+    </w:p>
+    <w:p>
+      <w:pPr>
+        <w:autoSpaceDE/>
+        <w:autoSpaceDN/>
+        <w:spacing w:line="240" w:lineRule="auto"/>
+        <w:rPr>
+          <w:rFonts w:cs="Times New Roman"/>
+          <w:b/>
+          <w:bCs/>
+        </w:rPr>
+      </w:pPr>
+      <w:r>
+        <w:rPr>
+          <w:rFonts w:cs="Times New Roman"/>
+          <w:b/>
+          <w:bCs/>
+        </w:rPr>
+        <w:br w:type="page"/>
+      </w:r>
+    </w:p>
+    <w:p>
+      <w:pPr>
+        <w:pStyle w:val="ListParagraph"/>
+        <w:numPr>
+          <w:ilvl w:val="2"/>
+          <w:numId w:val="6"/>
+        </w:numPr>
+        <w:autoSpaceDE/>
+        <w:autoSpaceDN/>
+        <w:spacing w:after="160"/>
+        <w:ind w:left="720"/>
+        <w:rPr>
+          <w:rFonts w:cs="Times New Roman"/>
+          <w:b/>
+          <w:bCs/>
+        </w:rPr>
+      </w:pPr>
+      <w:r>
+        <w:rPr>
+          <w:rFonts w:cs="Times New Roman"/>
+          <w:b/>
+          <w:bCs/>
+        </w:rPr>
+        <w:lastRenderedPageBreak/>
+        <w:t>Biểu đồ use case chi tiết</w:t>
+      </w:r>
+    </w:p>
+    <w:p>
+      <w:pPr>
+        <w:pStyle w:val="ListParagraph"/>
+        <w:numPr>
+          <w:ilvl w:val="0"/>
+          <w:numId w:val="8"/>
+        </w:numPr>
+        <w:autoSpaceDE/>
+        <w:autoSpaceDN/>
+        <w:spacing w:after="160"/>
+        <w:ind w:hanging="720"/>
+        <w:rPr>
+          <w:rFonts w:cs="Times New Roman"/>
+          <w:b/>
+          <w:bCs/>
+        </w:rPr>
+      </w:pPr>
+      <w:r>
+        <w:rPr>
+          <w:rFonts w:cs="Times New Roman"/>
+          <w:b/>
+          <w:bCs/>
+        </w:rPr>
+        <w:t>Use case chi tiết của chức năng Quản lý thông tin nhà cung cấp trang phục</w:t>
+      </w:r>
+    </w:p>
+    <w:p>
+      <w:pPr>
+        <w:autoSpaceDE/>
+        <w:autoSpaceDN/>
+        <w:spacing w:after="160"/>
+        <w:jc w:val="center"/>
+        <w:rPr>
+          <w:rFonts w:cs="Times New Roman"/>
+        </w:rPr>
+      </w:pPr>
+      <w:r>
+        <w:rPr>
+          <w:rFonts w:cs="Times New Roman"/>
+          <w:noProof/>
+        </w:rPr>
+        <w:drawing>
+          <wp:inline distT="0" distB="0" distL="0" distR="0" wp14:anchorId="3EEBFB11" wp14:editId="2BBF3323">
+            <wp:extent cx="5943600" cy="2976245"/>
+            <wp:effectExtent l="0" t="0" r="0" b="0"/>
+            <wp:docPr id="1150134242" name="Picture 8"/>
+            <wp:cNvGraphicFramePr>
+              <a:graphicFrameLocks xmlns:a="http://schemas.openxmlformats.org/drawingml/2006/main" noChangeAspect="1"/>
+            </wp:cNvGraphicFramePr>
+            <a:graphic xmlns:a="http://schemas.openxmlformats.org/drawingml/2006/main">
+              <a:graphicData uri="http://schemas.openxmlformats.org/drawingml/2006/picture">
+                <pic:pic xmlns:pic="http://schemas.openxmlformats.org/drawingml/2006/picture">
+                  <pic:nvPicPr>
+                    <pic:cNvPr id="1150134242" name="Picture 1150134242"/>
+                    <pic:cNvPicPr/>
+                  </pic:nvPicPr>
+                  <pic:blipFill>
+                    <a:blip r:embed="rId10">
+                      <a:extLst>
+                        <a:ext uri="{28A0092B-C50C-407E-A947-70E740481C1C}">
+                          <a14:useLocalDpi xmlns:a14="http://schemas.microsoft.com/office/drawing/2010/main" val="0"/>
+                        </a:ext>
+                      </a:extLst>
+                    </a:blip>
+                    <a:stretch>
+                      <a:fillRect/>
+                    </a:stretch>
+                  </pic:blipFill>
+                  <pic:spPr>
+                    <a:xfrm>
+                      <a:off x="0" y="0"/>
+                      <a:ext cx="5943600" cy="2976245"/>
+                    </a:xfrm>
+                    <a:prstGeom prst="rect">
+                      <a:avLst/>
+                    </a:prstGeom>
+                  </pic:spPr>
+                </pic:pic>
+              </a:graphicData>
+            </a:graphic>
+          </wp:inline>
+        </w:drawing>
+      </w:r>
+    </w:p>
+    <w:p>
+      <w:pPr>
+        <w:pStyle w:val="ListParagraph"/>
+        <w:numPr>
+          <w:ilvl w:val="0"/>
+          <w:numId w:val="7"/>
+        </w:numPr>
+        <w:autoSpaceDE/>
+        <w:autoSpaceDN/>
+        <w:spacing w:after="160"/>
+        <w:rPr>
+          <w:rFonts w:cs="Times New Roman"/>
+        </w:rPr>
+      </w:pPr>
+      <w:r>
+        <w:rPr>
+          <w:rFonts w:cs="Times New Roman"/>
+        </w:rPr>
+        <w:t>Quản lý đăng nhập: UC này cho phép quản lý đăng nhập vào hệ thống.</w:t>
+      </w:r>
+    </w:p>
+    <w:p>
+      <w:pPr>
+        <w:pStyle w:val="ListParagraph"/>
+        <w:numPr>
+          <w:ilvl w:val="0"/>
+          <w:numId w:val="7"/>
+        </w:numPr>
+        <w:autoSpaceDE/>
+        <w:autoSpaceDN/>
+        <w:spacing w:after="160"/>
+        <w:rPr>
+          <w:rFonts w:cs="Times New Roman"/>
+        </w:rPr>
+      </w:pPr>
+      <w:r>
+        <w:rPr>
+          <w:rFonts w:cs="Times New Roman"/>
+        </w:rPr>
+        <w:t xml:space="preserve">Xem </w:t>
+      </w:r>
+      <w:r>
+        <w:rPr>
+          <w:rFonts w:cs="Times New Roman"/>
+        </w:rPr>
+        <w:t>trang</w:t>
+      </w:r>
+      <w:r>
+        <w:rPr>
+          <w:rFonts w:cs="Times New Roman"/>
+        </w:rPr>
+        <w:t xml:space="preserve"> quản lý: UC này cho phép quản lý xem </w:t>
+      </w:r>
+      <w:r>
+        <w:rPr>
+          <w:rFonts w:cs="Times New Roman"/>
+        </w:rPr>
+        <w:t>trang</w:t>
+      </w:r>
+      <w:r>
+        <w:rPr>
+          <w:rFonts w:cs="Times New Roman"/>
+        </w:rPr>
+        <w:t xml:space="preserve"> quản lý.</w:t>
+      </w:r>
+    </w:p>
+    <w:p>
+      <w:pPr>
+        <w:pStyle w:val="ListParagraph"/>
+        <w:numPr>
+          <w:ilvl w:val="0"/>
+          <w:numId w:val="7"/>
+        </w:numPr>
+        <w:autoSpaceDE/>
+        <w:autoSpaceDN/>
+        <w:spacing w:after="160"/>
+        <w:rPr>
+          <w:rFonts w:cs="Times New Roman"/>
+        </w:rPr>
+      </w:pPr>
+      <w:r>
+        <w:rPr>
+          <w:rFonts w:cs="Times New Roman"/>
+        </w:rPr>
+        <w:t>Xem danh sách nhà cung cấp: UC này cho phép quản lý xem danh sách các nhà cung cấp trang phục hiện có.</w:t>
+      </w:r>
+    </w:p>
+    <w:p>
+      <w:pPr>
+        <w:pStyle w:val="ListParagraph"/>
+        <w:numPr>
+          <w:ilvl w:val="0"/>
+          <w:numId w:val="7"/>
+        </w:numPr>
+        <w:autoSpaceDE/>
+        <w:autoSpaceDN/>
+        <w:spacing w:after="160"/>
+        <w:rPr>
+          <w:rFonts w:cs="Times New Roman"/>
+        </w:rPr>
+      </w:pPr>
+      <w:r>
+        <w:rPr>
+          <w:rFonts w:cs="Times New Roman"/>
+        </w:rPr>
+        <w:t>Tìm kiếm nhà cung cấp: UC này cho phép quản lý tìm kiếm nhà cung cấp theo từ khóa.</w:t>
+      </w:r>
+    </w:p>
+    <w:p>
+      <w:pPr>
+        <w:pStyle w:val="ListParagraph"/>
+        <w:numPr>
+          <w:ilvl w:val="0"/>
+          <w:numId w:val="7"/>
+        </w:numPr>
+        <w:autoSpaceDE/>
+        <w:autoSpaceDN/>
+        <w:spacing w:after="160"/>
+        <w:rPr>
+          <w:rFonts w:cs="Times New Roman"/>
+        </w:rPr>
+      </w:pPr>
+      <w:r>
+        <w:rPr>
+          <w:rFonts w:cs="Times New Roman"/>
+        </w:rPr>
+        <w:t>Thêm mới nhà cung cấp: UC này cho phép quản lý thêm nhà cung cấp trang phục mới vào hệ thống.</w:t>
+      </w:r>
+    </w:p>
+    <w:p>
+      <w:pPr>
+        <w:pStyle w:val="ListParagraph"/>
+        <w:numPr>
+          <w:ilvl w:val="0"/>
+          <w:numId w:val="7"/>
+        </w:numPr>
+        <w:autoSpaceDE/>
+        <w:autoSpaceDN/>
+        <w:spacing w:after="160"/>
+        <w:rPr>
+          <w:rFonts w:cs="Times New Roman"/>
+        </w:rPr>
+      </w:pPr>
+      <w:r>
+        <w:rPr>
+          <w:rFonts w:cs="Times New Roman"/>
+        </w:rPr>
+        <w:t>Sửa thông tin nhà cung cấp hiện có: UC này cho phép quản lý chỉnh sửa thông tin của một nhà cung cấp hiện có.</w:t>
+      </w:r>
+    </w:p>
+    <w:p>
+      <w:pPr>
+        <w:pStyle w:val="ListParagraph"/>
+        <w:numPr>
+          <w:ilvl w:val="0"/>
+          <w:numId w:val="7"/>
+        </w:numPr>
+        <w:autoSpaceDE/>
+        <w:autoSpaceDN/>
+        <w:spacing w:after="160"/>
+        <w:rPr>
+          <w:rFonts w:cs="Times New Roman"/>
+        </w:rPr>
+      </w:pPr>
+      <w:r>
+        <w:rPr>
+          <w:rFonts w:cs="Times New Roman"/>
+        </w:rPr>
+        <w:lastRenderedPageBreak/>
+        <w:t>Xóa nhà cung cấp hiện có: UC này cho phép quản lý xóa một nhà cung cấp hiện có khỏi hệ thống.</w:t>
+      </w:r>
+    </w:p>
+    <w:p>
+      <w:pPr>
+        <w:autoSpaceDE/>
+        <w:autoSpaceDN/>
+        <w:spacing w:after="160"/>
+        <w:rPr>
+          <w:rFonts w:cs="Times New Roman"/>
+        </w:rPr>
+      </w:pPr>
+    </w:p>
+    <w:p>
+      <w:pPr>
+        <w:pStyle w:val="ListParagraph"/>
+        <w:numPr>
+          <w:ilvl w:val="0"/>
+          <w:numId w:val="8"/>
+        </w:numPr>
+        <w:autoSpaceDE/>
+        <w:autoSpaceDN/>
+        <w:spacing w:after="160"/>
+        <w:ind w:hanging="720"/>
+        <w:rPr>
+          <w:rFonts w:cs="Times New Roman"/>
+          <w:b/>
+          <w:bCs/>
+        </w:rPr>
+      </w:pPr>
+      <w:r>
+        <w:rPr>
+          <w:rFonts w:cs="Times New Roman"/>
+          <w:b/>
+          <w:bCs/>
+        </w:rPr>
+        <w:t>Use case chi tiết của chức năng Nhập trang phục về từ nhà cung cấp</w:t>
+      </w:r>
+    </w:p>
+    <w:p>
+      <w:pPr>
+        <w:autoSpaceDE/>
+        <w:autoSpaceDN/>
+        <w:spacing w:after="160"/>
+        <w:jc w:val="center"/>
+        <w:rPr>
+          <w:rFonts w:cs="Times New Roman"/>
+        </w:rPr>
+      </w:pPr>
+      <w:r>
+        <w:rPr>
+          <w:noProof/>
+        </w:rPr>
+        <w:drawing>
+          <wp:inline distT="0" distB="0" distL="0" distR="0" wp14:anchorId="1CF3807D" wp14:editId="55587E93">
+            <wp:extent cx="5810250" cy="3724275"/>
+            <wp:effectExtent l="0" t="0" r="0" b="9525"/>
+            <wp:docPr id="1398453882" name="Picture 7"/>
+            <wp:cNvGraphicFramePr>
+              <a:graphicFrameLocks xmlns:a="http://schemas.openxmlformats.org/drawingml/2006/main" noChangeAspect="1"/>
+            </wp:cNvGraphicFramePr>
+            <a:graphic xmlns:a="http://schemas.openxmlformats.org/drawingml/2006/main">
+              <a:graphicData uri="http://schemas.openxmlformats.org/drawingml/2006/picture">
+                <pic:pic xmlns:pic="http://schemas.openxmlformats.org/drawingml/2006/picture">
+                  <pic:nvPicPr>
+                    <pic:cNvPr id="1398453882" name="Picture 1398453882"/>
+                    <pic:cNvPicPr/>
+                  </pic:nvPicPr>
+                  <pic:blipFill>
+                    <a:blip r:embed="rId11">
+                      <a:extLst>
+                        <a:ext uri="{28A0092B-C50C-407E-A947-70E740481C1C}">
+                          <a14:useLocalDpi xmlns:a14="http://schemas.microsoft.com/office/drawing/2010/main" val="0"/>
+                        </a:ext>
+                      </a:extLst>
+                    </a:blip>
+                    <a:stretch>
+                      <a:fillRect/>
+                    </a:stretch>
+                  </pic:blipFill>
+                  <pic:spPr>
+                    <a:xfrm>
+                      <a:off x="0" y="0"/>
+                      <a:ext cx="5810250" cy="3724275"/>
+                    </a:xfrm>
+                    <a:prstGeom prst="rect">
+                      <a:avLst/>
+                    </a:prstGeom>
+                  </pic:spPr>
+                </pic:pic>
+              </a:graphicData>
+            </a:graphic>
+          </wp:inline>
+        </w:drawing>
+      </w:r>
+    </w:p>
+    <w:p>
+      <w:pPr>
+        <w:pStyle w:val="ListParagraph"/>
+        <w:numPr>
+          <w:ilvl w:val="0"/>
+          <w:numId w:val="7"/>
+        </w:numPr>
+        <w:autoSpaceDE/>
+        <w:autoSpaceDN/>
+        <w:spacing w:after="160"/>
+        <w:rPr>
+          <w:rFonts w:cs="Times New Roman"/>
+        </w:rPr>
+      </w:pPr>
+      <w:r>
+        <w:rPr>
+          <w:rFonts w:cs="Times New Roman"/>
+        </w:rPr>
+        <w:t>Nhân viên</w:t>
+      </w:r>
+      <w:r>
+        <w:rPr>
+          <w:rFonts w:cs="Times New Roman"/>
+        </w:rPr>
+        <w:t xml:space="preserve"> đăng nhập: UC này cho phép </w:t>
+      </w:r>
+      <w:r>
+        <w:rPr>
+          <w:rFonts w:cs="Times New Roman"/>
+        </w:rPr>
+        <w:t>quản lý hoặc nhân viên nhập hàng</w:t>
+      </w:r>
+      <w:r>
+        <w:rPr>
+          <w:rFonts w:cs="Times New Roman"/>
+        </w:rPr>
+        <w:t xml:space="preserve"> đăng nhập vào hệ thống.</w:t>
+      </w:r>
+    </w:p>
+    <w:p>
+      <w:pPr>
+        <w:pStyle w:val="ListParagraph"/>
+        <w:numPr>
+          <w:ilvl w:val="0"/>
+          <w:numId w:val="7"/>
+        </w:numPr>
+        <w:autoSpaceDE/>
+        <w:autoSpaceDN/>
+        <w:spacing w:after="160"/>
+        <w:rPr>
+          <w:rFonts w:cs="Times New Roman"/>
+        </w:rPr>
+      </w:pPr>
+      <w:r>
+        <w:rPr>
+          <w:rFonts w:cs="Times New Roman"/>
+        </w:rPr>
+        <w:t xml:space="preserve">Xem </w:t>
+      </w:r>
+      <w:r>
+        <w:rPr>
+          <w:rFonts w:cs="Times New Roman"/>
+        </w:rPr>
+        <w:t>trang nhân viên</w:t>
+      </w:r>
+      <w:r>
+        <w:rPr>
+          <w:rFonts w:cs="Times New Roman"/>
+        </w:rPr>
+        <w:t xml:space="preserve">: UC này cho phép quản lý hoặc nhân viên nhập hàng xem </w:t>
+      </w:r>
+      <w:r>
+        <w:rPr>
+          <w:rFonts w:cs="Times New Roman"/>
+        </w:rPr>
+        <w:t>trang</w:t>
+      </w:r>
+      <w:r>
+        <w:rPr>
+          <w:rFonts w:cs="Times New Roman"/>
+        </w:rPr>
+        <w:t xml:space="preserve"> </w:t>
+      </w:r>
+      <w:r>
+        <w:rPr>
+          <w:rFonts w:cs="Times New Roman"/>
+        </w:rPr>
+        <w:t>nhân viên.</w:t>
+      </w:r>
+    </w:p>
+    <w:p>
+      <w:pPr>
+        <w:pStyle w:val="ListParagraph"/>
+        <w:numPr>
+          <w:ilvl w:val="0"/>
+          <w:numId w:val="7"/>
+        </w:numPr>
+        <w:autoSpaceDE/>
+        <w:autoSpaceDN/>
+        <w:spacing w:after="160"/>
+        <w:rPr>
+          <w:rFonts w:cs="Times New Roman"/>
+        </w:rPr>
+      </w:pPr>
+      <w:r>
+        <w:rPr>
+          <w:rFonts w:cs="Times New Roman"/>
+        </w:rPr>
+        <w:t>Xem giao diện nhập trang phục: UC này cho phép quản lý hoặc nhân viên nhập hàng xem danh sách các phiếu nhập.</w:t>
+      </w:r>
+    </w:p>
+    <w:p>
+      <w:pPr>
+        <w:pStyle w:val="ListParagraph"/>
+        <w:numPr>
+          <w:ilvl w:val="0"/>
+          <w:numId w:val="7"/>
+        </w:numPr>
+        <w:autoSpaceDE/>
+        <w:autoSpaceDN/>
+        <w:spacing w:after="160"/>
+        <w:rPr>
+          <w:rFonts w:cs="Times New Roman"/>
+        </w:rPr>
+      </w:pPr>
+      <w:r>
+        <w:rPr>
+          <w:rFonts w:cs="Times New Roman"/>
+        </w:rPr>
+        <w:lastRenderedPageBreak/>
+        <w:t>Tạo mới phiếu nhập trang phục: UC này cho phép quản lý hoặc nhân viên nhập hàng tạo mới phiếu nhập trang phục từ nhà cung cấp.</w:t>
+      </w:r>
+    </w:p>
+    <w:p>
+      <w:pPr>
+        <w:autoSpaceDE/>
+        <w:autoSpaceDN/>
+        <w:spacing w:after="160"/>
+        <w:rPr>
+          <w:rFonts w:cs="Times New Roman"/>
+        </w:rPr>
+      </w:pPr>
+    </w:p>
+    <w:p>
+      <w:pPr>
+        <w:pStyle w:val="ListParagraph"/>
+        <w:numPr>
+          <w:ilvl w:val="0"/>
+          <w:numId w:val="8"/>
+        </w:numPr>
+        <w:autoSpaceDE/>
+        <w:autoSpaceDN/>
+        <w:spacing w:after="160"/>
+        <w:ind w:hanging="720"/>
+        <w:rPr>
+          <w:rFonts w:cs="Times New Roman"/>
+          <w:b/>
+          <w:bCs/>
+        </w:rPr>
+      </w:pPr>
+      <w:r>
+        <w:rPr>
+          <w:rFonts w:cs="Times New Roman"/>
+          <w:b/>
+          <w:bCs/>
+        </w:rPr>
+        <w:t>Use case chi tiết của chức năng</w:t>
+      </w:r>
+      <w:r>
+        <w:rPr>
+          <w:rFonts w:cs="Times New Roman"/>
+          <w:b/>
+          <w:bCs/>
+        </w:rPr>
+        <w:t xml:space="preserve"> Xem thống kê nhà cung cấp theo doanh chi</w:t>
+      </w:r>
+    </w:p>
+    <w:p>
+      <w:pPr>
+        <w:autoSpaceDE/>
+        <w:autoSpaceDN/>
+        <w:spacing w:after="160"/>
+        <w:jc w:val="center"/>
+        <w:rPr>
+          <w:rFonts w:cs="Times New Roman"/>
+        </w:rPr>
+      </w:pPr>
+      <w:r>
+        <w:rPr>
+          <w:rFonts w:cs="Times New Roman"/>
+          <w:noProof/>
+        </w:rPr>
+        <w:drawing>
+          <wp:inline distT="0" distB="0" distL="0" distR="0" wp14:anchorId="229A05AA" wp14:editId="16B0E0FE">
+            <wp:extent cx="5943600" cy="2553335"/>
+            <wp:effectExtent l="0" t="0" r="0" b="0"/>
+            <wp:docPr id="1646615982" name="Picture 10"/>
+            <wp:cNvGraphicFramePr>
+              <a:graphicFrameLocks xmlns:a="http://schemas.openxmlformats.org/drawingml/2006/main" noChangeAspect="1"/>
+            </wp:cNvGraphicFramePr>
+            <a:graphic xmlns:a="http://schemas.openxmlformats.org/drawingml/2006/main">
+              <a:graphicData uri="http://schemas.openxmlformats.org/drawingml/2006/picture">
+                <pic:pic xmlns:pic="http://schemas.openxmlformats.org/drawingml/2006/picture">
+                  <pic:nvPicPr>
+                    <pic:cNvPr id="1646615982" name="Picture 1646615982"/>
+                    <pic:cNvPicPr/>
+                  </pic:nvPicPr>
+                  <pic:blipFill>
+                    <a:blip r:embed="rId12">
+                      <a:extLst>
+                        <a:ext uri="{28A0092B-C50C-407E-A947-70E740481C1C}">
+                          <a14:useLocalDpi xmlns:a14="http://schemas.microsoft.com/office/drawing/2010/main" val="0"/>
+                        </a:ext>
+                      </a:extLst>
+                    </a:blip>
+                    <a:stretch>
+                      <a:fillRect/>
+                    </a:stretch>
+                  </pic:blipFill>
+                  <pic:spPr>
+                    <a:xfrm>
+                      <a:off x="0" y="0"/>
+                      <a:ext cx="5943600" cy="2553335"/>
+                    </a:xfrm>
+                    <a:prstGeom prst="rect">
+                      <a:avLst/>
+                    </a:prstGeom>
+                  </pic:spPr>
+                </pic:pic>
+              </a:graphicData>
+            </a:graphic>
+          </wp:inline>
+        </w:drawing>
+      </w:r>
+    </w:p>
+    <w:p>
+      <w:pPr>
+        <w:pStyle w:val="ListParagraph"/>
+        <w:numPr>
+          <w:ilvl w:val="0"/>
+          <w:numId w:val="7"/>
+        </w:numPr>
+        <w:autoSpaceDE/>
+        <w:autoSpaceDN/>
+        <w:spacing w:after="160"/>
+        <w:rPr>
+          <w:rFonts w:cs="Times New Roman"/>
+        </w:rPr>
+      </w:pPr>
+      <w:r>
+        <w:rPr>
+          <w:rFonts w:cs="Times New Roman"/>
+        </w:rPr>
+        <w:t>Quản lý đăng nhập: UC này cho phép quản lý đăng nhập vào hệ thống.</w:t>
+      </w:r>
+    </w:p>
+    <w:p>
+      <w:pPr>
+        <w:pStyle w:val="ListParagraph"/>
+        <w:numPr>
+          <w:ilvl w:val="0"/>
+          <w:numId w:val="7"/>
+        </w:numPr>
+        <w:autoSpaceDE/>
+        <w:autoSpaceDN/>
+        <w:spacing w:after="160"/>
+        <w:rPr>
+          <w:rFonts w:cs="Times New Roman"/>
+        </w:rPr>
+      </w:pPr>
+      <w:r>
+        <w:rPr>
+          <w:rFonts w:cs="Times New Roman"/>
+        </w:rPr>
+        <w:t>Xem trang quản lý: UC này cho phép quản lý xem trang quản lý.</w:t>
+      </w:r>
+    </w:p>
+    <w:p>
+      <w:pPr>
+        <w:pStyle w:val="ListParagraph"/>
+        <w:numPr>
+          <w:ilvl w:val="0"/>
+          <w:numId w:val="7"/>
+        </w:numPr>
+        <w:autoSpaceDE/>
+        <w:autoSpaceDN/>
+        <w:spacing w:after="160"/>
+        <w:rPr>
+          <w:rFonts w:cs="Times New Roman"/>
+        </w:rPr>
+      </w:pPr>
+      <w:r>
+        <w:rPr>
+          <w:rFonts w:cs="Times New Roman"/>
+        </w:rPr>
+        <w:t>Xem thống kê các nhà cung cấp: UC này cho phép quản lý xem doanh chi của tất cả các nhà cung cấp.</w:t>
+      </w:r>
+    </w:p>
+    <w:p>
+      <w:pPr>
+        <w:pStyle w:val="ListParagraph"/>
+        <w:numPr>
+          <w:ilvl w:val="0"/>
+          <w:numId w:val="7"/>
+        </w:numPr>
+        <w:autoSpaceDE/>
+        <w:autoSpaceDN/>
+        <w:spacing w:after="160"/>
+        <w:rPr>
+          <w:rFonts w:cs="Times New Roman"/>
+        </w:rPr>
+      </w:pPr>
+      <w:r>
+        <w:rPr>
+          <w:rFonts w:cs="Times New Roman"/>
+        </w:rPr>
+        <w:t>Xem thống kê chi tiết của một nhà cung cấp: UC này cho phép quản lý xem doanh chi chi tiết và danh sách phiếu nhập hàng của một nhà cung cấp.</w:t>
+      </w:r>
+    </w:p>
     <w:sectPr>
-      <w:footerReference w:type="default" r:id="rId9"/>
+      <w:footerReference w:type="default" r:id="rId13"/>
       <w:pgSz w:w="12240" w:h="15840"/>
       <w:pgMar w:top="1440" w:right="1440" w:bottom="1440" w:left="1440" w:header="720" w:footer="720" w:gutter="0"/>
       <w:cols w:space="720"/>
@@ -4023,6 +5282,95 @@
     </w:lvl>
   </w:abstractNum>
   <w:abstractNum w:abstractNumId="6" w15:restartNumberingAfterBreak="0">
+    <w:nsid w:val="6FCD4D80"/>
+    <w:multiLevelType w:val="hybridMultilevel"/>
+    <w:tmpl w:val="A45A9F78"/>
+    <w:lvl w:ilvl="0" w:tplc="04090019">
+      <w:start w:val="1"/>
+      <w:numFmt w:val="lowerLetter"/>
+      <w:lvlText w:val="%1."/>
+      <w:lvlJc w:val="left"/>
+      <w:pPr>
+        <w:ind w:left="720" w:hanging="360"/>
+      </w:pPr>
+      <w:rPr>
+        <w:rFonts w:hint="default"/>
+      </w:rPr>
+    </w:lvl>
+    <w:lvl w:ilvl="1" w:tplc="04090019" w:tentative="1">
+      <w:start w:val="1"/>
+      <w:numFmt w:val="lowerLetter"/>
+      <w:lvlText w:val="%2."/>
+      <w:lvlJc w:val="left"/>
+      <w:pPr>
+        <w:ind w:left="1440" w:hanging="360"/>
+      </w:pPr>
+    </w:lvl>
+    <w:lvl w:ilvl="2" w:tplc="0409001B" w:tentative="1">
+      <w:start w:val="1"/>
+      <w:numFmt w:val="lowerRoman"/>
+      <w:lvlText w:val="%3."/>
+      <w:lvlJc w:val="right"/>
+      <w:pPr>
+        <w:ind w:left="2160" w:hanging="180"/>
+      </w:pPr>
+    </w:lvl>
+    <w:lvl w:ilvl="3" w:tplc="0409000F" w:tentative="1">
+      <w:start w:val="1"/>
+      <w:numFmt w:val="decimal"/>
+      <w:lvlText w:val="%4."/>
+      <w:lvlJc w:val="left"/>
+      <w:pPr>
+        <w:ind w:left="2880" w:hanging="360"/>
+      </w:pPr>
+    </w:lvl>
+    <w:lvl w:ilvl="4" w:tplc="04090019" w:tentative="1">
+      <w:start w:val="1"/>
+      <w:numFmt w:val="lowerLetter"/>
+      <w:lvlText w:val="%5."/>
+      <w:lvlJc w:val="left"/>
+      <w:pPr>
+        <w:ind w:left="3600" w:hanging="360"/>
+      </w:pPr>
+    </w:lvl>
+    <w:lvl w:ilvl="5" w:tplc="0409001B" w:tentative="1">
+      <w:start w:val="1"/>
+      <w:numFmt w:val="lowerRoman"/>
+      <w:lvlText w:val="%6."/>
+      <w:lvlJc w:val="right"/>
+      <w:pPr>
+        <w:ind w:left="4320" w:hanging="180"/>
+      </w:pPr>
+    </w:lvl>
+    <w:lvl w:ilvl="6" w:tplc="0409000F" w:tentative="1">
+      <w:start w:val="1"/>
+      <w:numFmt w:val="decimal"/>
+      <w:lvlText w:val="%7."/>
+      <w:lvlJc w:val="left"/>
+      <w:pPr>
+        <w:ind w:left="5040" w:hanging="360"/>
+      </w:pPr>
+    </w:lvl>
+    <w:lvl w:ilvl="7" w:tplc="04090019" w:tentative="1">
+      <w:start w:val="1"/>
+      <w:numFmt w:val="lowerLetter"/>
+      <w:lvlText w:val="%8."/>
+      <w:lvlJc w:val="left"/>
+      <w:pPr>
+        <w:ind w:left="5760" w:hanging="360"/>
+      </w:pPr>
+    </w:lvl>
+    <w:lvl w:ilvl="8" w:tplc="0409001B" w:tentative="1">
+      <w:start w:val="1"/>
+      <w:numFmt w:val="lowerRoman"/>
+      <w:lvlText w:val="%9."/>
+      <w:lvlJc w:val="right"/>
+      <w:pPr>
+        <w:ind w:left="6480" w:hanging="180"/>
+      </w:pPr>
+    </w:lvl>
+  </w:abstractNum>
+  <w:abstractNum w:abstractNumId="7" w15:restartNumberingAfterBreak="0">
     <w:nsid w:val="7CBE5AD3"/>
     <w:multiLevelType w:val="multilevel"/>
     <w:tmpl w:val="7CBE5AD3"/>
@@ -4118,7 +5466,7 @@
     <w:abstractNumId w:val="3"/>
   </w:num>
   <w:num w:numId="3" w16cid:durableId="50928873">
-    <w:abstractNumId w:val="6"/>
+    <w:abstractNumId w:val="7"/>
   </w:num>
   <w:num w:numId="4" w16cid:durableId="2137523996">
     <w:abstractNumId w:val="5"/>
@@ -4131,6 +5479,9 @@
   </w:num>
   <w:num w:numId="7" w16cid:durableId="944118742">
     <w:abstractNumId w:val="4"/>
+  </w:num>
+  <w:num w:numId="8" w16cid:durableId="1184006047">
+    <w:abstractNumId w:val="6"/>
   </w:num>
 </w:numbering>
 </file>
@@ -4633,7 +5984,6 @@
   <w:style w:type="character" w:default="1" w:styleId="DefaultParagraphFont">
     <w:name w:val="Default Paragraph Font"/>
     <w:uiPriority w:val="1"/>
-    <w:semiHidden/>
     <w:unhideWhenUsed/>
   </w:style>
   <w:style w:type="table" w:default="1" w:styleId="TableNormal">

--- a/20251/Phân tích thiết kế HTTT/B22DCDT294 - Nguyễn Hoàng Tùng - .docx
+++ b/20251/Phân tích thiết kế HTTT/B22DCDT294 - Nguyễn Hoàng Tùng - .docx
@@ -1534,7 +1534,19 @@
         <w:rPr>
           <w:rFonts w:cs="Times New Roman"/>
         </w:rPr>
-        <w:t>: thêm, chỉnh sửa thông tin, xóa nhà cung cấp trang phục.</w:t>
+        <w:t xml:space="preserve">: </w:t>
+      </w:r>
+      <w:r>
+        <w:rPr>
+          <w:rFonts w:cs="Times New Roman"/>
+        </w:rPr>
+        <w:t xml:space="preserve">xem danh sách nhà cung cấp; </w:t>
+      </w:r>
+      <w:r>
+        <w:rPr>
+          <w:rFonts w:cs="Times New Roman"/>
+        </w:rPr>
+        <w:t>thêm, chỉnh sửa thông tin, xóa nhà cung cấp.</w:t>
       </w:r>
     </w:p>
     <w:p>
@@ -1759,27 +1771,6 @@
         <w:rPr>
           <w:rFonts w:cs="Times New Roman"/>
         </w:rPr>
-        <w:t>Xem danh sách nhà cung cấp trang phục.</w:t>
-      </w:r>
-    </w:p>
-    <w:p>
-      <w:pPr>
-        <w:pStyle w:val="ListParagraph"/>
-        <w:numPr>
-          <w:ilvl w:val="1"/>
-          <w:numId w:val="7"/>
-        </w:numPr>
-        <w:autoSpaceDE/>
-        <w:autoSpaceDN/>
-        <w:spacing w:after="160"/>
-        <w:rPr>
-          <w:rFonts w:cs="Times New Roman"/>
-        </w:rPr>
-      </w:pPr>
-      <w:r>
-        <w:rPr>
-          <w:rFonts w:cs="Times New Roman"/>
-        </w:rPr>
         <w:t>Nhập trang phục về từ nhà cung cấp</w:t>
       </w:r>
       <w:r>
@@ -2146,7 +2137,6 @@
         <w:rPr>
           <w:rFonts w:cs="Times New Roman"/>
         </w:rPr>
-        <w:lastRenderedPageBreak/>
         <w:t xml:space="preserve">Nếu đăng nhập thất bại </w:t>
       </w:r>
       <w:r>
@@ -2182,378 +2172,6 @@
         <w:rPr>
           <w:rFonts w:cs="Times New Roman"/>
         </w:rPr>
-        <w:t xml:space="preserve">Quản lý nhấn OK </w:t>
-      </w:r>
-      <w:r>
-        <w:rPr>
-          <w:rFonts w:cs="Times New Roman"/>
-        </w:rPr>
-        <w:sym w:font="Wingdings" w:char="F0E0"/>
-      </w:r>
-      <w:r>
-        <w:rPr>
-          <w:rFonts w:cs="Times New Roman"/>
-        </w:rPr>
-        <w:t xml:space="preserve"> giao diện đăng nhập</w:t>
-      </w:r>
-      <w:r>
-        <w:rPr>
-          <w:rFonts w:cs="Times New Roman"/>
-        </w:rPr>
-        <w:t xml:space="preserve"> được hiển thị lại</w:t>
-      </w:r>
-      <w:r>
-        <w:rPr>
-          <w:rFonts w:cs="Times New Roman"/>
-        </w:rPr>
-        <w:t>.</w:t>
-      </w:r>
-    </w:p>
-    <w:p>
-      <w:pPr>
-        <w:pStyle w:val="ListParagraph"/>
-        <w:numPr>
-          <w:ilvl w:val="1"/>
-          <w:numId w:val="7"/>
-        </w:numPr>
-        <w:autoSpaceDE/>
-        <w:autoSpaceDN/>
-        <w:spacing w:after="160"/>
-        <w:rPr>
-          <w:rFonts w:cs="Times New Roman"/>
-        </w:rPr>
-      </w:pPr>
-      <w:r>
-        <w:rPr>
-          <w:rFonts w:cs="Times New Roman"/>
-        </w:rPr>
-        <w:t xml:space="preserve">Quản lý chọn chức năng quản lý thông tin nhà cung cấp trang phục </w:t>
-      </w:r>
-      <w:r>
-        <w:rPr>
-          <w:rFonts w:cs="Times New Roman"/>
-        </w:rPr>
-        <w:sym w:font="Wingdings" w:char="F0E0"/>
-      </w:r>
-      <w:r>
-        <w:rPr>
-          <w:rFonts w:cs="Times New Roman"/>
-        </w:rPr>
-        <w:t xml:space="preserve"> giao diện quản lý nhà cung cấp trang phục hiển thị với</w:t>
-      </w:r>
-    </w:p>
-    <w:p>
-      <w:pPr>
-        <w:pStyle w:val="ListParagraph"/>
-        <w:numPr>
-          <w:ilvl w:val="2"/>
-          <w:numId w:val="7"/>
-        </w:numPr>
-        <w:autoSpaceDE/>
-        <w:autoSpaceDN/>
-        <w:spacing w:after="160"/>
-        <w:rPr>
-          <w:rFonts w:cs="Times New Roman"/>
-        </w:rPr>
-      </w:pPr>
-      <w:r>
-        <w:rPr>
-          <w:rFonts w:cs="Times New Roman"/>
-        </w:rPr>
-        <w:t xml:space="preserve">Một </w:t>
-      </w:r>
-      <w:r>
-        <w:rPr>
-          <w:rFonts w:cs="Times New Roman"/>
-        </w:rPr>
-        <w:t>bảng/danh sác</w:t>
-      </w:r>
-      <w:r>
-        <w:rPr>
-          <w:rFonts w:cs="Times New Roman"/>
-        </w:rPr>
-        <w:t>h</w:t>
-      </w:r>
-      <w:r>
-        <w:rPr>
-          <w:rFonts w:cs="Times New Roman"/>
-        </w:rPr>
-        <w:t>, mỗi dòng/hàng tương ứng với thông tin của một nhà cung cấp: tên nhà cung cấp, địa chỉ, số điện thoại, email…</w:t>
-      </w:r>
-    </w:p>
-    <w:p>
-      <w:pPr>
-        <w:pStyle w:val="ListParagraph"/>
-        <w:numPr>
-          <w:ilvl w:val="2"/>
-          <w:numId w:val="7"/>
-        </w:numPr>
-        <w:autoSpaceDE/>
-        <w:autoSpaceDN/>
-        <w:spacing w:after="160"/>
-        <w:rPr>
-          <w:rFonts w:cs="Times New Roman"/>
-        </w:rPr>
-      </w:pPr>
-      <w:r>
-        <w:rPr>
-          <w:rFonts w:cs="Times New Roman"/>
-        </w:rPr>
-        <w:t>m</w:t>
-      </w:r>
-      <w:r>
-        <w:rPr>
-          <w:rFonts w:cs="Times New Roman"/>
-        </w:rPr>
-        <w:t>ột trường văn bản để nhập từ khóa + một nút tìm kiếm.</w:t>
-      </w:r>
-    </w:p>
-    <w:p>
-      <w:pPr>
-        <w:pStyle w:val="ListParagraph"/>
-        <w:numPr>
-          <w:ilvl w:val="2"/>
-          <w:numId w:val="7"/>
-        </w:numPr>
-        <w:autoSpaceDE/>
-        <w:autoSpaceDN/>
-        <w:spacing w:after="160"/>
-        <w:rPr>
-          <w:rFonts w:cs="Times New Roman"/>
-        </w:rPr>
-      </w:pPr>
-      <w:r>
-        <w:rPr>
-          <w:rFonts w:cs="Times New Roman"/>
-        </w:rPr>
-        <w:t>m</w:t>
-      </w:r>
-      <w:r>
-        <w:rPr>
-          <w:rFonts w:cs="Times New Roman"/>
-        </w:rPr>
-        <w:t>ột nút thêm</w:t>
-      </w:r>
-      <w:r>
-        <w:rPr>
-          <w:rFonts w:cs="Times New Roman"/>
-        </w:rPr>
-        <w:t xml:space="preserve"> mới</w:t>
-      </w:r>
-      <w:r>
-        <w:rPr>
-          <w:rFonts w:cs="Times New Roman"/>
-        </w:rPr>
-        <w:t xml:space="preserve"> nhà cung cấp.</w:t>
-      </w:r>
-    </w:p>
-    <w:p>
-      <w:pPr>
-        <w:pStyle w:val="ListParagraph"/>
-        <w:numPr>
-          <w:ilvl w:val="1"/>
-          <w:numId w:val="7"/>
-        </w:numPr>
-        <w:autoSpaceDE/>
-        <w:autoSpaceDN/>
-        <w:spacing w:after="160"/>
-        <w:rPr>
-          <w:rFonts w:cs="Times New Roman"/>
-        </w:rPr>
-      </w:pPr>
-      <w:r>
-        <w:rPr>
-          <w:rFonts w:cs="Times New Roman"/>
-        </w:rPr>
-        <w:t xml:space="preserve">Quản lý chọn một hàng/dòng trong bảng/danh sách </w:t>
-      </w:r>
-      <w:r>
-        <w:rPr>
-          <w:rFonts w:cs="Times New Roman"/>
-        </w:rPr>
-        <w:sym w:font="Wingdings" w:char="F0E0"/>
-      </w:r>
-      <w:r>
-        <w:rPr>
-          <w:rFonts w:cs="Times New Roman"/>
-        </w:rPr>
-        <w:t xml:space="preserve"> giao diện thông tin</w:t>
-      </w:r>
-      <w:r>
-        <w:rPr>
-          <w:rFonts w:cs="Times New Roman"/>
-        </w:rPr>
-        <w:t xml:space="preserve"> chi tiết nhà cung cấp hiển thị với</w:t>
-      </w:r>
-    </w:p>
-    <w:p>
-      <w:pPr>
-        <w:pStyle w:val="ListParagraph"/>
-        <w:numPr>
-          <w:ilvl w:val="2"/>
-          <w:numId w:val="7"/>
-        </w:numPr>
-        <w:autoSpaceDE/>
-        <w:autoSpaceDN/>
-        <w:spacing w:after="160"/>
-        <w:rPr>
-          <w:rFonts w:cs="Times New Roman"/>
-        </w:rPr>
-      </w:pPr>
-      <w:r>
-        <w:rPr>
-          <w:rFonts w:cs="Times New Roman"/>
-        </w:rPr>
-        <w:t>thông tin của nhà cung cấp đã chọn: tên nhà cung cấp, địa chỉ, số điện thoại, email…</w:t>
-      </w:r>
-    </w:p>
-    <w:p>
-      <w:pPr>
-        <w:pStyle w:val="ListParagraph"/>
-        <w:numPr>
-          <w:ilvl w:val="2"/>
-          <w:numId w:val="7"/>
-        </w:numPr>
-        <w:autoSpaceDE/>
-        <w:autoSpaceDN/>
-        <w:spacing w:after="160"/>
-        <w:rPr>
-          <w:rFonts w:cs="Times New Roman"/>
-        </w:rPr>
-      </w:pPr>
-      <w:r>
-        <w:rPr>
-          <w:rFonts w:cs="Times New Roman"/>
-        </w:rPr>
-        <w:t>một nút chỉnh sửa thông tin nhà cung cấp, một nút xóa nhà cung cấp.</w:t>
-      </w:r>
-    </w:p>
-    <w:p>
-      <w:pPr>
-        <w:pStyle w:val="ListParagraph"/>
-        <w:numPr>
-          <w:ilvl w:val="1"/>
-          <w:numId w:val="7"/>
-        </w:numPr>
-        <w:autoSpaceDE/>
-        <w:autoSpaceDN/>
-        <w:spacing w:after="160"/>
-        <w:rPr>
-          <w:rFonts w:cs="Times New Roman"/>
-        </w:rPr>
-      </w:pPr>
-      <w:r>
-        <w:rPr>
-          <w:rFonts w:cs="Times New Roman"/>
-        </w:rPr>
-        <w:t xml:space="preserve">Quản lý chọn chỉnh sửa thông tin nhà cung cấp </w:t>
-      </w:r>
-      <w:r>
-        <w:rPr>
-          <w:rFonts w:cs="Times New Roman"/>
-        </w:rPr>
-        <w:sym w:font="Wingdings" w:char="F0E0"/>
-      </w:r>
-      <w:r>
-        <w:rPr>
-          <w:rFonts w:cs="Times New Roman"/>
-        </w:rPr>
-        <w:t xml:space="preserve"> giao diện chỉnh sửa thông tin nhà cung cấp hiển thị với</w:t>
-      </w:r>
-    </w:p>
-    <w:p>
-      <w:pPr>
-        <w:pStyle w:val="ListParagraph"/>
-        <w:numPr>
-          <w:ilvl w:val="2"/>
-          <w:numId w:val="7"/>
-        </w:numPr>
-        <w:autoSpaceDE/>
-        <w:autoSpaceDN/>
-        <w:spacing w:after="160"/>
-        <w:rPr>
-          <w:rFonts w:cs="Times New Roman"/>
-        </w:rPr>
-      </w:pPr>
-      <w:r>
-        <w:rPr>
-          <w:rFonts w:cs="Times New Roman"/>
-        </w:rPr>
-        <w:t>một biểu mẫu gồm các trường văn bản điền sẵn thông tin của nhà cung cấp đã chọn.</w:t>
-      </w:r>
-    </w:p>
-    <w:p>
-      <w:pPr>
-        <w:pStyle w:val="ListParagraph"/>
-        <w:numPr>
-          <w:ilvl w:val="2"/>
-          <w:numId w:val="7"/>
-        </w:numPr>
-        <w:autoSpaceDE/>
-        <w:autoSpaceDN/>
-        <w:spacing w:after="160"/>
-        <w:rPr>
-          <w:rFonts w:cs="Times New Roman"/>
-        </w:rPr>
-      </w:pPr>
-      <w:r>
-        <w:rPr>
-          <w:rFonts w:cs="Times New Roman"/>
-        </w:rPr>
-        <w:t>một nút lưu.</w:t>
-      </w:r>
-    </w:p>
-    <w:p>
-      <w:pPr>
-        <w:pStyle w:val="ListParagraph"/>
-        <w:numPr>
-          <w:ilvl w:val="1"/>
-          <w:numId w:val="7"/>
-        </w:numPr>
-        <w:autoSpaceDE/>
-        <w:autoSpaceDN/>
-        <w:spacing w:after="160"/>
-        <w:rPr>
-          <w:rFonts w:cs="Times New Roman"/>
-        </w:rPr>
-      </w:pPr>
-      <w:r>
-        <w:rPr>
-          <w:rFonts w:cs="Times New Roman"/>
-        </w:rPr>
-        <w:t xml:space="preserve">Quản lý chỉnh sửa thông tin trong các trường và nhấn nút lưu </w:t>
-      </w:r>
-      <w:r>
-        <w:rPr>
-          <w:rFonts w:cs="Times New Roman"/>
-        </w:rPr>
-        <w:sym w:font="Wingdings" w:char="F0E0"/>
-      </w:r>
-      <w:r>
-        <w:rPr>
-          <w:rFonts w:cs="Times New Roman"/>
-        </w:rPr>
-        <w:t xml:space="preserve"> hệ thống hiển thị thông báo chỉnh sửa thành công và nút OK.</w:t>
-      </w:r>
-    </w:p>
-    <w:p>
-      <w:pPr>
-        <w:pStyle w:val="ListParagraph"/>
-        <w:numPr>
-          <w:ilvl w:val="1"/>
-          <w:numId w:val="7"/>
-        </w:numPr>
-        <w:autoSpaceDE/>
-        <w:autoSpaceDN/>
-        <w:spacing w:after="160"/>
-        <w:rPr>
-          <w:rFonts w:cs="Times New Roman"/>
-        </w:rPr>
-      </w:pPr>
-      <w:r>
-        <w:rPr>
-          <w:rFonts w:cs="Times New Roman"/>
-        </w:rPr>
         <w:lastRenderedPageBreak/>
         <w:t xml:space="preserve">Quản lý nhấn OK </w:t>
       </w:r>
@@ -2567,6 +2185,378 @@
         <w:rPr>
           <w:rFonts w:cs="Times New Roman"/>
         </w:rPr>
+        <w:t xml:space="preserve"> giao diện đăng nhập</w:t>
+      </w:r>
+      <w:r>
+        <w:rPr>
+          <w:rFonts w:cs="Times New Roman"/>
+        </w:rPr>
+        <w:t xml:space="preserve"> được hiển thị lại</w:t>
+      </w:r>
+      <w:r>
+        <w:rPr>
+          <w:rFonts w:cs="Times New Roman"/>
+        </w:rPr>
+        <w:t>.</w:t>
+      </w:r>
+    </w:p>
+    <w:p>
+      <w:pPr>
+        <w:pStyle w:val="ListParagraph"/>
+        <w:numPr>
+          <w:ilvl w:val="1"/>
+          <w:numId w:val="7"/>
+        </w:numPr>
+        <w:autoSpaceDE/>
+        <w:autoSpaceDN/>
+        <w:spacing w:after="160"/>
+        <w:rPr>
+          <w:rFonts w:cs="Times New Roman"/>
+        </w:rPr>
+      </w:pPr>
+      <w:r>
+        <w:rPr>
+          <w:rFonts w:cs="Times New Roman"/>
+        </w:rPr>
+        <w:t xml:space="preserve">Quản lý chọn chức năng quản lý thông tin nhà cung cấp trang phục </w:t>
+      </w:r>
+      <w:r>
+        <w:rPr>
+          <w:rFonts w:cs="Times New Roman"/>
+        </w:rPr>
+        <w:sym w:font="Wingdings" w:char="F0E0"/>
+      </w:r>
+      <w:r>
+        <w:rPr>
+          <w:rFonts w:cs="Times New Roman"/>
+        </w:rPr>
+        <w:t xml:space="preserve"> giao diện quản lý nhà cung cấp trang phục hiển thị với</w:t>
+      </w:r>
+    </w:p>
+    <w:p>
+      <w:pPr>
+        <w:pStyle w:val="ListParagraph"/>
+        <w:numPr>
+          <w:ilvl w:val="2"/>
+          <w:numId w:val="7"/>
+        </w:numPr>
+        <w:autoSpaceDE/>
+        <w:autoSpaceDN/>
+        <w:spacing w:after="160"/>
+        <w:rPr>
+          <w:rFonts w:cs="Times New Roman"/>
+        </w:rPr>
+      </w:pPr>
+      <w:r>
+        <w:rPr>
+          <w:rFonts w:cs="Times New Roman"/>
+        </w:rPr>
+        <w:t xml:space="preserve">Một </w:t>
+      </w:r>
+      <w:r>
+        <w:rPr>
+          <w:rFonts w:cs="Times New Roman"/>
+        </w:rPr>
+        <w:t>bảng/danh sác</w:t>
+      </w:r>
+      <w:r>
+        <w:rPr>
+          <w:rFonts w:cs="Times New Roman"/>
+        </w:rPr>
+        <w:t>h</w:t>
+      </w:r>
+      <w:r>
+        <w:rPr>
+          <w:rFonts w:cs="Times New Roman"/>
+        </w:rPr>
+        <w:t>, mỗi dòng/hàng tương ứng với thông tin của một nhà cung cấp: tên nhà cung cấp, địa chỉ, số điện thoại, email…</w:t>
+      </w:r>
+    </w:p>
+    <w:p>
+      <w:pPr>
+        <w:pStyle w:val="ListParagraph"/>
+        <w:numPr>
+          <w:ilvl w:val="2"/>
+          <w:numId w:val="7"/>
+        </w:numPr>
+        <w:autoSpaceDE/>
+        <w:autoSpaceDN/>
+        <w:spacing w:after="160"/>
+        <w:rPr>
+          <w:rFonts w:cs="Times New Roman"/>
+        </w:rPr>
+      </w:pPr>
+      <w:r>
+        <w:rPr>
+          <w:rFonts w:cs="Times New Roman"/>
+        </w:rPr>
+        <w:t>m</w:t>
+      </w:r>
+      <w:r>
+        <w:rPr>
+          <w:rFonts w:cs="Times New Roman"/>
+        </w:rPr>
+        <w:t>ột trường văn bản để nhập từ khóa + một nút tìm kiếm.</w:t>
+      </w:r>
+    </w:p>
+    <w:p>
+      <w:pPr>
+        <w:pStyle w:val="ListParagraph"/>
+        <w:numPr>
+          <w:ilvl w:val="2"/>
+          <w:numId w:val="7"/>
+        </w:numPr>
+        <w:autoSpaceDE/>
+        <w:autoSpaceDN/>
+        <w:spacing w:after="160"/>
+        <w:rPr>
+          <w:rFonts w:cs="Times New Roman"/>
+        </w:rPr>
+      </w:pPr>
+      <w:r>
+        <w:rPr>
+          <w:rFonts w:cs="Times New Roman"/>
+        </w:rPr>
+        <w:t>m</w:t>
+      </w:r>
+      <w:r>
+        <w:rPr>
+          <w:rFonts w:cs="Times New Roman"/>
+        </w:rPr>
+        <w:t>ột nút thêm</w:t>
+      </w:r>
+      <w:r>
+        <w:rPr>
+          <w:rFonts w:cs="Times New Roman"/>
+        </w:rPr>
+        <w:t xml:space="preserve"> mới</w:t>
+      </w:r>
+      <w:r>
+        <w:rPr>
+          <w:rFonts w:cs="Times New Roman"/>
+        </w:rPr>
+        <w:t xml:space="preserve"> nhà cung cấp.</w:t>
+      </w:r>
+    </w:p>
+    <w:p>
+      <w:pPr>
+        <w:pStyle w:val="ListParagraph"/>
+        <w:numPr>
+          <w:ilvl w:val="1"/>
+          <w:numId w:val="7"/>
+        </w:numPr>
+        <w:autoSpaceDE/>
+        <w:autoSpaceDN/>
+        <w:spacing w:after="160"/>
+        <w:rPr>
+          <w:rFonts w:cs="Times New Roman"/>
+        </w:rPr>
+      </w:pPr>
+      <w:r>
+        <w:rPr>
+          <w:rFonts w:cs="Times New Roman"/>
+        </w:rPr>
+        <w:t xml:space="preserve">Quản lý chọn một hàng/dòng trong bảng/danh sách </w:t>
+      </w:r>
+      <w:r>
+        <w:rPr>
+          <w:rFonts w:cs="Times New Roman"/>
+        </w:rPr>
+        <w:sym w:font="Wingdings" w:char="F0E0"/>
+      </w:r>
+      <w:r>
+        <w:rPr>
+          <w:rFonts w:cs="Times New Roman"/>
+        </w:rPr>
+        <w:t xml:space="preserve"> giao diện thông tin</w:t>
+      </w:r>
+      <w:r>
+        <w:rPr>
+          <w:rFonts w:cs="Times New Roman"/>
+        </w:rPr>
+        <w:t xml:space="preserve"> chi tiết nhà cung cấp hiển thị với</w:t>
+      </w:r>
+    </w:p>
+    <w:p>
+      <w:pPr>
+        <w:pStyle w:val="ListParagraph"/>
+        <w:numPr>
+          <w:ilvl w:val="2"/>
+          <w:numId w:val="7"/>
+        </w:numPr>
+        <w:autoSpaceDE/>
+        <w:autoSpaceDN/>
+        <w:spacing w:after="160"/>
+        <w:rPr>
+          <w:rFonts w:cs="Times New Roman"/>
+        </w:rPr>
+      </w:pPr>
+      <w:r>
+        <w:rPr>
+          <w:rFonts w:cs="Times New Roman"/>
+        </w:rPr>
+        <w:t>thông tin của nhà cung cấp đã chọn: tên nhà cung cấp, địa chỉ, số điện thoại, email…</w:t>
+      </w:r>
+    </w:p>
+    <w:p>
+      <w:pPr>
+        <w:pStyle w:val="ListParagraph"/>
+        <w:numPr>
+          <w:ilvl w:val="2"/>
+          <w:numId w:val="7"/>
+        </w:numPr>
+        <w:autoSpaceDE/>
+        <w:autoSpaceDN/>
+        <w:spacing w:after="160"/>
+        <w:rPr>
+          <w:rFonts w:cs="Times New Roman"/>
+        </w:rPr>
+      </w:pPr>
+      <w:r>
+        <w:rPr>
+          <w:rFonts w:cs="Times New Roman"/>
+        </w:rPr>
+        <w:t>một nút chỉnh sửa thông tin nhà cung cấp, một nút xóa nhà cung cấp.</w:t>
+      </w:r>
+    </w:p>
+    <w:p>
+      <w:pPr>
+        <w:pStyle w:val="ListParagraph"/>
+        <w:numPr>
+          <w:ilvl w:val="1"/>
+          <w:numId w:val="7"/>
+        </w:numPr>
+        <w:autoSpaceDE/>
+        <w:autoSpaceDN/>
+        <w:spacing w:after="160"/>
+        <w:rPr>
+          <w:rFonts w:cs="Times New Roman"/>
+        </w:rPr>
+      </w:pPr>
+      <w:r>
+        <w:rPr>
+          <w:rFonts w:cs="Times New Roman"/>
+        </w:rPr>
+        <w:t xml:space="preserve">Quản lý chọn chỉnh sửa thông tin nhà cung cấp </w:t>
+      </w:r>
+      <w:r>
+        <w:rPr>
+          <w:rFonts w:cs="Times New Roman"/>
+        </w:rPr>
+        <w:sym w:font="Wingdings" w:char="F0E0"/>
+      </w:r>
+      <w:r>
+        <w:rPr>
+          <w:rFonts w:cs="Times New Roman"/>
+        </w:rPr>
+        <w:t xml:space="preserve"> giao diện chỉnh sửa thông tin nhà cung cấp hiển thị với</w:t>
+      </w:r>
+    </w:p>
+    <w:p>
+      <w:pPr>
+        <w:pStyle w:val="ListParagraph"/>
+        <w:numPr>
+          <w:ilvl w:val="2"/>
+          <w:numId w:val="7"/>
+        </w:numPr>
+        <w:autoSpaceDE/>
+        <w:autoSpaceDN/>
+        <w:spacing w:after="160"/>
+        <w:rPr>
+          <w:rFonts w:cs="Times New Roman"/>
+        </w:rPr>
+      </w:pPr>
+      <w:r>
+        <w:rPr>
+          <w:rFonts w:cs="Times New Roman"/>
+        </w:rPr>
+        <w:t>một biểu mẫu gồm các trường văn bản điền sẵn thông tin của nhà cung cấp đã chọn.</w:t>
+      </w:r>
+    </w:p>
+    <w:p>
+      <w:pPr>
+        <w:pStyle w:val="ListParagraph"/>
+        <w:numPr>
+          <w:ilvl w:val="2"/>
+          <w:numId w:val="7"/>
+        </w:numPr>
+        <w:autoSpaceDE/>
+        <w:autoSpaceDN/>
+        <w:spacing w:after="160"/>
+        <w:rPr>
+          <w:rFonts w:cs="Times New Roman"/>
+        </w:rPr>
+      </w:pPr>
+      <w:r>
+        <w:rPr>
+          <w:rFonts w:cs="Times New Roman"/>
+        </w:rPr>
+        <w:t>một nút lưu.</w:t>
+      </w:r>
+    </w:p>
+    <w:p>
+      <w:pPr>
+        <w:pStyle w:val="ListParagraph"/>
+        <w:numPr>
+          <w:ilvl w:val="1"/>
+          <w:numId w:val="7"/>
+        </w:numPr>
+        <w:autoSpaceDE/>
+        <w:autoSpaceDN/>
+        <w:spacing w:after="160"/>
+        <w:rPr>
+          <w:rFonts w:cs="Times New Roman"/>
+        </w:rPr>
+      </w:pPr>
+      <w:r>
+        <w:rPr>
+          <w:rFonts w:cs="Times New Roman"/>
+        </w:rPr>
+        <w:t xml:space="preserve">Quản lý chỉnh sửa thông tin trong các trường và nhấn nút lưu </w:t>
+      </w:r>
+      <w:r>
+        <w:rPr>
+          <w:rFonts w:cs="Times New Roman"/>
+        </w:rPr>
+        <w:sym w:font="Wingdings" w:char="F0E0"/>
+      </w:r>
+      <w:r>
+        <w:rPr>
+          <w:rFonts w:cs="Times New Roman"/>
+        </w:rPr>
+        <w:t xml:space="preserve"> hệ thống hiển thị thông báo chỉnh sửa thành công và nút OK.</w:t>
+      </w:r>
+    </w:p>
+    <w:p>
+      <w:pPr>
+        <w:pStyle w:val="ListParagraph"/>
+        <w:numPr>
+          <w:ilvl w:val="1"/>
+          <w:numId w:val="7"/>
+        </w:numPr>
+        <w:autoSpaceDE/>
+        <w:autoSpaceDN/>
+        <w:spacing w:after="160"/>
+        <w:rPr>
+          <w:rFonts w:cs="Times New Roman"/>
+        </w:rPr>
+      </w:pPr>
+      <w:r>
+        <w:rPr>
+          <w:rFonts w:cs="Times New Roman"/>
+        </w:rPr>
+        <w:t xml:space="preserve">Quản lý nhấn OK </w:t>
+      </w:r>
+      <w:r>
+        <w:rPr>
+          <w:rFonts w:cs="Times New Roman"/>
+        </w:rPr>
+        <w:sym w:font="Wingdings" w:char="F0E0"/>
+      </w:r>
+      <w:r>
+        <w:rPr>
+          <w:rFonts w:cs="Times New Roman"/>
+        </w:rPr>
         <w:t xml:space="preserve"> giao diện quản lý thông tin nhà cung cấp được hiển thị lại.</w:t>
       </w:r>
     </w:p>
@@ -2611,6 +2601,7 @@
         <w:rPr>
           <w:rFonts w:cs="Times New Roman"/>
         </w:rPr>
+        <w:lastRenderedPageBreak/>
         <w:t xml:space="preserve">Một nhân viên truy cập vào trang web </w:t>
       </w:r>
       <w:r>
@@ -2977,28 +2968,28 @@
         <w:rPr>
           <w:rFonts w:cs="Times New Roman"/>
         </w:rPr>
+        <w:t>một nút lưu phiếu nhập.</w:t>
+      </w:r>
+    </w:p>
+    <w:p>
+      <w:pPr>
+        <w:pStyle w:val="ListParagraph"/>
+        <w:numPr>
+          <w:ilvl w:val="1"/>
+          <w:numId w:val="7"/>
+        </w:numPr>
+        <w:autoSpaceDE/>
+        <w:autoSpaceDN/>
+        <w:spacing w:after="160"/>
+        <w:rPr>
+          <w:rFonts w:cs="Times New Roman"/>
+        </w:rPr>
+      </w:pPr>
+      <w:r>
+        <w:rPr>
+          <w:rFonts w:cs="Times New Roman"/>
+        </w:rPr>
         <w:lastRenderedPageBreak/>
-        <w:t>một nút lưu phiếu nhập.</w:t>
-      </w:r>
-    </w:p>
-    <w:p>
-      <w:pPr>
-        <w:pStyle w:val="ListParagraph"/>
-        <w:numPr>
-          <w:ilvl w:val="1"/>
-          <w:numId w:val="7"/>
-        </w:numPr>
-        <w:autoSpaceDE/>
-        <w:autoSpaceDN/>
-        <w:spacing w:after="160"/>
-        <w:rPr>
-          <w:rFonts w:cs="Times New Roman"/>
-        </w:rPr>
-      </w:pPr>
-      <w:r>
-        <w:rPr>
-          <w:rFonts w:cs="Times New Roman"/>
-        </w:rPr>
         <w:t xml:space="preserve">Nhân viên chọn nhà cung cấp từ danh sách, chọn loại mặt hàng trang phục muốn nhập từ danh sách, điền số lượng và nhấn lưu </w:t>
       </w:r>
       <w:r>
@@ -3304,26 +3295,32 @@
         <w:rPr>
           <w:rFonts w:cs="Times New Roman"/>
         </w:rPr>
+        <w:t xml:space="preserve">Quản lý chọn một hàng/dòng trong bảng/danh sách </w:t>
+      </w:r>
+      <w:r>
+        <w:rPr>
+          <w:rFonts w:cs="Times New Roman"/>
+        </w:rPr>
+        <w:sym w:font="Wingdings" w:char="F0E0"/>
+      </w:r>
+      <w:r>
+        <w:rPr>
+          <w:rFonts w:cs="Times New Roman"/>
+        </w:rPr>
+        <w:t xml:space="preserve"> giao diện hiển thị doanh chi chi tiết của nhà cung cấp được hiển thị với</w:t>
+      </w:r>
+      <w:r>
+        <w:rPr>
+          <w:rFonts w:cs="Times New Roman"/>
+        </w:rPr>
+        <w:t xml:space="preserve"> một dòng </w:t>
+      </w:r>
+      <w:r>
+        <w:rPr>
+          <w:rFonts w:cs="Times New Roman"/>
+        </w:rPr>
         <w:lastRenderedPageBreak/>
-        <w:t xml:space="preserve">Quản lý chọn một hàng/dòng trong bảng/danh sách </w:t>
-      </w:r>
-      <w:r>
-        <w:rPr>
-          <w:rFonts w:cs="Times New Roman"/>
-        </w:rPr>
-        <w:sym w:font="Wingdings" w:char="F0E0"/>
-      </w:r>
-      <w:r>
-        <w:rPr>
-          <w:rFonts w:cs="Times New Roman"/>
-        </w:rPr>
-        <w:t xml:space="preserve"> giao diện hiển thị doanh chi chi tiết của nhà cung cấp được hiển thị với</w:t>
-      </w:r>
-      <w:r>
-        <w:rPr>
-          <w:rFonts w:cs="Times New Roman"/>
-        </w:rPr>
-        <w:t xml:space="preserve"> một dòng hiển thị tổng doanh chi của nhà cung cấp đó, </w:t>
+        <w:t xml:space="preserve">hiển thị tổng doanh chi của nhà cung cấp đó, </w:t>
       </w:r>
       <w:r>
         <w:rPr>
@@ -3642,7 +3639,6 @@
         <w:rPr>
           <w:rFonts w:cs="Times New Roman"/>
         </w:rPr>
-        <w:lastRenderedPageBreak/>
         <w:t>Mỗi trang phục có thể xuất hiện trong nhiều phiếu nhập hàng, mỗi phiếu nhập hàng chỉ bao gồm một trang phục.</w:t>
       </w:r>
     </w:p>
@@ -3724,10 +3720,10 @@
           <w:noProof/>
         </w:rPr>
         <w:drawing>
-          <wp:inline distT="0" distB="0" distL="0" distR="0" wp14:anchorId="157E8818" wp14:editId="00D1744E">
+          <wp:inline distT="0" distB="0" distL="0" distR="0" wp14:anchorId="3805EF68" wp14:editId="55792D47">
             <wp:extent cx="5943600" cy="5447665"/>
             <wp:effectExtent l="0" t="0" r="0" b="635"/>
-            <wp:docPr id="1859695627" name="Picture 5"/>
+            <wp:docPr id="988740684" name="Picture 1"/>
             <wp:cNvGraphicFramePr>
               <a:graphicFrameLocks xmlns:a="http://schemas.openxmlformats.org/drawingml/2006/main" noChangeAspect="1"/>
             </wp:cNvGraphicFramePr>
@@ -3735,7 +3731,7 @@
               <a:graphicData uri="http://schemas.openxmlformats.org/drawingml/2006/picture">
                 <pic:pic xmlns:pic="http://schemas.openxmlformats.org/drawingml/2006/picture">
                   <pic:nvPicPr>
-                    <pic:cNvPr id="1859695627" name="Picture 1859695627"/>
+                    <pic:cNvPr id="988740684" name="Picture 988740684"/>
                     <pic:cNvPicPr/>
                   </pic:nvPicPr>
                   <pic:blipFill>
@@ -3805,50 +3801,29 @@
         <w:rPr>
           <w:rFonts w:cs="Times New Roman"/>
         </w:rPr>
+        <w:t>Đăng xuất: UC này cho phép thành viên hệ thống đăng xuất khỏi hệ thống.</w:t>
+      </w:r>
+    </w:p>
+    <w:p>
+      <w:pPr>
+        <w:pStyle w:val="ListParagraph"/>
+        <w:numPr>
+          <w:ilvl w:val="0"/>
+          <w:numId w:val="7"/>
+        </w:numPr>
+        <w:autoSpaceDE/>
+        <w:autoSpaceDN/>
+        <w:spacing w:after="160"/>
+        <w:rPr>
+          <w:rFonts w:cs="Times New Roman"/>
+        </w:rPr>
+      </w:pPr>
+      <w:r>
+        <w:rPr>
+          <w:rFonts w:cs="Times New Roman"/>
+        </w:rPr>
         <w:lastRenderedPageBreak/>
-        <w:t>Đăng xuất: UC này cho phép thành viên hệ thống đăng xuất khỏi hệ thống.</w:t>
-      </w:r>
-    </w:p>
-    <w:p>
-      <w:pPr>
-        <w:pStyle w:val="ListParagraph"/>
-        <w:numPr>
-          <w:ilvl w:val="0"/>
-          <w:numId w:val="7"/>
-        </w:numPr>
-        <w:autoSpaceDE/>
-        <w:autoSpaceDN/>
-        <w:spacing w:after="160"/>
-        <w:rPr>
-          <w:rFonts w:cs="Times New Roman"/>
-        </w:rPr>
-      </w:pPr>
-      <w:r>
-        <w:rPr>
-          <w:rFonts w:cs="Times New Roman"/>
-        </w:rPr>
         <w:t>Thay đổi mật khẩu: UC này cho phép thành viên hệ thống thay đổi mật khẩu tài khoản cá nhân.</w:t>
-      </w:r>
-    </w:p>
-    <w:p>
-      <w:pPr>
-        <w:pStyle w:val="ListParagraph"/>
-        <w:numPr>
-          <w:ilvl w:val="0"/>
-          <w:numId w:val="7"/>
-        </w:numPr>
-        <w:autoSpaceDE/>
-        <w:autoSpaceDN/>
-        <w:spacing w:after="160"/>
-        <w:rPr>
-          <w:rFonts w:cs="Times New Roman"/>
-        </w:rPr>
-      </w:pPr>
-      <w:r>
-        <w:rPr>
-          <w:rFonts w:cs="Times New Roman"/>
-        </w:rPr>
-        <w:t>Xem danh sách nhà cung cấp: UC này cho phép quản lý hoặc nhân viên nhập hàng xem danh sách nhà cung cấp trang phục hiện có.</w:t>
       </w:r>
     </w:p>
     <w:p>
@@ -4338,25 +4313,7 @@
         <w:rPr>
           <w:rFonts w:cs="Times New Roman"/>
         </w:rPr>
-        <w:t>Nhân viên</w:t>
-      </w:r>
-      <w:r>
-        <w:rPr>
-          <w:rFonts w:cs="Times New Roman"/>
-        </w:rPr>
-        <w:t xml:space="preserve"> đăng nhập: UC này cho phép </w:t>
-      </w:r>
-      <w:r>
-        <w:rPr>
-          <w:rFonts w:cs="Times New Roman"/>
-        </w:rPr>
-        <w:t>quản lý hoặc nhân viên nhập hàng</w:t>
-      </w:r>
-      <w:r>
-        <w:rPr>
-          <w:rFonts w:cs="Times New Roman"/>
-        </w:rPr>
-        <w:t xml:space="preserve"> đăng nhập vào hệ thống.</w:t>
+        <w:t>Nhân viên đăng nhập: UC này cho phép quản lý hoặc nhân viên nhập hàng đăng nhập vào hệ thống.</w:t>
       </w:r>
     </w:p>
     <w:p>
@@ -4377,37 +4334,7 @@
         <w:rPr>
           <w:rFonts w:cs="Times New Roman"/>
         </w:rPr>
-        <w:t xml:space="preserve">Xem </w:t>
-      </w:r>
-      <w:r>
-        <w:rPr>
-          <w:rFonts w:cs="Times New Roman"/>
-        </w:rPr>
-        <w:t>trang nhân viên</w:t>
-      </w:r>
-      <w:r>
-        <w:rPr>
-          <w:rFonts w:cs="Times New Roman"/>
-        </w:rPr>
-        <w:t xml:space="preserve">: UC này cho phép quản lý hoặc nhân viên nhập hàng xem </w:t>
-      </w:r>
-      <w:r>
-        <w:rPr>
-          <w:rFonts w:cs="Times New Roman"/>
-        </w:rPr>
-        <w:t>trang</w:t>
-      </w:r>
-      <w:r>
-        <w:rPr>
-          <w:rFonts w:cs="Times New Roman"/>
-        </w:rPr>
-        <w:t xml:space="preserve"> </w:t>
-      </w:r>
-      <w:r>
-        <w:rPr>
-          <w:rFonts w:cs="Times New Roman"/>
-        </w:rPr>
-        <w:t>nhân viên.</w:t>
+        <w:t>Xem trang nhân viên: UC này cho phép quản lý hoặc nhân viên nhập hàng xem trang nhân viên.</w:t>
       </w:r>
     </w:p>
     <w:p>
@@ -4486,15 +4413,7 @@
           <w:b/>
           <w:bCs/>
         </w:rPr>
-        <w:t>Use case chi tiết của chức năng</w:t>
-      </w:r>
-      <w:r>
-        <w:rPr>
-          <w:rFonts w:cs="Times New Roman"/>
-          <w:b/>
-          <w:bCs/>
-        </w:rPr>
-        <w:t xml:space="preserve"> Xem thống kê nhà cung cấp theo doanh chi</w:t>
+        <w:t>Use case chi tiết của chức năng Xem thống kê nhà cung cấp theo doanh chi</w:t>
       </w:r>
     </w:p>
     <w:p>
@@ -5984,6 +5903,7 @@
   <w:style w:type="character" w:default="1" w:styleId="DefaultParagraphFont">
     <w:name w:val="Default Paragraph Font"/>
     <w:uiPriority w:val="1"/>
+    <w:semiHidden/>
     <w:unhideWhenUsed/>
   </w:style>
   <w:style w:type="table" w:default="1" w:styleId="TableNormal">

--- a/20251/Phân tích thiết kế HTTT/B22DCDT294 - Nguyễn Hoàng Tùng - .docx
+++ b/20251/Phân tích thiết kế HTTT/B22DCDT294 - Nguyễn Hoàng Tùng - .docx
@@ -2251,19 +2251,106 @@
         <w:rPr>
           <w:rFonts w:cs="Times New Roman"/>
         </w:rPr>
-        <w:t xml:space="preserve">Một </w:t>
-      </w:r>
-      <w:r>
-        <w:rPr>
-          <w:rFonts w:cs="Times New Roman"/>
-        </w:rPr>
-        <w:t>bảng/danh sác</w:t>
-      </w:r>
-      <w:r>
-        <w:rPr>
-          <w:rFonts w:cs="Times New Roman"/>
-        </w:rPr>
-        <w:t>h</w:t>
+        <w:t>m</w:t>
+      </w:r>
+      <w:r>
+        <w:rPr>
+          <w:rFonts w:cs="Times New Roman"/>
+        </w:rPr>
+        <w:t>ột trường văn bản để nhập từ khóa + một nút tìm kiếm.</w:t>
+      </w:r>
+    </w:p>
+    <w:p>
+      <w:pPr>
+        <w:pStyle w:val="ListParagraph"/>
+        <w:numPr>
+          <w:ilvl w:val="2"/>
+          <w:numId w:val="7"/>
+        </w:numPr>
+        <w:autoSpaceDE/>
+        <w:autoSpaceDN/>
+        <w:spacing w:after="160"/>
+        <w:rPr>
+          <w:rFonts w:cs="Times New Roman"/>
+        </w:rPr>
+      </w:pPr>
+      <w:r>
+        <w:rPr>
+          <w:rFonts w:cs="Times New Roman"/>
+        </w:rPr>
+        <w:t>m</w:t>
+      </w:r>
+      <w:r>
+        <w:rPr>
+          <w:rFonts w:cs="Times New Roman"/>
+        </w:rPr>
+        <w:t>ột nút thêm</w:t>
+      </w:r>
+      <w:r>
+        <w:rPr>
+          <w:rFonts w:cs="Times New Roman"/>
+        </w:rPr>
+        <w:t xml:space="preserve"> mới</w:t>
+      </w:r>
+      <w:r>
+        <w:rPr>
+          <w:rFonts w:cs="Times New Roman"/>
+        </w:rPr>
+        <w:t xml:space="preserve"> nhà cung cấp.</w:t>
+      </w:r>
+    </w:p>
+    <w:p>
+      <w:pPr>
+        <w:pStyle w:val="ListParagraph"/>
+        <w:numPr>
+          <w:ilvl w:val="1"/>
+          <w:numId w:val="7"/>
+        </w:numPr>
+        <w:rPr>
+          <w:rFonts w:cs="Times New Roman"/>
+        </w:rPr>
+      </w:pPr>
+      <w:r>
+        <w:rPr>
+          <w:rFonts w:cs="Times New Roman"/>
+        </w:rPr>
+        <w:t xml:space="preserve">Quản lý nhập từ khóa vào trường văn bản + nhấn nút tìm kiếm </w:t>
+      </w:r>
+      <w:r>
+        <w:rPr>
+          <w:rFonts w:cs="Times New Roman"/>
+        </w:rPr>
+        <w:sym w:font="Wingdings" w:char="F0E0"/>
+      </w:r>
+      <w:r>
+        <w:rPr>
+          <w:rFonts w:cs="Times New Roman"/>
+        </w:rPr>
+        <w:t xml:space="preserve"> </w:t>
+      </w:r>
+      <w:r>
+        <w:rPr>
+          <w:rFonts w:cs="Times New Roman"/>
+        </w:rPr>
+        <w:t>m</w:t>
+      </w:r>
+      <w:r>
+        <w:rPr>
+          <w:rFonts w:cs="Times New Roman"/>
+        </w:rPr>
+        <w:t>ột bảng/danh sách</w:t>
+      </w:r>
+      <w:r>
+        <w:rPr>
+          <w:rFonts w:cs="Times New Roman"/>
+        </w:rPr>
+        <w:t xml:space="preserve"> </w:t>
+      </w:r>
+      <w:r>
+        <w:rPr>
+          <w:rFonts w:cs="Times New Roman"/>
+        </w:rPr>
+        <w:t>được hiển thị</w:t>
       </w:r>
       <w:r>
         <w:rPr>
@@ -2276,6 +2363,45 @@
       <w:pPr>
         <w:pStyle w:val="ListParagraph"/>
         <w:numPr>
+          <w:ilvl w:val="1"/>
+          <w:numId w:val="7"/>
+        </w:numPr>
+        <w:autoSpaceDE/>
+        <w:autoSpaceDN/>
+        <w:spacing w:after="160"/>
+        <w:rPr>
+          <w:rFonts w:cs="Times New Roman"/>
+        </w:rPr>
+      </w:pPr>
+      <w:r>
+        <w:rPr>
+          <w:rFonts w:cs="Times New Roman"/>
+        </w:rPr>
+        <w:t xml:space="preserve">Quản lý chọn một hàng/dòng trong bảng/danh sách </w:t>
+      </w:r>
+      <w:r>
+        <w:rPr>
+          <w:rFonts w:cs="Times New Roman"/>
+        </w:rPr>
+        <w:sym w:font="Wingdings" w:char="F0E0"/>
+      </w:r>
+      <w:r>
+        <w:rPr>
+          <w:rFonts w:cs="Times New Roman"/>
+        </w:rPr>
+        <w:t xml:space="preserve"> giao diện thông tin</w:t>
+      </w:r>
+      <w:r>
+        <w:rPr>
+          <w:rFonts w:cs="Times New Roman"/>
+        </w:rPr>
+        <w:t xml:space="preserve"> chi tiết nhà cung cấp hiển thị với</w:t>
+      </w:r>
+    </w:p>
+    <w:p>
+      <w:pPr>
+        <w:pStyle w:val="ListParagraph"/>
+        <w:numPr>
           <w:ilvl w:val="2"/>
           <w:numId w:val="7"/>
         </w:numPr>
@@ -2290,13 +2416,7 @@
         <w:rPr>
           <w:rFonts w:cs="Times New Roman"/>
         </w:rPr>
-        <w:t>m</w:t>
-      </w:r>
-      <w:r>
-        <w:rPr>
-          <w:rFonts w:cs="Times New Roman"/>
-        </w:rPr>
-        <w:t>ột trường văn bản để nhập từ khóa + một nút tìm kiếm.</w:t>
+        <w:t>thông tin của nhà cung cấp đã chọn: tên nhà cung cấp, địa chỉ, số điện thoại, email…</w:t>
       </w:r>
     </w:p>
     <w:p>
@@ -2317,25 +2437,7 @@
         <w:rPr>
           <w:rFonts w:cs="Times New Roman"/>
         </w:rPr>
-        <w:t>m</w:t>
-      </w:r>
-      <w:r>
-        <w:rPr>
-          <w:rFonts w:cs="Times New Roman"/>
-        </w:rPr>
-        <w:t>ột nút thêm</w:t>
-      </w:r>
-      <w:r>
-        <w:rPr>
-          <w:rFonts w:cs="Times New Roman"/>
-        </w:rPr>
-        <w:t xml:space="preserve"> mới</w:t>
-      </w:r>
-      <w:r>
-        <w:rPr>
-          <w:rFonts w:cs="Times New Roman"/>
-        </w:rPr>
-        <w:t xml:space="preserve"> nhà cung cấp.</w:t>
+        <w:t>một nút chỉnh sửa thông tin nhà cung cấp, một nút xóa nhà cung cấp.</w:t>
       </w:r>
     </w:p>
     <w:p>
@@ -2356,7 +2458,7 @@
         <w:rPr>
           <w:rFonts w:cs="Times New Roman"/>
         </w:rPr>
-        <w:t xml:space="preserve">Quản lý chọn một hàng/dòng trong bảng/danh sách </w:t>
+        <w:t xml:space="preserve">Quản lý chọn chỉnh sửa thông tin nhà cung cấp </w:t>
       </w:r>
       <w:r>
         <w:rPr>
@@ -2368,13 +2470,7 @@
         <w:rPr>
           <w:rFonts w:cs="Times New Roman"/>
         </w:rPr>
-        <w:t xml:space="preserve"> giao diện thông tin</w:t>
-      </w:r>
-      <w:r>
-        <w:rPr>
-          <w:rFonts w:cs="Times New Roman"/>
-        </w:rPr>
-        <w:t xml:space="preserve"> chi tiết nhà cung cấp hiển thị với</w:t>
+        <w:t xml:space="preserve"> giao diện chỉnh sửa thông tin nhà cung cấp hiển thị với</w:t>
       </w:r>
     </w:p>
     <w:p>
@@ -2395,7 +2491,7 @@
         <w:rPr>
           <w:rFonts w:cs="Times New Roman"/>
         </w:rPr>
-        <w:t>thông tin của nhà cung cấp đã chọn: tên nhà cung cấp, địa chỉ, số điện thoại, email…</w:t>
+        <w:t>một biểu mẫu gồm các trường văn bản điền sẵn thông tin của nhà cung cấp đã chọn.</w:t>
       </w:r>
     </w:p>
     <w:p>
@@ -2416,7 +2512,7 @@
         <w:rPr>
           <w:rFonts w:cs="Times New Roman"/>
         </w:rPr>
-        <w:t>một nút chỉnh sửa thông tin nhà cung cấp, một nút xóa nhà cung cấp.</w:t>
+        <w:t>một nút lưu.</w:t>
       </w:r>
     </w:p>
     <w:p>
@@ -2437,7 +2533,34 @@
         <w:rPr>
           <w:rFonts w:cs="Times New Roman"/>
         </w:rPr>
-        <w:t xml:space="preserve">Quản lý chọn chỉnh sửa thông tin nhà cung cấp </w:t>
+        <w:t>Quản lý chỉnh sửa thông tin trong các trường và nhấn nút lưu</w:t>
+      </w:r>
+      <w:r>
+        <w:rPr>
+          <w:rFonts w:cs="Times New Roman"/>
+        </w:rPr>
+        <w:t>.</w:t>
+      </w:r>
+    </w:p>
+    <w:p>
+      <w:pPr>
+        <w:pStyle w:val="ListParagraph"/>
+        <w:numPr>
+          <w:ilvl w:val="2"/>
+          <w:numId w:val="7"/>
+        </w:numPr>
+        <w:autoSpaceDE/>
+        <w:autoSpaceDN/>
+        <w:spacing w:after="160"/>
+        <w:rPr>
+          <w:rFonts w:cs="Times New Roman"/>
+        </w:rPr>
+      </w:pPr>
+      <w:r>
+        <w:rPr>
+          <w:rFonts w:cs="Times New Roman"/>
+        </w:rPr>
+        <w:t xml:space="preserve">Nếu email hoặc số điện thoại đã tồn tại trên hệ thống </w:t>
       </w:r>
       <w:r>
         <w:rPr>
@@ -2449,7 +2572,41 @@
         <w:rPr>
           <w:rFonts w:cs="Times New Roman"/>
         </w:rPr>
-        <w:t xml:space="preserve"> giao diện chỉnh sửa thông tin nhà cung cấp hiển thị với</w:t>
+        <w:t xml:space="preserve"> hệ thống hiển thị thông báo trùng email/số điện thoại và nút OK.</w:t>
+      </w:r>
+    </w:p>
+    <w:p>
+      <w:pPr>
+        <w:pStyle w:val="ListParagraph"/>
+        <w:numPr>
+          <w:ilvl w:val="3"/>
+          <w:numId w:val="7"/>
+        </w:numPr>
+        <w:autoSpaceDE/>
+        <w:autoSpaceDN/>
+        <w:spacing w:after="160"/>
+        <w:rPr>
+          <w:rFonts w:cs="Times New Roman"/>
+        </w:rPr>
+      </w:pPr>
+      <w:r>
+        <w:rPr>
+          <w:rFonts w:cs="Times New Roman"/>
+        </w:rPr>
+        <w:lastRenderedPageBreak/>
+        <w:t xml:space="preserve">Quản lý nhấn OK </w:t>
+      </w:r>
+      <w:r>
+        <w:rPr>
+          <w:rFonts w:cs="Times New Roman"/>
+        </w:rPr>
+        <w:sym w:font="Wingdings" w:char="F0E0"/>
+      </w:r>
+      <w:r>
+        <w:rPr>
+          <w:rFonts w:cs="Times New Roman"/>
+        </w:rPr>
+        <w:t xml:space="preserve"> giao diện chỉnh sửa thông tin nhà cung cấp được hiển thị lại.</w:t>
       </w:r>
     </w:p>
     <w:p>
@@ -2470,49 +2627,13 @@
         <w:rPr>
           <w:rFonts w:cs="Times New Roman"/>
         </w:rPr>
-        <w:t>một biểu mẫu gồm các trường văn bản điền sẵn thông tin của nhà cung cấp đã chọn.</w:t>
-      </w:r>
-    </w:p>
-    <w:p>
-      <w:pPr>
-        <w:pStyle w:val="ListParagraph"/>
-        <w:numPr>
-          <w:ilvl w:val="2"/>
-          <w:numId w:val="7"/>
-        </w:numPr>
-        <w:autoSpaceDE/>
-        <w:autoSpaceDN/>
-        <w:spacing w:after="160"/>
-        <w:rPr>
-          <w:rFonts w:cs="Times New Roman"/>
-        </w:rPr>
-      </w:pPr>
-      <w:r>
-        <w:rPr>
-          <w:rFonts w:cs="Times New Roman"/>
-        </w:rPr>
-        <w:t>một nút lưu.</w:t>
-      </w:r>
-    </w:p>
-    <w:p>
-      <w:pPr>
-        <w:pStyle w:val="ListParagraph"/>
-        <w:numPr>
-          <w:ilvl w:val="1"/>
-          <w:numId w:val="7"/>
-        </w:numPr>
-        <w:autoSpaceDE/>
-        <w:autoSpaceDN/>
-        <w:spacing w:after="160"/>
-        <w:rPr>
-          <w:rFonts w:cs="Times New Roman"/>
-        </w:rPr>
-      </w:pPr>
-      <w:r>
-        <w:rPr>
-          <w:rFonts w:cs="Times New Roman"/>
-        </w:rPr>
-        <w:t xml:space="preserve">Quản lý chỉnh sửa thông tin trong các trường và nhấn nút lưu </w:t>
+        <w:t>Nếu email và số điện thoại chưa tồn tại trên hệ thống</w:t>
+      </w:r>
+      <w:r>
+        <w:rPr>
+          <w:rFonts w:cs="Times New Roman"/>
+        </w:rPr>
+        <w:t xml:space="preserve"> </w:t>
       </w:r>
       <w:r>
         <w:rPr>
@@ -2531,7 +2652,7 @@
       <w:pPr>
         <w:pStyle w:val="ListParagraph"/>
         <w:numPr>
-          <w:ilvl w:val="1"/>
+          <w:ilvl w:val="3"/>
           <w:numId w:val="7"/>
         </w:numPr>
         <w:autoSpaceDE/>
@@ -2601,8 +2722,503 @@
         <w:rPr>
           <w:rFonts w:cs="Times New Roman"/>
         </w:rPr>
+        <w:t xml:space="preserve">Một nhân viên truy cập vào trang web </w:t>
+      </w:r>
+      <w:r>
+        <w:rPr>
+          <w:rFonts w:cs="Times New Roman"/>
+        </w:rPr>
+        <w:sym w:font="Wingdings" w:char="F0E0"/>
+      </w:r>
+      <w:r>
+        <w:rPr>
+          <w:rFonts w:cs="Times New Roman"/>
+        </w:rPr>
+        <w:t xml:space="preserve"> giao diện quản lý</w:t>
+      </w:r>
+      <w:r>
+        <w:rPr>
+          <w:rFonts w:cs="Times New Roman"/>
+        </w:rPr>
+        <w:t xml:space="preserve"> hệ thống</w:t>
+      </w:r>
+      <w:r>
+        <w:rPr>
+          <w:rFonts w:cs="Times New Roman"/>
+        </w:rPr>
+        <w:t xml:space="preserve"> hiển thị với</w:t>
+      </w:r>
+    </w:p>
+    <w:p>
+      <w:pPr>
+        <w:pStyle w:val="ListParagraph"/>
+        <w:numPr>
+          <w:ilvl w:val="2"/>
+          <w:numId w:val="7"/>
+        </w:numPr>
+        <w:autoSpaceDE/>
+        <w:autoSpaceDN/>
+        <w:spacing w:after="160"/>
+        <w:rPr>
+          <w:rFonts w:cs="Times New Roman"/>
+        </w:rPr>
+      </w:pPr>
+      <w:r>
+        <w:rPr>
+          <w:rFonts w:cs="Times New Roman"/>
+        </w:rPr>
+        <w:t>t</w:t>
+      </w:r>
+      <w:r>
+        <w:rPr>
+          <w:rFonts w:cs="Times New Roman"/>
+        </w:rPr>
+        <w:t>hông tin của nhân viên: tên đăng nhập, họ tên, vai trò…</w:t>
+      </w:r>
+    </w:p>
+    <w:p>
+      <w:pPr>
+        <w:pStyle w:val="ListParagraph"/>
+        <w:numPr>
+          <w:ilvl w:val="2"/>
+          <w:numId w:val="7"/>
+        </w:numPr>
+        <w:autoSpaceDE/>
+        <w:autoSpaceDN/>
+        <w:spacing w:after="160"/>
+        <w:rPr>
+          <w:rFonts w:cs="Times New Roman"/>
+        </w:rPr>
+      </w:pPr>
+      <w:r>
+        <w:rPr>
+          <w:rFonts w:cs="Times New Roman"/>
+        </w:rPr>
+        <w:t>t</w:t>
+      </w:r>
+      <w:r>
+        <w:rPr>
+          <w:rFonts w:cs="Times New Roman"/>
+        </w:rPr>
+        <w:t>rình đơn cho phép chọn các chức năng: quản lý thông tin nhà cung cấp trang phục, nhập trang phục từ nhà cung cấp, xem thống kê nhà cung cấp theo doanh chi.</w:t>
+      </w:r>
+    </w:p>
+    <w:p>
+      <w:pPr>
+        <w:pStyle w:val="ListParagraph"/>
+        <w:numPr>
+          <w:ilvl w:val="1"/>
+          <w:numId w:val="7"/>
+        </w:numPr>
+        <w:autoSpaceDE/>
+        <w:autoSpaceDN/>
+        <w:spacing w:after="160"/>
+        <w:rPr>
+          <w:rFonts w:cs="Times New Roman"/>
+        </w:rPr>
+      </w:pPr>
+      <w:r>
+        <w:rPr>
+          <w:rFonts w:cs="Times New Roman"/>
+        </w:rPr>
+        <w:t xml:space="preserve">Nhân viên chọn chức năng nhập trang phục từ nhà cung cấp </w:t>
+      </w:r>
+      <w:r>
+        <w:rPr>
+          <w:rFonts w:cs="Times New Roman"/>
+        </w:rPr>
+        <w:sym w:font="Wingdings" w:char="F0E0"/>
+      </w:r>
+      <w:r>
+        <w:rPr>
+          <w:rFonts w:cs="Times New Roman"/>
+        </w:rPr>
+        <w:t xml:space="preserve"> giao diện </w:t>
+      </w:r>
+      <w:r>
+        <w:rPr>
+          <w:rFonts w:cs="Times New Roman"/>
+        </w:rPr>
+        <w:t xml:space="preserve">nhập </w:t>
+      </w:r>
+      <w:r>
+        <w:rPr>
+          <w:rFonts w:cs="Times New Roman"/>
+        </w:rPr>
+        <w:t>trang</w:t>
+      </w:r>
+      <w:r>
+        <w:rPr>
+          <w:rFonts w:cs="Times New Roman"/>
+        </w:rPr>
+        <w:t xml:space="preserve"> phục với</w:t>
+      </w:r>
+    </w:p>
+    <w:p>
+      <w:pPr>
+        <w:pStyle w:val="ListParagraph"/>
+        <w:numPr>
+          <w:ilvl w:val="2"/>
+          <w:numId w:val="7"/>
+        </w:numPr>
+        <w:autoSpaceDE/>
+        <w:autoSpaceDN/>
+        <w:spacing w:after="160"/>
+        <w:rPr>
+          <w:rFonts w:cs="Times New Roman"/>
+        </w:rPr>
+      </w:pPr>
+      <w:r>
+        <w:rPr>
+          <w:rFonts w:cs="Times New Roman"/>
+        </w:rPr>
+        <w:t>một nút thêm phiếu nhập mới.</w:t>
+      </w:r>
+    </w:p>
+    <w:p>
+      <w:pPr>
+        <w:pStyle w:val="ListParagraph"/>
+        <w:numPr>
+          <w:ilvl w:val="1"/>
+          <w:numId w:val="7"/>
+        </w:numPr>
+        <w:rPr>
+          <w:rFonts w:cs="Times New Roman"/>
+        </w:rPr>
+      </w:pPr>
+      <w:r>
+        <w:rPr>
+          <w:rFonts w:cs="Times New Roman"/>
+        </w:rPr>
+        <w:t xml:space="preserve">Nhân viên nhập từ khóa vào trường văn bản + nhấn tìm kiếm </w:t>
+      </w:r>
+      <w:r>
+        <w:rPr>
+          <w:rFonts w:cs="Times New Roman"/>
+        </w:rPr>
+        <w:sym w:font="Wingdings" w:char="F0E0"/>
+      </w:r>
+      <w:r>
+        <w:rPr>
+          <w:rFonts w:cs="Times New Roman"/>
+        </w:rPr>
+        <w:t xml:space="preserve"> một bảng/danh sách </w:t>
+      </w:r>
+      <w:r>
+        <w:rPr>
+          <w:rFonts w:cs="Times New Roman"/>
+        </w:rPr>
+        <w:t xml:space="preserve">được hiển thị, </w:t>
+      </w:r>
+      <w:r>
+        <w:rPr>
+          <w:rFonts w:cs="Times New Roman"/>
+        </w:rPr>
+        <w:t>mỗi dòng/hàng là thông tin của một phiếu nhập hàng: mã phiếu nhập, ngày tạo phiếu, người tạo, tên mặt hàng, tên nhà cung cấp, đơn giá, số lượng, thành tiền.</w:t>
+      </w:r>
+    </w:p>
+    <w:p>
+      <w:pPr>
+        <w:pStyle w:val="ListParagraph"/>
+        <w:numPr>
+          <w:ilvl w:val="1"/>
+          <w:numId w:val="7"/>
+        </w:numPr>
+        <w:autoSpaceDE/>
+        <w:autoSpaceDN/>
+        <w:spacing w:after="160"/>
+        <w:rPr>
+          <w:rFonts w:cs="Times New Roman"/>
+        </w:rPr>
+      </w:pPr>
+      <w:r>
+        <w:rPr>
+          <w:rFonts w:cs="Times New Roman"/>
+        </w:rPr>
+        <w:t xml:space="preserve">Nhân viên chọn thêm phiếu nhập mới </w:t>
+      </w:r>
+      <w:r>
+        <w:rPr>
+          <w:rFonts w:cs="Times New Roman"/>
+        </w:rPr>
+        <w:sym w:font="Wingdings" w:char="F0E0"/>
+      </w:r>
+      <w:r>
+        <w:rPr>
+          <w:rFonts w:cs="Times New Roman"/>
+        </w:rPr>
+        <w:t xml:space="preserve"> giao diện phiếu nhập trang phục mới hiển thị với</w:t>
+      </w:r>
+    </w:p>
+    <w:p>
+      <w:pPr>
+        <w:pStyle w:val="ListParagraph"/>
+        <w:numPr>
+          <w:ilvl w:val="2"/>
+          <w:numId w:val="7"/>
+        </w:numPr>
+        <w:autoSpaceDE/>
+        <w:autoSpaceDN/>
+        <w:spacing w:after="160"/>
+        <w:rPr>
+          <w:rFonts w:cs="Times New Roman"/>
+        </w:rPr>
+      </w:pPr>
+      <w:r>
+        <w:rPr>
+          <w:rFonts w:cs="Times New Roman"/>
+        </w:rPr>
+        <w:t>một danh sách xổ xuống, mỗi dòng tương ứng với tên của một nhà cung cấp.</w:t>
+      </w:r>
+    </w:p>
+    <w:p>
+      <w:pPr>
+        <w:pStyle w:val="ListParagraph"/>
+        <w:numPr>
+          <w:ilvl w:val="2"/>
+          <w:numId w:val="7"/>
+        </w:numPr>
+        <w:autoSpaceDE/>
+        <w:autoSpaceDN/>
+        <w:spacing w:after="160"/>
+        <w:rPr>
+          <w:rFonts w:cs="Times New Roman"/>
+        </w:rPr>
+      </w:pPr>
+      <w:r>
+        <w:rPr>
+          <w:rFonts w:cs="Times New Roman"/>
+        </w:rPr>
         <w:lastRenderedPageBreak/>
-        <w:t xml:space="preserve">Một nhân viên truy cập vào trang web </w:t>
+        <w:t xml:space="preserve">một danh sách xổ xuống, mỗi dòng tương ứng với </w:t>
+      </w:r>
+      <w:r>
+        <w:rPr>
+          <w:rFonts w:cs="Times New Roman"/>
+        </w:rPr>
+        <w:t>thông</w:t>
+      </w:r>
+      <w:r>
+        <w:rPr>
+          <w:rFonts w:cs="Times New Roman"/>
+        </w:rPr>
+        <w:t xml:space="preserve"> của một loại mặt hàng trang phục</w:t>
+      </w:r>
+      <w:r>
+        <w:rPr>
+          <w:rFonts w:cs="Times New Roman"/>
+        </w:rPr>
+        <w:t>: tên, kích cỡ, màu sắc, giá nhập</w:t>
+      </w:r>
+      <w:r>
+        <w:rPr>
+          <w:rFonts w:cs="Times New Roman"/>
+        </w:rPr>
+        <w:t>.</w:t>
+      </w:r>
+    </w:p>
+    <w:p>
+      <w:pPr>
+        <w:pStyle w:val="ListParagraph"/>
+        <w:numPr>
+          <w:ilvl w:val="2"/>
+          <w:numId w:val="7"/>
+        </w:numPr>
+        <w:autoSpaceDE/>
+        <w:autoSpaceDN/>
+        <w:spacing w:after="160"/>
+        <w:rPr>
+          <w:rFonts w:cs="Times New Roman"/>
+        </w:rPr>
+      </w:pPr>
+      <w:r>
+        <w:rPr>
+          <w:rFonts w:cs="Times New Roman"/>
+        </w:rPr>
+        <w:t>một trường điền số lượng.</w:t>
+      </w:r>
+    </w:p>
+    <w:p>
+      <w:pPr>
+        <w:pStyle w:val="ListParagraph"/>
+        <w:numPr>
+          <w:ilvl w:val="2"/>
+          <w:numId w:val="7"/>
+        </w:numPr>
+        <w:autoSpaceDE/>
+        <w:autoSpaceDN/>
+        <w:spacing w:after="160"/>
+        <w:rPr>
+          <w:rFonts w:cs="Times New Roman"/>
+        </w:rPr>
+      </w:pPr>
+      <w:r>
+        <w:rPr>
+          <w:rFonts w:cs="Times New Roman"/>
+        </w:rPr>
+        <w:t>một nút thêm mặt hàng.</w:t>
+      </w:r>
+    </w:p>
+    <w:p>
+      <w:pPr>
+        <w:pStyle w:val="ListParagraph"/>
+        <w:numPr>
+          <w:ilvl w:val="2"/>
+          <w:numId w:val="7"/>
+        </w:numPr>
+        <w:autoSpaceDE/>
+        <w:autoSpaceDN/>
+        <w:spacing w:after="160"/>
+        <w:rPr>
+          <w:rFonts w:cs="Times New Roman"/>
+        </w:rPr>
+      </w:pPr>
+      <w:r>
+        <w:rPr>
+          <w:rFonts w:cs="Times New Roman"/>
+        </w:rPr>
+        <w:t xml:space="preserve">một </w:t>
+      </w:r>
+      <w:r>
+        <w:rPr>
+          <w:rFonts w:cs="Times New Roman"/>
+        </w:rPr>
+        <w:t xml:space="preserve">danh sách, mỗi dòng tương ứng với tên một </w:t>
+      </w:r>
+      <w:r>
+        <w:rPr>
+          <w:rFonts w:cs="Times New Roman"/>
+        </w:rPr>
+        <w:t>loại mặt hàng đang muốn nhập, đơn giá, số lượng và thành tiền</w:t>
+      </w:r>
+      <w:r>
+        <w:rPr>
+          <w:rFonts w:cs="Times New Roman"/>
+        </w:rPr>
+        <w:t>, một dòng ghi tổng tiền.</w:t>
+      </w:r>
+    </w:p>
+    <w:p>
+      <w:pPr>
+        <w:pStyle w:val="ListParagraph"/>
+        <w:numPr>
+          <w:ilvl w:val="2"/>
+          <w:numId w:val="7"/>
+        </w:numPr>
+        <w:autoSpaceDE/>
+        <w:autoSpaceDN/>
+        <w:spacing w:after="160"/>
+        <w:rPr>
+          <w:rFonts w:cs="Times New Roman"/>
+        </w:rPr>
+      </w:pPr>
+      <w:r>
+        <w:rPr>
+          <w:rFonts w:cs="Times New Roman"/>
+        </w:rPr>
+        <w:t xml:space="preserve">một trường điền mã </w:t>
+      </w:r>
+      <w:r>
+        <w:rPr>
+          <w:rFonts w:cs="Times New Roman"/>
+        </w:rPr>
+        <w:t>chiết khấu và nút áp dụng</w:t>
+      </w:r>
+      <w:r>
+        <w:rPr>
+          <w:rFonts w:cs="Times New Roman"/>
+        </w:rPr>
+        <w:t>.</w:t>
+      </w:r>
+    </w:p>
+    <w:p>
+      <w:pPr>
+        <w:pStyle w:val="ListParagraph"/>
+        <w:numPr>
+          <w:ilvl w:val="2"/>
+          <w:numId w:val="7"/>
+        </w:numPr>
+        <w:autoSpaceDE/>
+        <w:autoSpaceDN/>
+        <w:spacing w:after="160"/>
+        <w:rPr>
+          <w:rFonts w:cs="Times New Roman"/>
+        </w:rPr>
+      </w:pPr>
+      <w:r>
+        <w:rPr>
+          <w:rFonts w:cs="Times New Roman"/>
+        </w:rPr>
+        <w:t>một trường ghi chú.</w:t>
+      </w:r>
+    </w:p>
+    <w:p>
+      <w:pPr>
+        <w:pStyle w:val="ListParagraph"/>
+        <w:numPr>
+          <w:ilvl w:val="2"/>
+          <w:numId w:val="7"/>
+        </w:numPr>
+        <w:autoSpaceDE/>
+        <w:autoSpaceDN/>
+        <w:spacing w:after="160"/>
+        <w:rPr>
+          <w:rFonts w:cs="Times New Roman"/>
+        </w:rPr>
+      </w:pPr>
+      <w:r>
+        <w:rPr>
+          <w:rFonts w:cs="Times New Roman"/>
+        </w:rPr>
+        <w:t>một nút lưu phiếu nhập.</w:t>
+      </w:r>
+    </w:p>
+    <w:p>
+      <w:pPr>
+        <w:pStyle w:val="ListParagraph"/>
+        <w:numPr>
+          <w:ilvl w:val="1"/>
+          <w:numId w:val="7"/>
+        </w:numPr>
+        <w:autoSpaceDE/>
+        <w:autoSpaceDN/>
+        <w:spacing w:after="160"/>
+        <w:rPr>
+          <w:rFonts w:cs="Times New Roman"/>
+        </w:rPr>
+      </w:pPr>
+      <w:r>
+        <w:rPr>
+          <w:rFonts w:cs="Times New Roman"/>
+        </w:rPr>
+        <w:t>Nhân viên chọn nhà cung cấp từ danh sách, chọn loại mặt hàng trang phục muốn nhập từ danh sách, điền số lượng</w:t>
+      </w:r>
+      <w:r>
+        <w:rPr>
+          <w:rFonts w:cs="Times New Roman"/>
+        </w:rPr>
+        <w:t>, điền mã chiết khấu (nếu có), nhấn nút áp dụng.</w:t>
+      </w:r>
+    </w:p>
+    <w:p>
+      <w:pPr>
+        <w:pStyle w:val="ListParagraph"/>
+        <w:numPr>
+          <w:ilvl w:val="2"/>
+          <w:numId w:val="7"/>
+        </w:numPr>
+        <w:autoSpaceDE/>
+        <w:autoSpaceDN/>
+        <w:spacing w:after="160"/>
+        <w:rPr>
+          <w:rFonts w:cs="Times New Roman"/>
+        </w:rPr>
+      </w:pPr>
+      <w:r>
+        <w:rPr>
+          <w:rFonts w:cs="Times New Roman"/>
+        </w:rPr>
+        <w:t xml:space="preserve">Nếu mã chiết khấu không có trên hệ thống </w:t>
       </w:r>
       <w:r>
         <w:rPr>
@@ -2614,19 +3230,40 @@
         <w:rPr>
           <w:rFonts w:cs="Times New Roman"/>
         </w:rPr>
-        <w:t xml:space="preserve"> giao diện quản lý</w:t>
-      </w:r>
-      <w:r>
-        <w:rPr>
-          <w:rFonts w:cs="Times New Roman"/>
-        </w:rPr>
-        <w:t xml:space="preserve"> hệ thống</w:t>
-      </w:r>
-      <w:r>
-        <w:rPr>
-          <w:rFonts w:cs="Times New Roman"/>
-        </w:rPr>
-        <w:t xml:space="preserve"> hiển thị với</w:t>
+        <w:t xml:space="preserve"> hệ thống hiển thị thông báo lỗi không tồn tại mã chiết khấu và nút OK.</w:t>
+      </w:r>
+    </w:p>
+    <w:p>
+      <w:pPr>
+        <w:pStyle w:val="ListParagraph"/>
+        <w:numPr>
+          <w:ilvl w:val="3"/>
+          <w:numId w:val="7"/>
+        </w:numPr>
+        <w:autoSpaceDE/>
+        <w:autoSpaceDN/>
+        <w:spacing w:after="160"/>
+        <w:rPr>
+          <w:rFonts w:cs="Times New Roman"/>
+        </w:rPr>
+      </w:pPr>
+      <w:r>
+        <w:rPr>
+          <w:rFonts w:cs="Times New Roman"/>
+        </w:rPr>
+        <w:t xml:space="preserve">Nhân viên nhấn nút OK </w:t>
+      </w:r>
+      <w:r>
+        <w:rPr>
+          <w:rFonts w:cs="Times New Roman"/>
+        </w:rPr>
+        <w:sym w:font="Wingdings" w:char="F0E0"/>
+      </w:r>
+      <w:r>
+        <w:rPr>
+          <w:rFonts w:cs="Times New Roman"/>
+        </w:rPr>
+        <w:t xml:space="preserve"> giao diện phiếu nhập trang phục mới được hiển thị lại.</w:t>
       </w:r>
     </w:p>
     <w:p>
@@ -2647,13 +3284,52 @@
         <w:rPr>
           <w:rFonts w:cs="Times New Roman"/>
         </w:rPr>
-        <w:t>t</w:t>
-      </w:r>
-      <w:r>
-        <w:rPr>
-          <w:rFonts w:cs="Times New Roman"/>
-        </w:rPr>
-        <w:t>hông tin của nhân viên: tên đăng nhập, họ tên, vai trò…</w:t>
+        <w:t xml:space="preserve">Nếu mã chiết khấu có trên hệ thống nhưng không có mặt hàng nào trong phiếu nhập được áp dụng chiết khấu </w:t>
+      </w:r>
+      <w:r>
+        <w:rPr>
+          <w:rFonts w:cs="Times New Roman"/>
+        </w:rPr>
+        <w:sym w:font="Wingdings" w:char="F0E0"/>
+      </w:r>
+      <w:r>
+        <w:rPr>
+          <w:rFonts w:cs="Times New Roman"/>
+        </w:rPr>
+        <w:t xml:space="preserve"> hệ thống hiển thị thông báo lỗi không có sản phẩm nào được áp dụng chiết khấu và nút OK.</w:t>
+      </w:r>
+    </w:p>
+    <w:p>
+      <w:pPr>
+        <w:pStyle w:val="ListParagraph"/>
+        <w:numPr>
+          <w:ilvl w:val="3"/>
+          <w:numId w:val="7"/>
+        </w:numPr>
+        <w:autoSpaceDE/>
+        <w:autoSpaceDN/>
+        <w:spacing w:after="160"/>
+        <w:rPr>
+          <w:rFonts w:cs="Times New Roman"/>
+        </w:rPr>
+      </w:pPr>
+      <w:r>
+        <w:rPr>
+          <w:rFonts w:cs="Times New Roman"/>
+        </w:rPr>
+        <w:t xml:space="preserve">Nhân viên nhấn nút OK </w:t>
+      </w:r>
+      <w:r>
+        <w:rPr>
+          <w:rFonts w:cs="Times New Roman"/>
+        </w:rPr>
+        <w:sym w:font="Wingdings" w:char="F0E0"/>
+      </w:r>
+      <w:r>
+        <w:rPr>
+          <w:rFonts w:cs="Times New Roman"/>
+        </w:rPr>
+        <w:t xml:space="preserve"> giao diện phiếu nhập trang phục mới được hiển thị lại.</w:t>
       </w:r>
     </w:p>
     <w:p>
@@ -2674,13 +3350,89 @@
         <w:rPr>
           <w:rFonts w:cs="Times New Roman"/>
         </w:rPr>
-        <w:t>t</w:t>
-      </w:r>
-      <w:r>
-        <w:rPr>
-          <w:rFonts w:cs="Times New Roman"/>
-        </w:rPr>
-        <w:t>rình đơn cho phép chọn các chức năng: quản lý thông tin nhà cung cấp trang phục, nhập trang phục từ nhà cung cấp, xem thống kê nhà cung cấp theo doanh chi.</w:t>
+        <w:t xml:space="preserve">Nếu mã chiết khấu có trên hệ thống </w:t>
+      </w:r>
+      <w:r>
+        <w:rPr>
+          <w:rFonts w:cs="Times New Roman"/>
+        </w:rPr>
+        <w:t xml:space="preserve">và có mặt hàng được áp dụng chiết khấu trong phiếu nhập hoặc mã chiết khấu được áp </w:t>
+      </w:r>
+      <w:r>
+        <w:rPr>
+          <w:rFonts w:cs="Times New Roman"/>
+        </w:rPr>
+        <w:lastRenderedPageBreak/>
+        <w:t xml:space="preserve">dụng cho toàn bộ hóa đơn </w:t>
+      </w:r>
+      <w:r>
+        <w:rPr>
+          <w:rFonts w:cs="Times New Roman"/>
+        </w:rPr>
+        <w:sym w:font="Wingdings" w:char="F0E0"/>
+      </w:r>
+      <w:r>
+        <w:rPr>
+          <w:rFonts w:cs="Times New Roman"/>
+        </w:rPr>
+        <w:t xml:space="preserve"> hệ thống hiển thị thông báo </w:t>
+      </w:r>
+      <w:r>
+        <w:rPr>
+          <w:rFonts w:cs="Times New Roman"/>
+        </w:rPr>
+        <w:t>áp dụng mã chiết khấu</w:t>
+      </w:r>
+      <w:r>
+        <w:rPr>
+          <w:rFonts w:cs="Times New Roman"/>
+        </w:rPr>
+        <w:t xml:space="preserve"> thành công và nút OK.</w:t>
+      </w:r>
+    </w:p>
+    <w:p>
+      <w:pPr>
+        <w:pStyle w:val="ListParagraph"/>
+        <w:numPr>
+          <w:ilvl w:val="3"/>
+          <w:numId w:val="7"/>
+        </w:numPr>
+        <w:autoSpaceDE/>
+        <w:autoSpaceDN/>
+        <w:spacing w:after="160"/>
+        <w:rPr>
+          <w:rFonts w:cs="Times New Roman"/>
+        </w:rPr>
+      </w:pPr>
+      <w:r>
+        <w:rPr>
+          <w:rFonts w:cs="Times New Roman"/>
+        </w:rPr>
+        <w:t xml:space="preserve">Nhân viên nhấn nút OK </w:t>
+      </w:r>
+      <w:r>
+        <w:rPr>
+          <w:rFonts w:cs="Times New Roman"/>
+        </w:rPr>
+        <w:sym w:font="Wingdings" w:char="F0E0"/>
+      </w:r>
+      <w:r>
+        <w:rPr>
+          <w:rFonts w:cs="Times New Roman"/>
+        </w:rPr>
+        <w:t xml:space="preserve"> giao diện phiếu nhập trang phục mới được hiển thị lại với thành tiền và tổng tiền </w:t>
+      </w:r>
+      <w:r>
+        <w:rPr>
+          <w:rFonts w:cs="Times New Roman"/>
+        </w:rPr>
+        <w:t>mặt hàng</w:t>
+      </w:r>
+      <w:r>
+        <w:rPr>
+          <w:rFonts w:cs="Times New Roman"/>
+        </w:rPr>
+        <w:t xml:space="preserve"> được cập nhật.</w:t>
       </w:r>
     </w:p>
     <w:p>
@@ -2701,7 +3453,7 @@
         <w:rPr>
           <w:rFonts w:cs="Times New Roman"/>
         </w:rPr>
-        <w:t xml:space="preserve">Nhân viên chọn chức năng nhập trang phục từ nhà cung cấp </w:t>
+        <w:t xml:space="preserve">Nhân viên nhấn nút lưu </w:t>
       </w:r>
       <w:r>
         <w:rPr>
@@ -2713,25 +3465,7 @@
         <w:rPr>
           <w:rFonts w:cs="Times New Roman"/>
         </w:rPr>
-        <w:t xml:space="preserve"> giao diện </w:t>
-      </w:r>
-      <w:r>
-        <w:rPr>
-          <w:rFonts w:cs="Times New Roman"/>
-        </w:rPr>
-        <w:t xml:space="preserve">nhập </w:t>
-      </w:r>
-      <w:r>
-        <w:rPr>
-          <w:rFonts w:cs="Times New Roman"/>
-        </w:rPr>
-        <w:t>trang</w:t>
-      </w:r>
-      <w:r>
-        <w:rPr>
-          <w:rFonts w:cs="Times New Roman"/>
-        </w:rPr>
-        <w:t xml:space="preserve"> phục với</w:t>
+        <w:t xml:space="preserve"> hệ thống hiển thị thông báo lưu phiếu nhập thành công và nút OK.</w:t>
       </w:r>
     </w:p>
     <w:p>
@@ -2739,277 +3473,6 @@
         <w:pStyle w:val="ListParagraph"/>
         <w:numPr>
           <w:ilvl w:val="2"/>
-          <w:numId w:val="7"/>
-        </w:numPr>
-        <w:autoSpaceDE/>
-        <w:autoSpaceDN/>
-        <w:spacing w:after="160"/>
-        <w:rPr>
-          <w:rFonts w:cs="Times New Roman"/>
-        </w:rPr>
-      </w:pPr>
-      <w:r>
-        <w:rPr>
-          <w:rFonts w:cs="Times New Roman"/>
-        </w:rPr>
-        <w:t xml:space="preserve">một bảng/danh sách với mỗi dòng/hàng là thông tin của một phiếu nhập hàng: mã phiếu nhập, ngày tạo phiếu, </w:t>
-      </w:r>
-      <w:r>
-        <w:rPr>
-          <w:rFonts w:cs="Times New Roman"/>
-        </w:rPr>
-        <w:t xml:space="preserve">người tạo, </w:t>
-      </w:r>
-      <w:r>
-        <w:rPr>
-          <w:rFonts w:cs="Times New Roman"/>
-        </w:rPr>
-        <w:t>tên mặt hàng, tên nhà cung cấp, đơn giá, số lượng, thành tiền.</w:t>
-      </w:r>
-    </w:p>
-    <w:p>
-      <w:pPr>
-        <w:pStyle w:val="ListParagraph"/>
-        <w:numPr>
-          <w:ilvl w:val="2"/>
-          <w:numId w:val="7"/>
-        </w:numPr>
-        <w:autoSpaceDE/>
-        <w:autoSpaceDN/>
-        <w:spacing w:after="160"/>
-        <w:rPr>
-          <w:rFonts w:cs="Times New Roman"/>
-        </w:rPr>
-      </w:pPr>
-      <w:r>
-        <w:rPr>
-          <w:rFonts w:cs="Times New Roman"/>
-        </w:rPr>
-        <w:t>một nút thêm phiếu nhập mới.</w:t>
-      </w:r>
-    </w:p>
-    <w:p>
-      <w:pPr>
-        <w:pStyle w:val="ListParagraph"/>
-        <w:numPr>
-          <w:ilvl w:val="1"/>
-          <w:numId w:val="7"/>
-        </w:numPr>
-        <w:autoSpaceDE/>
-        <w:autoSpaceDN/>
-        <w:spacing w:after="160"/>
-        <w:rPr>
-          <w:rFonts w:cs="Times New Roman"/>
-        </w:rPr>
-      </w:pPr>
-      <w:r>
-        <w:rPr>
-          <w:rFonts w:cs="Times New Roman"/>
-        </w:rPr>
-        <w:t xml:space="preserve">Nhân viên chọn thêm phiếu nhập mới </w:t>
-      </w:r>
-      <w:r>
-        <w:rPr>
-          <w:rFonts w:cs="Times New Roman"/>
-        </w:rPr>
-        <w:sym w:font="Wingdings" w:char="F0E0"/>
-      </w:r>
-      <w:r>
-        <w:rPr>
-          <w:rFonts w:cs="Times New Roman"/>
-        </w:rPr>
-        <w:t xml:space="preserve"> giao diện phiếu nhập trang phục mới hiển thị với</w:t>
-      </w:r>
-    </w:p>
-    <w:p>
-      <w:pPr>
-        <w:pStyle w:val="ListParagraph"/>
-        <w:numPr>
-          <w:ilvl w:val="2"/>
-          <w:numId w:val="7"/>
-        </w:numPr>
-        <w:autoSpaceDE/>
-        <w:autoSpaceDN/>
-        <w:spacing w:after="160"/>
-        <w:rPr>
-          <w:rFonts w:cs="Times New Roman"/>
-        </w:rPr>
-      </w:pPr>
-      <w:r>
-        <w:rPr>
-          <w:rFonts w:cs="Times New Roman"/>
-        </w:rPr>
-        <w:t>một danh sách xổ xuống, mỗi dòng tương ứng với tên của một nhà cung cấp.</w:t>
-      </w:r>
-    </w:p>
-    <w:p>
-      <w:pPr>
-        <w:pStyle w:val="ListParagraph"/>
-        <w:numPr>
-          <w:ilvl w:val="2"/>
-          <w:numId w:val="7"/>
-        </w:numPr>
-        <w:autoSpaceDE/>
-        <w:autoSpaceDN/>
-        <w:spacing w:after="160"/>
-        <w:rPr>
-          <w:rFonts w:cs="Times New Roman"/>
-        </w:rPr>
-      </w:pPr>
-      <w:r>
-        <w:rPr>
-          <w:rFonts w:cs="Times New Roman"/>
-        </w:rPr>
-        <w:t xml:space="preserve">một danh sách xổ xuống, mỗi dòng tương ứng với </w:t>
-      </w:r>
-      <w:r>
-        <w:rPr>
-          <w:rFonts w:cs="Times New Roman"/>
-        </w:rPr>
-        <w:t>thông</w:t>
-      </w:r>
-      <w:r>
-        <w:rPr>
-          <w:rFonts w:cs="Times New Roman"/>
-        </w:rPr>
-        <w:t xml:space="preserve"> của một loại mặt hàng trang phục</w:t>
-      </w:r>
-      <w:r>
-        <w:rPr>
-          <w:rFonts w:cs="Times New Roman"/>
-        </w:rPr>
-        <w:t>: tên, kích cỡ, màu sắc, giá nhập</w:t>
-      </w:r>
-      <w:r>
-        <w:rPr>
-          <w:rFonts w:cs="Times New Roman"/>
-        </w:rPr>
-        <w:t>.</w:t>
-      </w:r>
-    </w:p>
-    <w:p>
-      <w:pPr>
-        <w:pStyle w:val="ListParagraph"/>
-        <w:numPr>
-          <w:ilvl w:val="2"/>
-          <w:numId w:val="7"/>
-        </w:numPr>
-        <w:autoSpaceDE/>
-        <w:autoSpaceDN/>
-        <w:spacing w:after="160"/>
-        <w:rPr>
-          <w:rFonts w:cs="Times New Roman"/>
-        </w:rPr>
-      </w:pPr>
-      <w:r>
-        <w:rPr>
-          <w:rFonts w:cs="Times New Roman"/>
-        </w:rPr>
-        <w:t>một trường điền số lượng.</w:t>
-      </w:r>
-    </w:p>
-    <w:p>
-      <w:pPr>
-        <w:pStyle w:val="ListParagraph"/>
-        <w:numPr>
-          <w:ilvl w:val="2"/>
-          <w:numId w:val="7"/>
-        </w:numPr>
-        <w:autoSpaceDE/>
-        <w:autoSpaceDN/>
-        <w:spacing w:after="160"/>
-        <w:rPr>
-          <w:rFonts w:cs="Times New Roman"/>
-        </w:rPr>
-      </w:pPr>
-      <w:r>
-        <w:rPr>
-          <w:rFonts w:cs="Times New Roman"/>
-        </w:rPr>
-        <w:t>một dòng hiển thị loại mặt hàng đang muốn nhập, đơn giá, số lượng và thành tiền.</w:t>
-      </w:r>
-    </w:p>
-    <w:p>
-      <w:pPr>
-        <w:pStyle w:val="ListParagraph"/>
-        <w:numPr>
-          <w:ilvl w:val="2"/>
-          <w:numId w:val="7"/>
-        </w:numPr>
-        <w:autoSpaceDE/>
-        <w:autoSpaceDN/>
-        <w:spacing w:after="160"/>
-        <w:rPr>
-          <w:rFonts w:cs="Times New Roman"/>
-        </w:rPr>
-      </w:pPr>
-      <w:r>
-        <w:rPr>
-          <w:rFonts w:cs="Times New Roman"/>
-        </w:rPr>
-        <w:t>một trường ghi chú.</w:t>
-      </w:r>
-    </w:p>
-    <w:p>
-      <w:pPr>
-        <w:pStyle w:val="ListParagraph"/>
-        <w:numPr>
-          <w:ilvl w:val="2"/>
-          <w:numId w:val="7"/>
-        </w:numPr>
-        <w:autoSpaceDE/>
-        <w:autoSpaceDN/>
-        <w:spacing w:after="160"/>
-        <w:rPr>
-          <w:rFonts w:cs="Times New Roman"/>
-        </w:rPr>
-      </w:pPr>
-      <w:r>
-        <w:rPr>
-          <w:rFonts w:cs="Times New Roman"/>
-        </w:rPr>
-        <w:t>một nút lưu phiếu nhập.</w:t>
-      </w:r>
-    </w:p>
-    <w:p>
-      <w:pPr>
-        <w:pStyle w:val="ListParagraph"/>
-        <w:numPr>
-          <w:ilvl w:val="1"/>
-          <w:numId w:val="7"/>
-        </w:numPr>
-        <w:autoSpaceDE/>
-        <w:autoSpaceDN/>
-        <w:spacing w:after="160"/>
-        <w:rPr>
-          <w:rFonts w:cs="Times New Roman"/>
-        </w:rPr>
-      </w:pPr>
-      <w:r>
-        <w:rPr>
-          <w:rFonts w:cs="Times New Roman"/>
-        </w:rPr>
-        <w:lastRenderedPageBreak/>
-        <w:t xml:space="preserve">Nhân viên chọn nhà cung cấp từ danh sách, chọn loại mặt hàng trang phục muốn nhập từ danh sách, điền số lượng và nhấn lưu </w:t>
-      </w:r>
-      <w:r>
-        <w:rPr>
-          <w:rFonts w:cs="Times New Roman"/>
-        </w:rPr>
-        <w:sym w:font="Wingdings" w:char="F0E0"/>
-      </w:r>
-      <w:r>
-        <w:rPr>
-          <w:rFonts w:cs="Times New Roman"/>
-        </w:rPr>
-        <w:t xml:space="preserve"> hệ thống hiển thị thông báo lưu phiếu nhập thành công và nút OK.</w:t>
-      </w:r>
-    </w:p>
-    <w:p>
-      <w:pPr>
-        <w:pStyle w:val="ListParagraph"/>
-        <w:numPr>
-          <w:ilvl w:val="1"/>
           <w:numId w:val="7"/>
         </w:numPr>
         <w:autoSpaceDE/>
@@ -3274,7 +3737,14 @@
         <w:rPr>
           <w:rFonts w:cs="Times New Roman"/>
         </w:rPr>
-        <w:t xml:space="preserve"> bảng/danh sách được cập nhật, mỗi dòng tương ứng với thông tin của một nhà cung cấp: tên nhà cung cấp, doanh chi trong khoảng thời gian đã chọn.</w:t>
+        <w:t xml:space="preserve"> bảng/danh sách được cập nhật, mỗi dòng tương ứng với </w:t>
+      </w:r>
+      <w:r>
+        <w:rPr>
+          <w:rFonts w:cs="Times New Roman"/>
+        </w:rPr>
+        <w:lastRenderedPageBreak/>
+        <w:t>thông tin của một nhà cung cấp: tên nhà cung cấp, doanh chi trong khoảng thời gian đã chọn.</w:t>
       </w:r>
     </w:p>
     <w:p>
@@ -3313,14 +3783,7 @@
         <w:rPr>
           <w:rFonts w:cs="Times New Roman"/>
         </w:rPr>
-        <w:t xml:space="preserve"> một dòng </w:t>
-      </w:r>
-      <w:r>
-        <w:rPr>
-          <w:rFonts w:cs="Times New Roman"/>
-        </w:rPr>
-        <w:lastRenderedPageBreak/>
-        <w:t xml:space="preserve">hiển thị tổng doanh chi của nhà cung cấp đó, </w:t>
+        <w:t xml:space="preserve"> một dòng hiển thị tổng doanh chi của nhà cung cấp đó, </w:t>
       </w:r>
       <w:r>
         <w:rPr>
@@ -3492,6 +3955,33 @@
     </w:p>
     <w:p>
       <w:pPr>
+        <w:pStyle w:val="ListParagraph"/>
+        <w:numPr>
+          <w:ilvl w:val="0"/>
+          <w:numId w:val="7"/>
+        </w:numPr>
+        <w:autoSpaceDE/>
+        <w:autoSpaceDN/>
+        <w:spacing w:after="160"/>
+        <w:rPr>
+          <w:rFonts w:cs="Times New Roman"/>
+        </w:rPr>
+      </w:pPr>
+      <w:r>
+        <w:rPr>
+          <w:rFonts w:cs="Times New Roman"/>
+        </w:rPr>
+        <w:t xml:space="preserve">Chiết khấu: mã chiết khấu, phần trăm chiết khấu, </w:t>
+      </w:r>
+      <w:r>
+        <w:rPr>
+          <w:rFonts w:cs="Times New Roman"/>
+        </w:rPr>
+        <w:t>mặt hàng áp dụng</w:t>
+      </w:r>
+    </w:p>
+    <w:p>
+      <w:pPr>
         <w:autoSpaceDE/>
         <w:autoSpaceDN/>
         <w:spacing w:after="160"/>
@@ -3618,6 +4108,7 @@
         <w:rPr>
           <w:rFonts w:cs="Times New Roman"/>
         </w:rPr>
+        <w:lastRenderedPageBreak/>
         <w:t>Mỗi nhà cung cấp có thể có nhiều phiếu nhập hàng, mỗi phiếu nhập hàng chỉ thuộc về một nhà cung cấp.</w:t>
       </w:r>
     </w:p>
@@ -3640,6 +4131,27 @@
           <w:rFonts w:cs="Times New Roman"/>
         </w:rPr>
         <w:t>Mỗi trang phục có thể xuất hiện trong nhiều phiếu nhập hàng, mỗi phiếu nhập hàng chỉ bao gồm một trang phục.</w:t>
+      </w:r>
+    </w:p>
+    <w:p>
+      <w:pPr>
+        <w:pStyle w:val="ListParagraph"/>
+        <w:numPr>
+          <w:ilvl w:val="0"/>
+          <w:numId w:val="7"/>
+        </w:numPr>
+        <w:autoSpaceDE/>
+        <w:autoSpaceDN/>
+        <w:spacing w:after="160"/>
+        <w:rPr>
+          <w:rFonts w:cs="Times New Roman"/>
+        </w:rPr>
+      </w:pPr>
+      <w:r>
+        <w:rPr>
+          <w:rFonts w:cs="Times New Roman"/>
+        </w:rPr>
+        <w:t>Mỗi mã chiết khấu có thể được áp dụng trên nhiều phiếu nhập hàng, mỗi phiếu nhập hàng chỉ được áp dụng một mã chiết khấu.</w:t>
       </w:r>
     </w:p>
     <w:p>
@@ -3719,6 +4231,7 @@
           <w:rFonts w:cs="Times New Roman"/>
           <w:noProof/>
         </w:rPr>
+        <w:lastRenderedPageBreak/>
         <w:drawing>
           <wp:inline distT="0" distB="0" distL="0" distR="0" wp14:anchorId="3805EF68" wp14:editId="55792D47">
             <wp:extent cx="5943600" cy="5447665"/>
@@ -3822,49 +4335,49 @@
         <w:rPr>
           <w:rFonts w:cs="Times New Roman"/>
         </w:rPr>
+        <w:t>Thay đổi mật khẩu: UC này cho phép thành viên hệ thống thay đổi mật khẩu tài khoản cá nhân.</w:t>
+      </w:r>
+    </w:p>
+    <w:p>
+      <w:pPr>
+        <w:pStyle w:val="ListParagraph"/>
+        <w:numPr>
+          <w:ilvl w:val="0"/>
+          <w:numId w:val="7"/>
+        </w:numPr>
+        <w:autoSpaceDE/>
+        <w:autoSpaceDN/>
+        <w:spacing w:after="160"/>
+        <w:rPr>
+          <w:rFonts w:cs="Times New Roman"/>
+        </w:rPr>
+      </w:pPr>
+      <w:r>
+        <w:rPr>
+          <w:rFonts w:cs="Times New Roman"/>
+        </w:rPr>
+        <w:t>Quản lý nhà cung cấp: UC này cho phép quản lý quản lý danh sách nhà cung cấp: tìm kiếm, thêm, sửa, xóa nhà cung cấp.</w:t>
+      </w:r>
+    </w:p>
+    <w:p>
+      <w:pPr>
+        <w:pStyle w:val="ListParagraph"/>
+        <w:numPr>
+          <w:ilvl w:val="0"/>
+          <w:numId w:val="7"/>
+        </w:numPr>
+        <w:autoSpaceDE/>
+        <w:autoSpaceDN/>
+        <w:spacing w:after="160"/>
+        <w:rPr>
+          <w:rFonts w:cs="Times New Roman"/>
+        </w:rPr>
+      </w:pPr>
+      <w:r>
+        <w:rPr>
+          <w:rFonts w:cs="Times New Roman"/>
+        </w:rPr>
         <w:lastRenderedPageBreak/>
-        <w:t>Thay đổi mật khẩu: UC này cho phép thành viên hệ thống thay đổi mật khẩu tài khoản cá nhân.</w:t>
-      </w:r>
-    </w:p>
-    <w:p>
-      <w:pPr>
-        <w:pStyle w:val="ListParagraph"/>
-        <w:numPr>
-          <w:ilvl w:val="0"/>
-          <w:numId w:val="7"/>
-        </w:numPr>
-        <w:autoSpaceDE/>
-        <w:autoSpaceDN/>
-        <w:spacing w:after="160"/>
-        <w:rPr>
-          <w:rFonts w:cs="Times New Roman"/>
-        </w:rPr>
-      </w:pPr>
-      <w:r>
-        <w:rPr>
-          <w:rFonts w:cs="Times New Roman"/>
-        </w:rPr>
-        <w:t>Quản lý nhà cung cấp: UC này cho phép quản lý quản lý danh sách nhà cung cấp: tìm kiếm, thêm, sửa, xóa nhà cung cấp.</w:t>
-      </w:r>
-    </w:p>
-    <w:p>
-      <w:pPr>
-        <w:pStyle w:val="ListParagraph"/>
-        <w:numPr>
-          <w:ilvl w:val="0"/>
-          <w:numId w:val="7"/>
-        </w:numPr>
-        <w:autoSpaceDE/>
-        <w:autoSpaceDN/>
-        <w:spacing w:after="160"/>
-        <w:rPr>
-          <w:rFonts w:cs="Times New Roman"/>
-        </w:rPr>
-      </w:pPr>
-      <w:r>
-        <w:rPr>
-          <w:rFonts w:cs="Times New Roman"/>
-        </w:rPr>
         <w:t>Nhập trang phục từ nhà cung cấp: UC này cho phép quản lý hoặc nhân viên nhập hàng tạo phiếu nhập trang phục mới từ nhà cung cấp.</w:t>
       </w:r>
     </w:p>
@@ -4432,10 +4945,10 @@
           <w:noProof/>
         </w:rPr>
         <w:drawing>
-          <wp:inline distT="0" distB="0" distL="0" distR="0" wp14:anchorId="229A05AA" wp14:editId="16B0E0FE">
-            <wp:extent cx="5943600" cy="2553335"/>
+          <wp:inline distT="0" distB="0" distL="0" distR="0" wp14:anchorId="5D92820B" wp14:editId="758AF87F">
+            <wp:extent cx="5943600" cy="2266950"/>
             <wp:effectExtent l="0" t="0" r="0" b="0"/>
-            <wp:docPr id="1646615982" name="Picture 10"/>
+            <wp:docPr id="1241140442" name="Picture 1"/>
             <wp:cNvGraphicFramePr>
               <a:graphicFrameLocks xmlns:a="http://schemas.openxmlformats.org/drawingml/2006/main" noChangeAspect="1"/>
             </wp:cNvGraphicFramePr>
@@ -4443,7 +4956,7 @@
               <a:graphicData uri="http://schemas.openxmlformats.org/drawingml/2006/picture">
                 <pic:pic xmlns:pic="http://schemas.openxmlformats.org/drawingml/2006/picture">
                   <pic:nvPicPr>
-                    <pic:cNvPr id="1646615982" name="Picture 1646615982"/>
+                    <pic:cNvPr id="1241140442" name="Picture 1241140442"/>
                     <pic:cNvPicPr/>
                   </pic:nvPicPr>
                   <pic:blipFill>
@@ -4461,7 +4974,7 @@
                   <pic:spPr>
                     <a:xfrm>
                       <a:off x="0" y="0"/>
-                      <a:ext cx="5943600" cy="2553335"/>
+                      <a:ext cx="5943600" cy="2266950"/>
                     </a:xfrm>
                     <a:prstGeom prst="rect">
                       <a:avLst/>
@@ -4534,7 +5047,19 @@
         <w:rPr>
           <w:rFonts w:cs="Times New Roman"/>
         </w:rPr>
-        <w:t>Xem thống kê các nhà cung cấp: UC này cho phép quản lý xem doanh chi của tất cả các nhà cung cấp.</w:t>
+        <w:t>Xem thống kê nhà cung cấp</w:t>
+      </w:r>
+      <w:r>
+        <w:rPr>
+          <w:rFonts w:cs="Times New Roman"/>
+        </w:rPr>
+        <w:t xml:space="preserve"> theo doanh chi</w:t>
+      </w:r>
+      <w:r>
+        <w:rPr>
+          <w:rFonts w:cs="Times New Roman"/>
+        </w:rPr>
+        <w:t>: UC này cho phép quản lý xem doanh chi của tất cả các nhà cung cấp.</w:t>
       </w:r>
     </w:p>
     <w:p>

--- a/20251/Phân tích thiết kế HTTT/B22DCDT294 - Nguyễn Hoàng Tùng - .docx
+++ b/20251/Phân tích thiết kế HTTT/B22DCDT294 - Nguyễn Hoàng Tùng - .docx
@@ -1238,7 +1238,6 @@
       <w:pPr>
         <w:autoSpaceDE/>
         <w:autoSpaceDN/>
-        <w:spacing w:line="240" w:lineRule="auto"/>
         <w:rPr>
           <w:rFonts w:cs="Times New Roman"/>
           <w:b/>
@@ -3789,7 +3788,115 @@
         <w:rPr>
           <w:rFonts w:cs="Times New Roman"/>
         </w:rPr>
-        <w:t>một bảng/danh sách, mỗi dòng/hàng tương ứng với thông tin của một phiếu nhập hàng: mã phiếu, ngày tạo phiếu, tên mặt hàng, đơn giá, số lượng, thành tiền.</w:t>
+        <w:t xml:space="preserve">một bảng/danh sách, mỗi dòng/hàng tương ứng với thông tin của một phiếu nhập hàng: mã phiếu, ngày tạo phiếu, </w:t>
+      </w:r>
+      <w:r>
+        <w:rPr>
+          <w:rFonts w:cs="Times New Roman"/>
+        </w:rPr>
+        <w:t>tổng tiền</w:t>
+      </w:r>
+      <w:r>
+        <w:rPr>
+          <w:rFonts w:cs="Times New Roman"/>
+        </w:rPr>
+        <w:t>.</w:t>
+      </w:r>
+    </w:p>
+    <w:p>
+      <w:pPr>
+        <w:pStyle w:val="ListParagraph"/>
+        <w:numPr>
+          <w:ilvl w:val="1"/>
+          <w:numId w:val="7"/>
+        </w:numPr>
+        <w:autoSpaceDE/>
+        <w:autoSpaceDN/>
+        <w:spacing w:after="160"/>
+        <w:rPr>
+          <w:rFonts w:cs="Times New Roman"/>
+        </w:rPr>
+      </w:pPr>
+      <w:r>
+        <w:rPr>
+          <w:rFonts w:cs="Times New Roman"/>
+        </w:rPr>
+        <w:t xml:space="preserve">Quản lý chọn một hàng/dòng trong bảng/danh sách </w:t>
+      </w:r>
+      <w:r>
+        <w:rPr>
+          <w:rFonts w:cs="Times New Roman"/>
+        </w:rPr>
+        <w:sym w:font="Wingdings" w:char="F0E0"/>
+      </w:r>
+      <w:r>
+        <w:rPr>
+          <w:rFonts w:cs="Times New Roman"/>
+        </w:rPr>
+        <w:t xml:space="preserve"> giao diện hiển thị chi tiết phiếu nhập được hiển thị với</w:t>
+      </w:r>
+    </w:p>
+    <w:p>
+      <w:pPr>
+        <w:pStyle w:val="ListParagraph"/>
+        <w:numPr>
+          <w:ilvl w:val="2"/>
+          <w:numId w:val="7"/>
+        </w:numPr>
+        <w:autoSpaceDE/>
+        <w:autoSpaceDN/>
+        <w:spacing w:after="160"/>
+        <w:rPr>
+          <w:rFonts w:cs="Times New Roman"/>
+        </w:rPr>
+      </w:pPr>
+      <w:r>
+        <w:rPr>
+          <w:rFonts w:cs="Times New Roman"/>
+        </w:rPr>
+        <w:t>một dòng ghi mã phiếu, ngày tạo phiếu, tên nhà cung cấp.</w:t>
+      </w:r>
+    </w:p>
+    <w:p>
+      <w:pPr>
+        <w:pStyle w:val="ListParagraph"/>
+        <w:numPr>
+          <w:ilvl w:val="2"/>
+          <w:numId w:val="7"/>
+        </w:numPr>
+        <w:autoSpaceDE/>
+        <w:autoSpaceDN/>
+        <w:spacing w:after="160"/>
+        <w:rPr>
+          <w:rFonts w:cs="Times New Roman"/>
+        </w:rPr>
+      </w:pPr>
+      <w:r>
+        <w:rPr>
+          <w:rFonts w:cs="Times New Roman"/>
+        </w:rPr>
+        <w:t>một danh sách, mỗi dòng tương ứng với tên một mặt hàng, đơn giá, số lượng và thành tiền.</w:t>
+      </w:r>
+    </w:p>
+    <w:p>
+      <w:pPr>
+        <w:pStyle w:val="ListParagraph"/>
+        <w:numPr>
+          <w:ilvl w:val="2"/>
+          <w:numId w:val="7"/>
+        </w:numPr>
+        <w:autoSpaceDE/>
+        <w:autoSpaceDN/>
+        <w:spacing w:after="160"/>
+        <w:rPr>
+          <w:rFonts w:cs="Times New Roman"/>
+        </w:rPr>
+      </w:pPr>
+      <w:r>
+        <w:rPr>
+          <w:rFonts w:cs="Times New Roman"/>
+        </w:rPr>
+        <w:t>một dòng ghi tổng tiền.</w:t>
       </w:r>
     </w:p>
     <w:p>
@@ -4012,6 +4119,7 @@
           <w:b/>
           <w:bCs/>
         </w:rPr>
+        <w:lastRenderedPageBreak/>
         <w:t>Quan hệ giữa các đối tượng</w:t>
       </w:r>
     </w:p>
@@ -4108,7 +4216,6 @@
         <w:rPr>
           <w:rFonts w:cs="Times New Roman"/>
         </w:rPr>
-        <w:lastRenderedPageBreak/>
         <w:t>Mỗi nhà cung cấp có thể có nhiều phiếu nhập hàng, mỗi phiếu nhập hàng chỉ thuộc về một nhà cung cấp.</w:t>
       </w:r>
     </w:p>
@@ -4163,6 +4270,25 @@
           <w:rFonts w:cs="Times New Roman"/>
         </w:rPr>
       </w:pPr>
+    </w:p>
+    <w:p>
+      <w:pPr>
+        <w:autoSpaceDE/>
+        <w:autoSpaceDN/>
+        <w:rPr>
+          <w:rFonts w:cs="Times New Roman"/>
+          <w:b/>
+          <w:bCs/>
+        </w:rPr>
+      </w:pPr>
+      <w:r>
+        <w:rPr>
+          <w:rFonts w:cs="Times New Roman"/>
+          <w:b/>
+          <w:bCs/>
+        </w:rPr>
+        <w:br w:type="page"/>
+      </w:r>
     </w:p>
     <w:p>
       <w:pPr>
@@ -4187,6 +4313,7 @@
           <w:b/>
           <w:bCs/>
         </w:rPr>
+        <w:lastRenderedPageBreak/>
         <w:t>Mô tả hệ thống bằng UML</w:t>
       </w:r>
     </w:p>
@@ -4231,12 +4358,11 @@
           <w:rFonts w:cs="Times New Roman"/>
           <w:noProof/>
         </w:rPr>
-        <w:lastRenderedPageBreak/>
         <w:drawing>
-          <wp:inline distT="0" distB="0" distL="0" distR="0" wp14:anchorId="3805EF68" wp14:editId="55792D47">
-            <wp:extent cx="5943600" cy="5447665"/>
-            <wp:effectExtent l="0" t="0" r="0" b="635"/>
-            <wp:docPr id="988740684" name="Picture 1"/>
+          <wp:inline distT="0" distB="0" distL="0" distR="0" wp14:anchorId="57BF121F" wp14:editId="7AA459B8">
+            <wp:extent cx="5943600" cy="5413375"/>
+            <wp:effectExtent l="0" t="0" r="0" b="0"/>
+            <wp:docPr id="820137007" name="Picture 3"/>
             <wp:cNvGraphicFramePr>
               <a:graphicFrameLocks xmlns:a="http://schemas.openxmlformats.org/drawingml/2006/main" noChangeAspect="1"/>
             </wp:cNvGraphicFramePr>
@@ -4244,7 +4370,7 @@
               <a:graphicData uri="http://schemas.openxmlformats.org/drawingml/2006/picture">
                 <pic:pic xmlns:pic="http://schemas.openxmlformats.org/drawingml/2006/picture">
                   <pic:nvPicPr>
-                    <pic:cNvPr id="988740684" name="Picture 988740684"/>
+                    <pic:cNvPr id="820137007" name="Picture 820137007"/>
                     <pic:cNvPicPr/>
                   </pic:nvPicPr>
                   <pic:blipFill>
@@ -4262,7 +4388,7 @@
                   <pic:spPr>
                     <a:xfrm>
                       <a:off x="0" y="0"/>
-                      <a:ext cx="5943600" cy="5447665"/>
+                      <a:ext cx="5943600" cy="5413375"/>
                     </a:xfrm>
                     <a:prstGeom prst="rect">
                       <a:avLst/>
@@ -4356,6 +4482,7 @@
         <w:rPr>
           <w:rFonts w:cs="Times New Roman"/>
         </w:rPr>
+        <w:lastRenderedPageBreak/>
         <w:t>Quản lý nhà cung cấp: UC này cho phép quản lý quản lý danh sách nhà cung cấp: tìm kiếm, thêm, sửa, xóa nhà cung cấp.</w:t>
       </w:r>
     </w:p>
@@ -4377,7 +4504,6 @@
         <w:rPr>
           <w:rFonts w:cs="Times New Roman"/>
         </w:rPr>
-        <w:lastRenderedPageBreak/>
         <w:t>Nhập trang phục từ nhà cung cấp: UC này cho phép quản lý hoặc nhân viên nhập hàng tạo phiếu nhập trang phục mới từ nhà cung cấp.</w:t>
       </w:r>
     </w:p>
@@ -4416,7 +4542,6 @@
       <w:pPr>
         <w:autoSpaceDE/>
         <w:autoSpaceDN/>
-        <w:spacing w:line="240" w:lineRule="auto"/>
         <w:rPr>
           <w:rFonts w:cs="Times New Roman"/>
           <w:b/>
@@ -4763,13 +4888,14 @@
       </w:pPr>
       <w:r>
         <w:rPr>
+          <w:rFonts w:cs="Times New Roman"/>
           <w:noProof/>
         </w:rPr>
         <w:drawing>
-          <wp:inline distT="0" distB="0" distL="0" distR="0" wp14:anchorId="1CF3807D" wp14:editId="55587E93">
-            <wp:extent cx="5810250" cy="3724275"/>
-            <wp:effectExtent l="0" t="0" r="0" b="9525"/>
-            <wp:docPr id="1398453882" name="Picture 7"/>
+          <wp:inline distT="0" distB="0" distL="0" distR="0" wp14:anchorId="53E4BA96" wp14:editId="46F22C2A">
+            <wp:extent cx="5943600" cy="3782060"/>
+            <wp:effectExtent l="0" t="0" r="0" b="8890"/>
+            <wp:docPr id="1265588408" name="Picture 2"/>
             <wp:cNvGraphicFramePr>
               <a:graphicFrameLocks xmlns:a="http://schemas.openxmlformats.org/drawingml/2006/main" noChangeAspect="1"/>
             </wp:cNvGraphicFramePr>
@@ -4777,7 +4903,7 @@
               <a:graphicData uri="http://schemas.openxmlformats.org/drawingml/2006/picture">
                 <pic:pic xmlns:pic="http://schemas.openxmlformats.org/drawingml/2006/picture">
                   <pic:nvPicPr>
-                    <pic:cNvPr id="1398453882" name="Picture 1398453882"/>
+                    <pic:cNvPr id="1265588408" name="Picture 1265588408"/>
                     <pic:cNvPicPr/>
                   </pic:nvPicPr>
                   <pic:blipFill>
@@ -4795,7 +4921,7 @@
                   <pic:spPr>
                     <a:xfrm>
                       <a:off x="0" y="0"/>
-                      <a:ext cx="5810250" cy="3724275"/>
+                      <a:ext cx="5943600" cy="3782060"/>
                     </a:xfrm>
                     <a:prstGeom prst="rect">
                       <a:avLst/>
@@ -4945,10 +5071,10 @@
           <w:noProof/>
         </w:rPr>
         <w:drawing>
-          <wp:inline distT="0" distB="0" distL="0" distR="0" wp14:anchorId="5D92820B" wp14:editId="758AF87F">
+          <wp:inline distT="0" distB="0" distL="0" distR="0" wp14:anchorId="56591AB4" wp14:editId="23FD2A4F">
             <wp:extent cx="5943600" cy="2266950"/>
             <wp:effectExtent l="0" t="0" r="0" b="0"/>
-            <wp:docPr id="1241140442" name="Picture 1"/>
+            <wp:docPr id="1285138669" name="Picture 1"/>
             <wp:cNvGraphicFramePr>
               <a:graphicFrameLocks xmlns:a="http://schemas.openxmlformats.org/drawingml/2006/main" noChangeAspect="1"/>
             </wp:cNvGraphicFramePr>
@@ -4956,7 +5082,7 @@
               <a:graphicData uri="http://schemas.openxmlformats.org/drawingml/2006/picture">
                 <pic:pic xmlns:pic="http://schemas.openxmlformats.org/drawingml/2006/picture">
                   <pic:nvPicPr>
-                    <pic:cNvPr id="1241140442" name="Picture 1241140442"/>
+                    <pic:cNvPr id="1285138669" name="Picture 1285138669"/>
                     <pic:cNvPicPr/>
                   </pic:nvPicPr>
                   <pic:blipFill>
@@ -5074,6 +5200,8 @@
         <w:spacing w:after="160"/>
         <w:rPr>
           <w:rFonts w:cs="Times New Roman"/>
+          <w:b/>
+          <w:bCs/>
         </w:rPr>
       </w:pPr>
       <w:r>
@@ -5082,6 +5210,368 @@
         </w:rPr>
         <w:t>Xem thống kê chi tiết của một nhà cung cấp: UC này cho phép quản lý xem doanh chi chi tiết và danh sách phiếu nhập hàng của một nhà cung cấp.</w:t>
       </w:r>
+    </w:p>
+    <w:p>
+      <w:pPr>
+        <w:pStyle w:val="ListParagraph"/>
+        <w:numPr>
+          <w:ilvl w:val="0"/>
+          <w:numId w:val="6"/>
+        </w:numPr>
+        <w:autoSpaceDE/>
+        <w:autoSpaceDN/>
+        <w:ind w:hanging="720"/>
+        <w:rPr>
+          <w:rFonts w:cs="Times New Roman"/>
+          <w:b/>
+          <w:bCs/>
+        </w:rPr>
+      </w:pPr>
+      <w:r>
+        <w:rPr>
+          <w:rFonts w:cs="Times New Roman"/>
+          <w:b/>
+          <w:bCs/>
+        </w:rPr>
+        <w:br w:type="page"/>
+      </w:r>
+      <w:r>
+        <w:rPr>
+          <w:rFonts w:cs="Times New Roman"/>
+          <w:b/>
+          <w:bCs/>
+        </w:rPr>
+        <w:lastRenderedPageBreak/>
+        <w:t>Phân tích</w:t>
+      </w:r>
+    </w:p>
+    <w:p>
+      <w:pPr>
+        <w:pStyle w:val="ListParagraph"/>
+        <w:numPr>
+          <w:ilvl w:val="1"/>
+          <w:numId w:val="6"/>
+        </w:numPr>
+        <w:autoSpaceDE/>
+        <w:autoSpaceDN/>
+        <w:ind w:hanging="720"/>
+        <w:rPr>
+          <w:rFonts w:cs="Times New Roman"/>
+          <w:b/>
+          <w:bCs/>
+        </w:rPr>
+      </w:pPr>
+      <w:r>
+        <w:rPr>
+          <w:rFonts w:cs="Times New Roman"/>
+          <w:b/>
+          <w:bCs/>
+        </w:rPr>
+        <w:t>Kịch bản chuẩn</w:t>
+      </w:r>
+    </w:p>
+    <w:p>
+      <w:pPr>
+        <w:pStyle w:val="ListParagraph"/>
+        <w:numPr>
+          <w:ilvl w:val="2"/>
+          <w:numId w:val="6"/>
+        </w:numPr>
+        <w:autoSpaceDE/>
+        <w:autoSpaceDN/>
+        <w:ind w:left="720"/>
+        <w:rPr>
+          <w:rFonts w:cs="Times New Roman"/>
+          <w:b/>
+          <w:bCs/>
+        </w:rPr>
+      </w:pPr>
+      <w:r>
+        <w:rPr>
+          <w:rFonts w:cs="Times New Roman"/>
+          <w:b/>
+          <w:bCs/>
+        </w:rPr>
+        <w:t>Kịch bản chức năng Quản lí thông tin nhà cung cấp trang phục</w:t>
+      </w:r>
+    </w:p>
+    <w:tbl>
+      <w:tblPr>
+        <w:tblStyle w:val="TableGrid"/>
+        <w:tblW w:w="0" w:type="auto"/>
+        <w:tblLook w:val="04A0" w:firstRow="1" w:lastRow="0" w:firstColumn="1" w:lastColumn="0" w:noHBand="0" w:noVBand="1"/>
+      </w:tblPr>
+      <w:tblGrid>
+        <w:gridCol w:w="2065"/>
+        <w:gridCol w:w="7285"/>
+      </w:tblGrid>
+      <w:tr>
+        <w:tc>
+          <w:tcPr>
+            <w:tcW w:w="2065" w:type="dxa"/>
+          </w:tcPr>
+          <w:p>
+            <w:pPr>
+              <w:autoSpaceDE/>
+              <w:autoSpaceDN/>
+              <w:rPr>
+                <w:rFonts w:cs="Times New Roman"/>
+                <w:b/>
+                <w:bCs/>
+              </w:rPr>
+            </w:pPr>
+            <w:r>
+              <w:rPr>
+                <w:rFonts w:cs="Times New Roman"/>
+                <w:b/>
+                <w:bCs/>
+              </w:rPr>
+              <w:t>Kịch bản</w:t>
+            </w:r>
+          </w:p>
+        </w:tc>
+        <w:tc>
+          <w:tcPr>
+            <w:tcW w:w="7285" w:type="dxa"/>
+          </w:tcPr>
+          <w:p>
+            <w:pPr>
+              <w:autoSpaceDE/>
+              <w:autoSpaceDN/>
+              <w:rPr>
+                <w:rFonts w:cs="Times New Roman"/>
+              </w:rPr>
+            </w:pPr>
+            <w:r>
+              <w:rPr>
+                <w:rFonts w:cs="Times New Roman"/>
+              </w:rPr>
+              <w:t>Quản lí thông tin nhà cung cấp trang phục</w:t>
+            </w:r>
+          </w:p>
+        </w:tc>
+      </w:tr>
+      <w:tr>
+        <w:tc>
+          <w:tcPr>
+            <w:tcW w:w="2065" w:type="dxa"/>
+          </w:tcPr>
+          <w:p>
+            <w:pPr>
+              <w:autoSpaceDE/>
+              <w:autoSpaceDN/>
+              <w:rPr>
+                <w:rFonts w:cs="Times New Roman"/>
+                <w:b/>
+                <w:bCs/>
+              </w:rPr>
+            </w:pPr>
+            <w:r>
+              <w:rPr>
+                <w:rFonts w:cs="Times New Roman"/>
+                <w:b/>
+                <w:bCs/>
+              </w:rPr>
+              <w:t>Tác nhân</w:t>
+            </w:r>
+          </w:p>
+        </w:tc>
+        <w:tc>
+          <w:tcPr>
+            <w:tcW w:w="7285" w:type="dxa"/>
+          </w:tcPr>
+          <w:p>
+            <w:pPr>
+              <w:autoSpaceDE/>
+              <w:autoSpaceDN/>
+              <w:rPr>
+                <w:rFonts w:cs="Times New Roman"/>
+              </w:rPr>
+            </w:pPr>
+            <w:r>
+              <w:rPr>
+                <w:rFonts w:cs="Times New Roman"/>
+              </w:rPr>
+              <w:t>Quản lí</w:t>
+            </w:r>
+          </w:p>
+        </w:tc>
+      </w:tr>
+      <w:tr>
+        <w:tc>
+          <w:tcPr>
+            <w:tcW w:w="2065" w:type="dxa"/>
+          </w:tcPr>
+          <w:p>
+            <w:pPr>
+              <w:autoSpaceDE/>
+              <w:autoSpaceDN/>
+              <w:rPr>
+                <w:rFonts w:cs="Times New Roman"/>
+                <w:b/>
+                <w:bCs/>
+              </w:rPr>
+            </w:pPr>
+            <w:r>
+              <w:rPr>
+                <w:rFonts w:cs="Times New Roman"/>
+                <w:b/>
+                <w:bCs/>
+              </w:rPr>
+              <w:t>Tiền điều kiện</w:t>
+            </w:r>
+          </w:p>
+        </w:tc>
+        <w:tc>
+          <w:tcPr>
+            <w:tcW w:w="7285" w:type="dxa"/>
+          </w:tcPr>
+          <w:p>
+            <w:pPr>
+              <w:autoSpaceDE/>
+              <w:autoSpaceDN/>
+              <w:rPr>
+                <w:rFonts w:cs="Times New Roman"/>
+              </w:rPr>
+            </w:pPr>
+            <w:r>
+              <w:rPr>
+                <w:rFonts w:cs="Times New Roman"/>
+              </w:rPr>
+              <w:t xml:space="preserve">Quản lí có tài khoản quản lí, danh sách </w:t>
+            </w:r>
+          </w:p>
+        </w:tc>
+      </w:tr>
+      <w:tr>
+        <w:tc>
+          <w:tcPr>
+            <w:tcW w:w="2065" w:type="dxa"/>
+          </w:tcPr>
+          <w:p>
+            <w:pPr>
+              <w:autoSpaceDE/>
+              <w:autoSpaceDN/>
+              <w:rPr>
+                <w:rFonts w:cs="Times New Roman"/>
+                <w:b/>
+                <w:bCs/>
+              </w:rPr>
+            </w:pPr>
+            <w:r>
+              <w:rPr>
+                <w:rFonts w:cs="Times New Roman"/>
+                <w:b/>
+                <w:bCs/>
+              </w:rPr>
+              <w:t>Hậu điều kiện</w:t>
+            </w:r>
+          </w:p>
+        </w:tc>
+        <w:tc>
+          <w:tcPr>
+            <w:tcW w:w="7285" w:type="dxa"/>
+          </w:tcPr>
+          <w:p>
+            <w:pPr>
+              <w:autoSpaceDE/>
+              <w:autoSpaceDN/>
+              <w:rPr>
+                <w:rFonts w:cs="Times New Roman"/>
+              </w:rPr>
+            </w:pPr>
+          </w:p>
+        </w:tc>
+      </w:tr>
+      <w:tr>
+        <w:tc>
+          <w:tcPr>
+            <w:tcW w:w="2065" w:type="dxa"/>
+          </w:tcPr>
+          <w:p>
+            <w:pPr>
+              <w:autoSpaceDE/>
+              <w:autoSpaceDN/>
+              <w:rPr>
+                <w:rFonts w:cs="Times New Roman"/>
+                <w:b/>
+                <w:bCs/>
+              </w:rPr>
+            </w:pPr>
+            <w:r>
+              <w:rPr>
+                <w:rFonts w:cs="Times New Roman"/>
+                <w:b/>
+                <w:bCs/>
+              </w:rPr>
+              <w:t>Kịch bản chính</w:t>
+            </w:r>
+          </w:p>
+        </w:tc>
+        <w:tc>
+          <w:tcPr>
+            <w:tcW w:w="7285" w:type="dxa"/>
+          </w:tcPr>
+          <w:p>
+            <w:pPr>
+              <w:autoSpaceDE/>
+              <w:autoSpaceDN/>
+              <w:rPr>
+                <w:rFonts w:cs="Times New Roman"/>
+              </w:rPr>
+            </w:pPr>
+          </w:p>
+        </w:tc>
+      </w:tr>
+      <w:tr>
+        <w:tc>
+          <w:tcPr>
+            <w:tcW w:w="2065" w:type="dxa"/>
+          </w:tcPr>
+          <w:p>
+            <w:pPr>
+              <w:autoSpaceDE/>
+              <w:autoSpaceDN/>
+              <w:rPr>
+                <w:rFonts w:cs="Times New Roman"/>
+                <w:b/>
+                <w:bCs/>
+              </w:rPr>
+            </w:pPr>
+            <w:r>
+              <w:rPr>
+                <w:rFonts w:cs="Times New Roman"/>
+                <w:b/>
+                <w:bCs/>
+              </w:rPr>
+              <w:t>Ngoại lệ</w:t>
+            </w:r>
+          </w:p>
+        </w:tc>
+        <w:tc>
+          <w:tcPr>
+            <w:tcW w:w="7285" w:type="dxa"/>
+          </w:tcPr>
+          <w:p>
+            <w:pPr>
+              <w:autoSpaceDE/>
+              <w:autoSpaceDN/>
+              <w:rPr>
+                <w:rFonts w:cs="Times New Roman"/>
+              </w:rPr>
+            </w:pPr>
+          </w:p>
+        </w:tc>
+      </w:tr>
+    </w:tbl>
+    <w:p>
+      <w:pPr>
+        <w:autoSpaceDE/>
+        <w:autoSpaceDN/>
+        <w:rPr>
+          <w:rFonts w:cs="Times New Roman"/>
+        </w:rPr>
+      </w:pPr>
     </w:p>
     <w:sectPr>
       <w:footerReference w:type="default" r:id="rId13"/>

--- a/20251/Phân tích thiết kế HTTT/B22DCDT294 - Nguyễn Hoàng Tùng - .docx
+++ b/20251/Phân tích thiết kế HTTT/B22DCDT294 - Nguyễn Hoàng Tùng - .docx
@@ -6657,31 +6657,7 @@
               <w:rPr>
                 <w:rFonts w:cs="Times New Roman"/>
               </w:rPr>
-              <w:t xml:space="preserve">thông tin nhà cung cấp hiện có với các trường thông tin </w:t>
-            </w:r>
-            <w:r>
-              <w:rPr>
-                <w:rFonts w:cs="Times New Roman"/>
-              </w:rPr>
-              <w:t>tên nhà cung cấp, địa chỉ, số điện thoại, email</w:t>
-            </w:r>
-            <w:r>
-              <w:rPr>
-                <w:rFonts w:cs="Times New Roman"/>
-              </w:rPr>
-              <w:t xml:space="preserve"> đã được tự động điền, </w:t>
-            </w:r>
-            <w:r>
-              <w:rPr>
-                <w:rFonts w:cs="Times New Roman"/>
-              </w:rPr>
-              <w:t>một nút lưu, một nút hủy</w:t>
-            </w:r>
-            <w:r>
-              <w:rPr>
-                <w:rFonts w:cs="Times New Roman"/>
-              </w:rPr>
-              <w:t>.</w:t>
+              <w:t>thông tin nhà cung cấp hiện có với các trường thông tin tên nhà cung cấp, địa chỉ, số điện thoại, email đã được tự động điền, một nút lưu, một nút hủy.</w:t>
             </w:r>
           </w:p>
           <w:p>
@@ -7456,21 +7432,7 @@
                   <w:rStyle w:val="Hyperlink"/>
                   <w:rFonts w:cs="Times New Roman"/>
                 </w:rPr>
-                <w:t>a</w:t>
-              </w:r>
-              <w:r>
-                <w:rPr>
-                  <w:rStyle w:val="Hyperlink"/>
-                  <w:rFonts w:cs="Times New Roman"/>
-                </w:rPr>
-                <w:t>b</w:t>
-              </w:r>
-              <w:r>
-                <w:rPr>
-                  <w:rStyle w:val="Hyperlink"/>
-                  <w:rFonts w:cs="Times New Roman"/>
-                </w:rPr>
-                <w:t>@gmail.com</w:t>
+                <w:t>ab@gmail.com</w:t>
               </w:r>
             </w:hyperlink>
             <w:r>
@@ -7492,19 +7454,7 @@
               <w:rPr>
                 <w:rFonts w:cs="Times New Roman"/>
               </w:rPr>
-              <w:t>20. Hệ thống hiển thị giao diện xóa</w:t>
-            </w:r>
-            <w:r>
-              <w:rPr>
-                <w:rFonts w:cs="Times New Roman"/>
-              </w:rPr>
-              <w:t xml:space="preserve"> thông tin nhà cung cấp hiện có</w:t>
-            </w:r>
-            <w:r>
-              <w:rPr>
-                <w:rFonts w:cs="Times New Roman"/>
-              </w:rPr>
-              <w:t xml:space="preserve"> với thông tin của nhà cung cấp, nút xác nhận xóa và nút hủy.</w:t>
+              <w:t>20. Hệ thống hiển thị giao diện xóa thông tin nhà cung cấp hiện có với thông tin của nhà cung cấp, nút xác nhận xóa và nút hủy.</w:t>
             </w:r>
           </w:p>
           <w:p>
@@ -7654,19 +7604,7 @@
               <w:rPr>
                 <w:rFonts w:cs="Times New Roman"/>
               </w:rPr>
-              <w:t xml:space="preserve">24. </w:t>
-            </w:r>
-            <w:r>
-              <w:rPr>
-                <w:rFonts w:cs="Times New Roman"/>
-              </w:rPr>
-              <w:t>Hệ thống hiển thị lại giao diện quản lý thông tin nhà cung cấp trang phục với danh sách kết quả tìm kiếm được cập nhật</w:t>
-            </w:r>
-            <w:r>
-              <w:rPr>
-                <w:rFonts w:cs="Times New Roman"/>
-              </w:rPr>
-              <w:t>.</w:t>
+              <w:t>24. Hệ thống hiển thị lại giao diện quản lý thông tin nhà cung cấp trang phục với danh sách kết quả tìm kiếm được cập nhật.</w:t>
             </w:r>
           </w:p>
           <w:tbl>
@@ -8268,55 +8206,37 @@
               <w:rPr>
                 <w:rFonts w:cs="Times New Roman"/>
               </w:rPr>
-              <w:t>16</w:t>
-            </w:r>
-            <w:r>
-              <w:rPr>
-                <w:rFonts w:cs="Times New Roman"/>
-              </w:rPr>
-              <w:t>. Hệ thống hiển thị thông báo trùng số điện thoại/email với nhà cung cấp khác và nút OK.</w:t>
-            </w:r>
-          </w:p>
-          <w:p>
-            <w:pPr>
-              <w:autoSpaceDE/>
-              <w:autoSpaceDN/>
-              <w:rPr>
-                <w:rFonts w:cs="Times New Roman"/>
-              </w:rPr>
-            </w:pPr>
-            <w:r>
-              <w:rPr>
-                <w:rFonts w:cs="Times New Roman"/>
-              </w:rPr>
-              <w:t>16</w:t>
-            </w:r>
-            <w:r>
-              <w:rPr>
-                <w:rFonts w:cs="Times New Roman"/>
-              </w:rPr>
-              <w:t>.1. Quản lý nhấn nút OK.</w:t>
-            </w:r>
-          </w:p>
-          <w:p>
-            <w:pPr>
-              <w:autoSpaceDE/>
-              <w:autoSpaceDN/>
-              <w:rPr>
-                <w:rFonts w:cs="Times New Roman"/>
-              </w:rPr>
-            </w:pPr>
-            <w:r>
-              <w:rPr>
-                <w:rFonts w:cs="Times New Roman"/>
-              </w:rPr>
-              <w:t>16</w:t>
-            </w:r>
-            <w:r>
-              <w:rPr>
-                <w:rFonts w:cs="Times New Roman"/>
-              </w:rPr>
-              <w:t>.2. Hệ thống hiển thị lại giao diện chỉnh sửa thông tin nhà cung cấp hiện có.</w:t>
+              <w:t>16. Hệ thống hiển thị thông báo trùng số điện thoại/email với nhà cung cấp khác và nút OK.</w:t>
+            </w:r>
+          </w:p>
+          <w:p>
+            <w:pPr>
+              <w:autoSpaceDE/>
+              <w:autoSpaceDN/>
+              <w:rPr>
+                <w:rFonts w:cs="Times New Roman"/>
+              </w:rPr>
+            </w:pPr>
+            <w:r>
+              <w:rPr>
+                <w:rFonts w:cs="Times New Roman"/>
+              </w:rPr>
+              <w:t>16.1. Quản lý nhấn nút OK.</w:t>
+            </w:r>
+          </w:p>
+          <w:p>
+            <w:pPr>
+              <w:autoSpaceDE/>
+              <w:autoSpaceDN/>
+              <w:rPr>
+                <w:rFonts w:cs="Times New Roman"/>
+              </w:rPr>
+            </w:pPr>
+            <w:r>
+              <w:rPr>
+                <w:rFonts w:cs="Times New Roman"/>
+              </w:rPr>
+              <w:t>16.2. Hệ thống hiển thị lại giao diện chỉnh sửa thông tin nhà cung cấp hiện có.</w:t>
             </w:r>
           </w:p>
         </w:tc>
@@ -9197,9 +9117,6 @@
             <w:pPr>
               <w:autoSpaceDE/>
               <w:autoSpaceDN/>
-              <w:rPr>
-                <w:rFonts w:cs="Times New Roman"/>
-              </w:rPr>
             </w:pPr>
             <w:r>
               <w:rPr>
@@ -9229,13 +9146,34 @@
               <w:rPr>
                 <w:rFonts w:cs="Times New Roman"/>
               </w:rPr>
+              <w:t>- Tùy chọn: thêm mặt hàng nhập, thêm mặt hàng chưa có trong danh sách</w:t>
+            </w:r>
+          </w:p>
+          <w:p>
+            <w:pPr>
+              <w:autoSpaceDE/>
+              <w:autoSpaceDN/>
+              <w:rPr>
+                <w:rFonts w:cs="Times New Roman"/>
+              </w:rPr>
+            </w:pPr>
+            <w:r>
+              <w:rPr>
+                <w:rFonts w:cs="Times New Roman"/>
+              </w:rPr>
               <w:t xml:space="preserve">9. Nhân viên </w:t>
             </w:r>
             <w:r>
               <w:rPr>
                 <w:rFonts w:cs="Times New Roman"/>
               </w:rPr>
-              <w:t>nhấn nút thêm mặt hàng nhập.</w:t>
+              <w:t>chọn</w:t>
+            </w:r>
+            <w:r>
+              <w:rPr>
+                <w:rFonts w:cs="Times New Roman"/>
+              </w:rPr>
+              <w:t xml:space="preserve"> thêm mặt hàng nhập.</w:t>
             </w:r>
           </w:p>
           <w:p>
@@ -9283,67 +9221,71 @@
               <w:t>.</w:t>
             </w:r>
           </w:p>
-          <w:tbl>
-            <w:tblPr>
-              <w:tblStyle w:val="TableGrid"/>
-              <w:tblW w:w="0" w:type="auto"/>
-              <w:tblLook w:val="04A0" w:firstRow="1" w:lastRow="0" w:firstColumn="1" w:lastColumn="0" w:noHBand="0" w:noVBand="1"/>
-            </w:tblPr>
-            <w:tblGrid>
-              <w:gridCol w:w="1780"/>
-              <w:gridCol w:w="5279"/>
-            </w:tblGrid>
-            <w:tr>
-              <w:tc>
-                <w:tcPr>
-                  <w:tcW w:w="1780" w:type="dxa"/>
-                </w:tcPr>
-                <w:p>
-                  <w:pPr>
-                    <w:autoSpaceDE/>
-                    <w:autoSpaceDN/>
-                    <w:rPr>
-                      <w:rFonts w:cs="Times New Roman"/>
-                    </w:rPr>
-                  </w:pPr>
-                  <w:r>
-                    <w:rPr>
-                      <w:rFonts w:cs="Times New Roman"/>
-                    </w:rPr>
-                    <w:t xml:space="preserve">Nhà cung cấp </w:t>
-                  </w:r>
-                </w:p>
-              </w:tc>
-              <w:tc>
-                <w:tcPr>
-                  <w:tcW w:w="5279" w:type="dxa"/>
-                </w:tcPr>
-                <w:p>
-                  <w:pPr>
-                    <w:autoSpaceDE/>
-                    <w:autoSpaceDN/>
-                    <w:rPr>
-                      <w:rFonts w:cs="Times New Roman"/>
-                    </w:rPr>
-                  </w:pPr>
-                  <w:r>
-                    <w:rPr>
-                      <w:rFonts w:cs="Times New Roman"/>
-                    </w:rPr>
-                    <w:t>A</w:t>
-                  </w:r>
-                </w:p>
-              </w:tc>
-            </w:tr>
-          </w:tbl>
-          <w:p>
-            <w:pPr>
-              <w:autoSpaceDE/>
-              <w:autoSpaceDN/>
-              <w:rPr>
-                <w:rFonts w:cs="Times New Roman"/>
-              </w:rPr>
-            </w:pPr>
+          <w:p>
+            <w:pPr>
+              <w:autoSpaceDE/>
+              <w:autoSpaceDN/>
+              <w:rPr>
+                <w:rFonts w:cs="Times New Roman"/>
+              </w:rPr>
+            </w:pPr>
+            <w:r>
+              <w:rPr>
+                <w:rFonts w:cs="Times New Roman"/>
+              </w:rPr>
+              <w:t>- Nhà cung cấp: A</w:t>
+            </w:r>
+          </w:p>
+          <w:p>
+            <w:pPr>
+              <w:autoSpaceDE/>
+              <w:autoSpaceDN/>
+              <w:rPr>
+                <w:rFonts w:cs="Times New Roman"/>
+              </w:rPr>
+            </w:pPr>
+            <w:r>
+              <w:rPr>
+                <w:rFonts w:cs="Times New Roman"/>
+              </w:rPr>
+              <w:t>- Địa chỉ: Hà Nội</w:t>
+            </w:r>
+          </w:p>
+          <w:p>
+            <w:pPr>
+              <w:autoSpaceDE/>
+              <w:autoSpaceDN/>
+              <w:rPr>
+                <w:rFonts w:cs="Times New Roman"/>
+              </w:rPr>
+            </w:pPr>
+            <w:r>
+              <w:rPr>
+                <w:rFonts w:cs="Times New Roman"/>
+              </w:rPr>
+              <w:t>- Số điện thoại: 0123456789</w:t>
+            </w:r>
+          </w:p>
+          <w:p>
+            <w:pPr>
+              <w:autoSpaceDE/>
+              <w:autoSpaceDN/>
+            </w:pPr>
+            <w:r>
+              <w:rPr>
+                <w:rFonts w:cs="Times New Roman"/>
+              </w:rPr>
+              <w:t xml:space="preserve">- Email: </w:t>
+            </w:r>
+            <w:hyperlink r:id="rId22" w:history="1">
+              <w:r>
+                <w:rPr>
+                  <w:rStyle w:val="Hyperlink"/>
+                  <w:rFonts w:cs="Times New Roman"/>
+                </w:rPr>
+                <w:t>a@gmail.com</w:t>
+              </w:r>
+            </w:hyperlink>
           </w:p>
           <w:tbl>
             <w:tblPr>
@@ -9586,62 +9528,13 @@
                 <w:rFonts w:cs="Times New Roman"/>
               </w:rPr>
             </w:pPr>
-          </w:p>
-          <w:tbl>
-            <w:tblPr>
-              <w:tblStyle w:val="TableGrid"/>
-              <w:tblW w:w="0" w:type="auto"/>
-              <w:tblLook w:val="04A0" w:firstRow="1" w:lastRow="0" w:firstColumn="1" w:lastColumn="0" w:noHBand="0" w:noVBand="1"/>
-            </w:tblPr>
-            <w:tblGrid>
-              <w:gridCol w:w="2770"/>
-              <w:gridCol w:w="4289"/>
-            </w:tblGrid>
-            <w:tr>
-              <w:tc>
-                <w:tcPr>
-                  <w:tcW w:w="2770" w:type="dxa"/>
-                </w:tcPr>
-                <w:p>
-                  <w:pPr>
-                    <w:autoSpaceDE/>
-                    <w:autoSpaceDN/>
-                    <w:jc w:val="center"/>
-                    <w:rPr>
-                      <w:rFonts w:cs="Times New Roman"/>
-                    </w:rPr>
-                  </w:pPr>
-                  <w:r>
-                    <w:rPr>
-                      <w:rFonts w:cs="Times New Roman"/>
-                    </w:rPr>
-                    <w:t>Thêm mặt hàng nhập</w:t>
-                  </w:r>
-                </w:p>
-              </w:tc>
-              <w:tc>
-                <w:tcPr>
-                  <w:tcW w:w="4289" w:type="dxa"/>
-                </w:tcPr>
-                <w:p>
-                  <w:pPr>
-                    <w:autoSpaceDE/>
-                    <w:autoSpaceDN/>
-                    <w:jc w:val="center"/>
-                    <w:rPr>
-                      <w:rFonts w:cs="Times New Roman"/>
-                    </w:rPr>
-                  </w:pPr>
-                  <w:r>
-                    <w:rPr>
-                      <w:rFonts w:cs="Times New Roman"/>
-                    </w:rPr>
-                    <w:t>Thêm mặt hàng chưa có trong DS</w:t>
-                  </w:r>
-                </w:p>
-              </w:tc>
-            </w:tr>
-          </w:tbl>
+            <w:r>
+              <w:rPr>
+                <w:rFonts w:cs="Times New Roman"/>
+              </w:rPr>
+              <w:t>- Tùy chọn: thêm mặt hàng nhập, thêm mặt hàng chưa có trong danh sách</w:t>
+            </w:r>
+          </w:p>
           <w:p>
             <w:pPr>
               <w:autoSpaceDE/>
@@ -9666,33 +9559,22 @@
               <w:rPr>
                 <w:rFonts w:cs="Times New Roman"/>
               </w:rPr>
-              <w:t xml:space="preserve"> Nhân viên chọn dòng đầu tiên (</w:t>
-            </w:r>
-            <w:r>
-              <w:rPr>
-                <w:rFonts w:cs="Times New Roman"/>
-              </w:rPr>
-              <w:t>Áo A1 - cỡ nhỏ - đen - 100.000</w:t>
-            </w:r>
-            <w:r>
-              <w:rPr>
-                <w:rFonts w:cs="Times New Roman"/>
-              </w:rPr>
-              <w:t>).</w:t>
-            </w:r>
-          </w:p>
-          <w:p>
-            <w:pPr>
-              <w:autoSpaceDE/>
-              <w:autoSpaceDN/>
-              <w:rPr>
-                <w:rFonts w:cs="Times New Roman"/>
-              </w:rPr>
-            </w:pPr>
-            <w:r>
-              <w:rPr>
-                <w:rFonts w:cs="Times New Roman"/>
-              </w:rPr>
+              <w:t xml:space="preserve"> Nhân viên chọn dòng đầu tiên (Áo A1 - cỡ nhỏ - đen - 100.000).</w:t>
+            </w:r>
+          </w:p>
+          <w:p>
+            <w:pPr>
+              <w:autoSpaceDE/>
+              <w:autoSpaceDN/>
+              <w:rPr>
+                <w:rFonts w:cs="Times New Roman"/>
+              </w:rPr>
+            </w:pPr>
+            <w:r>
+              <w:rPr>
+                <w:rFonts w:cs="Times New Roman"/>
+              </w:rPr>
+              <w:lastRenderedPageBreak/>
               <w:t>1</w:t>
             </w:r>
             <w:r>
@@ -9750,7 +9632,6 @@
               <w:rPr>
                 <w:rFonts w:cs="Times New Roman"/>
               </w:rPr>
-              <w:lastRenderedPageBreak/>
               <w:t>- Danh sách mặt hàng</w:t>
             </w:r>
           </w:p>
@@ -10223,13 +10104,7 @@
               <w:rPr>
                 <w:rFonts w:cs="Times New Roman"/>
               </w:rPr>
-              <w:t xml:space="preserve">- Tùy chọn: </w:t>
-            </w:r>
-            <w:r>
-              <w:rPr>
-                <w:rFonts w:cs="Times New Roman"/>
-              </w:rPr>
-              <w:t>lưu phiếu nhập, hủy phiếu nhập</w:t>
+              <w:t>- Tùy chọn: lưu phiếu nhập, hủy phiếu nhập</w:t>
             </w:r>
           </w:p>
           <w:p>
@@ -10689,15 +10564,7 @@
                       <w:sz w:val="26"/>
                       <w:szCs w:val="26"/>
                     </w:rPr>
-                    <w:t>2</w:t>
-                  </w:r>
-                  <w:r>
-                    <w:rPr>
-                      <w:rFonts w:cs="Times New Roman"/>
-                      <w:sz w:val="26"/>
-                      <w:szCs w:val="26"/>
-                    </w:rPr>
-                    <w:t>00.000</w:t>
+                    <w:t>200.000</w:t>
                   </w:r>
                 </w:p>
               </w:tc>
@@ -10793,60 +10660,37 @@
               <w:rPr>
                 <w:rFonts w:cs="Times New Roman"/>
               </w:rPr>
-              <w:t xml:space="preserve">- Tổng tiền: </w:t>
-            </w:r>
-            <w:r>
-              <w:rPr>
-                <w:rFonts w:cs="Times New Roman"/>
-              </w:rPr>
-              <w:t>2</w:t>
-            </w:r>
-            <w:r>
-              <w:rPr>
-                <w:rFonts w:cs="Times New Roman"/>
-              </w:rPr>
-              <w:t>00.000 đồng</w:t>
-            </w:r>
-          </w:p>
-          <w:p>
-            <w:pPr>
-              <w:autoSpaceDE/>
-              <w:autoSpaceDN/>
-              <w:rPr>
-                <w:rFonts w:cs="Times New Roman"/>
-              </w:rPr>
-            </w:pPr>
-            <w:r>
-              <w:rPr>
-                <w:rFonts w:cs="Times New Roman"/>
-              </w:rPr>
-              <w:t>- Tùy chọn</w:t>
-            </w:r>
-            <w:r>
-              <w:rPr>
-                <w:rFonts w:cs="Times New Roman"/>
-              </w:rPr>
-              <w:t xml:space="preserve">: </w:t>
-            </w:r>
-            <w:r>
-              <w:rPr>
-                <w:rFonts w:cs="Times New Roman"/>
-              </w:rPr>
-              <w:t>lưu phiếu nhập, hủy phiếu nhập</w:t>
-            </w:r>
-          </w:p>
-          <w:p>
-            <w:pPr>
-              <w:autoSpaceDE/>
-              <w:autoSpaceDN/>
-              <w:rPr>
-                <w:rFonts w:cs="Times New Roman"/>
-              </w:rPr>
-            </w:pPr>
-            <w:r>
-              <w:rPr>
-                <w:rFonts w:cs="Times New Roman"/>
-              </w:rPr>
+              <w:t>- Tổng tiền: 200.000 đồng</w:t>
+            </w:r>
+          </w:p>
+          <w:p>
+            <w:pPr>
+              <w:autoSpaceDE/>
+              <w:autoSpaceDN/>
+              <w:rPr>
+                <w:rFonts w:cs="Times New Roman"/>
+              </w:rPr>
+            </w:pPr>
+            <w:r>
+              <w:rPr>
+                <w:rFonts w:cs="Times New Roman"/>
+              </w:rPr>
+              <w:t>- Tùy chọn: lưu phiếu nhập, hủy phiếu nhập</w:t>
+            </w:r>
+          </w:p>
+          <w:p>
+            <w:pPr>
+              <w:autoSpaceDE/>
+              <w:autoSpaceDN/>
+              <w:rPr>
+                <w:rFonts w:cs="Times New Roman"/>
+              </w:rPr>
+            </w:pPr>
+            <w:r>
+              <w:rPr>
+                <w:rFonts w:cs="Times New Roman"/>
+              </w:rPr>
+              <w:lastRenderedPageBreak/>
               <w:t>1</w:t>
             </w:r>
             <w:r>
@@ -10919,7 +10763,6 @@
               <w:rPr>
                 <w:rFonts w:cs="Times New Roman"/>
               </w:rPr>
-              <w:lastRenderedPageBreak/>
               <w:t>1</w:t>
             </w:r>
             <w:r>
@@ -11183,23 +11026,7 @@
                       <w:sz w:val="26"/>
                       <w:szCs w:val="26"/>
                     </w:rPr>
-                    <w:t>Chiết kh</w:t>
-                  </w:r>
-                  <w:r>
-                    <w:rPr>
-                      <w:rFonts w:cs="Times New Roman"/>
-                      <w:sz w:val="26"/>
-                      <w:szCs w:val="26"/>
-                    </w:rPr>
-                    <w:t>ấ</w:t>
-                  </w:r>
-                  <w:r>
-                    <w:rPr>
-                      <w:rFonts w:cs="Times New Roman"/>
-                      <w:sz w:val="26"/>
-                      <w:szCs w:val="26"/>
-                    </w:rPr>
-                    <w:t>u</w:t>
+                    <w:t>Chiết khấu</w:t>
                   </w:r>
                 </w:p>
               </w:tc>
@@ -11393,15 +11220,7 @@
                       <w:sz w:val="26"/>
                       <w:szCs w:val="26"/>
                     </w:rPr>
-                    <w:t>15</w:t>
-                  </w:r>
-                  <w:r>
-                    <w:rPr>
-                      <w:rFonts w:cs="Times New Roman"/>
-                      <w:sz w:val="26"/>
-                      <w:szCs w:val="26"/>
-                    </w:rPr>
-                    <w:t>0.000</w:t>
+                    <w:t>150.000</w:t>
                   </w:r>
                 </w:p>
               </w:tc>
@@ -11488,82 +11307,64 @@
               <w:rPr>
                 <w:rFonts w:cs="Times New Roman"/>
               </w:rPr>
-              <w:t xml:space="preserve">- Tổng chiết khấu: </w:t>
-            </w:r>
-            <w:r>
-              <w:rPr>
-                <w:rFonts w:cs="Times New Roman"/>
-              </w:rPr>
-              <w:t>50.000</w:t>
-            </w:r>
-            <w:r>
-              <w:rPr>
-                <w:rFonts w:cs="Times New Roman"/>
-              </w:rPr>
-              <w:t xml:space="preserve"> đồng</w:t>
-            </w:r>
-          </w:p>
-          <w:p>
-            <w:pPr>
-              <w:autoSpaceDE/>
-              <w:autoSpaceDN/>
-              <w:rPr>
-                <w:rFonts w:cs="Times New Roman"/>
-              </w:rPr>
-            </w:pPr>
-            <w:r>
-              <w:rPr>
-                <w:rFonts w:cs="Times New Roman"/>
-              </w:rPr>
-              <w:t xml:space="preserve">- Tổng tiền: </w:t>
-            </w:r>
-            <w:r>
-              <w:rPr>
-                <w:rFonts w:cs="Times New Roman"/>
-              </w:rPr>
-              <w:t>15</w:t>
-            </w:r>
-            <w:r>
-              <w:rPr>
-                <w:rFonts w:cs="Times New Roman"/>
-              </w:rPr>
-              <w:t>0.000 đồng</w:t>
-            </w:r>
-          </w:p>
-          <w:p>
-            <w:pPr>
-              <w:autoSpaceDE/>
-              <w:autoSpaceDN/>
-              <w:rPr>
-                <w:rFonts w:cs="Times New Roman"/>
-              </w:rPr>
-            </w:pPr>
-            <w:r>
-              <w:rPr>
-                <w:rFonts w:cs="Times New Roman"/>
-              </w:rPr>
-              <w:t>- Tùy chọn:</w:t>
-            </w:r>
-            <w:r>
-              <w:rPr>
-                <w:rFonts w:cs="Times New Roman"/>
-              </w:rPr>
-              <w:t xml:space="preserve"> lưu phiếu nhập, hủy phiếu nhập</w:t>
-            </w:r>
-          </w:p>
-          <w:p>
-            <w:pPr>
-              <w:autoSpaceDE/>
-              <w:autoSpaceDN/>
-              <w:rPr>
-                <w:rFonts w:cs="Times New Roman"/>
-              </w:rPr>
-            </w:pPr>
-            <w:r>
-              <w:rPr>
-                <w:rFonts w:cs="Times New Roman"/>
-              </w:rPr>
-              <w:t>(Nhân viên có thể thực hiện lặp lại các bước từ 7-16)</w:t>
+              <w:t>- Tổng chiết khấu: 50.000 đồng</w:t>
+            </w:r>
+          </w:p>
+          <w:p>
+            <w:pPr>
+              <w:autoSpaceDE/>
+              <w:autoSpaceDN/>
+              <w:rPr>
+                <w:rFonts w:cs="Times New Roman"/>
+              </w:rPr>
+            </w:pPr>
+            <w:r>
+              <w:rPr>
+                <w:rFonts w:cs="Times New Roman"/>
+              </w:rPr>
+              <w:t>- Tổng tiền: 150.000 đồng</w:t>
+            </w:r>
+          </w:p>
+          <w:p>
+            <w:pPr>
+              <w:autoSpaceDE/>
+              <w:autoSpaceDN/>
+              <w:rPr>
+                <w:rFonts w:cs="Times New Roman"/>
+              </w:rPr>
+            </w:pPr>
+            <w:r>
+              <w:rPr>
+                <w:rFonts w:cs="Times New Roman"/>
+              </w:rPr>
+              <w:t>- Tùy chọn: lưu phiếu nhập, hủy phiếu nhập</w:t>
+            </w:r>
+          </w:p>
+          <w:p>
+            <w:pPr>
+              <w:autoSpaceDE/>
+              <w:autoSpaceDN/>
+              <w:rPr>
+                <w:rFonts w:cs="Times New Roman"/>
+              </w:rPr>
+            </w:pPr>
+            <w:r>
+              <w:rPr>
+                <w:rFonts w:cs="Times New Roman"/>
+              </w:rPr>
+              <w:t>(Nhân viên có thể thực hiện lặp lại các bước từ 7-16</w:t>
+            </w:r>
+            <w:r>
+              <w:rPr>
+                <w:rFonts w:cs="Times New Roman"/>
+              </w:rPr>
+              <w:t xml:space="preserve"> cho tới khi đã có đủ mặt hàng mong muốn.</w:t>
+            </w:r>
+            <w:r>
+              <w:rPr>
+                <w:rFonts w:cs="Times New Roman"/>
+              </w:rPr>
+              <w:t>)</w:t>
             </w:r>
           </w:p>
           <w:p>
@@ -11793,7 +11594,6 @@
               <w:rPr>
                 <w:rFonts w:cs="Times New Roman"/>
               </w:rPr>
-              <w:lastRenderedPageBreak/>
               <w:t>10</w:t>
             </w:r>
             <w:r>
@@ -11802,80 +11602,71 @@
               </w:rPr>
               <w:t>.2. Hệ thống hiển thị giao diện thêm mặt hàng mới với</w:t>
             </w:r>
-          </w:p>
-          <w:p>
-            <w:pPr>
-              <w:autoSpaceDE/>
-              <w:autoSpaceDN/>
-              <w:rPr>
-                <w:rFonts w:cs="Times New Roman"/>
-              </w:rPr>
-            </w:pPr>
-            <w:r>
-              <w:rPr>
-                <w:rFonts w:cs="Times New Roman"/>
-              </w:rPr>
-              <w:t>- một trường điền tên mặt hàng</w:t>
-            </w:r>
-          </w:p>
-          <w:p>
-            <w:pPr>
-              <w:autoSpaceDE/>
-              <w:autoSpaceDN/>
-              <w:rPr>
-                <w:rFonts w:cs="Times New Roman"/>
-              </w:rPr>
-            </w:pPr>
-            <w:r>
-              <w:rPr>
-                <w:rFonts w:cs="Times New Roman"/>
-              </w:rPr>
-              <w:t>- một trường điền kích cỡ</w:t>
-            </w:r>
-          </w:p>
-          <w:p>
-            <w:pPr>
-              <w:autoSpaceDE/>
-              <w:autoSpaceDN/>
-              <w:rPr>
-                <w:rFonts w:cs="Times New Roman"/>
-              </w:rPr>
-            </w:pPr>
-            <w:r>
-              <w:rPr>
-                <w:rFonts w:cs="Times New Roman"/>
-              </w:rPr>
-              <w:t>- một trường điền màu sắc</w:t>
-            </w:r>
-          </w:p>
-          <w:p>
-            <w:pPr>
-              <w:autoSpaceDE/>
-              <w:autoSpaceDN/>
-              <w:rPr>
-                <w:rFonts w:cs="Times New Roman"/>
-              </w:rPr>
-            </w:pPr>
-            <w:r>
-              <w:rPr>
-                <w:rFonts w:cs="Times New Roman"/>
-              </w:rPr>
-              <w:t>- một trường điền đơn giá</w:t>
-            </w:r>
-          </w:p>
-          <w:p>
-            <w:pPr>
-              <w:autoSpaceDE/>
-              <w:autoSpaceDN/>
-              <w:rPr>
-                <w:rFonts w:cs="Times New Roman"/>
-              </w:rPr>
-            </w:pPr>
-            <w:r>
-              <w:rPr>
-                <w:rFonts w:cs="Times New Roman"/>
-              </w:rPr>
-              <w:t>- một nút lưu mặt hàng</w:t>
+            <w:r>
+              <w:rPr>
+                <w:rFonts w:cs="Times New Roman"/>
+              </w:rPr>
+              <w:t xml:space="preserve"> </w:t>
+            </w:r>
+            <w:r>
+              <w:rPr>
+                <w:rFonts w:cs="Times New Roman"/>
+              </w:rPr>
+              <w:t>trường điền tên mặt hàng</w:t>
+            </w:r>
+            <w:r>
+              <w:rPr>
+                <w:rFonts w:cs="Times New Roman"/>
+              </w:rPr>
+              <w:t xml:space="preserve">, </w:t>
+            </w:r>
+            <w:r>
+              <w:rPr>
+                <w:rFonts w:cs="Times New Roman"/>
+              </w:rPr>
+              <w:t>kích cỡ</w:t>
+            </w:r>
+            <w:r>
+              <w:rPr>
+                <w:rFonts w:cs="Times New Roman"/>
+              </w:rPr>
+              <w:t xml:space="preserve">, </w:t>
+            </w:r>
+            <w:r>
+              <w:rPr>
+                <w:rFonts w:cs="Times New Roman"/>
+              </w:rPr>
+              <w:t>màu sắc</w:t>
+            </w:r>
+            <w:r>
+              <w:rPr>
+                <w:rFonts w:cs="Times New Roman"/>
+              </w:rPr>
+              <w:t xml:space="preserve">, </w:t>
+            </w:r>
+            <w:r>
+              <w:rPr>
+                <w:rFonts w:cs="Times New Roman"/>
+              </w:rPr>
+              <w:t>đơn giá</w:t>
+            </w:r>
+            <w:r>
+              <w:rPr>
+                <w:rFonts w:cs="Times New Roman"/>
+              </w:rPr>
+              <w:t xml:space="preserve">, </w:t>
+            </w:r>
+            <w:r>
+              <w:rPr>
+                <w:rFonts w:cs="Times New Roman"/>
+              </w:rPr>
+              <w:t>một nút lưu mặt hàng</w:t>
+            </w:r>
+            <w:r>
+              <w:rPr>
+                <w:rFonts w:cs="Times New Roman"/>
+              </w:rPr>
+              <w:t>.</w:t>
             </w:r>
           </w:p>
           <w:p>
@@ -11896,28 +11687,82 @@
               <w:rPr>
                 <w:rFonts w:cs="Times New Roman"/>
               </w:rPr>
-              <w:t>.3. Nhân viên điền tên mặt hàng là váy A3, cỡ M, màu trắng, giá 200.000 và nhấn nút lưu mặt hàng.</w:t>
-            </w:r>
-          </w:p>
-          <w:p>
-            <w:pPr>
-              <w:autoSpaceDE/>
-              <w:autoSpaceDN/>
-              <w:rPr>
-                <w:rFonts w:cs="Times New Roman"/>
-              </w:rPr>
-            </w:pPr>
-            <w:r>
-              <w:rPr>
-                <w:rFonts w:cs="Times New Roman"/>
-              </w:rPr>
-              <w:t>10</w:t>
-            </w:r>
-            <w:r>
-              <w:rPr>
-                <w:rFonts w:cs="Times New Roman"/>
-              </w:rPr>
-              <w:t>.</w:t>
+              <w:t xml:space="preserve">.3. Nhân viên điền tên mặt hàng </w:t>
+            </w:r>
+            <w:r>
+              <w:rPr>
+                <w:rFonts w:cs="Times New Roman"/>
+              </w:rPr>
+              <w:t>=</w:t>
+            </w:r>
+            <w:r>
+              <w:rPr>
+                <w:rFonts w:cs="Times New Roman"/>
+              </w:rPr>
+              <w:t xml:space="preserve"> váy A3, </w:t>
+            </w:r>
+            <w:r>
+              <w:rPr>
+                <w:rFonts w:cs="Times New Roman"/>
+              </w:rPr>
+              <w:t>kích cỡ =</w:t>
+            </w:r>
+            <w:r>
+              <w:rPr>
+                <w:rFonts w:cs="Times New Roman"/>
+              </w:rPr>
+              <w:t xml:space="preserve"> M, màu</w:t>
+            </w:r>
+            <w:r>
+              <w:rPr>
+                <w:rFonts w:cs="Times New Roman"/>
+              </w:rPr>
+              <w:t xml:space="preserve"> sắc =</w:t>
+            </w:r>
+            <w:r>
+              <w:rPr>
+                <w:rFonts w:cs="Times New Roman"/>
+              </w:rPr>
+              <w:t xml:space="preserve"> trắng, </w:t>
+            </w:r>
+            <w:r>
+              <w:rPr>
+                <w:rFonts w:cs="Times New Roman"/>
+              </w:rPr>
+              <w:t xml:space="preserve">đơn </w:t>
+            </w:r>
+            <w:r>
+              <w:rPr>
+                <w:rFonts w:cs="Times New Roman"/>
+              </w:rPr>
+              <w:t xml:space="preserve">giá </w:t>
+            </w:r>
+            <w:r>
+              <w:rPr>
+                <w:rFonts w:cs="Times New Roman"/>
+              </w:rPr>
+              <w:t xml:space="preserve">= </w:t>
+            </w:r>
+            <w:r>
+              <w:rPr>
+                <w:rFonts w:cs="Times New Roman"/>
+              </w:rPr>
+              <w:t>200.000 và nhấn nút lưu mặt hàng.</w:t>
+            </w:r>
+          </w:p>
+          <w:p>
+            <w:pPr>
+              <w:autoSpaceDE/>
+              <w:autoSpaceDN/>
+              <w:rPr>
+                <w:rFonts w:cs="Times New Roman"/>
+              </w:rPr>
+            </w:pPr>
+            <w:r>
+              <w:rPr>
+                <w:rFonts w:cs="Times New Roman"/>
+              </w:rPr>
+              <w:t>10.</w:t>
             </w:r>
             <w:r>
               <w:rPr>
@@ -12209,6 +12054,7 @@
                 <w:b/>
                 <w:bCs/>
               </w:rPr>
+              <w:lastRenderedPageBreak/>
               <w:t>Tiền điều kiện</w:t>
             </w:r>
           </w:p>
@@ -12295,7 +12141,6 @@
                 <w:b/>
                 <w:bCs/>
               </w:rPr>
-              <w:lastRenderedPageBreak/>
               <w:t>Kịch bản chính</w:t>
             </w:r>
           </w:p>
@@ -12382,19 +12227,7 @@
               <w:rPr>
                 <w:rFonts w:cs="Times New Roman"/>
               </w:rPr>
-              <w:t xml:space="preserve">3. Quản lý chọn </w:t>
-            </w:r>
-            <w:r>
-              <w:rPr>
-                <w:rFonts w:cs="Times New Roman"/>
-              </w:rPr>
-              <w:t>xem thống kê</w:t>
-            </w:r>
-            <w:r>
-              <w:rPr>
-                <w:rFonts w:cs="Times New Roman"/>
-              </w:rPr>
-              <w:t>.</w:t>
+              <w:t>3. Quản lý chọn xem thống kê.</w:t>
             </w:r>
           </w:p>
           <w:p>
@@ -12638,13 +12471,7 @@
                     <w:rPr>
                       <w:rFonts w:cs="Times New Roman"/>
                     </w:rPr>
-                    <w:t xml:space="preserve">20.000.000 </w:t>
-                  </w:r>
-                  <w:r>
-                    <w:rPr>
-                      <w:rFonts w:cs="Times New Roman"/>
-                    </w:rPr>
-                    <w:t>đồng</w:t>
+                    <w:t>20.000.000 đồng</w:t>
                   </w:r>
                 </w:p>
               </w:tc>
@@ -12706,13 +12533,7 @@
                     <w:rPr>
                       <w:rFonts w:cs="Times New Roman"/>
                     </w:rPr>
-                    <w:t xml:space="preserve">15.000.000 </w:t>
-                  </w:r>
-                  <w:r>
-                    <w:rPr>
-                      <w:rFonts w:cs="Times New Roman"/>
-                    </w:rPr>
-                    <w:t>đồng</w:t>
+                    <w:t>15.000.000 đồng</w:t>
                   </w:r>
                 </w:p>
               </w:tc>
@@ -12774,13 +12595,7 @@
                     <w:rPr>
                       <w:rFonts w:cs="Times New Roman"/>
                     </w:rPr>
-                    <w:t xml:space="preserve">10.000.000 </w:t>
-                  </w:r>
-                  <w:r>
-                    <w:rPr>
-                      <w:rFonts w:cs="Times New Roman"/>
-                    </w:rPr>
-                    <w:t>đồng</w:t>
+                    <w:t>10.000.000 đồng</w:t>
                   </w:r>
                 </w:p>
               </w:tc>
@@ -12828,6 +12643,7 @@
               <w:rPr>
                 <w:rFonts w:cs="Times New Roman"/>
               </w:rPr>
+              <w:lastRenderedPageBreak/>
               <w:t>8. Hệ thống hiển thị giao diện thống kê chi tiết nhà cung cấp.</w:t>
             </w:r>
           </w:p>
@@ -12858,7 +12674,6 @@
               <w:rPr>
                 <w:rFonts w:cs="Times New Roman"/>
               </w:rPr>
-              <w:lastRenderedPageBreak/>
               <w:t>- Địa chỉ: Hà Nội</w:t>
             </w:r>
           </w:p>
@@ -12891,7 +12706,7 @@
               </w:rPr>
               <w:t xml:space="preserve">- Email: </w:t>
             </w:r>
-            <w:hyperlink r:id="rId22" w:history="1">
+            <w:hyperlink r:id="rId23" w:history="1">
               <w:r>
                 <w:rPr>
                   <w:rStyle w:val="Hyperlink"/>
@@ -13245,13 +13060,7 @@
                     <w:rPr>
                       <w:rFonts w:cs="Times New Roman"/>
                     </w:rPr>
-                    <w:t>10</w:t>
-                  </w:r>
-                  <w:r>
-                    <w:rPr>
-                      <w:rFonts w:cs="Times New Roman"/>
-                    </w:rPr>
-                    <w:t>.000.000</w:t>
+                    <w:t>10.000.000</w:t>
                   </w:r>
                 </w:p>
               </w:tc>
@@ -13353,13 +13162,7 @@
                     <w:rPr>
                       <w:rFonts w:cs="Times New Roman"/>
                     </w:rPr>
-                    <w:t>1</w:t>
-                  </w:r>
-                  <w:r>
-                    <w:rPr>
-                      <w:rFonts w:cs="Times New Roman"/>
-                    </w:rPr>
-                    <w:t>5.000.000</w:t>
+                    <w:t>15.000.000</w:t>
                   </w:r>
                 </w:p>
               </w:tc>
@@ -13392,19 +13195,7 @@
               <w:rPr>
                 <w:rFonts w:cs="Times New Roman"/>
               </w:rPr>
-              <w:t xml:space="preserve">9. Quản lý chọn dòng đầu tiên (mã phiếu PHIEU001, ngày tạo 01/01/2024, người tạo A, tổng tiền </w:t>
-            </w:r>
-            <w:r>
-              <w:rPr>
-                <w:rFonts w:cs="Times New Roman"/>
-              </w:rPr>
-              <w:t>5.000.000</w:t>
-            </w:r>
-            <w:r>
-              <w:rPr>
-                <w:rFonts w:cs="Times New Roman"/>
-              </w:rPr>
-              <w:t>).</w:t>
+              <w:t>9. Quản lý chọn dòng đầu tiên (mã phiếu PHIEU001, ngày tạo 01/01/2024, người tạo A, tổng tiền 5.000.000).</w:t>
             </w:r>
           </w:p>
           <w:p>
@@ -13965,7 +13756,6 @@
               <w:rPr>
                 <w:rFonts w:cs="Times New Roman"/>
               </w:rPr>
-              <w:lastRenderedPageBreak/>
               <w:t>2.1. Nhân viên nhấn nút OK.</w:t>
             </w:r>
           </w:p>
@@ -14090,19 +13880,110 @@
           <w:b/>
           <w:bCs/>
         </w:rPr>
-        <w:t xml:space="preserve">Biểu đồ trạng thái </w:t>
-      </w:r>
-      <w:r>
+        <w:t>Biểu đồ trạng thái chức năng Quản lý thông tin nhà cung cấp trang phục</w:t>
+      </w:r>
+    </w:p>
+    <w:p>
+      <w:pPr>
+        <w:autoSpaceDE/>
+        <w:autoSpaceDN/>
+        <w:rPr>
+          <w:rFonts w:cs="Times New Roman"/>
+        </w:rPr>
+      </w:pPr>
+      <w:r>
+        <w:rPr>
+          <w:rFonts w:cs="Times New Roman"/>
+          <w:noProof/>
+        </w:rPr>
+        <w:drawing>
+          <wp:inline distT="0" distB="0" distL="0" distR="0" wp14:anchorId="40874018" wp14:editId="3D798633">
+            <wp:extent cx="5943600" cy="2913380"/>
+            <wp:effectExtent l="0" t="0" r="0" b="1270"/>
+            <wp:docPr id="81181642" name="Picture 2"/>
+            <wp:cNvGraphicFramePr>
+              <a:graphicFrameLocks xmlns:a="http://schemas.openxmlformats.org/drawingml/2006/main" noChangeAspect="1"/>
+            </wp:cNvGraphicFramePr>
+            <a:graphic xmlns:a="http://schemas.openxmlformats.org/drawingml/2006/main">
+              <a:graphicData uri="http://schemas.openxmlformats.org/drawingml/2006/picture">
+                <pic:pic xmlns:pic="http://schemas.openxmlformats.org/drawingml/2006/picture">
+                  <pic:nvPicPr>
+                    <pic:cNvPr id="81181642" name="Picture 81181642"/>
+                    <pic:cNvPicPr/>
+                  </pic:nvPicPr>
+                  <pic:blipFill>
+                    <a:blip r:embed="rId24">
+                      <a:extLst>
+                        <a:ext uri="{28A0092B-C50C-407E-A947-70E740481C1C}">
+                          <a14:useLocalDpi xmlns:a14="http://schemas.microsoft.com/office/drawing/2010/main" val="0"/>
+                        </a:ext>
+                      </a:extLst>
+                    </a:blip>
+                    <a:stretch>
+                      <a:fillRect/>
+                    </a:stretch>
+                  </pic:blipFill>
+                  <pic:spPr>
+                    <a:xfrm>
+                      <a:off x="0" y="0"/>
+                      <a:ext cx="5943600" cy="2913380"/>
+                    </a:xfrm>
+                    <a:prstGeom prst="rect">
+                      <a:avLst/>
+                    </a:prstGeom>
+                  </pic:spPr>
+                </pic:pic>
+              </a:graphicData>
+            </a:graphic>
+          </wp:inline>
+        </w:drawing>
+      </w:r>
+    </w:p>
+    <w:p>
+      <w:pPr>
+        <w:autoSpaceDE/>
+        <w:autoSpaceDN/>
+        <w:rPr>
+          <w:rFonts w:cs="Times New Roman"/>
+        </w:rPr>
+      </w:pPr>
+    </w:p>
+    <w:p>
+      <w:pPr>
+        <w:autoSpaceDE/>
+        <w:autoSpaceDN/>
+        <w:rPr>
+          <w:rFonts w:cs="Times New Roman"/>
+        </w:rPr>
+      </w:pPr>
+    </w:p>
+    <w:p>
+      <w:pPr>
+        <w:pStyle w:val="ListParagraph"/>
+        <w:numPr>
+          <w:ilvl w:val="2"/>
+          <w:numId w:val="6"/>
+        </w:numPr>
+        <w:autoSpaceDE/>
+        <w:autoSpaceDN/>
+        <w:ind w:left="720"/>
         <w:rPr>
           <w:rFonts w:cs="Times New Roman"/>
           <w:b/>
           <w:bCs/>
         </w:rPr>
-        <w:t>chức năng Quản lý thông tin nhà cung cấp trang phục</w:t>
+      </w:pPr>
+      <w:r>
+        <w:rPr>
+          <w:rFonts w:cs="Times New Roman"/>
+          <w:b/>
+          <w:bCs/>
+        </w:rPr>
+        <w:t>Biểu đồ trạng thái chức năng Nhập trang phục về từ nhà cung cấp</w:t>
       </w:r>
     </w:p>
     <w:sectPr>
-      <w:footerReference w:type="default" r:id="rId23"/>
+      <w:footerReference w:type="default" r:id="rId25"/>
       <w:pgSz w:w="12240" w:h="15840"/>
       <w:pgMar w:top="1440" w:right="1440" w:bottom="1440" w:left="1440" w:header="720" w:footer="720" w:gutter="0"/>
       <w:cols w:space="720"/>

--- a/20251/Phân tích thiết kế HTTT/B22DCDT294 - Nguyễn Hoàng Tùng - .docx
+++ b/20251/Phân tích thiết kế HTTT/B22DCDT294 - Nguyễn Hoàng Tùng - .docx
@@ -8206,6 +8206,51 @@
               <w:rPr>
                 <w:rFonts w:cs="Times New Roman"/>
               </w:rPr>
+              <w:t>12. Hệ thống hiển thị thông báo không có nhà cung cấp nào thỏa mãn truy vấn và nút OK.</w:t>
+            </w:r>
+          </w:p>
+          <w:p>
+            <w:pPr>
+              <w:autoSpaceDE/>
+              <w:autoSpaceDN/>
+              <w:rPr>
+                <w:rFonts w:cs="Times New Roman"/>
+              </w:rPr>
+            </w:pPr>
+            <w:r>
+              <w:rPr>
+                <w:rFonts w:cs="Times New Roman"/>
+              </w:rPr>
+              <w:t>12.1. Quản lý nhấn nút OK.</w:t>
+            </w:r>
+          </w:p>
+          <w:p>
+            <w:pPr>
+              <w:autoSpaceDE/>
+              <w:autoSpaceDN/>
+              <w:rPr>
+                <w:rFonts w:cs="Times New Roman"/>
+              </w:rPr>
+            </w:pPr>
+            <w:r>
+              <w:rPr>
+                <w:rFonts w:cs="Times New Roman"/>
+              </w:rPr>
+              <w:t>12.2. Hệ thống hiển thị lại giao diện quản lý thông tin nhà cung cấp.</w:t>
+            </w:r>
+          </w:p>
+          <w:p>
+            <w:pPr>
+              <w:autoSpaceDE/>
+              <w:autoSpaceDN/>
+              <w:rPr>
+                <w:rFonts w:cs="Times New Roman"/>
+              </w:rPr>
+            </w:pPr>
+            <w:r>
+              <w:rPr>
+                <w:rFonts w:cs="Times New Roman"/>
+              </w:rPr>
               <w:t>16. Hệ thống hiển thị thông báo trùng số điện thoại/email với nhà cung cấp khác và nút OK.</w:t>
             </w:r>
           </w:p>
@@ -8481,6 +8526,7 @@
                 <w:b/>
                 <w:bCs/>
               </w:rPr>
+              <w:lastRenderedPageBreak/>
               <w:t>Hậu điều kiện</w:t>
             </w:r>
           </w:p>
@@ -8589,89 +8635,365 @@
               <w:rPr>
                 <w:rFonts w:cs="Times New Roman"/>
               </w:rPr>
+              <w:t xml:space="preserve">- Thông tin về </w:t>
+            </w:r>
+            <w:r>
+              <w:rPr>
+                <w:rFonts w:cs="Times New Roman"/>
+              </w:rPr>
+              <w:t>nhân viên</w:t>
+            </w:r>
+            <w:r>
+              <w:rPr>
+                <w:rFonts w:cs="Times New Roman"/>
+              </w:rPr>
+              <w:t>: tên đăng nhập a, tên A, chức vụ.</w:t>
+            </w:r>
+          </w:p>
+          <w:p>
+            <w:pPr>
+              <w:autoSpaceDE/>
+              <w:autoSpaceDN/>
+              <w:rPr>
+                <w:rFonts w:cs="Times New Roman"/>
+              </w:rPr>
+            </w:pPr>
+            <w:r>
+              <w:rPr>
+                <w:rFonts w:cs="Times New Roman"/>
+              </w:rPr>
+              <w:t xml:space="preserve">- Tùy chọn </w:t>
+            </w:r>
+            <w:r>
+              <w:rPr>
+                <w:rFonts w:cs="Times New Roman"/>
+              </w:rPr>
+              <w:t>quản lý thông tin nhà cung cấp trang phục, nhập trang phục từ nhà cung cấp, xem thống kê.</w:t>
+            </w:r>
+          </w:p>
+          <w:p>
+            <w:pPr>
+              <w:autoSpaceDE/>
+              <w:autoSpaceDN/>
+              <w:rPr>
+                <w:rFonts w:cs="Times New Roman"/>
+              </w:rPr>
+            </w:pPr>
+            <w:r>
+              <w:rPr>
+                <w:rFonts w:cs="Times New Roman"/>
+              </w:rPr>
+              <w:t xml:space="preserve">3. </w:t>
+            </w:r>
+            <w:r>
+              <w:rPr>
+                <w:rFonts w:cs="Times New Roman"/>
+              </w:rPr>
+              <w:t>Nhân viên</w:t>
+            </w:r>
+            <w:r>
+              <w:rPr>
+                <w:rFonts w:cs="Times New Roman"/>
+              </w:rPr>
+              <w:t xml:space="preserve"> chọn nhập trang phục về từ nhà cung cấp.</w:t>
+            </w:r>
+          </w:p>
+          <w:p>
+            <w:pPr>
+              <w:autoSpaceDE/>
+              <w:autoSpaceDN/>
+              <w:rPr>
+                <w:rFonts w:cs="Times New Roman"/>
+              </w:rPr>
+            </w:pPr>
+            <w:r>
+              <w:rPr>
+                <w:rFonts w:cs="Times New Roman"/>
+              </w:rPr>
+              <w:t>4. Hệ thống hiển thị giao diện nhập trang phục về từ nhà cung cấp</w:t>
+            </w:r>
+            <w:r>
+              <w:rPr>
+                <w:rFonts w:cs="Times New Roman"/>
+              </w:rPr>
+              <w:t xml:space="preserve"> với</w:t>
+            </w:r>
+          </w:p>
+          <w:p>
+            <w:pPr>
+              <w:autoSpaceDE/>
+              <w:autoSpaceDN/>
+              <w:rPr>
+                <w:rFonts w:cs="Times New Roman"/>
+              </w:rPr>
+            </w:pPr>
+            <w:r>
+              <w:rPr>
+                <w:rFonts w:cs="Times New Roman"/>
+              </w:rPr>
+              <w:t xml:space="preserve">- </w:t>
+            </w:r>
+            <w:r>
+              <w:rPr>
+                <w:rFonts w:cs="Times New Roman"/>
+              </w:rPr>
+              <w:t>một trường văn bản để nhập từ khóa + một nút tìm kiếm.</w:t>
+            </w:r>
+          </w:p>
+          <w:p>
+            <w:pPr>
+              <w:autoSpaceDE/>
+              <w:autoSpaceDN/>
+              <w:rPr>
+                <w:rFonts w:cs="Times New Roman"/>
+              </w:rPr>
+            </w:pPr>
+            <w:r>
+              <w:rPr>
+                <w:rFonts w:cs="Times New Roman"/>
+              </w:rPr>
+              <w:t xml:space="preserve">- </w:t>
+            </w:r>
+            <w:r>
+              <w:rPr>
+                <w:rFonts w:cs="Times New Roman"/>
+              </w:rPr>
+              <w:t>một nút thêm phiếu nhập mới.</w:t>
+            </w:r>
+          </w:p>
+          <w:p>
+            <w:pPr>
+              <w:autoSpaceDE/>
+              <w:autoSpaceDN/>
+              <w:rPr>
+                <w:rFonts w:cs="Times New Roman"/>
+              </w:rPr>
+            </w:pPr>
+            <w:r>
+              <w:rPr>
+                <w:rFonts w:cs="Times New Roman"/>
+              </w:rPr>
+              <w:t xml:space="preserve">5. </w:t>
+            </w:r>
+            <w:r>
+              <w:rPr>
+                <w:rFonts w:cs="Times New Roman"/>
+              </w:rPr>
+              <w:t>Nhân viên</w:t>
+            </w:r>
+            <w:r>
+              <w:rPr>
+                <w:rFonts w:cs="Times New Roman"/>
+              </w:rPr>
+              <w:t xml:space="preserve"> chọn thêm phiếu nhập mới.</w:t>
+            </w:r>
+          </w:p>
+          <w:p>
+            <w:pPr>
+              <w:autoSpaceDE/>
+              <w:autoSpaceDN/>
+              <w:rPr>
+                <w:rFonts w:cs="Times New Roman"/>
+              </w:rPr>
+            </w:pPr>
+            <w:r>
+              <w:rPr>
+                <w:rFonts w:cs="Times New Roman"/>
+              </w:rPr>
+              <w:t xml:space="preserve">6. </w:t>
+            </w:r>
+            <w:r>
+              <w:rPr>
+                <w:rFonts w:cs="Times New Roman"/>
+              </w:rPr>
+              <w:t xml:space="preserve">Hệ thống hiển thị </w:t>
+            </w:r>
+            <w:r>
+              <w:rPr>
+                <w:rFonts w:cs="Times New Roman"/>
+              </w:rPr>
+              <w:t>giao diện phiếu nhập trang phục mới hiển thị với</w:t>
+            </w:r>
+          </w:p>
+          <w:p>
+            <w:pPr>
+              <w:autoSpaceDE/>
+              <w:autoSpaceDN/>
+              <w:rPr>
+                <w:rFonts w:cs="Times New Roman"/>
+              </w:rPr>
+            </w:pPr>
+            <w:r>
+              <w:rPr>
+                <w:rFonts w:cs="Times New Roman"/>
+              </w:rPr>
+              <w:t xml:space="preserve">- </w:t>
+            </w:r>
+            <w:r>
+              <w:rPr>
+                <w:rFonts w:cs="Times New Roman"/>
+              </w:rPr>
+              <w:t>một danh sách xổ xuống, mỗi dòng tương ứng với tên của một nhà cung cấp.</w:t>
+            </w:r>
+          </w:p>
+          <w:p>
+            <w:pPr>
+              <w:autoSpaceDE/>
+              <w:autoSpaceDN/>
+              <w:rPr>
+                <w:rFonts w:cs="Times New Roman"/>
+              </w:rPr>
+            </w:pPr>
+            <w:r>
+              <w:rPr>
+                <w:rFonts w:cs="Times New Roman"/>
+              </w:rPr>
+              <w:t xml:space="preserve">- </w:t>
+            </w:r>
+            <w:r>
+              <w:rPr>
+                <w:rFonts w:cs="Times New Roman"/>
+              </w:rPr>
+              <w:t>một danh sách xổ xuống, mỗi dòng tương ứng với thông của một loại mặt hàng trang phục: tên, kích cỡ, màu sắc, giá nhập.</w:t>
+            </w:r>
+          </w:p>
+          <w:p>
+            <w:pPr>
+              <w:autoSpaceDE/>
+              <w:autoSpaceDN/>
+              <w:rPr>
+                <w:rFonts w:cs="Times New Roman"/>
+              </w:rPr>
+            </w:pPr>
+            <w:r>
+              <w:rPr>
+                <w:rFonts w:cs="Times New Roman"/>
+              </w:rPr>
+              <w:t xml:space="preserve">- </w:t>
+            </w:r>
+            <w:r>
+              <w:rPr>
+                <w:rFonts w:cs="Times New Roman"/>
+              </w:rPr>
+              <w:t>một trường điền số lượng.</w:t>
+            </w:r>
+          </w:p>
+          <w:p>
+            <w:pPr>
+              <w:autoSpaceDE/>
+              <w:autoSpaceDN/>
+              <w:rPr>
+                <w:rFonts w:cs="Times New Roman"/>
+              </w:rPr>
+            </w:pPr>
+            <w:r>
+              <w:rPr>
+                <w:rFonts w:cs="Times New Roman"/>
+              </w:rPr>
+              <w:t xml:space="preserve">- </w:t>
+            </w:r>
+            <w:r>
+              <w:rPr>
+                <w:rFonts w:cs="Times New Roman"/>
+              </w:rPr>
+              <w:t>một nút thêm mặt hàng</w:t>
+            </w:r>
+            <w:r>
+              <w:rPr>
+                <w:rFonts w:cs="Times New Roman"/>
+              </w:rPr>
+              <w:t xml:space="preserve"> nhập</w:t>
+            </w:r>
+            <w:r>
+              <w:rPr>
+                <w:rFonts w:cs="Times New Roman"/>
+              </w:rPr>
+              <w:t>.</w:t>
+            </w:r>
+          </w:p>
+          <w:p>
+            <w:pPr>
+              <w:autoSpaceDE/>
+              <w:autoSpaceDN/>
+              <w:rPr>
+                <w:rFonts w:cs="Times New Roman"/>
+              </w:rPr>
+            </w:pPr>
+            <w:r>
+              <w:rPr>
+                <w:rFonts w:cs="Times New Roman"/>
+              </w:rPr>
+              <w:t>- một nút thêm mặt hàng chưa có trong danh sách</w:t>
+            </w:r>
+            <w:r>
+              <w:rPr>
+                <w:rFonts w:cs="Times New Roman"/>
+              </w:rPr>
+              <w:t>.</w:t>
+            </w:r>
+          </w:p>
+          <w:p>
+            <w:pPr>
+              <w:autoSpaceDE/>
+              <w:autoSpaceDN/>
+              <w:rPr>
+                <w:rFonts w:cs="Times New Roman"/>
+              </w:rPr>
+            </w:pPr>
+            <w:r>
+              <w:rPr>
+                <w:rFonts w:cs="Times New Roman"/>
+              </w:rPr>
+              <w:t xml:space="preserve">- </w:t>
+            </w:r>
+            <w:r>
+              <w:rPr>
+                <w:rFonts w:cs="Times New Roman"/>
+              </w:rPr>
+              <w:t>một danh sách, mỗi dòng tương ứng với tên</w:t>
+            </w:r>
+            <w:r>
+              <w:rPr>
+                <w:rFonts w:cs="Times New Roman"/>
+              </w:rPr>
+              <w:t>, kích cỡ, màu sắc</w:t>
+            </w:r>
+            <w:r>
+              <w:rPr>
+                <w:rFonts w:cs="Times New Roman"/>
+              </w:rPr>
+              <w:t xml:space="preserve"> một loại mặt hàng đang muốn nhập, đơn giá, số lượng</w:t>
+            </w:r>
+            <w:r>
+              <w:rPr>
+                <w:rFonts w:cs="Times New Roman"/>
+              </w:rPr>
+              <w:t xml:space="preserve">, chiết </w:t>
+            </w:r>
+            <w:r>
+              <w:rPr>
+                <w:rFonts w:cs="Times New Roman"/>
+              </w:rPr>
               <w:lastRenderedPageBreak/>
-              <w:t xml:space="preserve">- Thông tin về </w:t>
-            </w:r>
-            <w:r>
-              <w:rPr>
-                <w:rFonts w:cs="Times New Roman"/>
-              </w:rPr>
-              <w:t>nhân viên</w:t>
-            </w:r>
-            <w:r>
-              <w:rPr>
-                <w:rFonts w:cs="Times New Roman"/>
-              </w:rPr>
-              <w:t>: tên đăng nhập a, tên A, chức vụ.</w:t>
-            </w:r>
-          </w:p>
-          <w:p>
-            <w:pPr>
-              <w:autoSpaceDE/>
-              <w:autoSpaceDN/>
-              <w:rPr>
-                <w:rFonts w:cs="Times New Roman"/>
-              </w:rPr>
-            </w:pPr>
-            <w:r>
-              <w:rPr>
-                <w:rFonts w:cs="Times New Roman"/>
-              </w:rPr>
-              <w:t xml:space="preserve">- Tùy chọn </w:t>
-            </w:r>
-            <w:r>
-              <w:rPr>
-                <w:rFonts w:cs="Times New Roman"/>
-              </w:rPr>
-              <w:t>quản lý thông tin nhà cung cấp trang phục, nhập trang phục từ nhà cung cấp, xem thống kê.</w:t>
-            </w:r>
-          </w:p>
-          <w:p>
-            <w:pPr>
-              <w:autoSpaceDE/>
-              <w:autoSpaceDN/>
-              <w:rPr>
-                <w:rFonts w:cs="Times New Roman"/>
-              </w:rPr>
-            </w:pPr>
-            <w:r>
-              <w:rPr>
-                <w:rFonts w:cs="Times New Roman"/>
-              </w:rPr>
-              <w:t xml:space="preserve">3. </w:t>
-            </w:r>
-            <w:r>
-              <w:rPr>
-                <w:rFonts w:cs="Times New Roman"/>
-              </w:rPr>
-              <w:t>Nhân viên</w:t>
-            </w:r>
-            <w:r>
-              <w:rPr>
-                <w:rFonts w:cs="Times New Roman"/>
-              </w:rPr>
-              <w:t xml:space="preserve"> chọn nhập trang phục về từ nhà cung cấp.</w:t>
-            </w:r>
-          </w:p>
-          <w:p>
-            <w:pPr>
-              <w:autoSpaceDE/>
-              <w:autoSpaceDN/>
-              <w:rPr>
-                <w:rFonts w:cs="Times New Roman"/>
-              </w:rPr>
-            </w:pPr>
-            <w:r>
-              <w:rPr>
-                <w:rFonts w:cs="Times New Roman"/>
-              </w:rPr>
-              <w:t>4. Hệ thống hiển thị giao diện nhập trang phục về từ nhà cung cấp</w:t>
-            </w:r>
-            <w:r>
-              <w:rPr>
-                <w:rFonts w:cs="Times New Roman"/>
-              </w:rPr>
-              <w:t xml:space="preserve"> với</w:t>
+              <w:t>khấu</w:t>
+            </w:r>
+            <w:r>
+              <w:rPr>
+                <w:rFonts w:cs="Times New Roman"/>
+              </w:rPr>
+              <w:t xml:space="preserve"> và thành tiền, </w:t>
+            </w:r>
+            <w:r>
+              <w:rPr>
+                <w:rFonts w:cs="Times New Roman"/>
+              </w:rPr>
+              <w:t xml:space="preserve">một dòng ghi tổng chiết khấu, </w:t>
+            </w:r>
+            <w:r>
+              <w:rPr>
+                <w:rFonts w:cs="Times New Roman"/>
+              </w:rPr>
+              <w:t>một dòng ghi tổng tiền.</w:t>
             </w:r>
           </w:p>
           <w:p>
@@ -8692,7 +9014,7 @@
               <w:rPr>
                 <w:rFonts w:cs="Times New Roman"/>
               </w:rPr>
-              <w:t>một trường văn bản để nhập từ khóa + một nút tìm kiếm.</w:t>
+              <w:t>một trường điền mã chiết khấu và nút áp dụng.</w:t>
             </w:r>
           </w:p>
           <w:p>
@@ -8713,61 +9035,7 @@
               <w:rPr>
                 <w:rFonts w:cs="Times New Roman"/>
               </w:rPr>
-              <w:t>một nút thêm phiếu nhập mới.</w:t>
-            </w:r>
-          </w:p>
-          <w:p>
-            <w:pPr>
-              <w:autoSpaceDE/>
-              <w:autoSpaceDN/>
-              <w:rPr>
-                <w:rFonts w:cs="Times New Roman"/>
-              </w:rPr>
-            </w:pPr>
-            <w:r>
-              <w:rPr>
-                <w:rFonts w:cs="Times New Roman"/>
-              </w:rPr>
-              <w:t xml:space="preserve">5. </w:t>
-            </w:r>
-            <w:r>
-              <w:rPr>
-                <w:rFonts w:cs="Times New Roman"/>
-              </w:rPr>
-              <w:t>Nhân viên</w:t>
-            </w:r>
-            <w:r>
-              <w:rPr>
-                <w:rFonts w:cs="Times New Roman"/>
-              </w:rPr>
-              <w:t xml:space="preserve"> chọn thêm phiếu nhập mới.</w:t>
-            </w:r>
-          </w:p>
-          <w:p>
-            <w:pPr>
-              <w:autoSpaceDE/>
-              <w:autoSpaceDN/>
-              <w:rPr>
-                <w:rFonts w:cs="Times New Roman"/>
-              </w:rPr>
-            </w:pPr>
-            <w:r>
-              <w:rPr>
-                <w:rFonts w:cs="Times New Roman"/>
-              </w:rPr>
-              <w:t xml:space="preserve">6. </w:t>
-            </w:r>
-            <w:r>
-              <w:rPr>
-                <w:rFonts w:cs="Times New Roman"/>
-              </w:rPr>
-              <w:t xml:space="preserve">Hệ thống hiển thị </w:t>
-            </w:r>
-            <w:r>
-              <w:rPr>
-                <w:rFonts w:cs="Times New Roman"/>
-              </w:rPr>
-              <w:t>giao diện phiếu nhập trang phục mới hiển thị với</w:t>
+              <w:t>một trường ghi chú.</w:t>
             </w:r>
           </w:p>
           <w:p>
@@ -8788,76 +9056,13 @@
               <w:rPr>
                 <w:rFonts w:cs="Times New Roman"/>
               </w:rPr>
-              <w:t>một danh sách xổ xuống, mỗi dòng tương ứng với tên của một nhà cung cấp.</w:t>
-            </w:r>
-          </w:p>
-          <w:p>
-            <w:pPr>
-              <w:autoSpaceDE/>
-              <w:autoSpaceDN/>
-              <w:rPr>
-                <w:rFonts w:cs="Times New Roman"/>
-              </w:rPr>
-            </w:pPr>
-            <w:r>
-              <w:rPr>
-                <w:rFonts w:cs="Times New Roman"/>
-              </w:rPr>
-              <w:t xml:space="preserve">- </w:t>
-            </w:r>
-            <w:r>
-              <w:rPr>
-                <w:rFonts w:cs="Times New Roman"/>
-              </w:rPr>
-              <w:t>một danh sách xổ xuống, mỗi dòng tương ứng với thông của một loại mặt hàng trang phục: tên, kích cỡ, màu sắc, giá nhập.</w:t>
-            </w:r>
-          </w:p>
-          <w:p>
-            <w:pPr>
-              <w:autoSpaceDE/>
-              <w:autoSpaceDN/>
-              <w:rPr>
-                <w:rFonts w:cs="Times New Roman"/>
-              </w:rPr>
-            </w:pPr>
-            <w:r>
-              <w:rPr>
-                <w:rFonts w:cs="Times New Roman"/>
-              </w:rPr>
-              <w:t xml:space="preserve">- </w:t>
-            </w:r>
-            <w:r>
-              <w:rPr>
-                <w:rFonts w:cs="Times New Roman"/>
-              </w:rPr>
-              <w:t>một trường điền số lượng.</w:t>
-            </w:r>
-          </w:p>
-          <w:p>
-            <w:pPr>
-              <w:autoSpaceDE/>
-              <w:autoSpaceDN/>
-              <w:rPr>
-                <w:rFonts w:cs="Times New Roman"/>
-              </w:rPr>
-            </w:pPr>
-            <w:r>
-              <w:rPr>
-                <w:rFonts w:cs="Times New Roman"/>
-              </w:rPr>
-              <w:t xml:space="preserve">- </w:t>
-            </w:r>
-            <w:r>
-              <w:rPr>
-                <w:rFonts w:cs="Times New Roman"/>
-              </w:rPr>
-              <w:t>một nút thêm mặt hàng</w:t>
-            </w:r>
-            <w:r>
-              <w:rPr>
-                <w:rFonts w:cs="Times New Roman"/>
-              </w:rPr>
-              <w:t xml:space="preserve"> nhập</w:t>
+              <w:t>một nút lưu phiếu nhập</w:t>
+            </w:r>
+            <w:r>
+              <w:rPr>
+                <w:rFonts w:cs="Times New Roman"/>
+              </w:rPr>
+              <w:t>, một nút hủy phiếu nhập</w:t>
             </w:r>
             <w:r>
               <w:rPr>
@@ -8878,160 +9083,6 @@
               <w:rPr>
                 <w:rFonts w:cs="Times New Roman"/>
               </w:rPr>
-              <w:t>- một nút thêm mặt hàng chưa có trong danh sách</w:t>
-            </w:r>
-            <w:r>
-              <w:rPr>
-                <w:rFonts w:cs="Times New Roman"/>
-              </w:rPr>
-              <w:t>.</w:t>
-            </w:r>
-          </w:p>
-          <w:p>
-            <w:pPr>
-              <w:autoSpaceDE/>
-              <w:autoSpaceDN/>
-              <w:rPr>
-                <w:rFonts w:cs="Times New Roman"/>
-              </w:rPr>
-            </w:pPr>
-            <w:r>
-              <w:rPr>
-                <w:rFonts w:cs="Times New Roman"/>
-              </w:rPr>
-              <w:t xml:space="preserve">- </w:t>
-            </w:r>
-            <w:r>
-              <w:rPr>
-                <w:rFonts w:cs="Times New Roman"/>
-              </w:rPr>
-              <w:t>một danh sách, mỗi dòng tương ứng với tên</w:t>
-            </w:r>
-            <w:r>
-              <w:rPr>
-                <w:rFonts w:cs="Times New Roman"/>
-              </w:rPr>
-              <w:t>, kích cỡ, màu sắc</w:t>
-            </w:r>
-            <w:r>
-              <w:rPr>
-                <w:rFonts w:cs="Times New Roman"/>
-              </w:rPr>
-              <w:t xml:space="preserve"> một loại mặt hàng đang muốn nhập, đơn giá, số lượng</w:t>
-            </w:r>
-            <w:r>
-              <w:rPr>
-                <w:rFonts w:cs="Times New Roman"/>
-              </w:rPr>
-              <w:t>, chiết khấu</w:t>
-            </w:r>
-            <w:r>
-              <w:rPr>
-                <w:rFonts w:cs="Times New Roman"/>
-              </w:rPr>
-              <w:t xml:space="preserve"> và thành tiền, </w:t>
-            </w:r>
-            <w:r>
-              <w:rPr>
-                <w:rFonts w:cs="Times New Roman"/>
-              </w:rPr>
-              <w:t xml:space="preserve">một dòng ghi tổng chiết khấu, </w:t>
-            </w:r>
-            <w:r>
-              <w:rPr>
-                <w:rFonts w:cs="Times New Roman"/>
-              </w:rPr>
-              <w:t>một dòng ghi tổng tiền.</w:t>
-            </w:r>
-          </w:p>
-          <w:p>
-            <w:pPr>
-              <w:autoSpaceDE/>
-              <w:autoSpaceDN/>
-              <w:rPr>
-                <w:rFonts w:cs="Times New Roman"/>
-              </w:rPr>
-            </w:pPr>
-            <w:r>
-              <w:rPr>
-                <w:rFonts w:cs="Times New Roman"/>
-              </w:rPr>
-              <w:t xml:space="preserve">- </w:t>
-            </w:r>
-            <w:r>
-              <w:rPr>
-                <w:rFonts w:cs="Times New Roman"/>
-              </w:rPr>
-              <w:t>một trường điền mã chiết khấu và nút áp dụng.</w:t>
-            </w:r>
-          </w:p>
-          <w:p>
-            <w:pPr>
-              <w:autoSpaceDE/>
-              <w:autoSpaceDN/>
-              <w:rPr>
-                <w:rFonts w:cs="Times New Roman"/>
-              </w:rPr>
-            </w:pPr>
-            <w:r>
-              <w:rPr>
-                <w:rFonts w:cs="Times New Roman"/>
-              </w:rPr>
-              <w:t xml:space="preserve">- </w:t>
-            </w:r>
-            <w:r>
-              <w:rPr>
-                <w:rFonts w:cs="Times New Roman"/>
-              </w:rPr>
-              <w:t>một trường ghi chú.</w:t>
-            </w:r>
-          </w:p>
-          <w:p>
-            <w:pPr>
-              <w:autoSpaceDE/>
-              <w:autoSpaceDN/>
-              <w:rPr>
-                <w:rFonts w:cs="Times New Roman"/>
-              </w:rPr>
-            </w:pPr>
-            <w:r>
-              <w:rPr>
-                <w:rFonts w:cs="Times New Roman"/>
-              </w:rPr>
-              <w:t xml:space="preserve">- </w:t>
-            </w:r>
-            <w:r>
-              <w:rPr>
-                <w:rFonts w:cs="Times New Roman"/>
-              </w:rPr>
-              <w:t>một nút lưu phiếu nhập</w:t>
-            </w:r>
-            <w:r>
-              <w:rPr>
-                <w:rFonts w:cs="Times New Roman"/>
-              </w:rPr>
-              <w:t>, một nút hủy phiếu nhập</w:t>
-            </w:r>
-            <w:r>
-              <w:rPr>
-                <w:rFonts w:cs="Times New Roman"/>
-              </w:rPr>
-              <w:t>.</w:t>
-            </w:r>
-          </w:p>
-          <w:p>
-            <w:pPr>
-              <w:autoSpaceDE/>
-              <w:autoSpaceDN/>
-              <w:rPr>
-                <w:rFonts w:cs="Times New Roman"/>
-              </w:rPr>
-            </w:pPr>
-            <w:r>
-              <w:rPr>
-                <w:rFonts w:cs="Times New Roman"/>
-              </w:rPr>
-              <w:lastRenderedPageBreak/>
               <w:t xml:space="preserve">7. </w:t>
             </w:r>
             <w:r>
@@ -9500,6 +9551,7 @@
                     <w:rPr>
                       <w:rFonts w:cs="Times New Roman"/>
                     </w:rPr>
+                    <w:lastRenderedPageBreak/>
                     <w:t>Số lượng</w:t>
                   </w:r>
                 </w:p>
@@ -9574,7 +9626,6 @@
               <w:rPr>
                 <w:rFonts w:cs="Times New Roman"/>
               </w:rPr>
-              <w:lastRenderedPageBreak/>
               <w:t>1</w:t>
             </w:r>
             <w:r>
@@ -10582,6 +10633,7 @@
               <w:rPr>
                 <w:rFonts w:cs="Times New Roman"/>
               </w:rPr>
+              <w:lastRenderedPageBreak/>
               <w:t xml:space="preserve">- Thêm mã chiết khấu: </w:t>
             </w:r>
           </w:p>
@@ -10690,7 +10742,6 @@
               <w:rPr>
                 <w:rFonts w:cs="Times New Roman"/>
               </w:rPr>
-              <w:lastRenderedPageBreak/>
               <w:t>1</w:t>
             </w:r>
             <w:r>
@@ -11406,6 +11457,7 @@
               <w:rPr>
                 <w:rFonts w:cs="Times New Roman"/>
               </w:rPr>
+              <w:lastRenderedPageBreak/>
               <w:t>20</w:t>
             </w:r>
             <w:r>
@@ -12054,7 +12106,6 @@
                 <w:b/>
                 <w:bCs/>
               </w:rPr>
-              <w:lastRenderedPageBreak/>
               <w:t>Tiền điều kiện</w:t>
             </w:r>
           </w:p>
@@ -12555,6 +12606,7 @@
                     <w:rPr>
                       <w:rFonts w:cs="Times New Roman"/>
                     </w:rPr>
+                    <w:lastRenderedPageBreak/>
                     <w:t>3</w:t>
                   </w:r>
                 </w:p>
@@ -12643,7 +12695,6 @@
               <w:rPr>
                 <w:rFonts w:cs="Times New Roman"/>
               </w:rPr>
-              <w:lastRenderedPageBreak/>
               <w:t>8. Hệ thống hiển thị giao diện thống kê chi tiết nhà cung cấp.</w:t>
             </w:r>
           </w:p>
@@ -13502,6 +13553,7 @@
                       <w:sz w:val="26"/>
                       <w:szCs w:val="26"/>
                     </w:rPr>
+                    <w:lastRenderedPageBreak/>
                     <w:t>Áo A1</w:t>
                   </w:r>
                 </w:p>
@@ -13832,6 +13884,26 @@
           <w:bCs/>
         </w:rPr>
       </w:pPr>
+    </w:p>
+    <w:p>
+      <w:pPr>
+        <w:autoSpaceDE/>
+        <w:autoSpaceDN/>
+        <w:spacing w:line="240" w:lineRule="auto"/>
+        <w:rPr>
+          <w:rFonts w:cs="Times New Roman"/>
+          <w:b/>
+          <w:bCs/>
+        </w:rPr>
+      </w:pPr>
+      <w:r>
+        <w:rPr>
+          <w:rFonts w:cs="Times New Roman"/>
+          <w:b/>
+          <w:bCs/>
+        </w:rPr>
+        <w:br w:type="page"/>
+      </w:r>
     </w:p>
     <w:p>
       <w:pPr>
@@ -13855,6 +13927,7 @@
           <w:b/>
           <w:bCs/>
         </w:rPr>
+        <w:lastRenderedPageBreak/>
         <w:t>Biểu đồ trạng thái</w:t>
       </w:r>
     </w:p>
@@ -13897,10 +13970,10 @@
           <w:noProof/>
         </w:rPr>
         <w:drawing>
-          <wp:inline distT="0" distB="0" distL="0" distR="0" wp14:anchorId="40874018" wp14:editId="3D798633">
-            <wp:extent cx="5943600" cy="2913380"/>
-            <wp:effectExtent l="0" t="0" r="0" b="1270"/>
-            <wp:docPr id="81181642" name="Picture 2"/>
+          <wp:inline distT="0" distB="0" distL="0" distR="0" wp14:anchorId="533BAB05" wp14:editId="52A0F15C">
+            <wp:extent cx="5943600" cy="3758565"/>
+            <wp:effectExtent l="0" t="0" r="0" b="0"/>
+            <wp:docPr id="1896494162" name="Picture 1"/>
             <wp:cNvGraphicFramePr>
               <a:graphicFrameLocks xmlns:a="http://schemas.openxmlformats.org/drawingml/2006/main" noChangeAspect="1"/>
             </wp:cNvGraphicFramePr>
@@ -13908,7 +13981,7 @@
               <a:graphicData uri="http://schemas.openxmlformats.org/drawingml/2006/picture">
                 <pic:pic xmlns:pic="http://schemas.openxmlformats.org/drawingml/2006/picture">
                   <pic:nvPicPr>
-                    <pic:cNvPr id="81181642" name="Picture 81181642"/>
+                    <pic:cNvPr id="1896494162" name="Picture 1896494162"/>
                     <pic:cNvPicPr/>
                   </pic:nvPicPr>
                   <pic:blipFill>
@@ -13926,7 +13999,7 @@
                   <pic:spPr>
                     <a:xfrm>
                       <a:off x="0" y="0"/>
-                      <a:ext cx="5943600" cy="2913380"/>
+                      <a:ext cx="5943600" cy="3758565"/>
                     </a:xfrm>
                     <a:prstGeom prst="rect">
                       <a:avLst/>
@@ -13950,15 +14023,6 @@
     </w:p>
     <w:p>
       <w:pPr>
-        <w:autoSpaceDE/>
-        <w:autoSpaceDN/>
-        <w:rPr>
-          <w:rFonts w:cs="Times New Roman"/>
-        </w:rPr>
-      </w:pPr>
-    </w:p>
-    <w:p>
-      <w:pPr>
         <w:pStyle w:val="ListParagraph"/>
         <w:numPr>
           <w:ilvl w:val="2"/>
@@ -13982,8 +14046,156 @@
         <w:t>Biểu đồ trạng thái chức năng Nhập trang phục về từ nhà cung cấp</w:t>
       </w:r>
     </w:p>
+    <w:p>
+      <w:pPr>
+        <w:autoSpaceDE/>
+        <w:autoSpaceDN/>
+        <w:rPr>
+          <w:rFonts w:cs="Times New Roman"/>
+        </w:rPr>
+      </w:pPr>
+      <w:r>
+        <w:rPr>
+          <w:rFonts w:cs="Times New Roman"/>
+          <w:noProof/>
+        </w:rPr>
+        <w:drawing>
+          <wp:inline distT="0" distB="0" distL="0" distR="0" wp14:anchorId="29233BD1" wp14:editId="26835874">
+            <wp:extent cx="5943600" cy="2033270"/>
+            <wp:effectExtent l="0" t="0" r="0" b="5080"/>
+            <wp:docPr id="53878584" name="Picture 2"/>
+            <wp:cNvGraphicFramePr>
+              <a:graphicFrameLocks xmlns:a="http://schemas.openxmlformats.org/drawingml/2006/main" noChangeAspect="1"/>
+            </wp:cNvGraphicFramePr>
+            <a:graphic xmlns:a="http://schemas.openxmlformats.org/drawingml/2006/main">
+              <a:graphicData uri="http://schemas.openxmlformats.org/drawingml/2006/picture">
+                <pic:pic xmlns:pic="http://schemas.openxmlformats.org/drawingml/2006/picture">
+                  <pic:nvPicPr>
+                    <pic:cNvPr id="53878584" name="Picture 53878584"/>
+                    <pic:cNvPicPr/>
+                  </pic:nvPicPr>
+                  <pic:blipFill>
+                    <a:blip r:embed="rId25">
+                      <a:extLst>
+                        <a:ext uri="{28A0092B-C50C-407E-A947-70E740481C1C}">
+                          <a14:useLocalDpi xmlns:a14="http://schemas.microsoft.com/office/drawing/2010/main" val="0"/>
+                        </a:ext>
+                      </a:extLst>
+                    </a:blip>
+                    <a:stretch>
+                      <a:fillRect/>
+                    </a:stretch>
+                  </pic:blipFill>
+                  <pic:spPr>
+                    <a:xfrm>
+                      <a:off x="0" y="0"/>
+                      <a:ext cx="5943600" cy="2033270"/>
+                    </a:xfrm>
+                    <a:prstGeom prst="rect">
+                      <a:avLst/>
+                    </a:prstGeom>
+                  </pic:spPr>
+                </pic:pic>
+              </a:graphicData>
+            </a:graphic>
+          </wp:inline>
+        </w:drawing>
+      </w:r>
+    </w:p>
+    <w:p>
+      <w:pPr>
+        <w:autoSpaceDE/>
+        <w:autoSpaceDN/>
+        <w:rPr>
+          <w:rFonts w:cs="Times New Roman"/>
+        </w:rPr>
+      </w:pPr>
+    </w:p>
+    <w:p>
+      <w:pPr>
+        <w:pStyle w:val="ListParagraph"/>
+        <w:numPr>
+          <w:ilvl w:val="2"/>
+          <w:numId w:val="6"/>
+        </w:numPr>
+        <w:autoSpaceDE/>
+        <w:autoSpaceDN/>
+        <w:ind w:left="720"/>
+        <w:rPr>
+          <w:rFonts w:cs="Times New Roman"/>
+          <w:b/>
+          <w:bCs/>
+        </w:rPr>
+      </w:pPr>
+      <w:r>
+        <w:rPr>
+          <w:rFonts w:cs="Times New Roman"/>
+          <w:b/>
+          <w:bCs/>
+        </w:rPr>
+        <w:lastRenderedPageBreak/>
+        <w:t>Biểu đồ trạng thái chức năng Xem thống kê nhà cung cấp theo doanh chi</w:t>
+      </w:r>
+    </w:p>
+    <w:p>
+      <w:pPr>
+        <w:autoSpaceDE/>
+        <w:autoSpaceDN/>
+        <w:jc w:val="center"/>
+        <w:rPr>
+          <w:rFonts w:cs="Times New Roman"/>
+        </w:rPr>
+      </w:pPr>
+      <w:r>
+        <w:rPr>
+          <w:rFonts w:cs="Times New Roman"/>
+          <w:noProof/>
+        </w:rPr>
+        <w:drawing>
+          <wp:inline distT="0" distB="0" distL="0" distR="0" wp14:anchorId="3A5E4BC4" wp14:editId="42E3E41B">
+            <wp:extent cx="4860460" cy="7134045"/>
+            <wp:effectExtent l="0" t="0" r="0" b="0"/>
+            <wp:docPr id="24425436" name="Picture 3"/>
+            <wp:cNvGraphicFramePr>
+              <a:graphicFrameLocks xmlns:a="http://schemas.openxmlformats.org/drawingml/2006/main" noChangeAspect="1"/>
+            </wp:cNvGraphicFramePr>
+            <a:graphic xmlns:a="http://schemas.openxmlformats.org/drawingml/2006/main">
+              <a:graphicData uri="http://schemas.openxmlformats.org/drawingml/2006/picture">
+                <pic:pic xmlns:pic="http://schemas.openxmlformats.org/drawingml/2006/picture">
+                  <pic:nvPicPr>
+                    <pic:cNvPr id="24425436" name="Picture 24425436"/>
+                    <pic:cNvPicPr/>
+                  </pic:nvPicPr>
+                  <pic:blipFill>
+                    <a:blip r:embed="rId26">
+                      <a:extLst>
+                        <a:ext uri="{28A0092B-C50C-407E-A947-70E740481C1C}">
+                          <a14:useLocalDpi xmlns:a14="http://schemas.microsoft.com/office/drawing/2010/main" val="0"/>
+                        </a:ext>
+                      </a:extLst>
+                    </a:blip>
+                    <a:stretch>
+                      <a:fillRect/>
+                    </a:stretch>
+                  </pic:blipFill>
+                  <pic:spPr>
+                    <a:xfrm>
+                      <a:off x="0" y="0"/>
+                      <a:ext cx="4866511" cy="7142927"/>
+                    </a:xfrm>
+                    <a:prstGeom prst="rect">
+                      <a:avLst/>
+                    </a:prstGeom>
+                  </pic:spPr>
+                </pic:pic>
+              </a:graphicData>
+            </a:graphic>
+          </wp:inline>
+        </w:drawing>
+      </w:r>
+    </w:p>
     <w:sectPr>
-      <w:footerReference w:type="default" r:id="rId25"/>
+      <w:footerReference w:type="default" r:id="rId27"/>
       <w:pgSz w:w="12240" w:h="15840"/>
       <w:pgMar w:top="1440" w:right="1440" w:bottom="1440" w:left="1440" w:header="720" w:footer="720" w:gutter="0"/>
       <w:cols w:space="720"/>

--- a/20251/Phân tích thiết kế HTTT/B22DCDT294 - Nguyễn Hoàng Tùng - .docx
+++ b/20251/Phân tích thiết kế HTTT/B22DCDT294 - Nguyễn Hoàng Tùng - .docx
@@ -1171,7 +1171,7 @@
                 <w:i/>
                 <w:iCs/>
               </w:rPr>
-              <w:t>Lấy yêu cầu</w:t>
+              <w:t>Phân tích</w:t>
             </w:r>
           </w:p>
         </w:tc>
@@ -13958,6 +13958,330 @@
     </w:p>
     <w:p>
       <w:pPr>
+        <w:pStyle w:val="ListParagraph"/>
+        <w:numPr>
+          <w:ilvl w:val="0"/>
+          <w:numId w:val="7"/>
+        </w:numPr>
+        <w:autoSpaceDE/>
+        <w:autoSpaceDN/>
+        <w:rPr>
+          <w:rFonts w:cs="Times New Roman"/>
+        </w:rPr>
+      </w:pPr>
+      <w:r>
+        <w:rPr>
+          <w:rFonts w:cs="Times New Roman"/>
+        </w:rPr>
+        <w:t>T</w:t>
+      </w:r>
+      <w:r>
+        <w:rPr>
+          <w:rFonts w:cs="Times New Roman"/>
+        </w:rPr>
+        <w:t>ại</w:t>
+      </w:r>
+      <w:r>
+        <w:rPr>
+          <w:rFonts w:cs="Times New Roman"/>
+        </w:rPr>
+        <w:t xml:space="preserve"> giao diện đăng nhập, nếu đăng nhập thành công thì chuyển sang giao diện quản lý hệ thống.</w:t>
+      </w:r>
+    </w:p>
+    <w:p>
+      <w:pPr>
+        <w:pStyle w:val="ListParagraph"/>
+        <w:numPr>
+          <w:ilvl w:val="0"/>
+          <w:numId w:val="7"/>
+        </w:numPr>
+        <w:autoSpaceDE/>
+        <w:autoSpaceDN/>
+        <w:rPr>
+          <w:rFonts w:cs="Times New Roman"/>
+        </w:rPr>
+      </w:pPr>
+      <w:r>
+        <w:rPr>
+          <w:rFonts w:cs="Times New Roman"/>
+        </w:rPr>
+        <w:t>T</w:t>
+      </w:r>
+      <w:r>
+        <w:rPr>
+          <w:rFonts w:cs="Times New Roman"/>
+        </w:rPr>
+        <w:t>ại</w:t>
+      </w:r>
+      <w:r>
+        <w:rPr>
+          <w:rFonts w:cs="Times New Roman"/>
+        </w:rPr>
+        <w:t xml:space="preserve"> giao diện đăng nhập, nếu đăng nhập thất bại thì chuyển sang thông báo đăng nhập thất bại.</w:t>
+      </w:r>
+    </w:p>
+    <w:p>
+      <w:pPr>
+        <w:pStyle w:val="ListParagraph"/>
+        <w:numPr>
+          <w:ilvl w:val="0"/>
+          <w:numId w:val="7"/>
+        </w:numPr>
+        <w:autoSpaceDE/>
+        <w:autoSpaceDN/>
+        <w:rPr>
+          <w:rFonts w:cs="Times New Roman"/>
+        </w:rPr>
+      </w:pPr>
+      <w:r>
+        <w:rPr>
+          <w:rFonts w:cs="Times New Roman"/>
+        </w:rPr>
+        <w:t>T</w:t>
+      </w:r>
+      <w:r>
+        <w:rPr>
+          <w:rFonts w:cs="Times New Roman"/>
+        </w:rPr>
+        <w:t>ại</w:t>
+      </w:r>
+      <w:r>
+        <w:rPr>
+          <w:rFonts w:cs="Times New Roman"/>
+        </w:rPr>
+        <w:t xml:space="preserve"> thông báo đăng nhập thất bại, nếu nhấn OK thì chuyển sang giao diện đăng nhập.</w:t>
+      </w:r>
+    </w:p>
+    <w:p>
+      <w:pPr>
+        <w:pStyle w:val="ListParagraph"/>
+        <w:numPr>
+          <w:ilvl w:val="0"/>
+          <w:numId w:val="7"/>
+        </w:numPr>
+        <w:autoSpaceDE/>
+        <w:autoSpaceDN/>
+        <w:rPr>
+          <w:rFonts w:cs="Times New Roman"/>
+        </w:rPr>
+      </w:pPr>
+      <w:r>
+        <w:rPr>
+          <w:rFonts w:cs="Times New Roman"/>
+        </w:rPr>
+        <w:t>T</w:t>
+      </w:r>
+      <w:r>
+        <w:rPr>
+          <w:rFonts w:cs="Times New Roman"/>
+        </w:rPr>
+        <w:t>ại</w:t>
+      </w:r>
+      <w:r>
+        <w:rPr>
+          <w:rFonts w:cs="Times New Roman"/>
+        </w:rPr>
+        <w:t xml:space="preserve"> giao diện quản lý hệ thống, nếu chọn chức năng quản lý thông tin nhà cung cấp trang phục được chọn thì chuyển sang giao diện quản lý thông tin nhà cung cấp trang phục.</w:t>
+      </w:r>
+    </w:p>
+    <w:p>
+      <w:pPr>
+        <w:pStyle w:val="ListParagraph"/>
+        <w:numPr>
+          <w:ilvl w:val="0"/>
+          <w:numId w:val="7"/>
+        </w:numPr>
+        <w:autoSpaceDE/>
+        <w:autoSpaceDN/>
+        <w:rPr>
+          <w:rFonts w:cs="Times New Roman"/>
+        </w:rPr>
+      </w:pPr>
+      <w:r>
+        <w:rPr>
+          <w:rFonts w:cs="Times New Roman"/>
+        </w:rPr>
+        <w:t>T</w:t>
+      </w:r>
+      <w:r>
+        <w:rPr>
+          <w:rFonts w:cs="Times New Roman"/>
+        </w:rPr>
+        <w:t>ại</w:t>
+      </w:r>
+      <w:r>
+        <w:rPr>
+          <w:rFonts w:cs="Times New Roman"/>
+        </w:rPr>
+        <w:t xml:space="preserve"> giao diện quản lý thông tin nhà cung cấp trang phục, nếu chọn chức năng thêm mới nhà cung cấp thì chuyển sang giao diện thêm mới nhà cung cấp.</w:t>
+      </w:r>
+    </w:p>
+    <w:p>
+      <w:pPr>
+        <w:pStyle w:val="ListParagraph"/>
+        <w:numPr>
+          <w:ilvl w:val="0"/>
+          <w:numId w:val="7"/>
+        </w:numPr>
+        <w:autoSpaceDE/>
+        <w:autoSpaceDN/>
+        <w:rPr>
+          <w:rFonts w:cs="Times New Roman"/>
+        </w:rPr>
+      </w:pPr>
+      <w:r>
+        <w:rPr>
+          <w:rFonts w:cs="Times New Roman"/>
+        </w:rPr>
+        <w:t>T</w:t>
+      </w:r>
+      <w:r>
+        <w:rPr>
+          <w:rFonts w:cs="Times New Roman"/>
+        </w:rPr>
+        <w:t>ại</w:t>
+      </w:r>
+      <w:r>
+        <w:rPr>
+          <w:rFonts w:cs="Times New Roman"/>
+        </w:rPr>
+        <w:t xml:space="preserve"> giao diện thêm mới nhà cung cấp, nếu </w:t>
+      </w:r>
+      <w:r>
+        <w:rPr>
+          <w:rFonts w:cs="Times New Roman"/>
+        </w:rPr>
+        <w:t>thông tin hợp lệ</w:t>
+      </w:r>
+      <w:r>
+        <w:rPr>
+          <w:rFonts w:cs="Times New Roman"/>
+        </w:rPr>
+        <w:t xml:space="preserve"> thì chuyển sang giao diện quản lý thông tin nhà cung cấp trang phục.</w:t>
+      </w:r>
+    </w:p>
+    <w:p>
+      <w:pPr>
+        <w:pStyle w:val="ListParagraph"/>
+        <w:numPr>
+          <w:ilvl w:val="0"/>
+          <w:numId w:val="7"/>
+        </w:numPr>
+        <w:autoSpaceDE/>
+        <w:autoSpaceDN/>
+        <w:rPr>
+          <w:rFonts w:cs="Times New Roman"/>
+        </w:rPr>
+      </w:pPr>
+      <w:r>
+        <w:rPr>
+          <w:rFonts w:cs="Times New Roman"/>
+        </w:rPr>
+        <w:t>T</w:t>
+      </w:r>
+      <w:r>
+        <w:rPr>
+          <w:rFonts w:cs="Times New Roman"/>
+        </w:rPr>
+        <w:t>ại</w:t>
+      </w:r>
+      <w:r>
+        <w:rPr>
+          <w:rFonts w:cs="Times New Roman"/>
+        </w:rPr>
+        <w:t xml:space="preserve"> giao diện thêm mới nhà cung cấp, nếu </w:t>
+      </w:r>
+      <w:r>
+        <w:rPr>
+          <w:rFonts w:cs="Times New Roman"/>
+        </w:rPr>
+        <w:t>trùng email/ số điện thoại</w:t>
+      </w:r>
+      <w:r>
+        <w:rPr>
+          <w:rFonts w:cs="Times New Roman"/>
+        </w:rPr>
+        <w:t xml:space="preserve"> thì </w:t>
+      </w:r>
+      <w:r>
+        <w:rPr>
+          <w:rFonts w:cs="Times New Roman"/>
+        </w:rPr>
+        <w:t>chuyển sang thông báo trùng email/ số điện thoại.</w:t>
+      </w:r>
+    </w:p>
+    <w:p>
+      <w:pPr>
+        <w:pStyle w:val="ListParagraph"/>
+        <w:numPr>
+          <w:ilvl w:val="0"/>
+          <w:numId w:val="7"/>
+        </w:numPr>
+        <w:autoSpaceDE/>
+        <w:autoSpaceDN/>
+        <w:rPr>
+          <w:rFonts w:cs="Times New Roman"/>
+        </w:rPr>
+      </w:pPr>
+      <w:r>
+        <w:rPr>
+          <w:rFonts w:cs="Times New Roman"/>
+        </w:rPr>
+        <w:t>T</w:t>
+      </w:r>
+      <w:r>
+        <w:rPr>
+          <w:rFonts w:cs="Times New Roman"/>
+        </w:rPr>
+        <w:t>ại</w:t>
+      </w:r>
+      <w:r>
+        <w:rPr>
+          <w:rFonts w:cs="Times New Roman"/>
+        </w:rPr>
+        <w:t xml:space="preserve"> thông báo trùng email/ số điện thoại, nếu nhấn OK thì chuyển sang giao diện thêm mới nhà cung cấp.</w:t>
+      </w:r>
+    </w:p>
+    <w:p>
+      <w:pPr>
+        <w:pStyle w:val="ListParagraph"/>
+        <w:numPr>
+          <w:ilvl w:val="0"/>
+          <w:numId w:val="7"/>
+        </w:numPr>
+        <w:autoSpaceDE/>
+        <w:autoSpaceDN/>
+        <w:rPr>
+          <w:rFonts w:cs="Times New Roman"/>
+        </w:rPr>
+      </w:pPr>
+      <w:r>
+        <w:rPr>
+          <w:rFonts w:cs="Times New Roman"/>
+        </w:rPr>
+        <w:t>T</w:t>
+      </w:r>
+      <w:r>
+        <w:rPr>
+          <w:rFonts w:cs="Times New Roman"/>
+        </w:rPr>
+        <w:t>ại</w:t>
+      </w:r>
+      <w:r>
+        <w:rPr>
+          <w:rFonts w:cs="Times New Roman"/>
+        </w:rPr>
+        <w:t xml:space="preserve"> giao diện quản lý nhà cung cấp, nếu danh sách tìm kiếm nhà cung cấp</w:t>
+      </w:r>
+      <w:r>
+        <w:rPr>
+          <w:rFonts w:cs="Times New Roman"/>
+        </w:rPr>
+        <w:t xml:space="preserve"> không rỗng thì chuyển </w:t>
+      </w:r>
+    </w:p>
+    <w:p>
+      <w:pPr>
         <w:autoSpaceDE/>
         <w:autoSpaceDN/>
         <w:rPr>
@@ -13969,6 +14293,7 @@
           <w:rFonts w:cs="Times New Roman"/>
           <w:noProof/>
         </w:rPr>
+        <w:lastRenderedPageBreak/>
         <w:drawing>
           <wp:inline distT="0" distB="0" distL="0" distR="0" wp14:anchorId="533BAB05" wp14:editId="52A0F15C">
             <wp:extent cx="5943600" cy="3758565"/>
@@ -14060,10 +14385,10 @@
           <w:noProof/>
         </w:rPr>
         <w:drawing>
-          <wp:inline distT="0" distB="0" distL="0" distR="0" wp14:anchorId="29233BD1" wp14:editId="26835874">
-            <wp:extent cx="5943600" cy="2033270"/>
-            <wp:effectExtent l="0" t="0" r="0" b="5080"/>
-            <wp:docPr id="53878584" name="Picture 2"/>
+          <wp:inline distT="0" distB="0" distL="0" distR="0" wp14:anchorId="72CA4DD1" wp14:editId="11A8A129">
+            <wp:extent cx="5943600" cy="2028825"/>
+            <wp:effectExtent l="0" t="0" r="0" b="9525"/>
+            <wp:docPr id="1021718536" name="Picture 2"/>
             <wp:cNvGraphicFramePr>
               <a:graphicFrameLocks xmlns:a="http://schemas.openxmlformats.org/drawingml/2006/main" noChangeAspect="1"/>
             </wp:cNvGraphicFramePr>
@@ -14071,7 +14396,7 @@
               <a:graphicData uri="http://schemas.openxmlformats.org/drawingml/2006/picture">
                 <pic:pic xmlns:pic="http://schemas.openxmlformats.org/drawingml/2006/picture">
                   <pic:nvPicPr>
-                    <pic:cNvPr id="53878584" name="Picture 53878584"/>
+                    <pic:cNvPr id="1021718536" name="Picture 1021718536"/>
                     <pic:cNvPicPr/>
                   </pic:nvPicPr>
                   <pic:blipFill>
@@ -14089,7 +14414,7 @@
                   <pic:spPr>
                     <a:xfrm>
                       <a:off x="0" y="0"/>
-                      <a:ext cx="5943600" cy="2033270"/>
+                      <a:ext cx="5943600" cy="2028825"/>
                     </a:xfrm>
                     <a:prstGeom prst="rect">
                       <a:avLst/>
@@ -14133,24 +14458,24 @@
           <w:b/>
           <w:bCs/>
         </w:rPr>
+        <w:t>Biểu đồ trạng thái chức năng Xem thống kê nhà cung cấp theo doanh chi</w:t>
+      </w:r>
+    </w:p>
+    <w:p>
+      <w:pPr>
+        <w:autoSpaceDE/>
+        <w:autoSpaceDN/>
+        <w:jc w:val="center"/>
+        <w:rPr>
+          <w:rFonts w:cs="Times New Roman"/>
+        </w:rPr>
+      </w:pPr>
+      <w:r>
+        <w:rPr>
+          <w:rFonts w:cs="Times New Roman"/>
+          <w:noProof/>
+        </w:rPr>
         <w:lastRenderedPageBreak/>
-        <w:t>Biểu đồ trạng thái chức năng Xem thống kê nhà cung cấp theo doanh chi</w:t>
-      </w:r>
-    </w:p>
-    <w:p>
-      <w:pPr>
-        <w:autoSpaceDE/>
-        <w:autoSpaceDN/>
-        <w:jc w:val="center"/>
-        <w:rPr>
-          <w:rFonts w:cs="Times New Roman"/>
-        </w:rPr>
-      </w:pPr>
-      <w:r>
-        <w:rPr>
-          <w:rFonts w:cs="Times New Roman"/>
-          <w:noProof/>
-        </w:rPr>
         <w:drawing>
           <wp:inline distT="0" distB="0" distL="0" distR="0" wp14:anchorId="3A5E4BC4" wp14:editId="42E3E41B">
             <wp:extent cx="4860460" cy="7134045"/>
@@ -14193,6 +14518,986 @@
           </wp:inline>
         </w:drawing>
       </w:r>
+    </w:p>
+    <w:p>
+      <w:pPr>
+        <w:pStyle w:val="ListParagraph"/>
+        <w:numPr>
+          <w:ilvl w:val="1"/>
+          <w:numId w:val="6"/>
+        </w:numPr>
+        <w:autoSpaceDE/>
+        <w:autoSpaceDN/>
+        <w:ind w:hanging="720"/>
+        <w:rPr>
+          <w:rFonts w:cs="Times New Roman"/>
+          <w:b/>
+          <w:bCs/>
+        </w:rPr>
+      </w:pPr>
+      <w:r>
+        <w:rPr>
+          <w:rFonts w:cs="Times New Roman"/>
+          <w:b/>
+          <w:bCs/>
+        </w:rPr>
+        <w:t>Biểu đồ lớp thực thể</w:t>
+      </w:r>
+    </w:p>
+    <w:p>
+      <w:pPr>
+        <w:pStyle w:val="ListParagraph"/>
+        <w:numPr>
+          <w:ilvl w:val="2"/>
+          <w:numId w:val="6"/>
+        </w:numPr>
+        <w:autoSpaceDE/>
+        <w:autoSpaceDN/>
+        <w:ind w:left="720"/>
+        <w:rPr>
+          <w:rFonts w:cs="Times New Roman"/>
+          <w:b/>
+          <w:bCs/>
+        </w:rPr>
+      </w:pPr>
+      <w:r>
+        <w:rPr>
+          <w:rFonts w:cs="Times New Roman"/>
+          <w:b/>
+          <w:bCs/>
+        </w:rPr>
+        <w:t>Mô tả hệ thống (thay bằng kịch bản)</w:t>
+      </w:r>
+    </w:p>
+    <w:p>
+      <w:pPr>
+        <w:pStyle w:val="ListParagraph"/>
+        <w:numPr>
+          <w:ilvl w:val="2"/>
+          <w:numId w:val="6"/>
+        </w:numPr>
+        <w:autoSpaceDE/>
+        <w:autoSpaceDN/>
+        <w:ind w:left="720"/>
+        <w:rPr>
+          <w:rFonts w:cs="Times New Roman"/>
+          <w:b/>
+          <w:bCs/>
+        </w:rPr>
+      </w:pPr>
+      <w:r>
+        <w:rPr>
+          <w:rFonts w:cs="Times New Roman"/>
+          <w:b/>
+          <w:bCs/>
+        </w:rPr>
+        <w:lastRenderedPageBreak/>
+        <w:t>Trích xuất và đánh giá các danh từ</w:t>
+      </w:r>
+    </w:p>
+    <w:p>
+      <w:pPr>
+        <w:pStyle w:val="ListParagraph"/>
+        <w:numPr>
+          <w:ilvl w:val="0"/>
+          <w:numId w:val="7"/>
+        </w:numPr>
+        <w:autoSpaceDE/>
+        <w:autoSpaceDN/>
+        <w:rPr>
+          <w:rFonts w:cs="Times New Roman"/>
+        </w:rPr>
+      </w:pPr>
+      <w:r>
+        <w:rPr>
+          <w:rFonts w:cs="Times New Roman"/>
+        </w:rPr>
+        <w:t xml:space="preserve">Các danh từ trừu tượng: giao diện, hệ thống, thông tin, thông báo, nút </w:t>
+      </w:r>
+      <w:r>
+        <w:rPr>
+          <w:rFonts w:cs="Times New Roman"/>
+        </w:rPr>
+        <w:sym w:font="Wingdings" w:char="F0E0"/>
+      </w:r>
+      <w:r>
+        <w:rPr>
+          <w:rFonts w:cs="Times New Roman"/>
+        </w:rPr>
+        <w:t xml:space="preserve"> loại bỏ, quá trừu tượng.</w:t>
+      </w:r>
+    </w:p>
+    <w:p>
+      <w:pPr>
+        <w:pStyle w:val="ListParagraph"/>
+        <w:numPr>
+          <w:ilvl w:val="0"/>
+          <w:numId w:val="7"/>
+        </w:numPr>
+        <w:autoSpaceDE/>
+        <w:autoSpaceDN/>
+        <w:rPr>
+          <w:rFonts w:cs="Times New Roman"/>
+        </w:rPr>
+      </w:pPr>
+      <w:r>
+        <w:rPr>
+          <w:rFonts w:cs="Times New Roman"/>
+        </w:rPr>
+        <w:t>Các danh từ liên quan đến người:</w:t>
+      </w:r>
+    </w:p>
+    <w:p>
+      <w:pPr>
+        <w:pStyle w:val="ListParagraph"/>
+        <w:numPr>
+          <w:ilvl w:val="1"/>
+          <w:numId w:val="7"/>
+        </w:numPr>
+        <w:autoSpaceDE/>
+        <w:autoSpaceDN/>
+        <w:rPr>
+          <w:rFonts w:cs="Times New Roman"/>
+        </w:rPr>
+      </w:pPr>
+      <w:r>
+        <w:rPr>
+          <w:rFonts w:cs="Times New Roman"/>
+        </w:rPr>
+        <w:t xml:space="preserve">Nhân viên </w:t>
+      </w:r>
+      <w:r>
+        <w:rPr>
+          <w:rFonts w:cs="Times New Roman"/>
+        </w:rPr>
+        <w:sym w:font="Wingdings" w:char="F0E0"/>
+      </w:r>
+      <w:r>
+        <w:rPr>
+          <w:rFonts w:cs="Times New Roman"/>
+        </w:rPr>
+        <w:t xml:space="preserve"> lớp </w:t>
+      </w:r>
+      <w:r>
+        <w:rPr>
+          <w:rFonts w:cs="Times New Roman"/>
+        </w:rPr>
+        <w:t>NhanVien</w:t>
+      </w:r>
+      <w:r>
+        <w:rPr>
+          <w:rFonts w:cs="Times New Roman"/>
+        </w:rPr>
+        <w:t>: tên đăng nhập, mật khẩu, họ</w:t>
+      </w:r>
+      <w:r>
+        <w:rPr>
+          <w:rFonts w:cs="Times New Roman"/>
+        </w:rPr>
+        <w:t xml:space="preserve"> </w:t>
+      </w:r>
+      <w:r>
+        <w:rPr>
+          <w:rFonts w:cs="Times New Roman"/>
+        </w:rPr>
+        <w:t>tên, vai trò</w:t>
+      </w:r>
+    </w:p>
+    <w:p>
+      <w:pPr>
+        <w:pStyle w:val="ListParagraph"/>
+        <w:numPr>
+          <w:ilvl w:val="1"/>
+          <w:numId w:val="7"/>
+        </w:numPr>
+        <w:autoSpaceDE/>
+        <w:autoSpaceDN/>
+        <w:rPr>
+          <w:rFonts w:cs="Times New Roman"/>
+        </w:rPr>
+      </w:pPr>
+      <w:r>
+        <w:rPr>
+          <w:rFonts w:cs="Times New Roman"/>
+        </w:rPr>
+        <w:t xml:space="preserve">Quản lý </w:t>
+      </w:r>
+      <w:r>
+        <w:rPr>
+          <w:rFonts w:cs="Times New Roman"/>
+        </w:rPr>
+        <w:sym w:font="Wingdings" w:char="F0E0"/>
+      </w:r>
+      <w:r>
+        <w:rPr>
+          <w:rFonts w:cs="Times New Roman"/>
+        </w:rPr>
+        <w:t xml:space="preserve"> lớp</w:t>
+      </w:r>
+      <w:r>
+        <w:rPr>
+          <w:rFonts w:cs="Times New Roman"/>
+        </w:rPr>
+        <w:t xml:space="preserve"> QuanLy</w:t>
+      </w:r>
+      <w:r>
+        <w:rPr>
+          <w:rFonts w:cs="Times New Roman"/>
+        </w:rPr>
+        <w:t>: kế thừa lớp Nhân viên</w:t>
+      </w:r>
+    </w:p>
+    <w:p>
+      <w:pPr>
+        <w:pStyle w:val="ListParagraph"/>
+        <w:numPr>
+          <w:ilvl w:val="1"/>
+          <w:numId w:val="7"/>
+        </w:numPr>
+        <w:autoSpaceDE/>
+        <w:autoSpaceDN/>
+        <w:rPr>
+          <w:rFonts w:cs="Times New Roman"/>
+        </w:rPr>
+      </w:pPr>
+      <w:r>
+        <w:rPr>
+          <w:rFonts w:cs="Times New Roman"/>
+        </w:rPr>
+        <w:t xml:space="preserve">Nhân viên nhập hàng </w:t>
+      </w:r>
+      <w:r>
+        <w:rPr>
+          <w:rFonts w:cs="Times New Roman"/>
+        </w:rPr>
+        <w:sym w:font="Wingdings" w:char="F0E0"/>
+      </w:r>
+      <w:r>
+        <w:rPr>
+          <w:rFonts w:cs="Times New Roman"/>
+        </w:rPr>
+        <w:t xml:space="preserve"> lớp Nh</w:t>
+      </w:r>
+      <w:r>
+        <w:rPr>
+          <w:rFonts w:cs="Times New Roman"/>
+        </w:rPr>
+        <w:t>anVienNhapHang</w:t>
+      </w:r>
+      <w:r>
+        <w:rPr>
+          <w:rFonts w:cs="Times New Roman"/>
+        </w:rPr>
+        <w:t>: kế thừa lớp nhân viên</w:t>
+      </w:r>
+    </w:p>
+    <w:p>
+      <w:pPr>
+        <w:pStyle w:val="ListParagraph"/>
+        <w:numPr>
+          <w:ilvl w:val="0"/>
+          <w:numId w:val="7"/>
+        </w:numPr>
+        <w:autoSpaceDE/>
+        <w:autoSpaceDN/>
+        <w:rPr>
+          <w:rFonts w:cs="Times New Roman"/>
+        </w:rPr>
+      </w:pPr>
+      <w:r>
+        <w:rPr>
+          <w:rFonts w:cs="Times New Roman"/>
+        </w:rPr>
+        <w:t>Các danh từ liên quan đến vật:</w:t>
+      </w:r>
+    </w:p>
+    <w:p>
+      <w:pPr>
+        <w:pStyle w:val="ListParagraph"/>
+        <w:numPr>
+          <w:ilvl w:val="1"/>
+          <w:numId w:val="7"/>
+        </w:numPr>
+        <w:autoSpaceDE/>
+        <w:autoSpaceDN/>
+        <w:rPr>
+          <w:rFonts w:cs="Times New Roman"/>
+        </w:rPr>
+      </w:pPr>
+      <w:r>
+        <w:rPr>
+          <w:rFonts w:cs="Times New Roman"/>
+        </w:rPr>
+        <w:t xml:space="preserve">Nhà cung cấp </w:t>
+      </w:r>
+      <w:r>
+        <w:rPr>
+          <w:rFonts w:cs="Times New Roman"/>
+        </w:rPr>
+        <w:sym w:font="Wingdings" w:char="F0E0"/>
+      </w:r>
+      <w:r>
+        <w:rPr>
+          <w:rFonts w:cs="Times New Roman"/>
+        </w:rPr>
+        <w:t xml:space="preserve"> lớp </w:t>
+      </w:r>
+      <w:r>
+        <w:rPr>
+          <w:rFonts w:cs="Times New Roman"/>
+        </w:rPr>
+        <w:t>NhaCungCap</w:t>
+      </w:r>
+      <w:r>
+        <w:rPr>
+          <w:rFonts w:cs="Times New Roman"/>
+        </w:rPr>
+        <w:t>: tên, địa chỉ, số điện thoại, email</w:t>
+      </w:r>
+    </w:p>
+    <w:p>
+      <w:pPr>
+        <w:pStyle w:val="ListParagraph"/>
+        <w:numPr>
+          <w:ilvl w:val="1"/>
+          <w:numId w:val="7"/>
+        </w:numPr>
+        <w:autoSpaceDE/>
+        <w:autoSpaceDN/>
+        <w:rPr>
+          <w:rFonts w:cs="Times New Roman"/>
+        </w:rPr>
+      </w:pPr>
+      <w:r>
+        <w:rPr>
+          <w:rFonts w:cs="Times New Roman"/>
+        </w:rPr>
+        <w:t xml:space="preserve">Trang phục </w:t>
+      </w:r>
+      <w:r>
+        <w:rPr>
+          <w:rFonts w:cs="Times New Roman"/>
+        </w:rPr>
+        <w:sym w:font="Wingdings" w:char="F0E0"/>
+      </w:r>
+      <w:r>
+        <w:rPr>
+          <w:rFonts w:cs="Times New Roman"/>
+        </w:rPr>
+        <w:t xml:space="preserve"> lớp </w:t>
+      </w:r>
+      <w:r>
+        <w:rPr>
+          <w:rFonts w:cs="Times New Roman"/>
+        </w:rPr>
+        <w:t>TrangPhuc</w:t>
+      </w:r>
+      <w:r>
+        <w:rPr>
+          <w:rFonts w:cs="Times New Roman"/>
+        </w:rPr>
+        <w:t>: tên, kích cỡ, màu sắc, đơn giá</w:t>
+      </w:r>
+    </w:p>
+    <w:p>
+      <w:pPr>
+        <w:pStyle w:val="ListParagraph"/>
+        <w:numPr>
+          <w:ilvl w:val="1"/>
+          <w:numId w:val="7"/>
+        </w:numPr>
+        <w:autoSpaceDE/>
+        <w:autoSpaceDN/>
+        <w:rPr>
+          <w:rFonts w:cs="Times New Roman"/>
+        </w:rPr>
+      </w:pPr>
+      <w:r>
+        <w:rPr>
+          <w:rFonts w:cs="Times New Roman"/>
+        </w:rPr>
+        <w:t xml:space="preserve">Phiếu nhập </w:t>
+      </w:r>
+      <w:r>
+        <w:rPr>
+          <w:rFonts w:cs="Times New Roman"/>
+        </w:rPr>
+        <w:sym w:font="Wingdings" w:char="F0E0"/>
+      </w:r>
+      <w:r>
+        <w:rPr>
+          <w:rFonts w:cs="Times New Roman"/>
+        </w:rPr>
+        <w:t xml:space="preserve"> lớp </w:t>
+      </w:r>
+      <w:r>
+        <w:rPr>
+          <w:rFonts w:cs="Times New Roman"/>
+        </w:rPr>
+        <w:t>PhieuNhap</w:t>
+      </w:r>
+      <w:r>
+        <w:rPr>
+          <w:rFonts w:cs="Times New Roman"/>
+        </w:rPr>
+        <w:t>: mã phiếu, ngày tạo, người tạo</w:t>
+      </w:r>
+      <w:r>
+        <w:rPr>
+          <w:rFonts w:cs="Times New Roman"/>
+        </w:rPr>
+        <w:t>, nhà cung cấp</w:t>
+      </w:r>
+    </w:p>
+    <w:p>
+      <w:pPr>
+        <w:pStyle w:val="ListParagraph"/>
+        <w:numPr>
+          <w:ilvl w:val="0"/>
+          <w:numId w:val="7"/>
+        </w:numPr>
+        <w:autoSpaceDE/>
+        <w:autoSpaceDN/>
+        <w:rPr>
+          <w:rFonts w:cs="Times New Roman"/>
+        </w:rPr>
+      </w:pPr>
+      <w:r>
+        <w:rPr>
+          <w:rFonts w:cs="Times New Roman"/>
+        </w:rPr>
+        <w:t>Các danh từ thông tin:</w:t>
+      </w:r>
+    </w:p>
+    <w:p>
+      <w:pPr>
+        <w:pStyle w:val="ListParagraph"/>
+        <w:numPr>
+          <w:ilvl w:val="1"/>
+          <w:numId w:val="7"/>
+        </w:numPr>
+        <w:autoSpaceDE/>
+        <w:autoSpaceDN/>
+        <w:rPr>
+          <w:rFonts w:cs="Times New Roman"/>
+        </w:rPr>
+      </w:pPr>
+      <w:r>
+        <w:rPr>
+          <w:rFonts w:cs="Times New Roman"/>
+        </w:rPr>
+        <w:t xml:space="preserve">Mã chiết khấu </w:t>
+      </w:r>
+      <w:r>
+        <w:rPr>
+          <w:rFonts w:cs="Times New Roman"/>
+        </w:rPr>
+        <w:sym w:font="Wingdings" w:char="F0E0"/>
+      </w:r>
+      <w:r>
+        <w:rPr>
+          <w:rFonts w:cs="Times New Roman"/>
+        </w:rPr>
+        <w:t xml:space="preserve"> lớp ChietKhau: mã chiết khấu, sản phẩm áp dụng</w:t>
+      </w:r>
+    </w:p>
+    <w:p>
+      <w:pPr>
+        <w:pStyle w:val="ListParagraph"/>
+        <w:numPr>
+          <w:ilvl w:val="1"/>
+          <w:numId w:val="7"/>
+        </w:numPr>
+        <w:autoSpaceDE/>
+        <w:autoSpaceDN/>
+        <w:rPr>
+          <w:rFonts w:cs="Times New Roman"/>
+        </w:rPr>
+      </w:pPr>
+      <w:r>
+        <w:rPr>
+          <w:rFonts w:cs="Times New Roman"/>
+        </w:rPr>
+        <w:t xml:space="preserve">Thống kê nhà cung cấp theo doanh chi </w:t>
+      </w:r>
+      <w:r>
+        <w:rPr>
+          <w:rFonts w:cs="Times New Roman"/>
+        </w:rPr>
+        <w:sym w:font="Wingdings" w:char="F0E0"/>
+      </w:r>
+      <w:r>
+        <w:rPr>
+          <w:rFonts w:cs="Times New Roman"/>
+        </w:rPr>
+        <w:t xml:space="preserve"> lớp TKDoanhChi</w:t>
+      </w:r>
+    </w:p>
+    <w:p>
+      <w:pPr>
+        <w:pStyle w:val="ListParagraph"/>
+        <w:numPr>
+          <w:ilvl w:val="1"/>
+          <w:numId w:val="7"/>
+        </w:numPr>
+        <w:autoSpaceDE/>
+        <w:autoSpaceDN/>
+        <w:rPr>
+          <w:rFonts w:cs="Times New Roman"/>
+        </w:rPr>
+      </w:pPr>
+      <w:r>
+        <w:rPr>
+          <w:rFonts w:cs="Times New Roman"/>
+        </w:rPr>
+        <w:t xml:space="preserve">Thống kê chi tiết một nhà cung cấp </w:t>
+      </w:r>
+      <w:r>
+        <w:rPr>
+          <w:rFonts w:cs="Times New Roman"/>
+        </w:rPr>
+        <w:sym w:font="Wingdings" w:char="F0E0"/>
+      </w:r>
+      <w:r>
+        <w:rPr>
+          <w:rFonts w:cs="Times New Roman"/>
+        </w:rPr>
+        <w:t xml:space="preserve"> lớp TKNhaCungCap</w:t>
+      </w:r>
+    </w:p>
+    <w:p>
+      <w:pPr>
+        <w:pStyle w:val="ListParagraph"/>
+        <w:numPr>
+          <w:ilvl w:val="1"/>
+          <w:numId w:val="7"/>
+        </w:numPr>
+        <w:autoSpaceDE/>
+        <w:autoSpaceDN/>
+        <w:rPr>
+          <w:rFonts w:cs="Times New Roman"/>
+        </w:rPr>
+      </w:pPr>
+      <w:r>
+        <w:rPr>
+          <w:rFonts w:cs="Times New Roman"/>
+        </w:rPr>
+        <w:t xml:space="preserve">Thống kê phiếu nhập chi tiết </w:t>
+      </w:r>
+      <w:r>
+        <w:rPr>
+          <w:rFonts w:cs="Times New Roman"/>
+        </w:rPr>
+        <w:sym w:font="Wingdings" w:char="F0E0"/>
+      </w:r>
+      <w:r>
+        <w:rPr>
+          <w:rFonts w:cs="Times New Roman"/>
+        </w:rPr>
+        <w:t xml:space="preserve"> lớp TKPhieuNhap</w:t>
+      </w:r>
+    </w:p>
+    <w:p>
+      <w:pPr>
+        <w:pStyle w:val="ListParagraph"/>
+        <w:numPr>
+          <w:ilvl w:val="1"/>
+          <w:numId w:val="7"/>
+        </w:numPr>
+        <w:autoSpaceDE/>
+        <w:autoSpaceDN/>
+        <w:rPr>
+          <w:rFonts w:cs="Times New Roman"/>
+        </w:rPr>
+      </w:pPr>
+      <w:r>
+        <w:rPr>
+          <w:rFonts w:cs="Times New Roman"/>
+        </w:rPr>
+        <w:t xml:space="preserve">Tên đăng nhập/ mật khẩu/ họ tên/ vai trò </w:t>
+      </w:r>
+      <w:r>
+        <w:rPr>
+          <w:rFonts w:cs="Times New Roman"/>
+        </w:rPr>
+        <w:sym w:font="Wingdings" w:char="F0E0"/>
+      </w:r>
+      <w:r>
+        <w:rPr>
+          <w:rFonts w:cs="Times New Roman"/>
+        </w:rPr>
+        <w:t xml:space="preserve"> thuộc tính</w:t>
+      </w:r>
+    </w:p>
+    <w:p>
+      <w:pPr>
+        <w:pStyle w:val="ListParagraph"/>
+        <w:numPr>
+          <w:ilvl w:val="1"/>
+          <w:numId w:val="7"/>
+        </w:numPr>
+        <w:autoSpaceDE/>
+        <w:autoSpaceDN/>
+        <w:rPr>
+          <w:rFonts w:cs="Times New Roman"/>
+        </w:rPr>
+      </w:pPr>
+      <w:r>
+        <w:rPr>
+          <w:rFonts w:cs="Times New Roman"/>
+        </w:rPr>
+        <w:t xml:space="preserve">Tên/ địa chỉ/ số điện thoại/ email </w:t>
+      </w:r>
+      <w:r>
+        <w:rPr>
+          <w:rFonts w:cs="Times New Roman"/>
+        </w:rPr>
+        <w:sym w:font="Wingdings" w:char="F0E0"/>
+      </w:r>
+      <w:r>
+        <w:rPr>
+          <w:rFonts w:cs="Times New Roman"/>
+        </w:rPr>
+        <w:t xml:space="preserve"> thuộc tính</w:t>
+      </w:r>
+    </w:p>
+    <w:p>
+      <w:pPr>
+        <w:pStyle w:val="ListParagraph"/>
+        <w:numPr>
+          <w:ilvl w:val="1"/>
+          <w:numId w:val="7"/>
+        </w:numPr>
+        <w:autoSpaceDE/>
+        <w:autoSpaceDN/>
+        <w:rPr>
+          <w:rFonts w:cs="Times New Roman"/>
+        </w:rPr>
+      </w:pPr>
+      <w:r>
+        <w:rPr>
+          <w:rFonts w:cs="Times New Roman"/>
+        </w:rPr>
+        <w:t xml:space="preserve">Tên/ kích cỡ/ màu sắc/ đơn giá </w:t>
+      </w:r>
+      <w:r>
+        <w:rPr>
+          <w:rFonts w:cs="Times New Roman"/>
+        </w:rPr>
+        <w:sym w:font="Wingdings" w:char="F0E0"/>
+      </w:r>
+      <w:r>
+        <w:rPr>
+          <w:rFonts w:cs="Times New Roman"/>
+        </w:rPr>
+        <w:t xml:space="preserve"> thuộc tính</w:t>
+      </w:r>
+    </w:p>
+    <w:p>
+      <w:pPr>
+        <w:autoSpaceDE/>
+        <w:autoSpaceDN/>
+        <w:rPr>
+          <w:rFonts w:cs="Times New Roman"/>
+        </w:rPr>
+      </w:pPr>
+    </w:p>
+    <w:p>
+      <w:pPr>
+        <w:pStyle w:val="ListParagraph"/>
+        <w:numPr>
+          <w:ilvl w:val="2"/>
+          <w:numId w:val="6"/>
+        </w:numPr>
+        <w:autoSpaceDE/>
+        <w:autoSpaceDN/>
+        <w:ind w:left="720"/>
+        <w:rPr>
+          <w:rFonts w:cs="Times New Roman"/>
+          <w:b/>
+          <w:bCs/>
+        </w:rPr>
+      </w:pPr>
+      <w:r>
+        <w:rPr>
+          <w:rFonts w:cs="Times New Roman"/>
+          <w:b/>
+          <w:bCs/>
+        </w:rPr>
+        <w:t>Quan hệ số lượng giữa các thực thể</w:t>
+      </w:r>
+    </w:p>
+    <w:p>
+      <w:pPr>
+        <w:pStyle w:val="ListParagraph"/>
+        <w:numPr>
+          <w:ilvl w:val="0"/>
+          <w:numId w:val="7"/>
+        </w:numPr>
+        <w:autoSpaceDE/>
+        <w:autoSpaceDN/>
+        <w:rPr>
+          <w:rFonts w:cs="Times New Roman"/>
+        </w:rPr>
+      </w:pPr>
+      <w:r>
+        <w:rPr>
+          <w:rFonts w:cs="Times New Roman"/>
+        </w:rPr>
+        <w:t xml:space="preserve">Mỗi NhaCungCap có nhiều TrangPhuc, mỗi TrangPhuc thuộc về một NhaCungCap </w:t>
+      </w:r>
+      <w:r>
+        <w:rPr>
+          <w:rFonts w:cs="Times New Roman"/>
+        </w:rPr>
+        <w:sym w:font="Wingdings" w:char="F0E0"/>
+      </w:r>
+      <w:r>
+        <w:rPr>
+          <w:rFonts w:cs="Times New Roman"/>
+        </w:rPr>
+        <w:t xml:space="preserve"> quan hệ NhaCungCap – TrangPhuc là 1-n.</w:t>
+      </w:r>
+    </w:p>
+    <w:p>
+      <w:pPr>
+        <w:pStyle w:val="ListParagraph"/>
+        <w:numPr>
+          <w:ilvl w:val="0"/>
+          <w:numId w:val="7"/>
+        </w:numPr>
+        <w:autoSpaceDE/>
+        <w:autoSpaceDN/>
+        <w:rPr>
+          <w:rFonts w:cs="Times New Roman"/>
+        </w:rPr>
+      </w:pPr>
+      <w:r>
+        <w:rPr>
+          <w:rFonts w:cs="Times New Roman"/>
+        </w:rPr>
+        <w:lastRenderedPageBreak/>
+        <w:t xml:space="preserve">Mỗi NhanVien có nhiều PhieuNhap, mỗi PhieuNhap thuộc về một NhanVien </w:t>
+      </w:r>
+      <w:r>
+        <w:rPr>
+          <w:rFonts w:cs="Times New Roman"/>
+        </w:rPr>
+        <w:sym w:font="Wingdings" w:char="F0E0"/>
+      </w:r>
+      <w:r>
+        <w:rPr>
+          <w:rFonts w:cs="Times New Roman"/>
+        </w:rPr>
+        <w:t xml:space="preserve"> quan hệ NhanVien – PhieuNhap là 1-n.</w:t>
+      </w:r>
+    </w:p>
+    <w:p>
+      <w:pPr>
+        <w:pStyle w:val="ListParagraph"/>
+        <w:numPr>
+          <w:ilvl w:val="0"/>
+          <w:numId w:val="7"/>
+        </w:numPr>
+        <w:autoSpaceDE/>
+        <w:autoSpaceDN/>
+        <w:rPr>
+          <w:rFonts w:cs="Times New Roman"/>
+        </w:rPr>
+      </w:pPr>
+      <w:r>
+        <w:rPr>
+          <w:rFonts w:cs="Times New Roman"/>
+        </w:rPr>
+        <w:t xml:space="preserve">Mỗi NhaCungCap có nhiều PhieuNhap, mỗi PhieuNhap thuộc về một NhaCungCap </w:t>
+      </w:r>
+      <w:r>
+        <w:rPr>
+          <w:rFonts w:cs="Times New Roman"/>
+        </w:rPr>
+        <w:sym w:font="Wingdings" w:char="F0E0"/>
+      </w:r>
+      <w:r>
+        <w:rPr>
+          <w:rFonts w:cs="Times New Roman"/>
+        </w:rPr>
+        <w:t xml:space="preserve"> quan hệ NhaCungCap – PhieuNhap là 1-n.</w:t>
+      </w:r>
+    </w:p>
+    <w:p>
+      <w:pPr>
+        <w:pStyle w:val="ListParagraph"/>
+        <w:numPr>
+          <w:ilvl w:val="0"/>
+          <w:numId w:val="7"/>
+        </w:numPr>
+        <w:autoSpaceDE/>
+        <w:autoSpaceDN/>
+        <w:rPr>
+          <w:rFonts w:cs="Times New Roman"/>
+        </w:rPr>
+      </w:pPr>
+      <w:r>
+        <w:rPr>
+          <w:rFonts w:cs="Times New Roman"/>
+        </w:rPr>
+        <w:t xml:space="preserve">Mỗi PhieuNhap có nhiều TrangPhuc, mỗi TrangPhuc có thể thuộc về nhiều PhieuNhap </w:t>
+      </w:r>
+      <w:r>
+        <w:rPr>
+          <w:rFonts w:cs="Times New Roman"/>
+        </w:rPr>
+        <w:sym w:font="Wingdings" w:char="F0E0"/>
+      </w:r>
+      <w:r>
+        <w:rPr>
+          <w:rFonts w:cs="Times New Roman"/>
+        </w:rPr>
+        <w:t xml:space="preserve"> </w:t>
+      </w:r>
+      <w:r>
+        <w:rPr>
+          <w:rFonts w:cs="Times New Roman"/>
+        </w:rPr>
+        <w:t>tạo lớp TrangPhucTrongPhieuNhap từ lớp PhieuNhap và lớp TrangPhuc.</w:t>
+      </w:r>
+    </w:p>
+    <w:p>
+      <w:pPr>
+        <w:pStyle w:val="ListParagraph"/>
+        <w:numPr>
+          <w:ilvl w:val="0"/>
+          <w:numId w:val="7"/>
+        </w:numPr>
+        <w:autoSpaceDE/>
+        <w:autoSpaceDN/>
+        <w:rPr>
+          <w:rFonts w:cs="Times New Roman"/>
+        </w:rPr>
+      </w:pPr>
+      <w:r>
+        <w:rPr>
+          <w:rFonts w:cs="Times New Roman"/>
+        </w:rPr>
+        <w:t xml:space="preserve">Mỗi PhieuNhap có một ChietKhau, mỗi ChietKhau có thể thuộc về nhiều PhieuNhap </w:t>
+      </w:r>
+      <w:r>
+        <w:rPr>
+          <w:rFonts w:cs="Times New Roman"/>
+        </w:rPr>
+        <w:sym w:font="Wingdings" w:char="F0E0"/>
+      </w:r>
+      <w:r>
+        <w:rPr>
+          <w:rFonts w:cs="Times New Roman"/>
+        </w:rPr>
+        <w:t xml:space="preserve"> quan hệ ChietKhau – PhieuNhap là 1-n.</w:t>
+      </w:r>
+    </w:p>
+    <w:p>
+      <w:pPr>
+        <w:pStyle w:val="ListParagraph"/>
+        <w:numPr>
+          <w:ilvl w:val="0"/>
+          <w:numId w:val="7"/>
+        </w:numPr>
+        <w:autoSpaceDE/>
+        <w:autoSpaceDN/>
+        <w:rPr>
+          <w:rFonts w:cs="Times New Roman"/>
+        </w:rPr>
+      </w:pPr>
+      <w:r>
+        <w:rPr>
+          <w:rFonts w:cs="Times New Roman"/>
+        </w:rPr>
+        <w:t>Mỗi TrangPhuc có t</w:t>
+      </w:r>
+      <w:r>
+        <w:rPr>
+          <w:rFonts w:cs="Times New Roman"/>
+        </w:rPr>
+        <w:t xml:space="preserve">hể có một </w:t>
+      </w:r>
+      <w:r>
+        <w:rPr>
+          <w:rFonts w:cs="Times New Roman"/>
+        </w:rPr>
+        <w:t xml:space="preserve">ChietKhau, mỗi ChietKhau có thể thuộc về một TrangPhuc </w:t>
+      </w:r>
+      <w:r>
+        <w:rPr>
+          <w:rFonts w:cs="Times New Roman"/>
+        </w:rPr>
+        <w:sym w:font="Wingdings" w:char="F0E0"/>
+      </w:r>
+      <w:r>
+        <w:rPr>
+          <w:rFonts w:cs="Times New Roman"/>
+        </w:rPr>
+        <w:t xml:space="preserve"> quan hệ TrangPhuc – PhieuNhap là 1-</w:t>
+      </w:r>
+      <w:r>
+        <w:rPr>
+          <w:rFonts w:cs="Times New Roman"/>
+        </w:rPr>
+        <w:t>1</w:t>
+      </w:r>
+      <w:r>
+        <w:rPr>
+          <w:rFonts w:cs="Times New Roman"/>
+        </w:rPr>
+        <w:t>.</w:t>
+      </w:r>
+    </w:p>
+    <w:p>
+      <w:pPr>
+        <w:autoSpaceDE/>
+        <w:autoSpaceDN/>
+        <w:ind w:left="360"/>
+        <w:rPr>
+          <w:rFonts w:cs="Times New Roman"/>
+        </w:rPr>
+      </w:pPr>
+    </w:p>
+    <w:p>
+      <w:pPr>
+        <w:pStyle w:val="ListParagraph"/>
+        <w:numPr>
+          <w:ilvl w:val="2"/>
+          <w:numId w:val="6"/>
+        </w:numPr>
+        <w:autoSpaceDE/>
+        <w:autoSpaceDN/>
+        <w:ind w:left="720"/>
+        <w:rPr>
+          <w:rFonts w:cs="Times New Roman"/>
+          <w:b/>
+          <w:bCs/>
+        </w:rPr>
+      </w:pPr>
+      <w:r>
+        <w:rPr>
+          <w:rFonts w:cs="Times New Roman"/>
+          <w:b/>
+          <w:bCs/>
+        </w:rPr>
+        <w:t>Quan hệ đối tượng giữa các thực thể</w:t>
+      </w:r>
+    </w:p>
+    <w:p>
+      <w:pPr>
+        <w:pStyle w:val="ListParagraph"/>
+        <w:numPr>
+          <w:ilvl w:val="0"/>
+          <w:numId w:val="7"/>
+        </w:numPr>
+        <w:autoSpaceDE/>
+        <w:autoSpaceDN/>
+        <w:rPr>
+          <w:rFonts w:cs="Times New Roman"/>
+        </w:rPr>
+      </w:pPr>
     </w:p>
     <w:sectPr>
       <w:footerReference w:type="default" r:id="rId27"/>

--- a/20251/Phân tích thiết kế HTTT/B22DCDT294 - Nguyễn Hoàng Tùng - .docx
+++ b/20251/Phân tích thiết kế HTTT/B22DCDT294 - Nguyễn Hoàng Tùng - .docx
@@ -13887,9 +13887,14 @@
     </w:p>
     <w:p>
       <w:pPr>
-        <w:autoSpaceDE/>
-        <w:autoSpaceDN/>
-        <w:spacing w:line="240" w:lineRule="auto"/>
+        <w:pStyle w:val="ListParagraph"/>
+        <w:numPr>
+          <w:ilvl w:val="1"/>
+          <w:numId w:val="6"/>
+        </w:numPr>
+        <w:autoSpaceDE/>
+        <w:autoSpaceDN/>
+        <w:ind w:hanging="720"/>
         <w:rPr>
           <w:rFonts w:cs="Times New Roman"/>
           <w:b/>
@@ -13902,19 +13907,19 @@
           <w:b/>
           <w:bCs/>
         </w:rPr>
-        <w:br w:type="page"/>
-      </w:r>
-    </w:p>
-    <w:p>
-      <w:pPr>
-        <w:pStyle w:val="ListParagraph"/>
-        <w:numPr>
-          <w:ilvl w:val="1"/>
+        <w:t>Biểu đồ trạng thái</w:t>
+      </w:r>
+    </w:p>
+    <w:p>
+      <w:pPr>
+        <w:pStyle w:val="ListParagraph"/>
+        <w:numPr>
+          <w:ilvl w:val="2"/>
           <w:numId w:val="6"/>
         </w:numPr>
         <w:autoSpaceDE/>
         <w:autoSpaceDN/>
-        <w:ind w:hanging="720"/>
+        <w:ind w:left="720"/>
         <w:rPr>
           <w:rFonts w:cs="Times New Roman"/>
           <w:b/>
@@ -13927,32 +13932,6 @@
           <w:b/>
           <w:bCs/>
         </w:rPr>
-        <w:lastRenderedPageBreak/>
-        <w:t>Biểu đồ trạng thái</w:t>
-      </w:r>
-    </w:p>
-    <w:p>
-      <w:pPr>
-        <w:pStyle w:val="ListParagraph"/>
-        <w:numPr>
-          <w:ilvl w:val="2"/>
-          <w:numId w:val="6"/>
-        </w:numPr>
-        <w:autoSpaceDE/>
-        <w:autoSpaceDN/>
-        <w:ind w:left="720"/>
-        <w:rPr>
-          <w:rFonts w:cs="Times New Roman"/>
-          <w:b/>
-          <w:bCs/>
-        </w:rPr>
-      </w:pPr>
-      <w:r>
-        <w:rPr>
-          <w:rFonts w:cs="Times New Roman"/>
-          <w:b/>
-          <w:bCs/>
-        </w:rPr>
         <w:t>Biểu đồ trạng thái chức năng Quản lý thông tin nhà cung cấp trang phục</w:t>
       </w:r>
     </w:p>
@@ -13985,7 +13964,49 @@
         <w:rPr>
           <w:rFonts w:cs="Times New Roman"/>
         </w:rPr>
-        <w:t xml:space="preserve"> giao diện đăng nhập, nếu đăng nhập thành công thì chuyển sang giao diện quản lý hệ thống.</w:t>
+        <w:t xml:space="preserve"> giao diện đăng nhập, </w:t>
+      </w:r>
+      <w:r>
+        <w:rPr>
+          <w:rFonts w:cs="Times New Roman"/>
+        </w:rPr>
+        <w:t>quản lý nhập thông tin đăng nhập. Hệ thống kiểm tra thông tin đăng nhập: nếu thành công thì chuyển sang giao diện quản lý hệ thống</w:t>
+      </w:r>
+      <w:r>
+        <w:rPr>
+          <w:rFonts w:cs="Times New Roman"/>
+        </w:rPr>
+        <w:t xml:space="preserve">; </w:t>
+      </w:r>
+      <w:r>
+        <w:rPr>
+          <w:rFonts w:cs="Times New Roman"/>
+        </w:rPr>
+        <w:t>nếu thất bại thì hiển thị thông báo đăng nhập thất bại</w:t>
+      </w:r>
+      <w:r>
+        <w:rPr>
+          <w:rFonts w:cs="Times New Roman"/>
+        </w:rPr>
+        <w:t>, n</w:t>
+      </w:r>
+      <w:r>
+        <w:rPr>
+          <w:rFonts w:cs="Times New Roman"/>
+        </w:rPr>
+        <w:t>hấn OK</w:t>
+      </w:r>
+      <w:r>
+        <w:rPr>
+          <w:rFonts w:cs="Times New Roman"/>
+        </w:rPr>
+        <w:t xml:space="preserve"> thì quay lại giao diện đăng nhập.</w:t>
+      </w:r>
+      <w:r>
+        <w:rPr>
+          <w:rFonts w:cs="Times New Roman"/>
+        </w:rPr>
+        <w:t xml:space="preserve"> </w:t>
       </w:r>
     </w:p>
     <w:p>
@@ -14017,7 +14038,7 @@
         <w:rPr>
           <w:rFonts w:cs="Times New Roman"/>
         </w:rPr>
-        <w:t xml:space="preserve"> giao diện đăng nhập, nếu đăng nhập thất bại thì chuyển sang thông báo đăng nhập thất bại.</w:t>
+        <w:t xml:space="preserve"> giao diện quản lý hệ thống, nếu chọn chức năng quản lý thông tin nhà cung cấp trang phục thì chuyển sang giao diện quản lý thông tin nhà cung cấp trang phục.</w:t>
       </w:r>
     </w:p>
     <w:p>
@@ -14037,6 +14058,7 @@
         <w:rPr>
           <w:rFonts w:cs="Times New Roman"/>
         </w:rPr>
+        <w:lastRenderedPageBreak/>
         <w:t>T</w:t>
       </w:r>
       <w:r>
@@ -14049,7 +14071,7 @@
         <w:rPr>
           <w:rFonts w:cs="Times New Roman"/>
         </w:rPr>
-        <w:t xml:space="preserve"> thông báo đăng nhập thất bại, nếu nhấn OK thì chuyển sang giao diện đăng nhập.</w:t>
+        <w:t xml:space="preserve"> giao diện quản lý thông tin nhà cung cấp trang phục, nếu chọn chức năng thêm mới nhà cung cấp thì chuyển sang giao diện thêm mới nhà cung cấp.</w:t>
       </w:r>
     </w:p>
     <w:p>
@@ -14081,7 +14103,55 @@
         <w:rPr>
           <w:rFonts w:cs="Times New Roman"/>
         </w:rPr>
-        <w:t xml:space="preserve"> giao diện quản lý hệ thống, nếu chọn chức năng quản lý thông tin nhà cung cấp trang phục được chọn thì chuyển sang giao diện quản lý thông tin nhà cung cấp trang phục.</w:t>
+        <w:t xml:space="preserve"> giao diện thêm mới nhà cung cấp, </w:t>
+      </w:r>
+      <w:r>
+        <w:rPr>
+          <w:rFonts w:cs="Times New Roman"/>
+        </w:rPr>
+        <w:t xml:space="preserve">quản lý nhập thông tin và lưu. Hệ thống kiểm tra thông tin nhà cung cấp: </w:t>
+      </w:r>
+      <w:r>
+        <w:rPr>
+          <w:rFonts w:cs="Times New Roman"/>
+        </w:rPr>
+        <w:t xml:space="preserve">nếu </w:t>
+      </w:r>
+      <w:r>
+        <w:rPr>
+          <w:rFonts w:cs="Times New Roman"/>
+        </w:rPr>
+        <w:t>thông tin hợp lệ</w:t>
+      </w:r>
+      <w:r>
+        <w:rPr>
+          <w:rFonts w:cs="Times New Roman"/>
+        </w:rPr>
+        <w:t xml:space="preserve"> thì </w:t>
+      </w:r>
+      <w:r>
+        <w:rPr>
+          <w:rFonts w:cs="Times New Roman"/>
+        </w:rPr>
+        <w:t xml:space="preserve">hiển thị thông báo thêm thành công, nhấn OK thì </w:t>
+      </w:r>
+      <w:r>
+        <w:rPr>
+          <w:rFonts w:cs="Times New Roman"/>
+        </w:rPr>
+        <w:t>chuyển sang giao diện quản lý thông tin nhà cung cấp trang phục</w:t>
+      </w:r>
+      <w:r>
+        <w:rPr>
+          <w:rFonts w:cs="Times New Roman"/>
+        </w:rPr>
+        <w:t>; nếu trùng thông tin thì hiển thị thông báo trùng email/ số điện thoại, nhấn OK thì quay lại giao diện thêm mới nhà cung cấp</w:t>
+      </w:r>
+      <w:r>
+        <w:rPr>
+          <w:rFonts w:cs="Times New Roman"/>
+        </w:rPr>
+        <w:t>.</w:t>
       </w:r>
     </w:p>
     <w:p>
@@ -14113,7 +14183,31 @@
         <w:rPr>
           <w:rFonts w:cs="Times New Roman"/>
         </w:rPr>
-        <w:t xml:space="preserve"> giao diện quản lý thông tin nhà cung cấp trang phục, nếu chọn chức năng thêm mới nhà cung cấp thì chuyển sang giao diện thêm mới nhà cung cấp.</w:t>
+        <w:t xml:space="preserve"> giao diện quản lý nhà cung cấp, </w:t>
+      </w:r>
+      <w:r>
+        <w:rPr>
+          <w:rFonts w:cs="Times New Roman"/>
+        </w:rPr>
+        <w:t xml:space="preserve">quản lý nhập từ khóa và tìm kiếm. Hệ thống tìm kiếm danh sách nhà cung cấp thỏa mãn truy vấn: </w:t>
+      </w:r>
+      <w:r>
+        <w:rPr>
+          <w:rFonts w:cs="Times New Roman"/>
+        </w:rPr>
+        <w:t xml:space="preserve">nếu danh sách </w:t>
+      </w:r>
+      <w:r>
+        <w:rPr>
+          <w:rFonts w:cs="Times New Roman"/>
+        </w:rPr>
+        <w:t>không rỗng thì c</w:t>
+      </w:r>
+      <w:r>
+        <w:rPr>
+          <w:rFonts w:cs="Times New Roman"/>
+        </w:rPr>
+        <w:t>ập nhật lại giao diện quản lý thông tin nhà cung cấp trang phục; nếu danh sách rỗng thì hiển thị thông báo không có nhà cung cấp nào thỏa mãn truy vấn, nhấn OK thì quay lại giao diện quản lý thông tin nhà cung cấp.</w:t>
       </w:r>
     </w:p>
     <w:p>
@@ -14133,31 +14227,7 @@
         <w:rPr>
           <w:rFonts w:cs="Times New Roman"/>
         </w:rPr>
-        <w:t>T</w:t>
-      </w:r>
-      <w:r>
-        <w:rPr>
-          <w:rFonts w:cs="Times New Roman"/>
-        </w:rPr>
-        <w:t>ại</w:t>
-      </w:r>
-      <w:r>
-        <w:rPr>
-          <w:rFonts w:cs="Times New Roman"/>
-        </w:rPr>
-        <w:t xml:space="preserve"> giao diện thêm mới nhà cung cấp, nếu </w:t>
-      </w:r>
-      <w:r>
-        <w:rPr>
-          <w:rFonts w:cs="Times New Roman"/>
-        </w:rPr>
-        <w:t>thông tin hợp lệ</w:t>
-      </w:r>
-      <w:r>
-        <w:rPr>
-          <w:rFonts w:cs="Times New Roman"/>
-        </w:rPr>
-        <w:t xml:space="preserve"> thì chuyển sang giao diện quản lý thông tin nhà cung cấp trang phục.</w:t>
+        <w:t>Tại giao diện quản lý nhà cung cấp, nếu chọn sửa một nhà cung cấp thì chuyển sang giao diện chỉnh sửa thông tin nhà cung cấp hiện có.</w:t>
       </w:r>
     </w:p>
     <w:p>
@@ -14177,37 +14247,25 @@
         <w:rPr>
           <w:rFonts w:cs="Times New Roman"/>
         </w:rPr>
-        <w:t>T</w:t>
-      </w:r>
-      <w:r>
-        <w:rPr>
-          <w:rFonts w:cs="Times New Roman"/>
-        </w:rPr>
-        <w:t>ại</w:t>
-      </w:r>
-      <w:r>
-        <w:rPr>
-          <w:rFonts w:cs="Times New Roman"/>
-        </w:rPr>
-        <w:t xml:space="preserve"> giao diện thêm mới nhà cung cấp, nếu </w:t>
-      </w:r>
-      <w:r>
-        <w:rPr>
-          <w:rFonts w:cs="Times New Roman"/>
-        </w:rPr>
-        <w:t>trùng email/ số điện thoại</w:t>
-      </w:r>
-      <w:r>
-        <w:rPr>
-          <w:rFonts w:cs="Times New Roman"/>
-        </w:rPr>
-        <w:t xml:space="preserve"> thì </w:t>
-      </w:r>
-      <w:r>
-        <w:rPr>
-          <w:rFonts w:cs="Times New Roman"/>
-        </w:rPr>
-        <w:t>chuyển sang thông báo trùng email/ số điện thoại.</w:t>
+        <w:t xml:space="preserve">Tại giao diện chỉnh sửa thông tin nhà cung cấp hiện có, quản lý sửa thông tin và lưu. </w:t>
+      </w:r>
+      <w:r>
+        <w:rPr>
+          <w:rFonts w:cs="Times New Roman"/>
+        </w:rPr>
+        <w:t xml:space="preserve">Hệ thống kiểm tra thông tin nhà cung cấp: nếu thông tin hợp lệ thì hiển thị thông báo </w:t>
+      </w:r>
+      <w:r>
+        <w:rPr>
+          <w:rFonts w:cs="Times New Roman"/>
+        </w:rPr>
+        <w:t>chỉnh sửa</w:t>
+      </w:r>
+      <w:r>
+        <w:rPr>
+          <w:rFonts w:cs="Times New Roman"/>
+        </w:rPr>
+        <w:t xml:space="preserve"> thành công, nhấn OK thì chuyển sang giao diện quản lý thông tin nhà cung cấp trang phục; nếu trùng thông tin thì hiển thị thông báo trùng email/ số điện thoại, nhấn OK thì quay lại giao diện chỉnh sửa thông tin nhà cung cấp hiện có.</w:t>
       </w:r>
     </w:p>
     <w:p>
@@ -14227,19 +14285,31 @@
         <w:rPr>
           <w:rFonts w:cs="Times New Roman"/>
         </w:rPr>
-        <w:t>T</w:t>
-      </w:r>
-      <w:r>
-        <w:rPr>
-          <w:rFonts w:cs="Times New Roman"/>
-        </w:rPr>
-        <w:t>ại</w:t>
-      </w:r>
-      <w:r>
-        <w:rPr>
-          <w:rFonts w:cs="Times New Roman"/>
-        </w:rPr>
-        <w:t xml:space="preserve"> thông báo trùng email/ số điện thoại, nếu nhấn OK thì chuyển sang giao diện thêm mới nhà cung cấp.</w:t>
+        <w:t xml:space="preserve">Tại giao diện quản lý nhà cung cấp, nếu chọn </w:t>
+      </w:r>
+      <w:r>
+        <w:rPr>
+          <w:rFonts w:cs="Times New Roman"/>
+        </w:rPr>
+        <w:t>xóa</w:t>
+      </w:r>
+      <w:r>
+        <w:rPr>
+          <w:rFonts w:cs="Times New Roman"/>
+        </w:rPr>
+        <w:t xml:space="preserve"> một nhà cung cấp thì chuyển sang giao diện </w:t>
+      </w:r>
+      <w:r>
+        <w:rPr>
+          <w:rFonts w:cs="Times New Roman"/>
+        </w:rPr>
+        <w:t>xóa</w:t>
+      </w:r>
+      <w:r>
+        <w:rPr>
+          <w:rFonts w:cs="Times New Roman"/>
+        </w:rPr>
+        <w:t xml:space="preserve"> nhà cung cấp hiện có.</w:t>
       </w:r>
     </w:p>
     <w:p>
@@ -14259,25 +14329,8 @@
         <w:rPr>
           <w:rFonts w:cs="Times New Roman"/>
         </w:rPr>
-        <w:t>T</w:t>
-      </w:r>
-      <w:r>
-        <w:rPr>
-          <w:rFonts w:cs="Times New Roman"/>
-        </w:rPr>
-        <w:t>ại</w:t>
-      </w:r>
-      <w:r>
-        <w:rPr>
-          <w:rFonts w:cs="Times New Roman"/>
-        </w:rPr>
-        <w:t xml:space="preserve"> giao diện quản lý nhà cung cấp, nếu danh sách tìm kiếm nhà cung cấp</w:t>
-      </w:r>
-      <w:r>
-        <w:rPr>
-          <w:rFonts w:cs="Times New Roman"/>
-        </w:rPr>
-        <w:t xml:space="preserve"> không rỗng thì chuyển </w:t>
+        <w:lastRenderedPageBreak/>
+        <w:t>Tại giao diện xóa một nhà cung cấp hiện có, nếu chọn xác nhận xóa thì hiển thị thông báo xóa thành công. Nhấn OK thì chuyển sang giao diện quản lý nhà cung cấp trang phục.</w:t>
       </w:r>
     </w:p>
     <w:p>
@@ -14293,12 +14346,11 @@
           <w:rFonts w:cs="Times New Roman"/>
           <w:noProof/>
         </w:rPr>
-        <w:lastRenderedPageBreak/>
         <w:drawing>
-          <wp:inline distT="0" distB="0" distL="0" distR="0" wp14:anchorId="533BAB05" wp14:editId="52A0F15C">
+          <wp:inline distT="0" distB="0" distL="0" distR="0" wp14:anchorId="07EBB23A" wp14:editId="25FA54F3">
             <wp:extent cx="5943600" cy="3758565"/>
             <wp:effectExtent l="0" t="0" r="0" b="0"/>
-            <wp:docPr id="1896494162" name="Picture 1"/>
+            <wp:docPr id="489727238" name="Picture 1"/>
             <wp:cNvGraphicFramePr>
               <a:graphicFrameLocks xmlns:a="http://schemas.openxmlformats.org/drawingml/2006/main" noChangeAspect="1"/>
             </wp:cNvGraphicFramePr>
@@ -14306,7 +14358,7 @@
               <a:graphicData uri="http://schemas.openxmlformats.org/drawingml/2006/picture">
                 <pic:pic xmlns:pic="http://schemas.openxmlformats.org/drawingml/2006/picture">
                   <pic:nvPicPr>
-                    <pic:cNvPr id="1896494162" name="Picture 1896494162"/>
+                    <pic:cNvPr id="489727238" name="Picture 489727238"/>
                     <pic:cNvPicPr/>
                   </pic:nvPicPr>
                   <pic:blipFill>
@@ -14373,22 +14425,187 @@
     </w:p>
     <w:p>
       <w:pPr>
-        <w:autoSpaceDE/>
-        <w:autoSpaceDN/>
-        <w:rPr>
-          <w:rFonts w:cs="Times New Roman"/>
-        </w:rPr>
-      </w:pPr>
-      <w:r>
-        <w:rPr>
-          <w:rFonts w:cs="Times New Roman"/>
+        <w:pStyle w:val="ListParagraph"/>
+        <w:numPr>
+          <w:ilvl w:val="0"/>
+          <w:numId w:val="7"/>
+        </w:numPr>
+        <w:autoSpaceDE/>
+        <w:autoSpaceDN/>
+        <w:rPr>
+          <w:rFonts w:cs="Times New Roman"/>
+        </w:rPr>
+      </w:pPr>
+      <w:r>
+        <w:rPr>
+          <w:rFonts w:cs="Times New Roman"/>
+        </w:rPr>
+        <w:t xml:space="preserve">Tại giao diện đăng nhập, quản lý nhập thông tin đăng nhập. Hệ thống kiểm tra thông tin đăng nhập: nếu thành công thì chuyển sang giao diện quản lý hệ thống; nếu thất bại thì hiển thị thông báo đăng nhập thất bại, nhấn OK thì quay lại giao diện đăng nhập. </w:t>
+      </w:r>
+    </w:p>
+    <w:p>
+      <w:pPr>
+        <w:pStyle w:val="ListParagraph"/>
+        <w:numPr>
+          <w:ilvl w:val="0"/>
+          <w:numId w:val="7"/>
+        </w:numPr>
+        <w:autoSpaceDE/>
+        <w:autoSpaceDN/>
+        <w:rPr>
+          <w:rFonts w:cs="Times New Roman"/>
+        </w:rPr>
+      </w:pPr>
+      <w:r>
+        <w:rPr>
+          <w:rFonts w:cs="Times New Roman"/>
+        </w:rPr>
+        <w:t xml:space="preserve">Tại giao diện quản lý hệ thống, nếu chọn chức năng </w:t>
+      </w:r>
+      <w:r>
+        <w:rPr>
+          <w:rFonts w:cs="Times New Roman"/>
+        </w:rPr>
+        <w:t>nhập trang phục về từ nhà cung cấp</w:t>
+      </w:r>
+      <w:r>
+        <w:rPr>
+          <w:rFonts w:cs="Times New Roman"/>
+        </w:rPr>
+        <w:t xml:space="preserve"> thì chuyển sang giao diện nhập trang phục về từ nhà cung cấp.</w:t>
+      </w:r>
+    </w:p>
+    <w:p>
+      <w:pPr>
+        <w:pStyle w:val="ListParagraph"/>
+        <w:numPr>
+          <w:ilvl w:val="0"/>
+          <w:numId w:val="7"/>
+        </w:numPr>
+        <w:autoSpaceDE/>
+        <w:autoSpaceDN/>
+        <w:rPr>
+          <w:rFonts w:cs="Times New Roman"/>
+        </w:rPr>
+      </w:pPr>
+      <w:r>
+        <w:rPr>
+          <w:rFonts w:cs="Times New Roman"/>
+        </w:rPr>
+        <w:t>Tại giao diện nhập trang phục về từ nhà cung cấp, nếu chọn tạo phiếu nhập mới thì chuyển sang giao diện tạo phiếu nhập mới.</w:t>
+      </w:r>
+    </w:p>
+    <w:p>
+      <w:pPr>
+        <w:pStyle w:val="ListParagraph"/>
+        <w:numPr>
+          <w:ilvl w:val="0"/>
+          <w:numId w:val="7"/>
+        </w:numPr>
+        <w:autoSpaceDE/>
+        <w:autoSpaceDN/>
+        <w:rPr>
+          <w:rFonts w:cs="Times New Roman"/>
+        </w:rPr>
+      </w:pPr>
+      <w:r>
+        <w:rPr>
+          <w:rFonts w:cs="Times New Roman"/>
+        </w:rPr>
+        <w:lastRenderedPageBreak/>
+        <w:t xml:space="preserve">Tại giao diện tạo phiếu nhập mới, </w:t>
+      </w:r>
+      <w:r>
+        <w:rPr>
+          <w:rFonts w:cs="Times New Roman"/>
+        </w:rPr>
+        <w:t>nếu chọn thêm mặt hàng chưa có trong danh sách thì chuyển sang giao diện thêm mặt hàng chưa có trong danh sách.</w:t>
+      </w:r>
+    </w:p>
+    <w:p>
+      <w:pPr>
+        <w:pStyle w:val="ListParagraph"/>
+        <w:numPr>
+          <w:ilvl w:val="0"/>
+          <w:numId w:val="7"/>
+        </w:numPr>
+        <w:autoSpaceDE/>
+        <w:autoSpaceDN/>
+        <w:rPr>
+          <w:rFonts w:cs="Times New Roman"/>
+        </w:rPr>
+      </w:pPr>
+      <w:r>
+        <w:rPr>
+          <w:rFonts w:cs="Times New Roman"/>
+        </w:rPr>
+        <w:t>Tại giao diện thêm mặt hàng chưa có trong danh sách, nếu điền thông tin và nhấn lưu thì sẽ hiển thị thông báo thêm mặt hàng thành công. Nhấn OK thì chuyển sang giao diện tạo phiếu nhập mới.</w:t>
+      </w:r>
+    </w:p>
+    <w:p>
+      <w:pPr>
+        <w:pStyle w:val="ListParagraph"/>
+        <w:numPr>
+          <w:ilvl w:val="0"/>
+          <w:numId w:val="7"/>
+        </w:numPr>
+        <w:autoSpaceDE/>
+        <w:autoSpaceDN/>
+        <w:rPr>
+          <w:rFonts w:cs="Times New Roman"/>
+        </w:rPr>
+      </w:pPr>
+      <w:r>
+        <w:rPr>
+          <w:rFonts w:cs="Times New Roman"/>
+        </w:rPr>
+        <w:t>Tại giao diện tạo phiếu nhập mới, quản lý nhập mã chiết khấu và nhấn áp dụng. Hệ thống kiểm tra mã chiết khấu: nếu mã chiết khấu hợp lệ thì hiển thị thông báo áp dụng mã chiết khấu thành công, nhấn OK thì quay lại giao diện tạo phiếu nhập mới; nếu mã không tồn tại hoặc không áp dụng được thì hiển thị thông báo mã chiết khấu không tồn tại hoặc không có sản phẩm trong danh sách được áp dụng, nhấn OK thì quay lại giao diện tạo phiếu nhập mới.</w:t>
+      </w:r>
+    </w:p>
+    <w:p>
+      <w:pPr>
+        <w:pStyle w:val="ListParagraph"/>
+        <w:numPr>
+          <w:ilvl w:val="0"/>
+          <w:numId w:val="7"/>
+        </w:numPr>
+        <w:autoSpaceDE/>
+        <w:autoSpaceDN/>
+        <w:rPr>
+          <w:rFonts w:cs="Times New Roman"/>
+        </w:rPr>
+      </w:pPr>
+      <w:r>
+        <w:rPr>
+          <w:rFonts w:cs="Times New Roman"/>
+        </w:rPr>
+        <w:t>Tại giao diện tạo phiếu nhập mới, nếu nhấn lưu thì hiển thị thong báo lưu phiếu nhập thành công. Nhấn OK thì chuyển sang giao diện nhập trang phục về từ nhà cung cấp và kết thúc.</w:t>
+      </w:r>
+    </w:p>
+    <w:p>
+      <w:pPr>
+        <w:autoSpaceDE/>
+        <w:autoSpaceDN/>
+        <w:jc w:val="center"/>
+        <w:rPr>
+          <w:rFonts w:cs="Times New Roman"/>
+          <w:b/>
+          <w:bCs/>
+        </w:rPr>
+      </w:pPr>
+      <w:r>
+        <w:rPr>
+          <w:rFonts w:cs="Times New Roman"/>
+          <w:b/>
+          <w:bCs/>
           <w:noProof/>
         </w:rPr>
+        <w:lastRenderedPageBreak/>
         <w:drawing>
-          <wp:inline distT="0" distB="0" distL="0" distR="0" wp14:anchorId="72CA4DD1" wp14:editId="11A8A129">
-            <wp:extent cx="5943600" cy="2028825"/>
-            <wp:effectExtent l="0" t="0" r="0" b="9525"/>
-            <wp:docPr id="1021718536" name="Picture 2"/>
+          <wp:inline distT="0" distB="0" distL="0" distR="0" wp14:anchorId="00F8E35E" wp14:editId="41B65B40">
+            <wp:extent cx="5943600" cy="5886450"/>
+            <wp:effectExtent l="0" t="0" r="0" b="0"/>
+            <wp:docPr id="567759509" name="Picture 7"/>
             <wp:cNvGraphicFramePr>
               <a:graphicFrameLocks xmlns:a="http://schemas.openxmlformats.org/drawingml/2006/main" noChangeAspect="1"/>
             </wp:cNvGraphicFramePr>
@@ -14396,7 +14613,7 @@
               <a:graphicData uri="http://schemas.openxmlformats.org/drawingml/2006/picture">
                 <pic:pic xmlns:pic="http://schemas.openxmlformats.org/drawingml/2006/picture">
                   <pic:nvPicPr>
-                    <pic:cNvPr id="1021718536" name="Picture 1021718536"/>
+                    <pic:cNvPr id="567759509" name="Picture 567759509"/>
                     <pic:cNvPicPr/>
                   </pic:nvPicPr>
                   <pic:blipFill>
@@ -14414,7 +14631,7 @@
                   <pic:spPr>
                     <a:xfrm>
                       <a:off x="0" y="0"/>
-                      <a:ext cx="5943600" cy="2028825"/>
+                      <a:ext cx="5943600" cy="5886450"/>
                     </a:xfrm>
                     <a:prstGeom prst="rect">
                       <a:avLst/>
@@ -14433,6 +14650,8 @@
         <w:autoSpaceDN/>
         <w:rPr>
           <w:rFonts w:cs="Times New Roman"/>
+          <w:b/>
+          <w:bCs/>
         </w:rPr>
       </w:pPr>
     </w:p>
@@ -14463,6 +14682,157 @@
     </w:p>
     <w:p>
       <w:pPr>
+        <w:pStyle w:val="ListParagraph"/>
+        <w:numPr>
+          <w:ilvl w:val="0"/>
+          <w:numId w:val="7"/>
+        </w:numPr>
+        <w:autoSpaceDE/>
+        <w:autoSpaceDN/>
+        <w:rPr>
+          <w:rFonts w:cs="Times New Roman"/>
+        </w:rPr>
+      </w:pPr>
+      <w:r>
+        <w:rPr>
+          <w:rFonts w:cs="Times New Roman"/>
+        </w:rPr>
+        <w:t xml:space="preserve">Tại giao diện đăng nhập, quản lý nhập thông tin đăng nhập. Hệ thống kiểm tra thông tin đăng nhập: nếu thành công thì chuyển sang giao diện quản lý hệ </w:t>
+      </w:r>
+      <w:r>
+        <w:rPr>
+          <w:rFonts w:cs="Times New Roman"/>
+        </w:rPr>
+        <w:lastRenderedPageBreak/>
+        <w:t xml:space="preserve">thống; nếu thất bại thì hiển thị thông báo đăng nhập thất bại, nhấn OK thì quay lại giao diện đăng nhập. </w:t>
+      </w:r>
+    </w:p>
+    <w:p>
+      <w:pPr>
+        <w:pStyle w:val="ListParagraph"/>
+        <w:numPr>
+          <w:ilvl w:val="0"/>
+          <w:numId w:val="7"/>
+        </w:numPr>
+        <w:autoSpaceDE/>
+        <w:autoSpaceDN/>
+        <w:rPr>
+          <w:rFonts w:cs="Times New Roman"/>
+        </w:rPr>
+      </w:pPr>
+      <w:r>
+        <w:rPr>
+          <w:rFonts w:cs="Times New Roman"/>
+        </w:rPr>
+        <w:t xml:space="preserve">Tại giao diện quản lý hệ thống, nếu chọn chức năng </w:t>
+      </w:r>
+      <w:r>
+        <w:rPr>
+          <w:rFonts w:cs="Times New Roman"/>
+        </w:rPr>
+        <w:t>thống kê</w:t>
+      </w:r>
+      <w:r>
+        <w:rPr>
+          <w:rFonts w:cs="Times New Roman"/>
+        </w:rPr>
+        <w:t xml:space="preserve"> thì chuyển sang giao diện </w:t>
+      </w:r>
+      <w:r>
+        <w:rPr>
+          <w:rFonts w:cs="Times New Roman"/>
+        </w:rPr>
+        <w:t>chọn loại và thời gian thống kê</w:t>
+      </w:r>
+      <w:r>
+        <w:rPr>
+          <w:rFonts w:cs="Times New Roman"/>
+        </w:rPr>
+        <w:t>.</w:t>
+      </w:r>
+    </w:p>
+    <w:p>
+      <w:pPr>
+        <w:pStyle w:val="ListParagraph"/>
+        <w:numPr>
+          <w:ilvl w:val="0"/>
+          <w:numId w:val="7"/>
+        </w:numPr>
+        <w:autoSpaceDE/>
+        <w:autoSpaceDN/>
+        <w:rPr>
+          <w:rFonts w:cs="Times New Roman"/>
+        </w:rPr>
+      </w:pPr>
+      <w:r>
+        <w:rPr>
+          <w:rFonts w:cs="Times New Roman"/>
+        </w:rPr>
+        <w:t>Tại giao diện chọn loại và thời gian thống kê, quản lý chọn thống kê theo doanh chi, thời gian và chọn thống kê. Hệ thống tìm danh sách nhà cung cấp thỏa mãn: nếu danh sách không rỗng thì chuyển sang giao diện thống kê nhà cung cấp theo doanh chi; nếu danh sách rỗng thì hiển thị thông báo không có nhà cung cấp nào thỏa mãn tiêu chí thống kê, nhấn OK thì quay lại giao diện chọn loại và thời gian thống kê.</w:t>
+      </w:r>
+    </w:p>
+    <w:p>
+      <w:pPr>
+        <w:pStyle w:val="ListParagraph"/>
+        <w:numPr>
+          <w:ilvl w:val="0"/>
+          <w:numId w:val="7"/>
+        </w:numPr>
+        <w:autoSpaceDE/>
+        <w:autoSpaceDN/>
+        <w:rPr>
+          <w:rFonts w:cs="Times New Roman"/>
+        </w:rPr>
+      </w:pPr>
+      <w:r>
+        <w:rPr>
+          <w:rFonts w:cs="Times New Roman"/>
+        </w:rPr>
+        <w:t>Tại giao diện thống kê nhà cung cấp theo doanh chi, nếu chọn một nhà cung cấp thì chuyển sang giao diện thống kê chi tiết nhà cung cấp, nếu chọn quay lại thì quay lại giao diện chọn loại và thời gian thống kê.</w:t>
+      </w:r>
+    </w:p>
+    <w:p>
+      <w:pPr>
+        <w:pStyle w:val="ListParagraph"/>
+        <w:numPr>
+          <w:ilvl w:val="0"/>
+          <w:numId w:val="7"/>
+        </w:numPr>
+        <w:autoSpaceDE/>
+        <w:autoSpaceDN/>
+        <w:rPr>
+          <w:rFonts w:cs="Times New Roman"/>
+        </w:rPr>
+      </w:pPr>
+      <w:r>
+        <w:rPr>
+          <w:rFonts w:cs="Times New Roman"/>
+        </w:rPr>
+        <w:t>Tại giao diện thống kê chi tiết nhà cung cấp, nếu chọn một phiếu nhập thì chuyển sang giao diện xem chi tiết phiếu nhập, nếu chọn quay lại thì quay lại giao diện thống kê nhà cung cấp theo doanh chi.</w:t>
+      </w:r>
+    </w:p>
+    <w:p>
+      <w:pPr>
+        <w:pStyle w:val="ListParagraph"/>
+        <w:numPr>
+          <w:ilvl w:val="0"/>
+          <w:numId w:val="7"/>
+        </w:numPr>
+        <w:autoSpaceDE/>
+        <w:autoSpaceDN/>
+        <w:rPr>
+          <w:rFonts w:cs="Times New Roman"/>
+        </w:rPr>
+      </w:pPr>
+      <w:r>
+        <w:rPr>
+          <w:rFonts w:cs="Times New Roman"/>
+        </w:rPr>
+        <w:t>Tại giao diện xem chi tiết phiếu nhập, nếu chọn quay lại thì quay lại giao diện thống kê chi tiết nhà cung cấp.</w:t>
+      </w:r>
+    </w:p>
+    <w:p>
+      <w:pPr>
         <w:autoSpaceDE/>
         <w:autoSpaceDN/>
         <w:jc w:val="center"/>
@@ -14477,10 +14847,10 @@
         </w:rPr>
         <w:lastRenderedPageBreak/>
         <w:drawing>
-          <wp:inline distT="0" distB="0" distL="0" distR="0" wp14:anchorId="3A5E4BC4" wp14:editId="42E3E41B">
-            <wp:extent cx="4860460" cy="7134045"/>
-            <wp:effectExtent l="0" t="0" r="0" b="0"/>
-            <wp:docPr id="24425436" name="Picture 3"/>
+          <wp:inline distT="0" distB="0" distL="0" distR="0" wp14:anchorId="300ABD54" wp14:editId="7B1C7A71">
+            <wp:extent cx="5181600" cy="7591425"/>
+            <wp:effectExtent l="0" t="0" r="0" b="9525"/>
+            <wp:docPr id="1543524214" name="Picture 4"/>
             <wp:cNvGraphicFramePr>
               <a:graphicFrameLocks xmlns:a="http://schemas.openxmlformats.org/drawingml/2006/main" noChangeAspect="1"/>
             </wp:cNvGraphicFramePr>
@@ -14488,7 +14858,7 @@
               <a:graphicData uri="http://schemas.openxmlformats.org/drawingml/2006/picture">
                 <pic:pic xmlns:pic="http://schemas.openxmlformats.org/drawingml/2006/picture">
                   <pic:nvPicPr>
-                    <pic:cNvPr id="24425436" name="Picture 24425436"/>
+                    <pic:cNvPr id="1543524214" name="Picture 1543524214"/>
                     <pic:cNvPicPr/>
                   </pic:nvPicPr>
                   <pic:blipFill>
@@ -14506,7 +14876,7 @@
                   <pic:spPr>
                     <a:xfrm>
                       <a:off x="0" y="0"/>
-                      <a:ext cx="4866511" cy="7142927"/>
+                      <a:ext cx="5181600" cy="7591425"/>
                     </a:xfrm>
                     <a:prstGeom prst="rect">
                       <a:avLst/>
@@ -14541,7 +14911,8 @@
           <w:b/>
           <w:bCs/>
         </w:rPr>
-        <w:t>Biểu đồ lớp thực thể</w:t>
+        <w:lastRenderedPageBreak/>
+        <w:t>Trích lớp thực thể của module</w:t>
       </w:r>
     </w:p>
     <w:p>
@@ -14591,7 +14962,6 @@
           <w:b/>
           <w:bCs/>
         </w:rPr>
-        <w:lastRenderedPageBreak/>
         <w:t>Trích xuất và đánh giá các danh từ</w:t>
       </w:r>
     </w:p>
@@ -14682,25 +15052,37 @@
         <w:rPr>
           <w:rFonts w:cs="Times New Roman"/>
         </w:rPr>
+        <w:t xml:space="preserve">ThanhVienHeThong: </w:t>
+      </w:r>
+      <w:r>
+        <w:rPr>
+          <w:rFonts w:cs="Times New Roman"/>
+        </w:rPr>
+        <w:t>tên đăng nhập, mật khẩu, họ tên, vai trò</w:t>
+      </w:r>
+      <w:r>
+        <w:rPr>
+          <w:rFonts w:cs="Times New Roman"/>
+        </w:rPr>
+        <w:t xml:space="preserve">; lớp </w:t>
+      </w:r>
+      <w:r>
+        <w:rPr>
+          <w:rFonts w:cs="Times New Roman"/>
+        </w:rPr>
         <w:t>NhanVien</w:t>
       </w:r>
       <w:r>
         <w:rPr>
           <w:rFonts w:cs="Times New Roman"/>
         </w:rPr>
-        <w:t>: tên đăng nhập, mật khẩu, họ</w:t>
-      </w:r>
-      <w:r>
-        <w:rPr>
-          <w:rFonts w:cs="Times New Roman"/>
-        </w:rPr>
-        <w:t xml:space="preserve"> </w:t>
-      </w:r>
-      <w:r>
-        <w:rPr>
-          <w:rFonts w:cs="Times New Roman"/>
-        </w:rPr>
-        <w:t>tên, vai trò</w:t>
+        <w:t xml:space="preserve">: </w:t>
+      </w:r>
+      <w:r>
+        <w:rPr>
+          <w:rFonts w:cs="Times New Roman"/>
+        </w:rPr>
+        <w:t>kế thừa lớp ThanhVienHeThong</w:t>
       </w:r>
     </w:p>
     <w:p>
@@ -14744,7 +15126,13 @@
         <w:rPr>
           <w:rFonts w:cs="Times New Roman"/>
         </w:rPr>
-        <w:t>: kế thừa lớp Nhân viên</w:t>
+        <w:t xml:space="preserve">: kế thừa lớp </w:t>
+      </w:r>
+      <w:r>
+        <w:rPr>
+          <w:rFonts w:cs="Times New Roman"/>
+        </w:rPr>
+        <w:t>NhanVien</w:t>
       </w:r>
     </w:p>
     <w:p>
@@ -14788,7 +15176,13 @@
         <w:rPr>
           <w:rFonts w:cs="Times New Roman"/>
         </w:rPr>
-        <w:t>: kế thừa lớp nhân viên</w:t>
+        <w:t xml:space="preserve">: kế thừa lớp </w:t>
+      </w:r>
+      <w:r>
+        <w:rPr>
+          <w:rFonts w:cs="Times New Roman"/>
+        </w:rPr>
+        <w:t>NhanVien</w:t>
       </w:r>
     </w:p>
     <w:p>
@@ -14998,7 +15392,31 @@
         <w:rPr>
           <w:rFonts w:cs="Times New Roman"/>
         </w:rPr>
-        <w:t xml:space="preserve"> lớp ChietKhau: mã chiết khấu, sản phẩm áp dụng</w:t>
+        <w:t xml:space="preserve"> lớp ChietKhau: mã chiết khấu,</w:t>
+      </w:r>
+      <w:r>
+        <w:rPr>
+          <w:rFonts w:cs="Times New Roman"/>
+        </w:rPr>
+        <w:t xml:space="preserve"> nhà cung cấp</w:t>
+      </w:r>
+      <w:r>
+        <w:rPr>
+          <w:rFonts w:cs="Times New Roman"/>
+        </w:rPr>
+        <w:t>; lớp ChietKhauTheoPhieuNhap: kế thừa lớp ChietKhau; lớp ChietKhauTheo</w:t>
+      </w:r>
+      <w:r>
+        <w:rPr>
+          <w:rFonts w:cs="Times New Roman"/>
+        </w:rPr>
+        <w:t>TrangPhuc</w:t>
+      </w:r>
+      <w:r>
+        <w:rPr>
+          <w:rFonts w:cs="Times New Roman"/>
+        </w:rPr>
+        <w:t>: sản phẩm áp dụng, kế thừa lớp ChietKhau</w:t>
       </w:r>
     </w:p>
     <w:p>
@@ -15018,7 +15436,7 @@
         <w:rPr>
           <w:rFonts w:cs="Times New Roman"/>
         </w:rPr>
-        <w:t xml:space="preserve">Thống kê nhà cung cấp theo doanh chi </w:t>
+        <w:t xml:space="preserve">Thống kê chi tiết một nhà cung cấp </w:t>
       </w:r>
       <w:r>
         <w:rPr>
@@ -15030,7 +15448,7 @@
         <w:rPr>
           <w:rFonts w:cs="Times New Roman"/>
         </w:rPr>
-        <w:t xml:space="preserve"> lớp TKDoanhChi</w:t>
+        <w:t xml:space="preserve"> lớp TKNhaCungCap</w:t>
       </w:r>
     </w:p>
     <w:p>
@@ -15050,7 +15468,13 @@
         <w:rPr>
           <w:rFonts w:cs="Times New Roman"/>
         </w:rPr>
-        <w:t xml:space="preserve">Thống kê chi tiết một nhà cung cấp </w:t>
+        <w:t>P</w:t>
+      </w:r>
+      <w:r>
+        <w:rPr>
+          <w:rFonts w:cs="Times New Roman"/>
+        </w:rPr>
+        <w:t xml:space="preserve">hiếu nhập chi tiết </w:t>
       </w:r>
       <w:r>
         <w:rPr>
@@ -15062,7 +15486,7 @@
         <w:rPr>
           <w:rFonts w:cs="Times New Roman"/>
         </w:rPr>
-        <w:t xml:space="preserve"> lớp TKNhaCungCap</w:t>
+        <w:t xml:space="preserve"> lớp TKPhieuNhap</w:t>
       </w:r>
     </w:p>
     <w:p>
@@ -15082,7 +15506,7 @@
         <w:rPr>
           <w:rFonts w:cs="Times New Roman"/>
         </w:rPr>
-        <w:t xml:space="preserve">Thống kê phiếu nhập chi tiết </w:t>
+        <w:t xml:space="preserve">Tên đăng nhập/ mật khẩu/ họ tên/ vai trò </w:t>
       </w:r>
       <w:r>
         <w:rPr>
@@ -15094,7 +15518,7 @@
         <w:rPr>
           <w:rFonts w:cs="Times New Roman"/>
         </w:rPr>
-        <w:t xml:space="preserve"> lớp TKPhieuNhap</w:t>
+        <w:t xml:space="preserve"> thuộc tính</w:t>
       </w:r>
     </w:p>
     <w:p>
@@ -15114,7 +15538,7 @@
         <w:rPr>
           <w:rFonts w:cs="Times New Roman"/>
         </w:rPr>
-        <w:t xml:space="preserve">Tên đăng nhập/ mật khẩu/ họ tên/ vai trò </w:t>
+        <w:t xml:space="preserve">Tên/ địa chỉ/ số điện thoại/ email </w:t>
       </w:r>
       <w:r>
         <w:rPr>
@@ -15146,38 +15570,6 @@
         <w:rPr>
           <w:rFonts w:cs="Times New Roman"/>
         </w:rPr>
-        <w:t xml:space="preserve">Tên/ địa chỉ/ số điện thoại/ email </w:t>
-      </w:r>
-      <w:r>
-        <w:rPr>
-          <w:rFonts w:cs="Times New Roman"/>
-        </w:rPr>
-        <w:sym w:font="Wingdings" w:char="F0E0"/>
-      </w:r>
-      <w:r>
-        <w:rPr>
-          <w:rFonts w:cs="Times New Roman"/>
-        </w:rPr>
-        <w:t xml:space="preserve"> thuộc tính</w:t>
-      </w:r>
-    </w:p>
-    <w:p>
-      <w:pPr>
-        <w:pStyle w:val="ListParagraph"/>
-        <w:numPr>
-          <w:ilvl w:val="1"/>
-          <w:numId w:val="7"/>
-        </w:numPr>
-        <w:autoSpaceDE/>
-        <w:autoSpaceDN/>
-        <w:rPr>
-          <w:rFonts w:cs="Times New Roman"/>
-        </w:rPr>
-      </w:pPr>
-      <w:r>
-        <w:rPr>
-          <w:rFonts w:cs="Times New Roman"/>
-        </w:rPr>
         <w:t xml:space="preserve">Tên/ kích cỡ/ màu sắc/ đơn giá </w:t>
       </w:r>
       <w:r>
@@ -15276,7 +15668,6 @@
         <w:rPr>
           <w:rFonts w:cs="Times New Roman"/>
         </w:rPr>
-        <w:lastRenderedPageBreak/>
         <w:t xml:space="preserve">Mỗi NhanVien có nhiều PhieuNhap, mỗi PhieuNhap thuộc về một NhanVien </w:t>
       </w:r>
       <w:r>
@@ -15359,7 +15750,13 @@
         <w:rPr>
           <w:rFonts w:cs="Times New Roman"/>
         </w:rPr>
-        <w:t>tạo lớp TrangPhucTrongPhieuNhap từ lớp PhieuNhap và lớp TrangPhuc.</w:t>
+        <w:t>đề xuất</w:t>
+      </w:r>
+      <w:r>
+        <w:rPr>
+          <w:rFonts w:cs="Times New Roman"/>
+        </w:rPr>
+        <w:t xml:space="preserve"> lớp TrangPhucTrongPhieuNhap từ lớp PhieuNhap và lớp TrangPhuc.</w:t>
       </w:r>
     </w:p>
     <w:p>
@@ -15379,7 +15776,49 @@
         <w:rPr>
           <w:rFonts w:cs="Times New Roman"/>
         </w:rPr>
-        <w:t xml:space="preserve">Mỗi PhieuNhap có một ChietKhau, mỗi ChietKhau có thể thuộc về nhiều PhieuNhap </w:t>
+        <w:t>Mỗi PhieuNhap có</w:t>
+      </w:r>
+      <w:r>
+        <w:rPr>
+          <w:rFonts w:cs="Times New Roman"/>
+        </w:rPr>
+        <w:t xml:space="preserve"> thể</w:t>
+      </w:r>
+      <w:r>
+        <w:rPr>
+          <w:rFonts w:cs="Times New Roman"/>
+        </w:rPr>
+        <w:t xml:space="preserve"> một </w:t>
+      </w:r>
+      <w:r>
+        <w:rPr>
+          <w:rFonts w:cs="Times New Roman"/>
+        </w:rPr>
+        <w:t>ChietKhau</w:t>
+      </w:r>
+      <w:r>
+        <w:rPr>
+          <w:rFonts w:cs="Times New Roman"/>
+        </w:rPr>
+        <w:t xml:space="preserve">, mỗi </w:t>
+      </w:r>
+      <w:r>
+        <w:rPr>
+          <w:rFonts w:cs="Times New Roman"/>
+        </w:rPr>
+        <w:t>ChietKhau</w:t>
+      </w:r>
+      <w:r>
+        <w:rPr>
+          <w:rFonts w:cs="Times New Roman"/>
+        </w:rPr>
+        <w:t xml:space="preserve"> </w:t>
+      </w:r>
+      <w:r>
+        <w:rPr>
+          <w:rFonts w:cs="Times New Roman"/>
+        </w:rPr>
+        <w:t xml:space="preserve">có thể thuộc về nhiều PhieuNhap </w:t>
       </w:r>
       <w:r>
         <w:rPr>
@@ -15391,7 +15830,25 @@
         <w:rPr>
           <w:rFonts w:cs="Times New Roman"/>
         </w:rPr>
-        <w:t xml:space="preserve"> quan hệ ChietKhau – PhieuNhap là 1-n.</w:t>
+        <w:t xml:space="preserve"> quan hệ </w:t>
+      </w:r>
+      <w:r>
+        <w:rPr>
+          <w:rFonts w:cs="Times New Roman"/>
+        </w:rPr>
+        <w:t>ChietKhau</w:t>
+      </w:r>
+      <w:r>
+        <w:rPr>
+          <w:rFonts w:cs="Times New Roman"/>
+        </w:rPr>
+        <w:t xml:space="preserve"> </w:t>
+      </w:r>
+      <w:r>
+        <w:rPr>
+          <w:rFonts w:cs="Times New Roman"/>
+        </w:rPr>
+        <w:t>– PhieuNhap là 1-n.</w:t>
       </w:r>
     </w:p>
     <w:p>
@@ -15423,7 +15880,31 @@
         <w:rPr>
           <w:rFonts w:cs="Times New Roman"/>
         </w:rPr>
-        <w:t xml:space="preserve">ChietKhau, mỗi ChietKhau có thể thuộc về một TrangPhuc </w:t>
+        <w:t>ChietKhauTheoTrangPhuc</w:t>
+      </w:r>
+      <w:r>
+        <w:rPr>
+          <w:rFonts w:cs="Times New Roman"/>
+        </w:rPr>
+        <w:t xml:space="preserve">, mỗi </w:t>
+      </w:r>
+      <w:r>
+        <w:rPr>
+          <w:rFonts w:cs="Times New Roman"/>
+        </w:rPr>
+        <w:t>ChietKhauTheoTrangPhuc</w:t>
+      </w:r>
+      <w:r>
+        <w:rPr>
+          <w:rFonts w:cs="Times New Roman"/>
+        </w:rPr>
+        <w:t xml:space="preserve"> </w:t>
+      </w:r>
+      <w:r>
+        <w:rPr>
+          <w:rFonts w:cs="Times New Roman"/>
+        </w:rPr>
+        <w:t xml:space="preserve">có thể thuộc về một TrangPhuc </w:t>
       </w:r>
       <w:r>
         <w:rPr>
@@ -15435,7 +15916,19 @@
         <w:rPr>
           <w:rFonts w:cs="Times New Roman"/>
         </w:rPr>
-        <w:t xml:space="preserve"> quan hệ TrangPhuc – PhieuNhap là 1-</w:t>
+        <w:t xml:space="preserve"> quan hệ TrangPhuc – </w:t>
+      </w:r>
+      <w:r>
+        <w:rPr>
+          <w:rFonts w:cs="Times New Roman"/>
+        </w:rPr>
+        <w:t xml:space="preserve">ChietKhauTheoTrangPhuc </w:t>
+      </w:r>
+      <w:r>
+        <w:rPr>
+          <w:rFonts w:cs="Times New Roman"/>
+        </w:rPr>
+        <w:t>là 1-</w:t>
       </w:r>
       <w:r>
         <w:rPr>
@@ -15448,6 +15941,38 @@
           <w:rFonts w:cs="Times New Roman"/>
         </w:rPr>
         <w:t>.</w:t>
+      </w:r>
+    </w:p>
+    <w:p>
+      <w:pPr>
+        <w:pStyle w:val="ListParagraph"/>
+        <w:numPr>
+          <w:ilvl w:val="0"/>
+          <w:numId w:val="7"/>
+        </w:numPr>
+        <w:autoSpaceDE/>
+        <w:autoSpaceDN/>
+        <w:rPr>
+          <w:rFonts w:cs="Times New Roman"/>
+        </w:rPr>
+      </w:pPr>
+      <w:r>
+        <w:rPr>
+          <w:rFonts w:cs="Times New Roman"/>
+        </w:rPr>
+        <w:t xml:space="preserve">Mỗi NhaCungCap có thể có nhiều ChietKhau, mỗi ChietKhau chỉ thuộc về một NhaCungCap </w:t>
+      </w:r>
+      <w:r>
+        <w:rPr>
+          <w:rFonts w:cs="Times New Roman"/>
+        </w:rPr>
+        <w:sym w:font="Wingdings" w:char="F0E0"/>
+      </w:r>
+      <w:r>
+        <w:rPr>
+          <w:rFonts w:cs="Times New Roman"/>
+        </w:rPr>
+        <w:t xml:space="preserve"> quan hệ NhaCungCap – ChietKhau là 1-n.</w:t>
       </w:r>
     </w:p>
     <w:p>
@@ -15498,9 +16023,264 @@
           <w:rFonts w:cs="Times New Roman"/>
         </w:rPr>
       </w:pPr>
+      <w:r>
+        <w:rPr>
+          <w:rFonts w:cs="Times New Roman"/>
+        </w:rPr>
+        <w:t>TrangPhuc là thành phần của NhaCungCap.</w:t>
+      </w:r>
+    </w:p>
+    <w:p>
+      <w:pPr>
+        <w:pStyle w:val="ListParagraph"/>
+        <w:numPr>
+          <w:ilvl w:val="0"/>
+          <w:numId w:val="7"/>
+        </w:numPr>
+        <w:autoSpaceDE/>
+        <w:autoSpaceDN/>
+        <w:rPr>
+          <w:rFonts w:cs="Times New Roman"/>
+        </w:rPr>
+      </w:pPr>
+      <w:r>
+        <w:rPr>
+          <w:rFonts w:cs="Times New Roman"/>
+        </w:rPr>
+        <w:t>PhieuNhap là thành phần của NhanVien.</w:t>
+      </w:r>
+    </w:p>
+    <w:p>
+      <w:pPr>
+        <w:pStyle w:val="ListParagraph"/>
+        <w:numPr>
+          <w:ilvl w:val="0"/>
+          <w:numId w:val="7"/>
+        </w:numPr>
+        <w:autoSpaceDE/>
+        <w:autoSpaceDN/>
+        <w:rPr>
+          <w:rFonts w:cs="Times New Roman"/>
+        </w:rPr>
+      </w:pPr>
+      <w:r>
+        <w:rPr>
+          <w:rFonts w:cs="Times New Roman"/>
+        </w:rPr>
+        <w:t>PhieuNhap là thành phần của NhaCungCap.</w:t>
+      </w:r>
+    </w:p>
+    <w:p>
+      <w:pPr>
+        <w:pStyle w:val="ListParagraph"/>
+        <w:numPr>
+          <w:ilvl w:val="0"/>
+          <w:numId w:val="7"/>
+        </w:numPr>
+        <w:autoSpaceDE/>
+        <w:autoSpaceDN/>
+        <w:rPr>
+          <w:rFonts w:cs="Times New Roman"/>
+        </w:rPr>
+      </w:pPr>
+      <w:r>
+        <w:rPr>
+          <w:rFonts w:cs="Times New Roman"/>
+        </w:rPr>
+        <w:t>TrangPhuc và PhieuNhap liên kết tạo ra TrangPhucTrongPhieuNhap duy nhất.</w:t>
+      </w:r>
+    </w:p>
+    <w:p>
+      <w:pPr>
+        <w:pStyle w:val="ListParagraph"/>
+        <w:numPr>
+          <w:ilvl w:val="0"/>
+          <w:numId w:val="7"/>
+        </w:numPr>
+        <w:autoSpaceDE/>
+        <w:autoSpaceDN/>
+        <w:rPr>
+          <w:rFonts w:cs="Times New Roman"/>
+        </w:rPr>
+      </w:pPr>
+      <w:r>
+        <w:rPr>
+          <w:rFonts w:cs="Times New Roman"/>
+        </w:rPr>
+        <w:lastRenderedPageBreak/>
+        <w:t xml:space="preserve">PhieuNhap là thành phần của </w:t>
+      </w:r>
+      <w:r>
+        <w:rPr>
+          <w:rFonts w:cs="Times New Roman"/>
+        </w:rPr>
+        <w:t>ChietKhau</w:t>
+      </w:r>
+      <w:r>
+        <w:rPr>
+          <w:rFonts w:cs="Times New Roman"/>
+        </w:rPr>
+        <w:t>.</w:t>
+      </w:r>
+    </w:p>
+    <w:p>
+      <w:pPr>
+        <w:pStyle w:val="ListParagraph"/>
+        <w:numPr>
+          <w:ilvl w:val="0"/>
+          <w:numId w:val="7"/>
+        </w:numPr>
+        <w:autoSpaceDE/>
+        <w:autoSpaceDN/>
+        <w:rPr>
+          <w:rFonts w:cs="Times New Roman"/>
+        </w:rPr>
+      </w:pPr>
+      <w:r>
+        <w:rPr>
+          <w:rFonts w:cs="Times New Roman"/>
+        </w:rPr>
+        <w:t>ChietKhauTheo</w:t>
+      </w:r>
+      <w:r>
+        <w:rPr>
+          <w:rFonts w:cs="Times New Roman"/>
+        </w:rPr>
+        <w:t>TrangPhuc là thành phần của TrangPhuc.</w:t>
+      </w:r>
+    </w:p>
+    <w:p>
+      <w:pPr>
+        <w:pStyle w:val="ListParagraph"/>
+        <w:numPr>
+          <w:ilvl w:val="0"/>
+          <w:numId w:val="7"/>
+        </w:numPr>
+        <w:autoSpaceDE/>
+        <w:autoSpaceDN/>
+        <w:rPr>
+          <w:rFonts w:cs="Times New Roman"/>
+        </w:rPr>
+      </w:pPr>
+      <w:r>
+        <w:rPr>
+          <w:rFonts w:cs="Times New Roman"/>
+        </w:rPr>
+        <w:t>ChietKhau là thành phần của NhaCungCap.</w:t>
+      </w:r>
+    </w:p>
+    <w:p>
+      <w:pPr>
+        <w:pStyle w:val="ListParagraph"/>
+        <w:numPr>
+          <w:ilvl w:val="0"/>
+          <w:numId w:val="7"/>
+        </w:numPr>
+        <w:autoSpaceDE/>
+        <w:autoSpaceDN/>
+        <w:rPr>
+          <w:rFonts w:cs="Times New Roman"/>
+        </w:rPr>
+      </w:pPr>
+      <w:r>
+        <w:rPr>
+          <w:rFonts w:cs="Times New Roman"/>
+        </w:rPr>
+        <w:t>Các lớp thống kê kế thừa từ các thực thể tương ứng.</w:t>
+      </w:r>
+    </w:p>
+    <w:p>
+      <w:pPr>
+        <w:autoSpaceDE/>
+        <w:autoSpaceDN/>
+        <w:rPr>
+          <w:rFonts w:cs="Times New Roman"/>
+        </w:rPr>
+      </w:pPr>
+    </w:p>
+    <w:p>
+      <w:pPr>
+        <w:pStyle w:val="ListParagraph"/>
+        <w:numPr>
+          <w:ilvl w:val="2"/>
+          <w:numId w:val="6"/>
+        </w:numPr>
+        <w:autoSpaceDE/>
+        <w:autoSpaceDN/>
+        <w:ind w:left="720"/>
+        <w:rPr>
+          <w:rFonts w:cs="Times New Roman"/>
+          <w:b/>
+          <w:bCs/>
+        </w:rPr>
+      </w:pPr>
+      <w:r>
+        <w:rPr>
+          <w:rFonts w:cs="Times New Roman"/>
+          <w:b/>
+          <w:bCs/>
+        </w:rPr>
+        <w:t>Sơ đồ lớp thực thể</w:t>
+      </w:r>
+    </w:p>
+    <w:p>
+      <w:pPr>
+        <w:autoSpaceDE/>
+        <w:autoSpaceDN/>
+        <w:rPr>
+          <w:rFonts w:cs="Times New Roman"/>
+        </w:rPr>
+      </w:pPr>
+      <w:r>
+        <w:rPr>
+          <w:rFonts w:cs="Times New Roman"/>
+          <w:noProof/>
+        </w:rPr>
+        <w:drawing>
+          <wp:inline distT="0" distB="0" distL="0" distR="0" wp14:anchorId="79A9D7E5" wp14:editId="7021CE8C">
+            <wp:extent cx="5943600" cy="4161155"/>
+            <wp:effectExtent l="0" t="0" r="0" b="0"/>
+            <wp:docPr id="1973889891" name="Picture 8"/>
+            <wp:cNvGraphicFramePr>
+              <a:graphicFrameLocks xmlns:a="http://schemas.openxmlformats.org/drawingml/2006/main" noChangeAspect="1"/>
+            </wp:cNvGraphicFramePr>
+            <a:graphic xmlns:a="http://schemas.openxmlformats.org/drawingml/2006/main">
+              <a:graphicData uri="http://schemas.openxmlformats.org/drawingml/2006/picture">
+                <pic:pic xmlns:pic="http://schemas.openxmlformats.org/drawingml/2006/picture">
+                  <pic:nvPicPr>
+                    <pic:cNvPr id="1973889891" name="Picture 1973889891"/>
+                    <pic:cNvPicPr/>
+                  </pic:nvPicPr>
+                  <pic:blipFill>
+                    <a:blip r:embed="rId27">
+                      <a:extLst>
+                        <a:ext uri="{28A0092B-C50C-407E-A947-70E740481C1C}">
+                          <a14:useLocalDpi xmlns:a14="http://schemas.microsoft.com/office/drawing/2010/main" val="0"/>
+                        </a:ext>
+                      </a:extLst>
+                    </a:blip>
+                    <a:stretch>
+                      <a:fillRect/>
+                    </a:stretch>
+                  </pic:blipFill>
+                  <pic:spPr>
+                    <a:xfrm>
+                      <a:off x="0" y="0"/>
+                      <a:ext cx="5943600" cy="4161155"/>
+                    </a:xfrm>
+                    <a:prstGeom prst="rect">
+                      <a:avLst/>
+                    </a:prstGeom>
+                  </pic:spPr>
+                </pic:pic>
+              </a:graphicData>
+            </a:graphic>
+          </wp:inline>
+        </w:drawing>
+      </w:r>
     </w:p>
     <w:sectPr>
-      <w:footerReference w:type="default" r:id="rId27"/>
+      <w:footerReference w:type="default" r:id="rId28"/>
       <w:pgSz w:w="12240" w:h="15840"/>
       <w:pgMar w:top="1440" w:right="1440" w:bottom="1440" w:left="1440" w:header="720" w:footer="720" w:gutter="0"/>
       <w:cols w:space="720"/>

--- a/20251/Phân tích thiết kế HTTT/B22DCDT294 - Nguyễn Hoàng Tùng - .docx
+++ b/20251/Phân tích thiết kế HTTT/B22DCDT294 - Nguyễn Hoàng Tùng - .docx
@@ -14247,25 +14247,7 @@
         <w:rPr>
           <w:rFonts w:cs="Times New Roman"/>
         </w:rPr>
-        <w:t xml:space="preserve">Tại giao diện chỉnh sửa thông tin nhà cung cấp hiện có, quản lý sửa thông tin và lưu. </w:t>
-      </w:r>
-      <w:r>
-        <w:rPr>
-          <w:rFonts w:cs="Times New Roman"/>
-        </w:rPr>
-        <w:t xml:space="preserve">Hệ thống kiểm tra thông tin nhà cung cấp: nếu thông tin hợp lệ thì hiển thị thông báo </w:t>
-      </w:r>
-      <w:r>
-        <w:rPr>
-          <w:rFonts w:cs="Times New Roman"/>
-        </w:rPr>
-        <w:t>chỉnh sửa</w:t>
-      </w:r>
-      <w:r>
-        <w:rPr>
-          <w:rFonts w:cs="Times New Roman"/>
-        </w:rPr>
-        <w:t xml:space="preserve"> thành công, nhấn OK thì chuyển sang giao diện quản lý thông tin nhà cung cấp trang phục; nếu trùng thông tin thì hiển thị thông báo trùng email/ số điện thoại, nhấn OK thì quay lại giao diện chỉnh sửa thông tin nhà cung cấp hiện có.</w:t>
+        <w:t>Tại giao diện chỉnh sửa thông tin nhà cung cấp hiện có, quản lý sửa thông tin và lưu. Hệ thống kiểm tra thông tin nhà cung cấp: nếu thông tin hợp lệ thì hiển thị thông báo chỉnh sửa thành công, nhấn OK thì chuyển sang giao diện quản lý thông tin nhà cung cấp trang phục; nếu trùng thông tin thì hiển thị thông báo trùng email/ số điện thoại, nhấn OK thì quay lại giao diện chỉnh sửa thông tin nhà cung cấp hiện có.</w:t>
       </w:r>
     </w:p>
     <w:p>
@@ -14285,31 +14267,7 @@
         <w:rPr>
           <w:rFonts w:cs="Times New Roman"/>
         </w:rPr>
-        <w:t xml:space="preserve">Tại giao diện quản lý nhà cung cấp, nếu chọn </w:t>
-      </w:r>
-      <w:r>
-        <w:rPr>
-          <w:rFonts w:cs="Times New Roman"/>
-        </w:rPr>
-        <w:t>xóa</w:t>
-      </w:r>
-      <w:r>
-        <w:rPr>
-          <w:rFonts w:cs="Times New Roman"/>
-        </w:rPr>
-        <w:t xml:space="preserve"> một nhà cung cấp thì chuyển sang giao diện </w:t>
-      </w:r>
-      <w:r>
-        <w:rPr>
-          <w:rFonts w:cs="Times New Roman"/>
-        </w:rPr>
-        <w:t>xóa</w:t>
-      </w:r>
-      <w:r>
-        <w:rPr>
-          <w:rFonts w:cs="Times New Roman"/>
-        </w:rPr>
-        <w:t xml:space="preserve"> nhà cung cấp hiện có.</w:t>
+        <w:t>Tại giao diện quản lý nhà cung cấp, nếu chọn xóa một nhà cung cấp thì chuyển sang giao diện xóa nhà cung cấp hiện có.</w:t>
       </w:r>
     </w:p>
     <w:p>
@@ -14460,19 +14418,7 @@
         <w:rPr>
           <w:rFonts w:cs="Times New Roman"/>
         </w:rPr>
-        <w:t xml:space="preserve">Tại giao diện quản lý hệ thống, nếu chọn chức năng </w:t>
-      </w:r>
-      <w:r>
-        <w:rPr>
-          <w:rFonts w:cs="Times New Roman"/>
-        </w:rPr>
-        <w:t>nhập trang phục về từ nhà cung cấp</w:t>
-      </w:r>
-      <w:r>
-        <w:rPr>
-          <w:rFonts w:cs="Times New Roman"/>
-        </w:rPr>
-        <w:t xml:space="preserve"> thì chuyển sang giao diện nhập trang phục về từ nhà cung cấp.</w:t>
+        <w:t>Tại giao diện quản lý hệ thống, nếu chọn chức năng nhập trang phục về từ nhà cung cấp thì chuyển sang giao diện nhập trang phục về từ nhà cung cấp.</w:t>
       </w:r>
     </w:p>
     <w:p>
@@ -15052,19 +14998,7 @@
         <w:rPr>
           <w:rFonts w:cs="Times New Roman"/>
         </w:rPr>
-        <w:t xml:space="preserve">ThanhVienHeThong: </w:t>
-      </w:r>
-      <w:r>
-        <w:rPr>
-          <w:rFonts w:cs="Times New Roman"/>
-        </w:rPr>
-        <w:t>tên đăng nhập, mật khẩu, họ tên, vai trò</w:t>
-      </w:r>
-      <w:r>
-        <w:rPr>
-          <w:rFonts w:cs="Times New Roman"/>
-        </w:rPr>
-        <w:t xml:space="preserve">; lớp </w:t>
+        <w:t xml:space="preserve">ThanhVienHeThong: tên đăng nhập, mật khẩu, họ tên, vai trò; lớp </w:t>
       </w:r>
       <w:r>
         <w:rPr>
@@ -15806,13 +15740,7 @@
         <w:rPr>
           <w:rFonts w:cs="Times New Roman"/>
         </w:rPr>
-        <w:t>ChietKhau</w:t>
-      </w:r>
-      <w:r>
-        <w:rPr>
-          <w:rFonts w:cs="Times New Roman"/>
-        </w:rPr>
-        <w:t xml:space="preserve"> </w:t>
+        <w:t xml:space="preserve">ChietKhau </w:t>
       </w:r>
       <w:r>
         <w:rPr>
@@ -15836,13 +15764,7 @@
         <w:rPr>
           <w:rFonts w:cs="Times New Roman"/>
         </w:rPr>
-        <w:t>ChietKhau</w:t>
-      </w:r>
-      <w:r>
-        <w:rPr>
-          <w:rFonts w:cs="Times New Roman"/>
-        </w:rPr>
-        <w:t xml:space="preserve"> </w:t>
+        <w:t xml:space="preserve">ChietKhau </w:t>
       </w:r>
       <w:r>
         <w:rPr>
@@ -15892,13 +15814,7 @@
         <w:rPr>
           <w:rFonts w:cs="Times New Roman"/>
         </w:rPr>
-        <w:t>ChietKhauTheoTrangPhuc</w:t>
-      </w:r>
-      <w:r>
-        <w:rPr>
-          <w:rFonts w:cs="Times New Roman"/>
-        </w:rPr>
-        <w:t xml:space="preserve"> </w:t>
+        <w:t xml:space="preserve">ChietKhauTheoTrangPhuc </w:t>
       </w:r>
       <w:r>
         <w:rPr>
@@ -16108,19 +16024,7 @@
           <w:rFonts w:cs="Times New Roman"/>
         </w:rPr>
         <w:lastRenderedPageBreak/>
-        <w:t xml:space="preserve">PhieuNhap là thành phần của </w:t>
-      </w:r>
-      <w:r>
-        <w:rPr>
-          <w:rFonts w:cs="Times New Roman"/>
-        </w:rPr>
-        <w:t>ChietKhau</w:t>
-      </w:r>
-      <w:r>
-        <w:rPr>
-          <w:rFonts w:cs="Times New Roman"/>
-        </w:rPr>
-        <w:t>.</w:t>
+        <w:t>PhieuNhap là thành phần của ChietKhau.</w:t>
       </w:r>
     </w:p>
     <w:p>
@@ -16237,10 +16141,10 @@
           <w:noProof/>
         </w:rPr>
         <w:drawing>
-          <wp:inline distT="0" distB="0" distL="0" distR="0" wp14:anchorId="79A9D7E5" wp14:editId="7021CE8C">
-            <wp:extent cx="5943600" cy="4161155"/>
+          <wp:inline distT="0" distB="0" distL="0" distR="0" wp14:anchorId="51456CF7" wp14:editId="65A008E8">
+            <wp:extent cx="5943600" cy="4257040"/>
             <wp:effectExtent l="0" t="0" r="0" b="0"/>
-            <wp:docPr id="1973889891" name="Picture 8"/>
+            <wp:docPr id="2099638314" name="Picture 1"/>
             <wp:cNvGraphicFramePr>
               <a:graphicFrameLocks xmlns:a="http://schemas.openxmlformats.org/drawingml/2006/main" noChangeAspect="1"/>
             </wp:cNvGraphicFramePr>
@@ -16248,7 +16152,7 @@
               <a:graphicData uri="http://schemas.openxmlformats.org/drawingml/2006/picture">
                 <pic:pic xmlns:pic="http://schemas.openxmlformats.org/drawingml/2006/picture">
                   <pic:nvPicPr>
-                    <pic:cNvPr id="1973889891" name="Picture 1973889891"/>
+                    <pic:cNvPr id="2099638314" name="Picture 2099638314"/>
                     <pic:cNvPicPr/>
                   </pic:nvPicPr>
                   <pic:blipFill>
@@ -16266,7 +16170,7 @@
                   <pic:spPr>
                     <a:xfrm>
                       <a:off x="0" y="0"/>
-                      <a:ext cx="5943600" cy="4161155"/>
+                      <a:ext cx="5943600" cy="4257040"/>
                     </a:xfrm>
                     <a:prstGeom prst="rect">
                       <a:avLst/>
@@ -16278,6 +16182,87 @@
           </wp:inline>
         </w:drawing>
       </w:r>
+    </w:p>
+    <w:p>
+      <w:pPr>
+        <w:autoSpaceDE/>
+        <w:autoSpaceDN/>
+        <w:spacing w:line="240" w:lineRule="auto"/>
+        <w:rPr>
+          <w:rFonts w:cs="Times New Roman"/>
+        </w:rPr>
+      </w:pPr>
+      <w:r>
+        <w:rPr>
+          <w:rFonts w:cs="Times New Roman"/>
+        </w:rPr>
+        <w:br w:type="page"/>
+      </w:r>
+    </w:p>
+    <w:p>
+      <w:pPr>
+        <w:pStyle w:val="ListParagraph"/>
+        <w:numPr>
+          <w:ilvl w:val="1"/>
+          <w:numId w:val="6"/>
+        </w:numPr>
+        <w:autoSpaceDE/>
+        <w:autoSpaceDN/>
+        <w:ind w:hanging="720"/>
+        <w:rPr>
+          <w:rFonts w:cs="Times New Roman"/>
+          <w:b/>
+          <w:bCs/>
+        </w:rPr>
+      </w:pPr>
+      <w:r>
+        <w:rPr>
+          <w:rFonts w:cs="Times New Roman"/>
+          <w:b/>
+          <w:bCs/>
+        </w:rPr>
+        <w:lastRenderedPageBreak/>
+        <w:t>Biểu đồ lớp đầy đủ pha phân tích</w:t>
+      </w:r>
+    </w:p>
+    <w:p>
+      <w:pPr>
+        <w:pStyle w:val="ListParagraph"/>
+        <w:numPr>
+          <w:ilvl w:val="2"/>
+          <w:numId w:val="6"/>
+        </w:numPr>
+        <w:autoSpaceDE/>
+        <w:autoSpaceDN/>
+        <w:ind w:left="720"/>
+        <w:rPr>
+          <w:rFonts w:cs="Times New Roman"/>
+          <w:b/>
+          <w:bCs/>
+        </w:rPr>
+      </w:pPr>
+      <w:r>
+        <w:rPr>
+          <w:rFonts w:cs="Times New Roman"/>
+          <w:b/>
+          <w:bCs/>
+        </w:rPr>
+        <w:t>Biểu đồ lớp đầy đủ của chức năng Quản lý thông tin nhà cung cấp trang phục</w:t>
+      </w:r>
+    </w:p>
+    <w:p>
+      <w:pPr>
+        <w:pStyle w:val="ListParagraph"/>
+        <w:numPr>
+          <w:ilvl w:val="0"/>
+          <w:numId w:val="7"/>
+        </w:numPr>
+        <w:autoSpaceDE/>
+        <w:autoSpaceDN/>
+        <w:rPr>
+          <w:rFonts w:cs="Times New Roman"/>
+        </w:rPr>
+      </w:pPr>
     </w:p>
     <w:sectPr>
       <w:footerReference w:type="default" r:id="rId28"/>

--- a/20251/Phân tích thiết kế HTTT/B22DCDT294 - Nguyễn Hoàng Tùng - .docx
+++ b/20251/Phân tích thiết kế HTTT/B22DCDT294 - Nguyễn Hoàng Tùng - .docx
@@ -5405,6 +5405,12 @@
               </w:rPr>
               <w:t>ý</w:t>
             </w:r>
+            <w:r>
+              <w:rPr>
+                <w:rFonts w:cs="Times New Roman"/>
+              </w:rPr>
+              <w:t>, nhà cung cấp</w:t>
+            </w:r>
           </w:p>
         </w:tc>
       </w:tr>
@@ -8431,6 +8437,12 @@
                 <w:rFonts w:cs="Times New Roman"/>
               </w:rPr>
               <w:t>Nhân viên</w:t>
+            </w:r>
+            <w:r>
+              <w:rPr>
+                <w:rFonts w:cs="Times New Roman"/>
+              </w:rPr>
+              <w:t>, nhà cung cấp</w:t>
             </w:r>
           </w:p>
         </w:tc>

--- a/20251/Phân tích thiết kế HTTT/B22DCDT294 - Nguyễn Hoàng Tùng - .docx
+++ b/20251/Phân tích thiết kế HTTT/B22DCDT294 - Nguyễn Hoàng Tùng - .docx
@@ -8571,7 +8571,13 @@
               <w:rPr>
                 <w:rFonts w:cs="Times New Roman"/>
               </w:rPr>
-              <w:t>Quản lý thêm thành công phiếu nhập trang phục mới, hệ thống lưu thành công phiếu nhập.</w:t>
+              <w:t>Nhân viên</w:t>
+            </w:r>
+            <w:r>
+              <w:rPr>
+                <w:rFonts w:cs="Times New Roman"/>
+              </w:rPr>
+              <w:t xml:space="preserve"> thêm thành công phiếu nhập trang phục mới, hệ thống lưu thành công phiếu nhập.</w:t>
             </w:r>
           </w:p>
         </w:tc>
@@ -8623,13 +8629,19 @@
               <w:rPr>
                 <w:rFonts w:cs="Times New Roman"/>
               </w:rPr>
-              <w:t xml:space="preserve">Nhân viên </w:t>
-            </w:r>
-            <w:r>
-              <w:rPr>
-                <w:rFonts w:cs="Times New Roman"/>
-              </w:rPr>
-              <w:t>A đăng nhập với tên đăng nhập = a, mật khẩu = a@123 tại giao diện đăng nhập.</w:t>
+              <w:t xml:space="preserve">Nhân viên A yêu cầu cung cấp nhà cung cấp B cung cấp </w:t>
+            </w:r>
+            <w:r>
+              <w:rPr>
+                <w:rFonts w:cs="Times New Roman"/>
+              </w:rPr>
+              <w:t>2</w:t>
+            </w:r>
+            <w:r>
+              <w:rPr>
+                <w:rFonts w:cs="Times New Roman"/>
+              </w:rPr>
+              <w:t xml:space="preserve"> áo A1, màu đen, cỡ S.</w:t>
             </w:r>
           </w:p>
           <w:p>
@@ -8644,7 +8656,7 @@
               <w:rPr>
                 <w:rFonts w:cs="Times New Roman"/>
               </w:rPr>
-              <w:t>2. Hệ thống hiển thị giao diện quản lí hệ thống với</w:t>
+              <w:t>2. Nhà cung cấp cung cấp trang phục theo yêu cầu của nhân viên.</w:t>
             </w:r>
           </w:p>
           <w:p>
@@ -8659,19 +8671,25 @@
               <w:rPr>
                 <w:rFonts w:cs="Times New Roman"/>
               </w:rPr>
-              <w:t xml:space="preserve">- Thông tin về </w:t>
-            </w:r>
-            <w:r>
-              <w:rPr>
-                <w:rFonts w:cs="Times New Roman"/>
-              </w:rPr>
-              <w:t>nhân viên</w:t>
-            </w:r>
-            <w:r>
-              <w:rPr>
-                <w:rFonts w:cs="Times New Roman"/>
-              </w:rPr>
-              <w:t>: tên đăng nhập a, tên A, chức vụ.</w:t>
+              <w:t xml:space="preserve">3. </w:t>
+            </w:r>
+            <w:r>
+              <w:rPr>
+                <w:rFonts w:cs="Times New Roman"/>
+              </w:rPr>
+              <w:t>Nhân viê</w:t>
+            </w:r>
+            <w:r>
+              <w:rPr>
+                <w:rFonts w:cs="Times New Roman"/>
+              </w:rPr>
+              <w:t>n</w:t>
+            </w:r>
+            <w:r>
+              <w:rPr>
+                <w:rFonts w:cs="Times New Roman"/>
+              </w:rPr>
+              <w:t xml:space="preserve"> đăng nhập với tên đăng nhập = a, mật khẩu = a@123 tại giao diện đăng nhập.</w:t>
             </w:r>
           </w:p>
           <w:p>
@@ -8686,13 +8704,13 @@
               <w:rPr>
                 <w:rFonts w:cs="Times New Roman"/>
               </w:rPr>
-              <w:t xml:space="preserve">- Tùy chọn </w:t>
-            </w:r>
-            <w:r>
-              <w:rPr>
-                <w:rFonts w:cs="Times New Roman"/>
-              </w:rPr>
-              <w:t>quản lý thông tin nhà cung cấp trang phục, nhập trang phục từ nhà cung cấp, xem thống kê.</w:t>
+              <w:t>4</w:t>
+            </w:r>
+            <w:r>
+              <w:rPr>
+                <w:rFonts w:cs="Times New Roman"/>
+              </w:rPr>
+              <w:t>. Hệ thống hiển thị giao diện quản lí hệ thống với</w:t>
             </w:r>
           </w:p>
           <w:p>
@@ -8707,19 +8725,19 @@
               <w:rPr>
                 <w:rFonts w:cs="Times New Roman"/>
               </w:rPr>
-              <w:t xml:space="preserve">3. </w:t>
-            </w:r>
-            <w:r>
-              <w:rPr>
-                <w:rFonts w:cs="Times New Roman"/>
-              </w:rPr>
-              <w:t>Nhân viên</w:t>
-            </w:r>
-            <w:r>
-              <w:rPr>
-                <w:rFonts w:cs="Times New Roman"/>
-              </w:rPr>
-              <w:t xml:space="preserve"> chọn nhập trang phục về từ nhà cung cấp.</w:t>
+              <w:t xml:space="preserve">- Thông tin về </w:t>
+            </w:r>
+            <w:r>
+              <w:rPr>
+                <w:rFonts w:cs="Times New Roman"/>
+              </w:rPr>
+              <w:t>nhân viên</w:t>
+            </w:r>
+            <w:r>
+              <w:rPr>
+                <w:rFonts w:cs="Times New Roman"/>
+              </w:rPr>
+              <w:t>: tên đăng nhập a, tên A, chức vụ.</w:t>
             </w:r>
           </w:p>
           <w:p>
@@ -8734,13 +8752,13 @@
               <w:rPr>
                 <w:rFonts w:cs="Times New Roman"/>
               </w:rPr>
-              <w:t>4. Hệ thống hiển thị giao diện nhập trang phục về từ nhà cung cấp</w:t>
-            </w:r>
-            <w:r>
-              <w:rPr>
-                <w:rFonts w:cs="Times New Roman"/>
-              </w:rPr>
-              <w:t xml:space="preserve"> với</w:t>
+              <w:t xml:space="preserve">- Tùy chọn </w:t>
+            </w:r>
+            <w:r>
+              <w:rPr>
+                <w:rFonts w:cs="Times New Roman"/>
+              </w:rPr>
+              <w:t>quản lý thông tin nhà cung cấp trang phục, nhập trang phục từ nhà cung cấp, xem thống kê.</w:t>
             </w:r>
           </w:p>
           <w:p>
@@ -8755,13 +8773,25 @@
               <w:rPr>
                 <w:rFonts w:cs="Times New Roman"/>
               </w:rPr>
-              <w:t xml:space="preserve">- </w:t>
-            </w:r>
-            <w:r>
-              <w:rPr>
-                <w:rFonts w:cs="Times New Roman"/>
-              </w:rPr>
-              <w:t>một trường văn bản để nhập từ khóa + một nút tìm kiếm.</w:t>
+              <w:t>5</w:t>
+            </w:r>
+            <w:r>
+              <w:rPr>
+                <w:rFonts w:cs="Times New Roman"/>
+              </w:rPr>
+              <w:t xml:space="preserve">. </w:t>
+            </w:r>
+            <w:r>
+              <w:rPr>
+                <w:rFonts w:cs="Times New Roman"/>
+              </w:rPr>
+              <w:t>Nhân viên</w:t>
+            </w:r>
+            <w:r>
+              <w:rPr>
+                <w:rFonts w:cs="Times New Roman"/>
+              </w:rPr>
+              <w:t xml:space="preserve"> chọn nhập trang phục về từ nhà cung cấp.</w:t>
             </w:r>
           </w:p>
           <w:p>
@@ -8776,13 +8806,19 @@
               <w:rPr>
                 <w:rFonts w:cs="Times New Roman"/>
               </w:rPr>
-              <w:t xml:space="preserve">- </w:t>
-            </w:r>
-            <w:r>
-              <w:rPr>
-                <w:rFonts w:cs="Times New Roman"/>
-              </w:rPr>
-              <w:t>một nút thêm phiếu nhập mới.</w:t>
+              <w:t>6</w:t>
+            </w:r>
+            <w:r>
+              <w:rPr>
+                <w:rFonts w:cs="Times New Roman"/>
+              </w:rPr>
+              <w:t>. Hệ thống hiển thị giao diện nhập trang phục về từ nhà cung cấp</w:t>
+            </w:r>
+            <w:r>
+              <w:rPr>
+                <w:rFonts w:cs="Times New Roman"/>
+              </w:rPr>
+              <w:t xml:space="preserve"> với</w:t>
             </w:r>
           </w:p>
           <w:p>
@@ -8797,19 +8833,13 @@
               <w:rPr>
                 <w:rFonts w:cs="Times New Roman"/>
               </w:rPr>
-              <w:t xml:space="preserve">5. </w:t>
-            </w:r>
-            <w:r>
-              <w:rPr>
-                <w:rFonts w:cs="Times New Roman"/>
-              </w:rPr>
-              <w:t>Nhân viên</w:t>
-            </w:r>
-            <w:r>
-              <w:rPr>
-                <w:rFonts w:cs="Times New Roman"/>
-              </w:rPr>
-              <w:t xml:space="preserve"> chọn thêm phiếu nhập mới.</w:t>
+              <w:t xml:space="preserve">- </w:t>
+            </w:r>
+            <w:r>
+              <w:rPr>
+                <w:rFonts w:cs="Times New Roman"/>
+              </w:rPr>
+              <w:t>một trường văn bản để nhập từ khóa + một nút tìm kiếm.</w:t>
             </w:r>
           </w:p>
           <w:p>
@@ -8824,19 +8854,13 @@
               <w:rPr>
                 <w:rFonts w:cs="Times New Roman"/>
               </w:rPr>
-              <w:t xml:space="preserve">6. </w:t>
-            </w:r>
-            <w:r>
-              <w:rPr>
-                <w:rFonts w:cs="Times New Roman"/>
-              </w:rPr>
-              <w:t xml:space="preserve">Hệ thống hiển thị </w:t>
-            </w:r>
-            <w:r>
-              <w:rPr>
-                <w:rFonts w:cs="Times New Roman"/>
-              </w:rPr>
-              <w:t>giao diện phiếu nhập trang phục mới hiển thị với</w:t>
+              <w:t xml:space="preserve">- </w:t>
+            </w:r>
+            <w:r>
+              <w:rPr>
+                <w:rFonts w:cs="Times New Roman"/>
+              </w:rPr>
+              <w:t>một nút thêm phiếu nhập mới.</w:t>
             </w:r>
           </w:p>
           <w:p>
@@ -8851,13 +8875,25 @@
               <w:rPr>
                 <w:rFonts w:cs="Times New Roman"/>
               </w:rPr>
-              <w:t xml:space="preserve">- </w:t>
-            </w:r>
-            <w:r>
-              <w:rPr>
-                <w:rFonts w:cs="Times New Roman"/>
-              </w:rPr>
-              <w:t>một danh sách xổ xuống, mỗi dòng tương ứng với tên của một nhà cung cấp.</w:t>
+              <w:t>7</w:t>
+            </w:r>
+            <w:r>
+              <w:rPr>
+                <w:rFonts w:cs="Times New Roman"/>
+              </w:rPr>
+              <w:t xml:space="preserve">. </w:t>
+            </w:r>
+            <w:r>
+              <w:rPr>
+                <w:rFonts w:cs="Times New Roman"/>
+              </w:rPr>
+              <w:t>Nhân viên</w:t>
+            </w:r>
+            <w:r>
+              <w:rPr>
+                <w:rFonts w:cs="Times New Roman"/>
+              </w:rPr>
+              <w:t xml:space="preserve"> chọn thêm phiếu nhập mới.</w:t>
             </w:r>
           </w:p>
           <w:p>
@@ -8872,13 +8908,25 @@
               <w:rPr>
                 <w:rFonts w:cs="Times New Roman"/>
               </w:rPr>
-              <w:t xml:space="preserve">- </w:t>
-            </w:r>
-            <w:r>
-              <w:rPr>
-                <w:rFonts w:cs="Times New Roman"/>
-              </w:rPr>
-              <w:t>một danh sách xổ xuống, mỗi dòng tương ứng với thông của một loại mặt hàng trang phục: tên, kích cỡ, màu sắc, giá nhập.</w:t>
+              <w:t>8</w:t>
+            </w:r>
+            <w:r>
+              <w:rPr>
+                <w:rFonts w:cs="Times New Roman"/>
+              </w:rPr>
+              <w:t xml:space="preserve">. </w:t>
+            </w:r>
+            <w:r>
+              <w:rPr>
+                <w:rFonts w:cs="Times New Roman"/>
+              </w:rPr>
+              <w:t xml:space="preserve">Hệ thống hiển thị </w:t>
+            </w:r>
+            <w:r>
+              <w:rPr>
+                <w:rFonts w:cs="Times New Roman"/>
+              </w:rPr>
+              <w:t>giao diện phiếu nhập trang phục mới hiển thị với</w:t>
             </w:r>
           </w:p>
           <w:p>
@@ -8893,13 +8941,7 @@
               <w:rPr>
                 <w:rFonts w:cs="Times New Roman"/>
               </w:rPr>
-              <w:t xml:space="preserve">- </w:t>
-            </w:r>
-            <w:r>
-              <w:rPr>
-                <w:rFonts w:cs="Times New Roman"/>
-              </w:rPr>
-              <w:t>một trường điền số lượng.</w:t>
+              <w:t>- một nút thêm nhà cung cấp.</w:t>
             </w:r>
           </w:p>
           <w:p>
@@ -8920,19 +8962,7 @@
               <w:rPr>
                 <w:rFonts w:cs="Times New Roman"/>
               </w:rPr>
-              <w:t>một nút thêm mặt hàng</w:t>
-            </w:r>
-            <w:r>
-              <w:rPr>
-                <w:rFonts w:cs="Times New Roman"/>
-              </w:rPr>
-              <w:t xml:space="preserve"> nhập</w:t>
-            </w:r>
-            <w:r>
-              <w:rPr>
-                <w:rFonts w:cs="Times New Roman"/>
-              </w:rPr>
-              <w:t>.</w:t>
+              <w:t>một danh sách xổ xuống, mỗi dòng tương ứng với tên của một nhà cung cấp.</w:t>
             </w:r>
           </w:p>
           <w:p>
@@ -8947,13 +8977,13 @@
               <w:rPr>
                 <w:rFonts w:cs="Times New Roman"/>
               </w:rPr>
-              <w:t>- một nút thêm mặt hàng chưa có trong danh sách</w:t>
-            </w:r>
-            <w:r>
-              <w:rPr>
-                <w:rFonts w:cs="Times New Roman"/>
-              </w:rPr>
-              <w:t>.</w:t>
+              <w:t xml:space="preserve">- </w:t>
+            </w:r>
+            <w:r>
+              <w:rPr>
+                <w:rFonts w:cs="Times New Roman"/>
+              </w:rPr>
+              <w:t>một danh sách xổ xuống, mỗi dòng tương ứng với thông của một loại mặt hàng trang phục: tên, kích cỡ, màu sắc, giá nhập.</w:t>
             </w:r>
           </w:p>
           <w:p>
@@ -8968,56 +8998,14 @@
               <w:rPr>
                 <w:rFonts w:cs="Times New Roman"/>
               </w:rPr>
+              <w:lastRenderedPageBreak/>
               <w:t xml:space="preserve">- </w:t>
             </w:r>
             <w:r>
               <w:rPr>
                 <w:rFonts w:cs="Times New Roman"/>
               </w:rPr>
-              <w:t>một danh sách, mỗi dòng tương ứng với tên</w:t>
-            </w:r>
-            <w:r>
-              <w:rPr>
-                <w:rFonts w:cs="Times New Roman"/>
-              </w:rPr>
-              <w:t>, kích cỡ, màu sắc</w:t>
-            </w:r>
-            <w:r>
-              <w:rPr>
-                <w:rFonts w:cs="Times New Roman"/>
-              </w:rPr>
-              <w:t xml:space="preserve"> một loại mặt hàng đang muốn nhập, đơn giá, số lượng</w:t>
-            </w:r>
-            <w:r>
-              <w:rPr>
-                <w:rFonts w:cs="Times New Roman"/>
-              </w:rPr>
-              <w:t xml:space="preserve">, chiết </w:t>
-            </w:r>
-            <w:r>
-              <w:rPr>
-                <w:rFonts w:cs="Times New Roman"/>
-              </w:rPr>
-              <w:lastRenderedPageBreak/>
-              <w:t>khấu</w:t>
-            </w:r>
-            <w:r>
-              <w:rPr>
-                <w:rFonts w:cs="Times New Roman"/>
-              </w:rPr>
-              <w:t xml:space="preserve"> và thành tiền, </w:t>
-            </w:r>
-            <w:r>
-              <w:rPr>
-                <w:rFonts w:cs="Times New Roman"/>
-              </w:rPr>
-              <w:t xml:space="preserve">một dòng ghi tổng chiết khấu, </w:t>
-            </w:r>
-            <w:r>
-              <w:rPr>
-                <w:rFonts w:cs="Times New Roman"/>
-              </w:rPr>
-              <w:t>một dòng ghi tổng tiền.</w:t>
+              <w:t>một trường điền số lượng.</w:t>
             </w:r>
           </w:p>
           <w:p>
@@ -9038,7 +9026,19 @@
               <w:rPr>
                 <w:rFonts w:cs="Times New Roman"/>
               </w:rPr>
-              <w:t>một trường điền mã chiết khấu và nút áp dụng.</w:t>
+              <w:t>một nút thêm mặt hàng</w:t>
+            </w:r>
+            <w:r>
+              <w:rPr>
+                <w:rFonts w:cs="Times New Roman"/>
+              </w:rPr>
+              <w:t xml:space="preserve"> nhập</w:t>
+            </w:r>
+            <w:r>
+              <w:rPr>
+                <w:rFonts w:cs="Times New Roman"/>
+              </w:rPr>
+              <w:t>.</w:t>
             </w:r>
           </w:p>
           <w:p>
@@ -9053,13 +9053,13 @@
               <w:rPr>
                 <w:rFonts w:cs="Times New Roman"/>
               </w:rPr>
-              <w:t xml:space="preserve">- </w:t>
-            </w:r>
-            <w:r>
-              <w:rPr>
-                <w:rFonts w:cs="Times New Roman"/>
-              </w:rPr>
-              <w:t>một trường ghi chú.</w:t>
+              <w:t>- một nút thêm mặt hàng chưa có trong danh sách</w:t>
+            </w:r>
+            <w:r>
+              <w:rPr>
+                <w:rFonts w:cs="Times New Roman"/>
+              </w:rPr>
+              <w:t>.</w:t>
             </w:r>
           </w:p>
           <w:p>
@@ -9080,19 +9080,43 @@
               <w:rPr>
                 <w:rFonts w:cs="Times New Roman"/>
               </w:rPr>
-              <w:t>một nút lưu phiếu nhập</w:t>
-            </w:r>
-            <w:r>
-              <w:rPr>
-                <w:rFonts w:cs="Times New Roman"/>
-              </w:rPr>
-              <w:t>, một nút hủy phiếu nhập</w:t>
-            </w:r>
-            <w:r>
-              <w:rPr>
-                <w:rFonts w:cs="Times New Roman"/>
-              </w:rPr>
-              <w:t>.</w:t>
+              <w:t>một danh sách, mỗi dòng tương ứng với tên</w:t>
+            </w:r>
+            <w:r>
+              <w:rPr>
+                <w:rFonts w:cs="Times New Roman"/>
+              </w:rPr>
+              <w:t>, kích cỡ, màu sắc</w:t>
+            </w:r>
+            <w:r>
+              <w:rPr>
+                <w:rFonts w:cs="Times New Roman"/>
+              </w:rPr>
+              <w:t xml:space="preserve"> một loại mặt hàng đang muốn nhập, đơn giá, số lượng</w:t>
+            </w:r>
+            <w:r>
+              <w:rPr>
+                <w:rFonts w:cs="Times New Roman"/>
+              </w:rPr>
+              <w:t>, chiết khấu</w:t>
+            </w:r>
+            <w:r>
+              <w:rPr>
+                <w:rFonts w:cs="Times New Roman"/>
+              </w:rPr>
+              <w:t xml:space="preserve"> và thành tiền, </w:t>
+            </w:r>
+            <w:r>
+              <w:rPr>
+                <w:rFonts w:cs="Times New Roman"/>
+              </w:rPr>
+              <w:t xml:space="preserve">một dòng ghi tổng chiết khấu, </w:t>
+            </w:r>
+            <w:r>
+              <w:rPr>
+                <w:rFonts w:cs="Times New Roman"/>
+              </w:rPr>
+              <w:t>một dòng ghi tổng tiền.</w:t>
             </w:r>
           </w:p>
           <w:p>
@@ -9107,19 +9131,7 @@
               <w:rPr>
                 <w:rFonts w:cs="Times New Roman"/>
               </w:rPr>
-              <w:t xml:space="preserve">7. </w:t>
-            </w:r>
-            <w:r>
-              <w:rPr>
-                <w:rFonts w:cs="Times New Roman"/>
-              </w:rPr>
-              <w:t>Nhân viên mở danh sách xổ xuống của nhà cung cấp, tìm và chọn dòng có chứa tên của nhà cung cấp A trong danh sách</w:t>
-            </w:r>
-            <w:r>
-              <w:rPr>
-                <w:rFonts w:cs="Times New Roman"/>
-              </w:rPr>
-              <w:t>.</w:t>
+              <w:t>- một nút thêm mã giảm giá.</w:t>
             </w:r>
           </w:p>
           <w:p>
@@ -9134,7 +9146,121 @@
               <w:rPr>
                 <w:rFonts w:cs="Times New Roman"/>
               </w:rPr>
-              <w:t>8. Hệ thống hiển thị thông tin chi tiết của nhà cung cấp A</w:t>
+              <w:t xml:space="preserve">- </w:t>
+            </w:r>
+            <w:r>
+              <w:rPr>
+                <w:rFonts w:cs="Times New Roman"/>
+              </w:rPr>
+              <w:t>một trường điền mã chiết khấu và nút áp dụng.</w:t>
+            </w:r>
+          </w:p>
+          <w:p>
+            <w:pPr>
+              <w:autoSpaceDE/>
+              <w:autoSpaceDN/>
+              <w:rPr>
+                <w:rFonts w:cs="Times New Roman"/>
+              </w:rPr>
+            </w:pPr>
+            <w:r>
+              <w:rPr>
+                <w:rFonts w:cs="Times New Roman"/>
+              </w:rPr>
+              <w:t xml:space="preserve">- </w:t>
+            </w:r>
+            <w:r>
+              <w:rPr>
+                <w:rFonts w:cs="Times New Roman"/>
+              </w:rPr>
+              <w:t>một trường ghi chú.</w:t>
+            </w:r>
+          </w:p>
+          <w:p>
+            <w:pPr>
+              <w:autoSpaceDE/>
+              <w:autoSpaceDN/>
+              <w:rPr>
+                <w:rFonts w:cs="Times New Roman"/>
+              </w:rPr>
+            </w:pPr>
+            <w:r>
+              <w:rPr>
+                <w:rFonts w:cs="Times New Roman"/>
+              </w:rPr>
+              <w:t xml:space="preserve">- </w:t>
+            </w:r>
+            <w:r>
+              <w:rPr>
+                <w:rFonts w:cs="Times New Roman"/>
+              </w:rPr>
+              <w:t>một nút lưu phiếu nhập</w:t>
+            </w:r>
+            <w:r>
+              <w:rPr>
+                <w:rFonts w:cs="Times New Roman"/>
+              </w:rPr>
+              <w:t>, một nút hủy phiếu nhập</w:t>
+            </w:r>
+            <w:r>
+              <w:rPr>
+                <w:rFonts w:cs="Times New Roman"/>
+              </w:rPr>
+              <w:t>.</w:t>
+            </w:r>
+          </w:p>
+          <w:p>
+            <w:pPr>
+              <w:autoSpaceDE/>
+              <w:autoSpaceDN/>
+              <w:rPr>
+                <w:rFonts w:cs="Times New Roman"/>
+              </w:rPr>
+            </w:pPr>
+            <w:r>
+              <w:rPr>
+                <w:rFonts w:cs="Times New Roman"/>
+              </w:rPr>
+              <w:t>9</w:t>
+            </w:r>
+            <w:r>
+              <w:rPr>
+                <w:rFonts w:cs="Times New Roman"/>
+              </w:rPr>
+              <w:t xml:space="preserve">. </w:t>
+            </w:r>
+            <w:r>
+              <w:rPr>
+                <w:rFonts w:cs="Times New Roman"/>
+              </w:rPr>
+              <w:t>Nhân viên mở danh sách xổ xuống của nhà cung cấp, tìm và chọn dòng có chứa tên của nhà cung cấp A trong danh sách</w:t>
+            </w:r>
+            <w:r>
+              <w:rPr>
+                <w:rFonts w:cs="Times New Roman"/>
+              </w:rPr>
+              <w:t>.</w:t>
+            </w:r>
+          </w:p>
+          <w:p>
+            <w:pPr>
+              <w:autoSpaceDE/>
+              <w:autoSpaceDN/>
+              <w:rPr>
+                <w:rFonts w:cs="Times New Roman"/>
+              </w:rPr>
+            </w:pPr>
+            <w:r>
+              <w:rPr>
+                <w:rFonts w:cs="Times New Roman"/>
+              </w:rPr>
+              <w:t>10</w:t>
+            </w:r>
+            <w:r>
+              <w:rPr>
+                <w:rFonts w:cs="Times New Roman"/>
+              </w:rPr>
+              <w:t>. Hệ thống hiển thị thông tin chi tiết của nhà cung cấp A</w:t>
             </w:r>
             <w:r>
               <w:rPr>
@@ -9236,7 +9362,13 @@
               <w:rPr>
                 <w:rFonts w:cs="Times New Roman"/>
               </w:rPr>
-              <w:t>9. Nhân viên chọn dòng đầu tiên trong danh sách mặt hàng nhập (Áo A1 - cỡ nhỏ - đen - 100.000).</w:t>
+              <w:t>11</w:t>
+            </w:r>
+            <w:r>
+              <w:rPr>
+                <w:rFonts w:cs="Times New Roman"/>
+              </w:rPr>
+              <w:t>. Nhân viên chọn dòng đầu tiên trong danh sách mặt hàng nhập (Áo A1 - cỡ nhỏ - đen - 100.000).</w:t>
             </w:r>
           </w:p>
           <w:p>
@@ -9293,6 +9425,7 @@
               <w:rPr>
                 <w:rFonts w:cs="Times New Roman"/>
               </w:rPr>
+              <w:lastRenderedPageBreak/>
               <w:t xml:space="preserve">- Email: </w:t>
             </w:r>
             <w:hyperlink r:id="rId22" w:history="1">
@@ -9550,7 +9683,6 @@
               <w:rPr>
                 <w:rFonts w:cs="Times New Roman"/>
               </w:rPr>
-              <w:lastRenderedPageBreak/>
               <w:t>- Tùy chọn: thêm mặt hàng nhập, thêm mặt hàng chưa có trong danh sách</w:t>
             </w:r>
           </w:p>
@@ -9572,7 +9704,7 @@
               <w:rPr>
                 <w:rFonts w:cs="Times New Roman"/>
               </w:rPr>
-              <w:t>0</w:t>
+              <w:t>2</w:t>
             </w:r>
             <w:r>
               <w:rPr>
@@ -10116,7 +10248,7 @@
               <w:rPr>
                 <w:rFonts w:cs="Times New Roman"/>
               </w:rPr>
-              <w:t>1</w:t>
+              <w:t>3</w:t>
             </w:r>
             <w:r>
               <w:rPr>
@@ -10143,7 +10275,7 @@
               <w:rPr>
                 <w:rFonts w:cs="Times New Roman"/>
               </w:rPr>
-              <w:t>2</w:t>
+              <w:t>4</w:t>
             </w:r>
             <w:r>
               <w:rPr>
@@ -10233,6 +10365,7 @@
                       <w:sz w:val="26"/>
                       <w:szCs w:val="26"/>
                     </w:rPr>
+                    <w:lastRenderedPageBreak/>
                     <w:t>Tên</w:t>
                   </w:r>
                 </w:p>
@@ -10651,7 +10784,6 @@
               <w:rPr>
                 <w:rFonts w:cs="Times New Roman"/>
               </w:rPr>
-              <w:lastRenderedPageBreak/>
               <w:t>- Tổng tiền: 200.000 đồng</w:t>
             </w:r>
           </w:p>
@@ -10688,7 +10820,7 @@
               <w:rPr>
                 <w:rFonts w:cs="Times New Roman"/>
               </w:rPr>
-              <w:t>3</w:t>
+              <w:t>5</w:t>
             </w:r>
             <w:r>
               <w:rPr>
@@ -10727,7 +10859,7 @@
               <w:rPr>
                 <w:rFonts w:cs="Times New Roman"/>
               </w:rPr>
-              <w:t>4</w:t>
+              <w:t>6</w:t>
             </w:r>
             <w:r>
               <w:rPr>
@@ -10760,7 +10892,7 @@
               <w:rPr>
                 <w:rFonts w:cs="Times New Roman"/>
               </w:rPr>
-              <w:t>5</w:t>
+              <w:t>7</w:t>
             </w:r>
             <w:r>
               <w:rPr>
@@ -10787,7 +10919,7 @@
               <w:rPr>
                 <w:rFonts w:cs="Times New Roman"/>
               </w:rPr>
-              <w:t>6</w:t>
+              <w:t>8</w:t>
             </w:r>
             <w:r>
               <w:rPr>
@@ -11349,7 +11481,7 @@
               <w:rPr>
                 <w:rFonts w:cs="Times New Roman"/>
               </w:rPr>
-              <w:t>7</w:t>
+              <w:t>9</w:t>
             </w:r>
             <w:r>
               <w:rPr>
@@ -11370,7 +11502,8 @@
               <w:rPr>
                 <w:rFonts w:cs="Times New Roman"/>
               </w:rPr>
-              <w:t>18</w:t>
+              <w:lastRenderedPageBreak/>
+              <w:t>20</w:t>
             </w:r>
             <w:r>
               <w:rPr>
@@ -11391,7 +11524,7 @@
               <w:rPr>
                 <w:rFonts w:cs="Times New Roman"/>
               </w:rPr>
-              <w:t>19</w:t>
+              <w:t>21</w:t>
             </w:r>
             <w:r>
               <w:rPr>
@@ -11418,7 +11551,7 @@
               <w:rPr>
                 <w:rFonts w:cs="Times New Roman"/>
               </w:rPr>
-              <w:t>0</w:t>
+              <w:t>2</w:t>
             </w:r>
             <w:r>
               <w:rPr>
@@ -11471,7 +11604,13 @@
               <w:rPr>
                 <w:rFonts w:cs="Times New Roman"/>
               </w:rPr>
-              <w:t>2. Hệ thống hiển thị thông báo đăng nhập không thành công và nút OK.</w:t>
+              <w:t>4</w:t>
+            </w:r>
+            <w:r>
+              <w:rPr>
+                <w:rFonts w:cs="Times New Roman"/>
+              </w:rPr>
+              <w:t>. Hệ thống hiển thị thông báo đăng nhập không thành công và nút OK.</w:t>
             </w:r>
           </w:p>
           <w:p>
@@ -11486,7 +11625,13 @@
               <w:rPr>
                 <w:rFonts w:cs="Times New Roman"/>
               </w:rPr>
-              <w:t>2.1. Nhân viên nhấn OK.</w:t>
+              <w:t>4</w:t>
+            </w:r>
+            <w:r>
+              <w:rPr>
+                <w:rFonts w:cs="Times New Roman"/>
+              </w:rPr>
+              <w:t>.1. Nhân viên nhấn OK.</w:t>
             </w:r>
           </w:p>
           <w:p>
@@ -11501,7 +11646,13 @@
               <w:rPr>
                 <w:rFonts w:cs="Times New Roman"/>
               </w:rPr>
-              <w:t>2.2. Hệ thống hiển thị lại giao diện đăng nhập.</w:t>
+              <w:t>4</w:t>
+            </w:r>
+            <w:r>
+              <w:rPr>
+                <w:rFonts w:cs="Times New Roman"/>
+              </w:rPr>
+              <w:t>.2. Hệ thống hiển thị lại giao diện đăng nhập.</w:t>
             </w:r>
           </w:p>
           <w:p>
@@ -11516,13 +11667,7 @@
               <w:rPr>
                 <w:rFonts w:cs="Times New Roman"/>
               </w:rPr>
-              <w:t>10</w:t>
-            </w:r>
-            <w:r>
-              <w:rPr>
-                <w:rFonts w:cs="Times New Roman"/>
-              </w:rPr>
-              <w:t>. Hệ thống không có mặt hàng nhân viên muốn nhập.</w:t>
+              <w:t>10. Hệ thống không có nhà cung cấp nhân viên cần tìm.</w:t>
             </w:r>
           </w:p>
           <w:p>
@@ -11537,13 +11682,7 @@
               <w:rPr>
                 <w:rFonts w:cs="Times New Roman"/>
               </w:rPr>
-              <w:t>10</w:t>
-            </w:r>
-            <w:r>
-              <w:rPr>
-                <w:rFonts w:cs="Times New Roman"/>
-              </w:rPr>
-              <w:t>.1. Nhân viên chọn thêm mặt hàng chưa có trong danh sách.</w:t>
+              <w:t>10.1. Nhân viên chọn thêm nhà cung cấp.</w:t>
             </w:r>
           </w:p>
           <w:p>
@@ -11558,79 +11697,13 @@
               <w:rPr>
                 <w:rFonts w:cs="Times New Roman"/>
               </w:rPr>
-              <w:t>10</w:t>
-            </w:r>
-            <w:r>
-              <w:rPr>
-                <w:rFonts w:cs="Times New Roman"/>
-              </w:rPr>
-              <w:t>.2. Hệ thống hiển thị giao diện thêm mặt hàng mới với</w:t>
-            </w:r>
-            <w:r>
-              <w:rPr>
-                <w:rFonts w:cs="Times New Roman"/>
-              </w:rPr>
-              <w:t xml:space="preserve"> </w:t>
-            </w:r>
-            <w:r>
-              <w:rPr>
-                <w:rFonts w:cs="Times New Roman"/>
-              </w:rPr>
-              <w:t>trường điền tên mặt hàng</w:t>
-            </w:r>
-            <w:r>
-              <w:rPr>
-                <w:rFonts w:cs="Times New Roman"/>
-              </w:rPr>
-              <w:t xml:space="preserve">, </w:t>
-            </w:r>
-            <w:r>
-              <w:rPr>
-                <w:rFonts w:cs="Times New Roman"/>
-              </w:rPr>
-              <w:t>kích cỡ</w:t>
-            </w:r>
-            <w:r>
-              <w:rPr>
-                <w:rFonts w:cs="Times New Roman"/>
-              </w:rPr>
-              <w:t xml:space="preserve">, </w:t>
-            </w:r>
-            <w:r>
-              <w:rPr>
-                <w:rFonts w:cs="Times New Roman"/>
-              </w:rPr>
-              <w:t>màu sắc</w:t>
-            </w:r>
-            <w:r>
-              <w:rPr>
-                <w:rFonts w:cs="Times New Roman"/>
-              </w:rPr>
-              <w:t xml:space="preserve">, </w:t>
-            </w:r>
-            <w:r>
-              <w:rPr>
-                <w:rFonts w:cs="Times New Roman"/>
-              </w:rPr>
-              <w:t>đơn giá</w:t>
-            </w:r>
-            <w:r>
-              <w:rPr>
-                <w:rFonts w:cs="Times New Roman"/>
-              </w:rPr>
-              <w:t xml:space="preserve">, </w:t>
-            </w:r>
-            <w:r>
-              <w:rPr>
-                <w:rFonts w:cs="Times New Roman"/>
-              </w:rPr>
-              <w:t>một nút lưu mặt hàng</w:t>
-            </w:r>
-            <w:r>
-              <w:rPr>
-                <w:rFonts w:cs="Times New Roman"/>
-              </w:rPr>
-              <w:t>.</w:t>
+              <w:t xml:space="preserve">10.2. </w:t>
+            </w:r>
+            <w:r>
+              <w:rPr>
+                <w:rFonts w:cs="Times New Roman"/>
+              </w:rPr>
+              <w:t>Hệ thống hiển thị giao diện thêm mới nhà cung cấp với các trường điền tên nhà cung cấp, địa chỉ, số điện thoại, email, một nút lưu, một nút hủy</w:t>
             </w:r>
           </w:p>
           <w:p>
@@ -11645,73 +11718,28 @@
               <w:rPr>
                 <w:rFonts w:cs="Times New Roman"/>
               </w:rPr>
-              <w:t>10</w:t>
-            </w:r>
-            <w:r>
-              <w:rPr>
-                <w:rFonts w:cs="Times New Roman"/>
-              </w:rPr>
-              <w:t xml:space="preserve">.3. Nhân viên điền tên mặt hàng </w:t>
-            </w:r>
-            <w:r>
-              <w:rPr>
-                <w:rFonts w:cs="Times New Roman"/>
-              </w:rPr>
-              <w:t>=</w:t>
-            </w:r>
-            <w:r>
-              <w:rPr>
-                <w:rFonts w:cs="Times New Roman"/>
-              </w:rPr>
-              <w:t xml:space="preserve"> váy A3, </w:t>
-            </w:r>
-            <w:r>
-              <w:rPr>
-                <w:rFonts w:cs="Times New Roman"/>
-              </w:rPr>
-              <w:t>kích cỡ =</w:t>
-            </w:r>
-            <w:r>
-              <w:rPr>
-                <w:rFonts w:cs="Times New Roman"/>
-              </w:rPr>
-              <w:t xml:space="preserve"> M, màu</w:t>
-            </w:r>
-            <w:r>
-              <w:rPr>
-                <w:rFonts w:cs="Times New Roman"/>
-              </w:rPr>
-              <w:t xml:space="preserve"> sắc =</w:t>
-            </w:r>
-            <w:r>
-              <w:rPr>
-                <w:rFonts w:cs="Times New Roman"/>
-              </w:rPr>
-              <w:t xml:space="preserve"> trắng, </w:t>
-            </w:r>
-            <w:r>
-              <w:rPr>
-                <w:rFonts w:cs="Times New Roman"/>
-              </w:rPr>
-              <w:t xml:space="preserve">đơn </w:t>
-            </w:r>
-            <w:r>
-              <w:rPr>
-                <w:rFonts w:cs="Times New Roman"/>
-              </w:rPr>
-              <w:t xml:space="preserve">giá </w:t>
-            </w:r>
-            <w:r>
-              <w:rPr>
-                <w:rFonts w:cs="Times New Roman"/>
-              </w:rPr>
-              <w:t xml:space="preserve">= </w:t>
-            </w:r>
-            <w:r>
-              <w:rPr>
-                <w:rFonts w:cs="Times New Roman"/>
-              </w:rPr>
-              <w:t>200.000 và nhấn nút lưu mặt hàng.</w:t>
+              <w:t>10.3</w:t>
+            </w:r>
+            <w:r>
+              <w:rPr>
+                <w:rFonts w:cs="Times New Roman"/>
+              </w:rPr>
+              <w:t xml:space="preserve">. Quản lý điền tên nhà cung cấp = A, địa chỉ = Hà Nội, số điện thoại = 0123456789, email = </w:t>
+            </w:r>
+            <w:hyperlink r:id="rId23" w:history="1">
+              <w:r>
+                <w:rPr>
+                  <w:rStyle w:val="Hyperlink"/>
+                  <w:rFonts w:cs="Times New Roman"/>
+                </w:rPr>
+                <w:t>a@gmail.com</w:t>
+              </w:r>
+            </w:hyperlink>
+            <w:r>
+              <w:rPr>
+                <w:rFonts w:cs="Times New Roman"/>
+              </w:rPr>
+              <w:t xml:space="preserve"> và bấm lưu.</w:t>
             </w:r>
           </w:p>
           <w:p>
@@ -11726,13 +11754,13 @@
               <w:rPr>
                 <w:rFonts w:cs="Times New Roman"/>
               </w:rPr>
-              <w:t>10.</w:t>
-            </w:r>
-            <w:r>
-              <w:rPr>
-                <w:rFonts w:cs="Times New Roman"/>
-              </w:rPr>
-              <w:t>4. Hệ thống hiển thị thông báo lưu mặt hàng mới thành công và nút OK.</w:t>
+              <w:t>10.4</w:t>
+            </w:r>
+            <w:r>
+              <w:rPr>
+                <w:rFonts w:cs="Times New Roman"/>
+              </w:rPr>
+              <w:t>. Hệ thống hiển thị thông báo thêm mới nhà cung cấp thành công và nút OK.</w:t>
             </w:r>
           </w:p>
           <w:p>
@@ -11747,13 +11775,13 @@
               <w:rPr>
                 <w:rFonts w:cs="Times New Roman"/>
               </w:rPr>
-              <w:t>10</w:t>
-            </w:r>
-            <w:r>
-              <w:rPr>
-                <w:rFonts w:cs="Times New Roman"/>
-              </w:rPr>
-              <w:t>.5. Nhân viên nhấn OK.</w:t>
+              <w:t>10.5</w:t>
+            </w:r>
+            <w:r>
+              <w:rPr>
+                <w:rFonts w:cs="Times New Roman"/>
+              </w:rPr>
+              <w:t>. Quản lý nhấn OK.</w:t>
             </w:r>
           </w:p>
           <w:p>
@@ -11774,7 +11802,19 @@
               <w:rPr>
                 <w:rFonts w:cs="Times New Roman"/>
               </w:rPr>
-              <w:t>.6. Hệ thống hiển thị lại giao diện tạo phiếu nhập mới.</w:t>
+              <w:t>.6</w:t>
+            </w:r>
+            <w:r>
+              <w:rPr>
+                <w:rFonts w:cs="Times New Roman"/>
+              </w:rPr>
+              <w:t xml:space="preserve">. Hệ thống hiển thị lại giao diện </w:t>
+            </w:r>
+            <w:r>
+              <w:rPr>
+                <w:rFonts w:cs="Times New Roman"/>
+              </w:rPr>
+              <w:t>tạo phiếu nhập mới.</w:t>
             </w:r>
           </w:p>
           <w:p>
@@ -11795,13 +11835,13 @@
               <w:rPr>
                 <w:rFonts w:cs="Times New Roman"/>
               </w:rPr>
-              <w:t>4</w:t>
-            </w:r>
-            <w:r>
-              <w:rPr>
-                <w:rFonts w:cs="Times New Roman"/>
-              </w:rPr>
-              <w:t>. Hệ thống hiển thị thông báo áp dụng mã chiết khấu thất bại do không tồn tại mã trong hệ thống hoặc danh sách mặt hàng nhập không có mặt hàng được áp dụng chiết khấu và nút OK.</w:t>
+              <w:t>2</w:t>
+            </w:r>
+            <w:r>
+              <w:rPr>
+                <w:rFonts w:cs="Times New Roman"/>
+              </w:rPr>
+              <w:t>. Hệ thống không có mặt hàng nhân viên muốn nhập.</w:t>
             </w:r>
           </w:p>
           <w:p>
@@ -11822,25 +11862,13 @@
               <w:rPr>
                 <w:rFonts w:cs="Times New Roman"/>
               </w:rPr>
-              <w:t>4</w:t>
-            </w:r>
-            <w:r>
-              <w:rPr>
-                <w:rFonts w:cs="Times New Roman"/>
-              </w:rPr>
-              <w:t>.1. Nhân viên nhấn</w:t>
-            </w:r>
-            <w:r>
-              <w:rPr>
-                <w:rFonts w:cs="Times New Roman"/>
-              </w:rPr>
-              <w:t xml:space="preserve"> </w:t>
-            </w:r>
-            <w:r>
-              <w:rPr>
-                <w:rFonts w:cs="Times New Roman"/>
-              </w:rPr>
-              <w:t>OK.</w:t>
+              <w:t>2</w:t>
+            </w:r>
+            <w:r>
+              <w:rPr>
+                <w:rFonts w:cs="Times New Roman"/>
+              </w:rPr>
+              <w:t>.1. Nhân viên chọn thêm mặt hàng chưa có trong danh sách.</w:t>
             </w:r>
           </w:p>
           <w:p>
@@ -11861,13 +11889,459 @@
               <w:rPr>
                 <w:rFonts w:cs="Times New Roman"/>
               </w:rPr>
-              <w:t>4</w:t>
+              <w:t>2</w:t>
+            </w:r>
+            <w:r>
+              <w:rPr>
+                <w:rFonts w:cs="Times New Roman"/>
+              </w:rPr>
+              <w:t>.2. Hệ thống hiển thị giao diện thêm mặt hàng mới với</w:t>
+            </w:r>
+            <w:r>
+              <w:rPr>
+                <w:rFonts w:cs="Times New Roman"/>
+              </w:rPr>
+              <w:t xml:space="preserve"> </w:t>
+            </w:r>
+            <w:r>
+              <w:rPr>
+                <w:rFonts w:cs="Times New Roman"/>
+              </w:rPr>
+              <w:t>trường điền tên mặt hàng</w:t>
+            </w:r>
+            <w:r>
+              <w:rPr>
+                <w:rFonts w:cs="Times New Roman"/>
+              </w:rPr>
+              <w:t xml:space="preserve">, </w:t>
+            </w:r>
+            <w:r>
+              <w:rPr>
+                <w:rFonts w:cs="Times New Roman"/>
+              </w:rPr>
+              <w:t>kích cỡ</w:t>
+            </w:r>
+            <w:r>
+              <w:rPr>
+                <w:rFonts w:cs="Times New Roman"/>
+              </w:rPr>
+              <w:t xml:space="preserve">, </w:t>
+            </w:r>
+            <w:r>
+              <w:rPr>
+                <w:rFonts w:cs="Times New Roman"/>
+              </w:rPr>
+              <w:t>màu sắc</w:t>
+            </w:r>
+            <w:r>
+              <w:rPr>
+                <w:rFonts w:cs="Times New Roman"/>
+              </w:rPr>
+              <w:t xml:space="preserve">, </w:t>
+            </w:r>
+            <w:r>
+              <w:rPr>
+                <w:rFonts w:cs="Times New Roman"/>
+              </w:rPr>
+              <w:t>đơn giá</w:t>
+            </w:r>
+            <w:r>
+              <w:rPr>
+                <w:rFonts w:cs="Times New Roman"/>
+              </w:rPr>
+              <w:t xml:space="preserve">, </w:t>
+            </w:r>
+            <w:r>
+              <w:rPr>
+                <w:rFonts w:cs="Times New Roman"/>
+              </w:rPr>
+              <w:t>một nút lưu mặt hàng</w:t>
+            </w:r>
+            <w:r>
+              <w:rPr>
+                <w:rFonts w:cs="Times New Roman"/>
+              </w:rPr>
+              <w:t>.</w:t>
+            </w:r>
+          </w:p>
+          <w:p>
+            <w:pPr>
+              <w:autoSpaceDE/>
+              <w:autoSpaceDN/>
+              <w:rPr>
+                <w:rFonts w:cs="Times New Roman"/>
+              </w:rPr>
+            </w:pPr>
+            <w:r>
+              <w:rPr>
+                <w:rFonts w:cs="Times New Roman"/>
+              </w:rPr>
+              <w:lastRenderedPageBreak/>
+              <w:t>1</w:t>
+            </w:r>
+            <w:r>
+              <w:rPr>
+                <w:rFonts w:cs="Times New Roman"/>
+              </w:rPr>
+              <w:t>2</w:t>
+            </w:r>
+            <w:r>
+              <w:rPr>
+                <w:rFonts w:cs="Times New Roman"/>
+              </w:rPr>
+              <w:t xml:space="preserve">.3. Nhân viên điền tên mặt hàng </w:t>
+            </w:r>
+            <w:r>
+              <w:rPr>
+                <w:rFonts w:cs="Times New Roman"/>
+              </w:rPr>
+              <w:t>=</w:t>
+            </w:r>
+            <w:r>
+              <w:rPr>
+                <w:rFonts w:cs="Times New Roman"/>
+              </w:rPr>
+              <w:t xml:space="preserve"> váy A3, </w:t>
+            </w:r>
+            <w:r>
+              <w:rPr>
+                <w:rFonts w:cs="Times New Roman"/>
+              </w:rPr>
+              <w:t>kích cỡ =</w:t>
+            </w:r>
+            <w:r>
+              <w:rPr>
+                <w:rFonts w:cs="Times New Roman"/>
+              </w:rPr>
+              <w:t xml:space="preserve"> M, màu</w:t>
+            </w:r>
+            <w:r>
+              <w:rPr>
+                <w:rFonts w:cs="Times New Roman"/>
+              </w:rPr>
+              <w:t xml:space="preserve"> sắc =</w:t>
+            </w:r>
+            <w:r>
+              <w:rPr>
+                <w:rFonts w:cs="Times New Roman"/>
+              </w:rPr>
+              <w:t xml:space="preserve"> trắng, </w:t>
+            </w:r>
+            <w:r>
+              <w:rPr>
+                <w:rFonts w:cs="Times New Roman"/>
+              </w:rPr>
+              <w:t xml:space="preserve">đơn </w:t>
+            </w:r>
+            <w:r>
+              <w:rPr>
+                <w:rFonts w:cs="Times New Roman"/>
+              </w:rPr>
+              <w:t xml:space="preserve">giá </w:t>
+            </w:r>
+            <w:r>
+              <w:rPr>
+                <w:rFonts w:cs="Times New Roman"/>
+              </w:rPr>
+              <w:t xml:space="preserve">= </w:t>
+            </w:r>
+            <w:r>
+              <w:rPr>
+                <w:rFonts w:cs="Times New Roman"/>
+              </w:rPr>
+              <w:t>200.000 và nhấn nút lưu mặt hàng.</w:t>
+            </w:r>
+          </w:p>
+          <w:p>
+            <w:pPr>
+              <w:autoSpaceDE/>
+              <w:autoSpaceDN/>
+              <w:rPr>
+                <w:rFonts w:cs="Times New Roman"/>
+              </w:rPr>
+            </w:pPr>
+            <w:r>
+              <w:rPr>
+                <w:rFonts w:cs="Times New Roman"/>
+              </w:rPr>
+              <w:t>1</w:t>
+            </w:r>
+            <w:r>
+              <w:rPr>
+                <w:rFonts w:cs="Times New Roman"/>
+              </w:rPr>
+              <w:t>2</w:t>
+            </w:r>
+            <w:r>
+              <w:rPr>
+                <w:rFonts w:cs="Times New Roman"/>
+              </w:rPr>
+              <w:t>.</w:t>
+            </w:r>
+            <w:r>
+              <w:rPr>
+                <w:rFonts w:cs="Times New Roman"/>
+              </w:rPr>
+              <w:t>4. Hệ thống hiển thị thông báo lưu mặt hàng mới thành công và nút OK.</w:t>
+            </w:r>
+          </w:p>
+          <w:p>
+            <w:pPr>
+              <w:autoSpaceDE/>
+              <w:autoSpaceDN/>
+              <w:rPr>
+                <w:rFonts w:cs="Times New Roman"/>
+              </w:rPr>
+            </w:pPr>
+            <w:r>
+              <w:rPr>
+                <w:rFonts w:cs="Times New Roman"/>
+              </w:rPr>
+              <w:t>1</w:t>
+            </w:r>
+            <w:r>
+              <w:rPr>
+                <w:rFonts w:cs="Times New Roman"/>
+              </w:rPr>
+              <w:t>2</w:t>
+            </w:r>
+            <w:r>
+              <w:rPr>
+                <w:rFonts w:cs="Times New Roman"/>
+              </w:rPr>
+              <w:t>.5. Nhân viên nhấn OK.</w:t>
+            </w:r>
+          </w:p>
+          <w:p>
+            <w:pPr>
+              <w:autoSpaceDE/>
+              <w:autoSpaceDN/>
+              <w:rPr>
+                <w:rFonts w:cs="Times New Roman"/>
+              </w:rPr>
+            </w:pPr>
+            <w:r>
+              <w:rPr>
+                <w:rFonts w:cs="Times New Roman"/>
+              </w:rPr>
+              <w:t>1</w:t>
+            </w:r>
+            <w:r>
+              <w:rPr>
+                <w:rFonts w:cs="Times New Roman"/>
+              </w:rPr>
+              <w:t>2</w:t>
+            </w:r>
+            <w:r>
+              <w:rPr>
+                <w:rFonts w:cs="Times New Roman"/>
+              </w:rPr>
+              <w:t>.6. Hệ thống hiển thị lại giao diện tạo phiếu nhập mới.</w:t>
+            </w:r>
+          </w:p>
+          <w:p>
+            <w:pPr>
+              <w:autoSpaceDE/>
+              <w:autoSpaceDN/>
+              <w:rPr>
+                <w:rFonts w:cs="Times New Roman"/>
+              </w:rPr>
+            </w:pPr>
+            <w:r>
+              <w:rPr>
+                <w:rFonts w:cs="Times New Roman"/>
+              </w:rPr>
+              <w:t>1</w:t>
+            </w:r>
+            <w:r>
+              <w:rPr>
+                <w:rFonts w:cs="Times New Roman"/>
+              </w:rPr>
+              <w:t>6</w:t>
+            </w:r>
+            <w:r>
+              <w:rPr>
+                <w:rFonts w:cs="Times New Roman"/>
+              </w:rPr>
+              <w:t>. Hệ thống hiển thị thông báo áp dụng mã chiết khấu thất bại do không tồn tại mã trong hệ thống hoặc danh sách mặt hàng nhập không có mặt hàng được áp dụng chiết khấu và nút OK.</w:t>
+            </w:r>
+          </w:p>
+          <w:p>
+            <w:pPr>
+              <w:autoSpaceDE/>
+              <w:autoSpaceDN/>
+              <w:rPr>
+                <w:rFonts w:cs="Times New Roman"/>
+              </w:rPr>
+            </w:pPr>
+            <w:r>
+              <w:rPr>
+                <w:rFonts w:cs="Times New Roman"/>
+              </w:rPr>
+              <w:t>1</w:t>
+            </w:r>
+            <w:r>
+              <w:rPr>
+                <w:rFonts w:cs="Times New Roman"/>
+              </w:rPr>
+              <w:t>6</w:t>
+            </w:r>
+            <w:r>
+              <w:rPr>
+                <w:rFonts w:cs="Times New Roman"/>
+              </w:rPr>
+              <w:t>.1. Nhân viên nhấn</w:t>
+            </w:r>
+            <w:r>
+              <w:rPr>
+                <w:rFonts w:cs="Times New Roman"/>
+              </w:rPr>
+              <w:t xml:space="preserve"> </w:t>
+            </w:r>
+            <w:r>
+              <w:rPr>
+                <w:rFonts w:cs="Times New Roman"/>
+              </w:rPr>
+              <w:t>OK.</w:t>
+            </w:r>
+          </w:p>
+          <w:p>
+            <w:pPr>
+              <w:autoSpaceDE/>
+              <w:autoSpaceDN/>
+              <w:rPr>
+                <w:rFonts w:cs="Times New Roman"/>
+              </w:rPr>
+            </w:pPr>
+            <w:r>
+              <w:rPr>
+                <w:rFonts w:cs="Times New Roman"/>
+              </w:rPr>
+              <w:t>1</w:t>
+            </w:r>
+            <w:r>
+              <w:rPr>
+                <w:rFonts w:cs="Times New Roman"/>
+              </w:rPr>
+              <w:t>6</w:t>
             </w:r>
             <w:r>
               <w:rPr>
                 <w:rFonts w:cs="Times New Roman"/>
               </w:rPr>
               <w:t>.2. Hệ thống hiển thị lại giao diện tạo phiếu nhập mới cho nhân viên.</w:t>
+            </w:r>
+          </w:p>
+          <w:p>
+            <w:pPr>
+              <w:autoSpaceDE/>
+              <w:autoSpaceDN/>
+              <w:rPr>
+                <w:rFonts w:cs="Times New Roman"/>
+              </w:rPr>
+            </w:pPr>
+            <w:r>
+              <w:rPr>
+                <w:rFonts w:cs="Times New Roman"/>
+              </w:rPr>
+              <w:t>18. Mã chiết khấu của nhà cung cấp không tồn tại trên hệ thống.</w:t>
+            </w:r>
+          </w:p>
+          <w:p>
+            <w:pPr>
+              <w:autoSpaceDE/>
+              <w:autoSpaceDN/>
+              <w:rPr>
+                <w:rFonts w:cs="Times New Roman"/>
+              </w:rPr>
+            </w:pPr>
+            <w:r>
+              <w:rPr>
+                <w:rFonts w:cs="Times New Roman"/>
+              </w:rPr>
+              <w:t>18.1. Nhân viên chọn thêm mã chiết khấu.</w:t>
+            </w:r>
+          </w:p>
+          <w:p>
+            <w:pPr>
+              <w:autoSpaceDE/>
+              <w:autoSpaceDN/>
+              <w:rPr>
+                <w:rFonts w:cs="Times New Roman"/>
+              </w:rPr>
+            </w:pPr>
+            <w:r>
+              <w:rPr>
+                <w:rFonts w:cs="Times New Roman"/>
+              </w:rPr>
+              <w:t xml:space="preserve">18.2. Hệ thống hiển thị giao diện thêm mã chiết khấu </w:t>
+            </w:r>
+            <w:r>
+              <w:rPr>
+                <w:rFonts w:cs="Times New Roman"/>
+              </w:rPr>
+              <w:t>mới với trường điền mã, danh sách nhà cung cấp, danh sách mặt hàng được áp dụng chiết khấu (tùy chọn), trường điền số tiền chiết khấu, một nút lưu và một nút hủy.</w:t>
+            </w:r>
+          </w:p>
+          <w:p>
+            <w:pPr>
+              <w:autoSpaceDE/>
+              <w:autoSpaceDN/>
+              <w:rPr>
+                <w:rFonts w:cs="Times New Roman"/>
+              </w:rPr>
+            </w:pPr>
+            <w:r>
+              <w:rPr>
+                <w:rFonts w:cs="Times New Roman"/>
+              </w:rPr>
+              <w:t>18.3. Nhân viên điền mã = MACHIETKHAU, chọn nhà cung cấp = A, chọn mặt hàng = áo A1, số tiền chiết khấu = 50.000 và nhấn lưu.</w:t>
+            </w:r>
+          </w:p>
+          <w:p>
+            <w:pPr>
+              <w:autoSpaceDE/>
+              <w:autoSpaceDN/>
+              <w:rPr>
+                <w:rFonts w:cs="Times New Roman"/>
+              </w:rPr>
+            </w:pPr>
+            <w:r>
+              <w:rPr>
+                <w:rFonts w:cs="Times New Roman"/>
+              </w:rPr>
+              <w:t>18.4. Hệ thống hiển thị thông báo lưu mã chiết khấu thành công và nút OK.</w:t>
+            </w:r>
+          </w:p>
+          <w:p>
+            <w:pPr>
+              <w:autoSpaceDE/>
+              <w:autoSpaceDN/>
+              <w:rPr>
+                <w:rFonts w:cs="Times New Roman"/>
+              </w:rPr>
+            </w:pPr>
+            <w:r>
+              <w:rPr>
+                <w:rFonts w:cs="Times New Roman"/>
+              </w:rPr>
+              <w:t>18.5. Nhân viên nhấn OK.</w:t>
+            </w:r>
+          </w:p>
+          <w:p>
+            <w:pPr>
+              <w:autoSpaceDE/>
+              <w:autoSpaceDN/>
+              <w:rPr>
+                <w:rFonts w:cs="Times New Roman"/>
+              </w:rPr>
+            </w:pPr>
+            <w:r>
+              <w:rPr>
+                <w:rFonts w:cs="Times New Roman"/>
+              </w:rPr>
+              <w:lastRenderedPageBreak/>
+              <w:t>18.6. Hệ thống hiển thị lại giao diện tạo phiếu nhập mới.</w:t>
             </w:r>
           </w:p>
         </w:tc>
@@ -12030,7 +12504,6 @@
                 <w:b/>
                 <w:bCs/>
               </w:rPr>
-              <w:lastRenderedPageBreak/>
               <w:t>Tiền điều kiện</w:t>
             </w:r>
           </w:p>
@@ -12359,6 +12832,7 @@
               <w:rPr>
                 <w:rFonts w:cs="Times New Roman"/>
               </w:rPr>
+              <w:lastRenderedPageBreak/>
               <w:t>- Danh sách nhà cung cấp</w:t>
             </w:r>
           </w:p>
@@ -12634,7 +13108,6 @@
               <w:rPr>
                 <w:rFonts w:cs="Times New Roman"/>
               </w:rPr>
-              <w:lastRenderedPageBreak/>
               <w:t>- Tùy chọn: quay lại</w:t>
             </w:r>
           </w:p>
@@ -12727,7 +13200,7 @@
               </w:rPr>
               <w:t xml:space="preserve">- Email: </w:t>
             </w:r>
-            <w:hyperlink r:id="rId23" w:history="1">
+            <w:hyperlink r:id="rId24" w:history="1">
               <w:r>
                 <w:rPr>
                   <w:rStyle w:val="Hyperlink"/>
@@ -13276,6 +13749,7 @@
               <w:rPr>
                 <w:rFonts w:cs="Times New Roman"/>
               </w:rPr>
+              <w:lastRenderedPageBreak/>
               <w:t>- Ngày tạo: 01/01/2024</w:t>
             </w:r>
           </w:p>
@@ -13685,7 +14159,6 @@
               <w:rPr>
                 <w:rFonts w:cs="Times New Roman"/>
               </w:rPr>
-              <w:lastRenderedPageBreak/>
               <w:t>- Tổng chiết khấu: 200.000 đồng</w:t>
             </w:r>
           </w:p>
@@ -14008,70 +14481,6 @@
         <w:rPr>
           <w:rFonts w:cs="Times New Roman"/>
         </w:rPr>
-        <w:t>T</w:t>
-      </w:r>
-      <w:r>
-        <w:rPr>
-          <w:rFonts w:cs="Times New Roman"/>
-        </w:rPr>
-        <w:t>ại</w:t>
-      </w:r>
-      <w:r>
-        <w:rPr>
-          <w:rFonts w:cs="Times New Roman"/>
-        </w:rPr>
-        <w:t xml:space="preserve"> giao diện quản lý hệ thống, nếu chọn chức năng quản lý thông tin nhà cung cấp trang phục thì chuyển sang giao diện quản lý thông tin nhà cung cấp trang phục.</w:t>
-      </w:r>
-    </w:p>
-    <w:p>
-      <w:pPr>
-        <w:pStyle w:val="ListParagraph"/>
-        <w:numPr>
-          <w:ilvl w:val="0"/>
-          <w:numId w:val="7"/>
-        </w:numPr>
-        <w:autoSpaceDE/>
-        <w:autoSpaceDN/>
-        <w:rPr>
-          <w:rFonts w:cs="Times New Roman"/>
-        </w:rPr>
-      </w:pPr>
-      <w:r>
-        <w:rPr>
-          <w:rFonts w:cs="Times New Roman"/>
-        </w:rPr>
-        <w:t>T</w:t>
-      </w:r>
-      <w:r>
-        <w:rPr>
-          <w:rFonts w:cs="Times New Roman"/>
-        </w:rPr>
-        <w:t>ại</w:t>
-      </w:r>
-      <w:r>
-        <w:rPr>
-          <w:rFonts w:cs="Times New Roman"/>
-        </w:rPr>
-        <w:t xml:space="preserve"> giao diện quản lý thông tin nhà cung cấp trang phục, nếu chọn chức năng thêm mới nhà cung cấp thì chuyển sang giao diện thêm mới nhà cung cấp.</w:t>
-      </w:r>
-    </w:p>
-    <w:p>
-      <w:pPr>
-        <w:pStyle w:val="ListParagraph"/>
-        <w:numPr>
-          <w:ilvl w:val="0"/>
-          <w:numId w:val="7"/>
-        </w:numPr>
-        <w:autoSpaceDE/>
-        <w:autoSpaceDN/>
-        <w:rPr>
-          <w:rFonts w:cs="Times New Roman"/>
-        </w:rPr>
-      </w:pPr>
-      <w:r>
-        <w:rPr>
-          <w:rFonts w:cs="Times New Roman"/>
-        </w:rPr>
         <w:lastRenderedPageBreak/>
         <w:t>T</w:t>
       </w:r>
@@ -14085,6 +14494,70 @@
         <w:rPr>
           <w:rFonts w:cs="Times New Roman"/>
         </w:rPr>
+        <w:t xml:space="preserve"> giao diện quản lý hệ thống, nếu chọn chức năng quản lý thông tin nhà cung cấp trang phục thì chuyển sang giao diện quản lý thông tin nhà cung cấp trang phục.</w:t>
+      </w:r>
+    </w:p>
+    <w:p>
+      <w:pPr>
+        <w:pStyle w:val="ListParagraph"/>
+        <w:numPr>
+          <w:ilvl w:val="0"/>
+          <w:numId w:val="7"/>
+        </w:numPr>
+        <w:autoSpaceDE/>
+        <w:autoSpaceDN/>
+        <w:rPr>
+          <w:rFonts w:cs="Times New Roman"/>
+        </w:rPr>
+      </w:pPr>
+      <w:r>
+        <w:rPr>
+          <w:rFonts w:cs="Times New Roman"/>
+        </w:rPr>
+        <w:t>T</w:t>
+      </w:r>
+      <w:r>
+        <w:rPr>
+          <w:rFonts w:cs="Times New Roman"/>
+        </w:rPr>
+        <w:t>ại</w:t>
+      </w:r>
+      <w:r>
+        <w:rPr>
+          <w:rFonts w:cs="Times New Roman"/>
+        </w:rPr>
+        <w:t xml:space="preserve"> giao diện quản lý thông tin nhà cung cấp trang phục, nếu chọn chức năng thêm mới nhà cung cấp thì chuyển sang giao diện thêm mới nhà cung cấp.</w:t>
+      </w:r>
+    </w:p>
+    <w:p>
+      <w:pPr>
+        <w:pStyle w:val="ListParagraph"/>
+        <w:numPr>
+          <w:ilvl w:val="0"/>
+          <w:numId w:val="7"/>
+        </w:numPr>
+        <w:autoSpaceDE/>
+        <w:autoSpaceDN/>
+        <w:rPr>
+          <w:rFonts w:cs="Times New Roman"/>
+        </w:rPr>
+      </w:pPr>
+      <w:r>
+        <w:rPr>
+          <w:rFonts w:cs="Times New Roman"/>
+        </w:rPr>
+        <w:t>T</w:t>
+      </w:r>
+      <w:r>
+        <w:rPr>
+          <w:rFonts w:cs="Times New Roman"/>
+        </w:rPr>
+        <w:t>ại</w:t>
+      </w:r>
+      <w:r>
+        <w:rPr>
+          <w:rFonts w:cs="Times New Roman"/>
+        </w:rPr>
         <w:t xml:space="preserve"> giao diện thêm mới nhà cung cấp, </w:t>
       </w:r>
       <w:r>
@@ -14229,7 +14702,14 @@
         <w:rPr>
           <w:rFonts w:cs="Times New Roman"/>
         </w:rPr>
-        <w:t>Tại giao diện chỉnh sửa thông tin nhà cung cấp hiện có, quản lý sửa thông tin và lưu. Hệ thống kiểm tra thông tin nhà cung cấp: nếu thông tin hợp lệ thì hiển thị thông báo chỉnh sửa thành công, nhấn OK thì chuyển sang giao diện quản lý thông tin nhà cung cấp trang phục; nếu trùng thông tin thì hiển thị thông báo trùng email/ số điện thoại, nhấn OK thì quay lại giao diện chỉnh sửa thông tin nhà cung cấp hiện có.</w:t>
+        <w:t xml:space="preserve">Tại giao diện chỉnh sửa thông tin nhà cung cấp hiện có, quản lý sửa thông tin và lưu. Hệ thống kiểm tra thông tin nhà cung cấp: nếu thông tin hợp lệ thì hiển thị thông báo chỉnh sửa thành công, nhấn OK thì chuyển sang giao diện quản lý thông tin nhà cung cấp trang phục; nếu trùng thông tin thì hiển thị </w:t>
+      </w:r>
+      <w:r>
+        <w:rPr>
+          <w:rFonts w:cs="Times New Roman"/>
+        </w:rPr>
+        <w:lastRenderedPageBreak/>
+        <w:t>thông báo trùng email/ số điện thoại, nhấn OK thì quay lại giao diện chỉnh sửa thông tin nhà cung cấp hiện có.</w:t>
       </w:r>
     </w:p>
     <w:p>
@@ -14281,7 +14761,7 @@
           <w:rFonts w:cs="Times New Roman"/>
         </w:rPr>
         <w:sectPr>
-          <w:footerReference w:type="default" r:id="rId24"/>
+          <w:footerReference w:type="default" r:id="rId25"/>
           <w:pgSz w:w="12240" w:h="15840"/>
           <w:pgMar w:top="1440" w:right="1440" w:bottom="1440" w:left="1440" w:header="720" w:footer="720" w:gutter="0"/>
           <w:cols w:space="720"/>
@@ -14322,7 +14802,7 @@
                     <pic:cNvPicPr/>
                   </pic:nvPicPr>
                   <pic:blipFill>
-                    <a:blip r:embed="rId25">
+                    <a:blip r:embed="rId26">
                       <a:extLst>
                         <a:ext uri="{28A0092B-C50C-407E-A947-70E740481C1C}">
                           <a14:useLocalDpi xmlns:a14="http://schemas.microsoft.com/office/drawing/2010/main" val="0"/>
@@ -14586,7 +15066,7 @@
                     <pic:cNvPicPr/>
                   </pic:nvPicPr>
                   <pic:blipFill>
-                    <a:blip r:embed="rId26">
+                    <a:blip r:embed="rId27">
                       <a:extLst>
                         <a:ext uri="{28A0092B-C50C-407E-A947-70E740481C1C}">
                           <a14:useLocalDpi xmlns:a14="http://schemas.microsoft.com/office/drawing/2010/main" val="0"/>
@@ -14831,7 +15311,7 @@
                     <pic:cNvPicPr/>
                   </pic:nvPicPr>
                   <pic:blipFill>
-                    <a:blip r:embed="rId27">
+                    <a:blip r:embed="rId28">
                       <a:extLst>
                         <a:ext uri="{28A0092B-C50C-407E-A947-70E740481C1C}">
                           <a14:useLocalDpi xmlns:a14="http://schemas.microsoft.com/office/drawing/2010/main" val="0"/>
@@ -16545,7 +17025,7 @@
                     <pic:cNvPicPr/>
                   </pic:nvPicPr>
                   <pic:blipFill>
-                    <a:blip r:embed="rId28">
+                    <a:blip r:embed="rId29">
                       <a:extLst>
                         <a:ext uri="{28A0092B-C50C-407E-A947-70E740481C1C}">
                           <a14:useLocalDpi xmlns:a14="http://schemas.microsoft.com/office/drawing/2010/main" val="0"/>
@@ -18653,7 +19133,7 @@
                     <pic:cNvPicPr/>
                   </pic:nvPicPr>
                   <pic:blipFill>
-                    <a:blip r:embed="rId29">
+                    <a:blip r:embed="rId30">
                       <a:extLst>
                         <a:ext uri="{28A0092B-C50C-407E-A947-70E740481C1C}">
                           <a14:useLocalDpi xmlns:a14="http://schemas.microsoft.com/office/drawing/2010/main" val="0"/>
@@ -20644,7 +21124,7 @@
                     <pic:cNvPicPr/>
                   </pic:nvPicPr>
                   <pic:blipFill>
-                    <a:blip r:embed="rId30">
+                    <a:blip r:embed="rId31">
                       <a:extLst>
                         <a:ext uri="{28A0092B-C50C-407E-A947-70E740481C1C}">
                           <a14:useLocalDpi xmlns:a14="http://schemas.microsoft.com/office/drawing/2010/main" val="0"/>
@@ -22352,7 +22832,7 @@
                     <pic:cNvPicPr/>
                   </pic:nvPicPr>
                   <pic:blipFill>
-                    <a:blip r:embed="rId31">
+                    <a:blip r:embed="rId32">
                       <a:extLst>
                         <a:ext uri="{28A0092B-C50C-407E-A947-70E740481C1C}">
                           <a14:useLocalDpi xmlns:a14="http://schemas.microsoft.com/office/drawing/2010/main" val="0"/>
@@ -23723,7 +24203,7 @@
                     <pic:cNvPicPr/>
                   </pic:nvPicPr>
                   <pic:blipFill>
-                    <a:blip r:embed="rId32">
+                    <a:blip r:embed="rId33">
                       <a:extLst>
                         <a:ext uri="{28A0092B-C50C-407E-A947-70E740481C1C}">
                           <a14:useLocalDpi xmlns:a14="http://schemas.microsoft.com/office/drawing/2010/main" val="0"/>
@@ -24830,7 +25310,7 @@
                     <pic:cNvPicPr/>
                   </pic:nvPicPr>
                   <pic:blipFill>
-                    <a:blip r:embed="rId33">
+                    <a:blip r:embed="rId34">
                       <a:extLst>
                         <a:ext uri="{28A0092B-C50C-407E-A947-70E740481C1C}">
                           <a14:useLocalDpi xmlns:a14="http://schemas.microsoft.com/office/drawing/2010/main" val="0"/>
@@ -25627,7 +26107,7 @@
                     <pic:cNvPicPr/>
                   </pic:nvPicPr>
                   <pic:blipFill>
-                    <a:blip r:embed="rId34">
+                    <a:blip r:embed="rId35">
                       <a:extLst>
                         <a:ext uri="{28A0092B-C50C-407E-A947-70E740481C1C}">
                           <a14:useLocalDpi xmlns:a14="http://schemas.microsoft.com/office/drawing/2010/main" val="0"/>

--- a/20251/Phân tích thiết kế HTTT/B22DCDT294 - Nguyễn Hoàng Tùng - .docx
+++ b/20251/Phân tích thiết kế HTTT/B22DCDT294 - Nguyễn Hoàng Tùng - .docx
@@ -11560,6 +11560,21 @@
               <w:t>. Hệ thống hiển thị lại giao diện nhập trang phục.</w:t>
             </w:r>
           </w:p>
+          <w:p>
+            <w:pPr>
+              <w:autoSpaceDE/>
+              <w:autoSpaceDN/>
+              <w:rPr>
+                <w:rFonts w:cs="Times New Roman"/>
+              </w:rPr>
+            </w:pPr>
+            <w:r>
+              <w:rPr>
+                <w:rFonts w:cs="Times New Roman"/>
+              </w:rPr>
+              <w:t>23. Nhân viên thông báo nhập hàng thành công với nhà cung cấp.</w:t>
+            </w:r>
+          </w:p>
         </w:tc>
       </w:tr>
       <w:tr>
@@ -11667,7 +11682,7 @@
               <w:rPr>
                 <w:rFonts w:cs="Times New Roman"/>
               </w:rPr>
-              <w:t>10. Hệ thống không có nhà cung cấp nhân viên cần tìm.</w:t>
+              <w:t>4. Hệ thống chỉ hiển thị thông tin nhân viên và tùy chọn nhập trang phục về từ nhà cung cấp cho nhân viên nhập hàng.</w:t>
             </w:r>
           </w:p>
           <w:p>
@@ -11682,7 +11697,7 @@
               <w:rPr>
                 <w:rFonts w:cs="Times New Roman"/>
               </w:rPr>
-              <w:t>10.1. Nhân viên chọn thêm nhà cung cấp.</w:t>
+              <w:t>10. Hệ thống không có nhà cung cấp nhân viên cần tìm.</w:t>
             </w:r>
           </w:p>
           <w:p>
@@ -11697,13 +11712,7 @@
               <w:rPr>
                 <w:rFonts w:cs="Times New Roman"/>
               </w:rPr>
-              <w:t xml:space="preserve">10.2. </w:t>
-            </w:r>
-            <w:r>
-              <w:rPr>
-                <w:rFonts w:cs="Times New Roman"/>
-              </w:rPr>
-              <w:t>Hệ thống hiển thị giao diện thêm mới nhà cung cấp với các trường điền tên nhà cung cấp, địa chỉ, số điện thoại, email, một nút lưu, một nút hủy</w:t>
+              <w:t>10.1. Nhân viên chọn thêm nhà cung cấp.</w:t>
             </w:r>
           </w:p>
           <w:p>
@@ -11718,13 +11727,22 @@
               <w:rPr>
                 <w:rFonts w:cs="Times New Roman"/>
               </w:rPr>
-              <w:t>10.3</w:t>
-            </w:r>
-            <w:r>
-              <w:rPr>
-                <w:rFonts w:cs="Times New Roman"/>
-              </w:rPr>
-              <w:t xml:space="preserve">. Quản lý điền tên nhà cung cấp = A, địa chỉ = Hà Nội, số điện thoại = 0123456789, email = </w:t>
+              <w:t>10.2. Hệ thống hiển thị giao diện thêm mới nhà cung cấp với các trường điền tên nhà cung cấp, địa chỉ, số điện thoại, email, một nút lưu, một nút hủy</w:t>
+            </w:r>
+          </w:p>
+          <w:p>
+            <w:pPr>
+              <w:autoSpaceDE/>
+              <w:autoSpaceDN/>
+              <w:rPr>
+                <w:rFonts w:cs="Times New Roman"/>
+              </w:rPr>
+            </w:pPr>
+            <w:r>
+              <w:rPr>
+                <w:rFonts w:cs="Times New Roman"/>
+              </w:rPr>
+              <w:t xml:space="preserve">10.3. Quản lý điền tên nhà cung cấp = A, địa chỉ = Hà Nội, số điện thoại = 0123456789, email = </w:t>
             </w:r>
             <w:hyperlink r:id="rId23" w:history="1">
               <w:r>
@@ -11754,13 +11772,7 @@
               <w:rPr>
                 <w:rFonts w:cs="Times New Roman"/>
               </w:rPr>
-              <w:t>10.4</w:t>
-            </w:r>
-            <w:r>
-              <w:rPr>
-                <w:rFonts w:cs="Times New Roman"/>
-              </w:rPr>
-              <w:t>. Hệ thống hiển thị thông báo thêm mới nhà cung cấp thành công và nút OK.</w:t>
+              <w:t>10.4. Hệ thống hiển thị thông báo thêm mới nhà cung cấp thành công và nút OK.</w:t>
             </w:r>
           </w:p>
           <w:p>
@@ -11775,13 +11787,7 @@
               <w:rPr>
                 <w:rFonts w:cs="Times New Roman"/>
               </w:rPr>
-              <w:t>10.5</w:t>
-            </w:r>
-            <w:r>
-              <w:rPr>
-                <w:rFonts w:cs="Times New Roman"/>
-              </w:rPr>
-              <w:t>. Quản lý nhấn OK.</w:t>
+              <w:t>10.5. Quản lý nhấn OK.</w:t>
             </w:r>
           </w:p>
           <w:p>
@@ -11796,25 +11802,7 @@
               <w:rPr>
                 <w:rFonts w:cs="Times New Roman"/>
               </w:rPr>
-              <w:t>10</w:t>
-            </w:r>
-            <w:r>
-              <w:rPr>
-                <w:rFonts w:cs="Times New Roman"/>
-              </w:rPr>
-              <w:t>.6</w:t>
-            </w:r>
-            <w:r>
-              <w:rPr>
-                <w:rFonts w:cs="Times New Roman"/>
-              </w:rPr>
-              <w:t xml:space="preserve">. Hệ thống hiển thị lại giao diện </w:t>
-            </w:r>
-            <w:r>
-              <w:rPr>
-                <w:rFonts w:cs="Times New Roman"/>
-              </w:rPr>
-              <w:t>tạo phiếu nhập mới.</w:t>
+              <w:t>10.6. Hệ thống hiển thị lại giao diện tạo phiếu nhập mới.</w:t>
             </w:r>
           </w:p>
           <w:p>
@@ -11883,6 +11871,7 @@
               <w:rPr>
                 <w:rFonts w:cs="Times New Roman"/>
               </w:rPr>
+              <w:lastRenderedPageBreak/>
               <w:t>1</w:t>
             </w:r>
             <w:r>
@@ -11976,7 +11965,6 @@
               <w:rPr>
                 <w:rFonts w:cs="Times New Roman"/>
               </w:rPr>
-              <w:lastRenderedPageBreak/>
               <w:t>1</w:t>
             </w:r>
             <w:r>
@@ -12310,6 +12298,7 @@
               <w:rPr>
                 <w:rFonts w:cs="Times New Roman"/>
               </w:rPr>
+              <w:lastRenderedPageBreak/>
               <w:t>18.4. Hệ thống hiển thị thông báo lưu mã chiết khấu thành công và nút OK.</w:t>
             </w:r>
           </w:p>
@@ -12340,7 +12329,6 @@
               <w:rPr>
                 <w:rFonts w:cs="Times New Roman"/>
               </w:rPr>
-              <w:lastRenderedPageBreak/>
               <w:t>18.6. Hệ thống hiển thị lại giao diện tạo phiếu nhập mới.</w:t>
             </w:r>
           </w:p>
@@ -12763,6 +12751,7 @@
               <w:rPr>
                 <w:rFonts w:cs="Times New Roman"/>
               </w:rPr>
+              <w:lastRenderedPageBreak/>
               <w:t xml:space="preserve">6. Hệ thống hiển thị giao diện thống kê nhà cung cấp theo doanh chi với </w:t>
             </w:r>
             <w:r>
@@ -12832,7 +12821,6 @@
               <w:rPr>
                 <w:rFonts w:cs="Times New Roman"/>
               </w:rPr>
-              <w:lastRenderedPageBreak/>
               <w:t>- Danh sách nhà cung cấp</w:t>
             </w:r>
           </w:p>
@@ -13689,6 +13677,7 @@
               <w:rPr>
                 <w:rFonts w:cs="Times New Roman"/>
               </w:rPr>
+              <w:lastRenderedPageBreak/>
               <w:t>9. Quản lý chọn dòng đầu tiên (mã phiếu PHIEU001, ngày tạo 01/01/2024, người tạo A, tổng tiền 5.000.000).</w:t>
             </w:r>
           </w:p>
@@ -13749,7 +13738,6 @@
               <w:rPr>
                 <w:rFonts w:cs="Times New Roman"/>
               </w:rPr>
-              <w:lastRenderedPageBreak/>
               <w:t>- Ngày tạo: 01/01/2024</w:t>
             </w:r>
           </w:p>
@@ -14407,80 +14395,6 @@
         <w:rPr>
           <w:rFonts w:cs="Times New Roman"/>
         </w:rPr>
-        <w:t>T</w:t>
-      </w:r>
-      <w:r>
-        <w:rPr>
-          <w:rFonts w:cs="Times New Roman"/>
-        </w:rPr>
-        <w:t>ại</w:t>
-      </w:r>
-      <w:r>
-        <w:rPr>
-          <w:rFonts w:cs="Times New Roman"/>
-        </w:rPr>
-        <w:t xml:space="preserve"> giao diện đăng nhập, </w:t>
-      </w:r>
-      <w:r>
-        <w:rPr>
-          <w:rFonts w:cs="Times New Roman"/>
-        </w:rPr>
-        <w:t>quản lý nhập thông tin đăng nhập. Hệ thống kiểm tra thông tin đăng nhập: nếu thành công thì chuyển sang giao diện quản lý hệ thống</w:t>
-      </w:r>
-      <w:r>
-        <w:rPr>
-          <w:rFonts w:cs="Times New Roman"/>
-        </w:rPr>
-        <w:t xml:space="preserve">; </w:t>
-      </w:r>
-      <w:r>
-        <w:rPr>
-          <w:rFonts w:cs="Times New Roman"/>
-        </w:rPr>
-        <w:t>nếu thất bại thì hiển thị thông báo đăng nhập thất bại</w:t>
-      </w:r>
-      <w:r>
-        <w:rPr>
-          <w:rFonts w:cs="Times New Roman"/>
-        </w:rPr>
-        <w:t>, n</w:t>
-      </w:r>
-      <w:r>
-        <w:rPr>
-          <w:rFonts w:cs="Times New Roman"/>
-        </w:rPr>
-        <w:t>hấn OK</w:t>
-      </w:r>
-      <w:r>
-        <w:rPr>
-          <w:rFonts w:cs="Times New Roman"/>
-        </w:rPr>
-        <w:t xml:space="preserve"> thì quay lại giao diện đăng nhập.</w:t>
-      </w:r>
-      <w:r>
-        <w:rPr>
-          <w:rFonts w:cs="Times New Roman"/>
-        </w:rPr>
-        <w:t xml:space="preserve"> </w:t>
-      </w:r>
-    </w:p>
-    <w:p>
-      <w:pPr>
-        <w:pStyle w:val="ListParagraph"/>
-        <w:numPr>
-          <w:ilvl w:val="0"/>
-          <w:numId w:val="7"/>
-        </w:numPr>
-        <w:autoSpaceDE/>
-        <w:autoSpaceDN/>
-        <w:rPr>
-          <w:rFonts w:cs="Times New Roman"/>
-        </w:rPr>
-      </w:pPr>
-      <w:r>
-        <w:rPr>
-          <w:rFonts w:cs="Times New Roman"/>
-        </w:rPr>
         <w:lastRenderedPageBreak/>
         <w:t>T</w:t>
       </w:r>
@@ -14494,6 +14408,80 @@
         <w:rPr>
           <w:rFonts w:cs="Times New Roman"/>
         </w:rPr>
+        <w:t xml:space="preserve"> giao diện đăng nhập, </w:t>
+      </w:r>
+      <w:r>
+        <w:rPr>
+          <w:rFonts w:cs="Times New Roman"/>
+        </w:rPr>
+        <w:t>quản lý nhập thông tin đăng nhập. Hệ thống kiểm tra thông tin đăng nhập: nếu thành công thì chuyển sang giao diện quản lý hệ thống</w:t>
+      </w:r>
+      <w:r>
+        <w:rPr>
+          <w:rFonts w:cs="Times New Roman"/>
+        </w:rPr>
+        <w:t xml:space="preserve">; </w:t>
+      </w:r>
+      <w:r>
+        <w:rPr>
+          <w:rFonts w:cs="Times New Roman"/>
+        </w:rPr>
+        <w:t>nếu thất bại thì hiển thị thông báo đăng nhập thất bại</w:t>
+      </w:r>
+      <w:r>
+        <w:rPr>
+          <w:rFonts w:cs="Times New Roman"/>
+        </w:rPr>
+        <w:t>, n</w:t>
+      </w:r>
+      <w:r>
+        <w:rPr>
+          <w:rFonts w:cs="Times New Roman"/>
+        </w:rPr>
+        <w:t>hấn OK</w:t>
+      </w:r>
+      <w:r>
+        <w:rPr>
+          <w:rFonts w:cs="Times New Roman"/>
+        </w:rPr>
+        <w:t xml:space="preserve"> thì quay lại giao diện đăng nhập.</w:t>
+      </w:r>
+      <w:r>
+        <w:rPr>
+          <w:rFonts w:cs="Times New Roman"/>
+        </w:rPr>
+        <w:t xml:space="preserve"> </w:t>
+      </w:r>
+    </w:p>
+    <w:p>
+      <w:pPr>
+        <w:pStyle w:val="ListParagraph"/>
+        <w:numPr>
+          <w:ilvl w:val="0"/>
+          <w:numId w:val="7"/>
+        </w:numPr>
+        <w:autoSpaceDE/>
+        <w:autoSpaceDN/>
+        <w:rPr>
+          <w:rFonts w:cs="Times New Roman"/>
+        </w:rPr>
+      </w:pPr>
+      <w:r>
+        <w:rPr>
+          <w:rFonts w:cs="Times New Roman"/>
+        </w:rPr>
+        <w:t>T</w:t>
+      </w:r>
+      <w:r>
+        <w:rPr>
+          <w:rFonts w:cs="Times New Roman"/>
+        </w:rPr>
+        <w:t>ại</w:t>
+      </w:r>
+      <w:r>
+        <w:rPr>
+          <w:rFonts w:cs="Times New Roman"/>
+        </w:rPr>
         <w:t xml:space="preserve"> giao diện quản lý hệ thống, nếu chọn chức năng quản lý thông tin nhà cung cấp trang phục thì chuyển sang giao diện quản lý thông tin nhà cung cấp trang phục.</w:t>
       </w:r>
     </w:p>
@@ -14702,14 +14690,8 @@
         <w:rPr>
           <w:rFonts w:cs="Times New Roman"/>
         </w:rPr>
-        <w:t xml:space="preserve">Tại giao diện chỉnh sửa thông tin nhà cung cấp hiện có, quản lý sửa thông tin và lưu. Hệ thống kiểm tra thông tin nhà cung cấp: nếu thông tin hợp lệ thì hiển thị thông báo chỉnh sửa thành công, nhấn OK thì chuyển sang giao diện quản lý thông tin nhà cung cấp trang phục; nếu trùng thông tin thì hiển thị </w:t>
-      </w:r>
-      <w:r>
-        <w:rPr>
-          <w:rFonts w:cs="Times New Roman"/>
-        </w:rPr>
         <w:lastRenderedPageBreak/>
-        <w:t>thông báo trùng email/ số điện thoại, nhấn OK thì quay lại giao diện chỉnh sửa thông tin nhà cung cấp hiện có.</w:t>
+        <w:t>Tại giao diện chỉnh sửa thông tin nhà cung cấp hiện có, quản lý sửa thông tin và lưu. Hệ thống kiểm tra thông tin nhà cung cấp: nếu thông tin hợp lệ thì hiển thị thông báo chỉnh sửa thành công, nhấn OK thì chuyển sang giao diện quản lý thông tin nhà cung cấp trang phục; nếu trùng thông tin thì hiển thị thông báo trùng email/ số điện thoại, nhấn OK thì quay lại giao diện chỉnh sửa thông tin nhà cung cấp hiện có.</w:t>
       </w:r>
     </w:p>
     <w:p>
@@ -14787,10 +14769,10 @@
         </w:rPr>
         <w:lastRenderedPageBreak/>
         <w:drawing>
-          <wp:inline distT="0" distB="0" distL="0" distR="0" wp14:anchorId="5E5AE646" wp14:editId="5C7859E4">
-            <wp:extent cx="8229600" cy="5218430"/>
-            <wp:effectExtent l="0" t="0" r="0" b="1270"/>
-            <wp:docPr id="2126755606" name="Picture 2"/>
+          <wp:inline distT="0" distB="0" distL="0" distR="0" wp14:anchorId="1A3B2575" wp14:editId="3AD27FD7">
+            <wp:extent cx="8229600" cy="4965065"/>
+            <wp:effectExtent l="0" t="0" r="0" b="6985"/>
+            <wp:docPr id="1335232161" name="Picture 1"/>
             <wp:cNvGraphicFramePr>
               <a:graphicFrameLocks xmlns:a="http://schemas.openxmlformats.org/drawingml/2006/main" noChangeAspect="1"/>
             </wp:cNvGraphicFramePr>
@@ -14798,7 +14780,7 @@
               <a:graphicData uri="http://schemas.openxmlformats.org/drawingml/2006/picture">
                 <pic:pic xmlns:pic="http://schemas.openxmlformats.org/drawingml/2006/picture">
                   <pic:nvPicPr>
-                    <pic:cNvPr id="2126755606" name="Picture 2126755606"/>
+                    <pic:cNvPr id="1335232161" name="Picture 1335232161"/>
                     <pic:cNvPicPr/>
                   </pic:nvPicPr>
                   <pic:blipFill>
@@ -14816,7 +14798,7 @@
                   <pic:spPr>
                     <a:xfrm>
                       <a:off x="0" y="0"/>
-                      <a:ext cx="8229600" cy="5218430"/>
+                      <a:ext cx="8229600" cy="4965065"/>
                     </a:xfrm>
                     <a:prstGeom prst="rect">
                       <a:avLst/>
@@ -15028,7 +15010,19 @@
         <w:rPr>
           <w:rFonts w:cs="Times New Roman"/>
         </w:rPr>
-        <w:t>Tại giao diện tạo phiếu nhập mới, nếu nhấn lưu thì hiển thị thong báo lưu phiếu nhập thành công. Nhấn OK thì chuyển sang giao diện nhập trang phục về từ nhà cung cấp và kết thúc.</w:t>
+        <w:t xml:space="preserve">Tại giao diện tạo phiếu nhập mới, nếu nhấn lưu thì hiển thị </w:t>
+      </w:r>
+      <w:r>
+        <w:rPr>
+          <w:rFonts w:cs="Times New Roman"/>
+        </w:rPr>
+        <w:t>thông</w:t>
+      </w:r>
+      <w:r>
+        <w:rPr>
+          <w:rFonts w:cs="Times New Roman"/>
+        </w:rPr>
+        <w:t xml:space="preserve"> báo lưu phiếu nhập thành công. Nhấn OK thì chuyển sang giao diện nhập trang phục về từ nhà cung cấp và kết thúc.</w:t>
       </w:r>
     </w:p>
     <w:p>
@@ -15051,10 +15045,10 @@
         </w:rPr>
         <w:lastRenderedPageBreak/>
         <w:drawing>
-          <wp:inline distT="0" distB="0" distL="0" distR="0" wp14:anchorId="08FEE5CA" wp14:editId="6D77F4E2">
-            <wp:extent cx="5943600" cy="5886450"/>
+          <wp:inline distT="0" distB="0" distL="0" distR="0" wp14:anchorId="0E216159" wp14:editId="35AFD7D6">
+            <wp:extent cx="5943600" cy="5034280"/>
             <wp:effectExtent l="0" t="0" r="0" b="0"/>
-            <wp:docPr id="326754313" name="Picture 17"/>
+            <wp:docPr id="605237108" name="Picture 2"/>
             <wp:cNvGraphicFramePr>
               <a:graphicFrameLocks xmlns:a="http://schemas.openxmlformats.org/drawingml/2006/main" noChangeAspect="1"/>
             </wp:cNvGraphicFramePr>
@@ -15062,7 +15056,7 @@
               <a:graphicData uri="http://schemas.openxmlformats.org/drawingml/2006/picture">
                 <pic:pic xmlns:pic="http://schemas.openxmlformats.org/drawingml/2006/picture">
                   <pic:nvPicPr>
-                    <pic:cNvPr id="326754313" name="Picture 326754313"/>
+                    <pic:cNvPr id="605237108" name="Picture 605237108"/>
                     <pic:cNvPicPr/>
                   </pic:nvPicPr>
                   <pic:blipFill>
@@ -15080,7 +15074,7 @@
                   <pic:spPr>
                     <a:xfrm>
                       <a:off x="0" y="0"/>
-                      <a:ext cx="5943600" cy="5886450"/>
+                      <a:ext cx="5943600" cy="5034280"/>
                     </a:xfrm>
                     <a:prstGeom prst="rect">
                       <a:avLst/>
@@ -15146,33 +15140,27 @@
         <w:rPr>
           <w:rFonts w:cs="Times New Roman"/>
         </w:rPr>
-        <w:t xml:space="preserve">Tại giao diện đăng nhập, quản lý nhập thông tin đăng nhập. Hệ thống kiểm tra thông tin đăng nhập: nếu thành công thì chuyển sang giao diện quản lý hệ </w:t>
-      </w:r>
+        <w:t xml:space="preserve">Tại giao diện đăng nhập, quản lý nhập thông tin đăng nhập. Hệ thống kiểm tra thông tin đăng nhập: nếu thành công thì chuyển sang giao diện quản lý hệ thống; nếu thất bại thì hiển thị thông báo đăng nhập thất bại, nhấn OK thì quay lại giao diện đăng nhập. </w:t>
+      </w:r>
+    </w:p>
+    <w:p>
+      <w:pPr>
+        <w:pStyle w:val="ListParagraph"/>
+        <w:numPr>
+          <w:ilvl w:val="0"/>
+          <w:numId w:val="7"/>
+        </w:numPr>
+        <w:autoSpaceDE/>
+        <w:autoSpaceDN/>
+        <w:rPr>
+          <w:rFonts w:cs="Times New Roman"/>
+        </w:rPr>
+      </w:pPr>
       <w:r>
         <w:rPr>
           <w:rFonts w:cs="Times New Roman"/>
         </w:rPr>
         <w:lastRenderedPageBreak/>
-        <w:t xml:space="preserve">thống; nếu thất bại thì hiển thị thông báo đăng nhập thất bại, nhấn OK thì quay lại giao diện đăng nhập. </w:t>
-      </w:r>
-    </w:p>
-    <w:p>
-      <w:pPr>
-        <w:pStyle w:val="ListParagraph"/>
-        <w:numPr>
-          <w:ilvl w:val="0"/>
-          <w:numId w:val="7"/>
-        </w:numPr>
-        <w:autoSpaceDE/>
-        <w:autoSpaceDN/>
-        <w:rPr>
-          <w:rFonts w:cs="Times New Roman"/>
-        </w:rPr>
-      </w:pPr>
-      <w:r>
-        <w:rPr>
-          <w:rFonts w:cs="Times New Roman"/>
-        </w:rPr>
         <w:t xml:space="preserve">Tại giao diện quản lý hệ thống, nếu chọn chức năng </w:t>
       </w:r>
       <w:r>
@@ -15296,10 +15284,10 @@
         </w:rPr>
         <w:lastRenderedPageBreak/>
         <w:drawing>
-          <wp:inline distT="0" distB="0" distL="0" distR="0" wp14:anchorId="300ABD54" wp14:editId="7B1C7A71">
+          <wp:inline distT="0" distB="0" distL="0" distR="0" wp14:anchorId="4D566829" wp14:editId="45433F94">
             <wp:extent cx="5181600" cy="7591425"/>
             <wp:effectExtent l="0" t="0" r="0" b="9525"/>
-            <wp:docPr id="1543524214" name="Picture 4"/>
+            <wp:docPr id="721002912" name="Picture 3"/>
             <wp:cNvGraphicFramePr>
               <a:graphicFrameLocks xmlns:a="http://schemas.openxmlformats.org/drawingml/2006/main" noChangeAspect="1"/>
             </wp:cNvGraphicFramePr>
@@ -15307,7 +15295,7 @@
               <a:graphicData uri="http://schemas.openxmlformats.org/drawingml/2006/picture">
                 <pic:pic xmlns:pic="http://schemas.openxmlformats.org/drawingml/2006/picture">
                   <pic:nvPicPr>
-                    <pic:cNvPr id="1543524214" name="Picture 1543524214"/>
+                    <pic:cNvPr id="721002912" name="Picture 721002912"/>
                     <pic:cNvPicPr/>
                   </pic:nvPicPr>
                   <pic:blipFill>
@@ -15727,7 +15715,7 @@
         <w:rPr>
           <w:rFonts w:cs="Times New Roman"/>
         </w:rPr>
-        <w:t>: tên, kích cỡ, màu sắc, đơn giá</w:t>
+        <w:t>: tên, kích cỡ, màu sắc</w:t>
       </w:r>
     </w:p>
     <w:p>
@@ -15917,13 +15905,7 @@
         <w:rPr>
           <w:rFonts w:cs="Times New Roman"/>
         </w:rPr>
-        <w:t>Thống kê phiếu nhập</w:t>
-      </w:r>
-      <w:r>
-        <w:rPr>
-          <w:rFonts w:cs="Times New Roman"/>
-        </w:rPr>
-        <w:t xml:space="preserve"> </w:t>
+        <w:t xml:space="preserve">Tên đăng nhập/ mật khẩu/ họ tên/ vai trò </w:t>
       </w:r>
       <w:r>
         <w:rPr>
@@ -15935,7 +15917,7 @@
         <w:rPr>
           <w:rFonts w:cs="Times New Roman"/>
         </w:rPr>
-        <w:t xml:space="preserve"> lớp TKPhieuNhap</w:t>
+        <w:t xml:space="preserve"> thuộc tính</w:t>
       </w:r>
     </w:p>
     <w:p>
@@ -15955,7 +15937,7 @@
         <w:rPr>
           <w:rFonts w:cs="Times New Roman"/>
         </w:rPr>
-        <w:t xml:space="preserve">Tên đăng nhập/ mật khẩu/ họ tên/ vai trò </w:t>
+        <w:t xml:space="preserve">Tên/ địa chỉ/ số điện thoại/ email </w:t>
       </w:r>
       <w:r>
         <w:rPr>
@@ -15987,39 +15969,6 @@
         <w:rPr>
           <w:rFonts w:cs="Times New Roman"/>
         </w:rPr>
-        <w:t xml:space="preserve">Tên/ địa chỉ/ số điện thoại/ email </w:t>
-      </w:r>
-      <w:r>
-        <w:rPr>
-          <w:rFonts w:cs="Times New Roman"/>
-        </w:rPr>
-        <w:sym w:font="Wingdings" w:char="F0E0"/>
-      </w:r>
-      <w:r>
-        <w:rPr>
-          <w:rFonts w:cs="Times New Roman"/>
-        </w:rPr>
-        <w:t xml:space="preserve"> thuộc tính</w:t>
-      </w:r>
-    </w:p>
-    <w:p>
-      <w:pPr>
-        <w:pStyle w:val="ListParagraph"/>
-        <w:numPr>
-          <w:ilvl w:val="1"/>
-          <w:numId w:val="7"/>
-        </w:numPr>
-        <w:autoSpaceDE/>
-        <w:autoSpaceDN/>
-        <w:rPr>
-          <w:rFonts w:cs="Times New Roman"/>
-        </w:rPr>
-      </w:pPr>
-      <w:r>
-        <w:rPr>
-          <w:rFonts w:cs="Times New Roman"/>
-        </w:rPr>
-        <w:lastRenderedPageBreak/>
         <w:t xml:space="preserve">Tên/ kích cỡ/ màu sắc/ đơn giá </w:t>
       </w:r>
       <w:r>
@@ -16122,7 +16071,31 @@
         <w:rPr>
           <w:rFonts w:cs="Times New Roman"/>
         </w:rPr>
-        <w:t xml:space="preserve"> thuộc về một </w:t>
+        <w:t xml:space="preserve"> </w:t>
+      </w:r>
+      <w:r>
+        <w:rPr>
+          <w:rFonts w:cs="Times New Roman"/>
+        </w:rPr>
+        <w:t xml:space="preserve">có thể </w:t>
+      </w:r>
+      <w:r>
+        <w:rPr>
+          <w:rFonts w:cs="Times New Roman"/>
+        </w:rPr>
+        <w:t xml:space="preserve">thuộc về </w:t>
+      </w:r>
+      <w:r>
+        <w:rPr>
+          <w:rFonts w:cs="Times New Roman"/>
+        </w:rPr>
+        <w:t>nhiều</w:t>
+      </w:r>
+      <w:r>
+        <w:rPr>
+          <w:rFonts w:cs="Times New Roman"/>
+        </w:rPr>
+        <w:t xml:space="preserve"> </w:t>
       </w:r>
       <w:r>
         <w:rPr>
@@ -16146,7 +16119,19 @@
         <w:rPr>
           <w:rFonts w:cs="Times New Roman"/>
         </w:rPr>
-        <w:t xml:space="preserve"> quan hệ NhaCungCap – TrangPhuc là 1-n.</w:t>
+        <w:t xml:space="preserve"> </w:t>
+      </w:r>
+      <w:r>
+        <w:rPr>
+          <w:rFonts w:cs="Times New Roman"/>
+        </w:rPr>
+        <w:t>đề xuất lớp TrangPhucThuocNhaCungCap từ lớp NhaCungCap và lớpTrangPhuc</w:t>
+      </w:r>
+      <w:r>
+        <w:rPr>
+          <w:rFonts w:cs="Times New Roman"/>
+        </w:rPr>
+        <w:t>.</w:t>
       </w:r>
     </w:p>
     <w:p>
@@ -16759,7 +16744,31 @@
         <w:rPr>
           <w:rFonts w:cs="Times New Roman"/>
         </w:rPr>
-        <w:t>TrangPhuc là thành phần của NhaCungCap.</w:t>
+        <w:t xml:space="preserve">TrangPhuc </w:t>
+      </w:r>
+      <w:r>
+        <w:rPr>
+          <w:rFonts w:cs="Times New Roman"/>
+        </w:rPr>
+        <w:t>và</w:t>
+      </w:r>
+      <w:r>
+        <w:rPr>
+          <w:rFonts w:cs="Times New Roman"/>
+        </w:rPr>
+        <w:t xml:space="preserve"> NhaCungCap</w:t>
+      </w:r>
+      <w:r>
+        <w:rPr>
+          <w:rFonts w:cs="Times New Roman"/>
+        </w:rPr>
+        <w:t xml:space="preserve"> liên kết tạo ra TrangPhucThuocNhaCungCap duy nhất</w:t>
+      </w:r>
+      <w:r>
+        <w:rPr>
+          <w:rFonts w:cs="Times New Roman"/>
+        </w:rPr>
+        <w:t>.</w:t>
       </w:r>
     </w:p>
     <w:p>
@@ -16799,6 +16808,7 @@
         <w:rPr>
           <w:rFonts w:cs="Times New Roman"/>
         </w:rPr>
+        <w:lastRenderedPageBreak/>
         <w:t>PhieuNhap là thành phần của NhaCungCap.</w:t>
       </w:r>
     </w:p>
@@ -16819,7 +16829,6 @@
         <w:rPr>
           <w:rFonts w:cs="Times New Roman"/>
         </w:rPr>
-        <w:lastRenderedPageBreak/>
         <w:t>TrangPhuc và PhieuNhap liên kết tạo ra TrangPhucTrongPhieuNhap duy nhất.</w:t>
       </w:r>
     </w:p>
@@ -16906,7 +16915,13 @@
         <w:rPr>
           <w:rFonts w:cs="Times New Roman"/>
         </w:rPr>
-        <w:t>Các lớp thống kê kế thừa từ các thực thể tương ứng.</w:t>
+        <w:t>TKNhaCungCap kế thừa từ NhaCungCap</w:t>
+      </w:r>
+      <w:r>
+        <w:rPr>
+          <w:rFonts w:cs="Times New Roman"/>
+        </w:rPr>
+        <w:t>.</w:t>
       </w:r>
     </w:p>
     <w:p>
@@ -17010,10 +17025,10 @@
           <w:noProof/>
         </w:rPr>
         <w:drawing>
-          <wp:inline distT="0" distB="0" distL="0" distR="0" wp14:anchorId="6DBA7B69" wp14:editId="22868CDA">
-            <wp:extent cx="7686675" cy="5505450"/>
+          <wp:inline distT="0" distB="0" distL="0" distR="0" wp14:anchorId="45D3345A" wp14:editId="0E93C93C">
+            <wp:extent cx="7686675" cy="5257800"/>
             <wp:effectExtent l="0" t="0" r="9525" b="0"/>
-            <wp:docPr id="1240489438" name="Picture 4"/>
+            <wp:docPr id="1847853579" name="Picture 5"/>
             <wp:cNvGraphicFramePr>
               <a:graphicFrameLocks xmlns:a="http://schemas.openxmlformats.org/drawingml/2006/main" noChangeAspect="1"/>
             </wp:cNvGraphicFramePr>
@@ -17021,7 +17036,7 @@
               <a:graphicData uri="http://schemas.openxmlformats.org/drawingml/2006/picture">
                 <pic:pic xmlns:pic="http://schemas.openxmlformats.org/drawingml/2006/picture">
                   <pic:nvPicPr>
-                    <pic:cNvPr id="1240489438" name="Picture 1240489438"/>
+                    <pic:cNvPr id="1847853579" name="Picture 1847853579"/>
                     <pic:cNvPicPr/>
                   </pic:nvPicPr>
                   <pic:blipFill>
@@ -17039,7 +17054,7 @@
                   <pic:spPr>
                     <a:xfrm>
                       <a:off x="0" y="0"/>
-                      <a:ext cx="7686675" cy="5505450"/>
+                      <a:ext cx="7686675" cy="5257800"/>
                     </a:xfrm>
                     <a:prstGeom prst="rect">
                       <a:avLst/>

--- a/20251/Phân tích thiết kế HTTT/B22DCDT294 - Nguyễn Hoàng Tùng - .docx
+++ b/20251/Phân tích thiết kế HTTT/B22DCDT294 - Nguyễn Hoàng Tùng - .docx
@@ -1171,7 +1171,7 @@
                 <w:i/>
                 <w:iCs/>
               </w:rPr>
-              <w:t>Phân tích</w:t>
+              <w:t>Thiết kế</w:t>
             </w:r>
           </w:p>
         </w:tc>
@@ -17007,7 +17007,15 @@
           <w:bCs/>
         </w:rPr>
         <w:lastRenderedPageBreak/>
-        <w:t>Sơ đồ lớp thực th</w:t>
+        <w:t>Biểu</w:t>
+      </w:r>
+      <w:r>
+        <w:rPr>
+          <w:rFonts w:cs="Times New Roman"/>
+          <w:b/>
+          <w:bCs/>
+        </w:rPr>
+        <w:t xml:space="preserve"> đồ lớp thực th</w:t>
       </w:r>
       <w:r>
         <w:rPr>
@@ -17025,10 +17033,10 @@
           <w:noProof/>
         </w:rPr>
         <w:drawing>
-          <wp:inline distT="0" distB="0" distL="0" distR="0" wp14:anchorId="45D3345A" wp14:editId="0E93C93C">
+          <wp:inline distT="0" distB="0" distL="0" distR="0" wp14:anchorId="797E8023" wp14:editId="63B3E04E">
             <wp:extent cx="7686675" cy="5257800"/>
             <wp:effectExtent l="0" t="0" r="9525" b="0"/>
-            <wp:docPr id="1847853579" name="Picture 5"/>
+            <wp:docPr id="1653212138" name="Picture 2"/>
             <wp:cNvGraphicFramePr>
               <a:graphicFrameLocks xmlns:a="http://schemas.openxmlformats.org/drawingml/2006/main" noChangeAspect="1"/>
             </wp:cNvGraphicFramePr>
@@ -17036,7 +17044,7 @@
               <a:graphicData uri="http://schemas.openxmlformats.org/drawingml/2006/picture">
                 <pic:pic xmlns:pic="http://schemas.openxmlformats.org/drawingml/2006/picture">
                   <pic:nvPicPr>
-                    <pic:cNvPr id="1847853579" name="Picture 1847853579"/>
+                    <pic:cNvPr id="1653212138" name="Picture 1653212138"/>
                     <pic:cNvPicPr/>
                   </pic:nvPicPr>
                   <pic:blipFill>
@@ -17644,7 +17652,19 @@
         <w:rPr>
           <w:rFonts w:cs="Times New Roman"/>
         </w:rPr>
-        <w:t>Tên hàm: layThongTinQuanLy()</w:t>
+        <w:t>Tên hàm: layThongTin</w:t>
+      </w:r>
+      <w:r>
+        <w:rPr>
+          <w:rFonts w:cs="Times New Roman"/>
+        </w:rPr>
+        <w:t>NhanVien</w:t>
+      </w:r>
+      <w:r>
+        <w:rPr>
+          <w:rFonts w:cs="Times New Roman"/>
+        </w:rPr>
+        <w:t>()</w:t>
       </w:r>
     </w:p>
     <w:p>
@@ -17697,7 +17717,19 @@
           <w:rFonts w:cs="Times New Roman"/>
         </w:rPr>
         <w:lastRenderedPageBreak/>
-        <w:t>Output: thông tin của quản lý (QuanLy)</w:t>
+        <w:t>Output: thông tin của quản lý (</w:t>
+      </w:r>
+      <w:r>
+        <w:rPr>
+          <w:rFonts w:cs="Times New Roman"/>
+        </w:rPr>
+        <w:t>NhanVien</w:t>
+      </w:r>
+      <w:r>
+        <w:rPr>
+          <w:rFonts w:cs="Times New Roman"/>
+        </w:rPr>
+        <w:t>)</w:t>
       </w:r>
     </w:p>
     <w:p>
@@ -17717,7 +17749,13 @@
         <w:rPr>
           <w:rFonts w:cs="Times New Roman"/>
         </w:rPr>
-        <w:t>Lớp chủ thể: QuanLy</w:t>
+        <w:t xml:space="preserve">Lớp chủ thể: </w:t>
+      </w:r>
+      <w:r>
+        <w:rPr>
+          <w:rFonts w:cs="Times New Roman"/>
+        </w:rPr>
+        <w:t>NhanVien</w:t>
       </w:r>
     </w:p>
     <w:p>
@@ -19133,10 +19171,10 @@
         </w:rPr>
         <w:lastRenderedPageBreak/>
         <w:drawing>
-          <wp:inline distT="0" distB="0" distL="0" distR="0" wp14:anchorId="3E99B127" wp14:editId="3BCEF592">
+          <wp:inline distT="0" distB="0" distL="0" distR="0" wp14:anchorId="45345BFD" wp14:editId="56186A53">
             <wp:extent cx="5943600" cy="4913630"/>
             <wp:effectExtent l="0" t="0" r="0" b="1270"/>
-            <wp:docPr id="1720180575" name="Picture 6"/>
+            <wp:docPr id="1347014745" name="Picture 1"/>
             <wp:cNvGraphicFramePr>
               <a:graphicFrameLocks xmlns:a="http://schemas.openxmlformats.org/drawingml/2006/main" noChangeAspect="1"/>
             </wp:cNvGraphicFramePr>
@@ -19144,7 +19182,7 @@
               <a:graphicData uri="http://schemas.openxmlformats.org/drawingml/2006/picture">
                 <pic:pic xmlns:pic="http://schemas.openxmlformats.org/drawingml/2006/picture">
                   <pic:nvPicPr>
-                    <pic:cNvPr id="1720180575" name="Picture 1720180575"/>
+                    <pic:cNvPr id="1347014745" name="Picture 1347014745"/>
                     <pic:cNvPicPr/>
                   </pic:nvPicPr>
                   <pic:blipFill>
@@ -20069,7 +20107,25 @@
         <w:rPr>
           <w:rFonts w:cs="Times New Roman"/>
         </w:rPr>
-        <w:t>Danh sách trang phục (bấm được): outsubDSTrangPhuc</w:t>
+        <w:t xml:space="preserve">Danh sách </w:t>
+      </w:r>
+      <w:r>
+        <w:rPr>
+          <w:rFonts w:cs="Times New Roman"/>
+        </w:rPr>
+        <w:t>mặt hàng</w:t>
+      </w:r>
+      <w:r>
+        <w:rPr>
+          <w:rFonts w:cs="Times New Roman"/>
+        </w:rPr>
+        <w:t xml:space="preserve"> (bấm được): outsubDS</w:t>
+      </w:r>
+      <w:r>
+        <w:rPr>
+          <w:rFonts w:cs="Times New Roman"/>
+        </w:rPr>
+        <w:t>MatHang</w:t>
       </w:r>
     </w:p>
     <w:p>
@@ -20379,7 +20435,7 @@
         <w:rPr>
           <w:rFonts w:cs="Times New Roman"/>
         </w:rPr>
-        <w:t xml:space="preserve">Nhân viên chọn một nhà cung cấp trong danh sách </w:t>
+        <w:t xml:space="preserve">Nhân viên chọn thêm mới nhà cung cấp </w:t>
       </w:r>
       <w:r>
         <w:rPr>
@@ -20391,7 +20447,7 @@
         <w:rPr>
           <w:rFonts w:cs="Times New Roman"/>
         </w:rPr>
-        <w:t xml:space="preserve"> hệ thống cần lấy danh sách trang phục của nhà cung cấp đó để hiển thị lên giao diện thêm phiếu nhập mới </w:t>
+        <w:t xml:space="preserve"> giao diện thêm mới nhà cung cấp được hiển thị </w:t>
       </w:r>
       <w:r>
         <w:rPr>
@@ -20403,6 +20459,191 @@
         <w:rPr>
           <w:rFonts w:cs="Times New Roman"/>
         </w:rPr>
+        <w:t xml:space="preserve"> cần một lớp.</w:t>
+      </w:r>
+    </w:p>
+    <w:p>
+      <w:pPr>
+        <w:pStyle w:val="ListParagraph"/>
+        <w:numPr>
+          <w:ilvl w:val="1"/>
+          <w:numId w:val="7"/>
+        </w:numPr>
+        <w:autoSpaceDE/>
+        <w:autoSpaceDN/>
+        <w:rPr>
+          <w:rFonts w:cs="Times New Roman"/>
+        </w:rPr>
+      </w:pPr>
+      <w:r>
+        <w:rPr>
+          <w:rFonts w:cs="Times New Roman"/>
+        </w:rPr>
+        <w:t>Tên lớp: GDThemNhaCungCap</w:t>
+      </w:r>
+    </w:p>
+    <w:p>
+      <w:pPr>
+        <w:pStyle w:val="ListParagraph"/>
+        <w:numPr>
+          <w:ilvl w:val="1"/>
+          <w:numId w:val="7"/>
+        </w:numPr>
+        <w:autoSpaceDE/>
+        <w:autoSpaceDN/>
+        <w:rPr>
+          <w:rFonts w:cs="Times New Roman"/>
+        </w:rPr>
+      </w:pPr>
+      <w:r>
+        <w:rPr>
+          <w:rFonts w:cs="Times New Roman"/>
+        </w:rPr>
+        <w:lastRenderedPageBreak/>
+        <w:t>Input để nhập tên nhà cung cấp: inTenNhaCungCap</w:t>
+      </w:r>
+    </w:p>
+    <w:p>
+      <w:pPr>
+        <w:pStyle w:val="ListParagraph"/>
+        <w:numPr>
+          <w:ilvl w:val="1"/>
+          <w:numId w:val="7"/>
+        </w:numPr>
+        <w:autoSpaceDE/>
+        <w:autoSpaceDN/>
+        <w:rPr>
+          <w:rFonts w:cs="Times New Roman"/>
+        </w:rPr>
+      </w:pPr>
+      <w:r>
+        <w:rPr>
+          <w:rFonts w:cs="Times New Roman"/>
+        </w:rPr>
+        <w:t>Input để nhập địa chỉ: inDiaChi</w:t>
+      </w:r>
+    </w:p>
+    <w:p>
+      <w:pPr>
+        <w:pStyle w:val="ListParagraph"/>
+        <w:numPr>
+          <w:ilvl w:val="1"/>
+          <w:numId w:val="7"/>
+        </w:numPr>
+        <w:autoSpaceDE/>
+        <w:autoSpaceDN/>
+        <w:rPr>
+          <w:rFonts w:cs="Times New Roman"/>
+        </w:rPr>
+      </w:pPr>
+      <w:r>
+        <w:rPr>
+          <w:rFonts w:cs="Times New Roman"/>
+        </w:rPr>
+        <w:t>Input để nhập số điện thoại: inSoDT</w:t>
+      </w:r>
+    </w:p>
+    <w:p>
+      <w:pPr>
+        <w:pStyle w:val="ListParagraph"/>
+        <w:numPr>
+          <w:ilvl w:val="1"/>
+          <w:numId w:val="7"/>
+        </w:numPr>
+        <w:autoSpaceDE/>
+        <w:autoSpaceDN/>
+        <w:rPr>
+          <w:rFonts w:cs="Times New Roman"/>
+        </w:rPr>
+      </w:pPr>
+      <w:r>
+        <w:rPr>
+          <w:rFonts w:cs="Times New Roman"/>
+        </w:rPr>
+        <w:t>Input để nhập email: inEmail</w:t>
+      </w:r>
+    </w:p>
+    <w:p>
+      <w:pPr>
+        <w:pStyle w:val="ListParagraph"/>
+        <w:numPr>
+          <w:ilvl w:val="1"/>
+          <w:numId w:val="7"/>
+        </w:numPr>
+        <w:autoSpaceDE/>
+        <w:autoSpaceDN/>
+        <w:rPr>
+          <w:rFonts w:cs="Times New Roman"/>
+        </w:rPr>
+      </w:pPr>
+      <w:r>
+        <w:rPr>
+          <w:rFonts w:cs="Times New Roman"/>
+        </w:rPr>
+        <w:t>Submit để lưu: subLuu</w:t>
+      </w:r>
+    </w:p>
+    <w:p>
+      <w:pPr>
+        <w:pStyle w:val="ListParagraph"/>
+        <w:numPr>
+          <w:ilvl w:val="1"/>
+          <w:numId w:val="7"/>
+        </w:numPr>
+        <w:autoSpaceDE/>
+        <w:autoSpaceDN/>
+        <w:rPr>
+          <w:rFonts w:cs="Times New Roman"/>
+        </w:rPr>
+      </w:pPr>
+      <w:r>
+        <w:rPr>
+          <w:rFonts w:cs="Times New Roman"/>
+        </w:rPr>
+        <w:t>Submit để hủy: subHuy</w:t>
+      </w:r>
+    </w:p>
+    <w:p>
+      <w:pPr>
+        <w:pStyle w:val="ListParagraph"/>
+        <w:numPr>
+          <w:ilvl w:val="0"/>
+          <w:numId w:val="7"/>
+        </w:numPr>
+        <w:autoSpaceDE/>
+        <w:autoSpaceDN/>
+        <w:rPr>
+          <w:rFonts w:cs="Times New Roman"/>
+        </w:rPr>
+      </w:pPr>
+      <w:r>
+        <w:rPr>
+          <w:rFonts w:cs="Times New Roman"/>
+        </w:rPr>
+        <w:t xml:space="preserve">Nhân viên điền thông tin và nhấn lưu </w:t>
+      </w:r>
+      <w:r>
+        <w:rPr>
+          <w:rFonts w:cs="Times New Roman"/>
+        </w:rPr>
+        <w:sym w:font="Wingdings" w:char="F0E0"/>
+      </w:r>
+      <w:r>
+        <w:rPr>
+          <w:rFonts w:cs="Times New Roman"/>
+        </w:rPr>
+        <w:t xml:space="preserve"> hệ thống cần kiểm tra email và số điện thoại </w:t>
+      </w:r>
+      <w:r>
+        <w:rPr>
+          <w:rFonts w:cs="Times New Roman"/>
+        </w:rPr>
+        <w:sym w:font="Wingdings" w:char="F0E0"/>
+      </w:r>
+      <w:r>
+        <w:rPr>
+          <w:rFonts w:cs="Times New Roman"/>
+        </w:rPr>
         <w:t xml:space="preserve"> cần một hàm.</w:t>
       </w:r>
     </w:p>
@@ -20423,8 +20664,7 @@
         <w:rPr>
           <w:rFonts w:cs="Times New Roman"/>
         </w:rPr>
-        <w:lastRenderedPageBreak/>
-        <w:t>Tên hàm: layDSTrangPhuc()</w:t>
+        <w:t>Tên hàm: kiemTraEmailSoDT()</w:t>
       </w:r>
     </w:p>
     <w:p>
@@ -20444,7 +20684,7 @@
         <w:rPr>
           <w:rFonts w:cs="Times New Roman"/>
         </w:rPr>
-        <w:t>Input: tên nhà cung cấp (NhaCungCap)</w:t>
+        <w:t>Input: email, số điện thoại (NhaCungCap)</w:t>
       </w:r>
     </w:p>
     <w:p>
@@ -20464,7 +20704,7 @@
         <w:rPr>
           <w:rFonts w:cs="Times New Roman"/>
         </w:rPr>
-        <w:t>Output: danh sách trang phục (TrangPhuc)</w:t>
+        <w:t>Output: boolean</w:t>
       </w:r>
     </w:p>
     <w:p>
@@ -20484,7 +20724,7 @@
         <w:rPr>
           <w:rFonts w:cs="Times New Roman"/>
         </w:rPr>
-        <w:t>Lớp chủ thể: TrangPhuc</w:t>
+        <w:t>Lớp chủ thể: NhaCungCap</w:t>
       </w:r>
     </w:p>
     <w:p>
@@ -20504,7 +20744,7 @@
         <w:rPr>
           <w:rFonts w:cs="Times New Roman"/>
         </w:rPr>
-        <w:t xml:space="preserve">Nhân viên chọn thêm mặt hàng chưa có trong danh sách </w:t>
+        <w:t xml:space="preserve">Thông tin hợp lệ </w:t>
       </w:r>
       <w:r>
         <w:rPr>
@@ -20516,7 +20756,7 @@
         <w:rPr>
           <w:rFonts w:cs="Times New Roman"/>
         </w:rPr>
-        <w:t xml:space="preserve"> giao diện thêm mặt hàng mới chưa có trong danh sách dược hiển thị </w:t>
+        <w:t xml:space="preserve"> hệ thống cần lưu nhà cung cấp mới </w:t>
       </w:r>
       <w:r>
         <w:rPr>
@@ -20528,13 +20768,7 @@
         <w:rPr>
           <w:rFonts w:cs="Times New Roman"/>
         </w:rPr>
-        <w:t xml:space="preserve"> </w:t>
-      </w:r>
-      <w:r>
-        <w:rPr>
-          <w:rFonts w:cs="Times New Roman"/>
-        </w:rPr>
-        <w:t>cần một lớp.</w:t>
+        <w:t xml:space="preserve"> cần một hàm.</w:t>
       </w:r>
     </w:p>
     <w:p>
@@ -20554,13 +20788,7 @@
         <w:rPr>
           <w:rFonts w:cs="Times New Roman"/>
         </w:rPr>
-        <w:t>Tên lớp: GDThemMatHang</w:t>
-      </w:r>
-      <w:r>
-        <w:rPr>
-          <w:rFonts w:cs="Times New Roman"/>
-        </w:rPr>
-        <w:t>Moi</w:t>
+        <w:t>Tên hàm: luuNhaCungCap()</w:t>
       </w:r>
     </w:p>
     <w:p>
@@ -20580,197 +20808,7 @@
         <w:rPr>
           <w:rFonts w:cs="Times New Roman"/>
         </w:rPr>
-        <w:t>Input để nhập tên mặt hàng: inTenMatHang</w:t>
-      </w:r>
-    </w:p>
-    <w:p>
-      <w:pPr>
-        <w:pStyle w:val="ListParagraph"/>
-        <w:numPr>
-          <w:ilvl w:val="1"/>
-          <w:numId w:val="7"/>
-        </w:numPr>
-        <w:autoSpaceDE/>
-        <w:autoSpaceDN/>
-        <w:rPr>
-          <w:rFonts w:cs="Times New Roman"/>
-        </w:rPr>
-      </w:pPr>
-      <w:r>
-        <w:rPr>
-          <w:rFonts w:cs="Times New Roman"/>
-        </w:rPr>
-        <w:t>Input để nhập kích cỡ: inKichCo</w:t>
-      </w:r>
-    </w:p>
-    <w:p>
-      <w:pPr>
-        <w:pStyle w:val="ListParagraph"/>
-        <w:numPr>
-          <w:ilvl w:val="1"/>
-          <w:numId w:val="7"/>
-        </w:numPr>
-        <w:autoSpaceDE/>
-        <w:autoSpaceDN/>
-        <w:rPr>
-          <w:rFonts w:cs="Times New Roman"/>
-        </w:rPr>
-      </w:pPr>
-      <w:r>
-        <w:rPr>
-          <w:rFonts w:cs="Times New Roman"/>
-        </w:rPr>
-        <w:t>Input để nhập màu sắc: inMauSac</w:t>
-      </w:r>
-    </w:p>
-    <w:p>
-      <w:pPr>
-        <w:pStyle w:val="ListParagraph"/>
-        <w:numPr>
-          <w:ilvl w:val="1"/>
-          <w:numId w:val="7"/>
-        </w:numPr>
-        <w:autoSpaceDE/>
-        <w:autoSpaceDN/>
-        <w:rPr>
-          <w:rFonts w:cs="Times New Roman"/>
-        </w:rPr>
-      </w:pPr>
-      <w:r>
-        <w:rPr>
-          <w:rFonts w:cs="Times New Roman"/>
-        </w:rPr>
-        <w:t>Input để nhập đơn giá: inDonGia</w:t>
-      </w:r>
-    </w:p>
-    <w:p>
-      <w:pPr>
-        <w:pStyle w:val="ListParagraph"/>
-        <w:numPr>
-          <w:ilvl w:val="1"/>
-          <w:numId w:val="7"/>
-        </w:numPr>
-        <w:autoSpaceDE/>
-        <w:autoSpaceDN/>
-        <w:rPr>
-          <w:rFonts w:cs="Times New Roman"/>
-        </w:rPr>
-      </w:pPr>
-      <w:r>
-        <w:rPr>
-          <w:rFonts w:cs="Times New Roman"/>
-        </w:rPr>
-        <w:t>Submit để lưu: subLuu</w:t>
-      </w:r>
-    </w:p>
-    <w:p>
-      <w:pPr>
-        <w:pStyle w:val="ListParagraph"/>
-        <w:numPr>
-          <w:ilvl w:val="1"/>
-          <w:numId w:val="7"/>
-        </w:numPr>
-        <w:autoSpaceDE/>
-        <w:autoSpaceDN/>
-        <w:rPr>
-          <w:rFonts w:cs="Times New Roman"/>
-        </w:rPr>
-      </w:pPr>
-      <w:r>
-        <w:rPr>
-          <w:rFonts w:cs="Times New Roman"/>
-        </w:rPr>
-        <w:t>Submit</w:t>
-      </w:r>
-      <w:r>
-        <w:rPr>
-          <w:rFonts w:cs="Times New Roman"/>
-        </w:rPr>
-        <w:t xml:space="preserve"> để hủy: subHuy</w:t>
-      </w:r>
-    </w:p>
-    <w:p>
-      <w:pPr>
-        <w:pStyle w:val="ListParagraph"/>
-        <w:numPr>
-          <w:ilvl w:val="0"/>
-          <w:numId w:val="7"/>
-        </w:numPr>
-        <w:autoSpaceDE/>
-        <w:autoSpaceDN/>
-        <w:rPr>
-          <w:rFonts w:cs="Times New Roman"/>
-        </w:rPr>
-      </w:pPr>
-      <w:r>
-        <w:rPr>
-          <w:rFonts w:cs="Times New Roman"/>
-        </w:rPr>
-        <w:t xml:space="preserve">Nhân viên điền thông tin + lưu </w:t>
-      </w:r>
-      <w:r>
-        <w:rPr>
-          <w:rFonts w:cs="Times New Roman"/>
-        </w:rPr>
-        <w:sym w:font="Wingdings" w:char="F0E0"/>
-      </w:r>
-      <w:r>
-        <w:rPr>
-          <w:rFonts w:cs="Times New Roman"/>
-        </w:rPr>
-        <w:t xml:space="preserve"> hệ thống cần lưu thông tin mặt hàng mới </w:t>
-      </w:r>
-      <w:r>
-        <w:rPr>
-          <w:rFonts w:cs="Times New Roman"/>
-        </w:rPr>
-        <w:sym w:font="Wingdings" w:char="F0E0"/>
-      </w:r>
-      <w:r>
-        <w:rPr>
-          <w:rFonts w:cs="Times New Roman"/>
-        </w:rPr>
-        <w:t xml:space="preserve"> cần một hàm.</w:t>
-      </w:r>
-    </w:p>
-    <w:p>
-      <w:pPr>
-        <w:pStyle w:val="ListParagraph"/>
-        <w:numPr>
-          <w:ilvl w:val="1"/>
-          <w:numId w:val="7"/>
-        </w:numPr>
-        <w:autoSpaceDE/>
-        <w:autoSpaceDN/>
-        <w:rPr>
-          <w:rFonts w:cs="Times New Roman"/>
-        </w:rPr>
-      </w:pPr>
-      <w:r>
-        <w:rPr>
-          <w:rFonts w:cs="Times New Roman"/>
-        </w:rPr>
-        <w:t>Tên hàm: luuMatHang()</w:t>
-      </w:r>
-    </w:p>
-    <w:p>
-      <w:pPr>
-        <w:pStyle w:val="ListParagraph"/>
-        <w:numPr>
-          <w:ilvl w:val="1"/>
-          <w:numId w:val="7"/>
-        </w:numPr>
-        <w:autoSpaceDE/>
-        <w:autoSpaceDN/>
-        <w:rPr>
-          <w:rFonts w:cs="Times New Roman"/>
-        </w:rPr>
-      </w:pPr>
-      <w:r>
-        <w:rPr>
-          <w:rFonts w:cs="Times New Roman"/>
-        </w:rPr>
-        <w:t>Input: thông tin mặt hàng (MatHang)</w:t>
+        <w:t>Input: thông tin nhà cung cấp (NhaCungCap)</w:t>
       </w:r>
     </w:p>
     <w:p>
@@ -20810,7 +20848,7 @@
         <w:rPr>
           <w:rFonts w:cs="Times New Roman"/>
         </w:rPr>
-        <w:t>Lớp chủ thể: MatHang</w:t>
+        <w:t>Lớp chủ thể: NhaCungCap</w:t>
       </w:r>
     </w:p>
     <w:p>
@@ -20830,7 +20868,7 @@
         <w:rPr>
           <w:rFonts w:cs="Times New Roman"/>
         </w:rPr>
-        <w:t xml:space="preserve">Nhân viên điền mã chiết khấu + áp dụng </w:t>
+        <w:t xml:space="preserve">Nhân viên chọn một nhà cung cấp trong danh sách </w:t>
       </w:r>
       <w:r>
         <w:rPr>
@@ -20842,7 +20880,7 @@
         <w:rPr>
           <w:rFonts w:cs="Times New Roman"/>
         </w:rPr>
-        <w:t xml:space="preserve"> hệ thống cần kiểm tra mã chiết khấu </w:t>
+        <w:t xml:space="preserve"> hệ thống cần lấy danh sách trang phục của nhà cung cấp đó để hiển thị lên giao diện thêm phiếu nhập mới </w:t>
       </w:r>
       <w:r>
         <w:rPr>
@@ -20874,7 +20912,7 @@
         <w:rPr>
           <w:rFonts w:cs="Times New Roman"/>
         </w:rPr>
-        <w:t>Tên hàm: kiemTraMaCK()</w:t>
+        <w:t>Tên hàm: layDSTrangPhuc()</w:t>
       </w:r>
     </w:p>
     <w:p>
@@ -20894,7 +20932,7 @@
         <w:rPr>
           <w:rFonts w:cs="Times New Roman"/>
         </w:rPr>
-        <w:t>Input: mã chiết khấu</w:t>
+        <w:t>Input: tên nhà cung cấp (NhaCungCap)</w:t>
       </w:r>
     </w:p>
     <w:p>
@@ -20914,13 +20952,7 @@
         <w:rPr>
           <w:rFonts w:cs="Times New Roman"/>
         </w:rPr>
-        <w:t xml:space="preserve">Output: </w:t>
-      </w:r>
-      <w:r>
-        <w:rPr>
-          <w:rFonts w:cs="Times New Roman"/>
-        </w:rPr>
-        <w:t>số tiền chiết khấu (ChietKhau)</w:t>
+        <w:t>Output: danh sách trang phục (TrangPhuc)</w:t>
       </w:r>
     </w:p>
     <w:p>
@@ -20940,6 +20972,1035 @@
         <w:rPr>
           <w:rFonts w:cs="Times New Roman"/>
         </w:rPr>
+        <w:t>Lớp chủ thể: TrangPhuc</w:t>
+      </w:r>
+    </w:p>
+    <w:p>
+      <w:pPr>
+        <w:pStyle w:val="ListParagraph"/>
+        <w:numPr>
+          <w:ilvl w:val="0"/>
+          <w:numId w:val="7"/>
+        </w:numPr>
+        <w:autoSpaceDE/>
+        <w:autoSpaceDN/>
+        <w:rPr>
+          <w:rFonts w:cs="Times New Roman"/>
+        </w:rPr>
+      </w:pPr>
+      <w:r>
+        <w:rPr>
+          <w:rFonts w:cs="Times New Roman"/>
+        </w:rPr>
+        <w:lastRenderedPageBreak/>
+        <w:t xml:space="preserve">Nhân viên chọn thêm mặt hàng chưa có trong danh sách </w:t>
+      </w:r>
+      <w:r>
+        <w:rPr>
+          <w:rFonts w:cs="Times New Roman"/>
+        </w:rPr>
+        <w:sym w:font="Wingdings" w:char="F0E0"/>
+      </w:r>
+      <w:r>
+        <w:rPr>
+          <w:rFonts w:cs="Times New Roman"/>
+        </w:rPr>
+        <w:t xml:space="preserve"> giao diện thêm mặt hàng mới chưa có trong danh sách dược hiển thị </w:t>
+      </w:r>
+      <w:r>
+        <w:rPr>
+          <w:rFonts w:cs="Times New Roman"/>
+        </w:rPr>
+        <w:sym w:font="Wingdings" w:char="F0E0"/>
+      </w:r>
+      <w:r>
+        <w:rPr>
+          <w:rFonts w:cs="Times New Roman"/>
+        </w:rPr>
+        <w:t xml:space="preserve"> </w:t>
+      </w:r>
+      <w:r>
+        <w:rPr>
+          <w:rFonts w:cs="Times New Roman"/>
+        </w:rPr>
+        <w:t>cần một lớp.</w:t>
+      </w:r>
+    </w:p>
+    <w:p>
+      <w:pPr>
+        <w:pStyle w:val="ListParagraph"/>
+        <w:numPr>
+          <w:ilvl w:val="1"/>
+          <w:numId w:val="7"/>
+        </w:numPr>
+        <w:autoSpaceDE/>
+        <w:autoSpaceDN/>
+        <w:rPr>
+          <w:rFonts w:cs="Times New Roman"/>
+        </w:rPr>
+      </w:pPr>
+      <w:r>
+        <w:rPr>
+          <w:rFonts w:cs="Times New Roman"/>
+        </w:rPr>
+        <w:t>Tên lớp: GDThemMatHang</w:t>
+      </w:r>
+      <w:r>
+        <w:rPr>
+          <w:rFonts w:cs="Times New Roman"/>
+        </w:rPr>
+        <w:t>Moi</w:t>
+      </w:r>
+    </w:p>
+    <w:p>
+      <w:pPr>
+        <w:pStyle w:val="ListParagraph"/>
+        <w:numPr>
+          <w:ilvl w:val="1"/>
+          <w:numId w:val="7"/>
+        </w:numPr>
+        <w:autoSpaceDE/>
+        <w:autoSpaceDN/>
+        <w:rPr>
+          <w:rFonts w:cs="Times New Roman"/>
+        </w:rPr>
+      </w:pPr>
+      <w:r>
+        <w:rPr>
+          <w:rFonts w:cs="Times New Roman"/>
+        </w:rPr>
+        <w:t>Input để nhập tên mặt hàng: inTenMatHang</w:t>
+      </w:r>
+    </w:p>
+    <w:p>
+      <w:pPr>
+        <w:pStyle w:val="ListParagraph"/>
+        <w:numPr>
+          <w:ilvl w:val="1"/>
+          <w:numId w:val="7"/>
+        </w:numPr>
+        <w:autoSpaceDE/>
+        <w:autoSpaceDN/>
+        <w:rPr>
+          <w:rFonts w:cs="Times New Roman"/>
+        </w:rPr>
+      </w:pPr>
+      <w:r>
+        <w:rPr>
+          <w:rFonts w:cs="Times New Roman"/>
+        </w:rPr>
+        <w:t>Danh sách nhà cung cấp: outsubDSNhaCungCap</w:t>
+      </w:r>
+    </w:p>
+    <w:p>
+      <w:pPr>
+        <w:pStyle w:val="ListParagraph"/>
+        <w:numPr>
+          <w:ilvl w:val="1"/>
+          <w:numId w:val="7"/>
+        </w:numPr>
+        <w:autoSpaceDE/>
+        <w:autoSpaceDN/>
+        <w:rPr>
+          <w:rFonts w:cs="Times New Roman"/>
+        </w:rPr>
+      </w:pPr>
+      <w:r>
+        <w:rPr>
+          <w:rFonts w:cs="Times New Roman"/>
+        </w:rPr>
+        <w:t>Input để nhập kích cỡ: inKichCo</w:t>
+      </w:r>
+    </w:p>
+    <w:p>
+      <w:pPr>
+        <w:pStyle w:val="ListParagraph"/>
+        <w:numPr>
+          <w:ilvl w:val="1"/>
+          <w:numId w:val="7"/>
+        </w:numPr>
+        <w:autoSpaceDE/>
+        <w:autoSpaceDN/>
+        <w:rPr>
+          <w:rFonts w:cs="Times New Roman"/>
+        </w:rPr>
+      </w:pPr>
+      <w:r>
+        <w:rPr>
+          <w:rFonts w:cs="Times New Roman"/>
+        </w:rPr>
+        <w:t>Input để nhập màu sắc: inMauSac</w:t>
+      </w:r>
+    </w:p>
+    <w:p>
+      <w:pPr>
+        <w:pStyle w:val="ListParagraph"/>
+        <w:numPr>
+          <w:ilvl w:val="1"/>
+          <w:numId w:val="7"/>
+        </w:numPr>
+        <w:autoSpaceDE/>
+        <w:autoSpaceDN/>
+        <w:rPr>
+          <w:rFonts w:cs="Times New Roman"/>
+        </w:rPr>
+      </w:pPr>
+      <w:r>
+        <w:rPr>
+          <w:rFonts w:cs="Times New Roman"/>
+        </w:rPr>
+        <w:t>Input để nhập đơn giá: inDonGia</w:t>
+      </w:r>
+    </w:p>
+    <w:p>
+      <w:pPr>
+        <w:pStyle w:val="ListParagraph"/>
+        <w:numPr>
+          <w:ilvl w:val="1"/>
+          <w:numId w:val="7"/>
+        </w:numPr>
+        <w:autoSpaceDE/>
+        <w:autoSpaceDN/>
+        <w:rPr>
+          <w:rFonts w:cs="Times New Roman"/>
+        </w:rPr>
+      </w:pPr>
+      <w:r>
+        <w:rPr>
+          <w:rFonts w:cs="Times New Roman"/>
+        </w:rPr>
+        <w:t>Submit để lưu: subLuu</w:t>
+      </w:r>
+    </w:p>
+    <w:p>
+      <w:pPr>
+        <w:pStyle w:val="ListParagraph"/>
+        <w:numPr>
+          <w:ilvl w:val="1"/>
+          <w:numId w:val="7"/>
+        </w:numPr>
+        <w:autoSpaceDE/>
+        <w:autoSpaceDN/>
+        <w:rPr>
+          <w:rFonts w:cs="Times New Roman"/>
+        </w:rPr>
+      </w:pPr>
+      <w:r>
+        <w:rPr>
+          <w:rFonts w:cs="Times New Roman"/>
+        </w:rPr>
+        <w:t>Submit</w:t>
+      </w:r>
+      <w:r>
+        <w:rPr>
+          <w:rFonts w:cs="Times New Roman"/>
+        </w:rPr>
+        <w:t xml:space="preserve"> để hủy: subHuy</w:t>
+      </w:r>
+    </w:p>
+    <w:p>
+      <w:pPr>
+        <w:pStyle w:val="ListParagraph"/>
+        <w:numPr>
+          <w:ilvl w:val="0"/>
+          <w:numId w:val="7"/>
+        </w:numPr>
+        <w:autoSpaceDE/>
+        <w:autoSpaceDN/>
+        <w:rPr>
+          <w:rFonts w:cs="Times New Roman"/>
+        </w:rPr>
+      </w:pPr>
+      <w:r>
+        <w:rPr>
+          <w:rFonts w:cs="Times New Roman"/>
+        </w:rPr>
+        <w:t xml:space="preserve">Nhân viên chọn thêm mặt hàng chưa có trong danh sách </w:t>
+      </w:r>
+      <w:r>
+        <w:rPr>
+          <w:rFonts w:cs="Times New Roman"/>
+        </w:rPr>
+        <w:sym w:font="Wingdings" w:char="F0E0"/>
+      </w:r>
+      <w:r>
+        <w:rPr>
+          <w:rFonts w:cs="Times New Roman"/>
+        </w:rPr>
+        <w:t xml:space="preserve"> hệ thống cần lấy danh sách nhà cung cấp để hiển thị lên giao diện thêm mặt hàng mới </w:t>
+      </w:r>
+      <w:r>
+        <w:rPr>
+          <w:rFonts w:cs="Times New Roman"/>
+        </w:rPr>
+        <w:sym w:font="Wingdings" w:char="F0E0"/>
+      </w:r>
+      <w:r>
+        <w:rPr>
+          <w:rFonts w:cs="Times New Roman"/>
+        </w:rPr>
+        <w:t xml:space="preserve"> cần một hàm.</w:t>
+      </w:r>
+    </w:p>
+    <w:p>
+      <w:pPr>
+        <w:pStyle w:val="ListParagraph"/>
+        <w:numPr>
+          <w:ilvl w:val="1"/>
+          <w:numId w:val="7"/>
+        </w:numPr>
+        <w:autoSpaceDE/>
+        <w:autoSpaceDN/>
+        <w:rPr>
+          <w:rFonts w:cs="Times New Roman"/>
+        </w:rPr>
+      </w:pPr>
+      <w:r>
+        <w:rPr>
+          <w:rFonts w:cs="Times New Roman"/>
+        </w:rPr>
+        <w:t>Tên hàm: layDSNhaCungCap()</w:t>
+      </w:r>
+    </w:p>
+    <w:p>
+      <w:pPr>
+        <w:pStyle w:val="ListParagraph"/>
+        <w:numPr>
+          <w:ilvl w:val="1"/>
+          <w:numId w:val="7"/>
+        </w:numPr>
+        <w:autoSpaceDE/>
+        <w:autoSpaceDN/>
+        <w:rPr>
+          <w:rFonts w:cs="Times New Roman"/>
+        </w:rPr>
+      </w:pPr>
+      <w:r>
+        <w:rPr>
+          <w:rFonts w:cs="Times New Roman"/>
+        </w:rPr>
+        <w:t>Input: không có</w:t>
+      </w:r>
+    </w:p>
+    <w:p>
+      <w:pPr>
+        <w:pStyle w:val="ListParagraph"/>
+        <w:numPr>
+          <w:ilvl w:val="1"/>
+          <w:numId w:val="7"/>
+        </w:numPr>
+        <w:autoSpaceDE/>
+        <w:autoSpaceDN/>
+        <w:rPr>
+          <w:rFonts w:cs="Times New Roman"/>
+        </w:rPr>
+      </w:pPr>
+      <w:r>
+        <w:rPr>
+          <w:rFonts w:cs="Times New Roman"/>
+        </w:rPr>
+        <w:t>Output: danh sách nhà cung cấp (NhaCungCap)</w:t>
+      </w:r>
+    </w:p>
+    <w:p>
+      <w:pPr>
+        <w:pStyle w:val="ListParagraph"/>
+        <w:numPr>
+          <w:ilvl w:val="0"/>
+          <w:numId w:val="9"/>
+        </w:numPr>
+        <w:autoSpaceDE/>
+        <w:autoSpaceDN/>
+        <w:rPr>
+          <w:rFonts w:cs="Times New Roman"/>
+        </w:rPr>
+      </w:pPr>
+      <w:r>
+        <w:rPr>
+          <w:rFonts w:cs="Times New Roman"/>
+        </w:rPr>
+        <w:t>Lớp chủ thể: NhaCungCap</w:t>
+      </w:r>
+    </w:p>
+    <w:p>
+      <w:pPr>
+        <w:pStyle w:val="ListParagraph"/>
+        <w:numPr>
+          <w:ilvl w:val="0"/>
+          <w:numId w:val="7"/>
+        </w:numPr>
+        <w:autoSpaceDE/>
+        <w:autoSpaceDN/>
+        <w:rPr>
+          <w:rFonts w:cs="Times New Roman"/>
+        </w:rPr>
+      </w:pPr>
+      <w:r>
+        <w:rPr>
+          <w:rFonts w:cs="Times New Roman"/>
+        </w:rPr>
+        <w:t xml:space="preserve">Nhân viên điền thông tin + lưu </w:t>
+      </w:r>
+      <w:r>
+        <w:rPr>
+          <w:rFonts w:cs="Times New Roman"/>
+        </w:rPr>
+        <w:sym w:font="Wingdings" w:char="F0E0"/>
+      </w:r>
+      <w:r>
+        <w:rPr>
+          <w:rFonts w:cs="Times New Roman"/>
+        </w:rPr>
+        <w:t xml:space="preserve"> hệ thống cần lưu thông tin mặt hàng mới </w:t>
+      </w:r>
+      <w:r>
+        <w:rPr>
+          <w:rFonts w:cs="Times New Roman"/>
+        </w:rPr>
+        <w:sym w:font="Wingdings" w:char="F0E0"/>
+      </w:r>
+      <w:r>
+        <w:rPr>
+          <w:rFonts w:cs="Times New Roman"/>
+        </w:rPr>
+        <w:t xml:space="preserve"> cần một hàm.</w:t>
+      </w:r>
+    </w:p>
+    <w:p>
+      <w:pPr>
+        <w:pStyle w:val="ListParagraph"/>
+        <w:numPr>
+          <w:ilvl w:val="1"/>
+          <w:numId w:val="7"/>
+        </w:numPr>
+        <w:autoSpaceDE/>
+        <w:autoSpaceDN/>
+        <w:rPr>
+          <w:rFonts w:cs="Times New Roman"/>
+        </w:rPr>
+      </w:pPr>
+      <w:r>
+        <w:rPr>
+          <w:rFonts w:cs="Times New Roman"/>
+        </w:rPr>
+        <w:t>Tên hàm: luuMatHang()</w:t>
+      </w:r>
+    </w:p>
+    <w:p>
+      <w:pPr>
+        <w:pStyle w:val="ListParagraph"/>
+        <w:numPr>
+          <w:ilvl w:val="1"/>
+          <w:numId w:val="7"/>
+        </w:numPr>
+        <w:autoSpaceDE/>
+        <w:autoSpaceDN/>
+        <w:rPr>
+          <w:rFonts w:cs="Times New Roman"/>
+        </w:rPr>
+      </w:pPr>
+      <w:r>
+        <w:rPr>
+          <w:rFonts w:cs="Times New Roman"/>
+        </w:rPr>
+        <w:t>Input: thông tin mặt hàng (MatHang)</w:t>
+      </w:r>
+    </w:p>
+    <w:p>
+      <w:pPr>
+        <w:pStyle w:val="ListParagraph"/>
+        <w:numPr>
+          <w:ilvl w:val="1"/>
+          <w:numId w:val="7"/>
+        </w:numPr>
+        <w:autoSpaceDE/>
+        <w:autoSpaceDN/>
+        <w:rPr>
+          <w:rFonts w:cs="Times New Roman"/>
+        </w:rPr>
+      </w:pPr>
+      <w:r>
+        <w:rPr>
+          <w:rFonts w:cs="Times New Roman"/>
+        </w:rPr>
+        <w:t>Output: boolean</w:t>
+      </w:r>
+    </w:p>
+    <w:p>
+      <w:pPr>
+        <w:pStyle w:val="ListParagraph"/>
+        <w:numPr>
+          <w:ilvl w:val="0"/>
+          <w:numId w:val="9"/>
+        </w:numPr>
+        <w:autoSpaceDE/>
+        <w:autoSpaceDN/>
+        <w:rPr>
+          <w:rFonts w:cs="Times New Roman"/>
+        </w:rPr>
+      </w:pPr>
+      <w:r>
+        <w:rPr>
+          <w:rFonts w:cs="Times New Roman"/>
+        </w:rPr>
+        <w:t>Lớp chủ thể: MatHang</w:t>
+      </w:r>
+    </w:p>
+    <w:p>
+      <w:pPr>
+        <w:pStyle w:val="ListParagraph"/>
+        <w:numPr>
+          <w:ilvl w:val="0"/>
+          <w:numId w:val="7"/>
+        </w:numPr>
+        <w:autoSpaceDE/>
+        <w:autoSpaceDN/>
+        <w:rPr>
+          <w:rFonts w:cs="Times New Roman"/>
+        </w:rPr>
+      </w:pPr>
+      <w:r>
+        <w:rPr>
+          <w:rFonts w:cs="Times New Roman"/>
+        </w:rPr>
+        <w:t xml:space="preserve">Nhân viên chọn thêm mã chiết khấu </w:t>
+      </w:r>
+      <w:r>
+        <w:rPr>
+          <w:rFonts w:cs="Times New Roman"/>
+        </w:rPr>
+        <w:sym w:font="Wingdings" w:char="F0E0"/>
+      </w:r>
+      <w:r>
+        <w:rPr>
+          <w:rFonts w:cs="Times New Roman"/>
+        </w:rPr>
+        <w:t xml:space="preserve"> giao diện thêm mã chiết khấu được hiển thị </w:t>
+      </w:r>
+      <w:r>
+        <w:rPr>
+          <w:rFonts w:cs="Times New Roman"/>
+        </w:rPr>
+        <w:sym w:font="Wingdings" w:char="F0E0"/>
+      </w:r>
+      <w:r>
+        <w:rPr>
+          <w:rFonts w:cs="Times New Roman"/>
+        </w:rPr>
+        <w:t xml:space="preserve"> cần một lớp.</w:t>
+      </w:r>
+    </w:p>
+    <w:p>
+      <w:pPr>
+        <w:pStyle w:val="ListParagraph"/>
+        <w:numPr>
+          <w:ilvl w:val="1"/>
+          <w:numId w:val="7"/>
+        </w:numPr>
+        <w:autoSpaceDE/>
+        <w:autoSpaceDN/>
+        <w:rPr>
+          <w:rFonts w:cs="Times New Roman"/>
+        </w:rPr>
+      </w:pPr>
+      <w:r>
+        <w:rPr>
+          <w:rFonts w:cs="Times New Roman"/>
+        </w:rPr>
+        <w:lastRenderedPageBreak/>
+        <w:t>Tên lớp: GDThemMaCK</w:t>
+      </w:r>
+    </w:p>
+    <w:p>
+      <w:pPr>
+        <w:pStyle w:val="ListParagraph"/>
+        <w:numPr>
+          <w:ilvl w:val="1"/>
+          <w:numId w:val="7"/>
+        </w:numPr>
+        <w:autoSpaceDE/>
+        <w:autoSpaceDN/>
+        <w:rPr>
+          <w:rFonts w:cs="Times New Roman"/>
+        </w:rPr>
+      </w:pPr>
+      <w:r>
+        <w:rPr>
+          <w:rFonts w:cs="Times New Roman"/>
+        </w:rPr>
+        <w:t>Input để nhập mã chiết khấu: inMaCK</w:t>
+      </w:r>
+    </w:p>
+    <w:p>
+      <w:pPr>
+        <w:pStyle w:val="ListParagraph"/>
+        <w:numPr>
+          <w:ilvl w:val="1"/>
+          <w:numId w:val="7"/>
+        </w:numPr>
+        <w:autoSpaceDE/>
+        <w:autoSpaceDN/>
+        <w:rPr>
+          <w:rFonts w:cs="Times New Roman"/>
+        </w:rPr>
+      </w:pPr>
+      <w:r>
+        <w:rPr>
+          <w:rFonts w:cs="Times New Roman"/>
+        </w:rPr>
+        <w:t>Danh sách nhà cung cấp: outsubDSNhaCungCap</w:t>
+      </w:r>
+    </w:p>
+    <w:p>
+      <w:pPr>
+        <w:pStyle w:val="ListParagraph"/>
+        <w:numPr>
+          <w:ilvl w:val="1"/>
+          <w:numId w:val="7"/>
+        </w:numPr>
+        <w:autoSpaceDE/>
+        <w:autoSpaceDN/>
+        <w:rPr>
+          <w:rFonts w:cs="Times New Roman"/>
+        </w:rPr>
+      </w:pPr>
+      <w:r>
+        <w:rPr>
+          <w:rFonts w:cs="Times New Roman"/>
+        </w:rPr>
+        <w:t>Danh sách mặt hàng: outsubDSMatHang</w:t>
+      </w:r>
+    </w:p>
+    <w:p>
+      <w:pPr>
+        <w:pStyle w:val="ListParagraph"/>
+        <w:numPr>
+          <w:ilvl w:val="1"/>
+          <w:numId w:val="7"/>
+        </w:numPr>
+        <w:autoSpaceDE/>
+        <w:autoSpaceDN/>
+        <w:rPr>
+          <w:rFonts w:cs="Times New Roman"/>
+        </w:rPr>
+      </w:pPr>
+      <w:r>
+        <w:rPr>
+          <w:rFonts w:cs="Times New Roman"/>
+        </w:rPr>
+        <w:t>Input để nhập số tiền chiết khấu: inSoTienCK</w:t>
+      </w:r>
+    </w:p>
+    <w:p>
+      <w:pPr>
+        <w:pStyle w:val="ListParagraph"/>
+        <w:numPr>
+          <w:ilvl w:val="1"/>
+          <w:numId w:val="7"/>
+        </w:numPr>
+        <w:autoSpaceDE/>
+        <w:autoSpaceDN/>
+        <w:rPr>
+          <w:rFonts w:cs="Times New Roman"/>
+        </w:rPr>
+      </w:pPr>
+      <w:r>
+        <w:rPr>
+          <w:rFonts w:cs="Times New Roman"/>
+        </w:rPr>
+        <w:t>Submit để lưu: subLuu</w:t>
+      </w:r>
+    </w:p>
+    <w:p>
+      <w:pPr>
+        <w:pStyle w:val="ListParagraph"/>
+        <w:numPr>
+          <w:ilvl w:val="1"/>
+          <w:numId w:val="7"/>
+        </w:numPr>
+        <w:autoSpaceDE/>
+        <w:autoSpaceDN/>
+        <w:rPr>
+          <w:rFonts w:cs="Times New Roman"/>
+        </w:rPr>
+      </w:pPr>
+      <w:r>
+        <w:rPr>
+          <w:rFonts w:cs="Times New Roman"/>
+        </w:rPr>
+        <w:t>Submit để hủy: subHuy</w:t>
+      </w:r>
+    </w:p>
+    <w:p>
+      <w:pPr>
+        <w:pStyle w:val="ListParagraph"/>
+        <w:numPr>
+          <w:ilvl w:val="0"/>
+          <w:numId w:val="7"/>
+        </w:numPr>
+        <w:autoSpaceDE/>
+        <w:autoSpaceDN/>
+        <w:rPr>
+          <w:rFonts w:cs="Times New Roman"/>
+        </w:rPr>
+      </w:pPr>
+      <w:r>
+        <w:rPr>
+          <w:rFonts w:cs="Times New Roman"/>
+        </w:rPr>
+        <w:t xml:space="preserve">Nhân viên chọn thêm mã chiết khấu </w:t>
+      </w:r>
+      <w:r>
+        <w:rPr>
+          <w:rFonts w:cs="Times New Roman"/>
+        </w:rPr>
+        <w:sym w:font="Wingdings" w:char="F0E0"/>
+      </w:r>
+      <w:r>
+        <w:rPr>
+          <w:rFonts w:cs="Times New Roman"/>
+        </w:rPr>
+        <w:t xml:space="preserve"> hệ thống cần lấy danh sách nhà cung cấp để hiển thị lên giao diện thêm mã chiết khấu </w:t>
+      </w:r>
+      <w:r>
+        <w:rPr>
+          <w:rFonts w:cs="Times New Roman"/>
+        </w:rPr>
+        <w:sym w:font="Wingdings" w:char="F0E0"/>
+      </w:r>
+      <w:r>
+        <w:rPr>
+          <w:rFonts w:cs="Times New Roman"/>
+        </w:rPr>
+        <w:t xml:space="preserve"> cần một hàm.</w:t>
+      </w:r>
+    </w:p>
+    <w:p>
+      <w:pPr>
+        <w:pStyle w:val="ListParagraph"/>
+        <w:numPr>
+          <w:ilvl w:val="1"/>
+          <w:numId w:val="7"/>
+        </w:numPr>
+        <w:autoSpaceDE/>
+        <w:autoSpaceDN/>
+        <w:rPr>
+          <w:rFonts w:cs="Times New Roman"/>
+        </w:rPr>
+      </w:pPr>
+      <w:r>
+        <w:rPr>
+          <w:rFonts w:cs="Times New Roman"/>
+        </w:rPr>
+        <w:t>Tên hàm: layDSNhaCungCap()</w:t>
+      </w:r>
+    </w:p>
+    <w:p>
+      <w:pPr>
+        <w:pStyle w:val="ListParagraph"/>
+        <w:numPr>
+          <w:ilvl w:val="1"/>
+          <w:numId w:val="7"/>
+        </w:numPr>
+        <w:autoSpaceDE/>
+        <w:autoSpaceDN/>
+        <w:rPr>
+          <w:rFonts w:cs="Times New Roman"/>
+        </w:rPr>
+      </w:pPr>
+      <w:r>
+        <w:rPr>
+          <w:rFonts w:cs="Times New Roman"/>
+        </w:rPr>
+        <w:t>Input: không có</w:t>
+      </w:r>
+    </w:p>
+    <w:p>
+      <w:pPr>
+        <w:pStyle w:val="ListParagraph"/>
+        <w:numPr>
+          <w:ilvl w:val="1"/>
+          <w:numId w:val="7"/>
+        </w:numPr>
+        <w:autoSpaceDE/>
+        <w:autoSpaceDN/>
+        <w:rPr>
+          <w:rFonts w:cs="Times New Roman"/>
+        </w:rPr>
+      </w:pPr>
+      <w:r>
+        <w:rPr>
+          <w:rFonts w:cs="Times New Roman"/>
+        </w:rPr>
+        <w:t>Output: danh sách nhà cung cấp (NhaCungCap)</w:t>
+      </w:r>
+    </w:p>
+    <w:p>
+      <w:pPr>
+        <w:pStyle w:val="ListParagraph"/>
+        <w:numPr>
+          <w:ilvl w:val="0"/>
+          <w:numId w:val="9"/>
+        </w:numPr>
+        <w:autoSpaceDE/>
+        <w:autoSpaceDN/>
+        <w:rPr>
+          <w:rFonts w:cs="Times New Roman"/>
+        </w:rPr>
+      </w:pPr>
+      <w:r>
+        <w:rPr>
+          <w:rFonts w:cs="Times New Roman"/>
+        </w:rPr>
+        <w:t>Lớp chủ thể: NhaCungCap</w:t>
+      </w:r>
+    </w:p>
+    <w:p>
+      <w:pPr>
+        <w:pStyle w:val="ListParagraph"/>
+        <w:numPr>
+          <w:ilvl w:val="0"/>
+          <w:numId w:val="7"/>
+        </w:numPr>
+        <w:autoSpaceDE/>
+        <w:autoSpaceDN/>
+        <w:rPr>
+          <w:rFonts w:cs="Times New Roman"/>
+        </w:rPr>
+      </w:pPr>
+      <w:r>
+        <w:rPr>
+          <w:rFonts w:cs="Times New Roman"/>
+        </w:rPr>
+        <w:t xml:space="preserve">Nhân viên chọn một nhà cung cấp trong danh sách </w:t>
+      </w:r>
+      <w:r>
+        <w:rPr>
+          <w:rFonts w:cs="Times New Roman"/>
+        </w:rPr>
+        <w:sym w:font="Wingdings" w:char="F0E0"/>
+      </w:r>
+      <w:r>
+        <w:rPr>
+          <w:rFonts w:cs="Times New Roman"/>
+        </w:rPr>
+        <w:t xml:space="preserve"> hệ thống cần lấy danh sách trang phục của nhà cung cấp đó để hiển thị lên giao diện thêm phiếu nhập mới </w:t>
+      </w:r>
+      <w:r>
+        <w:rPr>
+          <w:rFonts w:cs="Times New Roman"/>
+        </w:rPr>
+        <w:sym w:font="Wingdings" w:char="F0E0"/>
+      </w:r>
+      <w:r>
+        <w:rPr>
+          <w:rFonts w:cs="Times New Roman"/>
+        </w:rPr>
+        <w:t xml:space="preserve"> cần một hàm.</w:t>
+      </w:r>
+    </w:p>
+    <w:p>
+      <w:pPr>
+        <w:pStyle w:val="ListParagraph"/>
+        <w:numPr>
+          <w:ilvl w:val="1"/>
+          <w:numId w:val="7"/>
+        </w:numPr>
+        <w:autoSpaceDE/>
+        <w:autoSpaceDN/>
+        <w:rPr>
+          <w:rFonts w:cs="Times New Roman"/>
+        </w:rPr>
+      </w:pPr>
+      <w:r>
+        <w:rPr>
+          <w:rFonts w:cs="Times New Roman"/>
+        </w:rPr>
+        <w:t>Tên hàm: layDSTrangPhuc()</w:t>
+      </w:r>
+    </w:p>
+    <w:p>
+      <w:pPr>
+        <w:pStyle w:val="ListParagraph"/>
+        <w:numPr>
+          <w:ilvl w:val="1"/>
+          <w:numId w:val="7"/>
+        </w:numPr>
+        <w:autoSpaceDE/>
+        <w:autoSpaceDN/>
+        <w:rPr>
+          <w:rFonts w:cs="Times New Roman"/>
+        </w:rPr>
+      </w:pPr>
+      <w:r>
+        <w:rPr>
+          <w:rFonts w:cs="Times New Roman"/>
+        </w:rPr>
+        <w:t>Input: tên nhà cung cấp (NhaCungCap)</w:t>
+      </w:r>
+    </w:p>
+    <w:p>
+      <w:pPr>
+        <w:pStyle w:val="ListParagraph"/>
+        <w:numPr>
+          <w:ilvl w:val="1"/>
+          <w:numId w:val="7"/>
+        </w:numPr>
+        <w:autoSpaceDE/>
+        <w:autoSpaceDN/>
+        <w:rPr>
+          <w:rFonts w:cs="Times New Roman"/>
+        </w:rPr>
+      </w:pPr>
+      <w:r>
+        <w:rPr>
+          <w:rFonts w:cs="Times New Roman"/>
+        </w:rPr>
+        <w:t>Output: danh sách trang phục (TrangPhuc)</w:t>
+      </w:r>
+    </w:p>
+    <w:p>
+      <w:pPr>
+        <w:pStyle w:val="ListParagraph"/>
+        <w:numPr>
+          <w:ilvl w:val="0"/>
+          <w:numId w:val="9"/>
+        </w:numPr>
+        <w:autoSpaceDE/>
+        <w:autoSpaceDN/>
+        <w:rPr>
+          <w:rFonts w:cs="Times New Roman"/>
+        </w:rPr>
+      </w:pPr>
+      <w:r>
+        <w:rPr>
+          <w:rFonts w:cs="Times New Roman"/>
+        </w:rPr>
+        <w:t>Lớp chủ thể: TrangPhuc</w:t>
+      </w:r>
+    </w:p>
+    <w:p>
+      <w:pPr>
+        <w:pStyle w:val="ListParagraph"/>
+        <w:numPr>
+          <w:ilvl w:val="0"/>
+          <w:numId w:val="7"/>
+        </w:numPr>
+        <w:autoSpaceDE/>
+        <w:autoSpaceDN/>
+        <w:rPr>
+          <w:rFonts w:cs="Times New Roman"/>
+        </w:rPr>
+      </w:pPr>
+      <w:r>
+        <w:rPr>
+          <w:rFonts w:cs="Times New Roman"/>
+        </w:rPr>
+        <w:t xml:space="preserve">Nhân viên điền thông tin và nhấn lưu </w:t>
+      </w:r>
+      <w:r>
+        <w:rPr>
+          <w:rFonts w:cs="Times New Roman"/>
+        </w:rPr>
+        <w:sym w:font="Wingdings" w:char="F0E0"/>
+      </w:r>
+      <w:r>
+        <w:rPr>
+          <w:rFonts w:cs="Times New Roman"/>
+        </w:rPr>
+        <w:t xml:space="preserve"> hệ thống cần kiểm tra mã chiết khấu đã tồn tại hay chưa </w:t>
+      </w:r>
+      <w:r>
+        <w:rPr>
+          <w:rFonts w:cs="Times New Roman"/>
+        </w:rPr>
+        <w:sym w:font="Wingdings" w:char="F0E0"/>
+      </w:r>
+      <w:r>
+        <w:rPr>
+          <w:rFonts w:cs="Times New Roman"/>
+        </w:rPr>
+        <w:t xml:space="preserve"> cần một hàm.</w:t>
+      </w:r>
+    </w:p>
+    <w:p>
+      <w:pPr>
+        <w:pStyle w:val="ListParagraph"/>
+        <w:numPr>
+          <w:ilvl w:val="1"/>
+          <w:numId w:val="7"/>
+        </w:numPr>
+        <w:autoSpaceDE/>
+        <w:autoSpaceDN/>
+        <w:rPr>
+          <w:rFonts w:cs="Times New Roman"/>
+        </w:rPr>
+      </w:pPr>
+      <w:r>
+        <w:rPr>
+          <w:rFonts w:cs="Times New Roman"/>
+        </w:rPr>
+        <w:t>Tên hàm: kiemTraMaCK()</w:t>
+      </w:r>
+    </w:p>
+    <w:p>
+      <w:pPr>
+        <w:pStyle w:val="ListParagraph"/>
+        <w:numPr>
+          <w:ilvl w:val="1"/>
+          <w:numId w:val="7"/>
+        </w:numPr>
+        <w:autoSpaceDE/>
+        <w:autoSpaceDN/>
+        <w:rPr>
+          <w:rFonts w:cs="Times New Roman"/>
+        </w:rPr>
+      </w:pPr>
+      <w:r>
+        <w:rPr>
+          <w:rFonts w:cs="Times New Roman"/>
+        </w:rPr>
+        <w:t>Input: thông tin về mã chiết khấu (ChietKhau)</w:t>
+      </w:r>
+    </w:p>
+    <w:p>
+      <w:pPr>
+        <w:pStyle w:val="ListParagraph"/>
+        <w:numPr>
+          <w:ilvl w:val="1"/>
+          <w:numId w:val="7"/>
+        </w:numPr>
+        <w:autoSpaceDE/>
+        <w:autoSpaceDN/>
+        <w:rPr>
+          <w:rFonts w:cs="Times New Roman"/>
+        </w:rPr>
+      </w:pPr>
+      <w:r>
+        <w:rPr>
+          <w:rFonts w:cs="Times New Roman"/>
+        </w:rPr>
+        <w:t>Output: boolean</w:t>
+      </w:r>
+    </w:p>
+    <w:p>
+      <w:pPr>
+        <w:pStyle w:val="ListParagraph"/>
+        <w:numPr>
+          <w:ilvl w:val="0"/>
+          <w:numId w:val="9"/>
+        </w:numPr>
+        <w:autoSpaceDE/>
+        <w:autoSpaceDN/>
+        <w:rPr>
+          <w:rFonts w:cs="Times New Roman"/>
+        </w:rPr>
+      </w:pPr>
+      <w:r>
+        <w:rPr>
+          <w:rFonts w:cs="Times New Roman"/>
+        </w:rPr>
+        <w:lastRenderedPageBreak/>
         <w:t>Lớp chủ thể: ChietKhau</w:t>
       </w:r>
     </w:p>
@@ -20960,7 +22021,296 @@
         <w:rPr>
           <w:rFonts w:cs="Times New Roman"/>
         </w:rPr>
-        <w:lastRenderedPageBreak/>
+        <w:t xml:space="preserve">Thông tin hợp lệ </w:t>
+      </w:r>
+      <w:r>
+        <w:rPr>
+          <w:rFonts w:cs="Times New Roman"/>
+        </w:rPr>
+        <w:sym w:font="Wingdings" w:char="F0E0"/>
+      </w:r>
+      <w:r>
+        <w:rPr>
+          <w:rFonts w:cs="Times New Roman"/>
+        </w:rPr>
+        <w:t xml:space="preserve"> hệ thống cần lưu mã chiết khấu mới </w:t>
+      </w:r>
+      <w:r>
+        <w:rPr>
+          <w:rFonts w:cs="Times New Roman"/>
+        </w:rPr>
+        <w:sym w:font="Wingdings" w:char="F0E0"/>
+      </w:r>
+      <w:r>
+        <w:rPr>
+          <w:rFonts w:cs="Times New Roman"/>
+        </w:rPr>
+        <w:t xml:space="preserve"> cần một hàm.</w:t>
+      </w:r>
+    </w:p>
+    <w:p>
+      <w:pPr>
+        <w:pStyle w:val="ListParagraph"/>
+        <w:numPr>
+          <w:ilvl w:val="1"/>
+          <w:numId w:val="7"/>
+        </w:numPr>
+        <w:autoSpaceDE/>
+        <w:autoSpaceDN/>
+        <w:rPr>
+          <w:rFonts w:cs="Times New Roman"/>
+        </w:rPr>
+      </w:pPr>
+      <w:r>
+        <w:rPr>
+          <w:rFonts w:cs="Times New Roman"/>
+        </w:rPr>
+        <w:t>Tên hàm: luuMaCK()</w:t>
+      </w:r>
+    </w:p>
+    <w:p>
+      <w:pPr>
+        <w:pStyle w:val="ListParagraph"/>
+        <w:numPr>
+          <w:ilvl w:val="1"/>
+          <w:numId w:val="7"/>
+        </w:numPr>
+        <w:autoSpaceDE/>
+        <w:autoSpaceDN/>
+        <w:rPr>
+          <w:rFonts w:cs="Times New Roman"/>
+        </w:rPr>
+      </w:pPr>
+      <w:r>
+        <w:rPr>
+          <w:rFonts w:cs="Times New Roman"/>
+        </w:rPr>
+        <w:t>Input: thông tin về mã chiết khấu (ChietKhau)</w:t>
+      </w:r>
+    </w:p>
+    <w:p>
+      <w:pPr>
+        <w:pStyle w:val="ListParagraph"/>
+        <w:numPr>
+          <w:ilvl w:val="1"/>
+          <w:numId w:val="7"/>
+        </w:numPr>
+        <w:autoSpaceDE/>
+        <w:autoSpaceDN/>
+        <w:rPr>
+          <w:rFonts w:cs="Times New Roman"/>
+        </w:rPr>
+      </w:pPr>
+      <w:r>
+        <w:rPr>
+          <w:rFonts w:cs="Times New Roman"/>
+        </w:rPr>
+        <w:t>Output: boolean</w:t>
+      </w:r>
+    </w:p>
+    <w:p>
+      <w:pPr>
+        <w:pStyle w:val="ListParagraph"/>
+        <w:numPr>
+          <w:ilvl w:val="0"/>
+          <w:numId w:val="9"/>
+        </w:numPr>
+        <w:autoSpaceDE/>
+        <w:autoSpaceDN/>
+        <w:rPr>
+          <w:rFonts w:cs="Times New Roman"/>
+        </w:rPr>
+      </w:pPr>
+      <w:r>
+        <w:rPr>
+          <w:rFonts w:cs="Times New Roman"/>
+        </w:rPr>
+        <w:t>Lớp chủ thể: ChietKhau</w:t>
+      </w:r>
+    </w:p>
+    <w:p>
+      <w:pPr>
+        <w:pStyle w:val="ListParagraph"/>
+        <w:numPr>
+          <w:ilvl w:val="0"/>
+          <w:numId w:val="7"/>
+        </w:numPr>
+        <w:autoSpaceDE/>
+        <w:autoSpaceDN/>
+        <w:rPr>
+          <w:rFonts w:cs="Times New Roman"/>
+        </w:rPr>
+      </w:pPr>
+      <w:r>
+        <w:rPr>
+          <w:rFonts w:cs="Times New Roman"/>
+        </w:rPr>
+        <w:t xml:space="preserve">Nhân viên điền mã chiết khấu + áp dụng </w:t>
+      </w:r>
+      <w:r>
+        <w:rPr>
+          <w:rFonts w:cs="Times New Roman"/>
+        </w:rPr>
+        <w:sym w:font="Wingdings" w:char="F0E0"/>
+      </w:r>
+      <w:r>
+        <w:rPr>
+          <w:rFonts w:cs="Times New Roman"/>
+        </w:rPr>
+        <w:t xml:space="preserve"> hệ thống cần </w:t>
+      </w:r>
+      <w:r>
+        <w:rPr>
+          <w:rFonts w:cs="Times New Roman"/>
+        </w:rPr>
+        <w:t>tìm</w:t>
+      </w:r>
+      <w:r>
+        <w:rPr>
+          <w:rFonts w:cs="Times New Roman"/>
+        </w:rPr>
+        <w:t xml:space="preserve"> mã chiết khấu</w:t>
+      </w:r>
+      <w:r>
+        <w:rPr>
+          <w:rFonts w:cs="Times New Roman"/>
+        </w:rPr>
+        <w:t xml:space="preserve"> trên hệ thống</w:t>
+      </w:r>
+      <w:r>
+        <w:rPr>
+          <w:rFonts w:cs="Times New Roman"/>
+        </w:rPr>
+        <w:t xml:space="preserve"> </w:t>
+      </w:r>
+      <w:r>
+        <w:rPr>
+          <w:rFonts w:cs="Times New Roman"/>
+        </w:rPr>
+        <w:sym w:font="Wingdings" w:char="F0E0"/>
+      </w:r>
+      <w:r>
+        <w:rPr>
+          <w:rFonts w:cs="Times New Roman"/>
+        </w:rPr>
+        <w:t xml:space="preserve"> cần một hàm.</w:t>
+      </w:r>
+    </w:p>
+    <w:p>
+      <w:pPr>
+        <w:pStyle w:val="ListParagraph"/>
+        <w:numPr>
+          <w:ilvl w:val="1"/>
+          <w:numId w:val="7"/>
+        </w:numPr>
+        <w:autoSpaceDE/>
+        <w:autoSpaceDN/>
+        <w:rPr>
+          <w:rFonts w:cs="Times New Roman"/>
+        </w:rPr>
+      </w:pPr>
+      <w:r>
+        <w:rPr>
+          <w:rFonts w:cs="Times New Roman"/>
+        </w:rPr>
+        <w:t xml:space="preserve">Tên hàm: </w:t>
+      </w:r>
+      <w:r>
+        <w:rPr>
+          <w:rFonts w:cs="Times New Roman"/>
+        </w:rPr>
+        <w:t>tim</w:t>
+      </w:r>
+      <w:r>
+        <w:rPr>
+          <w:rFonts w:cs="Times New Roman"/>
+        </w:rPr>
+        <w:t>MaCK()</w:t>
+      </w:r>
+    </w:p>
+    <w:p>
+      <w:pPr>
+        <w:pStyle w:val="ListParagraph"/>
+        <w:numPr>
+          <w:ilvl w:val="1"/>
+          <w:numId w:val="7"/>
+        </w:numPr>
+        <w:autoSpaceDE/>
+        <w:autoSpaceDN/>
+        <w:rPr>
+          <w:rFonts w:cs="Times New Roman"/>
+        </w:rPr>
+      </w:pPr>
+      <w:r>
+        <w:rPr>
+          <w:rFonts w:cs="Times New Roman"/>
+        </w:rPr>
+        <w:t>Input: mã chiết khấu</w:t>
+      </w:r>
+    </w:p>
+    <w:p>
+      <w:pPr>
+        <w:pStyle w:val="ListParagraph"/>
+        <w:numPr>
+          <w:ilvl w:val="1"/>
+          <w:numId w:val="7"/>
+        </w:numPr>
+        <w:autoSpaceDE/>
+        <w:autoSpaceDN/>
+        <w:rPr>
+          <w:rFonts w:cs="Times New Roman"/>
+        </w:rPr>
+      </w:pPr>
+      <w:r>
+        <w:rPr>
+          <w:rFonts w:cs="Times New Roman"/>
+        </w:rPr>
+        <w:t xml:space="preserve">Output: </w:t>
+      </w:r>
+      <w:r>
+        <w:rPr>
+          <w:rFonts w:cs="Times New Roman"/>
+        </w:rPr>
+        <w:t>số tiền chiết khấu (ChietKhau)</w:t>
+      </w:r>
+    </w:p>
+    <w:p>
+      <w:pPr>
+        <w:pStyle w:val="ListParagraph"/>
+        <w:numPr>
+          <w:ilvl w:val="0"/>
+          <w:numId w:val="9"/>
+        </w:numPr>
+        <w:autoSpaceDE/>
+        <w:autoSpaceDN/>
+        <w:rPr>
+          <w:rFonts w:cs="Times New Roman"/>
+        </w:rPr>
+      </w:pPr>
+      <w:r>
+        <w:rPr>
+          <w:rFonts w:cs="Times New Roman"/>
+        </w:rPr>
+        <w:t>Lớp chủ thể: ChietKhau</w:t>
+      </w:r>
+    </w:p>
+    <w:p>
+      <w:pPr>
+        <w:pStyle w:val="ListParagraph"/>
+        <w:numPr>
+          <w:ilvl w:val="0"/>
+          <w:numId w:val="7"/>
+        </w:numPr>
+        <w:autoSpaceDE/>
+        <w:autoSpaceDN/>
+        <w:rPr>
+          <w:rFonts w:cs="Times New Roman"/>
+        </w:rPr>
+      </w:pPr>
+      <w:r>
+        <w:rPr>
+          <w:rFonts w:cs="Times New Roman"/>
+        </w:rPr>
         <w:t xml:space="preserve">Nhân viên chọn lưu phiếu nhập </w:t>
       </w:r>
       <w:r>
@@ -21124,10 +22474,10 @@
         </w:rPr>
         <w:lastRenderedPageBreak/>
         <w:drawing>
-          <wp:inline distT="0" distB="0" distL="0" distR="0" wp14:anchorId="4FE23034" wp14:editId="53CA6062">
-            <wp:extent cx="8229600" cy="5318125"/>
-            <wp:effectExtent l="0" t="0" r="0" b="0"/>
-            <wp:docPr id="1024802622" name="Picture 5"/>
+          <wp:inline distT="0" distB="0" distL="0" distR="0" wp14:anchorId="0432A225" wp14:editId="7303AE32">
+            <wp:extent cx="8229600" cy="4944110"/>
+            <wp:effectExtent l="0" t="0" r="0" b="8890"/>
+            <wp:docPr id="1360084609" name="Picture 1"/>
             <wp:cNvGraphicFramePr>
               <a:graphicFrameLocks xmlns:a="http://schemas.openxmlformats.org/drawingml/2006/main" noChangeAspect="1"/>
             </wp:cNvGraphicFramePr>
@@ -21135,7 +22485,7 @@
               <a:graphicData uri="http://schemas.openxmlformats.org/drawingml/2006/picture">
                 <pic:pic xmlns:pic="http://schemas.openxmlformats.org/drawingml/2006/picture">
                   <pic:nvPicPr>
-                    <pic:cNvPr id="1024802622" name="Picture 1024802622"/>
+                    <pic:cNvPr id="1360084609" name="Picture 1360084609"/>
                     <pic:cNvPicPr/>
                   </pic:nvPicPr>
                   <pic:blipFill>
@@ -21153,7 +22503,7 @@
                   <pic:spPr>
                     <a:xfrm>
                       <a:off x="0" y="0"/>
-                      <a:ext cx="8229600" cy="5318125"/>
+                      <a:ext cx="8229600" cy="4944110"/>
                     </a:xfrm>
                     <a:prstGeom prst="rect">
                       <a:avLst/>
@@ -22516,7 +23866,19 @@
         <w:rPr>
           <w:rFonts w:cs="Times New Roman"/>
         </w:rPr>
-        <w:t>Output: danh sách thống kê phiếu nhập (TKPhieuNhap)</w:t>
+        <w:t>Output: danh sách thống kê phiếu nhập (</w:t>
+      </w:r>
+      <w:r>
+        <w:rPr>
+          <w:rFonts w:cs="Times New Roman"/>
+        </w:rPr>
+        <w:t>TKNhaCungCap</w:t>
+      </w:r>
+      <w:r>
+        <w:rPr>
+          <w:rFonts w:cs="Times New Roman"/>
+        </w:rPr>
+        <w:t>)</w:t>
       </w:r>
     </w:p>
     <w:p>
@@ -22536,7 +23898,13 @@
         <w:rPr>
           <w:rFonts w:cs="Times New Roman"/>
         </w:rPr>
-        <w:t>Lớp chủ thể: TKPhieuNhap</w:t>
+        <w:t xml:space="preserve">Lớp chủ thể: </w:t>
+      </w:r>
+      <w:r>
+        <w:rPr>
+          <w:rFonts w:cs="Times New Roman"/>
+        </w:rPr>
+        <w:t>TKNhaCungCap</w:t>
       </w:r>
     </w:p>
     <w:p>
@@ -22828,14 +24196,17 @@
       </w:pPr>
       <w:r>
         <w:rPr>
+          <w:rFonts w:cs="Times New Roman"/>
+          <w:b/>
+          <w:bCs/>
           <w:noProof/>
         </w:rPr>
         <w:lastRenderedPageBreak/>
         <w:drawing>
-          <wp:inline distT="0" distB="0" distL="0" distR="0" wp14:anchorId="06978689" wp14:editId="38541A20">
-            <wp:extent cx="7591425" cy="4438650"/>
-            <wp:effectExtent l="0" t="0" r="9525" b="0"/>
-            <wp:docPr id="799809859" name="Picture 6"/>
+          <wp:inline distT="0" distB="0" distL="0" distR="0" wp14:anchorId="2BABBC04" wp14:editId="458A1399">
+            <wp:extent cx="7334250" cy="4438650"/>
+            <wp:effectExtent l="0" t="0" r="0" b="0"/>
+            <wp:docPr id="395105158" name="Picture 6"/>
             <wp:cNvGraphicFramePr>
               <a:graphicFrameLocks xmlns:a="http://schemas.openxmlformats.org/drawingml/2006/main" noChangeAspect="1"/>
             </wp:cNvGraphicFramePr>
@@ -22843,7 +24214,7 @@
               <a:graphicData uri="http://schemas.openxmlformats.org/drawingml/2006/picture">
                 <pic:pic xmlns:pic="http://schemas.openxmlformats.org/drawingml/2006/picture">
                   <pic:nvPicPr>
-                    <pic:cNvPr id="799809859" name="Picture 799809859"/>
+                    <pic:cNvPr id="395105158" name="Picture 395105158"/>
                     <pic:cNvPicPr/>
                   </pic:nvPicPr>
                   <pic:blipFill>
@@ -22861,7 +24232,7 @@
                   <pic:spPr>
                     <a:xfrm>
                       <a:off x="0" y="0"/>
-                      <a:ext cx="7591425" cy="4438650"/>
+                      <a:ext cx="7334250" cy="4438650"/>
                     </a:xfrm>
                     <a:prstGeom prst="rect">
                       <a:avLst/>
@@ -24203,10 +25574,10 @@
         </w:rPr>
         <w:lastRenderedPageBreak/>
         <w:drawing>
-          <wp:inline distT="0" distB="0" distL="0" distR="0" wp14:anchorId="658E7F75" wp14:editId="6ED38CF4">
+          <wp:inline distT="0" distB="0" distL="0" distR="0" wp14:anchorId="56C0C0EE" wp14:editId="2E9FFCF7">
             <wp:extent cx="8177530" cy="5943600"/>
             <wp:effectExtent l="0" t="0" r="0" b="0"/>
-            <wp:docPr id="702972263" name="Picture 7"/>
+            <wp:docPr id="1643229939" name="Picture 8"/>
             <wp:cNvGraphicFramePr>
               <a:graphicFrameLocks xmlns:a="http://schemas.openxmlformats.org/drawingml/2006/main" noChangeAspect="1"/>
             </wp:cNvGraphicFramePr>
@@ -24214,7 +25585,7 @@
               <a:graphicData uri="http://schemas.openxmlformats.org/drawingml/2006/picture">
                 <pic:pic xmlns:pic="http://schemas.openxmlformats.org/drawingml/2006/picture">
                   <pic:nvPicPr>
-                    <pic:cNvPr id="702972263" name="Picture 702972263"/>
+                    <pic:cNvPr id="1643229939" name="Picture 1643229939"/>
                     <pic:cNvPicPr/>
                   </pic:nvPicPr>
                   <pic:blipFill>
@@ -24337,19 +25708,7 @@
         <w:rPr>
           <w:rFonts w:cs="Times New Roman"/>
         </w:rPr>
-        <w:t xml:space="preserve">Một </w:t>
-      </w:r>
-      <w:r>
-        <w:rPr>
-          <w:rFonts w:cs="Times New Roman"/>
-        </w:rPr>
-        <w:t>nhân viên</w:t>
-      </w:r>
-      <w:r>
-        <w:rPr>
-          <w:rFonts w:cs="Times New Roman"/>
-        </w:rPr>
-        <w:t xml:space="preserve"> điền thông tin đăng nhập + chọn đăng nhập.</w:t>
+        <w:t>Một nhân viên yêu cầu một nhà cung cấp cung cấp trang phục.</w:t>
       </w:r>
     </w:p>
     <w:p>
@@ -24370,7 +25729,7 @@
         <w:rPr>
           <w:rFonts w:cs="Times New Roman"/>
         </w:rPr>
-        <w:t>Lớp GDDangNhap gọi lớp ThanhVienHeThong.</w:t>
+        <w:t>Nhà cung cấp cung cấp trang phục theo yêu cầu của nhân viên.</w:t>
       </w:r>
     </w:p>
     <w:p>
@@ -24391,19 +25750,19 @@
         <w:rPr>
           <w:rFonts w:cs="Times New Roman"/>
         </w:rPr>
-        <w:t xml:space="preserve">Lớp ThanhVienHeThong gọi hàm kiemTraDangNhap(). </w:t>
-      </w:r>
-      <w:r>
-        <w:rPr>
-          <w:rFonts w:cs="Times New Roman"/>
-        </w:rPr>
-        <w:t>Nhân viên</w:t>
-      </w:r>
-      <w:r>
-        <w:rPr>
-          <w:rFonts w:cs="Times New Roman"/>
-        </w:rPr>
-        <w:t xml:space="preserve"> đăng nhập thành công.</w:t>
+        <w:t>N</w:t>
+      </w:r>
+      <w:r>
+        <w:rPr>
+          <w:rFonts w:cs="Times New Roman"/>
+        </w:rPr>
+        <w:t>hân viên</w:t>
+      </w:r>
+      <w:r>
+        <w:rPr>
+          <w:rFonts w:cs="Times New Roman"/>
+        </w:rPr>
+        <w:t xml:space="preserve"> điền thông tin đăng nhập + chọn đăng nhập.</w:t>
       </w:r>
     </w:p>
     <w:p>
@@ -24424,7 +25783,7 @@
         <w:rPr>
           <w:rFonts w:cs="Times New Roman"/>
         </w:rPr>
-        <w:t>Lớp ThanhVienHeThong trả kết quả về lớp GDDangNhap.</w:t>
+        <w:t>Lớp GDDangNhap gọi lớp ThanhVienHeThong.</w:t>
       </w:r>
     </w:p>
     <w:p>
@@ -24445,7 +25804,19 @@
         <w:rPr>
           <w:rFonts w:cs="Times New Roman"/>
         </w:rPr>
-        <w:t>Lớp GDDangNhap gọi lớp GDQuanLyHeThong.</w:t>
+        <w:t xml:space="preserve">Lớp ThanhVienHeThong gọi hàm kiemTraDangNhap(). </w:t>
+      </w:r>
+      <w:r>
+        <w:rPr>
+          <w:rFonts w:cs="Times New Roman"/>
+        </w:rPr>
+        <w:t>Nhân viên</w:t>
+      </w:r>
+      <w:r>
+        <w:rPr>
+          <w:rFonts w:cs="Times New Roman"/>
+        </w:rPr>
+        <w:t xml:space="preserve"> đăng nhập thành công.</w:t>
       </w:r>
     </w:p>
     <w:p>
@@ -24466,19 +25837,7 @@
         <w:rPr>
           <w:rFonts w:cs="Times New Roman"/>
         </w:rPr>
-        <w:t xml:space="preserve">Lớp GDQuanLyHeThong gọi lớp </w:t>
-      </w:r>
-      <w:r>
-        <w:rPr>
-          <w:rFonts w:cs="Times New Roman"/>
-        </w:rPr>
-        <w:t>NhanVien</w:t>
-      </w:r>
-      <w:r>
-        <w:rPr>
-          <w:rFonts w:cs="Times New Roman"/>
-        </w:rPr>
-        <w:t>.</w:t>
+        <w:t>Lớp ThanhVienHeThong trả kết quả về lớp GDDangNhap.</w:t>
       </w:r>
     </w:p>
     <w:p>
@@ -24499,31 +25858,7 @@
         <w:rPr>
           <w:rFonts w:cs="Times New Roman"/>
         </w:rPr>
-        <w:t xml:space="preserve">Lớp </w:t>
-      </w:r>
-      <w:r>
-        <w:rPr>
-          <w:rFonts w:cs="Times New Roman"/>
-        </w:rPr>
-        <w:t>NhanVien</w:t>
-      </w:r>
-      <w:r>
-        <w:rPr>
-          <w:rFonts w:cs="Times New Roman"/>
-        </w:rPr>
-        <w:t xml:space="preserve"> gọi hàm layThongTin</w:t>
-      </w:r>
-      <w:r>
-        <w:rPr>
-          <w:rFonts w:cs="Times New Roman"/>
-        </w:rPr>
-        <w:t>NhanVien</w:t>
-      </w:r>
-      <w:r>
-        <w:rPr>
-          <w:rFonts w:cs="Times New Roman"/>
-        </w:rPr>
-        <w:t>()</w:t>
+        <w:t>Lớp GDDangNhap gọi lớp GDQuanLyHeThong.</w:t>
       </w:r>
     </w:p>
     <w:p>
@@ -24544,7 +25879,7 @@
         <w:rPr>
           <w:rFonts w:cs="Times New Roman"/>
         </w:rPr>
-        <w:t xml:space="preserve">Lớp </w:t>
+        <w:t xml:space="preserve">Lớp GDQuanLyHeThong gọi lớp </w:t>
       </w:r>
       <w:r>
         <w:rPr>
@@ -24556,7 +25891,7 @@
         <w:rPr>
           <w:rFonts w:cs="Times New Roman"/>
         </w:rPr>
-        <w:t xml:space="preserve"> trả kết quả về lớp GDQuanLyHeThong.</w:t>
+        <w:t>.</w:t>
       </w:r>
     </w:p>
     <w:p>
@@ -24583,25 +25918,25 @@
         <w:rPr>
           <w:rFonts w:cs="Times New Roman"/>
         </w:rPr>
-        <w:t>GD</w:t>
-      </w:r>
-      <w:r>
-        <w:rPr>
-          <w:rFonts w:cs="Times New Roman"/>
-        </w:rPr>
-        <w:t xml:space="preserve">QuanLyHeThong hiển thị giao diện cho </w:t>
-      </w:r>
-      <w:r>
-        <w:rPr>
-          <w:rFonts w:cs="Times New Roman"/>
-        </w:rPr>
-        <w:t>nhân viên</w:t>
-      </w:r>
-      <w:r>
-        <w:rPr>
-          <w:rFonts w:cs="Times New Roman"/>
-        </w:rPr>
-        <w:t>.</w:t>
+        <w:t>NhanVien</w:t>
+      </w:r>
+      <w:r>
+        <w:rPr>
+          <w:rFonts w:cs="Times New Roman"/>
+        </w:rPr>
+        <w:t xml:space="preserve"> gọi hàm layThongTin</w:t>
+      </w:r>
+      <w:r>
+        <w:rPr>
+          <w:rFonts w:cs="Times New Roman"/>
+        </w:rPr>
+        <w:t>NhanVien</w:t>
+      </w:r>
+      <w:r>
+        <w:rPr>
+          <w:rFonts w:cs="Times New Roman"/>
+        </w:rPr>
+        <w:t>()</w:t>
       </w:r>
     </w:p>
     <w:p>
@@ -24622,25 +25957,19 @@
         <w:rPr>
           <w:rFonts w:cs="Times New Roman"/>
         </w:rPr>
-        <w:t>Nhân viên</w:t>
-      </w:r>
-      <w:r>
-        <w:rPr>
-          <w:rFonts w:cs="Times New Roman"/>
-        </w:rPr>
-        <w:t xml:space="preserve"> chọn chức năng </w:t>
-      </w:r>
-      <w:r>
-        <w:rPr>
-          <w:rFonts w:cs="Times New Roman"/>
-        </w:rPr>
-        <w:t>nhập trang phục về từ nhà cung cấp</w:t>
-      </w:r>
-      <w:r>
-        <w:rPr>
-          <w:rFonts w:cs="Times New Roman"/>
-        </w:rPr>
-        <w:t>.</w:t>
+        <w:t xml:space="preserve">Lớp </w:t>
+      </w:r>
+      <w:r>
+        <w:rPr>
+          <w:rFonts w:cs="Times New Roman"/>
+        </w:rPr>
+        <w:t>NhanVien</w:t>
+      </w:r>
+      <w:r>
+        <w:rPr>
+          <w:rFonts w:cs="Times New Roman"/>
+        </w:rPr>
+        <w:t xml:space="preserve"> trả kết quả về lớp GDQuanLyHeThong.</w:t>
       </w:r>
     </w:p>
     <w:p>
@@ -24661,7 +25990,31 @@
         <w:rPr>
           <w:rFonts w:cs="Times New Roman"/>
         </w:rPr>
-        <w:t>Lớp GDQuanLyHeThong gọi lớp GDNhapTrangPhuc.</w:t>
+        <w:t xml:space="preserve">Lớp </w:t>
+      </w:r>
+      <w:r>
+        <w:rPr>
+          <w:rFonts w:cs="Times New Roman"/>
+        </w:rPr>
+        <w:t>GD</w:t>
+      </w:r>
+      <w:r>
+        <w:rPr>
+          <w:rFonts w:cs="Times New Roman"/>
+        </w:rPr>
+        <w:t xml:space="preserve">QuanLyHeThong hiển thị giao diện cho </w:t>
+      </w:r>
+      <w:r>
+        <w:rPr>
+          <w:rFonts w:cs="Times New Roman"/>
+        </w:rPr>
+        <w:t>nhân viên</w:t>
+      </w:r>
+      <w:r>
+        <w:rPr>
+          <w:rFonts w:cs="Times New Roman"/>
+        </w:rPr>
+        <w:t>.</w:t>
       </w:r>
     </w:p>
     <w:p>
@@ -24682,7 +26035,25 @@
         <w:rPr>
           <w:rFonts w:cs="Times New Roman"/>
         </w:rPr>
-        <w:t>Lớp GDNhapTrangPhuc hiển thị giao diện cho nhân viên.</w:t>
+        <w:t>Nhân viên</w:t>
+      </w:r>
+      <w:r>
+        <w:rPr>
+          <w:rFonts w:cs="Times New Roman"/>
+        </w:rPr>
+        <w:t xml:space="preserve"> chọn chức năng </w:t>
+      </w:r>
+      <w:r>
+        <w:rPr>
+          <w:rFonts w:cs="Times New Roman"/>
+        </w:rPr>
+        <w:t>nhập trang phục về từ nhà cung cấp</w:t>
+      </w:r>
+      <w:r>
+        <w:rPr>
+          <w:rFonts w:cs="Times New Roman"/>
+        </w:rPr>
+        <w:t>.</w:t>
       </w:r>
     </w:p>
     <w:p>
@@ -24703,7 +26074,7 @@
         <w:rPr>
           <w:rFonts w:cs="Times New Roman"/>
         </w:rPr>
-        <w:t>Nhân viên chọn tạo phiếu nhập mới.</w:t>
+        <w:t>Lớp GDQuanLyHeThong gọi lớp GDNhapTrangPhuc.</w:t>
       </w:r>
     </w:p>
     <w:p>
@@ -24724,7 +26095,7 @@
         <w:rPr>
           <w:rFonts w:cs="Times New Roman"/>
         </w:rPr>
-        <w:t>Lớp GDNhapTrangPhuc gọi lớp GDTaoPhieuNhap.</w:t>
+        <w:t>Lớp GDNhapTrangPhuc hiển thị giao diện cho nhân viên.</w:t>
       </w:r>
     </w:p>
     <w:p>
@@ -24745,7 +26116,7 @@
         <w:rPr>
           <w:rFonts w:cs="Times New Roman"/>
         </w:rPr>
-        <w:t>Lớp GDTaoPhieuNhap gọi lớp NhaCungCap.</w:t>
+        <w:t>Nhân viên chọn tạo phiếu nhập mới.</w:t>
       </w:r>
     </w:p>
     <w:p>
@@ -24766,7 +26137,7 @@
         <w:rPr>
           <w:rFonts w:cs="Times New Roman"/>
         </w:rPr>
-        <w:t>Lớp NhaCungCap gọi hàm layDSNhaCungCap().</w:t>
+        <w:t>Lớp GDNhapTrangPhuc gọi lớp GDTaoPhieuNhap.</w:t>
       </w:r>
     </w:p>
     <w:p>
@@ -24787,7 +26158,7 @@
         <w:rPr>
           <w:rFonts w:cs="Times New Roman"/>
         </w:rPr>
-        <w:t>Lớp NhaCungCap trả kết quả về lớp GDTaoPhieuNhap.</w:t>
+        <w:t>Lớp GDTaoPhieuNhap gọi lớp NhaCungCap.</w:t>
       </w:r>
     </w:p>
     <w:p>
@@ -24808,7 +26179,7 @@
         <w:rPr>
           <w:rFonts w:cs="Times New Roman"/>
         </w:rPr>
-        <w:t>Lớp GDTaoPhieuNhap hiển thị giao diện cho nhân viên.</w:t>
+        <w:t>Lớp NhaCungCap gọi hàm layDSNhaCungCap().</w:t>
       </w:r>
     </w:p>
     <w:p>
@@ -24829,7 +26200,7 @@
         <w:rPr>
           <w:rFonts w:cs="Times New Roman"/>
         </w:rPr>
-        <w:t>Nhân viên chọn một nhà cung cấp.</w:t>
+        <w:t>Lớp NhaCungCap trả kết quả về lớp GDTaoPhieuNhap.</w:t>
       </w:r>
     </w:p>
     <w:p>
@@ -24850,7 +26221,7 @@
         <w:rPr>
           <w:rFonts w:cs="Times New Roman"/>
         </w:rPr>
-        <w:t>Lớp GDTaoPhieuNhap gọi lớp TrangPhuc.</w:t>
+        <w:t>Lớp GDTaoPhieuNhap hiển thị giao diện cho nhân viên.</w:t>
       </w:r>
     </w:p>
     <w:p>
@@ -24871,7 +26242,7 @@
         <w:rPr>
           <w:rFonts w:cs="Times New Roman"/>
         </w:rPr>
-        <w:t>Lớp TrangPhuc gọi hàm layDSTrangPhuc().</w:t>
+        <w:t>Nhân viên chọn một nhà cung cấp.</w:t>
       </w:r>
     </w:p>
     <w:p>
@@ -24892,7 +26263,7 @@
         <w:rPr>
           <w:rFonts w:cs="Times New Roman"/>
         </w:rPr>
-        <w:t>Lớp TrangPhuc trả kết quả về lớp GDTaoPhieuNhap.</w:t>
+        <w:t>Lớp GDTaoPhieuNhap gọi lớp TrangPhuc.</w:t>
       </w:r>
     </w:p>
     <w:p>
@@ -24913,7 +26284,7 @@
         <w:rPr>
           <w:rFonts w:cs="Times New Roman"/>
         </w:rPr>
-        <w:t>Lớp GDTaoPhieuNhap cập nhật và hiển thị giao diện cho nhân viên.</w:t>
+        <w:t>Lớp TrangPhuc gọi hàm layDSTrangPhuc().</w:t>
       </w:r>
     </w:p>
     <w:p>
@@ -24934,7 +26305,7 @@
         <w:rPr>
           <w:rFonts w:cs="Times New Roman"/>
         </w:rPr>
-        <w:t>Nhân viên điền mã chiết khấu + áp dụng.</w:t>
+        <w:t>Lớp TrangPhuc trả kết quả về lớp GDTaoPhieuNhap.</w:t>
       </w:r>
     </w:p>
     <w:p>
@@ -24956,7 +26327,7 @@
           <w:rFonts w:cs="Times New Roman"/>
         </w:rPr>
         <w:lastRenderedPageBreak/>
-        <w:t>Lớp GDTaoPhieuNhap gọi lớp ChietKhau.</w:t>
+        <w:t>Lớp GDTaoPhieuNhap cập nhật và hiển thị giao diện cho nhân viên.</w:t>
       </w:r>
     </w:p>
     <w:p>
@@ -24977,13 +26348,7 @@
         <w:rPr>
           <w:rFonts w:cs="Times New Roman"/>
         </w:rPr>
-        <w:t>Lớp ChietKhau gọi</w:t>
-      </w:r>
-      <w:r>
-        <w:rPr>
-          <w:rFonts w:cs="Times New Roman"/>
-        </w:rPr>
-        <w:t xml:space="preserve"> hàm kiemTraMaCK().</w:t>
+        <w:t>Nhân viên điền mã chiết khấu + áp dụng.</w:t>
       </w:r>
     </w:p>
     <w:p>
@@ -25004,7 +26369,7 @@
         <w:rPr>
           <w:rFonts w:cs="Times New Roman"/>
         </w:rPr>
-        <w:t>Lớp ChietKhau trả kết quả về lớp GDTaoPhieuNhap.</w:t>
+        <w:t>Lớp GDTaoPhieuNhap gọi lớp ChietKhau.</w:t>
       </w:r>
     </w:p>
     <w:p>
@@ -25025,7 +26390,13 @@
         <w:rPr>
           <w:rFonts w:cs="Times New Roman"/>
         </w:rPr>
-        <w:t>Lớp GDTaoPhieuNhap hiển thị thông báo áp dụng mã chiết khấu thành công cho nhân viên.</w:t>
+        <w:t>Lớp ChietKhau gọi</w:t>
+      </w:r>
+      <w:r>
+        <w:rPr>
+          <w:rFonts w:cs="Times New Roman"/>
+        </w:rPr>
+        <w:t xml:space="preserve"> hàm kiemTraMaCK().</w:t>
       </w:r>
     </w:p>
     <w:p>
@@ -25046,7 +26417,7 @@
         <w:rPr>
           <w:rFonts w:cs="Times New Roman"/>
         </w:rPr>
-        <w:t>Nhân viên nhấn OK.</w:t>
+        <w:t>Lớp ChietKhau trả kết quả về lớp GDTaoPhieuNhap.</w:t>
       </w:r>
     </w:p>
     <w:p>
@@ -25067,7 +26438,7 @@
         <w:rPr>
           <w:rFonts w:cs="Times New Roman"/>
         </w:rPr>
-        <w:t>Lớp GDTaoPhieuNhap hiển thị lại giao diện cho nhân viên.</w:t>
+        <w:t>Lớp GDTaoPhieuNhap hiển thị thông báo áp dụng mã chiết khấu thành công cho nhân viên.</w:t>
       </w:r>
     </w:p>
     <w:p>
@@ -25088,7 +26459,7 @@
         <w:rPr>
           <w:rFonts w:cs="Times New Roman"/>
         </w:rPr>
-        <w:t>Nhân viên chọn lưu phiếu nhập.</w:t>
+        <w:t>Nhân viên nhấn OK.</w:t>
       </w:r>
     </w:p>
     <w:p>
@@ -25109,7 +26480,7 @@
         <w:rPr>
           <w:rFonts w:cs="Times New Roman"/>
         </w:rPr>
-        <w:t>Lớp GDTaoPhieuNhap gọi lớp PhieuNhap.</w:t>
+        <w:t>Lớp GDTaoPhieuNhap hiển thị lại giao diện cho nhân viên.</w:t>
       </w:r>
     </w:p>
     <w:p>
@@ -25130,7 +26501,7 @@
         <w:rPr>
           <w:rFonts w:cs="Times New Roman"/>
         </w:rPr>
-        <w:t>Lớp PhieuNhap gọi hàm luuPhieuNhap().</w:t>
+        <w:t>Nhân viên chọn lưu phiếu nhập.</w:t>
       </w:r>
     </w:p>
     <w:p>
@@ -25151,7 +26522,7 @@
         <w:rPr>
           <w:rFonts w:cs="Times New Roman"/>
         </w:rPr>
-        <w:t>Lớp PhieuNhap trả kết quả về lớp GDTaoPhieuNhap.</w:t>
+        <w:t>Lớp GDTaoPhieuNhap gọi lớp PhieuNhap.</w:t>
       </w:r>
     </w:p>
     <w:p>
@@ -25172,7 +26543,7 @@
         <w:rPr>
           <w:rFonts w:cs="Times New Roman"/>
         </w:rPr>
-        <w:t>Lớp GDTaoPhieuNhap hiển thị thông báo lưu phiếu nhập thành công cho nhân viên.</w:t>
+        <w:t>Lớp PhieuNhap gọi hàm luuPhieuNhap().</w:t>
       </w:r>
     </w:p>
     <w:p>
@@ -25193,7 +26564,7 @@
         <w:rPr>
           <w:rFonts w:cs="Times New Roman"/>
         </w:rPr>
-        <w:t>Nhân viên nhấn OK.</w:t>
+        <w:t>Lớp PhieuNhap trả kết quả về lớp GDTaoPhieuNhap.</w:t>
       </w:r>
     </w:p>
     <w:p>
@@ -25214,7 +26585,7 @@
         <w:rPr>
           <w:rFonts w:cs="Times New Roman"/>
         </w:rPr>
-        <w:t>Lớp GDTaoPhieuNhap gọi lớp GDNhapTrangPhuc.</w:t>
+        <w:t>Lớp GDTaoPhieuNhap hiển thị thông báo lưu phiếu nhập thành công cho nhân viên.</w:t>
       </w:r>
     </w:p>
     <w:p>
@@ -25235,7 +26606,70 @@
         <w:rPr>
           <w:rFonts w:cs="Times New Roman"/>
         </w:rPr>
+        <w:t>Nhân viên nhấn OK.</w:t>
+      </w:r>
+    </w:p>
+    <w:p>
+      <w:pPr>
+        <w:pStyle w:val="ListParagraph"/>
+        <w:numPr>
+          <w:ilvl w:val="0"/>
+          <w:numId w:val="11"/>
+        </w:numPr>
+        <w:autoSpaceDE/>
+        <w:autoSpaceDN/>
+        <w:ind w:hanging="720"/>
+        <w:rPr>
+          <w:rFonts w:cs="Times New Roman"/>
+        </w:rPr>
+      </w:pPr>
+      <w:r>
+        <w:rPr>
+          <w:rFonts w:cs="Times New Roman"/>
+        </w:rPr>
+        <w:t>Lớp GDTaoPhieuNhap gọi lớp GDNhapTrangPhuc.</w:t>
+      </w:r>
+    </w:p>
+    <w:p>
+      <w:pPr>
+        <w:pStyle w:val="ListParagraph"/>
+        <w:numPr>
+          <w:ilvl w:val="0"/>
+          <w:numId w:val="11"/>
+        </w:numPr>
+        <w:autoSpaceDE/>
+        <w:autoSpaceDN/>
+        <w:ind w:hanging="720"/>
+        <w:rPr>
+          <w:rFonts w:cs="Times New Roman"/>
+        </w:rPr>
+      </w:pPr>
+      <w:r>
+        <w:rPr>
+          <w:rFonts w:cs="Times New Roman"/>
+        </w:rPr>
         <w:t>Lớp GDNhapTrangPhuc hiển thị giao diện cho nhân viên.</w:t>
+      </w:r>
+    </w:p>
+    <w:p>
+      <w:pPr>
+        <w:pStyle w:val="ListParagraph"/>
+        <w:numPr>
+          <w:ilvl w:val="0"/>
+          <w:numId w:val="11"/>
+        </w:numPr>
+        <w:autoSpaceDE/>
+        <w:autoSpaceDN/>
+        <w:ind w:hanging="720"/>
+        <w:rPr>
+          <w:rFonts w:cs="Times New Roman"/>
+        </w:rPr>
+      </w:pPr>
+      <w:r>
+        <w:rPr>
+          <w:rFonts w:cs="Times New Roman"/>
+        </w:rPr>
+        <w:t>Nhân viên thông báo nhập trang phục thành công tới nhà cung cấp.</w:t>
       </w:r>
     </w:p>
     <w:p>
@@ -25306,14 +26740,17 @@
       </w:pPr>
       <w:r>
         <w:rPr>
+          <w:rFonts w:cs="Times New Roman"/>
+          <w:b/>
+          <w:bCs/>
           <w:noProof/>
         </w:rPr>
         <w:lastRenderedPageBreak/>
         <w:drawing>
-          <wp:inline distT="0" distB="0" distL="0" distR="0" wp14:anchorId="0ECB55BA" wp14:editId="20C0341D">
-            <wp:extent cx="8229600" cy="4253865"/>
+          <wp:inline distT="0" distB="0" distL="0" distR="0" wp14:anchorId="52717EF9" wp14:editId="2D7B73F1">
+            <wp:extent cx="8229600" cy="4919980"/>
             <wp:effectExtent l="0" t="0" r="0" b="0"/>
-            <wp:docPr id="212908963" name="Picture 8"/>
+            <wp:docPr id="314963827" name="Picture 7"/>
             <wp:cNvGraphicFramePr>
               <a:graphicFrameLocks xmlns:a="http://schemas.openxmlformats.org/drawingml/2006/main" noChangeAspect="1"/>
             </wp:cNvGraphicFramePr>
@@ -25321,7 +26758,7 @@
               <a:graphicData uri="http://schemas.openxmlformats.org/drawingml/2006/picture">
                 <pic:pic xmlns:pic="http://schemas.openxmlformats.org/drawingml/2006/picture">
                   <pic:nvPicPr>
-                    <pic:cNvPr id="212908963" name="Picture 212908963"/>
+                    <pic:cNvPr id="314963827" name="Picture 314963827"/>
                     <pic:cNvPicPr/>
                   </pic:nvPicPr>
                   <pic:blipFill>
@@ -25339,7 +26776,7 @@
                   <pic:spPr>
                     <a:xfrm>
                       <a:off x="0" y="0"/>
-                      <a:ext cx="8229600" cy="4253865"/>
+                      <a:ext cx="8229600" cy="4919980"/>
                     </a:xfrm>
                     <a:prstGeom prst="rect">
                       <a:avLst/>
@@ -25887,7 +27324,19 @@
         <w:rPr>
           <w:rFonts w:cs="Times New Roman"/>
         </w:rPr>
-        <w:t>Lớp TKPhieuNhap gọi hàm layTKPhieuNhap().</w:t>
+        <w:t xml:space="preserve">Lớp </w:t>
+      </w:r>
+      <w:r>
+        <w:rPr>
+          <w:rFonts w:cs="Times New Roman"/>
+        </w:rPr>
+        <w:t xml:space="preserve">TKNhaCungCap </w:t>
+      </w:r>
+      <w:r>
+        <w:rPr>
+          <w:rFonts w:cs="Times New Roman"/>
+        </w:rPr>
+        <w:t>gọi hàm layTKPhieuNhap().</w:t>
       </w:r>
     </w:p>
     <w:p>
@@ -25909,7 +27358,19 @@
           <w:rFonts w:cs="Times New Roman"/>
         </w:rPr>
         <w:lastRenderedPageBreak/>
-        <w:t>Lớp TKPhieuNhap trả kết quả về lớp GDTKNhaCungCap.</w:t>
+        <w:t xml:space="preserve">Lớp </w:t>
+      </w:r>
+      <w:r>
+        <w:rPr>
+          <w:rFonts w:cs="Times New Roman"/>
+        </w:rPr>
+        <w:t xml:space="preserve">TKNhaCungCap </w:t>
+      </w:r>
+      <w:r>
+        <w:rPr>
+          <w:rFonts w:cs="Times New Roman"/>
+        </w:rPr>
+        <w:t>trả kết quả về lớp GDTKNhaCungCap.</w:t>
       </w:r>
     </w:p>
     <w:p>
@@ -26107,10 +27568,10 @@
         </w:rPr>
         <w:lastRenderedPageBreak/>
         <w:drawing>
-          <wp:inline distT="0" distB="0" distL="0" distR="0" wp14:anchorId="452CE474" wp14:editId="293AD9D4">
-            <wp:extent cx="8229600" cy="3693160"/>
-            <wp:effectExtent l="0" t="0" r="0" b="2540"/>
-            <wp:docPr id="1524398859" name="Picture 9"/>
+          <wp:inline distT="0" distB="0" distL="0" distR="0" wp14:anchorId="7AED6799" wp14:editId="7C7B1A61">
+            <wp:extent cx="8229600" cy="3785870"/>
+            <wp:effectExtent l="0" t="0" r="0" b="5080"/>
+            <wp:docPr id="1983534837" name="Picture 9"/>
             <wp:cNvGraphicFramePr>
               <a:graphicFrameLocks xmlns:a="http://schemas.openxmlformats.org/drawingml/2006/main" noChangeAspect="1"/>
             </wp:cNvGraphicFramePr>
@@ -26118,7 +27579,7 @@
               <a:graphicData uri="http://schemas.openxmlformats.org/drawingml/2006/picture">
                 <pic:pic xmlns:pic="http://schemas.openxmlformats.org/drawingml/2006/picture">
                   <pic:nvPicPr>
-                    <pic:cNvPr id="1524398859" name="Picture 1524398859"/>
+                    <pic:cNvPr id="1983534837" name="Picture 1983534837"/>
                     <pic:cNvPicPr/>
                   </pic:nvPicPr>
                   <pic:blipFill>
@@ -26136,7 +27597,7 @@
                   <pic:spPr>
                     <a:xfrm>
                       <a:off x="0" y="0"/>
-                      <a:ext cx="8229600" cy="3693160"/>
+                      <a:ext cx="8229600" cy="3785870"/>
                     </a:xfrm>
                     <a:prstGeom prst="rect">
                       <a:avLst/>
@@ -26149,8 +27610,2646 @@
         </w:drawing>
       </w:r>
     </w:p>
+    <w:p>
+      <w:pPr>
+        <w:autoSpaceDE/>
+        <w:autoSpaceDN/>
+        <w:spacing w:line="240" w:lineRule="auto"/>
+        <w:rPr>
+          <w:rFonts w:cs="Times New Roman"/>
+        </w:rPr>
+      </w:pPr>
+      <w:r>
+        <w:rPr>
+          <w:rFonts w:cs="Times New Roman"/>
+        </w:rPr>
+        <w:br w:type="page"/>
+      </w:r>
+    </w:p>
+    <w:p>
+      <w:pPr>
+        <w:autoSpaceDE/>
+        <w:autoSpaceDN/>
+        <w:rPr>
+          <w:rFonts w:cs="Times New Roman"/>
+        </w:rPr>
+        <w:sectPr>
+          <w:pgSz w:w="15840" w:h="12240" w:orient="landscape"/>
+          <w:pgMar w:top="1440" w:right="1440" w:bottom="1440" w:left="1440" w:header="720" w:footer="720" w:gutter="0"/>
+          <w:cols w:space="720"/>
+          <w:titlePg/>
+          <w:docGrid w:linePitch="381"/>
+        </w:sectPr>
+      </w:pPr>
+    </w:p>
+    <w:p>
+      <w:pPr>
+        <w:pStyle w:val="ListParagraph"/>
+        <w:numPr>
+          <w:ilvl w:val="0"/>
+          <w:numId w:val="6"/>
+        </w:numPr>
+        <w:autoSpaceDE/>
+        <w:autoSpaceDN/>
+        <w:ind w:hanging="720"/>
+        <w:rPr>
+          <w:rFonts w:cs="Times New Roman"/>
+          <w:b/>
+          <w:bCs/>
+        </w:rPr>
+      </w:pPr>
+      <w:r>
+        <w:rPr>
+          <w:rFonts w:cs="Times New Roman"/>
+          <w:b/>
+          <w:bCs/>
+        </w:rPr>
+        <w:lastRenderedPageBreak/>
+        <w:t>Thiết kế</w:t>
+      </w:r>
+    </w:p>
+    <w:p>
+      <w:pPr>
+        <w:pStyle w:val="ListParagraph"/>
+        <w:numPr>
+          <w:ilvl w:val="1"/>
+          <w:numId w:val="6"/>
+        </w:numPr>
+        <w:autoSpaceDE/>
+        <w:autoSpaceDN/>
+        <w:ind w:hanging="720"/>
+        <w:rPr>
+          <w:rFonts w:cs="Times New Roman"/>
+          <w:b/>
+          <w:bCs/>
+        </w:rPr>
+      </w:pPr>
+      <w:r>
+        <w:rPr>
+          <w:rFonts w:cs="Times New Roman"/>
+          <w:b/>
+          <w:bCs/>
+        </w:rPr>
+        <w:t>Thiết kế lớp thực thể</w:t>
+      </w:r>
+    </w:p>
+    <w:p>
+      <w:pPr>
+        <w:pStyle w:val="ListParagraph"/>
+        <w:numPr>
+          <w:ilvl w:val="2"/>
+          <w:numId w:val="6"/>
+        </w:numPr>
+        <w:autoSpaceDE/>
+        <w:autoSpaceDN/>
+        <w:ind w:left="720"/>
+        <w:rPr>
+          <w:rFonts w:cs="Times New Roman"/>
+          <w:b/>
+          <w:bCs/>
+        </w:rPr>
+      </w:pPr>
+      <w:r>
+        <w:rPr>
+          <w:rFonts w:cs="Times New Roman"/>
+          <w:b/>
+          <w:bCs/>
+        </w:rPr>
+        <w:t>Hoàn thiện các lớp</w:t>
+      </w:r>
+    </w:p>
+    <w:p>
+      <w:pPr>
+        <w:pStyle w:val="ListParagraph"/>
+        <w:numPr>
+          <w:ilvl w:val="0"/>
+          <w:numId w:val="7"/>
+        </w:numPr>
+        <w:autoSpaceDE/>
+        <w:autoSpaceDN/>
+        <w:rPr>
+          <w:rFonts w:cs="Times New Roman"/>
+        </w:rPr>
+      </w:pPr>
+      <w:r>
+        <w:rPr>
+          <w:rFonts w:cs="Times New Roman"/>
+        </w:rPr>
+        <w:t>Đổi tên các lớp:</w:t>
+      </w:r>
+    </w:p>
+    <w:p>
+      <w:pPr>
+        <w:pStyle w:val="ListParagraph"/>
+        <w:numPr>
+          <w:ilvl w:val="1"/>
+          <w:numId w:val="7"/>
+        </w:numPr>
+        <w:autoSpaceDE/>
+        <w:autoSpaceDN/>
+        <w:rPr>
+          <w:rFonts w:cs="Times New Roman"/>
+        </w:rPr>
+      </w:pPr>
+      <w:r>
+        <w:rPr>
+          <w:rFonts w:cs="Times New Roman"/>
+        </w:rPr>
+        <w:t xml:space="preserve">ThanhVienHeThong </w:t>
+      </w:r>
+      <w:r>
+        <w:rPr>
+          <w:rFonts w:cs="Times New Roman"/>
+        </w:rPr>
+        <w:sym w:font="Wingdings" w:char="F0E0"/>
+      </w:r>
+      <w:r>
+        <w:rPr>
+          <w:rFonts w:cs="Times New Roman"/>
+        </w:rPr>
+        <w:t xml:space="preserve"> User</w:t>
+      </w:r>
+    </w:p>
+    <w:p>
+      <w:pPr>
+        <w:pStyle w:val="ListParagraph"/>
+        <w:numPr>
+          <w:ilvl w:val="1"/>
+          <w:numId w:val="7"/>
+        </w:numPr>
+        <w:autoSpaceDE/>
+        <w:autoSpaceDN/>
+        <w:rPr>
+          <w:rFonts w:cs="Times New Roman"/>
+        </w:rPr>
+      </w:pPr>
+      <w:r>
+        <w:rPr>
+          <w:rFonts w:cs="Times New Roman"/>
+        </w:rPr>
+        <w:t xml:space="preserve">NhanVien </w:t>
+      </w:r>
+      <w:r>
+        <w:rPr>
+          <w:rFonts w:cs="Times New Roman"/>
+        </w:rPr>
+        <w:sym w:font="Wingdings" w:char="F0E0"/>
+      </w:r>
+      <w:r>
+        <w:rPr>
+          <w:rFonts w:cs="Times New Roman"/>
+        </w:rPr>
+        <w:t xml:space="preserve"> Staff</w:t>
+      </w:r>
+    </w:p>
+    <w:p>
+      <w:pPr>
+        <w:pStyle w:val="ListParagraph"/>
+        <w:numPr>
+          <w:ilvl w:val="1"/>
+          <w:numId w:val="7"/>
+        </w:numPr>
+        <w:autoSpaceDE/>
+        <w:autoSpaceDN/>
+        <w:rPr>
+          <w:rFonts w:cs="Times New Roman"/>
+        </w:rPr>
+      </w:pPr>
+      <w:r>
+        <w:rPr>
+          <w:rFonts w:cs="Times New Roman"/>
+        </w:rPr>
+        <w:t xml:space="preserve">QuanLy </w:t>
+      </w:r>
+      <w:r>
+        <w:rPr>
+          <w:rFonts w:cs="Times New Roman"/>
+        </w:rPr>
+        <w:sym w:font="Wingdings" w:char="F0E0"/>
+      </w:r>
+      <w:r>
+        <w:rPr>
+          <w:rFonts w:cs="Times New Roman"/>
+        </w:rPr>
+        <w:t xml:space="preserve"> Manager</w:t>
+      </w:r>
+    </w:p>
+    <w:p>
+      <w:pPr>
+        <w:pStyle w:val="ListParagraph"/>
+        <w:numPr>
+          <w:ilvl w:val="1"/>
+          <w:numId w:val="7"/>
+        </w:numPr>
+        <w:autoSpaceDE/>
+        <w:autoSpaceDN/>
+        <w:rPr>
+          <w:rFonts w:cs="Times New Roman"/>
+        </w:rPr>
+      </w:pPr>
+      <w:r>
+        <w:rPr>
+          <w:rFonts w:cs="Times New Roman"/>
+        </w:rPr>
+        <w:t xml:space="preserve">NhanVienNhapHang </w:t>
+      </w:r>
+      <w:r>
+        <w:rPr>
+          <w:rFonts w:cs="Times New Roman"/>
+        </w:rPr>
+        <w:sym w:font="Wingdings" w:char="F0E0"/>
+      </w:r>
+      <w:r>
+        <w:rPr>
+          <w:rFonts w:cs="Times New Roman"/>
+        </w:rPr>
+        <w:t xml:space="preserve"> ImportStaff</w:t>
+      </w:r>
+    </w:p>
+    <w:p>
+      <w:pPr>
+        <w:pStyle w:val="ListParagraph"/>
+        <w:numPr>
+          <w:ilvl w:val="1"/>
+          <w:numId w:val="7"/>
+        </w:numPr>
+        <w:autoSpaceDE/>
+        <w:autoSpaceDN/>
+        <w:rPr>
+          <w:rFonts w:cs="Times New Roman"/>
+        </w:rPr>
+      </w:pPr>
+      <w:r>
+        <w:rPr>
+          <w:rFonts w:cs="Times New Roman"/>
+        </w:rPr>
+        <w:t xml:space="preserve">PhieuNhap </w:t>
+      </w:r>
+      <w:r>
+        <w:rPr>
+          <w:rFonts w:cs="Times New Roman"/>
+        </w:rPr>
+        <w:sym w:font="Wingdings" w:char="F0E0"/>
+      </w:r>
+      <w:r>
+        <w:rPr>
+          <w:rFonts w:cs="Times New Roman"/>
+        </w:rPr>
+        <w:t xml:space="preserve"> Receipt</w:t>
+      </w:r>
+    </w:p>
+    <w:p>
+      <w:pPr>
+        <w:pStyle w:val="ListParagraph"/>
+        <w:numPr>
+          <w:ilvl w:val="1"/>
+          <w:numId w:val="7"/>
+        </w:numPr>
+        <w:autoSpaceDE/>
+        <w:autoSpaceDN/>
+        <w:rPr>
+          <w:rFonts w:cs="Times New Roman"/>
+        </w:rPr>
+      </w:pPr>
+      <w:r>
+        <w:rPr>
+          <w:rFonts w:cs="Times New Roman"/>
+        </w:rPr>
+        <w:t xml:space="preserve">ChietKhau </w:t>
+      </w:r>
+      <w:r>
+        <w:rPr>
+          <w:rFonts w:cs="Times New Roman"/>
+        </w:rPr>
+        <w:sym w:font="Wingdings" w:char="F0E0"/>
+      </w:r>
+      <w:r>
+        <w:rPr>
+          <w:rFonts w:cs="Times New Roman"/>
+        </w:rPr>
+        <w:t xml:space="preserve"> Discount</w:t>
+      </w:r>
+    </w:p>
+    <w:p>
+      <w:pPr>
+        <w:pStyle w:val="ListParagraph"/>
+        <w:numPr>
+          <w:ilvl w:val="1"/>
+          <w:numId w:val="7"/>
+        </w:numPr>
+        <w:autoSpaceDE/>
+        <w:autoSpaceDN/>
+        <w:rPr>
+          <w:rFonts w:cs="Times New Roman"/>
+        </w:rPr>
+      </w:pPr>
+      <w:r>
+        <w:rPr>
+          <w:rFonts w:cs="Times New Roman"/>
+        </w:rPr>
+        <w:t xml:space="preserve">ChietKhauTheoSanPham </w:t>
+      </w:r>
+      <w:r>
+        <w:rPr>
+          <w:rFonts w:cs="Times New Roman"/>
+        </w:rPr>
+        <w:sym w:font="Wingdings" w:char="F0E0"/>
+      </w:r>
+      <w:r>
+        <w:rPr>
+          <w:rFonts w:cs="Times New Roman"/>
+        </w:rPr>
+        <w:t xml:space="preserve"> ProductDiscount</w:t>
+      </w:r>
+    </w:p>
+    <w:p>
+      <w:pPr>
+        <w:pStyle w:val="ListParagraph"/>
+        <w:numPr>
+          <w:ilvl w:val="1"/>
+          <w:numId w:val="7"/>
+        </w:numPr>
+        <w:autoSpaceDE/>
+        <w:autoSpaceDN/>
+        <w:rPr>
+          <w:rFonts w:cs="Times New Roman"/>
+        </w:rPr>
+      </w:pPr>
+      <w:r>
+        <w:rPr>
+          <w:rFonts w:cs="Times New Roman"/>
+        </w:rPr>
+        <w:t xml:space="preserve">ChietKhauTheoPhieuNhap </w:t>
+      </w:r>
+      <w:r>
+        <w:rPr>
+          <w:rFonts w:cs="Times New Roman"/>
+        </w:rPr>
+        <w:sym w:font="Wingdings" w:char="F0E0"/>
+      </w:r>
+      <w:r>
+        <w:rPr>
+          <w:rFonts w:cs="Times New Roman"/>
+        </w:rPr>
+        <w:t xml:space="preserve"> ReceiptDiscount</w:t>
+      </w:r>
+    </w:p>
+    <w:p>
+      <w:pPr>
+        <w:pStyle w:val="ListParagraph"/>
+        <w:numPr>
+          <w:ilvl w:val="1"/>
+          <w:numId w:val="7"/>
+        </w:numPr>
+        <w:autoSpaceDE/>
+        <w:autoSpaceDN/>
+        <w:rPr>
+          <w:rFonts w:cs="Times New Roman"/>
+        </w:rPr>
+      </w:pPr>
+      <w:r>
+        <w:rPr>
+          <w:rFonts w:cs="Times New Roman"/>
+        </w:rPr>
+        <w:t xml:space="preserve">NhaCungCap </w:t>
+      </w:r>
+      <w:r>
+        <w:rPr>
+          <w:rFonts w:cs="Times New Roman"/>
+        </w:rPr>
+        <w:sym w:font="Wingdings" w:char="F0E0"/>
+      </w:r>
+      <w:r>
+        <w:rPr>
+          <w:rFonts w:cs="Times New Roman"/>
+        </w:rPr>
+        <w:t xml:space="preserve"> Provider</w:t>
+      </w:r>
+    </w:p>
+    <w:p>
+      <w:pPr>
+        <w:pStyle w:val="ListParagraph"/>
+        <w:numPr>
+          <w:ilvl w:val="1"/>
+          <w:numId w:val="7"/>
+        </w:numPr>
+        <w:autoSpaceDE/>
+        <w:autoSpaceDN/>
+        <w:rPr>
+          <w:rFonts w:cs="Times New Roman"/>
+        </w:rPr>
+      </w:pPr>
+      <w:r>
+        <w:rPr>
+          <w:rFonts w:cs="Times New Roman"/>
+        </w:rPr>
+        <w:t xml:space="preserve">TKNhaCungCap </w:t>
+      </w:r>
+      <w:r>
+        <w:rPr>
+          <w:rFonts w:cs="Times New Roman"/>
+        </w:rPr>
+        <w:sym w:font="Wingdings" w:char="F0E0"/>
+      </w:r>
+      <w:r>
+        <w:rPr>
+          <w:rFonts w:cs="Times New Roman"/>
+        </w:rPr>
+        <w:t xml:space="preserve"> ProviderStat</w:t>
+      </w:r>
+    </w:p>
+    <w:p>
+      <w:pPr>
+        <w:pStyle w:val="ListParagraph"/>
+        <w:numPr>
+          <w:ilvl w:val="1"/>
+          <w:numId w:val="7"/>
+        </w:numPr>
+        <w:autoSpaceDE/>
+        <w:autoSpaceDN/>
+        <w:rPr>
+          <w:rFonts w:cs="Times New Roman"/>
+        </w:rPr>
+      </w:pPr>
+      <w:r>
+        <w:rPr>
+          <w:rFonts w:cs="Times New Roman"/>
+        </w:rPr>
+        <w:t xml:space="preserve">TrangPhuc </w:t>
+      </w:r>
+      <w:r>
+        <w:rPr>
+          <w:rFonts w:cs="Times New Roman"/>
+        </w:rPr>
+        <w:sym w:font="Wingdings" w:char="F0E0"/>
+      </w:r>
+      <w:r>
+        <w:rPr>
+          <w:rFonts w:cs="Times New Roman"/>
+        </w:rPr>
+        <w:t xml:space="preserve"> Product</w:t>
+      </w:r>
+    </w:p>
+    <w:p>
+      <w:pPr>
+        <w:pStyle w:val="ListParagraph"/>
+        <w:numPr>
+          <w:ilvl w:val="1"/>
+          <w:numId w:val="7"/>
+        </w:numPr>
+        <w:autoSpaceDE/>
+        <w:autoSpaceDN/>
+        <w:rPr>
+          <w:rFonts w:cs="Times New Roman"/>
+        </w:rPr>
+      </w:pPr>
+      <w:r>
+        <w:rPr>
+          <w:rFonts w:cs="Times New Roman"/>
+        </w:rPr>
+        <w:t xml:space="preserve">TrangPhucTrongPhieuNhap </w:t>
+      </w:r>
+      <w:r>
+        <w:rPr>
+          <w:rFonts w:cs="Times New Roman"/>
+        </w:rPr>
+        <w:sym w:font="Wingdings" w:char="F0E0"/>
+      </w:r>
+      <w:r>
+        <w:rPr>
+          <w:rFonts w:cs="Times New Roman"/>
+        </w:rPr>
+        <w:t xml:space="preserve"> ReceiptProduct</w:t>
+      </w:r>
+    </w:p>
+    <w:p>
+      <w:pPr>
+        <w:pStyle w:val="ListParagraph"/>
+        <w:numPr>
+          <w:ilvl w:val="1"/>
+          <w:numId w:val="7"/>
+        </w:numPr>
+        <w:autoSpaceDE/>
+        <w:autoSpaceDN/>
+        <w:rPr>
+          <w:rFonts w:cs="Times New Roman"/>
+        </w:rPr>
+      </w:pPr>
+      <w:r>
+        <w:rPr>
+          <w:rFonts w:cs="Times New Roman"/>
+        </w:rPr>
+        <w:t xml:space="preserve">TrangPhucThuocNhaCungCap </w:t>
+      </w:r>
+      <w:r>
+        <w:rPr>
+          <w:rFonts w:cs="Times New Roman"/>
+        </w:rPr>
+        <w:sym w:font="Wingdings" w:char="F0E0"/>
+      </w:r>
+      <w:r>
+        <w:rPr>
+          <w:rFonts w:cs="Times New Roman"/>
+        </w:rPr>
+        <w:t xml:space="preserve"> ProviderProduct</w:t>
+      </w:r>
+    </w:p>
+    <w:p>
+      <w:pPr>
+        <w:pStyle w:val="ListParagraph"/>
+        <w:numPr>
+          <w:ilvl w:val="0"/>
+          <w:numId w:val="7"/>
+        </w:numPr>
+        <w:autoSpaceDE/>
+        <w:autoSpaceDN/>
+        <w:rPr>
+          <w:rFonts w:cs="Times New Roman"/>
+        </w:rPr>
+      </w:pPr>
+      <w:r>
+        <w:rPr>
+          <w:rFonts w:cs="Times New Roman"/>
+        </w:rPr>
+        <w:t>Đổi tên các thuộc tính.</w:t>
+      </w:r>
+    </w:p>
+    <w:p>
+      <w:pPr>
+        <w:pStyle w:val="ListParagraph"/>
+        <w:numPr>
+          <w:ilvl w:val="0"/>
+          <w:numId w:val="7"/>
+        </w:numPr>
+        <w:autoSpaceDE/>
+        <w:autoSpaceDN/>
+        <w:rPr>
+          <w:rFonts w:cs="Times New Roman"/>
+        </w:rPr>
+      </w:pPr>
+      <w:r>
+        <w:rPr>
+          <w:rFonts w:cs="Times New Roman"/>
+        </w:rPr>
+        <w:t>Các lớp được bổ sung thuộc tính id: User, Receipt, Discount, Provider, Product, ReceiptProduct, ProviderProduct.</w:t>
+      </w:r>
+    </w:p>
+    <w:p>
+      <w:pPr>
+        <w:pStyle w:val="ListParagraph"/>
+        <w:numPr>
+          <w:ilvl w:val="0"/>
+          <w:numId w:val="7"/>
+        </w:numPr>
+        <w:autoSpaceDE/>
+        <w:autoSpaceDN/>
+        <w:rPr>
+          <w:rFonts w:cs="Times New Roman"/>
+        </w:rPr>
+      </w:pPr>
+      <w:r>
+        <w:rPr>
+          <w:rFonts w:cs="Times New Roman"/>
+        </w:rPr>
+        <w:t>Thuộc tính của các lớp được bổ sung thuộc tính theo kiểu của ngôn ngữ lập trình Java.</w:t>
+      </w:r>
+    </w:p>
+    <w:p>
+      <w:pPr>
+        <w:autoSpaceDE/>
+        <w:autoSpaceDN/>
+        <w:rPr>
+          <w:rFonts w:cs="Times New Roman"/>
+        </w:rPr>
+      </w:pPr>
+    </w:p>
+    <w:p>
+      <w:pPr>
+        <w:pStyle w:val="ListParagraph"/>
+        <w:numPr>
+          <w:ilvl w:val="2"/>
+          <w:numId w:val="6"/>
+        </w:numPr>
+        <w:autoSpaceDE/>
+        <w:autoSpaceDN/>
+        <w:rPr>
+          <w:rFonts w:cs="Times New Roman"/>
+          <w:b/>
+          <w:bCs/>
+        </w:rPr>
+      </w:pPr>
+      <w:r>
+        <w:rPr>
+          <w:rFonts w:cs="Times New Roman"/>
+          <w:b/>
+          <w:bCs/>
+        </w:rPr>
+        <w:t>Quan hệ giữa các thực thể</w:t>
+      </w:r>
+    </w:p>
+    <w:p>
+      <w:pPr>
+        <w:pStyle w:val="ListParagraph"/>
+        <w:numPr>
+          <w:ilvl w:val="0"/>
+          <w:numId w:val="7"/>
+        </w:numPr>
+        <w:autoSpaceDE/>
+        <w:autoSpaceDN/>
+        <w:rPr>
+          <w:rFonts w:cs="Times New Roman"/>
+        </w:rPr>
+      </w:pPr>
+      <w:r>
+        <w:rPr>
+          <w:rFonts w:cs="Times New Roman"/>
+        </w:rPr>
+        <w:t xml:space="preserve">Quan hệ Provider – Product </w:t>
+      </w:r>
+      <w:r>
+        <w:rPr>
+          <w:rFonts w:cs="Times New Roman"/>
+        </w:rPr>
+        <w:sym w:font="Wingdings" w:char="F0E0"/>
+      </w:r>
+      <w:r>
+        <w:rPr>
+          <w:rFonts w:cs="Times New Roman"/>
+        </w:rPr>
+        <w:t xml:space="preserve"> ProviderProduct chuyển thành ProviderProduct chứa Provider và Product.</w:t>
+      </w:r>
+    </w:p>
+    <w:p>
+      <w:pPr>
+        <w:pStyle w:val="ListParagraph"/>
+        <w:numPr>
+          <w:ilvl w:val="0"/>
+          <w:numId w:val="7"/>
+        </w:numPr>
+        <w:autoSpaceDE/>
+        <w:autoSpaceDN/>
+        <w:rPr>
+          <w:rFonts w:cs="Times New Roman"/>
+        </w:rPr>
+      </w:pPr>
+      <w:r>
+        <w:rPr>
+          <w:rFonts w:cs="Times New Roman"/>
+        </w:rPr>
+        <w:lastRenderedPageBreak/>
+        <w:t xml:space="preserve">Quan hệ Receipt – Product </w:t>
+      </w:r>
+      <w:r>
+        <w:rPr>
+          <w:rFonts w:cs="Times New Roman"/>
+        </w:rPr>
+        <w:sym w:font="Wingdings" w:char="F0E0"/>
+      </w:r>
+      <w:r>
+        <w:rPr>
+          <w:rFonts w:cs="Times New Roman"/>
+        </w:rPr>
+        <w:t xml:space="preserve"> ReceiptProduct chuyển thành Receipt chứa ReceiptProduct, ReceiptProduct chứa Product.</w:t>
+      </w:r>
+    </w:p>
+    <w:p>
+      <w:pPr>
+        <w:pStyle w:val="ListParagraph"/>
+        <w:numPr>
+          <w:ilvl w:val="0"/>
+          <w:numId w:val="7"/>
+        </w:numPr>
+        <w:autoSpaceDE/>
+        <w:autoSpaceDN/>
+        <w:rPr>
+          <w:rFonts w:cs="Times New Roman"/>
+        </w:rPr>
+      </w:pPr>
+      <w:r>
+        <w:rPr>
+          <w:rFonts w:cs="Times New Roman"/>
+        </w:rPr>
+        <w:t xml:space="preserve">Provider là một phần của ProviderProduct, thuộc kiểu 1-n </w:t>
+      </w:r>
+      <w:r>
+        <w:rPr>
+          <w:rFonts w:cs="Times New Roman"/>
+        </w:rPr>
+        <w:sym w:font="Wingdings" w:char="F0E0"/>
+      </w:r>
+      <w:r>
+        <w:rPr>
+          <w:rFonts w:cs="Times New Roman"/>
+        </w:rPr>
+        <w:t xml:space="preserve"> mỗi ProviderProduct có một Provider.</w:t>
+      </w:r>
+    </w:p>
+    <w:p>
+      <w:pPr>
+        <w:pStyle w:val="ListParagraph"/>
+        <w:numPr>
+          <w:ilvl w:val="0"/>
+          <w:numId w:val="7"/>
+        </w:numPr>
+        <w:autoSpaceDE/>
+        <w:autoSpaceDN/>
+        <w:rPr>
+          <w:rFonts w:cs="Times New Roman"/>
+        </w:rPr>
+      </w:pPr>
+      <w:r>
+        <w:rPr>
+          <w:rFonts w:cs="Times New Roman"/>
+        </w:rPr>
+        <w:t xml:space="preserve">Product là một phần của ProviderProduct, thuộc kiểu 1-n </w:t>
+      </w:r>
+      <w:r>
+        <w:rPr>
+          <w:rFonts w:cs="Times New Roman"/>
+        </w:rPr>
+        <w:sym w:font="Wingdings" w:char="F0E0"/>
+      </w:r>
+      <w:r>
+        <w:rPr>
+          <w:rFonts w:cs="Times New Roman"/>
+        </w:rPr>
+        <w:t xml:space="preserve"> mỗi ProviderProduct có một Product.</w:t>
+      </w:r>
+    </w:p>
+    <w:p>
+      <w:pPr>
+        <w:pStyle w:val="ListParagraph"/>
+        <w:numPr>
+          <w:ilvl w:val="0"/>
+          <w:numId w:val="7"/>
+        </w:numPr>
+        <w:autoSpaceDE/>
+        <w:autoSpaceDN/>
+        <w:rPr>
+          <w:rFonts w:cs="Times New Roman"/>
+        </w:rPr>
+      </w:pPr>
+      <w:r>
+        <w:rPr>
+          <w:rFonts w:cs="Times New Roman"/>
+        </w:rPr>
+        <w:t xml:space="preserve">ReceiptProduct là một phần của Receive, thuộc kiểu n-1 </w:t>
+      </w:r>
+      <w:r>
+        <w:rPr>
+          <w:rFonts w:cs="Times New Roman"/>
+        </w:rPr>
+        <w:sym w:font="Wingdings" w:char="F0E0"/>
+      </w:r>
+      <w:r>
+        <w:rPr>
+          <w:rFonts w:cs="Times New Roman"/>
+        </w:rPr>
+        <w:t xml:space="preserve"> mỗi Receive có nhiều ReceiptProduct.</w:t>
+      </w:r>
+    </w:p>
+    <w:p>
+      <w:pPr>
+        <w:pStyle w:val="ListParagraph"/>
+        <w:numPr>
+          <w:ilvl w:val="0"/>
+          <w:numId w:val="7"/>
+        </w:numPr>
+        <w:autoSpaceDE/>
+        <w:autoSpaceDN/>
+        <w:rPr>
+          <w:rFonts w:cs="Times New Roman"/>
+        </w:rPr>
+      </w:pPr>
+      <w:r>
+        <w:rPr>
+          <w:rFonts w:cs="Times New Roman"/>
+        </w:rPr>
+        <w:t xml:space="preserve">Product là một phần của ReceiveProduct, thuộc kiểu 1-n </w:t>
+      </w:r>
+      <w:r>
+        <w:rPr>
+          <w:rFonts w:cs="Times New Roman"/>
+        </w:rPr>
+        <w:sym w:font="Wingdings" w:char="F0E0"/>
+      </w:r>
+      <w:r>
+        <w:rPr>
+          <w:rFonts w:cs="Times New Roman"/>
+        </w:rPr>
+        <w:t xml:space="preserve"> mỗi ReceiveProduct có một Product.</w:t>
+      </w:r>
+    </w:p>
+    <w:p>
+      <w:pPr>
+        <w:pStyle w:val="ListParagraph"/>
+        <w:numPr>
+          <w:ilvl w:val="0"/>
+          <w:numId w:val="7"/>
+        </w:numPr>
+        <w:autoSpaceDE/>
+        <w:autoSpaceDN/>
+        <w:rPr>
+          <w:rFonts w:cs="Times New Roman"/>
+        </w:rPr>
+      </w:pPr>
+      <w:r>
+        <w:rPr>
+          <w:rFonts w:cs="Times New Roman"/>
+        </w:rPr>
+        <w:t xml:space="preserve">Staff là một phần của Receipt, thuộc kiểu 1-n </w:t>
+      </w:r>
+      <w:r>
+        <w:rPr>
+          <w:rFonts w:cs="Times New Roman"/>
+        </w:rPr>
+        <w:sym w:font="Wingdings" w:char="F0E0"/>
+      </w:r>
+      <w:r>
+        <w:rPr>
+          <w:rFonts w:cs="Times New Roman"/>
+        </w:rPr>
+        <w:t xml:space="preserve"> mỗi Receipt có một Staff.</w:t>
+      </w:r>
+    </w:p>
+    <w:p>
+      <w:pPr>
+        <w:pStyle w:val="ListParagraph"/>
+        <w:numPr>
+          <w:ilvl w:val="0"/>
+          <w:numId w:val="7"/>
+        </w:numPr>
+        <w:autoSpaceDE/>
+        <w:autoSpaceDN/>
+        <w:rPr>
+          <w:rFonts w:cs="Times New Roman"/>
+        </w:rPr>
+      </w:pPr>
+      <w:r>
+        <w:rPr>
+          <w:rFonts w:cs="Times New Roman"/>
+        </w:rPr>
+        <w:t xml:space="preserve">Discount là một phần của Receipt, thuộc kiểu 1-n </w:t>
+      </w:r>
+      <w:r>
+        <w:rPr>
+          <w:rFonts w:cs="Times New Roman"/>
+        </w:rPr>
+        <w:sym w:font="Wingdings" w:char="F0E0"/>
+      </w:r>
+      <w:r>
+        <w:rPr>
+          <w:rFonts w:cs="Times New Roman"/>
+        </w:rPr>
+        <w:t xml:space="preserve"> mỗi Receipt có một Discount.</w:t>
+      </w:r>
+    </w:p>
+    <w:p>
+      <w:pPr>
+        <w:pStyle w:val="ListParagraph"/>
+        <w:numPr>
+          <w:ilvl w:val="0"/>
+          <w:numId w:val="7"/>
+        </w:numPr>
+        <w:autoSpaceDE/>
+        <w:autoSpaceDN/>
+        <w:rPr>
+          <w:rFonts w:cs="Times New Roman"/>
+        </w:rPr>
+      </w:pPr>
+      <w:r>
+        <w:rPr>
+          <w:rFonts w:cs="Times New Roman"/>
+        </w:rPr>
+        <w:t xml:space="preserve">Discount là một phần của Provider, thuộc kiểu n-1 </w:t>
+      </w:r>
+      <w:r>
+        <w:rPr>
+          <w:rFonts w:cs="Times New Roman"/>
+        </w:rPr>
+        <w:sym w:font="Wingdings" w:char="F0E0"/>
+      </w:r>
+      <w:r>
+        <w:rPr>
+          <w:rFonts w:cs="Times New Roman"/>
+        </w:rPr>
+        <w:t xml:space="preserve"> mỗi Provider có nhiều Discount.</w:t>
+      </w:r>
+    </w:p>
+    <w:p>
+      <w:pPr>
+        <w:pStyle w:val="ListParagraph"/>
+        <w:numPr>
+          <w:ilvl w:val="0"/>
+          <w:numId w:val="7"/>
+        </w:numPr>
+        <w:autoSpaceDE/>
+        <w:autoSpaceDN/>
+        <w:rPr>
+          <w:rFonts w:cs="Times New Roman"/>
+        </w:rPr>
+      </w:pPr>
+      <w:r>
+        <w:rPr>
+          <w:rFonts w:cs="Times New Roman"/>
+        </w:rPr>
+        <w:t xml:space="preserve">ProductDiscount là một phần của Product, thuộc kiểu n-1 </w:t>
+      </w:r>
+      <w:r>
+        <w:rPr>
+          <w:rFonts w:cs="Times New Roman"/>
+        </w:rPr>
+        <w:sym w:font="Wingdings" w:char="F0E0"/>
+      </w:r>
+      <w:r>
+        <w:rPr>
+          <w:rFonts w:cs="Times New Roman"/>
+        </w:rPr>
+        <w:t xml:space="preserve"> mỗi Product có nhiều ProductDiscount.</w:t>
+      </w:r>
+    </w:p>
+    <w:p>
+      <w:pPr>
+        <w:autoSpaceDE/>
+        <w:autoSpaceDN/>
+        <w:rPr>
+          <w:rFonts w:cs="Times New Roman"/>
+        </w:rPr>
+      </w:pPr>
+    </w:p>
+    <w:p>
+      <w:pPr>
+        <w:autoSpaceDE/>
+        <w:autoSpaceDN/>
+        <w:spacing w:line="240" w:lineRule="auto"/>
+        <w:rPr>
+          <w:rFonts w:cs="Times New Roman"/>
+          <w:b/>
+          <w:bCs/>
+        </w:rPr>
+      </w:pPr>
+      <w:r>
+        <w:rPr>
+          <w:rFonts w:cs="Times New Roman"/>
+          <w:b/>
+          <w:bCs/>
+        </w:rPr>
+        <w:br w:type="page"/>
+      </w:r>
+    </w:p>
+    <w:p>
+      <w:pPr>
+        <w:pStyle w:val="ListParagraph"/>
+        <w:numPr>
+          <w:ilvl w:val="2"/>
+          <w:numId w:val="6"/>
+        </w:numPr>
+        <w:autoSpaceDE/>
+        <w:autoSpaceDN/>
+        <w:ind w:left="720"/>
+        <w:rPr>
+          <w:rFonts w:cs="Times New Roman"/>
+          <w:b/>
+          <w:bCs/>
+        </w:rPr>
+      </w:pPr>
+      <w:r>
+        <w:rPr>
+          <w:rFonts w:cs="Times New Roman"/>
+          <w:b/>
+          <w:bCs/>
+        </w:rPr>
+        <w:lastRenderedPageBreak/>
+        <w:t>Biểu đồ lớp thực thể pha thiết kế</w:t>
+      </w:r>
+    </w:p>
+    <w:p>
+      <w:pPr>
+        <w:autoSpaceDE/>
+        <w:autoSpaceDN/>
+        <w:rPr>
+          <w:rFonts w:cs="Times New Roman"/>
+        </w:rPr>
+      </w:pPr>
+      <w:r>
+        <w:rPr>
+          <w:rFonts w:cs="Times New Roman"/>
+          <w:noProof/>
+        </w:rPr>
+        <w:drawing>
+          <wp:inline distT="0" distB="0" distL="0" distR="0" wp14:anchorId="11A53388" wp14:editId="17811BE7">
+            <wp:extent cx="5943600" cy="4206240"/>
+            <wp:effectExtent l="0" t="0" r="0" b="3810"/>
+            <wp:docPr id="250873580" name="Picture 2"/>
+            <wp:cNvGraphicFramePr>
+              <a:graphicFrameLocks xmlns:a="http://schemas.openxmlformats.org/drawingml/2006/main" noChangeAspect="1"/>
+            </wp:cNvGraphicFramePr>
+            <a:graphic xmlns:a="http://schemas.openxmlformats.org/drawingml/2006/main">
+              <a:graphicData uri="http://schemas.openxmlformats.org/drawingml/2006/picture">
+                <pic:pic xmlns:pic="http://schemas.openxmlformats.org/drawingml/2006/picture">
+                  <pic:nvPicPr>
+                    <pic:cNvPr id="250873580" name="Picture 250873580"/>
+                    <pic:cNvPicPr/>
+                  </pic:nvPicPr>
+                  <pic:blipFill>
+                    <a:blip r:embed="rId36">
+                      <a:extLst>
+                        <a:ext uri="{28A0092B-C50C-407E-A947-70E740481C1C}">
+                          <a14:useLocalDpi xmlns:a14="http://schemas.microsoft.com/office/drawing/2010/main" val="0"/>
+                        </a:ext>
+                      </a:extLst>
+                    </a:blip>
+                    <a:stretch>
+                      <a:fillRect/>
+                    </a:stretch>
+                  </pic:blipFill>
+                  <pic:spPr>
+                    <a:xfrm>
+                      <a:off x="0" y="0"/>
+                      <a:ext cx="5943600" cy="4206240"/>
+                    </a:xfrm>
+                    <a:prstGeom prst="rect">
+                      <a:avLst/>
+                    </a:prstGeom>
+                  </pic:spPr>
+                </pic:pic>
+              </a:graphicData>
+            </a:graphic>
+          </wp:inline>
+        </w:drawing>
+      </w:r>
+    </w:p>
+    <w:p>
+      <w:pPr>
+        <w:autoSpaceDE/>
+        <w:autoSpaceDN/>
+        <w:rPr>
+          <w:rFonts w:cs="Times New Roman"/>
+        </w:rPr>
+      </w:pPr>
+    </w:p>
+    <w:p>
+      <w:pPr>
+        <w:pStyle w:val="ListParagraph"/>
+        <w:numPr>
+          <w:ilvl w:val="1"/>
+          <w:numId w:val="6"/>
+        </w:numPr>
+        <w:autoSpaceDE/>
+        <w:autoSpaceDN/>
+        <w:ind w:hanging="720"/>
+        <w:rPr>
+          <w:rFonts w:cs="Times New Roman"/>
+          <w:b/>
+          <w:bCs/>
+        </w:rPr>
+      </w:pPr>
+      <w:r>
+        <w:rPr>
+          <w:rFonts w:cs="Times New Roman"/>
+          <w:b/>
+          <w:bCs/>
+        </w:rPr>
+        <w:t>Thiết kế cơ sở dữ liệu</w:t>
+      </w:r>
+    </w:p>
+    <w:p>
+      <w:pPr>
+        <w:pStyle w:val="ListParagraph"/>
+        <w:numPr>
+          <w:ilvl w:val="0"/>
+          <w:numId w:val="7"/>
+        </w:numPr>
+        <w:autoSpaceDE/>
+        <w:autoSpaceDN/>
+        <w:rPr>
+          <w:rFonts w:cs="Times New Roman"/>
+        </w:rPr>
+      </w:pPr>
+      <w:r>
+        <w:rPr>
+          <w:rFonts w:cs="Times New Roman"/>
+        </w:rPr>
+        <w:t>Mỗi lớp thực thể đề xuất bảng tương ứng:</w:t>
+      </w:r>
+    </w:p>
+    <w:p>
+      <w:pPr>
+        <w:pStyle w:val="ListParagraph"/>
+        <w:numPr>
+          <w:ilvl w:val="1"/>
+          <w:numId w:val="7"/>
+        </w:numPr>
+        <w:autoSpaceDE/>
+        <w:autoSpaceDN/>
+        <w:rPr>
+          <w:rFonts w:cs="Times New Roman"/>
+        </w:rPr>
+      </w:pPr>
+      <w:r>
+        <w:rPr>
+          <w:rFonts w:cs="Times New Roman"/>
+        </w:rPr>
+        <w:t xml:space="preserve">Lớp User </w:t>
+      </w:r>
+      <w:r>
+        <w:rPr>
+          <w:rFonts w:cs="Times New Roman"/>
+        </w:rPr>
+        <w:sym w:font="Wingdings" w:char="F0E0"/>
+      </w:r>
+      <w:r>
+        <w:rPr>
+          <w:rFonts w:cs="Times New Roman"/>
+        </w:rPr>
+        <w:t xml:space="preserve"> bảng tblUser</w:t>
+      </w:r>
+    </w:p>
+    <w:p>
+      <w:pPr>
+        <w:pStyle w:val="ListParagraph"/>
+        <w:numPr>
+          <w:ilvl w:val="1"/>
+          <w:numId w:val="7"/>
+        </w:numPr>
+        <w:autoSpaceDE/>
+        <w:autoSpaceDN/>
+        <w:rPr>
+          <w:rFonts w:cs="Times New Roman"/>
+        </w:rPr>
+      </w:pPr>
+      <w:r>
+        <w:rPr>
+          <w:rFonts w:cs="Times New Roman"/>
+        </w:rPr>
+        <w:t xml:space="preserve">Lớp Staff </w:t>
+      </w:r>
+      <w:r>
+        <w:rPr>
+          <w:rFonts w:cs="Times New Roman"/>
+        </w:rPr>
+        <w:sym w:font="Wingdings" w:char="F0E0"/>
+      </w:r>
+      <w:r>
+        <w:rPr>
+          <w:rFonts w:cs="Times New Roman"/>
+        </w:rPr>
+        <w:t xml:space="preserve"> bảng tblStaff</w:t>
+      </w:r>
+    </w:p>
+    <w:p>
+      <w:pPr>
+        <w:pStyle w:val="ListParagraph"/>
+        <w:numPr>
+          <w:ilvl w:val="1"/>
+          <w:numId w:val="7"/>
+        </w:numPr>
+        <w:autoSpaceDE/>
+        <w:autoSpaceDN/>
+        <w:rPr>
+          <w:rFonts w:cs="Times New Roman"/>
+        </w:rPr>
+      </w:pPr>
+      <w:r>
+        <w:rPr>
+          <w:rFonts w:cs="Times New Roman"/>
+        </w:rPr>
+        <w:t xml:space="preserve">Lớp Manager </w:t>
+      </w:r>
+      <w:r>
+        <w:rPr>
+          <w:rFonts w:cs="Times New Roman"/>
+        </w:rPr>
+        <w:sym w:font="Wingdings" w:char="F0E0"/>
+      </w:r>
+      <w:r>
+        <w:rPr>
+          <w:rFonts w:cs="Times New Roman"/>
+        </w:rPr>
+        <w:t xml:space="preserve"> bảng tblManager</w:t>
+      </w:r>
+    </w:p>
+    <w:p>
+      <w:pPr>
+        <w:pStyle w:val="ListParagraph"/>
+        <w:numPr>
+          <w:ilvl w:val="1"/>
+          <w:numId w:val="7"/>
+        </w:numPr>
+        <w:autoSpaceDE/>
+        <w:autoSpaceDN/>
+        <w:rPr>
+          <w:rFonts w:cs="Times New Roman"/>
+        </w:rPr>
+      </w:pPr>
+      <w:r>
+        <w:rPr>
+          <w:rFonts w:cs="Times New Roman"/>
+        </w:rPr>
+        <w:t xml:space="preserve">Lớp ImportStaff </w:t>
+      </w:r>
+      <w:r>
+        <w:rPr>
+          <w:rFonts w:cs="Times New Roman"/>
+        </w:rPr>
+        <w:sym w:font="Wingdings" w:char="F0E0"/>
+      </w:r>
+      <w:r>
+        <w:rPr>
+          <w:rFonts w:cs="Times New Roman"/>
+        </w:rPr>
+        <w:t xml:space="preserve"> bảng tblImportStaff</w:t>
+      </w:r>
+    </w:p>
+    <w:p>
+      <w:pPr>
+        <w:pStyle w:val="ListParagraph"/>
+        <w:numPr>
+          <w:ilvl w:val="1"/>
+          <w:numId w:val="7"/>
+        </w:numPr>
+        <w:autoSpaceDE/>
+        <w:autoSpaceDN/>
+        <w:rPr>
+          <w:rFonts w:cs="Times New Roman"/>
+        </w:rPr>
+      </w:pPr>
+      <w:r>
+        <w:rPr>
+          <w:rFonts w:cs="Times New Roman"/>
+        </w:rPr>
+        <w:t xml:space="preserve">Lớp Receipt </w:t>
+      </w:r>
+      <w:r>
+        <w:rPr>
+          <w:rFonts w:cs="Times New Roman"/>
+        </w:rPr>
+        <w:sym w:font="Wingdings" w:char="F0E0"/>
+      </w:r>
+      <w:r>
+        <w:rPr>
+          <w:rFonts w:cs="Times New Roman"/>
+        </w:rPr>
+        <w:t xml:space="preserve"> bảng tblReceipt</w:t>
+      </w:r>
+    </w:p>
+    <w:p>
+      <w:pPr>
+        <w:pStyle w:val="ListParagraph"/>
+        <w:numPr>
+          <w:ilvl w:val="1"/>
+          <w:numId w:val="7"/>
+        </w:numPr>
+        <w:autoSpaceDE/>
+        <w:autoSpaceDN/>
+        <w:rPr>
+          <w:rFonts w:cs="Times New Roman"/>
+        </w:rPr>
+      </w:pPr>
+      <w:r>
+        <w:rPr>
+          <w:rFonts w:cs="Times New Roman"/>
+        </w:rPr>
+        <w:t xml:space="preserve">Lớp Discount </w:t>
+      </w:r>
+      <w:r>
+        <w:rPr>
+          <w:rFonts w:cs="Times New Roman"/>
+        </w:rPr>
+        <w:sym w:font="Wingdings" w:char="F0E0"/>
+      </w:r>
+      <w:r>
+        <w:rPr>
+          <w:rFonts w:cs="Times New Roman"/>
+        </w:rPr>
+        <w:t xml:space="preserve"> bảng tblDiscount</w:t>
+      </w:r>
+    </w:p>
+    <w:p>
+      <w:pPr>
+        <w:pStyle w:val="ListParagraph"/>
+        <w:numPr>
+          <w:ilvl w:val="1"/>
+          <w:numId w:val="7"/>
+        </w:numPr>
+        <w:autoSpaceDE/>
+        <w:autoSpaceDN/>
+        <w:rPr>
+          <w:rFonts w:cs="Times New Roman"/>
+        </w:rPr>
+      </w:pPr>
+      <w:r>
+        <w:rPr>
+          <w:rFonts w:cs="Times New Roman"/>
+        </w:rPr>
+        <w:t xml:space="preserve">Lớp Product </w:t>
+      </w:r>
+      <w:r>
+        <w:rPr>
+          <w:rFonts w:cs="Times New Roman"/>
+        </w:rPr>
+        <w:sym w:font="Wingdings" w:char="F0E0"/>
+      </w:r>
+      <w:r>
+        <w:rPr>
+          <w:rFonts w:cs="Times New Roman"/>
+        </w:rPr>
+        <w:t xml:space="preserve"> bảng tblProduct</w:t>
+      </w:r>
+    </w:p>
+    <w:p>
+      <w:pPr>
+        <w:pStyle w:val="ListParagraph"/>
+        <w:numPr>
+          <w:ilvl w:val="1"/>
+          <w:numId w:val="7"/>
+        </w:numPr>
+        <w:autoSpaceDE/>
+        <w:autoSpaceDN/>
+        <w:rPr>
+          <w:rFonts w:cs="Times New Roman"/>
+        </w:rPr>
+      </w:pPr>
+      <w:r>
+        <w:rPr>
+          <w:rFonts w:cs="Times New Roman"/>
+        </w:rPr>
+        <w:lastRenderedPageBreak/>
+        <w:t xml:space="preserve">Lớp ReceiptProduct </w:t>
+      </w:r>
+      <w:r>
+        <w:rPr>
+          <w:rFonts w:cs="Times New Roman"/>
+        </w:rPr>
+        <w:sym w:font="Wingdings" w:char="F0E0"/>
+      </w:r>
+      <w:r>
+        <w:rPr>
+          <w:rFonts w:cs="Times New Roman"/>
+        </w:rPr>
+        <w:t xml:space="preserve"> bảng tblReceiptProduct</w:t>
+      </w:r>
+    </w:p>
+    <w:p>
+      <w:pPr>
+        <w:pStyle w:val="ListParagraph"/>
+        <w:numPr>
+          <w:ilvl w:val="1"/>
+          <w:numId w:val="7"/>
+        </w:numPr>
+        <w:autoSpaceDE/>
+        <w:autoSpaceDN/>
+        <w:rPr>
+          <w:rFonts w:cs="Times New Roman"/>
+        </w:rPr>
+      </w:pPr>
+      <w:r>
+        <w:rPr>
+          <w:rFonts w:cs="Times New Roman"/>
+        </w:rPr>
+        <w:t xml:space="preserve">Lớp ProductDiscount </w:t>
+      </w:r>
+      <w:r>
+        <w:rPr>
+          <w:rFonts w:cs="Times New Roman"/>
+        </w:rPr>
+        <w:sym w:font="Wingdings" w:char="F0E0"/>
+      </w:r>
+      <w:r>
+        <w:rPr>
+          <w:rFonts w:cs="Times New Roman"/>
+        </w:rPr>
+        <w:t xml:space="preserve"> bảng tblProductDiscount</w:t>
+      </w:r>
+    </w:p>
+    <w:p>
+      <w:pPr>
+        <w:pStyle w:val="ListParagraph"/>
+        <w:numPr>
+          <w:ilvl w:val="1"/>
+          <w:numId w:val="7"/>
+        </w:numPr>
+        <w:autoSpaceDE/>
+        <w:autoSpaceDN/>
+        <w:rPr>
+          <w:rFonts w:cs="Times New Roman"/>
+        </w:rPr>
+      </w:pPr>
+      <w:r>
+        <w:rPr>
+          <w:rFonts w:cs="Times New Roman"/>
+        </w:rPr>
+        <w:t xml:space="preserve">Lớp ReceiptDiscount </w:t>
+      </w:r>
+      <w:r>
+        <w:rPr>
+          <w:rFonts w:cs="Times New Roman"/>
+        </w:rPr>
+        <w:sym w:font="Wingdings" w:char="F0E0"/>
+      </w:r>
+      <w:r>
+        <w:rPr>
+          <w:rFonts w:cs="Times New Roman"/>
+        </w:rPr>
+        <w:t xml:space="preserve"> bảng tblReceiptDiscount</w:t>
+      </w:r>
+    </w:p>
+    <w:p>
+      <w:pPr>
+        <w:pStyle w:val="ListParagraph"/>
+        <w:numPr>
+          <w:ilvl w:val="1"/>
+          <w:numId w:val="7"/>
+        </w:numPr>
+        <w:autoSpaceDE/>
+        <w:autoSpaceDN/>
+        <w:rPr>
+          <w:rFonts w:cs="Times New Roman"/>
+        </w:rPr>
+      </w:pPr>
+      <w:r>
+        <w:rPr>
+          <w:rFonts w:cs="Times New Roman"/>
+        </w:rPr>
+        <w:t xml:space="preserve">Lớp </w:t>
+      </w:r>
+      <w:r>
+        <w:rPr>
+          <w:rFonts w:cs="Times New Roman"/>
+        </w:rPr>
+        <w:t>Provider</w:t>
+      </w:r>
+      <w:r>
+        <w:rPr>
+          <w:rFonts w:cs="Times New Roman"/>
+        </w:rPr>
+        <w:t xml:space="preserve"> </w:t>
+      </w:r>
+      <w:r>
+        <w:rPr>
+          <w:rFonts w:cs="Times New Roman"/>
+        </w:rPr>
+        <w:sym w:font="Wingdings" w:char="F0E0"/>
+      </w:r>
+      <w:r>
+        <w:rPr>
+          <w:rFonts w:cs="Times New Roman"/>
+        </w:rPr>
+        <w:t xml:space="preserve"> </w:t>
+      </w:r>
+      <w:r>
+        <w:rPr>
+          <w:rFonts w:cs="Times New Roman"/>
+        </w:rPr>
+        <w:t>bảng tblProvider</w:t>
+      </w:r>
+    </w:p>
+    <w:p>
+      <w:pPr>
+        <w:pStyle w:val="ListParagraph"/>
+        <w:numPr>
+          <w:ilvl w:val="1"/>
+          <w:numId w:val="7"/>
+        </w:numPr>
+        <w:autoSpaceDE/>
+        <w:autoSpaceDN/>
+        <w:rPr>
+          <w:rFonts w:cs="Times New Roman"/>
+        </w:rPr>
+      </w:pPr>
+      <w:r>
+        <w:rPr>
+          <w:rFonts w:cs="Times New Roman"/>
+        </w:rPr>
+        <w:t xml:space="preserve">Lớp ProviderProduct </w:t>
+      </w:r>
+      <w:r>
+        <w:rPr>
+          <w:rFonts w:cs="Times New Roman"/>
+        </w:rPr>
+        <w:sym w:font="Wingdings" w:char="F0E0"/>
+      </w:r>
+      <w:r>
+        <w:rPr>
+          <w:rFonts w:cs="Times New Roman"/>
+        </w:rPr>
+        <w:t xml:space="preserve"> bảng tblProviderProduct</w:t>
+      </w:r>
+    </w:p>
+    <w:p>
+      <w:pPr>
+        <w:pStyle w:val="ListParagraph"/>
+        <w:numPr>
+          <w:ilvl w:val="1"/>
+          <w:numId w:val="7"/>
+        </w:numPr>
+        <w:autoSpaceDE/>
+        <w:autoSpaceDN/>
+        <w:rPr>
+          <w:rFonts w:cs="Times New Roman"/>
+        </w:rPr>
+      </w:pPr>
+      <w:r>
+        <w:rPr>
+          <w:rFonts w:cs="Times New Roman"/>
+        </w:rPr>
+        <w:t xml:space="preserve">Lớp ProviderStat </w:t>
+      </w:r>
+      <w:r>
+        <w:rPr>
+          <w:rFonts w:cs="Times New Roman"/>
+        </w:rPr>
+        <w:sym w:font="Wingdings" w:char="F0E0"/>
+      </w:r>
+      <w:r>
+        <w:rPr>
+          <w:rFonts w:cs="Times New Roman"/>
+        </w:rPr>
+        <w:t xml:space="preserve"> bảng tblProviderStat</w:t>
+      </w:r>
+    </w:p>
+    <w:p>
+      <w:pPr>
+        <w:pStyle w:val="ListParagraph"/>
+        <w:numPr>
+          <w:ilvl w:val="0"/>
+          <w:numId w:val="7"/>
+        </w:numPr>
+        <w:autoSpaceDE/>
+        <w:autoSpaceDN/>
+        <w:rPr>
+          <w:rFonts w:cs="Times New Roman"/>
+        </w:rPr>
+      </w:pPr>
+      <w:r>
+        <w:rPr>
+          <w:rFonts w:cs="Times New Roman"/>
+        </w:rPr>
+        <w:t>Đưa thuộc tính không phải đối tượng của lớp thực thể thành thuộc tính của</w:t>
+      </w:r>
+      <w:r>
+        <w:rPr>
+          <w:rFonts w:cs="Times New Roman"/>
+        </w:rPr>
+        <w:t xml:space="preserve"> </w:t>
+      </w:r>
+      <w:r>
+        <w:rPr>
+          <w:rFonts w:cs="Times New Roman"/>
+        </w:rPr>
+        <w:t>bảng tương ứng:</w:t>
+      </w:r>
+    </w:p>
+    <w:p>
+      <w:pPr>
+        <w:pStyle w:val="ListParagraph"/>
+        <w:numPr>
+          <w:ilvl w:val="1"/>
+          <w:numId w:val="7"/>
+        </w:numPr>
+        <w:autoSpaceDE/>
+        <w:autoSpaceDN/>
+        <w:rPr>
+          <w:rFonts w:cs="Times New Roman"/>
+        </w:rPr>
+      </w:pPr>
+      <w:r>
+        <w:rPr>
+          <w:rFonts w:cs="Times New Roman"/>
+        </w:rPr>
+        <w:t>tblUser: id, tên đăng nhập, mật khẩu, họ tên</w:t>
+      </w:r>
+      <w:r>
+        <w:rPr>
+          <w:rFonts w:cs="Times New Roman"/>
+        </w:rPr>
+        <w:t>, vai trò</w:t>
+      </w:r>
+    </w:p>
+    <w:p>
+      <w:pPr>
+        <w:pStyle w:val="ListParagraph"/>
+        <w:numPr>
+          <w:ilvl w:val="1"/>
+          <w:numId w:val="7"/>
+        </w:numPr>
+        <w:autoSpaceDE/>
+        <w:autoSpaceDN/>
+        <w:rPr>
+          <w:rFonts w:cs="Times New Roman"/>
+        </w:rPr>
+      </w:pPr>
+      <w:r>
+        <w:rPr>
+          <w:rFonts w:cs="Times New Roman"/>
+        </w:rPr>
+        <w:t>tblReceipt: id, ngày tạo, người tạo, nhà cung cấp, tổng tiền</w:t>
+      </w:r>
+    </w:p>
+    <w:p>
+      <w:pPr>
+        <w:pStyle w:val="ListParagraph"/>
+        <w:numPr>
+          <w:ilvl w:val="1"/>
+          <w:numId w:val="7"/>
+        </w:numPr>
+        <w:autoSpaceDE/>
+        <w:autoSpaceDN/>
+        <w:rPr>
+          <w:rFonts w:cs="Times New Roman"/>
+        </w:rPr>
+      </w:pPr>
+      <w:r>
+        <w:rPr>
+          <w:rFonts w:cs="Times New Roman"/>
+        </w:rPr>
+        <w:t>tblDiscount: id, mã chiết khấu, số tiền chiết khấu, nhà cung cấp</w:t>
+      </w:r>
+    </w:p>
+    <w:p>
+      <w:pPr>
+        <w:pStyle w:val="ListParagraph"/>
+        <w:numPr>
+          <w:ilvl w:val="1"/>
+          <w:numId w:val="7"/>
+        </w:numPr>
+        <w:autoSpaceDE/>
+        <w:autoSpaceDN/>
+        <w:rPr>
+          <w:rFonts w:cs="Times New Roman"/>
+        </w:rPr>
+      </w:pPr>
+      <w:r>
+        <w:rPr>
+          <w:rFonts w:cs="Times New Roman"/>
+        </w:rPr>
+        <w:t>tblProduct: id, tên, kích cỡ, màu sắc</w:t>
+      </w:r>
+    </w:p>
+    <w:p>
+      <w:pPr>
+        <w:pStyle w:val="ListParagraph"/>
+        <w:numPr>
+          <w:ilvl w:val="1"/>
+          <w:numId w:val="7"/>
+        </w:numPr>
+        <w:autoSpaceDE/>
+        <w:autoSpaceDN/>
+        <w:rPr>
+          <w:rFonts w:cs="Times New Roman"/>
+        </w:rPr>
+      </w:pPr>
+      <w:r>
+        <w:rPr>
+          <w:rFonts w:cs="Times New Roman"/>
+        </w:rPr>
+        <w:t>tblReceiptProduct: id, số lượng, đơn giá, thành tiền</w:t>
+      </w:r>
+    </w:p>
+    <w:p>
+      <w:pPr>
+        <w:pStyle w:val="ListParagraph"/>
+        <w:numPr>
+          <w:ilvl w:val="1"/>
+          <w:numId w:val="7"/>
+        </w:numPr>
+        <w:autoSpaceDE/>
+        <w:autoSpaceDN/>
+        <w:rPr>
+          <w:rFonts w:cs="Times New Roman"/>
+        </w:rPr>
+      </w:pPr>
+      <w:r>
+        <w:rPr>
+          <w:rFonts w:cs="Times New Roman"/>
+        </w:rPr>
+        <w:t>tblProductDiscount: id, sản phẩm áp dụng</w:t>
+      </w:r>
+    </w:p>
+    <w:p>
+      <w:pPr>
+        <w:pStyle w:val="ListParagraph"/>
+        <w:numPr>
+          <w:ilvl w:val="1"/>
+          <w:numId w:val="7"/>
+        </w:numPr>
+        <w:autoSpaceDE/>
+        <w:autoSpaceDN/>
+        <w:rPr>
+          <w:rFonts w:cs="Times New Roman"/>
+        </w:rPr>
+      </w:pPr>
+      <w:r>
+        <w:rPr>
+          <w:rFonts w:cs="Times New Roman"/>
+        </w:rPr>
+        <w:t>tblProvider: id, tên, địa chỉ, số điện thoại, email</w:t>
+      </w:r>
+    </w:p>
+    <w:p>
+      <w:pPr>
+        <w:pStyle w:val="ListParagraph"/>
+        <w:numPr>
+          <w:ilvl w:val="1"/>
+          <w:numId w:val="7"/>
+        </w:numPr>
+        <w:autoSpaceDE/>
+        <w:autoSpaceDN/>
+        <w:rPr>
+          <w:rFonts w:cs="Times New Roman"/>
+        </w:rPr>
+      </w:pPr>
+      <w:r>
+        <w:rPr>
+          <w:rFonts w:cs="Times New Roman"/>
+        </w:rPr>
+        <w:t>tblProviderProduct: id, số lượng, đơn giá</w:t>
+      </w:r>
+    </w:p>
+    <w:p>
+      <w:pPr>
+        <w:pStyle w:val="ListParagraph"/>
+        <w:numPr>
+          <w:ilvl w:val="1"/>
+          <w:numId w:val="7"/>
+        </w:numPr>
+        <w:autoSpaceDE/>
+        <w:autoSpaceDN/>
+        <w:rPr>
+          <w:rFonts w:cs="Times New Roman"/>
+        </w:rPr>
+      </w:pPr>
+      <w:r>
+        <w:rPr>
+          <w:rFonts w:cs="Times New Roman"/>
+        </w:rPr>
+        <w:t>tblProviderStat: tổng số nhà cung cấp, tổng số phiếu nhập, tổng doanh chi</w:t>
+      </w:r>
+    </w:p>
+    <w:p>
+      <w:pPr>
+        <w:pStyle w:val="ListParagraph"/>
+        <w:numPr>
+          <w:ilvl w:val="0"/>
+          <w:numId w:val="7"/>
+        </w:numPr>
+        <w:autoSpaceDE/>
+        <w:autoSpaceDN/>
+        <w:rPr>
+          <w:rFonts w:cs="Times New Roman"/>
+        </w:rPr>
+      </w:pPr>
+      <w:r>
+        <w:rPr>
+          <w:rFonts w:cs="Times New Roman"/>
+        </w:rPr>
+        <w:t>Chuyển quan hệ số lượng giữa các lớp thực thể thành quan hệ số lượng giữa các bảng</w:t>
+      </w:r>
+      <w:r>
+        <w:rPr>
+          <w:rFonts w:cs="Times New Roman"/>
+        </w:rPr>
+        <w:t>:</w:t>
+      </w:r>
+    </w:p>
+    <w:p>
+      <w:pPr>
+        <w:pStyle w:val="ListParagraph"/>
+        <w:numPr>
+          <w:ilvl w:val="1"/>
+          <w:numId w:val="7"/>
+        </w:numPr>
+        <w:autoSpaceDE/>
+        <w:autoSpaceDN/>
+        <w:rPr>
+          <w:rFonts w:cs="Times New Roman"/>
+        </w:rPr>
+      </w:pPr>
+      <w:r>
+        <w:rPr>
+          <w:rFonts w:cs="Times New Roman"/>
+        </w:rPr>
+        <w:t>1 tblStaff – n tblReceipt</w:t>
+      </w:r>
+    </w:p>
+    <w:p>
+      <w:pPr>
+        <w:pStyle w:val="ListParagraph"/>
+        <w:numPr>
+          <w:ilvl w:val="1"/>
+          <w:numId w:val="7"/>
+        </w:numPr>
+        <w:autoSpaceDE/>
+        <w:autoSpaceDN/>
+        <w:rPr>
+          <w:rFonts w:cs="Times New Roman"/>
+        </w:rPr>
+      </w:pPr>
+      <w:r>
+        <w:rPr>
+          <w:rFonts w:cs="Times New Roman"/>
+        </w:rPr>
+        <w:t>1 tblDiscount – n tblReceipt</w:t>
+      </w:r>
+    </w:p>
+    <w:p>
+      <w:pPr>
+        <w:pStyle w:val="ListParagraph"/>
+        <w:numPr>
+          <w:ilvl w:val="1"/>
+          <w:numId w:val="7"/>
+        </w:numPr>
+        <w:autoSpaceDE/>
+        <w:autoSpaceDN/>
+        <w:rPr>
+          <w:rFonts w:cs="Times New Roman"/>
+        </w:rPr>
+      </w:pPr>
+      <w:r>
+        <w:rPr>
+          <w:rFonts w:cs="Times New Roman"/>
+        </w:rPr>
+        <w:t>1 tblProvider – n tblReceipt</w:t>
+      </w:r>
+    </w:p>
+    <w:p>
+      <w:pPr>
+        <w:pStyle w:val="ListParagraph"/>
+        <w:numPr>
+          <w:ilvl w:val="1"/>
+          <w:numId w:val="7"/>
+        </w:numPr>
+        <w:autoSpaceDE/>
+        <w:autoSpaceDN/>
+        <w:rPr>
+          <w:rFonts w:cs="Times New Roman"/>
+        </w:rPr>
+      </w:pPr>
+      <w:r>
+        <w:rPr>
+          <w:rFonts w:cs="Times New Roman"/>
+        </w:rPr>
+        <w:t>1 tblReceipt – n tblReceiptProduct</w:t>
+      </w:r>
+    </w:p>
+    <w:p>
+      <w:pPr>
+        <w:pStyle w:val="ListParagraph"/>
+        <w:numPr>
+          <w:ilvl w:val="1"/>
+          <w:numId w:val="7"/>
+        </w:numPr>
+        <w:autoSpaceDE/>
+        <w:autoSpaceDN/>
+        <w:rPr>
+          <w:rFonts w:cs="Times New Roman"/>
+        </w:rPr>
+      </w:pPr>
+      <w:r>
+        <w:rPr>
+          <w:rFonts w:cs="Times New Roman"/>
+        </w:rPr>
+        <w:t>1 tblProduct – n tblReceiptProduct</w:t>
+      </w:r>
+    </w:p>
+    <w:p>
+      <w:pPr>
+        <w:pStyle w:val="ListParagraph"/>
+        <w:numPr>
+          <w:ilvl w:val="1"/>
+          <w:numId w:val="7"/>
+        </w:numPr>
+        <w:autoSpaceDE/>
+        <w:autoSpaceDN/>
+        <w:rPr>
+          <w:rFonts w:cs="Times New Roman"/>
+        </w:rPr>
+      </w:pPr>
+      <w:r>
+        <w:rPr>
+          <w:rFonts w:cs="Times New Roman"/>
+        </w:rPr>
+        <w:lastRenderedPageBreak/>
+        <w:t>1 tblProvider – n tblDiscount</w:t>
+      </w:r>
+    </w:p>
+    <w:p>
+      <w:pPr>
+        <w:pStyle w:val="ListParagraph"/>
+        <w:numPr>
+          <w:ilvl w:val="1"/>
+          <w:numId w:val="7"/>
+        </w:numPr>
+        <w:autoSpaceDE/>
+        <w:autoSpaceDN/>
+        <w:rPr>
+          <w:rFonts w:cs="Times New Roman"/>
+        </w:rPr>
+      </w:pPr>
+      <w:r>
+        <w:rPr>
+          <w:rFonts w:cs="Times New Roman"/>
+        </w:rPr>
+        <w:t>1 tblProvider – n tblProviderProduct</w:t>
+      </w:r>
+    </w:p>
+    <w:p>
+      <w:pPr>
+        <w:pStyle w:val="ListParagraph"/>
+        <w:numPr>
+          <w:ilvl w:val="1"/>
+          <w:numId w:val="7"/>
+        </w:numPr>
+        <w:autoSpaceDE/>
+        <w:autoSpaceDN/>
+        <w:rPr>
+          <w:rFonts w:cs="Times New Roman"/>
+        </w:rPr>
+      </w:pPr>
+      <w:r>
+        <w:rPr>
+          <w:rFonts w:cs="Times New Roman"/>
+        </w:rPr>
+        <w:t>1 tblProduct – n tblProviderProduct</w:t>
+      </w:r>
+    </w:p>
+    <w:p>
+      <w:pPr>
+        <w:pStyle w:val="ListParagraph"/>
+        <w:numPr>
+          <w:ilvl w:val="1"/>
+          <w:numId w:val="7"/>
+        </w:numPr>
+        <w:autoSpaceDE/>
+        <w:autoSpaceDN/>
+        <w:rPr>
+          <w:rFonts w:cs="Times New Roman"/>
+        </w:rPr>
+      </w:pPr>
+      <w:r>
+        <w:rPr>
+          <w:rFonts w:cs="Times New Roman"/>
+        </w:rPr>
+        <w:t>1 tblProduct – n tblProductDiscount</w:t>
+      </w:r>
+    </w:p>
+    <w:p>
+      <w:pPr>
+        <w:pStyle w:val="ListParagraph"/>
+        <w:numPr>
+          <w:ilvl w:val="0"/>
+          <w:numId w:val="7"/>
+        </w:numPr>
+        <w:autoSpaceDE/>
+        <w:autoSpaceDN/>
+        <w:rPr>
+          <w:rFonts w:cs="Times New Roman"/>
+        </w:rPr>
+      </w:pPr>
+      <w:r>
+        <w:rPr>
+          <w:rFonts w:cs="Times New Roman"/>
+        </w:rPr>
+        <w:t>Bổ sung các thuộc tính khóa. Khóa chính được thiết lập với thuộc tính id của</w:t>
+      </w:r>
+      <w:r>
+        <w:rPr>
+          <w:rFonts w:cs="Times New Roman"/>
+        </w:rPr>
+        <w:t xml:space="preserve"> </w:t>
+      </w:r>
+      <w:r>
+        <w:rPr>
+          <w:rFonts w:cs="Times New Roman"/>
+        </w:rPr>
+        <w:t>các bảng tương ứng. Khóa ngoại được thiết lập cho các bảng:</w:t>
+      </w:r>
+    </w:p>
+    <w:p>
+      <w:pPr>
+        <w:pStyle w:val="ListParagraph"/>
+        <w:numPr>
+          <w:ilvl w:val="1"/>
+          <w:numId w:val="7"/>
+        </w:numPr>
+        <w:autoSpaceDE/>
+        <w:autoSpaceDN/>
+        <w:rPr>
+          <w:rFonts w:cs="Times New Roman"/>
+        </w:rPr>
+      </w:pPr>
+      <w:r>
+        <w:rPr>
+          <w:rFonts w:cs="Times New Roman"/>
+        </w:rPr>
+        <w:t xml:space="preserve">1 tblStaff – n tblReceipt </w:t>
+      </w:r>
+      <w:r>
+        <w:rPr>
+          <w:rFonts w:cs="Times New Roman"/>
+        </w:rPr>
+        <w:sym w:font="Wingdings" w:char="F0E0"/>
+      </w:r>
+      <w:r>
+        <w:rPr>
+          <w:rFonts w:cs="Times New Roman"/>
+        </w:rPr>
+        <w:t xml:space="preserve"> bảng tblReceipt có khóa ngoại tblStaff</w:t>
+      </w:r>
+    </w:p>
+    <w:p>
+      <w:pPr>
+        <w:pStyle w:val="ListParagraph"/>
+        <w:numPr>
+          <w:ilvl w:val="1"/>
+          <w:numId w:val="7"/>
+        </w:numPr>
+        <w:autoSpaceDE/>
+        <w:autoSpaceDN/>
+        <w:rPr>
+          <w:rFonts w:cs="Times New Roman"/>
+        </w:rPr>
+      </w:pPr>
+      <w:r>
+        <w:rPr>
+          <w:rFonts w:cs="Times New Roman"/>
+        </w:rPr>
+        <w:t xml:space="preserve">1 tblDiscount – n tblReceipt </w:t>
+      </w:r>
+      <w:r>
+        <w:rPr>
+          <w:rFonts w:cs="Times New Roman"/>
+        </w:rPr>
+        <w:sym w:font="Wingdings" w:char="F0E0"/>
+      </w:r>
+      <w:r>
+        <w:rPr>
+          <w:rFonts w:cs="Times New Roman"/>
+        </w:rPr>
+        <w:t xml:space="preserve"> bảng tblReceipt có khóa ngoại tblDiscount</w:t>
+      </w:r>
+    </w:p>
+    <w:p>
+      <w:pPr>
+        <w:pStyle w:val="ListParagraph"/>
+        <w:numPr>
+          <w:ilvl w:val="1"/>
+          <w:numId w:val="7"/>
+        </w:numPr>
+        <w:autoSpaceDE/>
+        <w:autoSpaceDN/>
+        <w:rPr>
+          <w:rFonts w:cs="Times New Roman"/>
+        </w:rPr>
+      </w:pPr>
+      <w:r>
+        <w:rPr>
+          <w:rFonts w:cs="Times New Roman"/>
+        </w:rPr>
+        <w:t xml:space="preserve">1 tblProvider – n tblReceipt </w:t>
+      </w:r>
+      <w:r>
+        <w:rPr>
+          <w:rFonts w:cs="Times New Roman"/>
+        </w:rPr>
+        <w:sym w:font="Wingdings" w:char="F0E0"/>
+      </w:r>
+      <w:r>
+        <w:rPr>
+          <w:rFonts w:cs="Times New Roman"/>
+        </w:rPr>
+        <w:t xml:space="preserve"> bảng tblReceipt có khóa ngoại tblProvider</w:t>
+      </w:r>
+    </w:p>
+    <w:p>
+      <w:pPr>
+        <w:pStyle w:val="ListParagraph"/>
+        <w:numPr>
+          <w:ilvl w:val="1"/>
+          <w:numId w:val="7"/>
+        </w:numPr>
+        <w:autoSpaceDE/>
+        <w:autoSpaceDN/>
+        <w:rPr>
+          <w:rFonts w:cs="Times New Roman"/>
+        </w:rPr>
+      </w:pPr>
+      <w:r>
+        <w:rPr>
+          <w:rFonts w:cs="Times New Roman"/>
+        </w:rPr>
+        <w:t xml:space="preserve">1 tblReceipt – n tblReceiptProduct </w:t>
+      </w:r>
+      <w:r>
+        <w:rPr>
+          <w:rFonts w:cs="Times New Roman"/>
+        </w:rPr>
+        <w:sym w:font="Wingdings" w:char="F0E0"/>
+      </w:r>
+      <w:r>
+        <w:rPr>
+          <w:rFonts w:cs="Times New Roman"/>
+        </w:rPr>
+        <w:t xml:space="preserve"> bảng tblReceiptProduct có khóa ngoại tblReceipt</w:t>
+      </w:r>
+    </w:p>
+    <w:p>
+      <w:pPr>
+        <w:pStyle w:val="ListParagraph"/>
+        <w:numPr>
+          <w:ilvl w:val="1"/>
+          <w:numId w:val="7"/>
+        </w:numPr>
+        <w:autoSpaceDE/>
+        <w:autoSpaceDN/>
+        <w:rPr>
+          <w:rFonts w:cs="Times New Roman"/>
+        </w:rPr>
+      </w:pPr>
+      <w:r>
+        <w:rPr>
+          <w:rFonts w:cs="Times New Roman"/>
+        </w:rPr>
+        <w:t xml:space="preserve">1 tblProduct – n tblReceiptProduct </w:t>
+      </w:r>
+      <w:r>
+        <w:rPr>
+          <w:rFonts w:cs="Times New Roman"/>
+        </w:rPr>
+        <w:sym w:font="Wingdings" w:char="F0E0"/>
+      </w:r>
+      <w:r>
+        <w:rPr>
+          <w:rFonts w:cs="Times New Roman"/>
+        </w:rPr>
+        <w:t xml:space="preserve"> bảng tblReceiptProduct có khóa ngoại tblProduct</w:t>
+      </w:r>
+    </w:p>
+    <w:p>
+      <w:pPr>
+        <w:pStyle w:val="ListParagraph"/>
+        <w:numPr>
+          <w:ilvl w:val="1"/>
+          <w:numId w:val="7"/>
+        </w:numPr>
+        <w:autoSpaceDE/>
+        <w:autoSpaceDN/>
+        <w:rPr>
+          <w:rFonts w:cs="Times New Roman"/>
+        </w:rPr>
+      </w:pPr>
+      <w:r>
+        <w:rPr>
+          <w:rFonts w:cs="Times New Roman"/>
+        </w:rPr>
+        <w:t xml:space="preserve">1 tblProvider – n tblDiscount </w:t>
+      </w:r>
+      <w:r>
+        <w:rPr>
+          <w:rFonts w:cs="Times New Roman"/>
+        </w:rPr>
+        <w:sym w:font="Wingdings" w:char="F0E0"/>
+      </w:r>
+      <w:r>
+        <w:rPr>
+          <w:rFonts w:cs="Times New Roman"/>
+        </w:rPr>
+        <w:t xml:space="preserve"> bảng tblDiscount có khóa ngoại tblProvider</w:t>
+      </w:r>
+    </w:p>
+    <w:p>
+      <w:pPr>
+        <w:pStyle w:val="ListParagraph"/>
+        <w:numPr>
+          <w:ilvl w:val="1"/>
+          <w:numId w:val="7"/>
+        </w:numPr>
+        <w:autoSpaceDE/>
+        <w:autoSpaceDN/>
+        <w:rPr>
+          <w:rFonts w:cs="Times New Roman"/>
+        </w:rPr>
+      </w:pPr>
+      <w:r>
+        <w:rPr>
+          <w:rFonts w:cs="Times New Roman"/>
+        </w:rPr>
+        <w:t xml:space="preserve">1 tblProvider – n tblProviderProduct </w:t>
+      </w:r>
+      <w:r>
+        <w:rPr>
+          <w:rFonts w:cs="Times New Roman"/>
+        </w:rPr>
+        <w:sym w:font="Wingdings" w:char="F0E0"/>
+      </w:r>
+      <w:r>
+        <w:rPr>
+          <w:rFonts w:cs="Times New Roman"/>
+        </w:rPr>
+        <w:t xml:space="preserve"> bảng tblProviderProduct có khóa ngoại tblProvider</w:t>
+      </w:r>
+    </w:p>
+    <w:p>
+      <w:pPr>
+        <w:pStyle w:val="ListParagraph"/>
+        <w:numPr>
+          <w:ilvl w:val="1"/>
+          <w:numId w:val="7"/>
+        </w:numPr>
+        <w:autoSpaceDE/>
+        <w:autoSpaceDN/>
+        <w:rPr>
+          <w:rFonts w:cs="Times New Roman"/>
+        </w:rPr>
+      </w:pPr>
+      <w:r>
+        <w:rPr>
+          <w:rFonts w:cs="Times New Roman"/>
+        </w:rPr>
+        <w:t xml:space="preserve">1 tblProduct – n tblProviderProduct </w:t>
+      </w:r>
+      <w:r>
+        <w:rPr>
+          <w:rFonts w:cs="Times New Roman"/>
+        </w:rPr>
+        <w:sym w:font="Wingdings" w:char="F0E0"/>
+      </w:r>
+      <w:r>
+        <w:rPr>
+          <w:rFonts w:cs="Times New Roman"/>
+        </w:rPr>
+        <w:t xml:space="preserve"> bảng tblProviderProduct có khóa ngoại tblProduct</w:t>
+      </w:r>
+    </w:p>
+    <w:p>
+      <w:pPr>
+        <w:pStyle w:val="ListParagraph"/>
+        <w:numPr>
+          <w:ilvl w:val="1"/>
+          <w:numId w:val="7"/>
+        </w:numPr>
+        <w:autoSpaceDE/>
+        <w:autoSpaceDN/>
+        <w:rPr>
+          <w:rFonts w:cs="Times New Roman"/>
+        </w:rPr>
+      </w:pPr>
+      <w:r>
+        <w:rPr>
+          <w:rFonts w:cs="Times New Roman"/>
+        </w:rPr>
+        <w:t xml:space="preserve">1 tblProduct – n tblProductDiscount </w:t>
+      </w:r>
+      <w:r>
+        <w:rPr>
+          <w:rFonts w:cs="Times New Roman"/>
+        </w:rPr>
+        <w:sym w:font="Wingdings" w:char="F0E0"/>
+      </w:r>
+      <w:r>
+        <w:rPr>
+          <w:rFonts w:cs="Times New Roman"/>
+        </w:rPr>
+        <w:t xml:space="preserve"> bảng tblProductDiscount có khóa ngoại tblProduct</w:t>
+      </w:r>
+    </w:p>
+    <w:p>
+      <w:pPr>
+        <w:pStyle w:val="ListParagraph"/>
+        <w:numPr>
+          <w:ilvl w:val="0"/>
+          <w:numId w:val="7"/>
+        </w:numPr>
+        <w:autoSpaceDE/>
+        <w:autoSpaceDN/>
+        <w:rPr>
+          <w:rFonts w:cs="Times New Roman"/>
+        </w:rPr>
+      </w:pPr>
+      <w:r>
+        <w:rPr>
+          <w:rFonts w:cs="Times New Roman"/>
+        </w:rPr>
+        <w:t xml:space="preserve">Loại bỏ </w:t>
+      </w:r>
+      <w:r>
+        <w:rPr>
+          <w:rFonts w:cs="Times New Roman"/>
+        </w:rPr>
+        <w:t>các</w:t>
+      </w:r>
+      <w:r>
+        <w:rPr>
+          <w:rFonts w:cs="Times New Roman"/>
+        </w:rPr>
+        <w:t xml:space="preserve"> thuộc tính gây dư thừa dữ liệu:</w:t>
+      </w:r>
+    </w:p>
+    <w:p>
+      <w:pPr>
+        <w:pStyle w:val="ListParagraph"/>
+        <w:numPr>
+          <w:ilvl w:val="1"/>
+          <w:numId w:val="7"/>
+        </w:numPr>
+        <w:autoSpaceDE/>
+        <w:autoSpaceDN/>
+        <w:rPr>
+          <w:rFonts w:cs="Times New Roman"/>
+        </w:rPr>
+      </w:pPr>
+      <w:r>
+        <w:rPr>
+          <w:rFonts w:cs="Times New Roman"/>
+        </w:rPr>
+        <w:lastRenderedPageBreak/>
+        <w:t xml:space="preserve">Bảng tblReceipt: người tạo, nhà cung cấp </w:t>
+      </w:r>
+      <w:r>
+        <w:rPr>
+          <w:rFonts w:cs="Times New Roman"/>
+        </w:rPr>
+        <w:sym w:font="Wingdings" w:char="F0E0"/>
+      </w:r>
+      <w:r>
+        <w:rPr>
+          <w:rFonts w:cs="Times New Roman"/>
+        </w:rPr>
+        <w:t xml:space="preserve"> thuộc tính trùng lặp, tổng tiền </w:t>
+      </w:r>
+      <w:r>
+        <w:rPr>
+          <w:rFonts w:cs="Times New Roman"/>
+        </w:rPr>
+        <w:sym w:font="Wingdings" w:char="F0E0"/>
+      </w:r>
+      <w:r>
+        <w:rPr>
+          <w:rFonts w:cs="Times New Roman"/>
+        </w:rPr>
+        <w:t xml:space="preserve"> thuộc tính dẫn xuất</w:t>
+      </w:r>
+    </w:p>
+    <w:p>
+      <w:pPr>
+        <w:pStyle w:val="ListParagraph"/>
+        <w:numPr>
+          <w:ilvl w:val="1"/>
+          <w:numId w:val="7"/>
+        </w:numPr>
+        <w:autoSpaceDE/>
+        <w:autoSpaceDN/>
+        <w:rPr>
+          <w:rFonts w:cs="Times New Roman"/>
+        </w:rPr>
+      </w:pPr>
+      <w:r>
+        <w:rPr>
+          <w:rFonts w:cs="Times New Roman"/>
+        </w:rPr>
+        <w:t xml:space="preserve">Bảng tblDiscount: nhà cung cấp </w:t>
+      </w:r>
+      <w:r>
+        <w:rPr>
+          <w:rFonts w:cs="Times New Roman"/>
+        </w:rPr>
+        <w:sym w:font="Wingdings" w:char="F0E0"/>
+      </w:r>
+      <w:r>
+        <w:rPr>
+          <w:rFonts w:cs="Times New Roman"/>
+        </w:rPr>
+        <w:t xml:space="preserve"> thuộc tính trùng lặp</w:t>
+      </w:r>
+    </w:p>
+    <w:p>
+      <w:pPr>
+        <w:pStyle w:val="ListParagraph"/>
+        <w:numPr>
+          <w:ilvl w:val="1"/>
+          <w:numId w:val="7"/>
+        </w:numPr>
+        <w:autoSpaceDE/>
+        <w:autoSpaceDN/>
+        <w:rPr>
+          <w:rFonts w:cs="Times New Roman"/>
+        </w:rPr>
+      </w:pPr>
+      <w:r>
+        <w:rPr>
+          <w:rFonts w:cs="Times New Roman"/>
+        </w:rPr>
+        <w:t xml:space="preserve">Bảng tblReceiptProduct: thành tiền </w:t>
+      </w:r>
+      <w:r>
+        <w:rPr>
+          <w:rFonts w:cs="Times New Roman"/>
+        </w:rPr>
+        <w:sym w:font="Wingdings" w:char="F0E0"/>
+      </w:r>
+      <w:r>
+        <w:rPr>
+          <w:rFonts w:cs="Times New Roman"/>
+        </w:rPr>
+        <w:t xml:space="preserve"> thuộc tính dẫn xuất</w:t>
+      </w:r>
+    </w:p>
+    <w:p>
+      <w:pPr>
+        <w:pStyle w:val="ListParagraph"/>
+        <w:numPr>
+          <w:ilvl w:val="1"/>
+          <w:numId w:val="7"/>
+        </w:numPr>
+        <w:autoSpaceDE/>
+        <w:autoSpaceDN/>
+        <w:rPr>
+          <w:rFonts w:cs="Times New Roman"/>
+        </w:rPr>
+      </w:pPr>
+      <w:r>
+        <w:rPr>
+          <w:rFonts w:cs="Times New Roman"/>
+        </w:rPr>
+        <w:t xml:space="preserve">Bảng tblProductDiscount: sản phẩm áp dụng </w:t>
+      </w:r>
+      <w:r>
+        <w:rPr>
+          <w:rFonts w:cs="Times New Roman"/>
+        </w:rPr>
+        <w:sym w:font="Wingdings" w:char="F0E0"/>
+      </w:r>
+      <w:r>
+        <w:rPr>
+          <w:rFonts w:cs="Times New Roman"/>
+        </w:rPr>
+        <w:t xml:space="preserve"> thuộc tính trùng lặp</w:t>
+      </w:r>
+    </w:p>
+    <w:p>
+      <w:pPr>
+        <w:pStyle w:val="ListParagraph"/>
+        <w:numPr>
+          <w:ilvl w:val="1"/>
+          <w:numId w:val="7"/>
+        </w:numPr>
+        <w:autoSpaceDE/>
+        <w:autoSpaceDN/>
+        <w:rPr>
+          <w:rFonts w:cs="Times New Roman"/>
+        </w:rPr>
+      </w:pPr>
+      <w:r>
+        <w:rPr>
+          <w:rFonts w:cs="Times New Roman"/>
+        </w:rPr>
+        <w:t xml:space="preserve">Bảng tblProviderStat: loại bỏ các thuộc tính thống kê </w:t>
+      </w:r>
+      <w:r>
+        <w:rPr>
+          <w:rFonts w:cs="Times New Roman"/>
+        </w:rPr>
+        <w:sym w:font="Wingdings" w:char="F0E0"/>
+      </w:r>
+      <w:r>
+        <w:rPr>
+          <w:rFonts w:cs="Times New Roman"/>
+        </w:rPr>
+        <w:t xml:space="preserve"> loại bỏ bảng</w:t>
+      </w:r>
+    </w:p>
+    <w:p>
+      <w:pPr>
+        <w:autoSpaceDE/>
+        <w:autoSpaceDN/>
+        <w:spacing w:line="240" w:lineRule="auto"/>
+        <w:rPr>
+          <w:rFonts w:cs="Times New Roman"/>
+        </w:rPr>
+      </w:pPr>
+      <w:r>
+        <w:rPr>
+          <w:rFonts w:cs="Times New Roman"/>
+        </w:rPr>
+        <w:br w:type="page"/>
+      </w:r>
+    </w:p>
+    <w:p>
+      <w:pPr>
+        <w:autoSpaceDE/>
+        <w:autoSpaceDN/>
+        <w:rPr>
+          <w:rFonts w:cs="Times New Roman"/>
+        </w:rPr>
+        <w:sectPr>
+          <w:pgSz w:w="12240" w:h="15840"/>
+          <w:pgMar w:top="1440" w:right="1440" w:bottom="1440" w:left="1440" w:header="720" w:footer="720" w:gutter="0"/>
+          <w:cols w:space="720"/>
+          <w:titlePg/>
+          <w:docGrid w:linePitch="381"/>
+        </w:sectPr>
+      </w:pPr>
+    </w:p>
+    <w:p>
+      <w:pPr>
+        <w:autoSpaceDE/>
+        <w:autoSpaceDN/>
+        <w:rPr>
+          <w:rFonts w:cs="Times New Roman"/>
+        </w:rPr>
+      </w:pPr>
+      <w:r>
+        <w:rPr>
+          <w:rFonts w:cs="Times New Roman"/>
+          <w:noProof/>
+        </w:rPr>
+        <w:lastRenderedPageBreak/>
+        <w:drawing>
+          <wp:inline distT="0" distB="0" distL="0" distR="0" wp14:anchorId="6B76C1CE" wp14:editId="7CFE64A9">
+            <wp:extent cx="8229600" cy="4265295"/>
+            <wp:effectExtent l="0" t="0" r="0" b="1905"/>
+            <wp:docPr id="935919852" name="Picture 5"/>
+            <wp:cNvGraphicFramePr>
+              <a:graphicFrameLocks xmlns:a="http://schemas.openxmlformats.org/drawingml/2006/main" noChangeAspect="1"/>
+            </wp:cNvGraphicFramePr>
+            <a:graphic xmlns:a="http://schemas.openxmlformats.org/drawingml/2006/main">
+              <a:graphicData uri="http://schemas.openxmlformats.org/drawingml/2006/picture">
+                <pic:pic xmlns:pic="http://schemas.openxmlformats.org/drawingml/2006/picture">
+                  <pic:nvPicPr>
+                    <pic:cNvPr id="935919852" name="Picture 935919852"/>
+                    <pic:cNvPicPr/>
+                  </pic:nvPicPr>
+                  <pic:blipFill>
+                    <a:blip r:embed="rId37">
+                      <a:extLst>
+                        <a:ext uri="{28A0092B-C50C-407E-A947-70E740481C1C}">
+                          <a14:useLocalDpi xmlns:a14="http://schemas.microsoft.com/office/drawing/2010/main" val="0"/>
+                        </a:ext>
+                      </a:extLst>
+                    </a:blip>
+                    <a:stretch>
+                      <a:fillRect/>
+                    </a:stretch>
+                  </pic:blipFill>
+                  <pic:spPr>
+                    <a:xfrm>
+                      <a:off x="0" y="0"/>
+                      <a:ext cx="8229600" cy="4265295"/>
+                    </a:xfrm>
+                    <a:prstGeom prst="rect">
+                      <a:avLst/>
+                    </a:prstGeom>
+                  </pic:spPr>
+                </pic:pic>
+              </a:graphicData>
+            </a:graphic>
+          </wp:inline>
+        </w:drawing>
+      </w:r>
+    </w:p>
+    <w:p>
+      <w:pPr>
+        <w:autoSpaceDE/>
+        <w:autoSpaceDN/>
+        <w:spacing w:line="240" w:lineRule="auto"/>
+        <w:rPr>
+          <w:rFonts w:cs="Times New Roman"/>
+        </w:rPr>
+      </w:pPr>
+      <w:r>
+        <w:rPr>
+          <w:rFonts w:cs="Times New Roman"/>
+        </w:rPr>
+        <w:br w:type="page"/>
+      </w:r>
+    </w:p>
+    <w:p>
+      <w:pPr>
+        <w:autoSpaceDE/>
+        <w:autoSpaceDN/>
+        <w:rPr>
+          <w:rFonts w:cs="Times New Roman"/>
+        </w:rPr>
+        <w:sectPr>
+          <w:pgSz w:w="15840" w:h="12240" w:orient="landscape"/>
+          <w:pgMar w:top="1440" w:right="1440" w:bottom="1440" w:left="1440" w:header="720" w:footer="720" w:gutter="0"/>
+          <w:cols w:space="720"/>
+          <w:titlePg/>
+          <w:docGrid w:linePitch="381"/>
+        </w:sectPr>
+      </w:pPr>
+    </w:p>
+    <w:p>
+      <w:pPr>
+        <w:autoSpaceDE/>
+        <w:autoSpaceDN/>
+        <w:rPr>
+          <w:rFonts w:cs="Times New Roman"/>
+        </w:rPr>
+      </w:pPr>
+    </w:p>
     <w:sectPr>
-      <w:pgSz w:w="15840" w:h="12240" w:orient="landscape"/>
+      <w:pgSz w:w="12240" w:h="15840"/>
       <w:pgMar w:top="1440" w:right="1440" w:bottom="1440" w:left="1440" w:header="720" w:footer="720" w:gutter="0"/>
       <w:cols w:space="720"/>
       <w:titlePg/>
@@ -26992,13 +31091,12 @@
     </w:lvl>
   </w:abstractNum>
   <w:abstractNum w:abstractNumId="8" w15:restartNumberingAfterBreak="0">
-    <w:nsid w:val="5EFF153B"/>
+    <w:nsid w:val="5C2B2424"/>
     <w:multiLevelType w:val="hybridMultilevel"/>
-    <w:tmpl w:val="2CA4FAA0"/>
-    <w:lvl w:ilvl="0" w:tplc="0409000F">
-      <w:start w:val="1"/>
+    <w:tmpl w:val="2CF88EBA"/>
+    <w:lvl w:ilvl="0" w:tplc="45B8F352">
       <w:numFmt w:val="decimal"/>
-      <w:lvlText w:val="%1."/>
+      <w:lvlText w:val="%1-"/>
       <w:lvlJc w:val="left"/>
       <w:pPr>
         <w:ind w:left="720" w:hanging="360"/>
@@ -27081,12 +31179,12 @@
     </w:lvl>
   </w:abstractNum>
   <w:abstractNum w:abstractNumId="9" w15:restartNumberingAfterBreak="0">
-    <w:nsid w:val="6FCD4D80"/>
+    <w:nsid w:val="5EFF153B"/>
     <w:multiLevelType w:val="hybridMultilevel"/>
-    <w:tmpl w:val="A45A9F78"/>
-    <w:lvl w:ilvl="0" w:tplc="04090019">
+    <w:tmpl w:val="2CA4FAA0"/>
+    <w:lvl w:ilvl="0" w:tplc="0409000F">
       <w:start w:val="1"/>
-      <w:numFmt w:val="lowerLetter"/>
+      <w:numFmt w:val="decimal"/>
       <w:lvlText w:val="%1."/>
       <w:lvlJc w:val="left"/>
       <w:pPr>
@@ -27170,12 +31268,12 @@
     </w:lvl>
   </w:abstractNum>
   <w:abstractNum w:abstractNumId="10" w15:restartNumberingAfterBreak="0">
-    <w:nsid w:val="755B0685"/>
+    <w:nsid w:val="6FCD4D80"/>
     <w:multiLevelType w:val="hybridMultilevel"/>
-    <w:tmpl w:val="DA268222"/>
-    <w:lvl w:ilvl="0" w:tplc="0409000F">
+    <w:tmpl w:val="A45A9F78"/>
+    <w:lvl w:ilvl="0" w:tplc="04090019">
       <w:start w:val="1"/>
-      <w:numFmt w:val="decimal"/>
+      <w:numFmt w:val="lowerLetter"/>
       <w:lvlText w:val="%1."/>
       <w:lvlJc w:val="left"/>
       <w:pPr>
@@ -27259,6 +31357,95 @@
     </w:lvl>
   </w:abstractNum>
   <w:abstractNum w:abstractNumId="11" w15:restartNumberingAfterBreak="0">
+    <w:nsid w:val="755B0685"/>
+    <w:multiLevelType w:val="hybridMultilevel"/>
+    <w:tmpl w:val="DA268222"/>
+    <w:lvl w:ilvl="0" w:tplc="0409000F">
+      <w:start w:val="1"/>
+      <w:numFmt w:val="decimal"/>
+      <w:lvlText w:val="%1."/>
+      <w:lvlJc w:val="left"/>
+      <w:pPr>
+        <w:ind w:left="720" w:hanging="360"/>
+      </w:pPr>
+      <w:rPr>
+        <w:rFonts w:hint="default"/>
+      </w:rPr>
+    </w:lvl>
+    <w:lvl w:ilvl="1" w:tplc="04090019" w:tentative="1">
+      <w:start w:val="1"/>
+      <w:numFmt w:val="lowerLetter"/>
+      <w:lvlText w:val="%2."/>
+      <w:lvlJc w:val="left"/>
+      <w:pPr>
+        <w:ind w:left="1440" w:hanging="360"/>
+      </w:pPr>
+    </w:lvl>
+    <w:lvl w:ilvl="2" w:tplc="0409001B" w:tentative="1">
+      <w:start w:val="1"/>
+      <w:numFmt w:val="lowerRoman"/>
+      <w:lvlText w:val="%3."/>
+      <w:lvlJc w:val="right"/>
+      <w:pPr>
+        <w:ind w:left="2160" w:hanging="180"/>
+      </w:pPr>
+    </w:lvl>
+    <w:lvl w:ilvl="3" w:tplc="0409000F" w:tentative="1">
+      <w:start w:val="1"/>
+      <w:numFmt w:val="decimal"/>
+      <w:lvlText w:val="%4."/>
+      <w:lvlJc w:val="left"/>
+      <w:pPr>
+        <w:ind w:left="2880" w:hanging="360"/>
+      </w:pPr>
+    </w:lvl>
+    <w:lvl w:ilvl="4" w:tplc="04090019" w:tentative="1">
+      <w:start w:val="1"/>
+      <w:numFmt w:val="lowerLetter"/>
+      <w:lvlText w:val="%5."/>
+      <w:lvlJc w:val="left"/>
+      <w:pPr>
+        <w:ind w:left="3600" w:hanging="360"/>
+      </w:pPr>
+    </w:lvl>
+    <w:lvl w:ilvl="5" w:tplc="0409001B" w:tentative="1">
+      <w:start w:val="1"/>
+      <w:numFmt w:val="lowerRoman"/>
+      <w:lvlText w:val="%6."/>
+      <w:lvlJc w:val="right"/>
+      <w:pPr>
+        <w:ind w:left="4320" w:hanging="180"/>
+      </w:pPr>
+    </w:lvl>
+    <w:lvl w:ilvl="6" w:tplc="0409000F" w:tentative="1">
+      <w:start w:val="1"/>
+      <w:numFmt w:val="decimal"/>
+      <w:lvlText w:val="%7."/>
+      <w:lvlJc w:val="left"/>
+      <w:pPr>
+        <w:ind w:left="5040" w:hanging="360"/>
+      </w:pPr>
+    </w:lvl>
+    <w:lvl w:ilvl="7" w:tplc="04090019" w:tentative="1">
+      <w:start w:val="1"/>
+      <w:numFmt w:val="lowerLetter"/>
+      <w:lvlText w:val="%8."/>
+      <w:lvlJc w:val="left"/>
+      <w:pPr>
+        <w:ind w:left="5760" w:hanging="360"/>
+      </w:pPr>
+    </w:lvl>
+    <w:lvl w:ilvl="8" w:tplc="0409001B" w:tentative="1">
+      <w:start w:val="1"/>
+      <w:numFmt w:val="lowerRoman"/>
+      <w:lvlText w:val="%9."/>
+      <w:lvlJc w:val="right"/>
+      <w:pPr>
+        <w:ind w:left="6480" w:hanging="180"/>
+      </w:pPr>
+    </w:lvl>
+  </w:abstractNum>
+  <w:abstractNum w:abstractNumId="12" w15:restartNumberingAfterBreak="0">
     <w:nsid w:val="7CBE5AD3"/>
     <w:multiLevelType w:val="multilevel"/>
     <w:tmpl w:val="7CBE5AD3"/>
@@ -27354,7 +31541,7 @@
     <w:abstractNumId w:val="4"/>
   </w:num>
   <w:num w:numId="3" w16cid:durableId="50928873">
-    <w:abstractNumId w:val="11"/>
+    <w:abstractNumId w:val="12"/>
   </w:num>
   <w:num w:numId="4" w16cid:durableId="2137523996">
     <w:abstractNumId w:val="6"/>
@@ -27369,19 +31556,22 @@
     <w:abstractNumId w:val="5"/>
   </w:num>
   <w:num w:numId="8" w16cid:durableId="1184006047">
-    <w:abstractNumId w:val="9"/>
+    <w:abstractNumId w:val="10"/>
   </w:num>
   <w:num w:numId="9" w16cid:durableId="386878085">
     <w:abstractNumId w:val="3"/>
   </w:num>
   <w:num w:numId="10" w16cid:durableId="491994742">
-    <w:abstractNumId w:val="10"/>
+    <w:abstractNumId w:val="11"/>
   </w:num>
   <w:num w:numId="11" w16cid:durableId="983043486">
-    <w:abstractNumId w:val="8"/>
+    <w:abstractNumId w:val="9"/>
   </w:num>
   <w:num w:numId="12" w16cid:durableId="815151197">
     <w:abstractNumId w:val="7"/>
+  </w:num>
+  <w:num w:numId="13" w16cid:durableId="2011980797">
+    <w:abstractNumId w:val="8"/>
   </w:num>
 </w:numbering>
 </file>

--- a/20251/Phân tích thiết kế HTTT/B22DCDT294 - Nguyễn Hoàng Tùng - .docx
+++ b/20251/Phân tích thiết kế HTTT/B22DCDT294 - Nguyễn Hoàng Tùng - .docx
@@ -17033,10 +17033,10 @@
           <w:noProof/>
         </w:rPr>
         <w:drawing>
-          <wp:inline distT="0" distB="0" distL="0" distR="0" wp14:anchorId="797E8023" wp14:editId="63B3E04E">
+          <wp:inline distT="0" distB="0" distL="0" distR="0" wp14:anchorId="52D8E403" wp14:editId="10B1842D">
             <wp:extent cx="7686675" cy="5257800"/>
             <wp:effectExtent l="0" t="0" r="9525" b="0"/>
-            <wp:docPr id="1653212138" name="Picture 2"/>
+            <wp:docPr id="475182894" name="Picture 1"/>
             <wp:cNvGraphicFramePr>
               <a:graphicFrameLocks xmlns:a="http://schemas.openxmlformats.org/drawingml/2006/main" noChangeAspect="1"/>
             </wp:cNvGraphicFramePr>
@@ -17044,7 +17044,7 @@
               <a:graphicData uri="http://schemas.openxmlformats.org/drawingml/2006/picture">
                 <pic:pic xmlns:pic="http://schemas.openxmlformats.org/drawingml/2006/picture">
                   <pic:nvPicPr>
-                    <pic:cNvPr id="1653212138" name="Picture 1653212138"/>
+                    <pic:cNvPr id="475182894" name="Picture 475182894"/>
                     <pic:cNvPicPr/>
                   </pic:nvPicPr>
                   <pic:blipFill>
@@ -20620,7 +20620,7 @@
         <w:rPr>
           <w:rFonts w:cs="Times New Roman"/>
         </w:rPr>
-        <w:t xml:space="preserve">Nhân viên điền thông tin và nhấn lưu </w:t>
+        <w:t xml:space="preserve">Thông tin hợp lệ </w:t>
       </w:r>
       <w:r>
         <w:rPr>
@@ -20632,7 +20632,7 @@
         <w:rPr>
           <w:rFonts w:cs="Times New Roman"/>
         </w:rPr>
-        <w:t xml:space="preserve"> hệ thống cần kiểm tra email và số điện thoại </w:t>
+        <w:t xml:space="preserve"> hệ thống cần lưu nhà cung cấp mới </w:t>
       </w:r>
       <w:r>
         <w:rPr>
@@ -20664,7 +20664,7 @@
         <w:rPr>
           <w:rFonts w:cs="Times New Roman"/>
         </w:rPr>
-        <w:t>Tên hàm: kiemTraEmailSoDT()</w:t>
+        <w:t>Tên hàm: luuNhaCungCap()</w:t>
       </w:r>
     </w:p>
     <w:p>
@@ -20684,7 +20684,7 @@
         <w:rPr>
           <w:rFonts w:cs="Times New Roman"/>
         </w:rPr>
-        <w:t>Input: email, số điện thoại (NhaCungCap)</w:t>
+        <w:t>Input: thông tin nhà cung cấp (NhaCungCap)</w:t>
       </w:r>
     </w:p>
     <w:p>
@@ -20744,7 +20744,7 @@
         <w:rPr>
           <w:rFonts w:cs="Times New Roman"/>
         </w:rPr>
-        <w:t xml:space="preserve">Thông tin hợp lệ </w:t>
+        <w:t xml:space="preserve">Nhân viên chọn một nhà cung cấp trong danh sách </w:t>
       </w:r>
       <w:r>
         <w:rPr>
@@ -20756,7 +20756,7 @@
         <w:rPr>
           <w:rFonts w:cs="Times New Roman"/>
         </w:rPr>
-        <w:t xml:space="preserve"> hệ thống cần lưu nhà cung cấp mới </w:t>
+        <w:t xml:space="preserve"> hệ thống cần lấy danh sách trang phục của nhà cung cấp đó để hiển thị lên giao diện thêm phiếu nhập mới </w:t>
       </w:r>
       <w:r>
         <w:rPr>
@@ -20788,7 +20788,7 @@
         <w:rPr>
           <w:rFonts w:cs="Times New Roman"/>
         </w:rPr>
-        <w:t>Tên hàm: luuNhaCungCap()</w:t>
+        <w:t>Tên hàm: layDSTrangPhuc()</w:t>
       </w:r>
     </w:p>
     <w:p>
@@ -20808,7 +20808,7 @@
         <w:rPr>
           <w:rFonts w:cs="Times New Roman"/>
         </w:rPr>
-        <w:t>Input: thông tin nhà cung cấp (NhaCungCap)</w:t>
+        <w:t>Input: tên nhà cung cấp (NhaCungCap)</w:t>
       </w:r>
     </w:p>
     <w:p>
@@ -20828,7 +20828,7 @@
         <w:rPr>
           <w:rFonts w:cs="Times New Roman"/>
         </w:rPr>
-        <w:t>Output: boolean</w:t>
+        <w:t>Output: danh sách trang phục (TrangPhuc)</w:t>
       </w:r>
     </w:p>
     <w:p>
@@ -20848,7 +20848,7 @@
         <w:rPr>
           <w:rFonts w:cs="Times New Roman"/>
         </w:rPr>
-        <w:t>Lớp chủ thể: NhaCungCap</w:t>
+        <w:t>Lớp chủ thể: TrangPhuc</w:t>
       </w:r>
     </w:p>
     <w:p>
@@ -20868,7 +20868,7 @@
         <w:rPr>
           <w:rFonts w:cs="Times New Roman"/>
         </w:rPr>
-        <w:t xml:space="preserve">Nhân viên chọn một nhà cung cấp trong danh sách </w:t>
+        <w:t xml:space="preserve">Nhân viên chọn thêm mặt hàng chưa có trong danh sách </w:t>
       </w:r>
       <w:r>
         <w:rPr>
@@ -20880,7 +20880,7 @@
         <w:rPr>
           <w:rFonts w:cs="Times New Roman"/>
         </w:rPr>
-        <w:t xml:space="preserve"> hệ thống cần lấy danh sách trang phục của nhà cung cấp đó để hiển thị lên giao diện thêm phiếu nhập mới </w:t>
+        <w:t xml:space="preserve"> giao diện thêm mặt hàng mới chưa có trong danh sách dược hiển thị </w:t>
       </w:r>
       <w:r>
         <w:rPr>
@@ -20892,6 +20892,229 @@
         <w:rPr>
           <w:rFonts w:cs="Times New Roman"/>
         </w:rPr>
+        <w:t xml:space="preserve"> </w:t>
+      </w:r>
+      <w:r>
+        <w:rPr>
+          <w:rFonts w:cs="Times New Roman"/>
+        </w:rPr>
+        <w:t>cần một lớp.</w:t>
+      </w:r>
+    </w:p>
+    <w:p>
+      <w:pPr>
+        <w:pStyle w:val="ListParagraph"/>
+        <w:numPr>
+          <w:ilvl w:val="1"/>
+          <w:numId w:val="7"/>
+        </w:numPr>
+        <w:autoSpaceDE/>
+        <w:autoSpaceDN/>
+        <w:rPr>
+          <w:rFonts w:cs="Times New Roman"/>
+        </w:rPr>
+      </w:pPr>
+      <w:r>
+        <w:rPr>
+          <w:rFonts w:cs="Times New Roman"/>
+        </w:rPr>
+        <w:t>Tên lớp: GDThemMatHang</w:t>
+      </w:r>
+      <w:r>
+        <w:rPr>
+          <w:rFonts w:cs="Times New Roman"/>
+        </w:rPr>
+        <w:t>Moi</w:t>
+      </w:r>
+    </w:p>
+    <w:p>
+      <w:pPr>
+        <w:pStyle w:val="ListParagraph"/>
+        <w:numPr>
+          <w:ilvl w:val="1"/>
+          <w:numId w:val="7"/>
+        </w:numPr>
+        <w:autoSpaceDE/>
+        <w:autoSpaceDN/>
+        <w:rPr>
+          <w:rFonts w:cs="Times New Roman"/>
+        </w:rPr>
+      </w:pPr>
+      <w:r>
+        <w:rPr>
+          <w:rFonts w:cs="Times New Roman"/>
+        </w:rPr>
+        <w:t>Input để nhập tên mặt hàng: inTenMatHang</w:t>
+      </w:r>
+    </w:p>
+    <w:p>
+      <w:pPr>
+        <w:pStyle w:val="ListParagraph"/>
+        <w:numPr>
+          <w:ilvl w:val="1"/>
+          <w:numId w:val="7"/>
+        </w:numPr>
+        <w:autoSpaceDE/>
+        <w:autoSpaceDN/>
+        <w:rPr>
+          <w:rFonts w:cs="Times New Roman"/>
+        </w:rPr>
+      </w:pPr>
+      <w:r>
+        <w:rPr>
+          <w:rFonts w:cs="Times New Roman"/>
+        </w:rPr>
+        <w:t>Danh sách nhà cung cấp: outsubDSNhaCungCap</w:t>
+      </w:r>
+    </w:p>
+    <w:p>
+      <w:pPr>
+        <w:pStyle w:val="ListParagraph"/>
+        <w:numPr>
+          <w:ilvl w:val="1"/>
+          <w:numId w:val="7"/>
+        </w:numPr>
+        <w:autoSpaceDE/>
+        <w:autoSpaceDN/>
+        <w:rPr>
+          <w:rFonts w:cs="Times New Roman"/>
+        </w:rPr>
+      </w:pPr>
+      <w:r>
+        <w:rPr>
+          <w:rFonts w:cs="Times New Roman"/>
+        </w:rPr>
+        <w:t>Input để nhập kích cỡ: inKichCo</w:t>
+      </w:r>
+    </w:p>
+    <w:p>
+      <w:pPr>
+        <w:pStyle w:val="ListParagraph"/>
+        <w:numPr>
+          <w:ilvl w:val="1"/>
+          <w:numId w:val="7"/>
+        </w:numPr>
+        <w:autoSpaceDE/>
+        <w:autoSpaceDN/>
+        <w:rPr>
+          <w:rFonts w:cs="Times New Roman"/>
+        </w:rPr>
+      </w:pPr>
+      <w:r>
+        <w:rPr>
+          <w:rFonts w:cs="Times New Roman"/>
+        </w:rPr>
+        <w:t>Input để nhập màu sắc: inMauSac</w:t>
+      </w:r>
+    </w:p>
+    <w:p>
+      <w:pPr>
+        <w:pStyle w:val="ListParagraph"/>
+        <w:numPr>
+          <w:ilvl w:val="1"/>
+          <w:numId w:val="7"/>
+        </w:numPr>
+        <w:autoSpaceDE/>
+        <w:autoSpaceDN/>
+        <w:rPr>
+          <w:rFonts w:cs="Times New Roman"/>
+        </w:rPr>
+      </w:pPr>
+      <w:r>
+        <w:rPr>
+          <w:rFonts w:cs="Times New Roman"/>
+        </w:rPr>
+        <w:lastRenderedPageBreak/>
+        <w:t>Input để nhập đơn giá: inDonGia</w:t>
+      </w:r>
+    </w:p>
+    <w:p>
+      <w:pPr>
+        <w:pStyle w:val="ListParagraph"/>
+        <w:numPr>
+          <w:ilvl w:val="1"/>
+          <w:numId w:val="7"/>
+        </w:numPr>
+        <w:autoSpaceDE/>
+        <w:autoSpaceDN/>
+        <w:rPr>
+          <w:rFonts w:cs="Times New Roman"/>
+        </w:rPr>
+      </w:pPr>
+      <w:r>
+        <w:rPr>
+          <w:rFonts w:cs="Times New Roman"/>
+        </w:rPr>
+        <w:t>Submit để lưu: subLuu</w:t>
+      </w:r>
+    </w:p>
+    <w:p>
+      <w:pPr>
+        <w:pStyle w:val="ListParagraph"/>
+        <w:numPr>
+          <w:ilvl w:val="1"/>
+          <w:numId w:val="7"/>
+        </w:numPr>
+        <w:autoSpaceDE/>
+        <w:autoSpaceDN/>
+        <w:rPr>
+          <w:rFonts w:cs="Times New Roman"/>
+        </w:rPr>
+      </w:pPr>
+      <w:r>
+        <w:rPr>
+          <w:rFonts w:cs="Times New Roman"/>
+        </w:rPr>
+        <w:t>Submit</w:t>
+      </w:r>
+      <w:r>
+        <w:rPr>
+          <w:rFonts w:cs="Times New Roman"/>
+        </w:rPr>
+        <w:t xml:space="preserve"> để hủy: subHuy</w:t>
+      </w:r>
+    </w:p>
+    <w:p>
+      <w:pPr>
+        <w:pStyle w:val="ListParagraph"/>
+        <w:numPr>
+          <w:ilvl w:val="0"/>
+          <w:numId w:val="7"/>
+        </w:numPr>
+        <w:autoSpaceDE/>
+        <w:autoSpaceDN/>
+        <w:rPr>
+          <w:rFonts w:cs="Times New Roman"/>
+        </w:rPr>
+      </w:pPr>
+      <w:r>
+        <w:rPr>
+          <w:rFonts w:cs="Times New Roman"/>
+        </w:rPr>
+        <w:t xml:space="preserve">Nhân viên chọn thêm mặt hàng chưa có trong danh sách </w:t>
+      </w:r>
+      <w:r>
+        <w:rPr>
+          <w:rFonts w:cs="Times New Roman"/>
+        </w:rPr>
+        <w:sym w:font="Wingdings" w:char="F0E0"/>
+      </w:r>
+      <w:r>
+        <w:rPr>
+          <w:rFonts w:cs="Times New Roman"/>
+        </w:rPr>
+        <w:t xml:space="preserve"> hệ thống cần lấy danh sách nhà cung cấp để hiển thị lên giao diện thêm mặt hàng mới </w:t>
+      </w:r>
+      <w:r>
+        <w:rPr>
+          <w:rFonts w:cs="Times New Roman"/>
+        </w:rPr>
+        <w:sym w:font="Wingdings" w:char="F0E0"/>
+      </w:r>
+      <w:r>
+        <w:rPr>
+          <w:rFonts w:cs="Times New Roman"/>
+        </w:rPr>
         <w:t xml:space="preserve"> cần một hàm.</w:t>
       </w:r>
     </w:p>
@@ -20912,7 +21135,7 @@
         <w:rPr>
           <w:rFonts w:cs="Times New Roman"/>
         </w:rPr>
-        <w:t>Tên hàm: layDSTrangPhuc()</w:t>
+        <w:t>Tên hàm: layDSNhaCungCap()</w:t>
       </w:r>
     </w:p>
     <w:p>
@@ -20932,7 +21155,7 @@
         <w:rPr>
           <w:rFonts w:cs="Times New Roman"/>
         </w:rPr>
-        <w:t>Input: tên nhà cung cấp (NhaCungCap)</w:t>
+        <w:t>Input: không có</w:t>
       </w:r>
     </w:p>
     <w:p>
@@ -20952,7 +21175,7 @@
         <w:rPr>
           <w:rFonts w:cs="Times New Roman"/>
         </w:rPr>
-        <w:t>Output: danh sách trang phục (TrangPhuc)</w:t>
+        <w:t>Output: danh sách nhà cung cấp (NhaCungCap)</w:t>
       </w:r>
     </w:p>
     <w:p>
@@ -20972,7 +21195,7 @@
         <w:rPr>
           <w:rFonts w:cs="Times New Roman"/>
         </w:rPr>
-        <w:t>Lớp chủ thể: TrangPhuc</w:t>
+        <w:t>Lớp chủ thể: NhaCungCap</w:t>
       </w:r>
     </w:p>
     <w:p>
@@ -20992,8 +21215,7 @@
         <w:rPr>
           <w:rFonts w:cs="Times New Roman"/>
         </w:rPr>
-        <w:lastRenderedPageBreak/>
-        <w:t xml:space="preserve">Nhân viên chọn thêm mặt hàng chưa có trong danh sách </w:t>
+        <w:t xml:space="preserve">Nhân viên điền thông tin + lưu </w:t>
       </w:r>
       <w:r>
         <w:rPr>
@@ -21005,7 +21227,7 @@
         <w:rPr>
           <w:rFonts w:cs="Times New Roman"/>
         </w:rPr>
-        <w:t xml:space="preserve"> giao diện thêm mặt hàng mới chưa có trong danh sách dược hiển thị </w:t>
+        <w:t xml:space="preserve"> hệ thống cần lưu thông tin mặt hàng mới </w:t>
       </w:r>
       <w:r>
         <w:rPr>
@@ -21017,13 +21239,7 @@
         <w:rPr>
           <w:rFonts w:cs="Times New Roman"/>
         </w:rPr>
-        <w:t xml:space="preserve"> </w:t>
-      </w:r>
-      <w:r>
-        <w:rPr>
-          <w:rFonts w:cs="Times New Roman"/>
-        </w:rPr>
-        <w:t>cần một lớp.</w:t>
+        <w:t xml:space="preserve"> cần một hàm.</w:t>
       </w:r>
     </w:p>
     <w:p>
@@ -21043,13 +21259,7 @@
         <w:rPr>
           <w:rFonts w:cs="Times New Roman"/>
         </w:rPr>
-        <w:t>Tên lớp: GDThemMatHang</w:t>
-      </w:r>
-      <w:r>
-        <w:rPr>
-          <w:rFonts w:cs="Times New Roman"/>
-        </w:rPr>
-        <w:t>Moi</w:t>
+        <w:t>Tên hàm: luuMatHang()</w:t>
       </w:r>
     </w:p>
     <w:p>
@@ -21069,7 +21279,7 @@
         <w:rPr>
           <w:rFonts w:cs="Times New Roman"/>
         </w:rPr>
-        <w:t>Input để nhập tên mặt hàng: inTenMatHang</w:t>
+        <w:t>Input: thông tin mặt hàng (MatHang)</w:t>
       </w:r>
     </w:p>
     <w:p>
@@ -21089,217 +21299,7 @@
         <w:rPr>
           <w:rFonts w:cs="Times New Roman"/>
         </w:rPr>
-        <w:t>Danh sách nhà cung cấp: outsubDSNhaCungCap</w:t>
-      </w:r>
-    </w:p>
-    <w:p>
-      <w:pPr>
-        <w:pStyle w:val="ListParagraph"/>
-        <w:numPr>
-          <w:ilvl w:val="1"/>
-          <w:numId w:val="7"/>
-        </w:numPr>
-        <w:autoSpaceDE/>
-        <w:autoSpaceDN/>
-        <w:rPr>
-          <w:rFonts w:cs="Times New Roman"/>
-        </w:rPr>
-      </w:pPr>
-      <w:r>
-        <w:rPr>
-          <w:rFonts w:cs="Times New Roman"/>
-        </w:rPr>
-        <w:t>Input để nhập kích cỡ: inKichCo</w:t>
-      </w:r>
-    </w:p>
-    <w:p>
-      <w:pPr>
-        <w:pStyle w:val="ListParagraph"/>
-        <w:numPr>
-          <w:ilvl w:val="1"/>
-          <w:numId w:val="7"/>
-        </w:numPr>
-        <w:autoSpaceDE/>
-        <w:autoSpaceDN/>
-        <w:rPr>
-          <w:rFonts w:cs="Times New Roman"/>
-        </w:rPr>
-      </w:pPr>
-      <w:r>
-        <w:rPr>
-          <w:rFonts w:cs="Times New Roman"/>
-        </w:rPr>
-        <w:t>Input để nhập màu sắc: inMauSac</w:t>
-      </w:r>
-    </w:p>
-    <w:p>
-      <w:pPr>
-        <w:pStyle w:val="ListParagraph"/>
-        <w:numPr>
-          <w:ilvl w:val="1"/>
-          <w:numId w:val="7"/>
-        </w:numPr>
-        <w:autoSpaceDE/>
-        <w:autoSpaceDN/>
-        <w:rPr>
-          <w:rFonts w:cs="Times New Roman"/>
-        </w:rPr>
-      </w:pPr>
-      <w:r>
-        <w:rPr>
-          <w:rFonts w:cs="Times New Roman"/>
-        </w:rPr>
-        <w:t>Input để nhập đơn giá: inDonGia</w:t>
-      </w:r>
-    </w:p>
-    <w:p>
-      <w:pPr>
-        <w:pStyle w:val="ListParagraph"/>
-        <w:numPr>
-          <w:ilvl w:val="1"/>
-          <w:numId w:val="7"/>
-        </w:numPr>
-        <w:autoSpaceDE/>
-        <w:autoSpaceDN/>
-        <w:rPr>
-          <w:rFonts w:cs="Times New Roman"/>
-        </w:rPr>
-      </w:pPr>
-      <w:r>
-        <w:rPr>
-          <w:rFonts w:cs="Times New Roman"/>
-        </w:rPr>
-        <w:t>Submit để lưu: subLuu</w:t>
-      </w:r>
-    </w:p>
-    <w:p>
-      <w:pPr>
-        <w:pStyle w:val="ListParagraph"/>
-        <w:numPr>
-          <w:ilvl w:val="1"/>
-          <w:numId w:val="7"/>
-        </w:numPr>
-        <w:autoSpaceDE/>
-        <w:autoSpaceDN/>
-        <w:rPr>
-          <w:rFonts w:cs="Times New Roman"/>
-        </w:rPr>
-      </w:pPr>
-      <w:r>
-        <w:rPr>
-          <w:rFonts w:cs="Times New Roman"/>
-        </w:rPr>
-        <w:t>Submit</w:t>
-      </w:r>
-      <w:r>
-        <w:rPr>
-          <w:rFonts w:cs="Times New Roman"/>
-        </w:rPr>
-        <w:t xml:space="preserve"> để hủy: subHuy</w:t>
-      </w:r>
-    </w:p>
-    <w:p>
-      <w:pPr>
-        <w:pStyle w:val="ListParagraph"/>
-        <w:numPr>
-          <w:ilvl w:val="0"/>
-          <w:numId w:val="7"/>
-        </w:numPr>
-        <w:autoSpaceDE/>
-        <w:autoSpaceDN/>
-        <w:rPr>
-          <w:rFonts w:cs="Times New Roman"/>
-        </w:rPr>
-      </w:pPr>
-      <w:r>
-        <w:rPr>
-          <w:rFonts w:cs="Times New Roman"/>
-        </w:rPr>
-        <w:t xml:space="preserve">Nhân viên chọn thêm mặt hàng chưa có trong danh sách </w:t>
-      </w:r>
-      <w:r>
-        <w:rPr>
-          <w:rFonts w:cs="Times New Roman"/>
-        </w:rPr>
-        <w:sym w:font="Wingdings" w:char="F0E0"/>
-      </w:r>
-      <w:r>
-        <w:rPr>
-          <w:rFonts w:cs="Times New Roman"/>
-        </w:rPr>
-        <w:t xml:space="preserve"> hệ thống cần lấy danh sách nhà cung cấp để hiển thị lên giao diện thêm mặt hàng mới </w:t>
-      </w:r>
-      <w:r>
-        <w:rPr>
-          <w:rFonts w:cs="Times New Roman"/>
-        </w:rPr>
-        <w:sym w:font="Wingdings" w:char="F0E0"/>
-      </w:r>
-      <w:r>
-        <w:rPr>
-          <w:rFonts w:cs="Times New Roman"/>
-        </w:rPr>
-        <w:t xml:space="preserve"> cần một hàm.</w:t>
-      </w:r>
-    </w:p>
-    <w:p>
-      <w:pPr>
-        <w:pStyle w:val="ListParagraph"/>
-        <w:numPr>
-          <w:ilvl w:val="1"/>
-          <w:numId w:val="7"/>
-        </w:numPr>
-        <w:autoSpaceDE/>
-        <w:autoSpaceDN/>
-        <w:rPr>
-          <w:rFonts w:cs="Times New Roman"/>
-        </w:rPr>
-      </w:pPr>
-      <w:r>
-        <w:rPr>
-          <w:rFonts w:cs="Times New Roman"/>
-        </w:rPr>
-        <w:t>Tên hàm: layDSNhaCungCap()</w:t>
-      </w:r>
-    </w:p>
-    <w:p>
-      <w:pPr>
-        <w:pStyle w:val="ListParagraph"/>
-        <w:numPr>
-          <w:ilvl w:val="1"/>
-          <w:numId w:val="7"/>
-        </w:numPr>
-        <w:autoSpaceDE/>
-        <w:autoSpaceDN/>
-        <w:rPr>
-          <w:rFonts w:cs="Times New Roman"/>
-        </w:rPr>
-      </w:pPr>
-      <w:r>
-        <w:rPr>
-          <w:rFonts w:cs="Times New Roman"/>
-        </w:rPr>
-        <w:t>Input: không có</w:t>
-      </w:r>
-    </w:p>
-    <w:p>
-      <w:pPr>
-        <w:pStyle w:val="ListParagraph"/>
-        <w:numPr>
-          <w:ilvl w:val="1"/>
-          <w:numId w:val="7"/>
-        </w:numPr>
-        <w:autoSpaceDE/>
-        <w:autoSpaceDN/>
-        <w:rPr>
-          <w:rFonts w:cs="Times New Roman"/>
-        </w:rPr>
-      </w:pPr>
-      <w:r>
-        <w:rPr>
-          <w:rFonts w:cs="Times New Roman"/>
-        </w:rPr>
-        <w:t>Output: danh sách nhà cung cấp (NhaCungCap)</w:t>
+        <w:t>Output: boolean</w:t>
       </w:r>
     </w:p>
     <w:p>
@@ -21319,7 +21319,7 @@
         <w:rPr>
           <w:rFonts w:cs="Times New Roman"/>
         </w:rPr>
-        <w:t>Lớp chủ thể: NhaCungCap</w:t>
+        <w:t>Lớp chủ thể: MatHang</w:t>
       </w:r>
     </w:p>
     <w:p>
@@ -21339,7 +21339,7 @@
         <w:rPr>
           <w:rFonts w:cs="Times New Roman"/>
         </w:rPr>
-        <w:t xml:space="preserve">Nhân viên điền thông tin + lưu </w:t>
+        <w:t xml:space="preserve">Nhân viên chọn thêm mã chiết khấu </w:t>
       </w:r>
       <w:r>
         <w:rPr>
@@ -21351,7 +21351,7 @@
         <w:rPr>
           <w:rFonts w:cs="Times New Roman"/>
         </w:rPr>
-        <w:t xml:space="preserve"> hệ thống cần lưu thông tin mặt hàng mới </w:t>
+        <w:t xml:space="preserve"> giao diện thêm mã chiết khấu được hiển thị </w:t>
       </w:r>
       <w:r>
         <w:rPr>
@@ -21363,6 +21363,191 @@
         <w:rPr>
           <w:rFonts w:cs="Times New Roman"/>
         </w:rPr>
+        <w:t xml:space="preserve"> cần một lớp.</w:t>
+      </w:r>
+    </w:p>
+    <w:p>
+      <w:pPr>
+        <w:pStyle w:val="ListParagraph"/>
+        <w:numPr>
+          <w:ilvl w:val="1"/>
+          <w:numId w:val="7"/>
+        </w:numPr>
+        <w:autoSpaceDE/>
+        <w:autoSpaceDN/>
+        <w:rPr>
+          <w:rFonts w:cs="Times New Roman"/>
+        </w:rPr>
+      </w:pPr>
+      <w:r>
+        <w:rPr>
+          <w:rFonts w:cs="Times New Roman"/>
+        </w:rPr>
+        <w:t>Tên lớp: GDThemMaCK</w:t>
+      </w:r>
+    </w:p>
+    <w:p>
+      <w:pPr>
+        <w:pStyle w:val="ListParagraph"/>
+        <w:numPr>
+          <w:ilvl w:val="1"/>
+          <w:numId w:val="7"/>
+        </w:numPr>
+        <w:autoSpaceDE/>
+        <w:autoSpaceDN/>
+        <w:rPr>
+          <w:rFonts w:cs="Times New Roman"/>
+        </w:rPr>
+      </w:pPr>
+      <w:r>
+        <w:rPr>
+          <w:rFonts w:cs="Times New Roman"/>
+        </w:rPr>
+        <w:t>Input để nhập mã chiết khấu: inMaCK</w:t>
+      </w:r>
+    </w:p>
+    <w:p>
+      <w:pPr>
+        <w:pStyle w:val="ListParagraph"/>
+        <w:numPr>
+          <w:ilvl w:val="1"/>
+          <w:numId w:val="7"/>
+        </w:numPr>
+        <w:autoSpaceDE/>
+        <w:autoSpaceDN/>
+        <w:rPr>
+          <w:rFonts w:cs="Times New Roman"/>
+        </w:rPr>
+      </w:pPr>
+      <w:r>
+        <w:rPr>
+          <w:rFonts w:cs="Times New Roman"/>
+        </w:rPr>
+        <w:t>Danh sách nhà cung cấp: outsubDSNhaCungCap</w:t>
+      </w:r>
+    </w:p>
+    <w:p>
+      <w:pPr>
+        <w:pStyle w:val="ListParagraph"/>
+        <w:numPr>
+          <w:ilvl w:val="1"/>
+          <w:numId w:val="7"/>
+        </w:numPr>
+        <w:autoSpaceDE/>
+        <w:autoSpaceDN/>
+        <w:rPr>
+          <w:rFonts w:cs="Times New Roman"/>
+        </w:rPr>
+      </w:pPr>
+      <w:r>
+        <w:rPr>
+          <w:rFonts w:cs="Times New Roman"/>
+        </w:rPr>
+        <w:t>Danh sách mặt hàng: outsubDSMatHang</w:t>
+      </w:r>
+    </w:p>
+    <w:p>
+      <w:pPr>
+        <w:pStyle w:val="ListParagraph"/>
+        <w:numPr>
+          <w:ilvl w:val="1"/>
+          <w:numId w:val="7"/>
+        </w:numPr>
+        <w:autoSpaceDE/>
+        <w:autoSpaceDN/>
+        <w:rPr>
+          <w:rFonts w:cs="Times New Roman"/>
+        </w:rPr>
+      </w:pPr>
+      <w:r>
+        <w:rPr>
+          <w:rFonts w:cs="Times New Roman"/>
+        </w:rPr>
+        <w:t>Input để nhập số tiền chiết khấu: inSoTienCK</w:t>
+      </w:r>
+    </w:p>
+    <w:p>
+      <w:pPr>
+        <w:pStyle w:val="ListParagraph"/>
+        <w:numPr>
+          <w:ilvl w:val="1"/>
+          <w:numId w:val="7"/>
+        </w:numPr>
+        <w:autoSpaceDE/>
+        <w:autoSpaceDN/>
+        <w:rPr>
+          <w:rFonts w:cs="Times New Roman"/>
+        </w:rPr>
+      </w:pPr>
+      <w:r>
+        <w:rPr>
+          <w:rFonts w:cs="Times New Roman"/>
+        </w:rPr>
+        <w:t>Submit để lưu: subLuu</w:t>
+      </w:r>
+    </w:p>
+    <w:p>
+      <w:pPr>
+        <w:pStyle w:val="ListParagraph"/>
+        <w:numPr>
+          <w:ilvl w:val="1"/>
+          <w:numId w:val="7"/>
+        </w:numPr>
+        <w:autoSpaceDE/>
+        <w:autoSpaceDN/>
+        <w:rPr>
+          <w:rFonts w:cs="Times New Roman"/>
+        </w:rPr>
+      </w:pPr>
+      <w:r>
+        <w:rPr>
+          <w:rFonts w:cs="Times New Roman"/>
+        </w:rPr>
+        <w:t>Submit để hủy: subHuy</w:t>
+      </w:r>
+    </w:p>
+    <w:p>
+      <w:pPr>
+        <w:pStyle w:val="ListParagraph"/>
+        <w:numPr>
+          <w:ilvl w:val="0"/>
+          <w:numId w:val="7"/>
+        </w:numPr>
+        <w:autoSpaceDE/>
+        <w:autoSpaceDN/>
+        <w:rPr>
+          <w:rFonts w:cs="Times New Roman"/>
+        </w:rPr>
+      </w:pPr>
+      <w:r>
+        <w:rPr>
+          <w:rFonts w:cs="Times New Roman"/>
+        </w:rPr>
+        <w:lastRenderedPageBreak/>
+        <w:t xml:space="preserve">Nhân viên chọn thêm mã chiết khấu </w:t>
+      </w:r>
+      <w:r>
+        <w:rPr>
+          <w:rFonts w:cs="Times New Roman"/>
+        </w:rPr>
+        <w:sym w:font="Wingdings" w:char="F0E0"/>
+      </w:r>
+      <w:r>
+        <w:rPr>
+          <w:rFonts w:cs="Times New Roman"/>
+        </w:rPr>
+        <w:t xml:space="preserve"> hệ thống cần lấy danh sách nhà cung cấp để hiển thị lên giao diện thêm mã chiết khấu </w:t>
+      </w:r>
+      <w:r>
+        <w:rPr>
+          <w:rFonts w:cs="Times New Roman"/>
+        </w:rPr>
+        <w:sym w:font="Wingdings" w:char="F0E0"/>
+      </w:r>
+      <w:r>
+        <w:rPr>
+          <w:rFonts w:cs="Times New Roman"/>
+        </w:rPr>
         <w:t xml:space="preserve"> cần một hàm.</w:t>
       </w:r>
     </w:p>
@@ -21383,7 +21568,7 @@
         <w:rPr>
           <w:rFonts w:cs="Times New Roman"/>
         </w:rPr>
-        <w:t>Tên hàm: luuMatHang()</w:t>
+        <w:t>Tên hàm: layDSNhaCungCap()</w:t>
       </w:r>
     </w:p>
     <w:p>
@@ -21403,7 +21588,7 @@
         <w:rPr>
           <w:rFonts w:cs="Times New Roman"/>
         </w:rPr>
-        <w:t>Input: thông tin mặt hàng (MatHang)</w:t>
+        <w:t>Input: không có</w:t>
       </w:r>
     </w:p>
     <w:p>
@@ -21423,7 +21608,7 @@
         <w:rPr>
           <w:rFonts w:cs="Times New Roman"/>
         </w:rPr>
-        <w:t>Output: boolean</w:t>
+        <w:t>Output: danh sách nhà cung cấp (NhaCungCap)</w:t>
       </w:r>
     </w:p>
     <w:p>
@@ -21443,7 +21628,7 @@
         <w:rPr>
           <w:rFonts w:cs="Times New Roman"/>
         </w:rPr>
-        <w:t>Lớp chủ thể: MatHang</w:t>
+        <w:t>Lớp chủ thể: NhaCungCap</w:t>
       </w:r>
     </w:p>
     <w:p>
@@ -21463,7 +21648,7 @@
         <w:rPr>
           <w:rFonts w:cs="Times New Roman"/>
         </w:rPr>
-        <w:t xml:space="preserve">Nhân viên chọn thêm mã chiết khấu </w:t>
+        <w:t xml:space="preserve">Nhân viên chọn một nhà cung cấp trong danh sách </w:t>
       </w:r>
       <w:r>
         <w:rPr>
@@ -21475,7 +21660,7 @@
         <w:rPr>
           <w:rFonts w:cs="Times New Roman"/>
         </w:rPr>
-        <w:t xml:space="preserve"> giao diện thêm mã chiết khấu được hiển thị </w:t>
+        <w:t xml:space="preserve"> hệ thống cần lấy danh sách trang phục của nhà cung cấp đó để hiển thị lên giao diện thêm phiếu nhập mới </w:t>
       </w:r>
       <w:r>
         <w:rPr>
@@ -21487,7 +21672,7 @@
         <w:rPr>
           <w:rFonts w:cs="Times New Roman"/>
         </w:rPr>
-        <w:t xml:space="preserve"> cần một lớp.</w:t>
+        <w:t xml:space="preserve"> cần một hàm.</w:t>
       </w:r>
     </w:p>
     <w:p>
@@ -21507,8 +21692,7 @@
         <w:rPr>
           <w:rFonts w:cs="Times New Roman"/>
         </w:rPr>
-        <w:lastRenderedPageBreak/>
-        <w:t>Tên lớp: GDThemMaCK</w:t>
+        <w:t>Tên hàm: layDSTrangPhuc()</w:t>
       </w:r>
     </w:p>
     <w:p>
@@ -21528,7 +21712,7 @@
         <w:rPr>
           <w:rFonts w:cs="Times New Roman"/>
         </w:rPr>
-        <w:t>Input để nhập mã chiết khấu: inMaCK</w:t>
+        <w:t>Input: tên nhà cung cấp (NhaCungCap)</w:t>
       </w:r>
     </w:p>
     <w:p>
@@ -21548,191 +21732,7 @@
         <w:rPr>
           <w:rFonts w:cs="Times New Roman"/>
         </w:rPr>
-        <w:t>Danh sách nhà cung cấp: outsubDSNhaCungCap</w:t>
-      </w:r>
-    </w:p>
-    <w:p>
-      <w:pPr>
-        <w:pStyle w:val="ListParagraph"/>
-        <w:numPr>
-          <w:ilvl w:val="1"/>
-          <w:numId w:val="7"/>
-        </w:numPr>
-        <w:autoSpaceDE/>
-        <w:autoSpaceDN/>
-        <w:rPr>
-          <w:rFonts w:cs="Times New Roman"/>
-        </w:rPr>
-      </w:pPr>
-      <w:r>
-        <w:rPr>
-          <w:rFonts w:cs="Times New Roman"/>
-        </w:rPr>
-        <w:t>Danh sách mặt hàng: outsubDSMatHang</w:t>
-      </w:r>
-    </w:p>
-    <w:p>
-      <w:pPr>
-        <w:pStyle w:val="ListParagraph"/>
-        <w:numPr>
-          <w:ilvl w:val="1"/>
-          <w:numId w:val="7"/>
-        </w:numPr>
-        <w:autoSpaceDE/>
-        <w:autoSpaceDN/>
-        <w:rPr>
-          <w:rFonts w:cs="Times New Roman"/>
-        </w:rPr>
-      </w:pPr>
-      <w:r>
-        <w:rPr>
-          <w:rFonts w:cs="Times New Roman"/>
-        </w:rPr>
-        <w:t>Input để nhập số tiền chiết khấu: inSoTienCK</w:t>
-      </w:r>
-    </w:p>
-    <w:p>
-      <w:pPr>
-        <w:pStyle w:val="ListParagraph"/>
-        <w:numPr>
-          <w:ilvl w:val="1"/>
-          <w:numId w:val="7"/>
-        </w:numPr>
-        <w:autoSpaceDE/>
-        <w:autoSpaceDN/>
-        <w:rPr>
-          <w:rFonts w:cs="Times New Roman"/>
-        </w:rPr>
-      </w:pPr>
-      <w:r>
-        <w:rPr>
-          <w:rFonts w:cs="Times New Roman"/>
-        </w:rPr>
-        <w:t>Submit để lưu: subLuu</w:t>
-      </w:r>
-    </w:p>
-    <w:p>
-      <w:pPr>
-        <w:pStyle w:val="ListParagraph"/>
-        <w:numPr>
-          <w:ilvl w:val="1"/>
-          <w:numId w:val="7"/>
-        </w:numPr>
-        <w:autoSpaceDE/>
-        <w:autoSpaceDN/>
-        <w:rPr>
-          <w:rFonts w:cs="Times New Roman"/>
-        </w:rPr>
-      </w:pPr>
-      <w:r>
-        <w:rPr>
-          <w:rFonts w:cs="Times New Roman"/>
-        </w:rPr>
-        <w:t>Submit để hủy: subHuy</w:t>
-      </w:r>
-    </w:p>
-    <w:p>
-      <w:pPr>
-        <w:pStyle w:val="ListParagraph"/>
-        <w:numPr>
-          <w:ilvl w:val="0"/>
-          <w:numId w:val="7"/>
-        </w:numPr>
-        <w:autoSpaceDE/>
-        <w:autoSpaceDN/>
-        <w:rPr>
-          <w:rFonts w:cs="Times New Roman"/>
-        </w:rPr>
-      </w:pPr>
-      <w:r>
-        <w:rPr>
-          <w:rFonts w:cs="Times New Roman"/>
-        </w:rPr>
-        <w:t xml:space="preserve">Nhân viên chọn thêm mã chiết khấu </w:t>
-      </w:r>
-      <w:r>
-        <w:rPr>
-          <w:rFonts w:cs="Times New Roman"/>
-        </w:rPr>
-        <w:sym w:font="Wingdings" w:char="F0E0"/>
-      </w:r>
-      <w:r>
-        <w:rPr>
-          <w:rFonts w:cs="Times New Roman"/>
-        </w:rPr>
-        <w:t xml:space="preserve"> hệ thống cần lấy danh sách nhà cung cấp để hiển thị lên giao diện thêm mã chiết khấu </w:t>
-      </w:r>
-      <w:r>
-        <w:rPr>
-          <w:rFonts w:cs="Times New Roman"/>
-        </w:rPr>
-        <w:sym w:font="Wingdings" w:char="F0E0"/>
-      </w:r>
-      <w:r>
-        <w:rPr>
-          <w:rFonts w:cs="Times New Roman"/>
-        </w:rPr>
-        <w:t xml:space="preserve"> cần một hàm.</w:t>
-      </w:r>
-    </w:p>
-    <w:p>
-      <w:pPr>
-        <w:pStyle w:val="ListParagraph"/>
-        <w:numPr>
-          <w:ilvl w:val="1"/>
-          <w:numId w:val="7"/>
-        </w:numPr>
-        <w:autoSpaceDE/>
-        <w:autoSpaceDN/>
-        <w:rPr>
-          <w:rFonts w:cs="Times New Roman"/>
-        </w:rPr>
-      </w:pPr>
-      <w:r>
-        <w:rPr>
-          <w:rFonts w:cs="Times New Roman"/>
-        </w:rPr>
-        <w:t>Tên hàm: layDSNhaCungCap()</w:t>
-      </w:r>
-    </w:p>
-    <w:p>
-      <w:pPr>
-        <w:pStyle w:val="ListParagraph"/>
-        <w:numPr>
-          <w:ilvl w:val="1"/>
-          <w:numId w:val="7"/>
-        </w:numPr>
-        <w:autoSpaceDE/>
-        <w:autoSpaceDN/>
-        <w:rPr>
-          <w:rFonts w:cs="Times New Roman"/>
-        </w:rPr>
-      </w:pPr>
-      <w:r>
-        <w:rPr>
-          <w:rFonts w:cs="Times New Roman"/>
-        </w:rPr>
-        <w:t>Input: không có</w:t>
-      </w:r>
-    </w:p>
-    <w:p>
-      <w:pPr>
-        <w:pStyle w:val="ListParagraph"/>
-        <w:numPr>
-          <w:ilvl w:val="1"/>
-          <w:numId w:val="7"/>
-        </w:numPr>
-        <w:autoSpaceDE/>
-        <w:autoSpaceDN/>
-        <w:rPr>
-          <w:rFonts w:cs="Times New Roman"/>
-        </w:rPr>
-      </w:pPr>
-      <w:r>
-        <w:rPr>
-          <w:rFonts w:cs="Times New Roman"/>
-        </w:rPr>
-        <w:t>Output: danh sách nhà cung cấp (NhaCungCap)</w:t>
+        <w:t>Output: danh sách trang phục (TrangPhuc)</w:t>
       </w:r>
     </w:p>
     <w:p>
@@ -21752,7 +21752,7 @@
         <w:rPr>
           <w:rFonts w:cs="Times New Roman"/>
         </w:rPr>
-        <w:t>Lớp chủ thể: NhaCungCap</w:t>
+        <w:t>Lớp chủ thể: TrangPhuc</w:t>
       </w:r>
     </w:p>
     <w:p>
@@ -21772,7 +21772,7 @@
         <w:rPr>
           <w:rFonts w:cs="Times New Roman"/>
         </w:rPr>
-        <w:t xml:space="preserve">Nhân viên chọn một nhà cung cấp trong danh sách </w:t>
+        <w:t xml:space="preserve">Thông tin hợp lệ </w:t>
       </w:r>
       <w:r>
         <w:rPr>
@@ -21784,7 +21784,7 @@
         <w:rPr>
           <w:rFonts w:cs="Times New Roman"/>
         </w:rPr>
-        <w:t xml:space="preserve"> hệ thống cần lấy danh sách trang phục của nhà cung cấp đó để hiển thị lên giao diện thêm phiếu nhập mới </w:t>
+        <w:t xml:space="preserve"> hệ thống cần lưu mã chiết khấu mới </w:t>
       </w:r>
       <w:r>
         <w:rPr>
@@ -21816,7 +21816,7 @@
         <w:rPr>
           <w:rFonts w:cs="Times New Roman"/>
         </w:rPr>
-        <w:t>Tên hàm: layDSTrangPhuc()</w:t>
+        <w:t>Tên hàm: luuMaCK()</w:t>
       </w:r>
     </w:p>
     <w:p>
@@ -21836,7 +21836,7 @@
         <w:rPr>
           <w:rFonts w:cs="Times New Roman"/>
         </w:rPr>
-        <w:t>Input: tên nhà cung cấp (NhaCungCap)</w:t>
+        <w:t>Input: thông tin về mã chiết khấu (ChietKhau)</w:t>
       </w:r>
     </w:p>
     <w:p>
@@ -21856,7 +21856,7 @@
         <w:rPr>
           <w:rFonts w:cs="Times New Roman"/>
         </w:rPr>
-        <w:t>Output: danh sách trang phục (TrangPhuc)</w:t>
+        <w:t>Output: boolean</w:t>
       </w:r>
     </w:p>
     <w:p>
@@ -21876,7 +21876,7 @@
         <w:rPr>
           <w:rFonts w:cs="Times New Roman"/>
         </w:rPr>
-        <w:t>Lớp chủ thể: TrangPhuc</w:t>
+        <w:t>Lớp chủ thể: ChietKhau</w:t>
       </w:r>
     </w:p>
     <w:p>
@@ -21896,7 +21896,7 @@
         <w:rPr>
           <w:rFonts w:cs="Times New Roman"/>
         </w:rPr>
-        <w:t xml:space="preserve">Nhân viên điền thông tin và nhấn lưu </w:t>
+        <w:t xml:space="preserve">Nhân viên điền mã chiết khấu + áp dụng </w:t>
       </w:r>
       <w:r>
         <w:rPr>
@@ -21908,7 +21908,31 @@
         <w:rPr>
           <w:rFonts w:cs="Times New Roman"/>
         </w:rPr>
-        <w:t xml:space="preserve"> hệ thống cần kiểm tra mã chiết khấu đã tồn tại hay chưa </w:t>
+        <w:t xml:space="preserve"> hệ thống cần </w:t>
+      </w:r>
+      <w:r>
+        <w:rPr>
+          <w:rFonts w:cs="Times New Roman"/>
+        </w:rPr>
+        <w:t>tìm</w:t>
+      </w:r>
+      <w:r>
+        <w:rPr>
+          <w:rFonts w:cs="Times New Roman"/>
+        </w:rPr>
+        <w:t xml:space="preserve"> mã chiết khấu</w:t>
+      </w:r>
+      <w:r>
+        <w:rPr>
+          <w:rFonts w:cs="Times New Roman"/>
+        </w:rPr>
+        <w:t xml:space="preserve"> trên hệ thống</w:t>
+      </w:r>
+      <w:r>
+        <w:rPr>
+          <w:rFonts w:cs="Times New Roman"/>
+        </w:rPr>
+        <w:t xml:space="preserve"> </w:t>
       </w:r>
       <w:r>
         <w:rPr>
@@ -21940,7 +21964,19 @@
         <w:rPr>
           <w:rFonts w:cs="Times New Roman"/>
         </w:rPr>
-        <w:t>Tên hàm: kiemTraMaCK()</w:t>
+        <w:t xml:space="preserve">Tên hàm: </w:t>
+      </w:r>
+      <w:r>
+        <w:rPr>
+          <w:rFonts w:cs="Times New Roman"/>
+        </w:rPr>
+        <w:t>tim</w:t>
+      </w:r>
+      <w:r>
+        <w:rPr>
+          <w:rFonts w:cs="Times New Roman"/>
+        </w:rPr>
+        <w:t>MaCK()</w:t>
       </w:r>
     </w:p>
     <w:p>
@@ -21960,7 +21996,7 @@
         <w:rPr>
           <w:rFonts w:cs="Times New Roman"/>
         </w:rPr>
-        <w:t>Input: thông tin về mã chiết khấu (ChietKhau)</w:t>
+        <w:t>Input: mã chiết khấu</w:t>
       </w:r>
     </w:p>
     <w:p>
@@ -21980,7 +22016,13 @@
         <w:rPr>
           <w:rFonts w:cs="Times New Roman"/>
         </w:rPr>
-        <w:t>Output: boolean</w:t>
+        <w:t xml:space="preserve">Output: </w:t>
+      </w:r>
+      <w:r>
+        <w:rPr>
+          <w:rFonts w:cs="Times New Roman"/>
+        </w:rPr>
+        <w:t>số tiền chiết khấu (ChietKhau)</w:t>
       </w:r>
     </w:p>
     <w:p>
@@ -22000,317 +22042,27 @@
         <w:rPr>
           <w:rFonts w:cs="Times New Roman"/>
         </w:rPr>
+        <w:t>Lớp chủ thể: ChietKhau</w:t>
+      </w:r>
+    </w:p>
+    <w:p>
+      <w:pPr>
+        <w:pStyle w:val="ListParagraph"/>
+        <w:numPr>
+          <w:ilvl w:val="0"/>
+          <w:numId w:val="7"/>
+        </w:numPr>
+        <w:autoSpaceDE/>
+        <w:autoSpaceDN/>
+        <w:rPr>
+          <w:rFonts w:cs="Times New Roman"/>
+        </w:rPr>
+      </w:pPr>
+      <w:r>
+        <w:rPr>
+          <w:rFonts w:cs="Times New Roman"/>
+        </w:rPr>
         <w:lastRenderedPageBreak/>
-        <w:t>Lớp chủ thể: ChietKhau</w:t>
-      </w:r>
-    </w:p>
-    <w:p>
-      <w:pPr>
-        <w:pStyle w:val="ListParagraph"/>
-        <w:numPr>
-          <w:ilvl w:val="0"/>
-          <w:numId w:val="7"/>
-        </w:numPr>
-        <w:autoSpaceDE/>
-        <w:autoSpaceDN/>
-        <w:rPr>
-          <w:rFonts w:cs="Times New Roman"/>
-        </w:rPr>
-      </w:pPr>
-      <w:r>
-        <w:rPr>
-          <w:rFonts w:cs="Times New Roman"/>
-        </w:rPr>
-        <w:t xml:space="preserve">Thông tin hợp lệ </w:t>
-      </w:r>
-      <w:r>
-        <w:rPr>
-          <w:rFonts w:cs="Times New Roman"/>
-        </w:rPr>
-        <w:sym w:font="Wingdings" w:char="F0E0"/>
-      </w:r>
-      <w:r>
-        <w:rPr>
-          <w:rFonts w:cs="Times New Roman"/>
-        </w:rPr>
-        <w:t xml:space="preserve"> hệ thống cần lưu mã chiết khấu mới </w:t>
-      </w:r>
-      <w:r>
-        <w:rPr>
-          <w:rFonts w:cs="Times New Roman"/>
-        </w:rPr>
-        <w:sym w:font="Wingdings" w:char="F0E0"/>
-      </w:r>
-      <w:r>
-        <w:rPr>
-          <w:rFonts w:cs="Times New Roman"/>
-        </w:rPr>
-        <w:t xml:space="preserve"> cần một hàm.</w:t>
-      </w:r>
-    </w:p>
-    <w:p>
-      <w:pPr>
-        <w:pStyle w:val="ListParagraph"/>
-        <w:numPr>
-          <w:ilvl w:val="1"/>
-          <w:numId w:val="7"/>
-        </w:numPr>
-        <w:autoSpaceDE/>
-        <w:autoSpaceDN/>
-        <w:rPr>
-          <w:rFonts w:cs="Times New Roman"/>
-        </w:rPr>
-      </w:pPr>
-      <w:r>
-        <w:rPr>
-          <w:rFonts w:cs="Times New Roman"/>
-        </w:rPr>
-        <w:t>Tên hàm: luuMaCK()</w:t>
-      </w:r>
-    </w:p>
-    <w:p>
-      <w:pPr>
-        <w:pStyle w:val="ListParagraph"/>
-        <w:numPr>
-          <w:ilvl w:val="1"/>
-          <w:numId w:val="7"/>
-        </w:numPr>
-        <w:autoSpaceDE/>
-        <w:autoSpaceDN/>
-        <w:rPr>
-          <w:rFonts w:cs="Times New Roman"/>
-        </w:rPr>
-      </w:pPr>
-      <w:r>
-        <w:rPr>
-          <w:rFonts w:cs="Times New Roman"/>
-        </w:rPr>
-        <w:t>Input: thông tin về mã chiết khấu (ChietKhau)</w:t>
-      </w:r>
-    </w:p>
-    <w:p>
-      <w:pPr>
-        <w:pStyle w:val="ListParagraph"/>
-        <w:numPr>
-          <w:ilvl w:val="1"/>
-          <w:numId w:val="7"/>
-        </w:numPr>
-        <w:autoSpaceDE/>
-        <w:autoSpaceDN/>
-        <w:rPr>
-          <w:rFonts w:cs="Times New Roman"/>
-        </w:rPr>
-      </w:pPr>
-      <w:r>
-        <w:rPr>
-          <w:rFonts w:cs="Times New Roman"/>
-        </w:rPr>
-        <w:t>Output: boolean</w:t>
-      </w:r>
-    </w:p>
-    <w:p>
-      <w:pPr>
-        <w:pStyle w:val="ListParagraph"/>
-        <w:numPr>
-          <w:ilvl w:val="0"/>
-          <w:numId w:val="9"/>
-        </w:numPr>
-        <w:autoSpaceDE/>
-        <w:autoSpaceDN/>
-        <w:rPr>
-          <w:rFonts w:cs="Times New Roman"/>
-        </w:rPr>
-      </w:pPr>
-      <w:r>
-        <w:rPr>
-          <w:rFonts w:cs="Times New Roman"/>
-        </w:rPr>
-        <w:t>Lớp chủ thể: ChietKhau</w:t>
-      </w:r>
-    </w:p>
-    <w:p>
-      <w:pPr>
-        <w:pStyle w:val="ListParagraph"/>
-        <w:numPr>
-          <w:ilvl w:val="0"/>
-          <w:numId w:val="7"/>
-        </w:numPr>
-        <w:autoSpaceDE/>
-        <w:autoSpaceDN/>
-        <w:rPr>
-          <w:rFonts w:cs="Times New Roman"/>
-        </w:rPr>
-      </w:pPr>
-      <w:r>
-        <w:rPr>
-          <w:rFonts w:cs="Times New Roman"/>
-        </w:rPr>
-        <w:t xml:space="preserve">Nhân viên điền mã chiết khấu + áp dụng </w:t>
-      </w:r>
-      <w:r>
-        <w:rPr>
-          <w:rFonts w:cs="Times New Roman"/>
-        </w:rPr>
-        <w:sym w:font="Wingdings" w:char="F0E0"/>
-      </w:r>
-      <w:r>
-        <w:rPr>
-          <w:rFonts w:cs="Times New Roman"/>
-        </w:rPr>
-        <w:t xml:space="preserve"> hệ thống cần </w:t>
-      </w:r>
-      <w:r>
-        <w:rPr>
-          <w:rFonts w:cs="Times New Roman"/>
-        </w:rPr>
-        <w:t>tìm</w:t>
-      </w:r>
-      <w:r>
-        <w:rPr>
-          <w:rFonts w:cs="Times New Roman"/>
-        </w:rPr>
-        <w:t xml:space="preserve"> mã chiết khấu</w:t>
-      </w:r>
-      <w:r>
-        <w:rPr>
-          <w:rFonts w:cs="Times New Roman"/>
-        </w:rPr>
-        <w:t xml:space="preserve"> trên hệ thống</w:t>
-      </w:r>
-      <w:r>
-        <w:rPr>
-          <w:rFonts w:cs="Times New Roman"/>
-        </w:rPr>
-        <w:t xml:space="preserve"> </w:t>
-      </w:r>
-      <w:r>
-        <w:rPr>
-          <w:rFonts w:cs="Times New Roman"/>
-        </w:rPr>
-        <w:sym w:font="Wingdings" w:char="F0E0"/>
-      </w:r>
-      <w:r>
-        <w:rPr>
-          <w:rFonts w:cs="Times New Roman"/>
-        </w:rPr>
-        <w:t xml:space="preserve"> cần một hàm.</w:t>
-      </w:r>
-    </w:p>
-    <w:p>
-      <w:pPr>
-        <w:pStyle w:val="ListParagraph"/>
-        <w:numPr>
-          <w:ilvl w:val="1"/>
-          <w:numId w:val="7"/>
-        </w:numPr>
-        <w:autoSpaceDE/>
-        <w:autoSpaceDN/>
-        <w:rPr>
-          <w:rFonts w:cs="Times New Roman"/>
-        </w:rPr>
-      </w:pPr>
-      <w:r>
-        <w:rPr>
-          <w:rFonts w:cs="Times New Roman"/>
-        </w:rPr>
-        <w:t xml:space="preserve">Tên hàm: </w:t>
-      </w:r>
-      <w:r>
-        <w:rPr>
-          <w:rFonts w:cs="Times New Roman"/>
-        </w:rPr>
-        <w:t>tim</w:t>
-      </w:r>
-      <w:r>
-        <w:rPr>
-          <w:rFonts w:cs="Times New Roman"/>
-        </w:rPr>
-        <w:t>MaCK()</w:t>
-      </w:r>
-    </w:p>
-    <w:p>
-      <w:pPr>
-        <w:pStyle w:val="ListParagraph"/>
-        <w:numPr>
-          <w:ilvl w:val="1"/>
-          <w:numId w:val="7"/>
-        </w:numPr>
-        <w:autoSpaceDE/>
-        <w:autoSpaceDN/>
-        <w:rPr>
-          <w:rFonts w:cs="Times New Roman"/>
-        </w:rPr>
-      </w:pPr>
-      <w:r>
-        <w:rPr>
-          <w:rFonts w:cs="Times New Roman"/>
-        </w:rPr>
-        <w:t>Input: mã chiết khấu</w:t>
-      </w:r>
-    </w:p>
-    <w:p>
-      <w:pPr>
-        <w:pStyle w:val="ListParagraph"/>
-        <w:numPr>
-          <w:ilvl w:val="1"/>
-          <w:numId w:val="7"/>
-        </w:numPr>
-        <w:autoSpaceDE/>
-        <w:autoSpaceDN/>
-        <w:rPr>
-          <w:rFonts w:cs="Times New Roman"/>
-        </w:rPr>
-      </w:pPr>
-      <w:r>
-        <w:rPr>
-          <w:rFonts w:cs="Times New Roman"/>
-        </w:rPr>
-        <w:t xml:space="preserve">Output: </w:t>
-      </w:r>
-      <w:r>
-        <w:rPr>
-          <w:rFonts w:cs="Times New Roman"/>
-        </w:rPr>
-        <w:t>số tiền chiết khấu (ChietKhau)</w:t>
-      </w:r>
-    </w:p>
-    <w:p>
-      <w:pPr>
-        <w:pStyle w:val="ListParagraph"/>
-        <w:numPr>
-          <w:ilvl w:val="0"/>
-          <w:numId w:val="9"/>
-        </w:numPr>
-        <w:autoSpaceDE/>
-        <w:autoSpaceDN/>
-        <w:rPr>
-          <w:rFonts w:cs="Times New Roman"/>
-        </w:rPr>
-      </w:pPr>
-      <w:r>
-        <w:rPr>
-          <w:rFonts w:cs="Times New Roman"/>
-        </w:rPr>
-        <w:t>Lớp chủ thể: ChietKhau</w:t>
-      </w:r>
-    </w:p>
-    <w:p>
-      <w:pPr>
-        <w:pStyle w:val="ListParagraph"/>
-        <w:numPr>
-          <w:ilvl w:val="0"/>
-          <w:numId w:val="7"/>
-        </w:numPr>
-        <w:autoSpaceDE/>
-        <w:autoSpaceDN/>
-        <w:rPr>
-          <w:rFonts w:cs="Times New Roman"/>
-        </w:rPr>
-      </w:pPr>
-      <w:r>
-        <w:rPr>
-          <w:rFonts w:cs="Times New Roman"/>
-        </w:rPr>
         <w:t xml:space="preserve">Nhân viên chọn lưu phiếu nhập </w:t>
       </w:r>
       <w:r>
@@ -22474,10 +22226,10 @@
         </w:rPr>
         <w:lastRenderedPageBreak/>
         <w:drawing>
-          <wp:inline distT="0" distB="0" distL="0" distR="0" wp14:anchorId="0432A225" wp14:editId="7303AE32">
+          <wp:inline distT="0" distB="0" distL="0" distR="0" wp14:anchorId="788A6D0F" wp14:editId="136C7631">
             <wp:extent cx="8229600" cy="4944110"/>
             <wp:effectExtent l="0" t="0" r="0" b="8890"/>
-            <wp:docPr id="1360084609" name="Picture 1"/>
+            <wp:docPr id="1478702262" name="Picture 6"/>
             <wp:cNvGraphicFramePr>
               <a:graphicFrameLocks xmlns:a="http://schemas.openxmlformats.org/drawingml/2006/main" noChangeAspect="1"/>
             </wp:cNvGraphicFramePr>
@@ -22485,7 +22237,7 @@
               <a:graphicData uri="http://schemas.openxmlformats.org/drawingml/2006/picture">
                 <pic:pic xmlns:pic="http://schemas.openxmlformats.org/drawingml/2006/picture">
                   <pic:nvPicPr>
-                    <pic:cNvPr id="1360084609" name="Picture 1360084609"/>
+                    <pic:cNvPr id="1478702262" name="Picture 1478702262"/>
                     <pic:cNvPicPr/>
                   </pic:nvPicPr>
                   <pic:blipFill>
@@ -28637,10 +28389,10 @@
           <w:noProof/>
         </w:rPr>
         <w:drawing>
-          <wp:inline distT="0" distB="0" distL="0" distR="0" wp14:anchorId="11A53388" wp14:editId="17811BE7">
+          <wp:inline distT="0" distB="0" distL="0" distR="0" wp14:anchorId="737AAEC1" wp14:editId="5A2434C4">
             <wp:extent cx="5943600" cy="4206240"/>
             <wp:effectExtent l="0" t="0" r="0" b="3810"/>
-            <wp:docPr id="250873580" name="Picture 2"/>
+            <wp:docPr id="1476151022" name="Picture 5"/>
             <wp:cNvGraphicFramePr>
               <a:graphicFrameLocks xmlns:a="http://schemas.openxmlformats.org/drawingml/2006/main" noChangeAspect="1"/>
             </wp:cNvGraphicFramePr>
@@ -28648,7 +28400,7 @@
               <a:graphicData uri="http://schemas.openxmlformats.org/drawingml/2006/picture">
                 <pic:pic xmlns:pic="http://schemas.openxmlformats.org/drawingml/2006/picture">
                   <pic:nvPicPr>
-                    <pic:cNvPr id="250873580" name="Picture 250873580"/>
+                    <pic:cNvPr id="1476151022" name="Picture 1476151022"/>
                     <pic:cNvPicPr/>
                   </pic:nvPicPr>
                   <pic:blipFill>
@@ -30165,10 +29917,10 @@
         </w:rPr>
         <w:lastRenderedPageBreak/>
         <w:drawing>
-          <wp:inline distT="0" distB="0" distL="0" distR="0" wp14:anchorId="6B76C1CE" wp14:editId="7CFE64A9">
+          <wp:inline distT="0" distB="0" distL="0" distR="0" wp14:anchorId="7A8F1E41" wp14:editId="765ADD06">
             <wp:extent cx="8229600" cy="4265295"/>
             <wp:effectExtent l="0" t="0" r="0" b="1905"/>
-            <wp:docPr id="935919852" name="Picture 5"/>
+            <wp:docPr id="882404508" name="Picture 4"/>
             <wp:cNvGraphicFramePr>
               <a:graphicFrameLocks xmlns:a="http://schemas.openxmlformats.org/drawingml/2006/main" noChangeAspect="1"/>
             </wp:cNvGraphicFramePr>
@@ -30176,7 +29928,7 @@
               <a:graphicData uri="http://schemas.openxmlformats.org/drawingml/2006/picture">
                 <pic:pic xmlns:pic="http://schemas.openxmlformats.org/drawingml/2006/picture">
                   <pic:nvPicPr>
-                    <pic:cNvPr id="935919852" name="Picture 935919852"/>
+                    <pic:cNvPr id="882404508" name="Picture 882404508"/>
                     <pic:cNvPicPr/>
                   </pic:nvPicPr>
                   <pic:blipFill>
@@ -30241,12 +29993,1344 @@
     </w:p>
     <w:p>
       <w:pPr>
-        <w:autoSpaceDE/>
-        <w:autoSpaceDN/>
-        <w:rPr>
-          <w:rFonts w:cs="Times New Roman"/>
-        </w:rPr>
-      </w:pPr>
+        <w:pStyle w:val="ListParagraph"/>
+        <w:numPr>
+          <w:ilvl w:val="1"/>
+          <w:numId w:val="6"/>
+        </w:numPr>
+        <w:autoSpaceDE/>
+        <w:autoSpaceDN/>
+        <w:ind w:hanging="720"/>
+        <w:rPr>
+          <w:rFonts w:cs="Times New Roman"/>
+          <w:b/>
+          <w:bCs/>
+        </w:rPr>
+      </w:pPr>
+      <w:r>
+        <w:rPr>
+          <w:rFonts w:cs="Times New Roman"/>
+          <w:b/>
+          <w:bCs/>
+        </w:rPr>
+        <w:lastRenderedPageBreak/>
+        <w:t>Thiết kế tĩnh</w:t>
+      </w:r>
+      <w:r>
+        <w:rPr>
+          <w:rFonts w:cs="Times New Roman"/>
+          <w:b/>
+          <w:bCs/>
+        </w:rPr>
+        <w:t xml:space="preserve"> – backend</w:t>
+      </w:r>
+    </w:p>
+    <w:p>
+      <w:pPr>
+        <w:pStyle w:val="ListParagraph"/>
+        <w:numPr>
+          <w:ilvl w:val="0"/>
+          <w:numId w:val="7"/>
+        </w:numPr>
+        <w:autoSpaceDE/>
+        <w:autoSpaceDN/>
+        <w:rPr>
+          <w:rFonts w:cs="Times New Roman"/>
+        </w:rPr>
+      </w:pPr>
+      <w:r>
+        <w:rPr>
+          <w:rFonts w:cs="Times New Roman"/>
+        </w:rPr>
+        <w:t>Lựa chọn platform/framework: DAO</w:t>
+      </w:r>
+    </w:p>
+    <w:p>
+      <w:pPr>
+        <w:pStyle w:val="ListParagraph"/>
+        <w:numPr>
+          <w:ilvl w:val="2"/>
+          <w:numId w:val="6"/>
+        </w:numPr>
+        <w:autoSpaceDE/>
+        <w:autoSpaceDN/>
+        <w:ind w:left="720"/>
+        <w:rPr>
+          <w:rFonts w:cs="Times New Roman"/>
+          <w:b/>
+          <w:bCs/>
+        </w:rPr>
+      </w:pPr>
+      <w:r>
+        <w:rPr>
+          <w:rFonts w:cs="Times New Roman"/>
+          <w:b/>
+          <w:bCs/>
+        </w:rPr>
+        <w:t>Thiết kế backend của chức năng Quản lý thông tin nhà cung cấp</w:t>
+      </w:r>
+    </w:p>
+    <w:p>
+      <w:pPr>
+        <w:pStyle w:val="ListParagraph"/>
+        <w:numPr>
+          <w:ilvl w:val="0"/>
+          <w:numId w:val="7"/>
+        </w:numPr>
+        <w:autoSpaceDE/>
+        <w:autoSpaceDN/>
+        <w:rPr>
+          <w:rFonts w:cs="Times New Roman"/>
+        </w:rPr>
+      </w:pPr>
+      <w:r>
+        <w:rPr>
+          <w:rFonts w:cs="Times New Roman"/>
+        </w:rPr>
+        <w:t>Thiết kế các hàm:</w:t>
+      </w:r>
+    </w:p>
+    <w:p>
+      <w:pPr>
+        <w:pStyle w:val="ListParagraph"/>
+        <w:numPr>
+          <w:ilvl w:val="1"/>
+          <w:numId w:val="7"/>
+        </w:numPr>
+        <w:autoSpaceDE/>
+        <w:autoSpaceDN/>
+        <w:rPr>
+          <w:rFonts w:cs="Times New Roman"/>
+        </w:rPr>
+      </w:pPr>
+      <w:r>
+        <w:rPr>
+          <w:rFonts w:cs="Times New Roman"/>
+        </w:rPr>
+        <w:t xml:space="preserve">kiemTraDangNhap() </w:t>
+      </w:r>
+      <w:r>
+        <w:rPr>
+          <w:rFonts w:cs="Times New Roman"/>
+        </w:rPr>
+        <w:sym w:font="Wingdings" w:char="F0E0"/>
+      </w:r>
+      <w:r>
+        <w:rPr>
+          <w:rFonts w:cs="Times New Roman"/>
+        </w:rPr>
+        <w:t xml:space="preserve"> checkLogin(user: User): boolean</w:t>
+      </w:r>
+    </w:p>
+    <w:p>
+      <w:pPr>
+        <w:pStyle w:val="ListParagraph"/>
+        <w:numPr>
+          <w:ilvl w:val="1"/>
+          <w:numId w:val="7"/>
+        </w:numPr>
+        <w:autoSpaceDE/>
+        <w:autoSpaceDN/>
+        <w:rPr>
+          <w:rFonts w:cs="Times New Roman"/>
+        </w:rPr>
+      </w:pPr>
+      <w:r>
+        <w:rPr>
+          <w:rFonts w:cs="Times New Roman"/>
+        </w:rPr>
+        <w:t xml:space="preserve">layThongTinNhanVien() </w:t>
+      </w:r>
+      <w:r>
+        <w:rPr>
+          <w:rFonts w:cs="Times New Roman"/>
+        </w:rPr>
+        <w:sym w:font="Wingdings" w:char="F0E0"/>
+      </w:r>
+      <w:r>
+        <w:rPr>
+          <w:rFonts w:cs="Times New Roman"/>
+        </w:rPr>
+        <w:t xml:space="preserve"> getStaffInfor(username: String): Staff</w:t>
+      </w:r>
+    </w:p>
+    <w:p>
+      <w:pPr>
+        <w:pStyle w:val="ListParagraph"/>
+        <w:numPr>
+          <w:ilvl w:val="1"/>
+          <w:numId w:val="7"/>
+        </w:numPr>
+        <w:autoSpaceDE/>
+        <w:autoSpaceDN/>
+        <w:rPr>
+          <w:rFonts w:cs="Times New Roman"/>
+        </w:rPr>
+      </w:pPr>
+      <w:r>
+        <w:rPr>
+          <w:rFonts w:cs="Times New Roman"/>
+        </w:rPr>
+        <w:t xml:space="preserve">timNhaCungCap() </w:t>
+      </w:r>
+      <w:r>
+        <w:rPr>
+          <w:rFonts w:cs="Times New Roman"/>
+        </w:rPr>
+        <w:sym w:font="Wingdings" w:char="F0E0"/>
+      </w:r>
+      <w:r>
+        <w:rPr>
+          <w:rFonts w:cs="Times New Roman"/>
+        </w:rPr>
+        <w:t xml:space="preserve"> searchProvider(keyword: String): List&lt;Provider&gt;</w:t>
+      </w:r>
+    </w:p>
+    <w:p>
+      <w:pPr>
+        <w:pStyle w:val="ListParagraph"/>
+        <w:numPr>
+          <w:ilvl w:val="1"/>
+          <w:numId w:val="7"/>
+        </w:numPr>
+        <w:autoSpaceDE/>
+        <w:autoSpaceDN/>
+        <w:rPr>
+          <w:rFonts w:cs="Times New Roman"/>
+        </w:rPr>
+      </w:pPr>
+      <w:r>
+        <w:rPr>
+          <w:rFonts w:cs="Times New Roman"/>
+        </w:rPr>
+        <w:t xml:space="preserve">kiemTraEmailSoDT() </w:t>
+      </w:r>
+      <w:r>
+        <w:rPr>
+          <w:rFonts w:cs="Times New Roman"/>
+        </w:rPr>
+        <w:sym w:font="Wingdings" w:char="F0E0"/>
+      </w:r>
+      <w:r>
+        <w:rPr>
+          <w:rFonts w:cs="Times New Roman"/>
+        </w:rPr>
+        <w:t xml:space="preserve"> checkEmailPhoneNo(provider: Provider): boolean</w:t>
+      </w:r>
+    </w:p>
+    <w:p>
+      <w:pPr>
+        <w:pStyle w:val="ListParagraph"/>
+        <w:numPr>
+          <w:ilvl w:val="1"/>
+          <w:numId w:val="7"/>
+        </w:numPr>
+        <w:autoSpaceDE/>
+        <w:autoSpaceDN/>
+        <w:rPr>
+          <w:rFonts w:cs="Times New Roman"/>
+        </w:rPr>
+      </w:pPr>
+      <w:r>
+        <w:rPr>
+          <w:rFonts w:cs="Times New Roman"/>
+        </w:rPr>
+        <w:t xml:space="preserve">luuNhaCungCap() </w:t>
+      </w:r>
+      <w:r>
+        <w:rPr>
+          <w:rFonts w:cs="Times New Roman"/>
+        </w:rPr>
+        <w:sym w:font="Wingdings" w:char="F0E0"/>
+      </w:r>
+      <w:r>
+        <w:rPr>
+          <w:rFonts w:cs="Times New Roman"/>
+        </w:rPr>
+        <w:t xml:space="preserve"> saveProvider(provider: Provider): boolean</w:t>
+      </w:r>
+    </w:p>
+    <w:p>
+      <w:pPr>
+        <w:pStyle w:val="ListParagraph"/>
+        <w:numPr>
+          <w:ilvl w:val="1"/>
+          <w:numId w:val="7"/>
+        </w:numPr>
+        <w:autoSpaceDE/>
+        <w:autoSpaceDN/>
+        <w:rPr>
+          <w:rFonts w:cs="Times New Roman"/>
+        </w:rPr>
+      </w:pPr>
+      <w:r>
+        <w:rPr>
+          <w:rFonts w:cs="Times New Roman"/>
+        </w:rPr>
+        <w:t xml:space="preserve">xoaNhaCungCap() </w:t>
+      </w:r>
+      <w:r>
+        <w:rPr>
+          <w:rFonts w:cs="Times New Roman"/>
+        </w:rPr>
+        <w:sym w:font="Wingdings" w:char="F0E0"/>
+      </w:r>
+      <w:r>
+        <w:rPr>
+          <w:rFonts w:cs="Times New Roman"/>
+        </w:rPr>
+        <w:t xml:space="preserve"> deleteProvider(provider: Provider): boolean</w:t>
+      </w:r>
+    </w:p>
+    <w:p>
+      <w:pPr>
+        <w:autoSpaceDE/>
+        <w:autoSpaceDN/>
+        <w:rPr>
+          <w:rFonts w:cs="Times New Roman"/>
+        </w:rPr>
+      </w:pPr>
+      <w:r>
+        <w:rPr>
+          <w:rFonts w:cs="Times New Roman"/>
+          <w:noProof/>
+        </w:rPr>
+        <w:drawing>
+          <wp:inline distT="0" distB="0" distL="0" distR="0" wp14:anchorId="3972A63D" wp14:editId="3ACB3113">
+            <wp:extent cx="5943600" cy="2646680"/>
+            <wp:effectExtent l="0" t="0" r="0" b="1270"/>
+            <wp:docPr id="1410831194" name="Picture 7"/>
+            <wp:cNvGraphicFramePr>
+              <a:graphicFrameLocks xmlns:a="http://schemas.openxmlformats.org/drawingml/2006/main" noChangeAspect="1"/>
+            </wp:cNvGraphicFramePr>
+            <a:graphic xmlns:a="http://schemas.openxmlformats.org/drawingml/2006/main">
+              <a:graphicData uri="http://schemas.openxmlformats.org/drawingml/2006/picture">
+                <pic:pic xmlns:pic="http://schemas.openxmlformats.org/drawingml/2006/picture">
+                  <pic:nvPicPr>
+                    <pic:cNvPr id="1410831194" name="Picture 1410831194"/>
+                    <pic:cNvPicPr/>
+                  </pic:nvPicPr>
+                  <pic:blipFill>
+                    <a:blip r:embed="rId38">
+                      <a:extLst>
+                        <a:ext uri="{28A0092B-C50C-407E-A947-70E740481C1C}">
+                          <a14:useLocalDpi xmlns:a14="http://schemas.microsoft.com/office/drawing/2010/main" val="0"/>
+                        </a:ext>
+                      </a:extLst>
+                    </a:blip>
+                    <a:stretch>
+                      <a:fillRect/>
+                    </a:stretch>
+                  </pic:blipFill>
+                  <pic:spPr>
+                    <a:xfrm>
+                      <a:off x="0" y="0"/>
+                      <a:ext cx="5943600" cy="2646680"/>
+                    </a:xfrm>
+                    <a:prstGeom prst="rect">
+                      <a:avLst/>
+                    </a:prstGeom>
+                  </pic:spPr>
+                </pic:pic>
+              </a:graphicData>
+            </a:graphic>
+          </wp:inline>
+        </w:drawing>
+      </w:r>
+    </w:p>
+    <w:p>
+      <w:pPr>
+        <w:autoSpaceDE/>
+        <w:autoSpaceDN/>
+        <w:rPr>
+          <w:rFonts w:cs="Times New Roman"/>
+        </w:rPr>
+      </w:pPr>
+    </w:p>
+    <w:p>
+      <w:pPr>
+        <w:pStyle w:val="ListParagraph"/>
+        <w:numPr>
+          <w:ilvl w:val="2"/>
+          <w:numId w:val="6"/>
+        </w:numPr>
+        <w:autoSpaceDE/>
+        <w:autoSpaceDN/>
+        <w:ind w:left="720"/>
+        <w:rPr>
+          <w:rFonts w:cs="Times New Roman"/>
+          <w:b/>
+          <w:bCs/>
+        </w:rPr>
+      </w:pPr>
+      <w:r>
+        <w:rPr>
+          <w:rFonts w:cs="Times New Roman"/>
+          <w:b/>
+          <w:bCs/>
+        </w:rPr>
+        <w:t>Thiết kế backend của chức năng Nhập trang phục về từ nhà cung cấp</w:t>
+      </w:r>
+    </w:p>
+    <w:p>
+      <w:pPr>
+        <w:pStyle w:val="ListParagraph"/>
+        <w:numPr>
+          <w:ilvl w:val="0"/>
+          <w:numId w:val="7"/>
+        </w:numPr>
+        <w:autoSpaceDE/>
+        <w:autoSpaceDN/>
+        <w:rPr>
+          <w:rFonts w:cs="Times New Roman"/>
+        </w:rPr>
+      </w:pPr>
+      <w:r>
+        <w:rPr>
+          <w:rFonts w:cs="Times New Roman"/>
+        </w:rPr>
+        <w:t>Thiết kế các hàm:</w:t>
+      </w:r>
+    </w:p>
+    <w:p>
+      <w:pPr>
+        <w:pStyle w:val="ListParagraph"/>
+        <w:numPr>
+          <w:ilvl w:val="1"/>
+          <w:numId w:val="7"/>
+        </w:numPr>
+        <w:autoSpaceDE/>
+        <w:autoSpaceDN/>
+        <w:rPr>
+          <w:rFonts w:cs="Times New Roman"/>
+        </w:rPr>
+      </w:pPr>
+      <w:r>
+        <w:rPr>
+          <w:rFonts w:cs="Times New Roman"/>
+        </w:rPr>
+        <w:t xml:space="preserve">kiemTraDangNhap() </w:t>
+      </w:r>
+      <w:r>
+        <w:rPr>
+          <w:rFonts w:cs="Times New Roman"/>
+        </w:rPr>
+        <w:sym w:font="Wingdings" w:char="F0E0"/>
+      </w:r>
+      <w:r>
+        <w:rPr>
+          <w:rFonts w:cs="Times New Roman"/>
+        </w:rPr>
+        <w:t xml:space="preserve"> checkLoogin(user: User): boolean</w:t>
+      </w:r>
+    </w:p>
+    <w:p>
+      <w:pPr>
+        <w:pStyle w:val="ListParagraph"/>
+        <w:numPr>
+          <w:ilvl w:val="1"/>
+          <w:numId w:val="7"/>
+        </w:numPr>
+        <w:autoSpaceDE/>
+        <w:autoSpaceDN/>
+        <w:rPr>
+          <w:rFonts w:cs="Times New Roman"/>
+        </w:rPr>
+      </w:pPr>
+      <w:r>
+        <w:rPr>
+          <w:rFonts w:cs="Times New Roman"/>
+        </w:rPr>
+        <w:t xml:space="preserve">layThongTinNhanVien() </w:t>
+      </w:r>
+      <w:r>
+        <w:rPr>
+          <w:rFonts w:cs="Times New Roman"/>
+        </w:rPr>
+        <w:sym w:font="Wingdings" w:char="F0E0"/>
+      </w:r>
+      <w:r>
+        <w:rPr>
+          <w:rFonts w:cs="Times New Roman"/>
+        </w:rPr>
+        <w:t xml:space="preserve"> getStaffInfor(username: String): Staff</w:t>
+      </w:r>
+    </w:p>
+    <w:p>
+      <w:pPr>
+        <w:pStyle w:val="ListParagraph"/>
+        <w:numPr>
+          <w:ilvl w:val="1"/>
+          <w:numId w:val="7"/>
+        </w:numPr>
+        <w:autoSpaceDE/>
+        <w:autoSpaceDN/>
+        <w:rPr>
+          <w:rFonts w:cs="Times New Roman"/>
+        </w:rPr>
+      </w:pPr>
+      <w:r>
+        <w:rPr>
+          <w:rFonts w:cs="Times New Roman"/>
+        </w:rPr>
+        <w:t xml:space="preserve">layDSNhaCungCap() </w:t>
+      </w:r>
+      <w:r>
+        <w:rPr>
+          <w:rFonts w:cs="Times New Roman"/>
+        </w:rPr>
+        <w:sym w:font="Wingdings" w:char="F0E0"/>
+      </w:r>
+      <w:r>
+        <w:rPr>
+          <w:rFonts w:cs="Times New Roman"/>
+        </w:rPr>
+        <w:t xml:space="preserve"> getProviderList(): List&lt;Provider&gt;</w:t>
+      </w:r>
+    </w:p>
+    <w:p>
+      <w:pPr>
+        <w:pStyle w:val="ListParagraph"/>
+        <w:numPr>
+          <w:ilvl w:val="1"/>
+          <w:numId w:val="7"/>
+        </w:numPr>
+        <w:autoSpaceDE/>
+        <w:autoSpaceDN/>
+        <w:rPr>
+          <w:rFonts w:cs="Times New Roman"/>
+        </w:rPr>
+      </w:pPr>
+      <w:r>
+        <w:rPr>
+          <w:rFonts w:cs="Times New Roman"/>
+        </w:rPr>
+        <w:lastRenderedPageBreak/>
+        <w:t xml:space="preserve">luuNhaCungCap() </w:t>
+      </w:r>
+      <w:r>
+        <w:rPr>
+          <w:rFonts w:cs="Times New Roman"/>
+        </w:rPr>
+        <w:sym w:font="Wingdings" w:char="F0E0"/>
+      </w:r>
+      <w:r>
+        <w:rPr>
+          <w:rFonts w:cs="Times New Roman"/>
+        </w:rPr>
+        <w:t xml:space="preserve"> saveProvider(provider: Provider): boolean</w:t>
+      </w:r>
+    </w:p>
+    <w:p>
+      <w:pPr>
+        <w:pStyle w:val="ListParagraph"/>
+        <w:numPr>
+          <w:ilvl w:val="1"/>
+          <w:numId w:val="7"/>
+        </w:numPr>
+        <w:autoSpaceDE/>
+        <w:autoSpaceDN/>
+        <w:rPr>
+          <w:rFonts w:cs="Times New Roman"/>
+        </w:rPr>
+      </w:pPr>
+      <w:r>
+        <w:rPr>
+          <w:rFonts w:cs="Times New Roman"/>
+        </w:rPr>
+        <w:t xml:space="preserve">luuMaCK() </w:t>
+      </w:r>
+      <w:r>
+        <w:rPr>
+          <w:rFonts w:cs="Times New Roman"/>
+        </w:rPr>
+        <w:sym w:font="Wingdings" w:char="F0E0"/>
+      </w:r>
+      <w:r>
+        <w:rPr>
+          <w:rFonts w:cs="Times New Roman"/>
+        </w:rPr>
+        <w:t xml:space="preserve"> saveDiscount(discount: Discount): boolean</w:t>
+      </w:r>
+    </w:p>
+    <w:p>
+      <w:pPr>
+        <w:pStyle w:val="ListParagraph"/>
+        <w:numPr>
+          <w:ilvl w:val="1"/>
+          <w:numId w:val="7"/>
+        </w:numPr>
+        <w:autoSpaceDE/>
+        <w:autoSpaceDN/>
+        <w:rPr>
+          <w:rFonts w:cs="Times New Roman"/>
+        </w:rPr>
+      </w:pPr>
+      <w:r>
+        <w:rPr>
+          <w:rFonts w:cs="Times New Roman"/>
+        </w:rPr>
+        <w:t xml:space="preserve">timMaCK() </w:t>
+      </w:r>
+      <w:r>
+        <w:rPr>
+          <w:rFonts w:cs="Times New Roman"/>
+        </w:rPr>
+        <w:sym w:font="Wingdings" w:char="F0E0"/>
+      </w:r>
+      <w:r>
+        <w:rPr>
+          <w:rFonts w:cs="Times New Roman"/>
+        </w:rPr>
+        <w:t xml:space="preserve"> searchDiscount(discountCode: String): Discount</w:t>
+      </w:r>
+    </w:p>
+    <w:p>
+      <w:pPr>
+        <w:pStyle w:val="ListParagraph"/>
+        <w:numPr>
+          <w:ilvl w:val="1"/>
+          <w:numId w:val="7"/>
+        </w:numPr>
+        <w:autoSpaceDE/>
+        <w:autoSpaceDN/>
+        <w:rPr>
+          <w:rFonts w:cs="Times New Roman"/>
+        </w:rPr>
+      </w:pPr>
+      <w:r>
+        <w:rPr>
+          <w:rFonts w:cs="Times New Roman"/>
+        </w:rPr>
+        <w:t xml:space="preserve">layDSTrangPhuc() </w:t>
+      </w:r>
+      <w:r>
+        <w:rPr>
+          <w:rFonts w:cs="Times New Roman"/>
+        </w:rPr>
+        <w:sym w:font="Wingdings" w:char="F0E0"/>
+      </w:r>
+      <w:r>
+        <w:rPr>
+          <w:rFonts w:cs="Times New Roman"/>
+        </w:rPr>
+        <w:t xml:space="preserve"> getProductList(): List&lt;Product&gt;</w:t>
+      </w:r>
+    </w:p>
+    <w:p>
+      <w:pPr>
+        <w:pStyle w:val="ListParagraph"/>
+        <w:numPr>
+          <w:ilvl w:val="1"/>
+          <w:numId w:val="7"/>
+        </w:numPr>
+        <w:autoSpaceDE/>
+        <w:autoSpaceDN/>
+        <w:rPr>
+          <w:rFonts w:cs="Times New Roman"/>
+        </w:rPr>
+      </w:pPr>
+      <w:r>
+        <w:rPr>
+          <w:rFonts w:cs="Times New Roman"/>
+        </w:rPr>
+        <w:t xml:space="preserve">luuMatHang() </w:t>
+      </w:r>
+      <w:r>
+        <w:rPr>
+          <w:rFonts w:cs="Times New Roman"/>
+        </w:rPr>
+        <w:sym w:font="Wingdings" w:char="F0E0"/>
+      </w:r>
+      <w:r>
+        <w:rPr>
+          <w:rFonts w:cs="Times New Roman"/>
+        </w:rPr>
+        <w:t xml:space="preserve"> saveProduct(product: Product): boolean</w:t>
+      </w:r>
+    </w:p>
+    <w:p>
+      <w:pPr>
+        <w:pStyle w:val="ListParagraph"/>
+        <w:numPr>
+          <w:ilvl w:val="1"/>
+          <w:numId w:val="7"/>
+        </w:numPr>
+        <w:autoSpaceDE/>
+        <w:autoSpaceDN/>
+        <w:rPr>
+          <w:rFonts w:cs="Times New Roman"/>
+        </w:rPr>
+      </w:pPr>
+      <w:r>
+        <w:rPr>
+          <w:rFonts w:cs="Times New Roman"/>
+        </w:rPr>
+        <w:t xml:space="preserve">luuPhieuNhap() </w:t>
+      </w:r>
+      <w:r>
+        <w:rPr>
+          <w:rFonts w:cs="Times New Roman"/>
+        </w:rPr>
+        <w:sym w:font="Wingdings" w:char="F0E0"/>
+      </w:r>
+      <w:r>
+        <w:rPr>
+          <w:rFonts w:cs="Times New Roman"/>
+        </w:rPr>
+        <w:t xml:space="preserve"> saveReceipt(receipt: Receipt): boolean</w:t>
+      </w:r>
+    </w:p>
+    <w:p>
+      <w:pPr>
+        <w:pStyle w:val="ListParagraph"/>
+        <w:numPr>
+          <w:ilvl w:val="0"/>
+          <w:numId w:val="7"/>
+        </w:numPr>
+        <w:autoSpaceDE/>
+        <w:autoSpaceDN/>
+        <w:rPr>
+          <w:rFonts w:cs="Times New Roman"/>
+        </w:rPr>
+      </w:pPr>
+      <w:r>
+        <w:rPr>
+          <w:rFonts w:cs="Times New Roman"/>
+        </w:rPr>
+        <w:t>Đề xuất thêm các hàm:</w:t>
+      </w:r>
+    </w:p>
+    <w:p>
+      <w:pPr>
+        <w:pStyle w:val="ListParagraph"/>
+        <w:numPr>
+          <w:ilvl w:val="1"/>
+          <w:numId w:val="7"/>
+        </w:numPr>
+        <w:autoSpaceDE/>
+        <w:autoSpaceDN/>
+        <w:rPr>
+          <w:rFonts w:cs="Times New Roman"/>
+        </w:rPr>
+      </w:pPr>
+      <w:r>
+        <w:rPr>
+          <w:rFonts w:cs="Times New Roman"/>
+        </w:rPr>
+        <w:t xml:space="preserve">Nhân viên chọn thêm nhà cung cấp, điền thông tin và nhấn lưu </w:t>
+      </w:r>
+      <w:r>
+        <w:rPr>
+          <w:rFonts w:cs="Times New Roman"/>
+        </w:rPr>
+        <w:sym w:font="Wingdings" w:char="F0E0"/>
+      </w:r>
+      <w:r>
+        <w:rPr>
+          <w:rFonts w:cs="Times New Roman"/>
+        </w:rPr>
+        <w:t xml:space="preserve"> hệ thống cần kiểm tra email và số điện thoại </w:t>
+      </w:r>
+      <w:r>
+        <w:rPr>
+          <w:rFonts w:cs="Times New Roman"/>
+        </w:rPr>
+        <w:sym w:font="Wingdings" w:char="F0E0"/>
+      </w:r>
+      <w:r>
+        <w:rPr>
+          <w:rFonts w:cs="Times New Roman"/>
+        </w:rPr>
+        <w:t xml:space="preserve"> cần một hàm.</w:t>
+      </w:r>
+    </w:p>
+    <w:p>
+      <w:pPr>
+        <w:pStyle w:val="ListParagraph"/>
+        <w:numPr>
+          <w:ilvl w:val="2"/>
+          <w:numId w:val="7"/>
+        </w:numPr>
+        <w:autoSpaceDE/>
+        <w:autoSpaceDN/>
+        <w:rPr>
+          <w:rFonts w:cs="Times New Roman"/>
+        </w:rPr>
+      </w:pPr>
+      <w:r>
+        <w:rPr>
+          <w:rFonts w:cs="Times New Roman"/>
+        </w:rPr>
+        <w:t>Tên hàm: checkEmailPhoneNo()</w:t>
+      </w:r>
+    </w:p>
+    <w:p>
+      <w:pPr>
+        <w:pStyle w:val="ListParagraph"/>
+        <w:numPr>
+          <w:ilvl w:val="2"/>
+          <w:numId w:val="7"/>
+        </w:numPr>
+        <w:autoSpaceDE/>
+        <w:autoSpaceDN/>
+        <w:rPr>
+          <w:rFonts w:cs="Times New Roman"/>
+        </w:rPr>
+      </w:pPr>
+      <w:r>
+        <w:rPr>
+          <w:rFonts w:cs="Times New Roman"/>
+        </w:rPr>
+        <w:t>Input: email, số điện thoại (Provider)</w:t>
+      </w:r>
+    </w:p>
+    <w:p>
+      <w:pPr>
+        <w:pStyle w:val="ListParagraph"/>
+        <w:numPr>
+          <w:ilvl w:val="2"/>
+          <w:numId w:val="7"/>
+        </w:numPr>
+        <w:autoSpaceDE/>
+        <w:autoSpaceDN/>
+        <w:rPr>
+          <w:rFonts w:cs="Times New Roman"/>
+        </w:rPr>
+      </w:pPr>
+      <w:r>
+        <w:rPr>
+          <w:rFonts w:cs="Times New Roman"/>
+        </w:rPr>
+        <w:t>Output: boolean</w:t>
+      </w:r>
+    </w:p>
+    <w:p>
+      <w:pPr>
+        <w:pStyle w:val="ListParagraph"/>
+        <w:numPr>
+          <w:ilvl w:val="0"/>
+          <w:numId w:val="9"/>
+        </w:numPr>
+        <w:autoSpaceDE/>
+        <w:autoSpaceDN/>
+        <w:rPr>
+          <w:rFonts w:cs="Times New Roman"/>
+        </w:rPr>
+      </w:pPr>
+      <w:r>
+        <w:rPr>
+          <w:rFonts w:cs="Times New Roman"/>
+        </w:rPr>
+        <w:t>Lớp chủ thể: Provider</w:t>
+      </w:r>
+    </w:p>
+    <w:p>
+      <w:pPr>
+        <w:pStyle w:val="ListParagraph"/>
+        <w:numPr>
+          <w:ilvl w:val="1"/>
+          <w:numId w:val="7"/>
+        </w:numPr>
+        <w:autoSpaceDE/>
+        <w:autoSpaceDN/>
+        <w:rPr>
+          <w:rFonts w:cs="Times New Roman"/>
+        </w:rPr>
+      </w:pPr>
+      <w:r>
+        <w:rPr>
+          <w:rFonts w:cs="Times New Roman"/>
+        </w:rPr>
+        <w:t xml:space="preserve">Nhân viên chọn thêm mặt hàng, điền thông tin và nhấn lưu </w:t>
+      </w:r>
+      <w:r>
+        <w:rPr>
+          <w:rFonts w:cs="Times New Roman"/>
+        </w:rPr>
+        <w:sym w:font="Wingdings" w:char="F0E0"/>
+      </w:r>
+      <w:r>
+        <w:rPr>
+          <w:rFonts w:cs="Times New Roman"/>
+        </w:rPr>
+        <w:t xml:space="preserve"> hệ thống cần kiểm tra thông tin mặt hàng </w:t>
+      </w:r>
+      <w:r>
+        <w:rPr>
+          <w:rFonts w:cs="Times New Roman"/>
+        </w:rPr>
+        <w:sym w:font="Wingdings" w:char="F0E0"/>
+      </w:r>
+      <w:r>
+        <w:rPr>
+          <w:rFonts w:cs="Times New Roman"/>
+        </w:rPr>
+        <w:t xml:space="preserve"> cần một hàm.</w:t>
+      </w:r>
+    </w:p>
+    <w:p>
+      <w:pPr>
+        <w:pStyle w:val="ListParagraph"/>
+        <w:numPr>
+          <w:ilvl w:val="2"/>
+          <w:numId w:val="7"/>
+        </w:numPr>
+        <w:autoSpaceDE/>
+        <w:autoSpaceDN/>
+        <w:rPr>
+          <w:rFonts w:cs="Times New Roman"/>
+        </w:rPr>
+      </w:pPr>
+      <w:r>
+        <w:rPr>
+          <w:rFonts w:cs="Times New Roman"/>
+        </w:rPr>
+        <w:t>Tên hàm: checkProduct()</w:t>
+      </w:r>
+    </w:p>
+    <w:p>
+      <w:pPr>
+        <w:pStyle w:val="ListParagraph"/>
+        <w:numPr>
+          <w:ilvl w:val="2"/>
+          <w:numId w:val="7"/>
+        </w:numPr>
+        <w:autoSpaceDE/>
+        <w:autoSpaceDN/>
+        <w:rPr>
+          <w:rFonts w:cs="Times New Roman"/>
+        </w:rPr>
+      </w:pPr>
+      <w:r>
+        <w:rPr>
+          <w:rFonts w:cs="Times New Roman"/>
+        </w:rPr>
+        <w:t>Input: thông tin mặt hàng (Product)</w:t>
+      </w:r>
+    </w:p>
+    <w:p>
+      <w:pPr>
+        <w:pStyle w:val="ListParagraph"/>
+        <w:numPr>
+          <w:ilvl w:val="2"/>
+          <w:numId w:val="7"/>
+        </w:numPr>
+        <w:autoSpaceDE/>
+        <w:autoSpaceDN/>
+        <w:rPr>
+          <w:rFonts w:cs="Times New Roman"/>
+        </w:rPr>
+      </w:pPr>
+      <w:r>
+        <w:rPr>
+          <w:rFonts w:cs="Times New Roman"/>
+        </w:rPr>
+        <w:t>Output: boolean</w:t>
+      </w:r>
+    </w:p>
+    <w:p>
+      <w:pPr>
+        <w:pStyle w:val="ListParagraph"/>
+        <w:numPr>
+          <w:ilvl w:val="0"/>
+          <w:numId w:val="9"/>
+        </w:numPr>
+        <w:autoSpaceDE/>
+        <w:autoSpaceDN/>
+        <w:rPr>
+          <w:rFonts w:cs="Times New Roman"/>
+        </w:rPr>
+      </w:pPr>
+      <w:r>
+        <w:rPr>
+          <w:rFonts w:cs="Times New Roman"/>
+        </w:rPr>
+        <w:t>Lớp chủ thể: Product</w:t>
+      </w:r>
+    </w:p>
+    <w:p>
+      <w:pPr>
+        <w:pStyle w:val="ListParagraph"/>
+        <w:numPr>
+          <w:ilvl w:val="1"/>
+          <w:numId w:val="7"/>
+        </w:numPr>
+        <w:autoSpaceDE/>
+        <w:autoSpaceDN/>
+        <w:rPr>
+          <w:rFonts w:cs="Times New Roman"/>
+        </w:rPr>
+      </w:pPr>
+      <w:r>
+        <w:rPr>
+          <w:rFonts w:cs="Times New Roman"/>
+        </w:rPr>
+        <w:t xml:space="preserve">Nhân viên chọn thêm mã chiết khấu, điền thông tin và nhấn lưu </w:t>
+      </w:r>
+      <w:r>
+        <w:rPr>
+          <w:rFonts w:cs="Times New Roman"/>
+        </w:rPr>
+        <w:sym w:font="Wingdings" w:char="F0E0"/>
+      </w:r>
+      <w:r>
+        <w:rPr>
+          <w:rFonts w:cs="Times New Roman"/>
+        </w:rPr>
+        <w:t xml:space="preserve"> hệ thống cần kiểm tra mã chiết khấu </w:t>
+      </w:r>
+      <w:r>
+        <w:rPr>
+          <w:rFonts w:cs="Times New Roman"/>
+        </w:rPr>
+        <w:sym w:font="Wingdings" w:char="F0E0"/>
+      </w:r>
+      <w:r>
+        <w:rPr>
+          <w:rFonts w:cs="Times New Roman"/>
+        </w:rPr>
+        <w:t xml:space="preserve"> cần một hàm.</w:t>
+      </w:r>
+    </w:p>
+    <w:p>
+      <w:pPr>
+        <w:pStyle w:val="ListParagraph"/>
+        <w:numPr>
+          <w:ilvl w:val="2"/>
+          <w:numId w:val="7"/>
+        </w:numPr>
+        <w:autoSpaceDE/>
+        <w:autoSpaceDN/>
+        <w:rPr>
+          <w:rFonts w:cs="Times New Roman"/>
+        </w:rPr>
+      </w:pPr>
+      <w:r>
+        <w:rPr>
+          <w:rFonts w:cs="Times New Roman"/>
+        </w:rPr>
+        <w:t>Tên hàm: checkDiscountCode()</w:t>
+      </w:r>
+    </w:p>
+    <w:p>
+      <w:pPr>
+        <w:pStyle w:val="ListParagraph"/>
+        <w:numPr>
+          <w:ilvl w:val="2"/>
+          <w:numId w:val="7"/>
+        </w:numPr>
+        <w:autoSpaceDE/>
+        <w:autoSpaceDN/>
+        <w:rPr>
+          <w:rFonts w:cs="Times New Roman"/>
+        </w:rPr>
+      </w:pPr>
+      <w:r>
+        <w:rPr>
+          <w:rFonts w:cs="Times New Roman"/>
+        </w:rPr>
+        <w:t>Input: m</w:t>
+      </w:r>
+      <w:r>
+        <w:rPr>
+          <w:rFonts w:cs="Times New Roman"/>
+        </w:rPr>
+        <w:t>ã chiết khấu (Discount)</w:t>
+      </w:r>
+    </w:p>
+    <w:p>
+      <w:pPr>
+        <w:pStyle w:val="ListParagraph"/>
+        <w:numPr>
+          <w:ilvl w:val="2"/>
+          <w:numId w:val="7"/>
+        </w:numPr>
+        <w:autoSpaceDE/>
+        <w:autoSpaceDN/>
+        <w:rPr>
+          <w:rFonts w:cs="Times New Roman"/>
+        </w:rPr>
+      </w:pPr>
+      <w:r>
+        <w:rPr>
+          <w:rFonts w:cs="Times New Roman"/>
+        </w:rPr>
+        <w:t>Output: boolean</w:t>
+      </w:r>
+    </w:p>
+    <w:p>
+      <w:pPr>
+        <w:pStyle w:val="ListParagraph"/>
+        <w:numPr>
+          <w:ilvl w:val="0"/>
+          <w:numId w:val="9"/>
+        </w:numPr>
+        <w:autoSpaceDE/>
+        <w:autoSpaceDN/>
+        <w:rPr>
+          <w:rFonts w:cs="Times New Roman"/>
+        </w:rPr>
+      </w:pPr>
+      <w:r>
+        <w:rPr>
+          <w:rFonts w:cs="Times New Roman"/>
+        </w:rPr>
+        <w:t>Lớp chủ thể: Discount</w:t>
+      </w:r>
+    </w:p>
+    <w:p>
+      <w:pPr>
+        <w:autoSpaceDE/>
+        <w:autoSpaceDN/>
+        <w:rPr>
+          <w:rFonts w:cs="Times New Roman"/>
+        </w:rPr>
+      </w:pPr>
+    </w:p>
+    <w:p>
+      <w:pPr>
+        <w:autoSpaceDE/>
+        <w:autoSpaceDN/>
+        <w:rPr>
+          <w:rFonts w:cs="Times New Roman"/>
+        </w:rPr>
+      </w:pPr>
+    </w:p>
+    <w:p>
+      <w:pPr>
+        <w:pStyle w:val="ListParagraph"/>
+        <w:numPr>
+          <w:ilvl w:val="2"/>
+          <w:numId w:val="6"/>
+        </w:numPr>
+        <w:autoSpaceDE/>
+        <w:autoSpaceDN/>
+        <w:ind w:left="720"/>
+        <w:rPr>
+          <w:rFonts w:cs="Times New Roman"/>
+          <w:b/>
+          <w:bCs/>
+        </w:rPr>
+      </w:pPr>
+      <w:r>
+        <w:rPr>
+          <w:rFonts w:cs="Times New Roman"/>
+          <w:b/>
+          <w:bCs/>
+        </w:rPr>
+        <w:t>Thiết kế backend chức năng Xem thống kê nhà cung cấp theo doanh chi</w:t>
+      </w:r>
+    </w:p>
+    <w:p>
+      <w:pPr>
+        <w:pStyle w:val="ListParagraph"/>
+        <w:numPr>
+          <w:ilvl w:val="0"/>
+          <w:numId w:val="7"/>
+        </w:numPr>
+        <w:autoSpaceDE/>
+        <w:autoSpaceDN/>
+        <w:rPr>
+          <w:rFonts w:cs="Times New Roman"/>
+        </w:rPr>
+      </w:pPr>
+      <w:r>
+        <w:rPr>
+          <w:rFonts w:cs="Times New Roman"/>
+        </w:rPr>
+        <w:t>Thiết kế các hàm:</w:t>
+      </w:r>
+    </w:p>
+    <w:p>
+      <w:pPr>
+        <w:pStyle w:val="ListParagraph"/>
+        <w:numPr>
+          <w:ilvl w:val="1"/>
+          <w:numId w:val="7"/>
+        </w:numPr>
+        <w:autoSpaceDE/>
+        <w:autoSpaceDN/>
+        <w:rPr>
+          <w:rFonts w:cs="Times New Roman"/>
+        </w:rPr>
+      </w:pPr>
+      <w:r>
+        <w:rPr>
+          <w:rFonts w:cs="Times New Roman"/>
+        </w:rPr>
+        <w:t xml:space="preserve">kiemTraDangNhap() </w:t>
+      </w:r>
+      <w:r>
+        <w:rPr>
+          <w:rFonts w:cs="Times New Roman"/>
+        </w:rPr>
+        <w:sym w:font="Wingdings" w:char="F0E0"/>
+      </w:r>
+      <w:r>
+        <w:rPr>
+          <w:rFonts w:cs="Times New Roman"/>
+        </w:rPr>
+        <w:t xml:space="preserve"> checkLoogin(user: User): boolean</w:t>
+      </w:r>
+    </w:p>
+    <w:p>
+      <w:pPr>
+        <w:pStyle w:val="ListParagraph"/>
+        <w:numPr>
+          <w:ilvl w:val="1"/>
+          <w:numId w:val="7"/>
+        </w:numPr>
+        <w:autoSpaceDE/>
+        <w:autoSpaceDN/>
+        <w:rPr>
+          <w:rFonts w:cs="Times New Roman"/>
+        </w:rPr>
+      </w:pPr>
+      <w:r>
+        <w:rPr>
+          <w:rFonts w:cs="Times New Roman"/>
+        </w:rPr>
+        <w:t xml:space="preserve">layThongTinNhanVien() </w:t>
+      </w:r>
+      <w:r>
+        <w:rPr>
+          <w:rFonts w:cs="Times New Roman"/>
+        </w:rPr>
+        <w:sym w:font="Wingdings" w:char="F0E0"/>
+      </w:r>
+      <w:r>
+        <w:rPr>
+          <w:rFonts w:cs="Times New Roman"/>
+        </w:rPr>
+        <w:t xml:space="preserve"> getStaffInfor(username: String): Staff</w:t>
+      </w:r>
+    </w:p>
+    <w:p>
+      <w:pPr>
+        <w:pStyle w:val="ListParagraph"/>
+        <w:numPr>
+          <w:ilvl w:val="1"/>
+          <w:numId w:val="7"/>
+        </w:numPr>
+        <w:autoSpaceDE/>
+        <w:autoSpaceDN/>
+        <w:rPr>
+          <w:rFonts w:cs="Times New Roman"/>
+        </w:rPr>
+      </w:pPr>
+      <w:r>
+        <w:rPr>
+          <w:rFonts w:cs="Times New Roman"/>
+        </w:rPr>
+        <w:t xml:space="preserve">layTKNhaCungCap() </w:t>
+      </w:r>
+      <w:r>
+        <w:rPr>
+          <w:rFonts w:cs="Times New Roman"/>
+        </w:rPr>
+        <w:sym w:font="Wingdings" w:char="F0E0"/>
+      </w:r>
+      <w:r>
+        <w:rPr>
+          <w:rFonts w:cs="Times New Roman"/>
+        </w:rPr>
+        <w:t xml:space="preserve"> getProviderStat(time: String): List&lt;ProviderStat&gt;</w:t>
+      </w:r>
+    </w:p>
+    <w:p>
+      <w:pPr>
+        <w:pStyle w:val="ListParagraph"/>
+        <w:numPr>
+          <w:ilvl w:val="1"/>
+          <w:numId w:val="7"/>
+        </w:numPr>
+        <w:autoSpaceDE/>
+        <w:autoSpaceDN/>
+        <w:rPr>
+          <w:rFonts w:cs="Times New Roman"/>
+        </w:rPr>
+      </w:pPr>
+      <w:r>
+        <w:rPr>
+          <w:rFonts w:cs="Times New Roman"/>
+        </w:rPr>
+        <w:t xml:space="preserve">layTKPhieuNhap() </w:t>
+      </w:r>
+      <w:r>
+        <w:rPr>
+          <w:rFonts w:cs="Times New Roman"/>
+        </w:rPr>
+        <w:sym w:font="Wingdings" w:char="F0E0"/>
+      </w:r>
+      <w:r>
+        <w:rPr>
+          <w:rFonts w:cs="Times New Roman"/>
+        </w:rPr>
+        <w:t xml:space="preserve"> getReceiptStat(</w:t>
+      </w:r>
+      <w:r>
+        <w:rPr>
+          <w:rFonts w:cs="Times New Roman"/>
+        </w:rPr>
+        <w:t>providerId: String</w:t>
+      </w:r>
+      <w:r>
+        <w:rPr>
+          <w:rFonts w:cs="Times New Roman"/>
+        </w:rPr>
+        <w:t xml:space="preserve">): </w:t>
+      </w:r>
+      <w:r>
+        <w:rPr>
+          <w:rFonts w:cs="Times New Roman"/>
+        </w:rPr>
+        <w:t>ProviderStat</w:t>
+      </w:r>
+    </w:p>
+    <w:p>
+      <w:pPr>
+        <w:pStyle w:val="ListParagraph"/>
+        <w:numPr>
+          <w:ilvl w:val="1"/>
+          <w:numId w:val="7"/>
+        </w:numPr>
+        <w:autoSpaceDE/>
+        <w:autoSpaceDN/>
+        <w:rPr>
+          <w:rFonts w:cs="Times New Roman"/>
+        </w:rPr>
+      </w:pPr>
+      <w:r>
+        <w:rPr>
+          <w:rFonts w:cs="Times New Roman"/>
+        </w:rPr>
+        <w:t xml:space="preserve">layThongTinPhieuNhap() </w:t>
+      </w:r>
+      <w:r>
+        <w:rPr>
+          <w:rFonts w:cs="Times New Roman"/>
+        </w:rPr>
+        <w:sym w:font="Wingdings" w:char="F0E0"/>
+      </w:r>
+      <w:r>
+        <w:rPr>
+          <w:rFonts w:cs="Times New Roman"/>
+        </w:rPr>
+        <w:t xml:space="preserve"> getReceipt(</w:t>
+      </w:r>
+      <w:r>
+        <w:rPr>
+          <w:rFonts w:cs="Times New Roman"/>
+        </w:rPr>
+        <w:t>receiptId: String</w:t>
+      </w:r>
+      <w:r>
+        <w:rPr>
+          <w:rFonts w:cs="Times New Roman"/>
+        </w:rPr>
+        <w:t>): Receipt</w:t>
+      </w:r>
     </w:p>
     <w:sectPr>
       <w:pgSz w:w="12240" w:h="15840"/>
@@ -30589,7 +31673,7 @@
         <w:rFonts w:ascii="Wingdings" w:eastAsia="Times New Roman" w:hAnsi="Wingdings" w:cs="Times New Roman" w:hint="default"/>
       </w:rPr>
     </w:lvl>
-    <w:lvl w:ilvl="1" w:tplc="04090003" w:tentative="1">
+    <w:lvl w:ilvl="1" w:tplc="04090003">
       <w:start w:val="1"/>
       <w:numFmt w:val="bullet"/>
       <w:lvlText w:val="o"/>

--- a/20251/Phân tích thiết kế HTTT/B22DCDT294 - Nguyễn Hoàng Tùng - .docx
+++ b/20251/Phân tích thiết kế HTTT/B22DCDT294 - Nguyễn Hoàng Tùng - .docx
@@ -30296,10 +30296,10 @@
           <w:noProof/>
         </w:rPr>
         <w:drawing>
-          <wp:inline distT="0" distB="0" distL="0" distR="0" wp14:anchorId="3972A63D" wp14:editId="3ACB3113">
-            <wp:extent cx="5943600" cy="2646680"/>
-            <wp:effectExtent l="0" t="0" r="0" b="1270"/>
-            <wp:docPr id="1410831194" name="Picture 7"/>
+          <wp:inline distT="0" distB="0" distL="0" distR="0" wp14:anchorId="12A77D29" wp14:editId="7F04CF94">
+            <wp:extent cx="5943600" cy="2753360"/>
+            <wp:effectExtent l="0" t="0" r="0" b="8890"/>
+            <wp:docPr id="1293580419" name="Picture 1"/>
             <wp:cNvGraphicFramePr>
               <a:graphicFrameLocks xmlns:a="http://schemas.openxmlformats.org/drawingml/2006/main" noChangeAspect="1"/>
             </wp:cNvGraphicFramePr>
@@ -30307,7 +30307,7 @@
               <a:graphicData uri="http://schemas.openxmlformats.org/drawingml/2006/picture">
                 <pic:pic xmlns:pic="http://schemas.openxmlformats.org/drawingml/2006/picture">
                   <pic:nvPicPr>
-                    <pic:cNvPr id="1410831194" name="Picture 1410831194"/>
+                    <pic:cNvPr id="1293580419" name="Picture 1293580419"/>
                     <pic:cNvPicPr/>
                   </pic:nvPicPr>
                   <pic:blipFill>
@@ -30325,7 +30325,7 @@
                   <pic:spPr>
                     <a:xfrm>
                       <a:off x="0" y="0"/>
-                      <a:ext cx="5943600" cy="2646680"/>
+                      <a:ext cx="5943600" cy="2753360"/>
                     </a:xfrm>
                     <a:prstGeom prst="rect">
                       <a:avLst/>
@@ -30340,15 +30340,6 @@
     </w:p>
     <w:p>
       <w:pPr>
-        <w:autoSpaceDE/>
-        <w:autoSpaceDN/>
-        <w:rPr>
-          <w:rFonts w:cs="Times New Roman"/>
-        </w:rPr>
-      </w:pPr>
-    </w:p>
-    <w:p>
-      <w:pPr>
         <w:pStyle w:val="ListParagraph"/>
         <w:numPr>
           <w:ilvl w:val="2"/>
@@ -30421,7 +30412,7 @@
         <w:rPr>
           <w:rFonts w:cs="Times New Roman"/>
         </w:rPr>
-        <w:t xml:space="preserve"> checkLoogin(user: User): boolean</w:t>
+        <w:t xml:space="preserve"> checkLogin(user: User): boolean</w:t>
       </w:r>
     </w:p>
     <w:p>
@@ -31083,15 +31074,82 @@
       <w:pPr>
         <w:autoSpaceDE/>
         <w:autoSpaceDN/>
-        <w:rPr>
-          <w:rFonts w:cs="Times New Roman"/>
-        </w:rPr>
-      </w:pPr>
-    </w:p>
-    <w:p>
-      <w:pPr>
-        <w:autoSpaceDE/>
-        <w:autoSpaceDN/>
+        <w:spacing w:line="240" w:lineRule="auto"/>
+        <w:rPr>
+          <w:rFonts w:cs="Times New Roman"/>
+        </w:rPr>
+        <w:sectPr>
+          <w:pgSz w:w="12240" w:h="15840"/>
+          <w:pgMar w:top="1440" w:right="1440" w:bottom="1440" w:left="1440" w:header="720" w:footer="720" w:gutter="0"/>
+          <w:cols w:space="720"/>
+          <w:titlePg/>
+          <w:docGrid w:linePitch="381"/>
+        </w:sectPr>
+      </w:pPr>
+    </w:p>
+    <w:p>
+      <w:pPr>
+        <w:autoSpaceDE/>
+        <w:autoSpaceDN/>
+        <w:spacing w:line="240" w:lineRule="auto"/>
+        <w:rPr>
+          <w:rFonts w:cs="Times New Roman"/>
+        </w:rPr>
+      </w:pPr>
+      <w:r>
+        <w:rPr>
+          <w:rFonts w:cs="Times New Roman"/>
+          <w:noProof/>
+        </w:rPr>
+        <w:lastRenderedPageBreak/>
+        <w:drawing>
+          <wp:inline distT="0" distB="0" distL="0" distR="0" wp14:anchorId="7FDEC135" wp14:editId="2DDDDD2B">
+            <wp:extent cx="8229600" cy="3030220"/>
+            <wp:effectExtent l="0" t="0" r="0" b="0"/>
+            <wp:docPr id="51053751" name="Picture 2"/>
+            <wp:cNvGraphicFramePr>
+              <a:graphicFrameLocks xmlns:a="http://schemas.openxmlformats.org/drawingml/2006/main" noChangeAspect="1"/>
+            </wp:cNvGraphicFramePr>
+            <a:graphic xmlns:a="http://schemas.openxmlformats.org/drawingml/2006/main">
+              <a:graphicData uri="http://schemas.openxmlformats.org/drawingml/2006/picture">
+                <pic:pic xmlns:pic="http://schemas.openxmlformats.org/drawingml/2006/picture">
+                  <pic:nvPicPr>
+                    <pic:cNvPr id="51053751" name="Picture 51053751"/>
+                    <pic:cNvPicPr/>
+                  </pic:nvPicPr>
+                  <pic:blipFill>
+                    <a:blip r:embed="rId39">
+                      <a:extLst>
+                        <a:ext uri="{28A0092B-C50C-407E-A947-70E740481C1C}">
+                          <a14:useLocalDpi xmlns:a14="http://schemas.microsoft.com/office/drawing/2010/main" val="0"/>
+                        </a:ext>
+                      </a:extLst>
+                    </a:blip>
+                    <a:stretch>
+                      <a:fillRect/>
+                    </a:stretch>
+                  </pic:blipFill>
+                  <pic:spPr>
+                    <a:xfrm>
+                      <a:off x="0" y="0"/>
+                      <a:ext cx="8229600" cy="3030220"/>
+                    </a:xfrm>
+                    <a:prstGeom prst="rect">
+                      <a:avLst/>
+                    </a:prstGeom>
+                  </pic:spPr>
+                </pic:pic>
+              </a:graphicData>
+            </a:graphic>
+          </wp:inline>
+        </w:drawing>
+      </w:r>
+    </w:p>
+    <w:p>
+      <w:pPr>
+        <w:autoSpaceDE/>
+        <w:autoSpaceDN/>
+        <w:spacing w:line="240" w:lineRule="auto"/>
         <w:rPr>
           <w:rFonts w:cs="Times New Roman"/>
         </w:rPr>
@@ -31171,7 +31229,7 @@
         <w:rPr>
           <w:rFonts w:cs="Times New Roman"/>
         </w:rPr>
-        <w:t xml:space="preserve"> checkLoogin(user: User): boolean</w:t>
+        <w:t xml:space="preserve"> checkLogin(user: User): boolean</w:t>
       </w:r>
     </w:p>
     <w:p>
@@ -31332,8 +31390,83 @@
         <w:t>): Receipt</w:t>
       </w:r>
     </w:p>
+    <w:p>
+      <w:pPr>
+        <w:autoSpaceDE/>
+        <w:autoSpaceDN/>
+        <w:rPr>
+          <w:rFonts w:cs="Times New Roman"/>
+        </w:rPr>
+      </w:pPr>
+      <w:r>
+        <w:rPr>
+          <w:rFonts w:cs="Times New Roman"/>
+          <w:noProof/>
+        </w:rPr>
+        <w:lastRenderedPageBreak/>
+        <w:drawing>
+          <wp:inline distT="0" distB="0" distL="0" distR="0" wp14:anchorId="0FC2ADE2" wp14:editId="05095D4A">
+            <wp:extent cx="8229600" cy="3391535"/>
+            <wp:effectExtent l="0" t="0" r="0" b="0"/>
+            <wp:docPr id="1312292479" name="Picture 4"/>
+            <wp:cNvGraphicFramePr>
+              <a:graphicFrameLocks xmlns:a="http://schemas.openxmlformats.org/drawingml/2006/main" noChangeAspect="1"/>
+            </wp:cNvGraphicFramePr>
+            <a:graphic xmlns:a="http://schemas.openxmlformats.org/drawingml/2006/main">
+              <a:graphicData uri="http://schemas.openxmlformats.org/drawingml/2006/picture">
+                <pic:pic xmlns:pic="http://schemas.openxmlformats.org/drawingml/2006/picture">
+                  <pic:nvPicPr>
+                    <pic:cNvPr id="1312292479" name="Picture 1312292479"/>
+                    <pic:cNvPicPr/>
+                  </pic:nvPicPr>
+                  <pic:blipFill>
+                    <a:blip r:embed="rId40">
+                      <a:extLst>
+                        <a:ext uri="{28A0092B-C50C-407E-A947-70E740481C1C}">
+                          <a14:useLocalDpi xmlns:a14="http://schemas.microsoft.com/office/drawing/2010/main" val="0"/>
+                        </a:ext>
+                      </a:extLst>
+                    </a:blip>
+                    <a:stretch>
+                      <a:fillRect/>
+                    </a:stretch>
+                  </pic:blipFill>
+                  <pic:spPr>
+                    <a:xfrm>
+                      <a:off x="0" y="0"/>
+                      <a:ext cx="8229600" cy="3391535"/>
+                    </a:xfrm>
+                    <a:prstGeom prst="rect">
+                      <a:avLst/>
+                    </a:prstGeom>
+                  </pic:spPr>
+                </pic:pic>
+              </a:graphicData>
+            </a:graphic>
+          </wp:inline>
+        </w:drawing>
+      </w:r>
+    </w:p>
+    <w:p>
+      <w:pPr>
+        <w:autoSpaceDE/>
+        <w:autoSpaceDN/>
+        <w:rPr>
+          <w:rFonts w:cs="Times New Roman"/>
+        </w:rPr>
+      </w:pPr>
+    </w:p>
+    <w:p>
+      <w:pPr>
+        <w:autoSpaceDE/>
+        <w:autoSpaceDN/>
+        <w:rPr>
+          <w:rFonts w:cs="Times New Roman"/>
+        </w:rPr>
+      </w:pPr>
+    </w:p>
     <w:sectPr>
-      <w:pgSz w:w="12240" w:h="15840"/>
+      <w:pgSz w:w="15840" w:h="12240" w:orient="landscape"/>
       <w:pgMar w:top="1440" w:right="1440" w:bottom="1440" w:left="1440" w:header="720" w:footer="720" w:gutter="0"/>
       <w:cols w:space="720"/>
       <w:titlePg/>

--- a/20251/Phân tích thiết kế HTTT/B22DCDT294 - Nguyễn Hoàng Tùng - .docx
+++ b/20251/Phân tích thiết kế HTTT/B22DCDT294 - Nguyễn Hoàng Tùng - .docx
@@ -31392,6 +31392,169 @@
     </w:p>
     <w:p>
       <w:pPr>
+        <w:pStyle w:val="ListParagraph"/>
+        <w:numPr>
+          <w:ilvl w:val="0"/>
+          <w:numId w:val="7"/>
+        </w:numPr>
+        <w:autoSpaceDE/>
+        <w:autoSpaceDN/>
+        <w:rPr>
+          <w:rFonts w:cs="Times New Roman"/>
+        </w:rPr>
+      </w:pPr>
+      <w:r>
+        <w:rPr>
+          <w:rFonts w:cs="Times New Roman"/>
+        </w:rPr>
+        <w:t>Đề xuất thêm các lớp:</w:t>
+      </w:r>
+    </w:p>
+    <w:p>
+      <w:pPr>
+        <w:pStyle w:val="ListParagraph"/>
+        <w:numPr>
+          <w:ilvl w:val="1"/>
+          <w:numId w:val="7"/>
+        </w:numPr>
+        <w:autoSpaceDE/>
+        <w:autoSpaceDN/>
+        <w:rPr>
+          <w:rFonts w:cs="Times New Roman"/>
+        </w:rPr>
+      </w:pPr>
+      <w:r>
+        <w:rPr>
+          <w:rFonts w:cs="Times New Roman"/>
+        </w:rPr>
+        <w:lastRenderedPageBreak/>
+        <w:t xml:space="preserve">Nhân viên chọn xem chi tiết một nhà cung cấp </w:t>
+      </w:r>
+      <w:r>
+        <w:rPr>
+          <w:rFonts w:cs="Times New Roman"/>
+        </w:rPr>
+        <w:sym w:font="Wingdings" w:char="F0E0"/>
+      </w:r>
+      <w:r>
+        <w:rPr>
+          <w:rFonts w:cs="Times New Roman"/>
+        </w:rPr>
+        <w:t xml:space="preserve"> hệ thống cần lấy danh sách phiếu nhập của nhà cung cấp đó </w:t>
+      </w:r>
+      <w:r>
+        <w:rPr>
+          <w:rFonts w:cs="Times New Roman"/>
+        </w:rPr>
+        <w:sym w:font="Wingdings" w:char="F0E0"/>
+      </w:r>
+      <w:r>
+        <w:rPr>
+          <w:rFonts w:cs="Times New Roman"/>
+        </w:rPr>
+        <w:t xml:space="preserve"> cần một hàm.</w:t>
+      </w:r>
+    </w:p>
+    <w:p>
+      <w:pPr>
+        <w:pStyle w:val="ListParagraph"/>
+        <w:numPr>
+          <w:ilvl w:val="2"/>
+          <w:numId w:val="7"/>
+        </w:numPr>
+        <w:autoSpaceDE/>
+        <w:autoSpaceDN/>
+        <w:rPr>
+          <w:rFonts w:cs="Times New Roman"/>
+        </w:rPr>
+      </w:pPr>
+      <w:r>
+        <w:rPr>
+          <w:rFonts w:cs="Times New Roman"/>
+        </w:rPr>
+        <w:t>Tên hàm: getReceiptList()</w:t>
+      </w:r>
+    </w:p>
+    <w:p>
+      <w:pPr>
+        <w:pStyle w:val="ListParagraph"/>
+        <w:numPr>
+          <w:ilvl w:val="2"/>
+          <w:numId w:val="7"/>
+        </w:numPr>
+        <w:autoSpaceDE/>
+        <w:autoSpaceDN/>
+        <w:rPr>
+          <w:rFonts w:cs="Times New Roman"/>
+        </w:rPr>
+      </w:pPr>
+      <w:r>
+        <w:rPr>
+          <w:rFonts w:cs="Times New Roman"/>
+        </w:rPr>
+        <w:t>Input: mã nhà cung cấp (String)</w:t>
+      </w:r>
+    </w:p>
+    <w:p>
+      <w:pPr>
+        <w:pStyle w:val="ListParagraph"/>
+        <w:numPr>
+          <w:ilvl w:val="2"/>
+          <w:numId w:val="7"/>
+        </w:numPr>
+        <w:autoSpaceDE/>
+        <w:autoSpaceDN/>
+        <w:rPr>
+          <w:rFonts w:cs="Times New Roman"/>
+        </w:rPr>
+      </w:pPr>
+      <w:r>
+        <w:rPr>
+          <w:rFonts w:cs="Times New Roman"/>
+        </w:rPr>
+        <w:t xml:space="preserve">Output: </w:t>
+      </w:r>
+      <w:r>
+        <w:rPr>
+          <w:rFonts w:cs="Times New Roman"/>
+        </w:rPr>
+        <w:t>danh sách phiếu nhập (</w:t>
+      </w:r>
+      <w:r>
+        <w:rPr>
+          <w:rFonts w:cs="Times New Roman"/>
+        </w:rPr>
+        <w:t>List&lt;Receipt&gt;</w:t>
+      </w:r>
+      <w:r>
+        <w:rPr>
+          <w:rFonts w:cs="Times New Roman"/>
+        </w:rPr>
+        <w:t>)</w:t>
+      </w:r>
+    </w:p>
+    <w:p>
+      <w:pPr>
+        <w:pStyle w:val="ListParagraph"/>
+        <w:numPr>
+          <w:ilvl w:val="0"/>
+          <w:numId w:val="9"/>
+        </w:numPr>
+        <w:autoSpaceDE/>
+        <w:autoSpaceDN/>
+        <w:rPr>
+          <w:rFonts w:cs="Times New Roman"/>
+        </w:rPr>
+      </w:pPr>
+      <w:r>
+        <w:rPr>
+          <w:rFonts w:cs="Times New Roman"/>
+        </w:rPr>
+        <w:t>Lớp chủ thể: Receipt</w:t>
+      </w:r>
+    </w:p>
+    <w:p>
+      <w:pPr>
         <w:autoSpaceDE/>
         <w:autoSpaceDN/>
         <w:rPr>
@@ -31403,12 +31566,11 @@
           <w:rFonts w:cs="Times New Roman"/>
           <w:noProof/>
         </w:rPr>
-        <w:lastRenderedPageBreak/>
         <w:drawing>
-          <wp:inline distT="0" distB="0" distL="0" distR="0" wp14:anchorId="0FC2ADE2" wp14:editId="05095D4A">
-            <wp:extent cx="8229600" cy="3391535"/>
+          <wp:inline distT="0" distB="0" distL="0" distR="0" wp14:anchorId="5B0D44EB" wp14:editId="05764239">
+            <wp:extent cx="8229600" cy="3246120"/>
             <wp:effectExtent l="0" t="0" r="0" b="0"/>
-            <wp:docPr id="1312292479" name="Picture 4"/>
+            <wp:docPr id="938211054" name="Picture 1"/>
             <wp:cNvGraphicFramePr>
               <a:graphicFrameLocks xmlns:a="http://schemas.openxmlformats.org/drawingml/2006/main" noChangeAspect="1"/>
             </wp:cNvGraphicFramePr>
@@ -31416,7 +31578,7 @@
               <a:graphicData uri="http://schemas.openxmlformats.org/drawingml/2006/picture">
                 <pic:pic xmlns:pic="http://schemas.openxmlformats.org/drawingml/2006/picture">
                   <pic:nvPicPr>
-                    <pic:cNvPr id="1312292479" name="Picture 1312292479"/>
+                    <pic:cNvPr id="938211054" name="Picture 938211054"/>
                     <pic:cNvPicPr/>
                   </pic:nvPicPr>
                   <pic:blipFill>
@@ -31434,7 +31596,7 @@
                   <pic:spPr>
                     <a:xfrm>
                       <a:off x="0" y="0"/>
-                      <a:ext cx="8229600" cy="3391535"/>
+                      <a:ext cx="8229600" cy="3246120"/>
                     </a:xfrm>
                     <a:prstGeom prst="rect">
                       <a:avLst/>
@@ -31463,10 +31625,26 @@
         <w:rPr>
           <w:rFonts w:cs="Times New Roman"/>
         </w:rPr>
+        <w:sectPr>
+          <w:pgSz w:w="15840" w:h="12240" w:orient="landscape"/>
+          <w:pgMar w:top="1440" w:right="1440" w:bottom="1440" w:left="1440" w:header="720" w:footer="720" w:gutter="0"/>
+          <w:cols w:space="720"/>
+          <w:titlePg/>
+          <w:docGrid w:linePitch="381"/>
+        </w:sectPr>
+      </w:pPr>
+    </w:p>
+    <w:p>
+      <w:pPr>
+        <w:autoSpaceDE/>
+        <w:autoSpaceDN/>
+        <w:rPr>
+          <w:rFonts w:cs="Times New Roman"/>
+        </w:rPr>
       </w:pPr>
     </w:p>
     <w:sectPr>
-      <w:pgSz w:w="15840" w:h="12240" w:orient="landscape"/>
+      <w:pgSz w:w="12240" w:h="15840"/>
       <w:pgMar w:top="1440" w:right="1440" w:bottom="1440" w:left="1440" w:header="720" w:footer="720" w:gutter="0"/>
       <w:cols w:space="720"/>
       <w:titlePg/>

--- a/20251/Phân tích thiết kế HTTT/B22DCDT294 - Nguyễn Hoàng Tùng - .docx
+++ b/20251/Phân tích thiết kế HTTT/B22DCDT294 - Nguyễn Hoàng Tùng - .docx
@@ -31608,15 +31608,6 @@
           </wp:inline>
         </w:drawing>
       </w:r>
-    </w:p>
-    <w:p>
-      <w:pPr>
-        <w:autoSpaceDE/>
-        <w:autoSpaceDN/>
-        <w:rPr>
-          <w:rFonts w:cs="Times New Roman"/>
-        </w:rPr>
-      </w:pPr>
     </w:p>
     <w:p>
       <w:pPr>

--- a/20251/Phân tích thiết kế HTTT/B22DCDT294 - Nguyễn Hoàng Tùng - .docx
+++ b/20251/Phân tích thiết kế HTTT/B22DCDT294 - Nguyễn Hoàng Tùng - .docx
@@ -2628,6 +2628,16 @@
     </w:p>
     <w:p>
       <w:pPr>
+        <w:autoSpaceDE/>
+        <w:autoSpaceDN/>
+        <w:spacing w:after="160"/>
+        <w:rPr>
+          <w:rFonts w:cs="Times New Roman"/>
+        </w:rPr>
+      </w:pPr>
+    </w:p>
+    <w:p>
+      <w:pPr>
         <w:pStyle w:val="ListParagraph"/>
         <w:numPr>
           <w:ilvl w:val="0"/>
@@ -2646,6 +2656,7 @@
           <w:b/>
           <w:bCs/>
         </w:rPr>
+        <w:lastRenderedPageBreak/>
         <w:t>Nhập trang phục về từ nhà cung cấp</w:t>
       </w:r>
     </w:p>
@@ -2667,8 +2678,545 @@
         <w:rPr>
           <w:rFonts w:cs="Times New Roman"/>
         </w:rPr>
+        <w:t xml:space="preserve">Một nhân viên truy cập vào trang web </w:t>
+      </w:r>
+      <w:r>
+        <w:rPr>
+          <w:rFonts w:cs="Times New Roman"/>
+        </w:rPr>
+        <w:sym w:font="Wingdings" w:char="F0E0"/>
+      </w:r>
+      <w:r>
+        <w:rPr>
+          <w:rFonts w:cs="Times New Roman"/>
+        </w:rPr>
+        <w:t xml:space="preserve"> giao diện quản lý</w:t>
+      </w:r>
+      <w:r>
+        <w:rPr>
+          <w:rFonts w:cs="Times New Roman"/>
+        </w:rPr>
+        <w:t xml:space="preserve"> hệ thống</w:t>
+      </w:r>
+      <w:r>
+        <w:rPr>
+          <w:rFonts w:cs="Times New Roman"/>
+        </w:rPr>
+        <w:t xml:space="preserve"> hiển thị với</w:t>
+      </w:r>
+    </w:p>
+    <w:p>
+      <w:pPr>
+        <w:pStyle w:val="ListParagraph"/>
+        <w:numPr>
+          <w:ilvl w:val="2"/>
+          <w:numId w:val="7"/>
+        </w:numPr>
+        <w:autoSpaceDE/>
+        <w:autoSpaceDN/>
+        <w:spacing w:after="160"/>
+        <w:rPr>
+          <w:rFonts w:cs="Times New Roman"/>
+        </w:rPr>
+      </w:pPr>
+      <w:r>
+        <w:rPr>
+          <w:rFonts w:cs="Times New Roman"/>
+        </w:rPr>
+        <w:t>t</w:t>
+      </w:r>
+      <w:r>
+        <w:rPr>
+          <w:rFonts w:cs="Times New Roman"/>
+        </w:rPr>
+        <w:t>hông tin của nhân viên: tên đăng nhập, họ tên, vai trò…</w:t>
+      </w:r>
+    </w:p>
+    <w:p>
+      <w:pPr>
+        <w:pStyle w:val="ListParagraph"/>
+        <w:numPr>
+          <w:ilvl w:val="2"/>
+          <w:numId w:val="7"/>
+        </w:numPr>
+        <w:autoSpaceDE/>
+        <w:autoSpaceDN/>
+        <w:spacing w:after="160"/>
+        <w:rPr>
+          <w:rFonts w:cs="Times New Roman"/>
+        </w:rPr>
+      </w:pPr>
+      <w:r>
+        <w:rPr>
+          <w:rFonts w:cs="Times New Roman"/>
+        </w:rPr>
+        <w:t>t</w:t>
+      </w:r>
+      <w:r>
+        <w:rPr>
+          <w:rFonts w:cs="Times New Roman"/>
+        </w:rPr>
+        <w:t>rình đơn cho phép chọn các chức năng: quản lý thông tin nhà cung cấp trang phục, nhập trang phục từ nhà cung cấp, xem thống kê nhà cung cấp theo doanh chi.</w:t>
+      </w:r>
+    </w:p>
+    <w:p>
+      <w:pPr>
+        <w:pStyle w:val="ListParagraph"/>
+        <w:numPr>
+          <w:ilvl w:val="1"/>
+          <w:numId w:val="7"/>
+        </w:numPr>
+        <w:autoSpaceDE/>
+        <w:autoSpaceDN/>
+        <w:spacing w:after="160"/>
+        <w:rPr>
+          <w:rFonts w:cs="Times New Roman"/>
+        </w:rPr>
+      </w:pPr>
+      <w:r>
+        <w:rPr>
+          <w:rFonts w:cs="Times New Roman"/>
+        </w:rPr>
+        <w:t xml:space="preserve">Nhân viên chọn chức năng nhập trang phục từ nhà cung cấp </w:t>
+      </w:r>
+      <w:r>
+        <w:rPr>
+          <w:rFonts w:cs="Times New Roman"/>
+        </w:rPr>
+        <w:sym w:font="Wingdings" w:char="F0E0"/>
+      </w:r>
+      <w:r>
+        <w:rPr>
+          <w:rFonts w:cs="Times New Roman"/>
+        </w:rPr>
+        <w:t xml:space="preserve"> giao diện </w:t>
+      </w:r>
+      <w:r>
+        <w:rPr>
+          <w:rFonts w:cs="Times New Roman"/>
+        </w:rPr>
+        <w:t xml:space="preserve">nhập </w:t>
+      </w:r>
+      <w:r>
+        <w:rPr>
+          <w:rFonts w:cs="Times New Roman"/>
+        </w:rPr>
+        <w:t>trang</w:t>
+      </w:r>
+      <w:r>
+        <w:rPr>
+          <w:rFonts w:cs="Times New Roman"/>
+        </w:rPr>
+        <w:t xml:space="preserve"> phục với</w:t>
+      </w:r>
+    </w:p>
+    <w:p>
+      <w:pPr>
+        <w:pStyle w:val="ListParagraph"/>
+        <w:numPr>
+          <w:ilvl w:val="2"/>
+          <w:numId w:val="7"/>
+        </w:numPr>
+        <w:autoSpaceDE/>
+        <w:autoSpaceDN/>
+        <w:spacing w:after="160"/>
+        <w:rPr>
+          <w:rFonts w:cs="Times New Roman"/>
+        </w:rPr>
+      </w:pPr>
+      <w:r>
+        <w:rPr>
+          <w:rFonts w:cs="Times New Roman"/>
+        </w:rPr>
+        <w:t>một trường văn bản để nhập từ khóa + một nút tìm kiếm.</w:t>
+      </w:r>
+    </w:p>
+    <w:p>
+      <w:pPr>
+        <w:pStyle w:val="ListParagraph"/>
+        <w:numPr>
+          <w:ilvl w:val="2"/>
+          <w:numId w:val="7"/>
+        </w:numPr>
+        <w:autoSpaceDE/>
+        <w:autoSpaceDN/>
+        <w:spacing w:after="160"/>
+        <w:rPr>
+          <w:rFonts w:cs="Times New Roman"/>
+        </w:rPr>
+      </w:pPr>
+      <w:r>
+        <w:rPr>
+          <w:rFonts w:cs="Times New Roman"/>
+        </w:rPr>
+        <w:t>một nút thêm phiếu nhập mới.</w:t>
+      </w:r>
+    </w:p>
+    <w:p>
+      <w:pPr>
+        <w:pStyle w:val="ListParagraph"/>
+        <w:numPr>
+          <w:ilvl w:val="1"/>
+          <w:numId w:val="7"/>
+        </w:numPr>
+        <w:autoSpaceDE/>
+        <w:autoSpaceDN/>
+        <w:spacing w:after="160"/>
+        <w:rPr>
+          <w:rFonts w:cs="Times New Roman"/>
+        </w:rPr>
+      </w:pPr>
+      <w:r>
+        <w:rPr>
+          <w:rFonts w:cs="Times New Roman"/>
+        </w:rPr>
+        <w:t xml:space="preserve">Nhân viên chọn thêm phiếu nhập mới </w:t>
+      </w:r>
+      <w:r>
+        <w:rPr>
+          <w:rFonts w:cs="Times New Roman"/>
+        </w:rPr>
+        <w:sym w:font="Wingdings" w:char="F0E0"/>
+      </w:r>
+      <w:r>
+        <w:rPr>
+          <w:rFonts w:cs="Times New Roman"/>
+        </w:rPr>
+        <w:t xml:space="preserve"> giao diện phiếu nhập trang phục mới hiển thị với</w:t>
+      </w:r>
+    </w:p>
+    <w:p>
+      <w:pPr>
+        <w:pStyle w:val="ListParagraph"/>
+        <w:numPr>
+          <w:ilvl w:val="2"/>
+          <w:numId w:val="7"/>
+        </w:numPr>
+        <w:autoSpaceDE/>
+        <w:autoSpaceDN/>
+        <w:spacing w:after="160"/>
+        <w:rPr>
+          <w:rFonts w:cs="Times New Roman"/>
+        </w:rPr>
+      </w:pPr>
+      <w:r>
+        <w:rPr>
+          <w:rFonts w:cs="Times New Roman"/>
+        </w:rPr>
+        <w:t>một danh sách xổ xuống, mỗi dòng tương ứng với tên của một nhà cung cấp.</w:t>
+      </w:r>
+    </w:p>
+    <w:p>
+      <w:pPr>
+        <w:pStyle w:val="ListParagraph"/>
+        <w:numPr>
+          <w:ilvl w:val="2"/>
+          <w:numId w:val="7"/>
+        </w:numPr>
+        <w:autoSpaceDE/>
+        <w:autoSpaceDN/>
+        <w:spacing w:after="160"/>
+        <w:rPr>
+          <w:rFonts w:cs="Times New Roman"/>
+        </w:rPr>
+      </w:pPr>
+      <w:r>
+        <w:rPr>
+          <w:rFonts w:cs="Times New Roman"/>
+        </w:rPr>
+        <w:t xml:space="preserve">một danh sách xổ xuống, mỗi dòng tương ứng với </w:t>
+      </w:r>
+      <w:r>
+        <w:rPr>
+          <w:rFonts w:cs="Times New Roman"/>
+        </w:rPr>
+        <w:t>thông</w:t>
+      </w:r>
+      <w:r>
+        <w:rPr>
+          <w:rFonts w:cs="Times New Roman"/>
+        </w:rPr>
+        <w:t xml:space="preserve"> của một loại mặt hàng trang phục</w:t>
+      </w:r>
+      <w:r>
+        <w:rPr>
+          <w:rFonts w:cs="Times New Roman"/>
+        </w:rPr>
+        <w:t>: tên, kích cỡ, màu sắc, giá nhập</w:t>
+      </w:r>
+      <w:r>
+        <w:rPr>
+          <w:rFonts w:cs="Times New Roman"/>
+        </w:rPr>
+        <w:t>.</w:t>
+      </w:r>
+    </w:p>
+    <w:p>
+      <w:pPr>
+        <w:pStyle w:val="ListParagraph"/>
+        <w:numPr>
+          <w:ilvl w:val="2"/>
+          <w:numId w:val="7"/>
+        </w:numPr>
+        <w:autoSpaceDE/>
+        <w:autoSpaceDN/>
+        <w:spacing w:after="160"/>
+        <w:rPr>
+          <w:rFonts w:cs="Times New Roman"/>
+        </w:rPr>
+      </w:pPr>
+      <w:r>
+        <w:rPr>
+          <w:rFonts w:cs="Times New Roman"/>
+        </w:rPr>
+        <w:t>một trường điền số lượng.</w:t>
+      </w:r>
+    </w:p>
+    <w:p>
+      <w:pPr>
+        <w:pStyle w:val="ListParagraph"/>
+        <w:numPr>
+          <w:ilvl w:val="2"/>
+          <w:numId w:val="7"/>
+        </w:numPr>
+        <w:autoSpaceDE/>
+        <w:autoSpaceDN/>
+        <w:spacing w:after="160"/>
+        <w:rPr>
+          <w:rFonts w:cs="Times New Roman"/>
+        </w:rPr>
+      </w:pPr>
+      <w:r>
+        <w:rPr>
+          <w:rFonts w:cs="Times New Roman"/>
+        </w:rPr>
+        <w:t>một nút thêm mặt hàng</w:t>
+      </w:r>
+      <w:r>
+        <w:rPr>
+          <w:rFonts w:cs="Times New Roman"/>
+        </w:rPr>
+        <w:t xml:space="preserve"> nhập</w:t>
+      </w:r>
+      <w:r>
+        <w:rPr>
+          <w:rFonts w:cs="Times New Roman"/>
+        </w:rPr>
+        <w:t>.</w:t>
+      </w:r>
+    </w:p>
+    <w:p>
+      <w:pPr>
+        <w:pStyle w:val="ListParagraph"/>
+        <w:numPr>
+          <w:ilvl w:val="2"/>
+          <w:numId w:val="7"/>
+        </w:numPr>
+        <w:autoSpaceDE/>
+        <w:autoSpaceDN/>
+        <w:spacing w:after="160"/>
+        <w:rPr>
+          <w:rFonts w:cs="Times New Roman"/>
+        </w:rPr>
+      </w:pPr>
+      <w:r>
+        <w:rPr>
+          <w:rFonts w:cs="Times New Roman"/>
+        </w:rPr>
+        <w:t>một nút thêm mặt hàng chưa có trong danh sách.</w:t>
+      </w:r>
+    </w:p>
+    <w:p>
+      <w:pPr>
+        <w:pStyle w:val="ListParagraph"/>
+        <w:numPr>
+          <w:ilvl w:val="2"/>
+          <w:numId w:val="7"/>
+        </w:numPr>
+        <w:autoSpaceDE/>
+        <w:autoSpaceDN/>
+        <w:spacing w:after="160"/>
+        <w:rPr>
+          <w:rFonts w:cs="Times New Roman"/>
+        </w:rPr>
+      </w:pPr>
+      <w:r>
+        <w:rPr>
+          <w:rFonts w:cs="Times New Roman"/>
+        </w:rPr>
+        <w:t>một danh sách, mỗi dòng tương ứng với tên</w:t>
+      </w:r>
+      <w:r>
+        <w:rPr>
+          <w:rFonts w:cs="Times New Roman"/>
+        </w:rPr>
+        <w:t>, kích cỡ, màu sắc</w:t>
+      </w:r>
+      <w:r>
+        <w:rPr>
+          <w:rFonts w:cs="Times New Roman"/>
+        </w:rPr>
+        <w:t xml:space="preserve"> một loại mặt hàng đang muốn nhập, đơn giá, số lượng</w:t>
+      </w:r>
+      <w:r>
+        <w:rPr>
+          <w:rFonts w:cs="Times New Roman"/>
+        </w:rPr>
+        <w:t>, chiết khấu</w:t>
+      </w:r>
+      <w:r>
+        <w:rPr>
+          <w:rFonts w:cs="Times New Roman"/>
+        </w:rPr>
+        <w:t xml:space="preserve"> và thành tiền, </w:t>
+      </w:r>
+      <w:r>
+        <w:rPr>
+          <w:rFonts w:cs="Times New Roman"/>
+        </w:rPr>
+        <w:t xml:space="preserve">một dòng ghi tổng chiết khấu, </w:t>
+      </w:r>
+      <w:r>
+        <w:rPr>
+          <w:rFonts w:cs="Times New Roman"/>
+        </w:rPr>
+        <w:t>một dòng ghi tổng tiền.</w:t>
+      </w:r>
+    </w:p>
+    <w:p>
+      <w:pPr>
+        <w:pStyle w:val="ListParagraph"/>
+        <w:numPr>
+          <w:ilvl w:val="2"/>
+          <w:numId w:val="7"/>
+        </w:numPr>
+        <w:autoSpaceDE/>
+        <w:autoSpaceDN/>
+        <w:spacing w:after="160"/>
+        <w:rPr>
+          <w:rFonts w:cs="Times New Roman"/>
+        </w:rPr>
+      </w:pPr>
+      <w:r>
+        <w:rPr>
+          <w:rFonts w:cs="Times New Roman"/>
+        </w:rPr>
+        <w:t xml:space="preserve">một trường điền mã </w:t>
+      </w:r>
+      <w:r>
+        <w:rPr>
+          <w:rFonts w:cs="Times New Roman"/>
+        </w:rPr>
+        <w:t>chiết khấu và nút áp dụng</w:t>
+      </w:r>
+      <w:r>
+        <w:rPr>
+          <w:rFonts w:cs="Times New Roman"/>
+        </w:rPr>
+        <w:t>.</w:t>
+      </w:r>
+    </w:p>
+    <w:p>
+      <w:pPr>
+        <w:pStyle w:val="ListParagraph"/>
+        <w:numPr>
+          <w:ilvl w:val="2"/>
+          <w:numId w:val="7"/>
+        </w:numPr>
+        <w:autoSpaceDE/>
+        <w:autoSpaceDN/>
+        <w:spacing w:after="160"/>
+        <w:rPr>
+          <w:rFonts w:cs="Times New Roman"/>
+        </w:rPr>
+      </w:pPr>
+      <w:r>
+        <w:rPr>
+          <w:rFonts w:cs="Times New Roman"/>
+        </w:rPr>
         <w:lastRenderedPageBreak/>
-        <w:t xml:space="preserve">Một nhân viên truy cập vào trang web </w:t>
+        <w:t>một trường ghi chú.</w:t>
+      </w:r>
+    </w:p>
+    <w:p>
+      <w:pPr>
+        <w:pStyle w:val="ListParagraph"/>
+        <w:numPr>
+          <w:ilvl w:val="2"/>
+          <w:numId w:val="7"/>
+        </w:numPr>
+        <w:autoSpaceDE/>
+        <w:autoSpaceDN/>
+        <w:spacing w:after="160"/>
+        <w:rPr>
+          <w:rFonts w:cs="Times New Roman"/>
+        </w:rPr>
+      </w:pPr>
+      <w:r>
+        <w:rPr>
+          <w:rFonts w:cs="Times New Roman"/>
+        </w:rPr>
+        <w:t>một nút lưu phiếu nhập</w:t>
+      </w:r>
+      <w:r>
+        <w:rPr>
+          <w:rFonts w:cs="Times New Roman"/>
+        </w:rPr>
+        <w:t>, một nút hủy phiếu nhập</w:t>
+      </w:r>
+      <w:r>
+        <w:rPr>
+          <w:rFonts w:cs="Times New Roman"/>
+        </w:rPr>
+        <w:t>.</w:t>
+      </w:r>
+    </w:p>
+    <w:p>
+      <w:pPr>
+        <w:pStyle w:val="ListParagraph"/>
+        <w:numPr>
+          <w:ilvl w:val="1"/>
+          <w:numId w:val="7"/>
+        </w:numPr>
+        <w:autoSpaceDE/>
+        <w:autoSpaceDN/>
+        <w:spacing w:after="160"/>
+        <w:rPr>
+          <w:rFonts w:cs="Times New Roman"/>
+        </w:rPr>
+      </w:pPr>
+      <w:r>
+        <w:rPr>
+          <w:rFonts w:cs="Times New Roman"/>
+        </w:rPr>
+        <w:t>Nhân viên chọn nhà cung cấp từ danh sách, chọn loại mặt hàng trang phục muốn nhập từ danh sách, điền số lượng</w:t>
+      </w:r>
+      <w:r>
+        <w:rPr>
+          <w:rFonts w:cs="Times New Roman"/>
+        </w:rPr>
+        <w:t>, điền mã chiết khấu (nếu có), nhấn nút áp dụng.</w:t>
+      </w:r>
+    </w:p>
+    <w:p>
+      <w:pPr>
+        <w:pStyle w:val="ListParagraph"/>
+        <w:numPr>
+          <w:ilvl w:val="2"/>
+          <w:numId w:val="7"/>
+        </w:numPr>
+        <w:autoSpaceDE/>
+        <w:autoSpaceDN/>
+        <w:spacing w:after="160"/>
+        <w:rPr>
+          <w:rFonts w:cs="Times New Roman"/>
+        </w:rPr>
+      </w:pPr>
+      <w:r>
+        <w:rPr>
+          <w:rFonts w:cs="Times New Roman"/>
+        </w:rPr>
+        <w:t xml:space="preserve">Nếu mã chiết khấu không có trên hệ thống </w:t>
       </w:r>
       <w:r>
         <w:rPr>
@@ -2680,19 +3228,40 @@
         <w:rPr>
           <w:rFonts w:cs="Times New Roman"/>
         </w:rPr>
-        <w:t xml:space="preserve"> giao diện quản lý</w:t>
-      </w:r>
-      <w:r>
-        <w:rPr>
-          <w:rFonts w:cs="Times New Roman"/>
-        </w:rPr>
-        <w:t xml:space="preserve"> hệ thống</w:t>
-      </w:r>
-      <w:r>
-        <w:rPr>
-          <w:rFonts w:cs="Times New Roman"/>
-        </w:rPr>
-        <w:t xml:space="preserve"> hiển thị với</w:t>
+        <w:t xml:space="preserve"> hệ thống hiển thị thông báo lỗi không tồn tại mã chiết khấu và nút OK.</w:t>
+      </w:r>
+    </w:p>
+    <w:p>
+      <w:pPr>
+        <w:pStyle w:val="ListParagraph"/>
+        <w:numPr>
+          <w:ilvl w:val="3"/>
+          <w:numId w:val="7"/>
+        </w:numPr>
+        <w:autoSpaceDE/>
+        <w:autoSpaceDN/>
+        <w:spacing w:after="160"/>
+        <w:rPr>
+          <w:rFonts w:cs="Times New Roman"/>
+        </w:rPr>
+      </w:pPr>
+      <w:r>
+        <w:rPr>
+          <w:rFonts w:cs="Times New Roman"/>
+        </w:rPr>
+        <w:t xml:space="preserve">Nhân viên nhấn nút OK </w:t>
+      </w:r>
+      <w:r>
+        <w:rPr>
+          <w:rFonts w:cs="Times New Roman"/>
+        </w:rPr>
+        <w:sym w:font="Wingdings" w:char="F0E0"/>
+      </w:r>
+      <w:r>
+        <w:rPr>
+          <w:rFonts w:cs="Times New Roman"/>
+        </w:rPr>
+        <w:t xml:space="preserve"> giao diện phiếu nhập trang phục mới được hiển thị lại.</w:t>
       </w:r>
     </w:p>
     <w:p>
@@ -2713,13 +3282,52 @@
         <w:rPr>
           <w:rFonts w:cs="Times New Roman"/>
         </w:rPr>
-        <w:t>t</w:t>
-      </w:r>
-      <w:r>
-        <w:rPr>
-          <w:rFonts w:cs="Times New Roman"/>
-        </w:rPr>
-        <w:t>hông tin của nhân viên: tên đăng nhập, họ tên, vai trò…</w:t>
+        <w:t xml:space="preserve">Nếu mã chiết khấu có trên hệ thống nhưng không có mặt hàng nào trong phiếu nhập được áp dụng chiết khấu </w:t>
+      </w:r>
+      <w:r>
+        <w:rPr>
+          <w:rFonts w:cs="Times New Roman"/>
+        </w:rPr>
+        <w:sym w:font="Wingdings" w:char="F0E0"/>
+      </w:r>
+      <w:r>
+        <w:rPr>
+          <w:rFonts w:cs="Times New Roman"/>
+        </w:rPr>
+        <w:t xml:space="preserve"> hệ thống hiển thị thông báo lỗi không có sản phẩm nào được áp dụng chiết khấu và nút OK.</w:t>
+      </w:r>
+    </w:p>
+    <w:p>
+      <w:pPr>
+        <w:pStyle w:val="ListParagraph"/>
+        <w:numPr>
+          <w:ilvl w:val="3"/>
+          <w:numId w:val="7"/>
+        </w:numPr>
+        <w:autoSpaceDE/>
+        <w:autoSpaceDN/>
+        <w:spacing w:after="160"/>
+        <w:rPr>
+          <w:rFonts w:cs="Times New Roman"/>
+        </w:rPr>
+      </w:pPr>
+      <w:r>
+        <w:rPr>
+          <w:rFonts w:cs="Times New Roman"/>
+        </w:rPr>
+        <w:t xml:space="preserve">Nhân viên nhấn nút OK </w:t>
+      </w:r>
+      <w:r>
+        <w:rPr>
+          <w:rFonts w:cs="Times New Roman"/>
+        </w:rPr>
+        <w:sym w:font="Wingdings" w:char="F0E0"/>
+      </w:r>
+      <w:r>
+        <w:rPr>
+          <w:rFonts w:cs="Times New Roman"/>
+        </w:rPr>
+        <w:t xml:space="preserve"> giao diện phiếu nhập trang phục mới được hiển thị lại.</w:t>
       </w:r>
     </w:p>
     <w:p>
@@ -2740,13 +3348,82 @@
         <w:rPr>
           <w:rFonts w:cs="Times New Roman"/>
         </w:rPr>
-        <w:t>t</w:t>
-      </w:r>
-      <w:r>
-        <w:rPr>
-          <w:rFonts w:cs="Times New Roman"/>
-        </w:rPr>
-        <w:t>rình đơn cho phép chọn các chức năng: quản lý thông tin nhà cung cấp trang phục, nhập trang phục từ nhà cung cấp, xem thống kê nhà cung cấp theo doanh chi.</w:t>
+        <w:t xml:space="preserve">Nếu mã chiết khấu có trên hệ thống </w:t>
+      </w:r>
+      <w:r>
+        <w:rPr>
+          <w:rFonts w:cs="Times New Roman"/>
+        </w:rPr>
+        <w:t xml:space="preserve">và có mặt hàng được áp dụng chiết khấu trong phiếu nhập hoặc mã chiết khấu được áp dụng cho toàn bộ hóa đơn </w:t>
+      </w:r>
+      <w:r>
+        <w:rPr>
+          <w:rFonts w:cs="Times New Roman"/>
+        </w:rPr>
+        <w:sym w:font="Wingdings" w:char="F0E0"/>
+      </w:r>
+      <w:r>
+        <w:rPr>
+          <w:rFonts w:cs="Times New Roman"/>
+        </w:rPr>
+        <w:t xml:space="preserve"> hệ thống hiển thị thông báo </w:t>
+      </w:r>
+      <w:r>
+        <w:rPr>
+          <w:rFonts w:cs="Times New Roman"/>
+        </w:rPr>
+        <w:t>áp dụng mã chiết khấu</w:t>
+      </w:r>
+      <w:r>
+        <w:rPr>
+          <w:rFonts w:cs="Times New Roman"/>
+        </w:rPr>
+        <w:t xml:space="preserve"> thành công và nút OK.</w:t>
+      </w:r>
+    </w:p>
+    <w:p>
+      <w:pPr>
+        <w:pStyle w:val="ListParagraph"/>
+        <w:numPr>
+          <w:ilvl w:val="3"/>
+          <w:numId w:val="7"/>
+        </w:numPr>
+        <w:autoSpaceDE/>
+        <w:autoSpaceDN/>
+        <w:spacing w:after="160"/>
+        <w:rPr>
+          <w:rFonts w:cs="Times New Roman"/>
+        </w:rPr>
+      </w:pPr>
+      <w:r>
+        <w:rPr>
+          <w:rFonts w:cs="Times New Roman"/>
+        </w:rPr>
+        <w:t xml:space="preserve">Nhân viên nhấn nút OK </w:t>
+      </w:r>
+      <w:r>
+        <w:rPr>
+          <w:rFonts w:cs="Times New Roman"/>
+        </w:rPr>
+        <w:sym w:font="Wingdings" w:char="F0E0"/>
+      </w:r>
+      <w:r>
+        <w:rPr>
+          <w:rFonts w:cs="Times New Roman"/>
+        </w:rPr>
+        <w:t xml:space="preserve"> giao diện phiếu nhập trang phục mới được hiển thị lại với thành tiền và tổng tiền </w:t>
+      </w:r>
+      <w:r>
+        <w:rPr>
+          <w:rFonts w:cs="Times New Roman"/>
+        </w:rPr>
+        <w:t>mặt hàng</w:t>
+      </w:r>
+      <w:r>
+        <w:rPr>
+          <w:rFonts w:cs="Times New Roman"/>
+        </w:rPr>
+        <w:t xml:space="preserve"> được cập nhật.</w:t>
       </w:r>
     </w:p>
     <w:p>
@@ -2767,7 +3444,7 @@
         <w:rPr>
           <w:rFonts w:cs="Times New Roman"/>
         </w:rPr>
-        <w:t xml:space="preserve">Nhân viên chọn chức năng nhập trang phục từ nhà cung cấp </w:t>
+        <w:t xml:space="preserve">Nhân viên nhấn nút lưu </w:t>
       </w:r>
       <w:r>
         <w:rPr>
@@ -2779,25 +3456,7 @@
         <w:rPr>
           <w:rFonts w:cs="Times New Roman"/>
         </w:rPr>
-        <w:t xml:space="preserve"> giao diện </w:t>
-      </w:r>
-      <w:r>
-        <w:rPr>
-          <w:rFonts w:cs="Times New Roman"/>
-        </w:rPr>
-        <w:t xml:space="preserve">nhập </w:t>
-      </w:r>
-      <w:r>
-        <w:rPr>
-          <w:rFonts w:cs="Times New Roman"/>
-        </w:rPr>
-        <w:t>trang</w:t>
-      </w:r>
-      <w:r>
-        <w:rPr>
-          <w:rFonts w:cs="Times New Roman"/>
-        </w:rPr>
-        <w:t xml:space="preserve"> phục với</w:t>
+        <w:t xml:space="preserve"> hệ thống hiển thị thông báo lưu phiếu nhập thành công và nút OK.</w:t>
       </w:r>
     </w:p>
     <w:p>
@@ -2818,655 +3477,7 @@
         <w:rPr>
           <w:rFonts w:cs="Times New Roman"/>
         </w:rPr>
-        <w:t>một trường văn bản để nhập từ khóa + một nút tìm kiếm.</w:t>
-      </w:r>
-    </w:p>
-    <w:p>
-      <w:pPr>
-        <w:pStyle w:val="ListParagraph"/>
-        <w:numPr>
-          <w:ilvl w:val="2"/>
-          <w:numId w:val="7"/>
-        </w:numPr>
-        <w:autoSpaceDE/>
-        <w:autoSpaceDN/>
-        <w:spacing w:after="160"/>
-        <w:rPr>
-          <w:rFonts w:cs="Times New Roman"/>
-        </w:rPr>
-      </w:pPr>
-      <w:r>
-        <w:rPr>
-          <w:rFonts w:cs="Times New Roman"/>
-        </w:rPr>
-        <w:t>một nút thêm phiếu nhập mới.</w:t>
-      </w:r>
-    </w:p>
-    <w:p>
-      <w:pPr>
-        <w:pStyle w:val="ListParagraph"/>
-        <w:numPr>
-          <w:ilvl w:val="1"/>
-          <w:numId w:val="7"/>
-        </w:numPr>
-        <w:autoSpaceDE/>
-        <w:autoSpaceDN/>
-        <w:spacing w:after="160"/>
-        <w:rPr>
-          <w:rFonts w:cs="Times New Roman"/>
-        </w:rPr>
-      </w:pPr>
-      <w:r>
-        <w:rPr>
-          <w:rFonts w:cs="Times New Roman"/>
-        </w:rPr>
-        <w:t xml:space="preserve">Nhân viên chọn thêm phiếu nhập mới </w:t>
-      </w:r>
-      <w:r>
-        <w:rPr>
-          <w:rFonts w:cs="Times New Roman"/>
-        </w:rPr>
-        <w:sym w:font="Wingdings" w:char="F0E0"/>
-      </w:r>
-      <w:r>
-        <w:rPr>
-          <w:rFonts w:cs="Times New Roman"/>
-        </w:rPr>
-        <w:t xml:space="preserve"> giao diện phiếu nhập trang phục mới hiển thị với</w:t>
-      </w:r>
-    </w:p>
-    <w:p>
-      <w:pPr>
-        <w:pStyle w:val="ListParagraph"/>
-        <w:numPr>
-          <w:ilvl w:val="2"/>
-          <w:numId w:val="7"/>
-        </w:numPr>
-        <w:autoSpaceDE/>
-        <w:autoSpaceDN/>
-        <w:spacing w:after="160"/>
-        <w:rPr>
-          <w:rFonts w:cs="Times New Roman"/>
-        </w:rPr>
-      </w:pPr>
-      <w:r>
-        <w:rPr>
-          <w:rFonts w:cs="Times New Roman"/>
-        </w:rPr>
-        <w:t>một danh sách xổ xuống, mỗi dòng tương ứng với tên của một nhà cung cấp.</w:t>
-      </w:r>
-    </w:p>
-    <w:p>
-      <w:pPr>
-        <w:pStyle w:val="ListParagraph"/>
-        <w:numPr>
-          <w:ilvl w:val="2"/>
-          <w:numId w:val="7"/>
-        </w:numPr>
-        <w:autoSpaceDE/>
-        <w:autoSpaceDN/>
-        <w:spacing w:after="160"/>
-        <w:rPr>
-          <w:rFonts w:cs="Times New Roman"/>
-        </w:rPr>
-      </w:pPr>
-      <w:r>
-        <w:rPr>
-          <w:rFonts w:cs="Times New Roman"/>
-        </w:rPr>
-        <w:t xml:space="preserve">một danh sách xổ xuống, mỗi dòng tương ứng với </w:t>
-      </w:r>
-      <w:r>
-        <w:rPr>
-          <w:rFonts w:cs="Times New Roman"/>
-        </w:rPr>
-        <w:t>thông</w:t>
-      </w:r>
-      <w:r>
-        <w:rPr>
-          <w:rFonts w:cs="Times New Roman"/>
-        </w:rPr>
-        <w:t xml:space="preserve"> của một loại mặt hàng trang phục</w:t>
-      </w:r>
-      <w:r>
-        <w:rPr>
-          <w:rFonts w:cs="Times New Roman"/>
-        </w:rPr>
-        <w:t>: tên, kích cỡ, màu sắc, giá nhập</w:t>
-      </w:r>
-      <w:r>
-        <w:rPr>
-          <w:rFonts w:cs="Times New Roman"/>
-        </w:rPr>
-        <w:t>.</w:t>
-      </w:r>
-    </w:p>
-    <w:p>
-      <w:pPr>
-        <w:pStyle w:val="ListParagraph"/>
-        <w:numPr>
-          <w:ilvl w:val="2"/>
-          <w:numId w:val="7"/>
-        </w:numPr>
-        <w:autoSpaceDE/>
-        <w:autoSpaceDN/>
-        <w:spacing w:after="160"/>
-        <w:rPr>
-          <w:rFonts w:cs="Times New Roman"/>
-        </w:rPr>
-      </w:pPr>
-      <w:r>
-        <w:rPr>
-          <w:rFonts w:cs="Times New Roman"/>
-        </w:rPr>
-        <w:t>một trường điền số lượng.</w:t>
-      </w:r>
-    </w:p>
-    <w:p>
-      <w:pPr>
-        <w:pStyle w:val="ListParagraph"/>
-        <w:numPr>
-          <w:ilvl w:val="2"/>
-          <w:numId w:val="7"/>
-        </w:numPr>
-        <w:autoSpaceDE/>
-        <w:autoSpaceDN/>
-        <w:spacing w:after="160"/>
-        <w:rPr>
-          <w:rFonts w:cs="Times New Roman"/>
-        </w:rPr>
-      </w:pPr>
-      <w:r>
-        <w:rPr>
-          <w:rFonts w:cs="Times New Roman"/>
-        </w:rPr>
-        <w:t>một nút thêm mặt hàng</w:t>
-      </w:r>
-      <w:r>
-        <w:rPr>
-          <w:rFonts w:cs="Times New Roman"/>
-        </w:rPr>
-        <w:t xml:space="preserve"> nhập</w:t>
-      </w:r>
-      <w:r>
-        <w:rPr>
-          <w:rFonts w:cs="Times New Roman"/>
-        </w:rPr>
-        <w:t>.</w:t>
-      </w:r>
-    </w:p>
-    <w:p>
-      <w:pPr>
-        <w:pStyle w:val="ListParagraph"/>
-        <w:numPr>
-          <w:ilvl w:val="2"/>
-          <w:numId w:val="7"/>
-        </w:numPr>
-        <w:autoSpaceDE/>
-        <w:autoSpaceDN/>
-        <w:spacing w:after="160"/>
-        <w:rPr>
-          <w:rFonts w:cs="Times New Roman"/>
-        </w:rPr>
-      </w:pPr>
-      <w:r>
-        <w:rPr>
-          <w:rFonts w:cs="Times New Roman"/>
-        </w:rPr>
-        <w:t>một nút thêm mặt hàng chưa có trong danh sách.</w:t>
-      </w:r>
-    </w:p>
-    <w:p>
-      <w:pPr>
-        <w:pStyle w:val="ListParagraph"/>
-        <w:numPr>
-          <w:ilvl w:val="2"/>
-          <w:numId w:val="7"/>
-        </w:numPr>
-        <w:autoSpaceDE/>
-        <w:autoSpaceDN/>
-        <w:spacing w:after="160"/>
-        <w:rPr>
-          <w:rFonts w:cs="Times New Roman"/>
-        </w:rPr>
-      </w:pPr>
-      <w:r>
-        <w:rPr>
-          <w:rFonts w:cs="Times New Roman"/>
-        </w:rPr>
-        <w:t>một danh sách, mỗi dòng tương ứng với tên</w:t>
-      </w:r>
-      <w:r>
-        <w:rPr>
-          <w:rFonts w:cs="Times New Roman"/>
-        </w:rPr>
-        <w:t>, kích cỡ, màu sắc</w:t>
-      </w:r>
-      <w:r>
-        <w:rPr>
-          <w:rFonts w:cs="Times New Roman"/>
-        </w:rPr>
-        <w:t xml:space="preserve"> một loại mặt hàng đang muốn nhập, đơn giá, số lượng</w:t>
-      </w:r>
-      <w:r>
-        <w:rPr>
-          <w:rFonts w:cs="Times New Roman"/>
-        </w:rPr>
-        <w:t>, chiết khấu</w:t>
-      </w:r>
-      <w:r>
-        <w:rPr>
-          <w:rFonts w:cs="Times New Roman"/>
-        </w:rPr>
-        <w:t xml:space="preserve"> và thành tiền, </w:t>
-      </w:r>
-      <w:r>
-        <w:rPr>
-          <w:rFonts w:cs="Times New Roman"/>
-        </w:rPr>
-        <w:t xml:space="preserve">một dòng ghi tổng chiết khấu, </w:t>
-      </w:r>
-      <w:r>
-        <w:rPr>
-          <w:rFonts w:cs="Times New Roman"/>
-        </w:rPr>
-        <w:t>một dòng ghi tổng tiền.</w:t>
-      </w:r>
-    </w:p>
-    <w:p>
-      <w:pPr>
-        <w:pStyle w:val="ListParagraph"/>
-        <w:numPr>
-          <w:ilvl w:val="2"/>
-          <w:numId w:val="7"/>
-        </w:numPr>
-        <w:autoSpaceDE/>
-        <w:autoSpaceDN/>
-        <w:spacing w:after="160"/>
-        <w:rPr>
-          <w:rFonts w:cs="Times New Roman"/>
-        </w:rPr>
-      </w:pPr>
-      <w:r>
-        <w:rPr>
-          <w:rFonts w:cs="Times New Roman"/>
-        </w:rPr>
-        <w:t xml:space="preserve">một trường điền mã </w:t>
-      </w:r>
-      <w:r>
-        <w:rPr>
-          <w:rFonts w:cs="Times New Roman"/>
-        </w:rPr>
-        <w:t>chiết khấu và nút áp dụng</w:t>
-      </w:r>
-      <w:r>
-        <w:rPr>
-          <w:rFonts w:cs="Times New Roman"/>
-        </w:rPr>
-        <w:t>.</w:t>
-      </w:r>
-    </w:p>
-    <w:p>
-      <w:pPr>
-        <w:pStyle w:val="ListParagraph"/>
-        <w:numPr>
-          <w:ilvl w:val="2"/>
-          <w:numId w:val="7"/>
-        </w:numPr>
-        <w:autoSpaceDE/>
-        <w:autoSpaceDN/>
-        <w:spacing w:after="160"/>
-        <w:rPr>
-          <w:rFonts w:cs="Times New Roman"/>
-        </w:rPr>
-      </w:pPr>
-      <w:r>
-        <w:rPr>
-          <w:rFonts w:cs="Times New Roman"/>
-        </w:rPr>
-        <w:t>một trường ghi chú.</w:t>
-      </w:r>
-    </w:p>
-    <w:p>
-      <w:pPr>
-        <w:pStyle w:val="ListParagraph"/>
-        <w:numPr>
-          <w:ilvl w:val="2"/>
-          <w:numId w:val="7"/>
-        </w:numPr>
-        <w:autoSpaceDE/>
-        <w:autoSpaceDN/>
-        <w:spacing w:after="160"/>
-        <w:rPr>
-          <w:rFonts w:cs="Times New Roman"/>
-        </w:rPr>
-      </w:pPr>
-      <w:r>
-        <w:rPr>
-          <w:rFonts w:cs="Times New Roman"/>
-        </w:rPr>
         <w:lastRenderedPageBreak/>
-        <w:t>một nút lưu phiếu nhập</w:t>
-      </w:r>
-      <w:r>
-        <w:rPr>
-          <w:rFonts w:cs="Times New Roman"/>
-        </w:rPr>
-        <w:t>, một nút hủy phiếu nhập</w:t>
-      </w:r>
-      <w:r>
-        <w:rPr>
-          <w:rFonts w:cs="Times New Roman"/>
-        </w:rPr>
-        <w:t>.</w:t>
-      </w:r>
-    </w:p>
-    <w:p>
-      <w:pPr>
-        <w:pStyle w:val="ListParagraph"/>
-        <w:numPr>
-          <w:ilvl w:val="1"/>
-          <w:numId w:val="7"/>
-        </w:numPr>
-        <w:autoSpaceDE/>
-        <w:autoSpaceDN/>
-        <w:spacing w:after="160"/>
-        <w:rPr>
-          <w:rFonts w:cs="Times New Roman"/>
-        </w:rPr>
-      </w:pPr>
-      <w:r>
-        <w:rPr>
-          <w:rFonts w:cs="Times New Roman"/>
-        </w:rPr>
-        <w:t>Nhân viên chọn nhà cung cấp từ danh sách, chọn loại mặt hàng trang phục muốn nhập từ danh sách, điền số lượng</w:t>
-      </w:r>
-      <w:r>
-        <w:rPr>
-          <w:rFonts w:cs="Times New Roman"/>
-        </w:rPr>
-        <w:t>, điền mã chiết khấu (nếu có), nhấn nút áp dụng.</w:t>
-      </w:r>
-    </w:p>
-    <w:p>
-      <w:pPr>
-        <w:pStyle w:val="ListParagraph"/>
-        <w:numPr>
-          <w:ilvl w:val="2"/>
-          <w:numId w:val="7"/>
-        </w:numPr>
-        <w:autoSpaceDE/>
-        <w:autoSpaceDN/>
-        <w:spacing w:after="160"/>
-        <w:rPr>
-          <w:rFonts w:cs="Times New Roman"/>
-        </w:rPr>
-      </w:pPr>
-      <w:r>
-        <w:rPr>
-          <w:rFonts w:cs="Times New Roman"/>
-        </w:rPr>
-        <w:t xml:space="preserve">Nếu mã chiết khấu không có trên hệ thống </w:t>
-      </w:r>
-      <w:r>
-        <w:rPr>
-          <w:rFonts w:cs="Times New Roman"/>
-        </w:rPr>
-        <w:sym w:font="Wingdings" w:char="F0E0"/>
-      </w:r>
-      <w:r>
-        <w:rPr>
-          <w:rFonts w:cs="Times New Roman"/>
-        </w:rPr>
-        <w:t xml:space="preserve"> hệ thống hiển thị thông báo lỗi không tồn tại mã chiết khấu và nút OK.</w:t>
-      </w:r>
-    </w:p>
-    <w:p>
-      <w:pPr>
-        <w:pStyle w:val="ListParagraph"/>
-        <w:numPr>
-          <w:ilvl w:val="3"/>
-          <w:numId w:val="7"/>
-        </w:numPr>
-        <w:autoSpaceDE/>
-        <w:autoSpaceDN/>
-        <w:spacing w:after="160"/>
-        <w:rPr>
-          <w:rFonts w:cs="Times New Roman"/>
-        </w:rPr>
-      </w:pPr>
-      <w:r>
-        <w:rPr>
-          <w:rFonts w:cs="Times New Roman"/>
-        </w:rPr>
-        <w:t xml:space="preserve">Nhân viên nhấn nút OK </w:t>
-      </w:r>
-      <w:r>
-        <w:rPr>
-          <w:rFonts w:cs="Times New Roman"/>
-        </w:rPr>
-        <w:sym w:font="Wingdings" w:char="F0E0"/>
-      </w:r>
-      <w:r>
-        <w:rPr>
-          <w:rFonts w:cs="Times New Roman"/>
-        </w:rPr>
-        <w:t xml:space="preserve"> giao diện phiếu nhập trang phục mới được hiển thị lại.</w:t>
-      </w:r>
-    </w:p>
-    <w:p>
-      <w:pPr>
-        <w:pStyle w:val="ListParagraph"/>
-        <w:numPr>
-          <w:ilvl w:val="2"/>
-          <w:numId w:val="7"/>
-        </w:numPr>
-        <w:autoSpaceDE/>
-        <w:autoSpaceDN/>
-        <w:spacing w:after="160"/>
-        <w:rPr>
-          <w:rFonts w:cs="Times New Roman"/>
-        </w:rPr>
-      </w:pPr>
-      <w:r>
-        <w:rPr>
-          <w:rFonts w:cs="Times New Roman"/>
-        </w:rPr>
-        <w:t xml:space="preserve">Nếu mã chiết khấu có trên hệ thống nhưng không có mặt hàng nào trong phiếu nhập được áp dụng chiết khấu </w:t>
-      </w:r>
-      <w:r>
-        <w:rPr>
-          <w:rFonts w:cs="Times New Roman"/>
-        </w:rPr>
-        <w:sym w:font="Wingdings" w:char="F0E0"/>
-      </w:r>
-      <w:r>
-        <w:rPr>
-          <w:rFonts w:cs="Times New Roman"/>
-        </w:rPr>
-        <w:t xml:space="preserve"> hệ thống hiển thị thông báo lỗi không có sản phẩm nào được áp dụng chiết khấu và nút OK.</w:t>
-      </w:r>
-    </w:p>
-    <w:p>
-      <w:pPr>
-        <w:pStyle w:val="ListParagraph"/>
-        <w:numPr>
-          <w:ilvl w:val="3"/>
-          <w:numId w:val="7"/>
-        </w:numPr>
-        <w:autoSpaceDE/>
-        <w:autoSpaceDN/>
-        <w:spacing w:after="160"/>
-        <w:rPr>
-          <w:rFonts w:cs="Times New Roman"/>
-        </w:rPr>
-      </w:pPr>
-      <w:r>
-        <w:rPr>
-          <w:rFonts w:cs="Times New Roman"/>
-        </w:rPr>
-        <w:t xml:space="preserve">Nhân viên nhấn nút OK </w:t>
-      </w:r>
-      <w:r>
-        <w:rPr>
-          <w:rFonts w:cs="Times New Roman"/>
-        </w:rPr>
-        <w:sym w:font="Wingdings" w:char="F0E0"/>
-      </w:r>
-      <w:r>
-        <w:rPr>
-          <w:rFonts w:cs="Times New Roman"/>
-        </w:rPr>
-        <w:t xml:space="preserve"> giao diện phiếu nhập trang phục mới được hiển thị lại.</w:t>
-      </w:r>
-    </w:p>
-    <w:p>
-      <w:pPr>
-        <w:pStyle w:val="ListParagraph"/>
-        <w:numPr>
-          <w:ilvl w:val="2"/>
-          <w:numId w:val="7"/>
-        </w:numPr>
-        <w:autoSpaceDE/>
-        <w:autoSpaceDN/>
-        <w:spacing w:after="160"/>
-        <w:rPr>
-          <w:rFonts w:cs="Times New Roman"/>
-        </w:rPr>
-      </w:pPr>
-      <w:r>
-        <w:rPr>
-          <w:rFonts w:cs="Times New Roman"/>
-        </w:rPr>
-        <w:t xml:space="preserve">Nếu mã chiết khấu có trên hệ thống </w:t>
-      </w:r>
-      <w:r>
-        <w:rPr>
-          <w:rFonts w:cs="Times New Roman"/>
-        </w:rPr>
-        <w:t xml:space="preserve">và có mặt hàng được áp dụng chiết khấu trong phiếu nhập hoặc mã chiết khấu được áp dụng cho toàn bộ hóa đơn </w:t>
-      </w:r>
-      <w:r>
-        <w:rPr>
-          <w:rFonts w:cs="Times New Roman"/>
-        </w:rPr>
-        <w:sym w:font="Wingdings" w:char="F0E0"/>
-      </w:r>
-      <w:r>
-        <w:rPr>
-          <w:rFonts w:cs="Times New Roman"/>
-        </w:rPr>
-        <w:t xml:space="preserve"> hệ thống hiển thị thông báo </w:t>
-      </w:r>
-      <w:r>
-        <w:rPr>
-          <w:rFonts w:cs="Times New Roman"/>
-        </w:rPr>
-        <w:t>áp dụng mã chiết khấu</w:t>
-      </w:r>
-      <w:r>
-        <w:rPr>
-          <w:rFonts w:cs="Times New Roman"/>
-        </w:rPr>
-        <w:t xml:space="preserve"> thành công và nút OK.</w:t>
-      </w:r>
-    </w:p>
-    <w:p>
-      <w:pPr>
-        <w:pStyle w:val="ListParagraph"/>
-        <w:numPr>
-          <w:ilvl w:val="3"/>
-          <w:numId w:val="7"/>
-        </w:numPr>
-        <w:autoSpaceDE/>
-        <w:autoSpaceDN/>
-        <w:spacing w:after="160"/>
-        <w:rPr>
-          <w:rFonts w:cs="Times New Roman"/>
-        </w:rPr>
-      </w:pPr>
-      <w:r>
-        <w:rPr>
-          <w:rFonts w:cs="Times New Roman"/>
-        </w:rPr>
-        <w:t xml:space="preserve">Nhân viên nhấn nút OK </w:t>
-      </w:r>
-      <w:r>
-        <w:rPr>
-          <w:rFonts w:cs="Times New Roman"/>
-        </w:rPr>
-        <w:sym w:font="Wingdings" w:char="F0E0"/>
-      </w:r>
-      <w:r>
-        <w:rPr>
-          <w:rFonts w:cs="Times New Roman"/>
-        </w:rPr>
-        <w:t xml:space="preserve"> giao diện phiếu nhập trang phục mới được hiển thị lại với thành tiền và tổng tiền </w:t>
-      </w:r>
-      <w:r>
-        <w:rPr>
-          <w:rFonts w:cs="Times New Roman"/>
-        </w:rPr>
-        <w:t>mặt hàng</w:t>
-      </w:r>
-      <w:r>
-        <w:rPr>
-          <w:rFonts w:cs="Times New Roman"/>
-        </w:rPr>
-        <w:t xml:space="preserve"> được cập nhật.</w:t>
-      </w:r>
-    </w:p>
-    <w:p>
-      <w:pPr>
-        <w:pStyle w:val="ListParagraph"/>
-        <w:numPr>
-          <w:ilvl w:val="1"/>
-          <w:numId w:val="7"/>
-        </w:numPr>
-        <w:autoSpaceDE/>
-        <w:autoSpaceDN/>
-        <w:spacing w:after="160"/>
-        <w:rPr>
-          <w:rFonts w:cs="Times New Roman"/>
-        </w:rPr>
-      </w:pPr>
-      <w:r>
-        <w:rPr>
-          <w:rFonts w:cs="Times New Roman"/>
-        </w:rPr>
-        <w:t xml:space="preserve">Nhân viên nhấn nút lưu </w:t>
-      </w:r>
-      <w:r>
-        <w:rPr>
-          <w:rFonts w:cs="Times New Roman"/>
-        </w:rPr>
-        <w:sym w:font="Wingdings" w:char="F0E0"/>
-      </w:r>
-      <w:r>
-        <w:rPr>
-          <w:rFonts w:cs="Times New Roman"/>
-        </w:rPr>
-        <w:t xml:space="preserve"> hệ thống hiển thị thông báo lưu phiếu nhập thành công và nút OK.</w:t>
-      </w:r>
-    </w:p>
-    <w:p>
-      <w:pPr>
-        <w:pStyle w:val="ListParagraph"/>
-        <w:numPr>
-          <w:ilvl w:val="2"/>
-          <w:numId w:val="7"/>
-        </w:numPr>
-        <w:autoSpaceDE/>
-        <w:autoSpaceDN/>
-        <w:spacing w:after="160"/>
-        <w:rPr>
-          <w:rFonts w:cs="Times New Roman"/>
-        </w:rPr>
-      </w:pPr>
-      <w:r>
-        <w:rPr>
-          <w:rFonts w:cs="Times New Roman"/>
-        </w:rPr>
         <w:t xml:space="preserve">Nhân viên nhấn nút OK </w:t>
       </w:r>
       <w:r>
@@ -3502,15 +3513,321 @@
           <w:b/>
           <w:bCs/>
         </w:rPr>
+        <w:t>Xem thống kê nhà cung cấp theo doanh chi</w:t>
+      </w:r>
+    </w:p>
+    <w:p>
+      <w:pPr>
+        <w:pStyle w:val="ListParagraph"/>
+        <w:numPr>
+          <w:ilvl w:val="1"/>
+          <w:numId w:val="7"/>
+        </w:numPr>
+        <w:autoSpaceDE/>
+        <w:autoSpaceDN/>
+        <w:spacing w:after="160"/>
+        <w:rPr>
+          <w:rFonts w:cs="Times New Roman"/>
+        </w:rPr>
+      </w:pPr>
+      <w:r>
+        <w:rPr>
+          <w:rFonts w:cs="Times New Roman"/>
+        </w:rPr>
+        <w:t xml:space="preserve">Một quản lý truy cập vào trang web </w:t>
+      </w:r>
+      <w:r>
+        <w:rPr>
+          <w:rFonts w:cs="Times New Roman"/>
+        </w:rPr>
+        <w:sym w:font="Wingdings" w:char="F0E0"/>
+      </w:r>
+      <w:r>
+        <w:rPr>
+          <w:rFonts w:cs="Times New Roman"/>
+        </w:rPr>
+        <w:t xml:space="preserve"> giao diện quản lý hệ thống hiển thị với</w:t>
+      </w:r>
+    </w:p>
+    <w:p>
+      <w:pPr>
+        <w:pStyle w:val="ListParagraph"/>
+        <w:numPr>
+          <w:ilvl w:val="2"/>
+          <w:numId w:val="7"/>
+        </w:numPr>
+        <w:autoSpaceDE/>
+        <w:autoSpaceDN/>
+        <w:spacing w:after="160"/>
+        <w:rPr>
+          <w:rFonts w:cs="Times New Roman"/>
+        </w:rPr>
+      </w:pPr>
+      <w:r>
+        <w:rPr>
+          <w:rFonts w:cs="Times New Roman"/>
+        </w:rPr>
+        <w:t>t</w:t>
+      </w:r>
+      <w:r>
+        <w:rPr>
+          <w:rFonts w:cs="Times New Roman"/>
+        </w:rPr>
+        <w:t>hông tin của quản lý: tên đăng nhập, họ tên, vai trò…</w:t>
+      </w:r>
+    </w:p>
+    <w:p>
+      <w:pPr>
+        <w:pStyle w:val="ListParagraph"/>
+        <w:numPr>
+          <w:ilvl w:val="2"/>
+          <w:numId w:val="7"/>
+        </w:numPr>
+        <w:autoSpaceDE/>
+        <w:autoSpaceDN/>
+        <w:spacing w:after="160"/>
+        <w:rPr>
+          <w:rFonts w:cs="Times New Roman"/>
+        </w:rPr>
+      </w:pPr>
+      <w:r>
+        <w:rPr>
+          <w:rFonts w:cs="Times New Roman"/>
+        </w:rPr>
+        <w:t>t</w:t>
+      </w:r>
+      <w:r>
+        <w:rPr>
+          <w:rFonts w:cs="Times New Roman"/>
+        </w:rPr>
+        <w:t>rình đơn cho phép chọn các chức năng: quản lý thông tin nhà cung cấp trang phục, nhập trang phục từ nhà cung cấp, xem thống kê nhà cung cấp theo doanh chi.</w:t>
+      </w:r>
+    </w:p>
+    <w:p>
+      <w:pPr>
+        <w:pStyle w:val="ListParagraph"/>
+        <w:numPr>
+          <w:ilvl w:val="1"/>
+          <w:numId w:val="7"/>
+        </w:numPr>
+        <w:autoSpaceDE/>
+        <w:autoSpaceDN/>
+        <w:spacing w:after="160"/>
+        <w:rPr>
+          <w:rFonts w:cs="Times New Roman"/>
+        </w:rPr>
+      </w:pPr>
+      <w:r>
+        <w:rPr>
+          <w:rFonts w:cs="Times New Roman"/>
+        </w:rPr>
+        <w:t xml:space="preserve">Quản lý chọn chức năng thống kê nhà cung cấp theo doanh chi </w:t>
+      </w:r>
+      <w:r>
+        <w:rPr>
+          <w:rFonts w:cs="Times New Roman"/>
+        </w:rPr>
+        <w:sym w:font="Wingdings" w:char="F0E0"/>
+      </w:r>
+      <w:r>
+        <w:rPr>
+          <w:rFonts w:cs="Times New Roman"/>
+        </w:rPr>
+        <w:t xml:space="preserve"> giao diện thống kê hiển thị với</w:t>
+      </w:r>
+    </w:p>
+    <w:p>
+      <w:pPr>
+        <w:pStyle w:val="ListParagraph"/>
+        <w:numPr>
+          <w:ilvl w:val="2"/>
+          <w:numId w:val="7"/>
+        </w:numPr>
+        <w:autoSpaceDE/>
+        <w:autoSpaceDN/>
+        <w:spacing w:after="160"/>
+        <w:rPr>
+          <w:rFonts w:cs="Times New Roman"/>
+        </w:rPr>
+      </w:pPr>
+      <w:r>
+        <w:rPr>
+          <w:rFonts w:cs="Times New Roman"/>
+        </w:rPr>
+        <w:t>hai trường chọn ngày tháng.</w:t>
+      </w:r>
+    </w:p>
+    <w:p>
+      <w:pPr>
+        <w:pStyle w:val="ListParagraph"/>
+        <w:numPr>
+          <w:ilvl w:val="2"/>
+          <w:numId w:val="7"/>
+        </w:numPr>
+        <w:autoSpaceDE/>
+        <w:autoSpaceDN/>
+        <w:spacing w:after="160"/>
+        <w:rPr>
+          <w:rFonts w:cs="Times New Roman"/>
+        </w:rPr>
+      </w:pPr>
+      <w:r>
+        <w:rPr>
+          <w:rFonts w:cs="Times New Roman"/>
+        </w:rPr>
+        <w:t>một bảng/danh sách, mỗi hàng/dòng tương ứng với thông tin của một nhà cung cấp: tên nhà cung cấp, doanh chi toàn thời gian.</w:t>
+      </w:r>
+    </w:p>
+    <w:p>
+      <w:pPr>
+        <w:pStyle w:val="ListParagraph"/>
+        <w:numPr>
+          <w:ilvl w:val="2"/>
+          <w:numId w:val="7"/>
+        </w:numPr>
+        <w:autoSpaceDE/>
+        <w:autoSpaceDN/>
+        <w:spacing w:after="160"/>
+        <w:rPr>
+          <w:rFonts w:cs="Times New Roman"/>
+        </w:rPr>
+      </w:pPr>
+      <w:r>
+        <w:rPr>
+          <w:rFonts w:cs="Times New Roman"/>
+        </w:rPr>
+        <w:t>một nút xem thống kê.</w:t>
+      </w:r>
+    </w:p>
+    <w:p>
+      <w:pPr>
+        <w:pStyle w:val="ListParagraph"/>
+        <w:numPr>
+          <w:ilvl w:val="1"/>
+          <w:numId w:val="7"/>
+        </w:numPr>
+        <w:autoSpaceDE/>
+        <w:autoSpaceDN/>
+        <w:spacing w:after="160"/>
+        <w:rPr>
+          <w:rFonts w:cs="Times New Roman"/>
+        </w:rPr>
+      </w:pPr>
+      <w:r>
+        <w:rPr>
+          <w:rFonts w:cs="Times New Roman"/>
+        </w:rPr>
+        <w:t xml:space="preserve">Quản lý điền ngày tháng bắt đầu và kết thúc vào các trường, chọn xem thống kê </w:t>
+      </w:r>
+      <w:r>
+        <w:rPr>
+          <w:rFonts w:cs="Times New Roman"/>
+        </w:rPr>
+        <w:sym w:font="Wingdings" w:char="F0E0"/>
+      </w:r>
+      <w:r>
+        <w:rPr>
+          <w:rFonts w:cs="Times New Roman"/>
+        </w:rPr>
+        <w:t xml:space="preserve"> bảng/danh sách được cập nhật, mỗi dòng tương ứng với thông tin của một nhà cung cấp: tên nhà cung cấp, doanh chi trong khoảng thời gian đã chọn.</w:t>
+      </w:r>
+    </w:p>
+    <w:p>
+      <w:pPr>
+        <w:pStyle w:val="ListParagraph"/>
+        <w:numPr>
+          <w:ilvl w:val="1"/>
+          <w:numId w:val="7"/>
+        </w:numPr>
+        <w:autoSpaceDE/>
+        <w:autoSpaceDN/>
+        <w:spacing w:after="160"/>
+        <w:rPr>
+          <w:rFonts w:cs="Times New Roman"/>
+        </w:rPr>
+      </w:pPr>
+      <w:r>
+        <w:rPr>
+          <w:rFonts w:cs="Times New Roman"/>
+        </w:rPr>
+        <w:t xml:space="preserve">Quản lý chọn một hàng/dòng trong bảng/danh sách </w:t>
+      </w:r>
+      <w:r>
+        <w:rPr>
+          <w:rFonts w:cs="Times New Roman"/>
+        </w:rPr>
+        <w:sym w:font="Wingdings" w:char="F0E0"/>
+      </w:r>
+      <w:r>
+        <w:rPr>
+          <w:rFonts w:cs="Times New Roman"/>
+        </w:rPr>
+        <w:t xml:space="preserve"> giao diện hiển thị doanh chi chi tiết của nhà cung cấp được hiển thị với</w:t>
+      </w:r>
+      <w:r>
+        <w:rPr>
+          <w:rFonts w:cs="Times New Roman"/>
+        </w:rPr>
+        <w:t xml:space="preserve"> một dòng hiển thị tổng doanh chi của nhà cung cấp đó, </w:t>
+      </w:r>
+      <w:r>
+        <w:rPr>
+          <w:rFonts w:cs="Times New Roman"/>
+        </w:rPr>
+        <w:t xml:space="preserve">một bảng/danh sách, mỗi dòng/hàng tương ứng với thông tin của một phiếu nhập hàng: mã phiếu, ngày tạo phiếu, </w:t>
+      </w:r>
+      <w:r>
+        <w:rPr>
+          <w:rFonts w:cs="Times New Roman"/>
+        </w:rPr>
+        <w:t>tổng tiền</w:t>
+      </w:r>
+      <w:r>
+        <w:rPr>
+          <w:rFonts w:cs="Times New Roman"/>
+        </w:rPr>
+        <w:t>.</w:t>
+      </w:r>
+    </w:p>
+    <w:p>
+      <w:pPr>
+        <w:pStyle w:val="ListParagraph"/>
+        <w:numPr>
+          <w:ilvl w:val="1"/>
+          <w:numId w:val="7"/>
+        </w:numPr>
+        <w:autoSpaceDE/>
+        <w:autoSpaceDN/>
+        <w:spacing w:after="160"/>
+        <w:rPr>
+          <w:rFonts w:cs="Times New Roman"/>
+        </w:rPr>
+      </w:pPr>
+      <w:r>
+        <w:rPr>
+          <w:rFonts w:cs="Times New Roman"/>
+        </w:rPr>
         <w:lastRenderedPageBreak/>
-        <w:t>Xem thống kê nhà cung cấp theo doanh chi</w:t>
-      </w:r>
-    </w:p>
-    <w:p>
-      <w:pPr>
-        <w:pStyle w:val="ListParagraph"/>
-        <w:numPr>
-          <w:ilvl w:val="1"/>
+        <w:t xml:space="preserve">Quản lý chọn một hàng/dòng trong bảng/danh sách </w:t>
+      </w:r>
+      <w:r>
+        <w:rPr>
+          <w:rFonts w:cs="Times New Roman"/>
+        </w:rPr>
+        <w:sym w:font="Wingdings" w:char="F0E0"/>
+      </w:r>
+      <w:r>
+        <w:rPr>
+          <w:rFonts w:cs="Times New Roman"/>
+        </w:rPr>
+        <w:t xml:space="preserve"> giao diện hiển thị chi tiết phiếu nhập được hiển thị với</w:t>
+      </w:r>
+    </w:p>
+    <w:p>
+      <w:pPr>
+        <w:pStyle w:val="ListParagraph"/>
+        <w:numPr>
+          <w:ilvl w:val="2"/>
           <w:numId w:val="7"/>
         </w:numPr>
         <w:autoSpaceDE/>
@@ -3524,313 +3841,6 @@
         <w:rPr>
           <w:rFonts w:cs="Times New Roman"/>
         </w:rPr>
-        <w:t xml:space="preserve">Một quản lý truy cập vào trang web </w:t>
-      </w:r>
-      <w:r>
-        <w:rPr>
-          <w:rFonts w:cs="Times New Roman"/>
-        </w:rPr>
-        <w:sym w:font="Wingdings" w:char="F0E0"/>
-      </w:r>
-      <w:r>
-        <w:rPr>
-          <w:rFonts w:cs="Times New Roman"/>
-        </w:rPr>
-        <w:t xml:space="preserve"> giao diện quản lý hệ thống hiển thị với</w:t>
-      </w:r>
-    </w:p>
-    <w:p>
-      <w:pPr>
-        <w:pStyle w:val="ListParagraph"/>
-        <w:numPr>
-          <w:ilvl w:val="2"/>
-          <w:numId w:val="7"/>
-        </w:numPr>
-        <w:autoSpaceDE/>
-        <w:autoSpaceDN/>
-        <w:spacing w:after="160"/>
-        <w:rPr>
-          <w:rFonts w:cs="Times New Roman"/>
-        </w:rPr>
-      </w:pPr>
-      <w:r>
-        <w:rPr>
-          <w:rFonts w:cs="Times New Roman"/>
-        </w:rPr>
-        <w:t>t</w:t>
-      </w:r>
-      <w:r>
-        <w:rPr>
-          <w:rFonts w:cs="Times New Roman"/>
-        </w:rPr>
-        <w:t>hông tin của quản lý: tên đăng nhập, họ tên, vai trò…</w:t>
-      </w:r>
-    </w:p>
-    <w:p>
-      <w:pPr>
-        <w:pStyle w:val="ListParagraph"/>
-        <w:numPr>
-          <w:ilvl w:val="2"/>
-          <w:numId w:val="7"/>
-        </w:numPr>
-        <w:autoSpaceDE/>
-        <w:autoSpaceDN/>
-        <w:spacing w:after="160"/>
-        <w:rPr>
-          <w:rFonts w:cs="Times New Roman"/>
-        </w:rPr>
-      </w:pPr>
-      <w:r>
-        <w:rPr>
-          <w:rFonts w:cs="Times New Roman"/>
-        </w:rPr>
-        <w:t>t</w:t>
-      </w:r>
-      <w:r>
-        <w:rPr>
-          <w:rFonts w:cs="Times New Roman"/>
-        </w:rPr>
-        <w:t>rình đơn cho phép chọn các chức năng: quản lý thông tin nhà cung cấp trang phục, nhập trang phục từ nhà cung cấp, xem thống kê nhà cung cấp theo doanh chi.</w:t>
-      </w:r>
-    </w:p>
-    <w:p>
-      <w:pPr>
-        <w:pStyle w:val="ListParagraph"/>
-        <w:numPr>
-          <w:ilvl w:val="1"/>
-          <w:numId w:val="7"/>
-        </w:numPr>
-        <w:autoSpaceDE/>
-        <w:autoSpaceDN/>
-        <w:spacing w:after="160"/>
-        <w:rPr>
-          <w:rFonts w:cs="Times New Roman"/>
-        </w:rPr>
-      </w:pPr>
-      <w:r>
-        <w:rPr>
-          <w:rFonts w:cs="Times New Roman"/>
-        </w:rPr>
-        <w:t xml:space="preserve">Quản lý chọn chức năng thống kê nhà cung cấp theo doanh chi </w:t>
-      </w:r>
-      <w:r>
-        <w:rPr>
-          <w:rFonts w:cs="Times New Roman"/>
-        </w:rPr>
-        <w:sym w:font="Wingdings" w:char="F0E0"/>
-      </w:r>
-      <w:r>
-        <w:rPr>
-          <w:rFonts w:cs="Times New Roman"/>
-        </w:rPr>
-        <w:t xml:space="preserve"> giao diện thống kê hiển thị với</w:t>
-      </w:r>
-    </w:p>
-    <w:p>
-      <w:pPr>
-        <w:pStyle w:val="ListParagraph"/>
-        <w:numPr>
-          <w:ilvl w:val="2"/>
-          <w:numId w:val="7"/>
-        </w:numPr>
-        <w:autoSpaceDE/>
-        <w:autoSpaceDN/>
-        <w:spacing w:after="160"/>
-        <w:rPr>
-          <w:rFonts w:cs="Times New Roman"/>
-        </w:rPr>
-      </w:pPr>
-      <w:r>
-        <w:rPr>
-          <w:rFonts w:cs="Times New Roman"/>
-        </w:rPr>
-        <w:t>hai trường chọn ngày tháng.</w:t>
-      </w:r>
-    </w:p>
-    <w:p>
-      <w:pPr>
-        <w:pStyle w:val="ListParagraph"/>
-        <w:numPr>
-          <w:ilvl w:val="2"/>
-          <w:numId w:val="7"/>
-        </w:numPr>
-        <w:autoSpaceDE/>
-        <w:autoSpaceDN/>
-        <w:spacing w:after="160"/>
-        <w:rPr>
-          <w:rFonts w:cs="Times New Roman"/>
-        </w:rPr>
-      </w:pPr>
-      <w:r>
-        <w:rPr>
-          <w:rFonts w:cs="Times New Roman"/>
-        </w:rPr>
-        <w:t>một bảng/danh sách, mỗi hàng/dòng tương ứng với thông tin của một nhà cung cấp: tên nhà cung cấp, doanh chi toàn thời gian.</w:t>
-      </w:r>
-    </w:p>
-    <w:p>
-      <w:pPr>
-        <w:pStyle w:val="ListParagraph"/>
-        <w:numPr>
-          <w:ilvl w:val="2"/>
-          <w:numId w:val="7"/>
-        </w:numPr>
-        <w:autoSpaceDE/>
-        <w:autoSpaceDN/>
-        <w:spacing w:after="160"/>
-        <w:rPr>
-          <w:rFonts w:cs="Times New Roman"/>
-        </w:rPr>
-      </w:pPr>
-      <w:r>
-        <w:rPr>
-          <w:rFonts w:cs="Times New Roman"/>
-        </w:rPr>
-        <w:t>một nút xem thống kê.</w:t>
-      </w:r>
-    </w:p>
-    <w:p>
-      <w:pPr>
-        <w:pStyle w:val="ListParagraph"/>
-        <w:numPr>
-          <w:ilvl w:val="1"/>
-          <w:numId w:val="7"/>
-        </w:numPr>
-        <w:autoSpaceDE/>
-        <w:autoSpaceDN/>
-        <w:spacing w:after="160"/>
-        <w:rPr>
-          <w:rFonts w:cs="Times New Roman"/>
-        </w:rPr>
-      </w:pPr>
-      <w:r>
-        <w:rPr>
-          <w:rFonts w:cs="Times New Roman"/>
-        </w:rPr>
-        <w:t xml:space="preserve">Quản lý điền ngày tháng bắt đầu và kết thúc vào các trường, chọn xem thống kê </w:t>
-      </w:r>
-      <w:r>
-        <w:rPr>
-          <w:rFonts w:cs="Times New Roman"/>
-        </w:rPr>
-        <w:sym w:font="Wingdings" w:char="F0E0"/>
-      </w:r>
-      <w:r>
-        <w:rPr>
-          <w:rFonts w:cs="Times New Roman"/>
-        </w:rPr>
-        <w:t xml:space="preserve"> bảng/danh sách được cập nhật, mỗi dòng tương ứng với thông tin của một nhà cung cấp: tên nhà cung cấp, doanh chi trong khoảng thời gian đã chọn.</w:t>
-      </w:r>
-    </w:p>
-    <w:p>
-      <w:pPr>
-        <w:pStyle w:val="ListParagraph"/>
-        <w:numPr>
-          <w:ilvl w:val="1"/>
-          <w:numId w:val="7"/>
-        </w:numPr>
-        <w:autoSpaceDE/>
-        <w:autoSpaceDN/>
-        <w:spacing w:after="160"/>
-        <w:rPr>
-          <w:rFonts w:cs="Times New Roman"/>
-        </w:rPr>
-      </w:pPr>
-      <w:r>
-        <w:rPr>
-          <w:rFonts w:cs="Times New Roman"/>
-        </w:rPr>
-        <w:t xml:space="preserve">Quản lý chọn một hàng/dòng trong bảng/danh sách </w:t>
-      </w:r>
-      <w:r>
-        <w:rPr>
-          <w:rFonts w:cs="Times New Roman"/>
-        </w:rPr>
-        <w:sym w:font="Wingdings" w:char="F0E0"/>
-      </w:r>
-      <w:r>
-        <w:rPr>
-          <w:rFonts w:cs="Times New Roman"/>
-        </w:rPr>
-        <w:t xml:space="preserve"> giao diện hiển thị doanh chi chi tiết của nhà cung cấp được hiển thị với</w:t>
-      </w:r>
-      <w:r>
-        <w:rPr>
-          <w:rFonts w:cs="Times New Roman"/>
-        </w:rPr>
-        <w:t xml:space="preserve"> một dòng hiển thị tổng doanh chi của nhà cung cấp đó, </w:t>
-      </w:r>
-      <w:r>
-        <w:rPr>
-          <w:rFonts w:cs="Times New Roman"/>
-        </w:rPr>
-        <w:t xml:space="preserve">một bảng/danh sách, mỗi dòng/hàng tương ứng với thông tin của một phiếu nhập hàng: mã phiếu, ngày tạo phiếu, </w:t>
-      </w:r>
-      <w:r>
-        <w:rPr>
-          <w:rFonts w:cs="Times New Roman"/>
-        </w:rPr>
-        <w:t>tổng tiền</w:t>
-      </w:r>
-      <w:r>
-        <w:rPr>
-          <w:rFonts w:cs="Times New Roman"/>
-        </w:rPr>
-        <w:t>.</w:t>
-      </w:r>
-    </w:p>
-    <w:p>
-      <w:pPr>
-        <w:pStyle w:val="ListParagraph"/>
-        <w:numPr>
-          <w:ilvl w:val="1"/>
-          <w:numId w:val="7"/>
-        </w:numPr>
-        <w:autoSpaceDE/>
-        <w:autoSpaceDN/>
-        <w:spacing w:after="160"/>
-        <w:rPr>
-          <w:rFonts w:cs="Times New Roman"/>
-        </w:rPr>
-      </w:pPr>
-      <w:r>
-        <w:rPr>
-          <w:rFonts w:cs="Times New Roman"/>
-        </w:rPr>
-        <w:t xml:space="preserve">Quản lý chọn một hàng/dòng trong bảng/danh sách </w:t>
-      </w:r>
-      <w:r>
-        <w:rPr>
-          <w:rFonts w:cs="Times New Roman"/>
-        </w:rPr>
-        <w:sym w:font="Wingdings" w:char="F0E0"/>
-      </w:r>
-      <w:r>
-        <w:rPr>
-          <w:rFonts w:cs="Times New Roman"/>
-        </w:rPr>
-        <w:t xml:space="preserve"> giao diện hiển thị chi tiết phiếu nhập được hiển thị với</w:t>
-      </w:r>
-    </w:p>
-    <w:p>
-      <w:pPr>
-        <w:pStyle w:val="ListParagraph"/>
-        <w:numPr>
-          <w:ilvl w:val="2"/>
-          <w:numId w:val="7"/>
-        </w:numPr>
-        <w:autoSpaceDE/>
-        <w:autoSpaceDN/>
-        <w:spacing w:after="160"/>
-        <w:rPr>
-          <w:rFonts w:cs="Times New Roman"/>
-        </w:rPr>
-      </w:pPr>
-      <w:r>
-        <w:rPr>
-          <w:rFonts w:cs="Times New Roman"/>
-        </w:rPr>
-        <w:lastRenderedPageBreak/>
         <w:t>một dòng ghi mã phiếu, ngày tạo phiếu, tên nhà cung cấp.</w:t>
       </w:r>
     </w:p>
@@ -4192,6 +4202,7 @@
         <w:rPr>
           <w:rFonts w:cs="Times New Roman"/>
         </w:rPr>
+        <w:lastRenderedPageBreak/>
         <w:t>Mỗi nhà cung cấp có thể có nhiều phiếu nhập hàng, mỗi phiếu nhập hàng chỉ thuộc về một nhà cung cấp.</w:t>
       </w:r>
     </w:p>
@@ -4213,7 +4224,6 @@
         <w:rPr>
           <w:rFonts w:cs="Times New Roman"/>
         </w:rPr>
-        <w:lastRenderedPageBreak/>
         <w:t>Mỗi trang phục có thể xuất hiện trong nhiều phiếu nhập hàng, mỗi phiếu nhập hàng chỉ bao gồm một trang phục.</w:t>
       </w:r>
     </w:p>
@@ -31627,12 +31637,273 @@
     </w:p>
     <w:p>
       <w:pPr>
-        <w:autoSpaceDE/>
-        <w:autoSpaceDN/>
-        <w:rPr>
-          <w:rFonts w:cs="Times New Roman"/>
-        </w:rPr>
-      </w:pPr>
+        <w:pStyle w:val="ListParagraph"/>
+        <w:numPr>
+          <w:ilvl w:val="1"/>
+          <w:numId w:val="6"/>
+        </w:numPr>
+        <w:autoSpaceDE/>
+        <w:autoSpaceDN/>
+        <w:ind w:hanging="720"/>
+        <w:rPr>
+          <w:rFonts w:cs="Times New Roman"/>
+          <w:b/>
+          <w:bCs/>
+        </w:rPr>
+      </w:pPr>
+      <w:r>
+        <w:rPr>
+          <w:rFonts w:cs="Times New Roman"/>
+          <w:b/>
+          <w:bCs/>
+        </w:rPr>
+        <w:lastRenderedPageBreak/>
+        <w:t>Thiết kế tĩnh – giao diện và frontend</w:t>
+      </w:r>
+    </w:p>
+    <w:p>
+      <w:pPr>
+        <w:pStyle w:val="ListParagraph"/>
+        <w:numPr>
+          <w:ilvl w:val="2"/>
+          <w:numId w:val="6"/>
+        </w:numPr>
+        <w:autoSpaceDE/>
+        <w:autoSpaceDN/>
+        <w:ind w:left="720"/>
+        <w:rPr>
+          <w:rFonts w:cs="Times New Roman"/>
+          <w:b/>
+          <w:bCs/>
+        </w:rPr>
+      </w:pPr>
+      <w:r>
+        <w:rPr>
+          <w:rFonts w:cs="Times New Roman"/>
+          <w:b/>
+          <w:bCs/>
+        </w:rPr>
+        <w:t>Thiết kế chức năng Quản lý thông tin nhà cung cấp</w:t>
+      </w:r>
+    </w:p>
+    <w:p>
+      <w:pPr>
+        <w:pStyle w:val="ListParagraph"/>
+        <w:numPr>
+          <w:ilvl w:val="0"/>
+          <w:numId w:val="7"/>
+        </w:numPr>
+        <w:autoSpaceDE/>
+        <w:autoSpaceDN/>
+        <w:rPr>
+          <w:rFonts w:cs="Times New Roman"/>
+        </w:rPr>
+      </w:pPr>
+      <w:r>
+        <w:rPr>
+          <w:rFonts w:cs="Times New Roman"/>
+        </w:rPr>
+        <w:t>Giao diện đăng nhập</w:t>
+      </w:r>
+    </w:p>
+    <w:p>
+      <w:pPr>
+        <w:autoSpaceDE/>
+        <w:autoSpaceDN/>
+        <w:rPr>
+          <w:rFonts w:cs="Times New Roman"/>
+          <w:noProof/>
+        </w:rPr>
+      </w:pPr>
+    </w:p>
+    <w:p>
+      <w:pPr>
+        <w:autoSpaceDE/>
+        <w:autoSpaceDN/>
+        <w:jc w:val="center"/>
+        <w:rPr>
+          <w:rFonts w:cs="Times New Roman"/>
+        </w:rPr>
+      </w:pPr>
+      <w:r>
+        <w:rPr>
+          <w:rFonts w:cs="Times New Roman"/>
+          <w:noProof/>
+        </w:rPr>
+        <w:drawing>
+          <wp:inline distT="0" distB="0" distL="0" distR="0" wp14:anchorId="56C9E54C" wp14:editId="484CD1F6">
+            <wp:extent cx="3466214" cy="1945758"/>
+            <wp:effectExtent l="0" t="0" r="1270" b="0"/>
+            <wp:docPr id="883940021" name="Picture 1"/>
+            <wp:cNvGraphicFramePr>
+              <a:graphicFrameLocks xmlns:a="http://schemas.openxmlformats.org/drawingml/2006/main" noChangeAspect="1"/>
+            </wp:cNvGraphicFramePr>
+            <a:graphic xmlns:a="http://schemas.openxmlformats.org/drawingml/2006/main">
+              <a:graphicData uri="http://schemas.openxmlformats.org/drawingml/2006/picture">
+                <pic:pic xmlns:pic="http://schemas.openxmlformats.org/drawingml/2006/picture">
+                  <pic:nvPicPr>
+                    <pic:cNvPr id="883940021" name="Picture 883940021"/>
+                    <pic:cNvPicPr/>
+                  </pic:nvPicPr>
+                  <pic:blipFill rotWithShape="1">
+                    <a:blip r:embed="rId41">
+                      <a:extLst>
+                        <a:ext uri="{28A0092B-C50C-407E-A947-70E740481C1C}">
+                          <a14:useLocalDpi xmlns:a14="http://schemas.microsoft.com/office/drawing/2010/main" val="0"/>
+                        </a:ext>
+                      </a:extLst>
+                    </a:blip>
+                    <a:srcRect l="21646" t="16855" r="20028" b="24938"/>
+                    <a:stretch>
+                      <a:fillRect/>
+                    </a:stretch>
+                  </pic:blipFill>
+                  <pic:spPr bwMode="auto">
+                    <a:xfrm>
+                      <a:off x="0" y="0"/>
+                      <a:ext cx="3466664" cy="1946011"/>
+                    </a:xfrm>
+                    <a:prstGeom prst="rect">
+                      <a:avLst/>
+                    </a:prstGeom>
+                    <a:ln>
+                      <a:noFill/>
+                    </a:ln>
+                    <a:extLst>
+                      <a:ext uri="{53640926-AAD7-44D8-BBD7-CCE9431645EC}">
+                        <a14:shadowObscured xmlns:a14="http://schemas.microsoft.com/office/drawing/2010/main"/>
+                      </a:ext>
+                    </a:extLst>
+                  </pic:spPr>
+                </pic:pic>
+              </a:graphicData>
+            </a:graphic>
+          </wp:inline>
+        </w:drawing>
+      </w:r>
+    </w:p>
+    <w:p>
+      <w:pPr>
+        <w:autoSpaceDE/>
+        <w:autoSpaceDN/>
+        <w:rPr>
+          <w:rFonts w:cs="Times New Roman"/>
+        </w:rPr>
+      </w:pPr>
+    </w:p>
+    <w:p>
+      <w:pPr>
+        <w:pStyle w:val="ListParagraph"/>
+        <w:numPr>
+          <w:ilvl w:val="0"/>
+          <w:numId w:val="7"/>
+        </w:numPr>
+        <w:autoSpaceDE/>
+        <w:autoSpaceDN/>
+        <w:rPr>
+          <w:rFonts w:cs="Times New Roman"/>
+        </w:rPr>
+      </w:pPr>
+      <w:r>
+        <w:rPr>
+          <w:rFonts w:cs="Times New Roman"/>
+        </w:rPr>
+        <w:t>Giao diện quản lý hệ thống</w:t>
+      </w:r>
+    </w:p>
+    <w:p>
+      <w:pPr>
+        <w:autoSpaceDE/>
+        <w:autoSpaceDN/>
+        <w:rPr>
+          <w:rFonts w:cs="Times New Roman"/>
+        </w:rPr>
+      </w:pPr>
+      <w:r>
+        <w:rPr>
+          <w:rFonts w:cs="Times New Roman"/>
+          <w:noProof/>
+        </w:rPr>
+        <w:drawing>
+          <wp:inline distT="0" distB="0" distL="0" distR="0" wp14:anchorId="366C9A72" wp14:editId="01EC21C5">
+            <wp:extent cx="5943600" cy="1945758"/>
+            <wp:effectExtent l="0" t="0" r="0" b="0"/>
+            <wp:docPr id="710493547" name="Picture 2"/>
+            <wp:cNvGraphicFramePr>
+              <a:graphicFrameLocks xmlns:a="http://schemas.openxmlformats.org/drawingml/2006/main" noChangeAspect="1"/>
+            </wp:cNvGraphicFramePr>
+            <a:graphic xmlns:a="http://schemas.openxmlformats.org/drawingml/2006/main">
+              <a:graphicData uri="http://schemas.openxmlformats.org/drawingml/2006/picture">
+                <pic:pic xmlns:pic="http://schemas.openxmlformats.org/drawingml/2006/picture">
+                  <pic:nvPicPr>
+                    <pic:cNvPr id="710493547" name="Picture 710493547"/>
+                    <pic:cNvPicPr/>
+                  </pic:nvPicPr>
+                  <pic:blipFill rotWithShape="1">
+                    <a:blip r:embed="rId42">
+                      <a:extLst>
+                        <a:ext uri="{28A0092B-C50C-407E-A947-70E740481C1C}">
+                          <a14:useLocalDpi xmlns:a14="http://schemas.microsoft.com/office/drawing/2010/main" val="0"/>
+                        </a:ext>
+                      </a:extLst>
+                    </a:blip>
+                    <a:srcRect b="41801"/>
+                    <a:stretch>
+                      <a:fillRect/>
+                    </a:stretch>
+                  </pic:blipFill>
+                  <pic:spPr bwMode="auto">
+                    <a:xfrm>
+                      <a:off x="0" y="0"/>
+                      <a:ext cx="5943600" cy="1945758"/>
+                    </a:xfrm>
+                    <a:prstGeom prst="rect">
+                      <a:avLst/>
+                    </a:prstGeom>
+                    <a:ln>
+                      <a:noFill/>
+                    </a:ln>
+                    <a:extLst>
+                      <a:ext uri="{53640926-AAD7-44D8-BBD7-CCE9431645EC}">
+                        <a14:shadowObscured xmlns:a14="http://schemas.microsoft.com/office/drawing/2010/main"/>
+                      </a:ext>
+                    </a:extLst>
+                  </pic:spPr>
+                </pic:pic>
+              </a:graphicData>
+            </a:graphic>
+          </wp:inline>
+        </w:drawing>
+      </w:r>
+    </w:p>
+    <w:p>
+      <w:pPr>
+        <w:autoSpaceDE/>
+        <w:autoSpaceDN/>
+        <w:rPr>
+          <w:rFonts w:cs="Times New Roman"/>
+        </w:rPr>
+      </w:pPr>
+    </w:p>
+    <w:p>
+      <w:pPr>
+        <w:pStyle w:val="ListParagraph"/>
+        <w:numPr>
+          <w:ilvl w:val="0"/>
+          <w:numId w:val="7"/>
+        </w:numPr>
+        <w:autoSpaceDE/>
+        <w:autoSpaceDN/>
+        <w:rPr>
+          <w:rFonts w:cs="Times New Roman"/>
+        </w:rPr>
+      </w:pPr>
+      <w:r>
+        <w:rPr>
+          <w:rFonts w:cs="Times New Roman"/>
+        </w:rPr>
+        <w:t>Giao diện quản lý thông tin nhà cung cấp</w:t>
+      </w:r>
     </w:p>
     <w:sectPr>
       <w:pgSz w:w="12240" w:h="15840"/>

--- a/20251/Phân tích thiết kế HTTT/B22DCDT294 - Nguyễn Hoàng Tùng - .docx
+++ b/20251/Phân tích thiết kế HTTT/B22DCDT294 - Nguyễn Hoàng Tùng - .docx
@@ -31784,15 +31784,6 @@
     </w:p>
     <w:p>
       <w:pPr>
-        <w:autoSpaceDE/>
-        <w:autoSpaceDN/>
-        <w:rPr>
-          <w:rFonts w:cs="Times New Roman"/>
-        </w:rPr>
-      </w:pPr>
-    </w:p>
-    <w:p>
-      <w:pPr>
         <w:pStyle w:val="ListParagraph"/>
         <w:numPr>
           <w:ilvl w:val="0"/>
@@ -31878,15 +31869,6 @@
     </w:p>
     <w:p>
       <w:pPr>
-        <w:autoSpaceDE/>
-        <w:autoSpaceDN/>
-        <w:rPr>
-          <w:rFonts w:cs="Times New Roman"/>
-        </w:rPr>
-      </w:pPr>
-    </w:p>
-    <w:p>
-      <w:pPr>
         <w:pStyle w:val="ListParagraph"/>
         <w:numPr>
           <w:ilvl w:val="0"/>
@@ -31903,6 +31885,1687 @@
           <w:rFonts w:cs="Times New Roman"/>
         </w:rPr>
         <w:t>Giao diện quản lý thông tin nhà cung cấp</w:t>
+      </w:r>
+    </w:p>
+    <w:p>
+      <w:pPr>
+        <w:autoSpaceDE/>
+        <w:autoSpaceDN/>
+        <w:rPr>
+          <w:rFonts w:cs="Times New Roman"/>
+          <w:noProof/>
+        </w:rPr>
+      </w:pPr>
+    </w:p>
+    <w:p>
+      <w:pPr>
+        <w:autoSpaceDE/>
+        <w:autoSpaceDN/>
+        <w:rPr>
+          <w:rFonts w:cs="Times New Roman"/>
+          <w:noProof/>
+        </w:rPr>
+      </w:pPr>
+    </w:p>
+    <w:p>
+      <w:pPr>
+        <w:autoSpaceDE/>
+        <w:autoSpaceDN/>
+        <w:rPr>
+          <w:rFonts w:cs="Times New Roman"/>
+          <w:noProof/>
+        </w:rPr>
+      </w:pPr>
+    </w:p>
+    <w:p>
+      <w:pPr>
+        <w:autoSpaceDE/>
+        <w:autoSpaceDN/>
+        <w:rPr>
+          <w:rFonts w:cs="Times New Roman"/>
+          <w:noProof/>
+        </w:rPr>
+      </w:pPr>
+    </w:p>
+    <w:p>
+      <w:pPr>
+        <w:autoSpaceDE/>
+        <w:autoSpaceDN/>
+        <w:rPr>
+          <w:rFonts w:cs="Times New Roman"/>
+        </w:rPr>
+      </w:pPr>
+      <w:r>
+        <w:rPr>
+          <w:rFonts w:cs="Times New Roman"/>
+          <w:noProof/>
+        </w:rPr>
+        <w:lastRenderedPageBreak/>
+        <w:drawing>
+          <wp:inline distT="0" distB="0" distL="0" distR="0" wp14:anchorId="12007C32" wp14:editId="05D7E488">
+            <wp:extent cx="5943600" cy="2105247"/>
+            <wp:effectExtent l="0" t="0" r="0" b="9525"/>
+            <wp:docPr id="1750965895" name="Picture 1"/>
+            <wp:cNvGraphicFramePr>
+              <a:graphicFrameLocks xmlns:a="http://schemas.openxmlformats.org/drawingml/2006/main" noChangeAspect="1"/>
+            </wp:cNvGraphicFramePr>
+            <a:graphic xmlns:a="http://schemas.openxmlformats.org/drawingml/2006/main">
+              <a:graphicData uri="http://schemas.openxmlformats.org/drawingml/2006/picture">
+                <pic:pic xmlns:pic="http://schemas.openxmlformats.org/drawingml/2006/picture">
+                  <pic:nvPicPr>
+                    <pic:cNvPr id="1750965895" name="Picture 1750965895"/>
+                    <pic:cNvPicPr/>
+                  </pic:nvPicPr>
+                  <pic:blipFill rotWithShape="1">
+                    <a:blip r:embed="rId43">
+                      <a:extLst>
+                        <a:ext uri="{28A0092B-C50C-407E-A947-70E740481C1C}">
+                          <a14:useLocalDpi xmlns:a14="http://schemas.microsoft.com/office/drawing/2010/main" val="0"/>
+                        </a:ext>
+                      </a:extLst>
+                    </a:blip>
+                    <a:srcRect b="37030"/>
+                    <a:stretch>
+                      <a:fillRect/>
+                    </a:stretch>
+                  </pic:blipFill>
+                  <pic:spPr bwMode="auto">
+                    <a:xfrm>
+                      <a:off x="0" y="0"/>
+                      <a:ext cx="5943600" cy="2105247"/>
+                    </a:xfrm>
+                    <a:prstGeom prst="rect">
+                      <a:avLst/>
+                    </a:prstGeom>
+                    <a:ln>
+                      <a:noFill/>
+                    </a:ln>
+                    <a:extLst>
+                      <a:ext uri="{53640926-AAD7-44D8-BBD7-CCE9431645EC}">
+                        <a14:shadowObscured xmlns:a14="http://schemas.microsoft.com/office/drawing/2010/main"/>
+                      </a:ext>
+                    </a:extLst>
+                  </pic:spPr>
+                </pic:pic>
+              </a:graphicData>
+            </a:graphic>
+          </wp:inline>
+        </w:drawing>
+      </w:r>
+    </w:p>
+    <w:p>
+      <w:pPr>
+        <w:pStyle w:val="ListParagraph"/>
+        <w:numPr>
+          <w:ilvl w:val="0"/>
+          <w:numId w:val="7"/>
+        </w:numPr>
+        <w:autoSpaceDE/>
+        <w:autoSpaceDN/>
+        <w:rPr>
+          <w:rFonts w:cs="Times New Roman"/>
+        </w:rPr>
+      </w:pPr>
+      <w:r>
+        <w:rPr>
+          <w:rFonts w:cs="Times New Roman"/>
+        </w:rPr>
+        <w:t>Giao diện thêm mới nhà cung cấp</w:t>
+      </w:r>
+    </w:p>
+    <w:p>
+      <w:pPr>
+        <w:autoSpaceDE/>
+        <w:autoSpaceDN/>
+        <w:rPr>
+          <w:rFonts w:cs="Times New Roman"/>
+        </w:rPr>
+      </w:pPr>
+      <w:r>
+        <w:rPr>
+          <w:rFonts w:cs="Times New Roman"/>
+          <w:noProof/>
+        </w:rPr>
+        <w:drawing>
+          <wp:inline distT="0" distB="0" distL="0" distR="0" wp14:anchorId="752DDF2B" wp14:editId="09D1CA52">
+            <wp:extent cx="5943600" cy="2530549"/>
+            <wp:effectExtent l="0" t="0" r="0" b="3175"/>
+            <wp:docPr id="1391927082" name="Picture 2"/>
+            <wp:cNvGraphicFramePr>
+              <a:graphicFrameLocks xmlns:a="http://schemas.openxmlformats.org/drawingml/2006/main" noChangeAspect="1"/>
+            </wp:cNvGraphicFramePr>
+            <a:graphic xmlns:a="http://schemas.openxmlformats.org/drawingml/2006/main">
+              <a:graphicData uri="http://schemas.openxmlformats.org/drawingml/2006/picture">
+                <pic:pic xmlns:pic="http://schemas.openxmlformats.org/drawingml/2006/picture">
+                  <pic:nvPicPr>
+                    <pic:cNvPr id="1391927082" name="Picture 1391927082"/>
+                    <pic:cNvPicPr/>
+                  </pic:nvPicPr>
+                  <pic:blipFill rotWithShape="1">
+                    <a:blip r:embed="rId44">
+                      <a:extLst>
+                        <a:ext uri="{28A0092B-C50C-407E-A947-70E740481C1C}">
+                          <a14:useLocalDpi xmlns:a14="http://schemas.microsoft.com/office/drawing/2010/main" val="0"/>
+                        </a:ext>
+                      </a:extLst>
+                    </a:blip>
+                    <a:srcRect b="24309"/>
+                    <a:stretch>
+                      <a:fillRect/>
+                    </a:stretch>
+                  </pic:blipFill>
+                  <pic:spPr bwMode="auto">
+                    <a:xfrm>
+                      <a:off x="0" y="0"/>
+                      <a:ext cx="5943600" cy="2530549"/>
+                    </a:xfrm>
+                    <a:prstGeom prst="rect">
+                      <a:avLst/>
+                    </a:prstGeom>
+                    <a:ln>
+                      <a:noFill/>
+                    </a:ln>
+                    <a:extLst>
+                      <a:ext uri="{53640926-AAD7-44D8-BBD7-CCE9431645EC}">
+                        <a14:shadowObscured xmlns:a14="http://schemas.microsoft.com/office/drawing/2010/main"/>
+                      </a:ext>
+                    </a:extLst>
+                  </pic:spPr>
+                </pic:pic>
+              </a:graphicData>
+            </a:graphic>
+          </wp:inline>
+        </w:drawing>
+      </w:r>
+    </w:p>
+    <w:p>
+      <w:pPr>
+        <w:pStyle w:val="ListParagraph"/>
+        <w:numPr>
+          <w:ilvl w:val="0"/>
+          <w:numId w:val="7"/>
+        </w:numPr>
+        <w:autoSpaceDE/>
+        <w:autoSpaceDN/>
+        <w:rPr>
+          <w:rFonts w:cs="Times New Roman"/>
+        </w:rPr>
+      </w:pPr>
+      <w:r>
+        <w:rPr>
+          <w:rFonts w:cs="Times New Roman"/>
+        </w:rPr>
+        <w:t>Giao diện chỉnh sửa nhà cung cấp hiện có</w:t>
+      </w:r>
+    </w:p>
+    <w:p>
+      <w:pPr>
+        <w:autoSpaceDE/>
+        <w:autoSpaceDN/>
+        <w:rPr>
+          <w:rFonts w:cs="Times New Roman"/>
+          <w:noProof/>
+        </w:rPr>
+      </w:pPr>
+    </w:p>
+    <w:p>
+      <w:pPr>
+        <w:autoSpaceDE/>
+        <w:autoSpaceDN/>
+        <w:rPr>
+          <w:rFonts w:cs="Times New Roman"/>
+        </w:rPr>
+      </w:pPr>
+      <w:r>
+        <w:rPr>
+          <w:rFonts w:cs="Times New Roman"/>
+          <w:noProof/>
+        </w:rPr>
+        <w:lastRenderedPageBreak/>
+        <w:drawing>
+          <wp:inline distT="0" distB="0" distL="0" distR="0" wp14:anchorId="50C0DE53" wp14:editId="328937CA">
+            <wp:extent cx="5943600" cy="2541181"/>
+            <wp:effectExtent l="0" t="0" r="0" b="0"/>
+            <wp:docPr id="21316234" name="Picture 3"/>
+            <wp:cNvGraphicFramePr>
+              <a:graphicFrameLocks xmlns:a="http://schemas.openxmlformats.org/drawingml/2006/main" noChangeAspect="1"/>
+            </wp:cNvGraphicFramePr>
+            <a:graphic xmlns:a="http://schemas.openxmlformats.org/drawingml/2006/main">
+              <a:graphicData uri="http://schemas.openxmlformats.org/drawingml/2006/picture">
+                <pic:pic xmlns:pic="http://schemas.openxmlformats.org/drawingml/2006/picture">
+                  <pic:nvPicPr>
+                    <pic:cNvPr id="21316234" name="Picture 21316234"/>
+                    <pic:cNvPicPr/>
+                  </pic:nvPicPr>
+                  <pic:blipFill rotWithShape="1">
+                    <a:blip r:embed="rId45">
+                      <a:extLst>
+                        <a:ext uri="{28A0092B-C50C-407E-A947-70E740481C1C}">
+                          <a14:useLocalDpi xmlns:a14="http://schemas.microsoft.com/office/drawing/2010/main" val="0"/>
+                        </a:ext>
+                      </a:extLst>
+                    </a:blip>
+                    <a:srcRect b="23991"/>
+                    <a:stretch>
+                      <a:fillRect/>
+                    </a:stretch>
+                  </pic:blipFill>
+                  <pic:spPr bwMode="auto">
+                    <a:xfrm>
+                      <a:off x="0" y="0"/>
+                      <a:ext cx="5943600" cy="2541181"/>
+                    </a:xfrm>
+                    <a:prstGeom prst="rect">
+                      <a:avLst/>
+                    </a:prstGeom>
+                    <a:ln>
+                      <a:noFill/>
+                    </a:ln>
+                    <a:extLst>
+                      <a:ext uri="{53640926-AAD7-44D8-BBD7-CCE9431645EC}">
+                        <a14:shadowObscured xmlns:a14="http://schemas.microsoft.com/office/drawing/2010/main"/>
+                      </a:ext>
+                    </a:extLst>
+                  </pic:spPr>
+                </pic:pic>
+              </a:graphicData>
+            </a:graphic>
+          </wp:inline>
+        </w:drawing>
+      </w:r>
+    </w:p>
+    <w:p>
+      <w:pPr>
+        <w:pStyle w:val="ListParagraph"/>
+        <w:numPr>
+          <w:ilvl w:val="0"/>
+          <w:numId w:val="7"/>
+        </w:numPr>
+        <w:autoSpaceDE/>
+        <w:autoSpaceDN/>
+        <w:rPr>
+          <w:rFonts w:cs="Times New Roman"/>
+        </w:rPr>
+      </w:pPr>
+      <w:r>
+        <w:rPr>
+          <w:rFonts w:cs="Times New Roman"/>
+        </w:rPr>
+        <w:t>Giao diện xóa nhà cung cấp hiện có</w:t>
+      </w:r>
+    </w:p>
+    <w:p>
+      <w:pPr>
+        <w:autoSpaceDE/>
+        <w:autoSpaceDN/>
+        <w:rPr>
+          <w:rFonts w:cs="Times New Roman"/>
+        </w:rPr>
+      </w:pPr>
+      <w:r>
+        <w:rPr>
+          <w:rFonts w:cs="Times New Roman"/>
+          <w:noProof/>
+        </w:rPr>
+        <w:drawing>
+          <wp:inline distT="0" distB="0" distL="0" distR="0" wp14:anchorId="06C6BE21" wp14:editId="382BC26B">
+            <wp:extent cx="5943600" cy="3343275"/>
+            <wp:effectExtent l="0" t="0" r="0" b="9525"/>
+            <wp:docPr id="1348006581" name="Picture 4"/>
+            <wp:cNvGraphicFramePr>
+              <a:graphicFrameLocks xmlns:a="http://schemas.openxmlformats.org/drawingml/2006/main" noChangeAspect="1"/>
+            </wp:cNvGraphicFramePr>
+            <a:graphic xmlns:a="http://schemas.openxmlformats.org/drawingml/2006/main">
+              <a:graphicData uri="http://schemas.openxmlformats.org/drawingml/2006/picture">
+                <pic:pic xmlns:pic="http://schemas.openxmlformats.org/drawingml/2006/picture">
+                  <pic:nvPicPr>
+                    <pic:cNvPr id="1348006581" name="Picture 1348006581"/>
+                    <pic:cNvPicPr/>
+                  </pic:nvPicPr>
+                  <pic:blipFill>
+                    <a:blip r:embed="rId46">
+                      <a:extLst>
+                        <a:ext uri="{28A0092B-C50C-407E-A947-70E740481C1C}">
+                          <a14:useLocalDpi xmlns:a14="http://schemas.microsoft.com/office/drawing/2010/main" val="0"/>
+                        </a:ext>
+                      </a:extLst>
+                    </a:blip>
+                    <a:stretch>
+                      <a:fillRect/>
+                    </a:stretch>
+                  </pic:blipFill>
+                  <pic:spPr>
+                    <a:xfrm>
+                      <a:off x="0" y="0"/>
+                      <a:ext cx="5943600" cy="3343275"/>
+                    </a:xfrm>
+                    <a:prstGeom prst="rect">
+                      <a:avLst/>
+                    </a:prstGeom>
+                  </pic:spPr>
+                </pic:pic>
+              </a:graphicData>
+            </a:graphic>
+          </wp:inline>
+        </w:drawing>
+      </w:r>
+    </w:p>
+    <w:p>
+      <w:pPr>
+        <w:pStyle w:val="ListParagraph"/>
+        <w:numPr>
+          <w:ilvl w:val="0"/>
+          <w:numId w:val="7"/>
+        </w:numPr>
+        <w:autoSpaceDE/>
+        <w:autoSpaceDN/>
+        <w:rPr>
+          <w:rFonts w:cs="Times New Roman"/>
+        </w:rPr>
+      </w:pPr>
+      <w:r>
+        <w:rPr>
+          <w:rFonts w:cs="Times New Roman"/>
+        </w:rPr>
+        <w:t>Biểu đồ lớp</w:t>
+      </w:r>
+    </w:p>
+    <w:p>
+      <w:pPr>
+        <w:autoSpaceDE/>
+        <w:autoSpaceDN/>
+        <w:rPr>
+          <w:rFonts w:cs="Times New Roman"/>
+        </w:rPr>
+      </w:pPr>
+    </w:p>
+    <w:p>
+      <w:pPr>
+        <w:pStyle w:val="ListParagraph"/>
+        <w:numPr>
+          <w:ilvl w:val="2"/>
+          <w:numId w:val="6"/>
+        </w:numPr>
+        <w:autoSpaceDE/>
+        <w:autoSpaceDN/>
+        <w:ind w:left="720"/>
+        <w:rPr>
+          <w:rFonts w:cs="Times New Roman"/>
+          <w:b/>
+          <w:bCs/>
+        </w:rPr>
+      </w:pPr>
+      <w:r>
+        <w:rPr>
+          <w:rFonts w:cs="Times New Roman"/>
+          <w:b/>
+          <w:bCs/>
+        </w:rPr>
+        <w:t>Thiết kế chức năng Nhập trang phục về từ nhà cung cấp</w:t>
+      </w:r>
+    </w:p>
+    <w:p>
+      <w:pPr>
+        <w:pStyle w:val="ListParagraph"/>
+        <w:numPr>
+          <w:ilvl w:val="0"/>
+          <w:numId w:val="7"/>
+        </w:numPr>
+        <w:autoSpaceDE/>
+        <w:autoSpaceDN/>
+        <w:rPr>
+          <w:rFonts w:cs="Times New Roman"/>
+        </w:rPr>
+      </w:pPr>
+      <w:r>
+        <w:rPr>
+          <w:rFonts w:cs="Times New Roman"/>
+        </w:rPr>
+        <w:t>Giao diện đăng nhập</w:t>
+      </w:r>
+    </w:p>
+    <w:p>
+      <w:pPr>
+        <w:autoSpaceDE/>
+        <w:autoSpaceDN/>
+        <w:rPr>
+          <w:rFonts w:cs="Times New Roman"/>
+          <w:noProof/>
+        </w:rPr>
+      </w:pPr>
+    </w:p>
+    <w:p>
+      <w:pPr>
+        <w:autoSpaceDE/>
+        <w:autoSpaceDN/>
+        <w:jc w:val="center"/>
+        <w:rPr>
+          <w:rFonts w:cs="Times New Roman"/>
+        </w:rPr>
+      </w:pPr>
+      <w:r>
+        <w:rPr>
+          <w:rFonts w:cs="Times New Roman"/>
+          <w:noProof/>
+        </w:rPr>
+        <w:drawing>
+          <wp:inline distT="0" distB="0" distL="0" distR="0" wp14:anchorId="58B047EF" wp14:editId="7DC48013">
+            <wp:extent cx="3466214" cy="1945758"/>
+            <wp:effectExtent l="0" t="0" r="1270" b="0"/>
+            <wp:docPr id="1239145746" name="Picture 1"/>
+            <wp:cNvGraphicFramePr>
+              <a:graphicFrameLocks xmlns:a="http://schemas.openxmlformats.org/drawingml/2006/main" noChangeAspect="1"/>
+            </wp:cNvGraphicFramePr>
+            <a:graphic xmlns:a="http://schemas.openxmlformats.org/drawingml/2006/main">
+              <a:graphicData uri="http://schemas.openxmlformats.org/drawingml/2006/picture">
+                <pic:pic xmlns:pic="http://schemas.openxmlformats.org/drawingml/2006/picture">
+                  <pic:nvPicPr>
+                    <pic:cNvPr id="883940021" name="Picture 883940021"/>
+                    <pic:cNvPicPr/>
+                  </pic:nvPicPr>
+                  <pic:blipFill rotWithShape="1">
+                    <a:blip r:embed="rId41">
+                      <a:extLst>
+                        <a:ext uri="{28A0092B-C50C-407E-A947-70E740481C1C}">
+                          <a14:useLocalDpi xmlns:a14="http://schemas.microsoft.com/office/drawing/2010/main" val="0"/>
+                        </a:ext>
+                      </a:extLst>
+                    </a:blip>
+                    <a:srcRect l="21646" t="16855" r="20028" b="24938"/>
+                    <a:stretch>
+                      <a:fillRect/>
+                    </a:stretch>
+                  </pic:blipFill>
+                  <pic:spPr bwMode="auto">
+                    <a:xfrm>
+                      <a:off x="0" y="0"/>
+                      <a:ext cx="3466664" cy="1946011"/>
+                    </a:xfrm>
+                    <a:prstGeom prst="rect">
+                      <a:avLst/>
+                    </a:prstGeom>
+                    <a:ln>
+                      <a:noFill/>
+                    </a:ln>
+                    <a:extLst>
+                      <a:ext uri="{53640926-AAD7-44D8-BBD7-CCE9431645EC}">
+                        <a14:shadowObscured xmlns:a14="http://schemas.microsoft.com/office/drawing/2010/main"/>
+                      </a:ext>
+                    </a:extLst>
+                  </pic:spPr>
+                </pic:pic>
+              </a:graphicData>
+            </a:graphic>
+          </wp:inline>
+        </w:drawing>
+      </w:r>
+    </w:p>
+    <w:p>
+      <w:pPr>
+        <w:pStyle w:val="ListParagraph"/>
+        <w:numPr>
+          <w:ilvl w:val="0"/>
+          <w:numId w:val="7"/>
+        </w:numPr>
+        <w:autoSpaceDE/>
+        <w:autoSpaceDN/>
+        <w:rPr>
+          <w:rFonts w:cs="Times New Roman"/>
+        </w:rPr>
+      </w:pPr>
+      <w:r>
+        <w:rPr>
+          <w:rFonts w:cs="Times New Roman"/>
+        </w:rPr>
+        <w:t>Giao diện quản lý hệ thống</w:t>
+      </w:r>
+    </w:p>
+    <w:p>
+      <w:pPr>
+        <w:autoSpaceDE/>
+        <w:autoSpaceDN/>
+        <w:rPr>
+          <w:rFonts w:cs="Times New Roman"/>
+        </w:rPr>
+      </w:pPr>
+      <w:r>
+        <w:rPr>
+          <w:rFonts w:cs="Times New Roman"/>
+          <w:noProof/>
+        </w:rPr>
+        <w:drawing>
+          <wp:inline distT="0" distB="0" distL="0" distR="0" wp14:anchorId="76725A73" wp14:editId="1C04F03B">
+            <wp:extent cx="5943600" cy="1945758"/>
+            <wp:effectExtent l="0" t="0" r="0" b="0"/>
+            <wp:docPr id="1655333610" name="Picture 2"/>
+            <wp:cNvGraphicFramePr>
+              <a:graphicFrameLocks xmlns:a="http://schemas.openxmlformats.org/drawingml/2006/main" noChangeAspect="1"/>
+            </wp:cNvGraphicFramePr>
+            <a:graphic xmlns:a="http://schemas.openxmlformats.org/drawingml/2006/main">
+              <a:graphicData uri="http://schemas.openxmlformats.org/drawingml/2006/picture">
+                <pic:pic xmlns:pic="http://schemas.openxmlformats.org/drawingml/2006/picture">
+                  <pic:nvPicPr>
+                    <pic:cNvPr id="710493547" name="Picture 710493547"/>
+                    <pic:cNvPicPr/>
+                  </pic:nvPicPr>
+                  <pic:blipFill rotWithShape="1">
+                    <a:blip r:embed="rId42">
+                      <a:extLst>
+                        <a:ext uri="{28A0092B-C50C-407E-A947-70E740481C1C}">
+                          <a14:useLocalDpi xmlns:a14="http://schemas.microsoft.com/office/drawing/2010/main" val="0"/>
+                        </a:ext>
+                      </a:extLst>
+                    </a:blip>
+                    <a:srcRect b="41801"/>
+                    <a:stretch>
+                      <a:fillRect/>
+                    </a:stretch>
+                  </pic:blipFill>
+                  <pic:spPr bwMode="auto">
+                    <a:xfrm>
+                      <a:off x="0" y="0"/>
+                      <a:ext cx="5943600" cy="1945758"/>
+                    </a:xfrm>
+                    <a:prstGeom prst="rect">
+                      <a:avLst/>
+                    </a:prstGeom>
+                    <a:ln>
+                      <a:noFill/>
+                    </a:ln>
+                    <a:extLst>
+                      <a:ext uri="{53640926-AAD7-44D8-BBD7-CCE9431645EC}">
+                        <a14:shadowObscured xmlns:a14="http://schemas.microsoft.com/office/drawing/2010/main"/>
+                      </a:ext>
+                    </a:extLst>
+                  </pic:spPr>
+                </pic:pic>
+              </a:graphicData>
+            </a:graphic>
+          </wp:inline>
+        </w:drawing>
+      </w:r>
+    </w:p>
+    <w:p>
+      <w:pPr>
+        <w:pStyle w:val="ListParagraph"/>
+        <w:numPr>
+          <w:ilvl w:val="0"/>
+          <w:numId w:val="7"/>
+        </w:numPr>
+        <w:autoSpaceDE/>
+        <w:autoSpaceDN/>
+        <w:rPr>
+          <w:rFonts w:cs="Times New Roman"/>
+        </w:rPr>
+      </w:pPr>
+      <w:r>
+        <w:rPr>
+          <w:rFonts w:cs="Times New Roman"/>
+        </w:rPr>
+        <w:t>Giao diện nhập trang phục về từ nhà cung cấp</w:t>
+      </w:r>
+    </w:p>
+    <w:p>
+      <w:pPr>
+        <w:autoSpaceDE/>
+        <w:autoSpaceDN/>
+        <w:rPr>
+          <w:rFonts w:cs="Times New Roman"/>
+        </w:rPr>
+      </w:pPr>
+      <w:r>
+        <w:rPr>
+          <w:rFonts w:cs="Times New Roman"/>
+          <w:noProof/>
+        </w:rPr>
+        <w:drawing>
+          <wp:inline distT="0" distB="0" distL="0" distR="0" wp14:anchorId="5BFEECB9" wp14:editId="407A45B0">
+            <wp:extent cx="5943600" cy="1318437"/>
+            <wp:effectExtent l="0" t="0" r="0" b="0"/>
+            <wp:docPr id="615414060" name="Picture 5"/>
+            <wp:cNvGraphicFramePr>
+              <a:graphicFrameLocks xmlns:a="http://schemas.openxmlformats.org/drawingml/2006/main" noChangeAspect="1"/>
+            </wp:cNvGraphicFramePr>
+            <a:graphic xmlns:a="http://schemas.openxmlformats.org/drawingml/2006/main">
+              <a:graphicData uri="http://schemas.openxmlformats.org/drawingml/2006/picture">
+                <pic:pic xmlns:pic="http://schemas.openxmlformats.org/drawingml/2006/picture">
+                  <pic:nvPicPr>
+                    <pic:cNvPr id="615414060" name="Picture 615414060"/>
+                    <pic:cNvPicPr/>
+                  </pic:nvPicPr>
+                  <pic:blipFill rotWithShape="1">
+                    <a:blip r:embed="rId47">
+                      <a:extLst>
+                        <a:ext uri="{28A0092B-C50C-407E-A947-70E740481C1C}">
+                          <a14:useLocalDpi xmlns:a14="http://schemas.microsoft.com/office/drawing/2010/main" val="0"/>
+                        </a:ext>
+                      </a:extLst>
+                    </a:blip>
+                    <a:srcRect b="60564"/>
+                    <a:stretch>
+                      <a:fillRect/>
+                    </a:stretch>
+                  </pic:blipFill>
+                  <pic:spPr bwMode="auto">
+                    <a:xfrm>
+                      <a:off x="0" y="0"/>
+                      <a:ext cx="5943600" cy="1318437"/>
+                    </a:xfrm>
+                    <a:prstGeom prst="rect">
+                      <a:avLst/>
+                    </a:prstGeom>
+                    <a:ln>
+                      <a:noFill/>
+                    </a:ln>
+                    <a:extLst>
+                      <a:ext uri="{53640926-AAD7-44D8-BBD7-CCE9431645EC}">
+                        <a14:shadowObscured xmlns:a14="http://schemas.microsoft.com/office/drawing/2010/main"/>
+                      </a:ext>
+                    </a:extLst>
+                  </pic:spPr>
+                </pic:pic>
+              </a:graphicData>
+            </a:graphic>
+          </wp:inline>
+        </w:drawing>
+      </w:r>
+    </w:p>
+    <w:p>
+      <w:pPr>
+        <w:pStyle w:val="ListParagraph"/>
+        <w:numPr>
+          <w:ilvl w:val="0"/>
+          <w:numId w:val="7"/>
+        </w:numPr>
+        <w:autoSpaceDE/>
+        <w:autoSpaceDN/>
+        <w:rPr>
+          <w:rFonts w:cs="Times New Roman"/>
+        </w:rPr>
+      </w:pPr>
+      <w:r>
+        <w:rPr>
+          <w:rFonts w:cs="Times New Roman"/>
+        </w:rPr>
+        <w:t>Giao diện tạo phiếu nhập mới</w:t>
+      </w:r>
+    </w:p>
+    <w:p>
+      <w:pPr>
+        <w:autoSpaceDE/>
+        <w:autoSpaceDN/>
+        <w:rPr>
+          <w:rFonts w:cs="Times New Roman"/>
+          <w:noProof/>
+        </w:rPr>
+      </w:pPr>
+      <w:r>
+        <w:rPr>
+          <w:rFonts w:cs="Times New Roman"/>
+          <w:noProof/>
+        </w:rPr>
+        <w:lastRenderedPageBreak/>
+        <w:drawing>
+          <wp:inline distT="0" distB="0" distL="0" distR="0" wp14:anchorId="0EA15814" wp14:editId="3E3FF376">
+            <wp:extent cx="5943600" cy="3343275"/>
+            <wp:effectExtent l="0" t="0" r="0" b="9525"/>
+            <wp:docPr id="1407612233" name="Picture 6"/>
+            <wp:cNvGraphicFramePr>
+              <a:graphicFrameLocks xmlns:a="http://schemas.openxmlformats.org/drawingml/2006/main" noChangeAspect="1"/>
+            </wp:cNvGraphicFramePr>
+            <a:graphic xmlns:a="http://schemas.openxmlformats.org/drawingml/2006/main">
+              <a:graphicData uri="http://schemas.openxmlformats.org/drawingml/2006/picture">
+                <pic:pic xmlns:pic="http://schemas.openxmlformats.org/drawingml/2006/picture">
+                  <pic:nvPicPr>
+                    <pic:cNvPr id="1407612233" name="Picture 1407612233"/>
+                    <pic:cNvPicPr/>
+                  </pic:nvPicPr>
+                  <pic:blipFill>
+                    <a:blip r:embed="rId48">
+                      <a:extLst>
+                        <a:ext uri="{28A0092B-C50C-407E-A947-70E740481C1C}">
+                          <a14:useLocalDpi xmlns:a14="http://schemas.microsoft.com/office/drawing/2010/main" val="0"/>
+                        </a:ext>
+                      </a:extLst>
+                    </a:blip>
+                    <a:stretch>
+                      <a:fillRect/>
+                    </a:stretch>
+                  </pic:blipFill>
+                  <pic:spPr>
+                    <a:xfrm>
+                      <a:off x="0" y="0"/>
+                      <a:ext cx="5943600" cy="3343275"/>
+                    </a:xfrm>
+                    <a:prstGeom prst="rect">
+                      <a:avLst/>
+                    </a:prstGeom>
+                  </pic:spPr>
+                </pic:pic>
+              </a:graphicData>
+            </a:graphic>
+          </wp:inline>
+        </w:drawing>
+      </w:r>
+    </w:p>
+    <w:p>
+      <w:pPr>
+        <w:autoSpaceDE/>
+        <w:autoSpaceDN/>
+        <w:rPr>
+          <w:rFonts w:cs="Times New Roman"/>
+        </w:rPr>
+      </w:pPr>
+      <w:r>
+        <w:rPr>
+          <w:rFonts w:cs="Times New Roman"/>
+          <w:noProof/>
+        </w:rPr>
+        <w:drawing>
+          <wp:inline distT="0" distB="0" distL="0" distR="0" wp14:anchorId="38CAB371" wp14:editId="6532ABA5">
+            <wp:extent cx="5943600" cy="2562447"/>
+            <wp:effectExtent l="0" t="0" r="0" b="9525"/>
+            <wp:docPr id="967318461" name="Picture 7"/>
+            <wp:cNvGraphicFramePr>
+              <a:graphicFrameLocks xmlns:a="http://schemas.openxmlformats.org/drawingml/2006/main" noChangeAspect="1"/>
+            </wp:cNvGraphicFramePr>
+            <a:graphic xmlns:a="http://schemas.openxmlformats.org/drawingml/2006/main">
+              <a:graphicData uri="http://schemas.openxmlformats.org/drawingml/2006/picture">
+                <pic:pic xmlns:pic="http://schemas.openxmlformats.org/drawingml/2006/picture">
+                  <pic:nvPicPr>
+                    <pic:cNvPr id="967318461" name="Picture 967318461"/>
+                    <pic:cNvPicPr/>
+                  </pic:nvPicPr>
+                  <pic:blipFill rotWithShape="1">
+                    <a:blip r:embed="rId49">
+                      <a:extLst>
+                        <a:ext uri="{28A0092B-C50C-407E-A947-70E740481C1C}">
+                          <a14:useLocalDpi xmlns:a14="http://schemas.microsoft.com/office/drawing/2010/main" val="0"/>
+                        </a:ext>
+                      </a:extLst>
+                    </a:blip>
+                    <a:srcRect b="23355"/>
+                    <a:stretch>
+                      <a:fillRect/>
+                    </a:stretch>
+                  </pic:blipFill>
+                  <pic:spPr bwMode="auto">
+                    <a:xfrm>
+                      <a:off x="0" y="0"/>
+                      <a:ext cx="5943600" cy="2562447"/>
+                    </a:xfrm>
+                    <a:prstGeom prst="rect">
+                      <a:avLst/>
+                    </a:prstGeom>
+                    <a:ln>
+                      <a:noFill/>
+                    </a:ln>
+                    <a:extLst>
+                      <a:ext uri="{53640926-AAD7-44D8-BBD7-CCE9431645EC}">
+                        <a14:shadowObscured xmlns:a14="http://schemas.microsoft.com/office/drawing/2010/main"/>
+                      </a:ext>
+                    </a:extLst>
+                  </pic:spPr>
+                </pic:pic>
+              </a:graphicData>
+            </a:graphic>
+          </wp:inline>
+        </w:drawing>
+      </w:r>
+    </w:p>
+    <w:p>
+      <w:pPr>
+        <w:pStyle w:val="ListParagraph"/>
+        <w:numPr>
+          <w:ilvl w:val="0"/>
+          <w:numId w:val="7"/>
+        </w:numPr>
+        <w:autoSpaceDE/>
+        <w:autoSpaceDN/>
+        <w:rPr>
+          <w:rFonts w:cs="Times New Roman"/>
+        </w:rPr>
+      </w:pPr>
+      <w:r>
+        <w:rPr>
+          <w:rFonts w:cs="Times New Roman"/>
+        </w:rPr>
+        <w:t>Giao diện thêm mới nhà cung cấp</w:t>
+      </w:r>
+    </w:p>
+    <w:p>
+      <w:pPr>
+        <w:autoSpaceDE/>
+        <w:autoSpaceDN/>
+        <w:rPr>
+          <w:rFonts w:cs="Times New Roman"/>
+        </w:rPr>
+      </w:pPr>
+      <w:r>
+        <w:rPr>
+          <w:rFonts w:cs="Times New Roman"/>
+          <w:noProof/>
+        </w:rPr>
+        <w:lastRenderedPageBreak/>
+        <w:drawing>
+          <wp:inline distT="0" distB="0" distL="0" distR="0" wp14:anchorId="47F58BE8" wp14:editId="6FD51B32">
+            <wp:extent cx="5943600" cy="2530475"/>
+            <wp:effectExtent l="0" t="0" r="0" b="3175"/>
+            <wp:docPr id="1630718774" name="Picture 2"/>
+            <wp:cNvGraphicFramePr>
+              <a:graphicFrameLocks xmlns:a="http://schemas.openxmlformats.org/drawingml/2006/main" noChangeAspect="1"/>
+            </wp:cNvGraphicFramePr>
+            <a:graphic xmlns:a="http://schemas.openxmlformats.org/drawingml/2006/main">
+              <a:graphicData uri="http://schemas.openxmlformats.org/drawingml/2006/picture">
+                <pic:pic xmlns:pic="http://schemas.openxmlformats.org/drawingml/2006/picture">
+                  <pic:nvPicPr>
+                    <pic:cNvPr id="1391927082" name="Picture 1391927082"/>
+                    <pic:cNvPicPr/>
+                  </pic:nvPicPr>
+                  <pic:blipFill rotWithShape="1">
+                    <a:blip r:embed="rId44">
+                      <a:extLst>
+                        <a:ext uri="{28A0092B-C50C-407E-A947-70E740481C1C}">
+                          <a14:useLocalDpi xmlns:a14="http://schemas.microsoft.com/office/drawing/2010/main" val="0"/>
+                        </a:ext>
+                      </a:extLst>
+                    </a:blip>
+                    <a:srcRect b="24309"/>
+                    <a:stretch>
+                      <a:fillRect/>
+                    </a:stretch>
+                  </pic:blipFill>
+                  <pic:spPr bwMode="auto">
+                    <a:xfrm>
+                      <a:off x="0" y="0"/>
+                      <a:ext cx="5943600" cy="2530475"/>
+                    </a:xfrm>
+                    <a:prstGeom prst="rect">
+                      <a:avLst/>
+                    </a:prstGeom>
+                    <a:ln>
+                      <a:noFill/>
+                    </a:ln>
+                    <a:extLst>
+                      <a:ext uri="{53640926-AAD7-44D8-BBD7-CCE9431645EC}">
+                        <a14:shadowObscured xmlns:a14="http://schemas.microsoft.com/office/drawing/2010/main"/>
+                      </a:ext>
+                    </a:extLst>
+                  </pic:spPr>
+                </pic:pic>
+              </a:graphicData>
+            </a:graphic>
+          </wp:inline>
+        </w:drawing>
+      </w:r>
+    </w:p>
+    <w:p>
+      <w:pPr>
+        <w:pStyle w:val="ListParagraph"/>
+        <w:numPr>
+          <w:ilvl w:val="0"/>
+          <w:numId w:val="7"/>
+        </w:numPr>
+        <w:autoSpaceDE/>
+        <w:autoSpaceDN/>
+        <w:rPr>
+          <w:rFonts w:cs="Times New Roman"/>
+        </w:rPr>
+      </w:pPr>
+      <w:r>
+        <w:rPr>
+          <w:rFonts w:cs="Times New Roman"/>
+        </w:rPr>
+        <w:t>Giao diện thêm mới mặt hàng chưa có trong danh sách</w:t>
+      </w:r>
+    </w:p>
+    <w:p>
+      <w:pPr>
+        <w:autoSpaceDE/>
+        <w:autoSpaceDN/>
+        <w:rPr>
+          <w:rFonts w:cs="Times New Roman"/>
+        </w:rPr>
+      </w:pPr>
+      <w:r>
+        <w:rPr>
+          <w:rFonts w:cs="Times New Roman"/>
+          <w:noProof/>
+        </w:rPr>
+        <w:drawing>
+          <wp:inline distT="0" distB="0" distL="0" distR="0" wp14:anchorId="6ED8CD3E" wp14:editId="024EE73E">
+            <wp:extent cx="5943600" cy="2588820"/>
+            <wp:effectExtent l="0" t="0" r="0" b="2540"/>
+            <wp:docPr id="1990034151" name="Picture 8"/>
+            <wp:cNvGraphicFramePr>
+              <a:graphicFrameLocks xmlns:a="http://schemas.openxmlformats.org/drawingml/2006/main" noChangeAspect="1"/>
+            </wp:cNvGraphicFramePr>
+            <a:graphic xmlns:a="http://schemas.openxmlformats.org/drawingml/2006/main">
+              <a:graphicData uri="http://schemas.openxmlformats.org/drawingml/2006/picture">
+                <pic:pic xmlns:pic="http://schemas.openxmlformats.org/drawingml/2006/picture">
+                  <pic:nvPicPr>
+                    <pic:cNvPr id="1990034151" name="Picture 1990034151"/>
+                    <pic:cNvPicPr/>
+                  </pic:nvPicPr>
+                  <pic:blipFill rotWithShape="1">
+                    <a:blip r:embed="rId50">
+                      <a:extLst>
+                        <a:ext uri="{28A0092B-C50C-407E-A947-70E740481C1C}">
+                          <a14:useLocalDpi xmlns:a14="http://schemas.microsoft.com/office/drawing/2010/main" val="0"/>
+                        </a:ext>
+                      </a:extLst>
+                    </a:blip>
+                    <a:srcRect b="22566"/>
+                    <a:stretch>
+                      <a:fillRect/>
+                    </a:stretch>
+                  </pic:blipFill>
+                  <pic:spPr bwMode="auto">
+                    <a:xfrm>
+                      <a:off x="0" y="0"/>
+                      <a:ext cx="5943600" cy="2588820"/>
+                    </a:xfrm>
+                    <a:prstGeom prst="rect">
+                      <a:avLst/>
+                    </a:prstGeom>
+                    <a:ln>
+                      <a:noFill/>
+                    </a:ln>
+                    <a:extLst>
+                      <a:ext uri="{53640926-AAD7-44D8-BBD7-CCE9431645EC}">
+                        <a14:shadowObscured xmlns:a14="http://schemas.microsoft.com/office/drawing/2010/main"/>
+                      </a:ext>
+                    </a:extLst>
+                  </pic:spPr>
+                </pic:pic>
+              </a:graphicData>
+            </a:graphic>
+          </wp:inline>
+        </w:drawing>
+      </w:r>
+    </w:p>
+    <w:p>
+      <w:pPr>
+        <w:pStyle w:val="ListParagraph"/>
+        <w:numPr>
+          <w:ilvl w:val="0"/>
+          <w:numId w:val="7"/>
+        </w:numPr>
+        <w:autoSpaceDE/>
+        <w:autoSpaceDN/>
+        <w:rPr>
+          <w:rFonts w:cs="Times New Roman"/>
+        </w:rPr>
+      </w:pPr>
+      <w:r>
+        <w:rPr>
+          <w:rFonts w:cs="Times New Roman"/>
+        </w:rPr>
+        <w:t>Giao diện thêm mã chiết khấu</w:t>
+      </w:r>
+    </w:p>
+    <w:p>
+      <w:pPr>
+        <w:autoSpaceDE/>
+        <w:autoSpaceDN/>
+        <w:rPr>
+          <w:rFonts w:cs="Times New Roman"/>
+          <w:noProof/>
+        </w:rPr>
+      </w:pPr>
+    </w:p>
+    <w:p>
+      <w:pPr>
+        <w:autoSpaceDE/>
+        <w:autoSpaceDN/>
+        <w:rPr>
+          <w:rFonts w:cs="Times New Roman"/>
+        </w:rPr>
+      </w:pPr>
+      <w:r>
+        <w:rPr>
+          <w:rFonts w:cs="Times New Roman"/>
+          <w:noProof/>
+        </w:rPr>
+        <w:lastRenderedPageBreak/>
+        <w:drawing>
+          <wp:inline distT="0" distB="0" distL="0" distR="0" wp14:anchorId="0484D597" wp14:editId="3DF65608">
+            <wp:extent cx="5943600" cy="2660073"/>
+            <wp:effectExtent l="0" t="0" r="0" b="6985"/>
+            <wp:docPr id="564223388" name="Picture 9"/>
+            <wp:cNvGraphicFramePr>
+              <a:graphicFrameLocks xmlns:a="http://schemas.openxmlformats.org/drawingml/2006/main" noChangeAspect="1"/>
+            </wp:cNvGraphicFramePr>
+            <a:graphic xmlns:a="http://schemas.openxmlformats.org/drawingml/2006/main">
+              <a:graphicData uri="http://schemas.openxmlformats.org/drawingml/2006/picture">
+                <pic:pic xmlns:pic="http://schemas.openxmlformats.org/drawingml/2006/picture">
+                  <pic:nvPicPr>
+                    <pic:cNvPr id="564223388" name="Picture 564223388"/>
+                    <pic:cNvPicPr/>
+                  </pic:nvPicPr>
+                  <pic:blipFill rotWithShape="1">
+                    <a:blip r:embed="rId51">
+                      <a:extLst>
+                        <a:ext uri="{28A0092B-C50C-407E-A947-70E740481C1C}">
+                          <a14:useLocalDpi xmlns:a14="http://schemas.microsoft.com/office/drawing/2010/main" val="0"/>
+                        </a:ext>
+                      </a:extLst>
+                    </a:blip>
+                    <a:srcRect b="20435"/>
+                    <a:stretch>
+                      <a:fillRect/>
+                    </a:stretch>
+                  </pic:blipFill>
+                  <pic:spPr bwMode="auto">
+                    <a:xfrm>
+                      <a:off x="0" y="0"/>
+                      <a:ext cx="5943600" cy="2660073"/>
+                    </a:xfrm>
+                    <a:prstGeom prst="rect">
+                      <a:avLst/>
+                    </a:prstGeom>
+                    <a:ln>
+                      <a:noFill/>
+                    </a:ln>
+                    <a:extLst>
+                      <a:ext uri="{53640926-AAD7-44D8-BBD7-CCE9431645EC}">
+                        <a14:shadowObscured xmlns:a14="http://schemas.microsoft.com/office/drawing/2010/main"/>
+                      </a:ext>
+                    </a:extLst>
+                  </pic:spPr>
+                </pic:pic>
+              </a:graphicData>
+            </a:graphic>
+          </wp:inline>
+        </w:drawing>
+      </w:r>
+    </w:p>
+    <w:p>
+      <w:pPr>
+        <w:pStyle w:val="ListParagraph"/>
+        <w:numPr>
+          <w:ilvl w:val="0"/>
+          <w:numId w:val="7"/>
+        </w:numPr>
+        <w:autoSpaceDE/>
+        <w:autoSpaceDN/>
+        <w:rPr>
+          <w:rFonts w:cs="Times New Roman"/>
+        </w:rPr>
+      </w:pPr>
+      <w:r>
+        <w:rPr>
+          <w:rFonts w:cs="Times New Roman"/>
+        </w:rPr>
+        <w:t>Biểu đồ lớp</w:t>
+      </w:r>
+    </w:p>
+    <w:p>
+      <w:pPr>
+        <w:autoSpaceDE/>
+        <w:autoSpaceDN/>
+        <w:rPr>
+          <w:rFonts w:cs="Times New Roman"/>
+        </w:rPr>
+      </w:pPr>
+    </w:p>
+    <w:p>
+      <w:pPr>
+        <w:pStyle w:val="ListParagraph"/>
+        <w:numPr>
+          <w:ilvl w:val="2"/>
+          <w:numId w:val="6"/>
+        </w:numPr>
+        <w:autoSpaceDE/>
+        <w:autoSpaceDN/>
+        <w:ind w:left="720"/>
+        <w:rPr>
+          <w:rFonts w:cs="Times New Roman"/>
+          <w:b/>
+          <w:bCs/>
+        </w:rPr>
+      </w:pPr>
+      <w:r>
+        <w:rPr>
+          <w:rFonts w:cs="Times New Roman"/>
+          <w:b/>
+          <w:bCs/>
+        </w:rPr>
+        <w:t>Thiết kế chức năng Xem thống kê nhà cung cấp theo doanh chi</w:t>
+      </w:r>
+    </w:p>
+    <w:p>
+      <w:pPr>
+        <w:pStyle w:val="ListParagraph"/>
+        <w:numPr>
+          <w:ilvl w:val="0"/>
+          <w:numId w:val="7"/>
+        </w:numPr>
+        <w:autoSpaceDE/>
+        <w:autoSpaceDN/>
+        <w:rPr>
+          <w:rFonts w:cs="Times New Roman"/>
+        </w:rPr>
+      </w:pPr>
+      <w:r>
+        <w:rPr>
+          <w:rFonts w:cs="Times New Roman"/>
+        </w:rPr>
+        <w:t>Giao diện đăng nhập</w:t>
+      </w:r>
+    </w:p>
+    <w:p>
+      <w:pPr>
+        <w:autoSpaceDE/>
+        <w:autoSpaceDN/>
+        <w:rPr>
+          <w:rFonts w:cs="Times New Roman"/>
+          <w:noProof/>
+        </w:rPr>
+      </w:pPr>
+    </w:p>
+    <w:p>
+      <w:pPr>
+        <w:autoSpaceDE/>
+        <w:autoSpaceDN/>
+        <w:jc w:val="center"/>
+        <w:rPr>
+          <w:rFonts w:cs="Times New Roman"/>
+        </w:rPr>
+      </w:pPr>
+      <w:r>
+        <w:rPr>
+          <w:rFonts w:cs="Times New Roman"/>
+          <w:noProof/>
+        </w:rPr>
+        <w:drawing>
+          <wp:inline distT="0" distB="0" distL="0" distR="0" wp14:anchorId="092F2ADE" wp14:editId="718C2AD6">
+            <wp:extent cx="3466214" cy="1945758"/>
+            <wp:effectExtent l="0" t="0" r="1270" b="0"/>
+            <wp:docPr id="182376403" name="Picture 1"/>
+            <wp:cNvGraphicFramePr>
+              <a:graphicFrameLocks xmlns:a="http://schemas.openxmlformats.org/drawingml/2006/main" noChangeAspect="1"/>
+            </wp:cNvGraphicFramePr>
+            <a:graphic xmlns:a="http://schemas.openxmlformats.org/drawingml/2006/main">
+              <a:graphicData uri="http://schemas.openxmlformats.org/drawingml/2006/picture">
+                <pic:pic xmlns:pic="http://schemas.openxmlformats.org/drawingml/2006/picture">
+                  <pic:nvPicPr>
+                    <pic:cNvPr id="883940021" name="Picture 883940021"/>
+                    <pic:cNvPicPr/>
+                  </pic:nvPicPr>
+                  <pic:blipFill rotWithShape="1">
+                    <a:blip r:embed="rId41">
+                      <a:extLst>
+                        <a:ext uri="{28A0092B-C50C-407E-A947-70E740481C1C}">
+                          <a14:useLocalDpi xmlns:a14="http://schemas.microsoft.com/office/drawing/2010/main" val="0"/>
+                        </a:ext>
+                      </a:extLst>
+                    </a:blip>
+                    <a:srcRect l="21646" t="16855" r="20028" b="24938"/>
+                    <a:stretch>
+                      <a:fillRect/>
+                    </a:stretch>
+                  </pic:blipFill>
+                  <pic:spPr bwMode="auto">
+                    <a:xfrm>
+                      <a:off x="0" y="0"/>
+                      <a:ext cx="3466664" cy="1946011"/>
+                    </a:xfrm>
+                    <a:prstGeom prst="rect">
+                      <a:avLst/>
+                    </a:prstGeom>
+                    <a:ln>
+                      <a:noFill/>
+                    </a:ln>
+                    <a:extLst>
+                      <a:ext uri="{53640926-AAD7-44D8-BBD7-CCE9431645EC}">
+                        <a14:shadowObscured xmlns:a14="http://schemas.microsoft.com/office/drawing/2010/main"/>
+                      </a:ext>
+                    </a:extLst>
+                  </pic:spPr>
+                </pic:pic>
+              </a:graphicData>
+            </a:graphic>
+          </wp:inline>
+        </w:drawing>
+      </w:r>
+    </w:p>
+    <w:p>
+      <w:pPr>
+        <w:pStyle w:val="ListParagraph"/>
+        <w:numPr>
+          <w:ilvl w:val="0"/>
+          <w:numId w:val="7"/>
+        </w:numPr>
+        <w:autoSpaceDE/>
+        <w:autoSpaceDN/>
+        <w:rPr>
+          <w:rFonts w:cs="Times New Roman"/>
+        </w:rPr>
+      </w:pPr>
+      <w:r>
+        <w:rPr>
+          <w:rFonts w:cs="Times New Roman"/>
+        </w:rPr>
+        <w:t>Giao diện quản lý hệ thống</w:t>
+      </w:r>
+    </w:p>
+    <w:p>
+      <w:pPr>
+        <w:autoSpaceDE/>
+        <w:autoSpaceDN/>
+        <w:rPr>
+          <w:rFonts w:cs="Times New Roman"/>
+        </w:rPr>
+      </w:pPr>
+      <w:r>
+        <w:rPr>
+          <w:rFonts w:cs="Times New Roman"/>
+          <w:noProof/>
+        </w:rPr>
+        <w:lastRenderedPageBreak/>
+        <w:drawing>
+          <wp:inline distT="0" distB="0" distL="0" distR="0" wp14:anchorId="295449AE" wp14:editId="219B6E75">
+            <wp:extent cx="5943600" cy="1945758"/>
+            <wp:effectExtent l="0" t="0" r="0" b="0"/>
+            <wp:docPr id="1212287892" name="Picture 2"/>
+            <wp:cNvGraphicFramePr>
+              <a:graphicFrameLocks xmlns:a="http://schemas.openxmlformats.org/drawingml/2006/main" noChangeAspect="1"/>
+            </wp:cNvGraphicFramePr>
+            <a:graphic xmlns:a="http://schemas.openxmlformats.org/drawingml/2006/main">
+              <a:graphicData uri="http://schemas.openxmlformats.org/drawingml/2006/picture">
+                <pic:pic xmlns:pic="http://schemas.openxmlformats.org/drawingml/2006/picture">
+                  <pic:nvPicPr>
+                    <pic:cNvPr id="710493547" name="Picture 710493547"/>
+                    <pic:cNvPicPr/>
+                  </pic:nvPicPr>
+                  <pic:blipFill rotWithShape="1">
+                    <a:blip r:embed="rId42">
+                      <a:extLst>
+                        <a:ext uri="{28A0092B-C50C-407E-A947-70E740481C1C}">
+                          <a14:useLocalDpi xmlns:a14="http://schemas.microsoft.com/office/drawing/2010/main" val="0"/>
+                        </a:ext>
+                      </a:extLst>
+                    </a:blip>
+                    <a:srcRect b="41801"/>
+                    <a:stretch>
+                      <a:fillRect/>
+                    </a:stretch>
+                  </pic:blipFill>
+                  <pic:spPr bwMode="auto">
+                    <a:xfrm>
+                      <a:off x="0" y="0"/>
+                      <a:ext cx="5943600" cy="1945758"/>
+                    </a:xfrm>
+                    <a:prstGeom prst="rect">
+                      <a:avLst/>
+                    </a:prstGeom>
+                    <a:ln>
+                      <a:noFill/>
+                    </a:ln>
+                    <a:extLst>
+                      <a:ext uri="{53640926-AAD7-44D8-BBD7-CCE9431645EC}">
+                        <a14:shadowObscured xmlns:a14="http://schemas.microsoft.com/office/drawing/2010/main"/>
+                      </a:ext>
+                    </a:extLst>
+                  </pic:spPr>
+                </pic:pic>
+              </a:graphicData>
+            </a:graphic>
+          </wp:inline>
+        </w:drawing>
+      </w:r>
+    </w:p>
+    <w:p>
+      <w:pPr>
+        <w:pStyle w:val="ListParagraph"/>
+        <w:numPr>
+          <w:ilvl w:val="0"/>
+          <w:numId w:val="7"/>
+        </w:numPr>
+        <w:autoSpaceDE/>
+        <w:autoSpaceDN/>
+        <w:rPr>
+          <w:rFonts w:cs="Times New Roman"/>
+        </w:rPr>
+      </w:pPr>
+      <w:r>
+        <w:rPr>
+          <w:rFonts w:cs="Times New Roman"/>
+        </w:rPr>
+        <w:t>Giao diện thống kê</w:t>
+      </w:r>
+    </w:p>
+    <w:p>
+      <w:pPr>
+        <w:autoSpaceDE/>
+        <w:autoSpaceDN/>
+        <w:rPr>
+          <w:rFonts w:cs="Times New Roman"/>
+        </w:rPr>
+      </w:pPr>
+      <w:r>
+        <w:rPr>
+          <w:rFonts w:cs="Times New Roman"/>
+          <w:noProof/>
+        </w:rPr>
+        <w:drawing>
+          <wp:inline distT="0" distB="0" distL="0" distR="0" wp14:anchorId="6A9B5DE3" wp14:editId="0EC4E48E">
+            <wp:extent cx="5943600" cy="2636322"/>
+            <wp:effectExtent l="0" t="0" r="0" b="0"/>
+            <wp:docPr id="2031468427" name="Picture 10"/>
+            <wp:cNvGraphicFramePr>
+              <a:graphicFrameLocks xmlns:a="http://schemas.openxmlformats.org/drawingml/2006/main" noChangeAspect="1"/>
+            </wp:cNvGraphicFramePr>
+            <a:graphic xmlns:a="http://schemas.openxmlformats.org/drawingml/2006/main">
+              <a:graphicData uri="http://schemas.openxmlformats.org/drawingml/2006/picture">
+                <pic:pic xmlns:pic="http://schemas.openxmlformats.org/drawingml/2006/picture">
+                  <pic:nvPicPr>
+                    <pic:cNvPr id="2031468427" name="Picture 2031468427"/>
+                    <pic:cNvPicPr/>
+                  </pic:nvPicPr>
+                  <pic:blipFill rotWithShape="1">
+                    <a:blip r:embed="rId52">
+                      <a:extLst>
+                        <a:ext uri="{28A0092B-C50C-407E-A947-70E740481C1C}">
+                          <a14:useLocalDpi xmlns:a14="http://schemas.microsoft.com/office/drawing/2010/main" val="0"/>
+                        </a:ext>
+                      </a:extLst>
+                    </a:blip>
+                    <a:srcRect b="21146"/>
+                    <a:stretch>
+                      <a:fillRect/>
+                    </a:stretch>
+                  </pic:blipFill>
+                  <pic:spPr bwMode="auto">
+                    <a:xfrm>
+                      <a:off x="0" y="0"/>
+                      <a:ext cx="5943600" cy="2636322"/>
+                    </a:xfrm>
+                    <a:prstGeom prst="rect">
+                      <a:avLst/>
+                    </a:prstGeom>
+                    <a:ln>
+                      <a:noFill/>
+                    </a:ln>
+                    <a:extLst>
+                      <a:ext uri="{53640926-AAD7-44D8-BBD7-CCE9431645EC}">
+                        <a14:shadowObscured xmlns:a14="http://schemas.microsoft.com/office/drawing/2010/main"/>
+                      </a:ext>
+                    </a:extLst>
+                  </pic:spPr>
+                </pic:pic>
+              </a:graphicData>
+            </a:graphic>
+          </wp:inline>
+        </w:drawing>
+      </w:r>
+    </w:p>
+    <w:p>
+      <w:pPr>
+        <w:pStyle w:val="ListParagraph"/>
+        <w:numPr>
+          <w:ilvl w:val="0"/>
+          <w:numId w:val="7"/>
+        </w:numPr>
+        <w:autoSpaceDE/>
+        <w:autoSpaceDN/>
+        <w:rPr>
+          <w:rFonts w:cs="Times New Roman"/>
+        </w:rPr>
+      </w:pPr>
+      <w:r>
+        <w:rPr>
+          <w:rFonts w:cs="Times New Roman"/>
+        </w:rPr>
+        <w:t>Giao diện thống kê nhà cung cấp theo doanh chi</w:t>
+      </w:r>
+    </w:p>
+    <w:p>
+      <w:pPr>
+        <w:autoSpaceDE/>
+        <w:autoSpaceDN/>
+        <w:rPr>
+          <w:rFonts w:cs="Times New Roman"/>
+        </w:rPr>
+      </w:pPr>
+      <w:r>
+        <w:rPr>
+          <w:rFonts w:cs="Times New Roman"/>
+          <w:noProof/>
+        </w:rPr>
+        <w:drawing>
+          <wp:inline distT="0" distB="0" distL="0" distR="0" wp14:anchorId="658DF785" wp14:editId="53006C93">
+            <wp:extent cx="5943600" cy="2220686"/>
+            <wp:effectExtent l="0" t="0" r="0" b="8255"/>
+            <wp:docPr id="1095918399" name="Picture 11"/>
+            <wp:cNvGraphicFramePr>
+              <a:graphicFrameLocks xmlns:a="http://schemas.openxmlformats.org/drawingml/2006/main" noChangeAspect="1"/>
+            </wp:cNvGraphicFramePr>
+            <a:graphic xmlns:a="http://schemas.openxmlformats.org/drawingml/2006/main">
+              <a:graphicData uri="http://schemas.openxmlformats.org/drawingml/2006/picture">
+                <pic:pic xmlns:pic="http://schemas.openxmlformats.org/drawingml/2006/picture">
+                  <pic:nvPicPr>
+                    <pic:cNvPr id="1095918399" name="Picture 1095918399"/>
+                    <pic:cNvPicPr/>
+                  </pic:nvPicPr>
+                  <pic:blipFill rotWithShape="1">
+                    <a:blip r:embed="rId53">
+                      <a:extLst>
+                        <a:ext uri="{28A0092B-C50C-407E-A947-70E740481C1C}">
+                          <a14:useLocalDpi xmlns:a14="http://schemas.microsoft.com/office/drawing/2010/main" val="0"/>
+                        </a:ext>
+                      </a:extLst>
+                    </a:blip>
+                    <a:srcRect b="33578"/>
+                    <a:stretch>
+                      <a:fillRect/>
+                    </a:stretch>
+                  </pic:blipFill>
+                  <pic:spPr bwMode="auto">
+                    <a:xfrm>
+                      <a:off x="0" y="0"/>
+                      <a:ext cx="5943600" cy="2220686"/>
+                    </a:xfrm>
+                    <a:prstGeom prst="rect">
+                      <a:avLst/>
+                    </a:prstGeom>
+                    <a:ln>
+                      <a:noFill/>
+                    </a:ln>
+                    <a:extLst>
+                      <a:ext uri="{53640926-AAD7-44D8-BBD7-CCE9431645EC}">
+                        <a14:shadowObscured xmlns:a14="http://schemas.microsoft.com/office/drawing/2010/main"/>
+                      </a:ext>
+                    </a:extLst>
+                  </pic:spPr>
+                </pic:pic>
+              </a:graphicData>
+            </a:graphic>
+          </wp:inline>
+        </w:drawing>
+      </w:r>
+    </w:p>
+    <w:p>
+      <w:pPr>
+        <w:pStyle w:val="ListParagraph"/>
+        <w:numPr>
+          <w:ilvl w:val="0"/>
+          <w:numId w:val="7"/>
+        </w:numPr>
+        <w:autoSpaceDE/>
+        <w:autoSpaceDN/>
+        <w:rPr>
+          <w:rFonts w:cs="Times New Roman"/>
+        </w:rPr>
+      </w:pPr>
+      <w:r>
+        <w:rPr>
+          <w:rFonts w:cs="Times New Roman"/>
+        </w:rPr>
+        <w:lastRenderedPageBreak/>
+        <w:t>Giao diện thống kê chi tiết nhà cung cấp</w:t>
+      </w:r>
+    </w:p>
+    <w:p>
+      <w:pPr>
+        <w:autoSpaceDE/>
+        <w:autoSpaceDN/>
+        <w:rPr>
+          <w:rFonts w:cs="Times New Roman"/>
+        </w:rPr>
+      </w:pPr>
+      <w:r>
+        <w:rPr>
+          <w:rFonts w:cs="Times New Roman"/>
+          <w:noProof/>
+        </w:rPr>
+        <w:drawing>
+          <wp:inline distT="0" distB="0" distL="0" distR="0" wp14:anchorId="4C27D2B1" wp14:editId="2047D4F3">
+            <wp:extent cx="5943600" cy="2185060"/>
+            <wp:effectExtent l="0" t="0" r="0" b="5715"/>
+            <wp:docPr id="1285722638" name="Picture 12"/>
+            <wp:cNvGraphicFramePr>
+              <a:graphicFrameLocks xmlns:a="http://schemas.openxmlformats.org/drawingml/2006/main" noChangeAspect="1"/>
+            </wp:cNvGraphicFramePr>
+            <a:graphic xmlns:a="http://schemas.openxmlformats.org/drawingml/2006/main">
+              <a:graphicData uri="http://schemas.openxmlformats.org/drawingml/2006/picture">
+                <pic:pic xmlns:pic="http://schemas.openxmlformats.org/drawingml/2006/picture">
+                  <pic:nvPicPr>
+                    <pic:cNvPr id="1285722638" name="Picture 1285722638"/>
+                    <pic:cNvPicPr/>
+                  </pic:nvPicPr>
+                  <pic:blipFill rotWithShape="1">
+                    <a:blip r:embed="rId54">
+                      <a:extLst>
+                        <a:ext uri="{28A0092B-C50C-407E-A947-70E740481C1C}">
+                          <a14:useLocalDpi xmlns:a14="http://schemas.microsoft.com/office/drawing/2010/main" val="0"/>
+                        </a:ext>
+                      </a:extLst>
+                    </a:blip>
+                    <a:srcRect b="34643"/>
+                    <a:stretch>
+                      <a:fillRect/>
+                    </a:stretch>
+                  </pic:blipFill>
+                  <pic:spPr bwMode="auto">
+                    <a:xfrm>
+                      <a:off x="0" y="0"/>
+                      <a:ext cx="5943600" cy="2185060"/>
+                    </a:xfrm>
+                    <a:prstGeom prst="rect">
+                      <a:avLst/>
+                    </a:prstGeom>
+                    <a:ln>
+                      <a:noFill/>
+                    </a:ln>
+                    <a:extLst>
+                      <a:ext uri="{53640926-AAD7-44D8-BBD7-CCE9431645EC}">
+                        <a14:shadowObscured xmlns:a14="http://schemas.microsoft.com/office/drawing/2010/main"/>
+                      </a:ext>
+                    </a:extLst>
+                  </pic:spPr>
+                </pic:pic>
+              </a:graphicData>
+            </a:graphic>
+          </wp:inline>
+        </w:drawing>
+      </w:r>
+    </w:p>
+    <w:p>
+      <w:pPr>
+        <w:pStyle w:val="ListParagraph"/>
+        <w:numPr>
+          <w:ilvl w:val="0"/>
+          <w:numId w:val="7"/>
+        </w:numPr>
+        <w:autoSpaceDE/>
+        <w:autoSpaceDN/>
+        <w:rPr>
+          <w:rFonts w:cs="Times New Roman"/>
+        </w:rPr>
+      </w:pPr>
+      <w:r>
+        <w:rPr>
+          <w:rFonts w:cs="Times New Roman"/>
+        </w:rPr>
+        <w:t>Giao diện chi tiết phiếu nhập</w:t>
+      </w:r>
+    </w:p>
+    <w:p>
+      <w:pPr>
+        <w:autoSpaceDE/>
+        <w:autoSpaceDN/>
+        <w:rPr>
+          <w:rFonts w:cs="Times New Roman"/>
+        </w:rPr>
+      </w:pPr>
+      <w:r>
+        <w:rPr>
+          <w:rFonts w:cs="Times New Roman"/>
+          <w:noProof/>
+        </w:rPr>
+        <w:drawing>
+          <wp:inline distT="0" distB="0" distL="0" distR="0" wp14:anchorId="4443400D" wp14:editId="70CF110C">
+            <wp:extent cx="5943600" cy="3343275"/>
+            <wp:effectExtent l="0" t="0" r="0" b="9525"/>
+            <wp:docPr id="886543497" name="Picture 13"/>
+            <wp:cNvGraphicFramePr>
+              <a:graphicFrameLocks xmlns:a="http://schemas.openxmlformats.org/drawingml/2006/main" noChangeAspect="1"/>
+            </wp:cNvGraphicFramePr>
+            <a:graphic xmlns:a="http://schemas.openxmlformats.org/drawingml/2006/main">
+              <a:graphicData uri="http://schemas.openxmlformats.org/drawingml/2006/picture">
+                <pic:pic xmlns:pic="http://schemas.openxmlformats.org/drawingml/2006/picture">
+                  <pic:nvPicPr>
+                    <pic:cNvPr id="886543497" name="Picture 886543497"/>
+                    <pic:cNvPicPr/>
+                  </pic:nvPicPr>
+                  <pic:blipFill>
+                    <a:blip r:embed="rId55">
+                      <a:extLst>
+                        <a:ext uri="{28A0092B-C50C-407E-A947-70E740481C1C}">
+                          <a14:useLocalDpi xmlns:a14="http://schemas.microsoft.com/office/drawing/2010/main" val="0"/>
+                        </a:ext>
+                      </a:extLst>
+                    </a:blip>
+                    <a:stretch>
+                      <a:fillRect/>
+                    </a:stretch>
+                  </pic:blipFill>
+                  <pic:spPr>
+                    <a:xfrm>
+                      <a:off x="0" y="0"/>
+                      <a:ext cx="5943600" cy="3343275"/>
+                    </a:xfrm>
+                    <a:prstGeom prst="rect">
+                      <a:avLst/>
+                    </a:prstGeom>
+                  </pic:spPr>
+                </pic:pic>
+              </a:graphicData>
+            </a:graphic>
+          </wp:inline>
+        </w:drawing>
+      </w:r>
+    </w:p>
+    <w:p>
+      <w:pPr>
+        <w:pStyle w:val="ListParagraph"/>
+        <w:numPr>
+          <w:ilvl w:val="0"/>
+          <w:numId w:val="7"/>
+        </w:numPr>
+        <w:autoSpaceDE/>
+        <w:autoSpaceDN/>
+        <w:rPr>
+          <w:rFonts w:cs="Times New Roman"/>
+        </w:rPr>
+      </w:pPr>
+      <w:r>
+        <w:rPr>
+          <w:rFonts w:cs="Times New Roman"/>
+        </w:rPr>
+        <w:t>Biểu đồ lớp</w:t>
       </w:r>
     </w:p>
     <w:sectPr>

--- a/20251/Phân tích thiết kế HTTT/B22DCDT294 - Nguyễn Hoàng Tùng - .docx
+++ b/20251/Phân tích thiết kế HTTT/B22DCDT294 - Nguyễn Hoàng Tùng - .docx
@@ -30026,351 +30026,66 @@
         <w:lastRenderedPageBreak/>
         <w:t>Thiết kế tĩnh</w:t>
       </w:r>
-      <w:r>
+    </w:p>
+    <w:p>
+      <w:pPr>
+        <w:pStyle w:val="ListParagraph"/>
+        <w:numPr>
+          <w:ilvl w:val="0"/>
+          <w:numId w:val="7"/>
+        </w:numPr>
+        <w:autoSpaceDE/>
+        <w:autoSpaceDN/>
+        <w:rPr>
+          <w:rFonts w:cs="Times New Roman"/>
+        </w:rPr>
+      </w:pPr>
+      <w:r>
+        <w:rPr>
+          <w:rFonts w:cs="Times New Roman"/>
+        </w:rPr>
+        <w:t>Lựa chọn platform/framework: DAO</w:t>
+      </w:r>
+    </w:p>
+    <w:p>
+      <w:pPr>
+        <w:pStyle w:val="ListParagraph"/>
+        <w:numPr>
+          <w:ilvl w:val="2"/>
+          <w:numId w:val="6"/>
+        </w:numPr>
+        <w:autoSpaceDE/>
+        <w:autoSpaceDN/>
+        <w:ind w:left="720"/>
         <w:rPr>
           <w:rFonts w:cs="Times New Roman"/>
           <w:b/>
           <w:bCs/>
         </w:rPr>
-        <w:t xml:space="preserve"> – backend</w:t>
-      </w:r>
-    </w:p>
-    <w:p>
-      <w:pPr>
-        <w:pStyle w:val="ListParagraph"/>
-        <w:numPr>
-          <w:ilvl w:val="0"/>
-          <w:numId w:val="7"/>
-        </w:numPr>
-        <w:autoSpaceDE/>
-        <w:autoSpaceDN/>
-        <w:rPr>
-          <w:rFonts w:cs="Times New Roman"/>
-        </w:rPr>
-      </w:pPr>
-      <w:r>
-        <w:rPr>
-          <w:rFonts w:cs="Times New Roman"/>
-        </w:rPr>
-        <w:t>Lựa chọn platform/framework: DAO</w:t>
-      </w:r>
-    </w:p>
-    <w:p>
-      <w:pPr>
-        <w:pStyle w:val="ListParagraph"/>
-        <w:numPr>
-          <w:ilvl w:val="2"/>
-          <w:numId w:val="6"/>
-        </w:numPr>
-        <w:autoSpaceDE/>
-        <w:autoSpaceDN/>
-        <w:ind w:left="720"/>
+      </w:pPr>
+      <w:r>
         <w:rPr>
           <w:rFonts w:cs="Times New Roman"/>
           <w:b/>
           <w:bCs/>
         </w:rPr>
-      </w:pPr>
+        <w:t>Thiết kế</w:t>
+      </w:r>
       <w:r>
         <w:rPr>
           <w:rFonts w:cs="Times New Roman"/>
           <w:b/>
           <w:bCs/>
         </w:rPr>
-        <w:t>Thiết kế backend của chức năng Quản lý thông tin nhà cung cấp</w:t>
-      </w:r>
-    </w:p>
-    <w:p>
-      <w:pPr>
-        <w:pStyle w:val="ListParagraph"/>
-        <w:numPr>
-          <w:ilvl w:val="0"/>
-          <w:numId w:val="7"/>
-        </w:numPr>
-        <w:autoSpaceDE/>
-        <w:autoSpaceDN/>
-        <w:rPr>
-          <w:rFonts w:cs="Times New Roman"/>
-        </w:rPr>
-      </w:pPr>
-      <w:r>
-        <w:rPr>
-          <w:rFonts w:cs="Times New Roman"/>
-        </w:rPr>
-        <w:t>Thiết kế các hàm:</w:t>
-      </w:r>
-    </w:p>
-    <w:p>
-      <w:pPr>
-        <w:pStyle w:val="ListParagraph"/>
-        <w:numPr>
-          <w:ilvl w:val="1"/>
-          <w:numId w:val="7"/>
-        </w:numPr>
-        <w:autoSpaceDE/>
-        <w:autoSpaceDN/>
-        <w:rPr>
-          <w:rFonts w:cs="Times New Roman"/>
-        </w:rPr>
-      </w:pPr>
-      <w:r>
-        <w:rPr>
-          <w:rFonts w:cs="Times New Roman"/>
-        </w:rPr>
-        <w:t xml:space="preserve">kiemTraDangNhap() </w:t>
-      </w:r>
-      <w:r>
-        <w:rPr>
-          <w:rFonts w:cs="Times New Roman"/>
-        </w:rPr>
-        <w:sym w:font="Wingdings" w:char="F0E0"/>
-      </w:r>
-      <w:r>
-        <w:rPr>
-          <w:rFonts w:cs="Times New Roman"/>
-        </w:rPr>
-        <w:t xml:space="preserve"> checkLogin(user: User): boolean</w:t>
-      </w:r>
-    </w:p>
-    <w:p>
-      <w:pPr>
-        <w:pStyle w:val="ListParagraph"/>
-        <w:numPr>
-          <w:ilvl w:val="1"/>
-          <w:numId w:val="7"/>
-        </w:numPr>
-        <w:autoSpaceDE/>
-        <w:autoSpaceDN/>
-        <w:rPr>
-          <w:rFonts w:cs="Times New Roman"/>
-        </w:rPr>
-      </w:pPr>
-      <w:r>
-        <w:rPr>
-          <w:rFonts w:cs="Times New Roman"/>
-        </w:rPr>
-        <w:t xml:space="preserve">layThongTinNhanVien() </w:t>
-      </w:r>
-      <w:r>
-        <w:rPr>
-          <w:rFonts w:cs="Times New Roman"/>
-        </w:rPr>
-        <w:sym w:font="Wingdings" w:char="F0E0"/>
-      </w:r>
-      <w:r>
-        <w:rPr>
-          <w:rFonts w:cs="Times New Roman"/>
-        </w:rPr>
-        <w:t xml:space="preserve"> getStaffInfor(username: String): Staff</w:t>
-      </w:r>
-    </w:p>
-    <w:p>
-      <w:pPr>
-        <w:pStyle w:val="ListParagraph"/>
-        <w:numPr>
-          <w:ilvl w:val="1"/>
-          <w:numId w:val="7"/>
-        </w:numPr>
-        <w:autoSpaceDE/>
-        <w:autoSpaceDN/>
-        <w:rPr>
-          <w:rFonts w:cs="Times New Roman"/>
-        </w:rPr>
-      </w:pPr>
-      <w:r>
-        <w:rPr>
-          <w:rFonts w:cs="Times New Roman"/>
-        </w:rPr>
-        <w:t xml:space="preserve">timNhaCungCap() </w:t>
-      </w:r>
-      <w:r>
-        <w:rPr>
-          <w:rFonts w:cs="Times New Roman"/>
-        </w:rPr>
-        <w:sym w:font="Wingdings" w:char="F0E0"/>
-      </w:r>
-      <w:r>
-        <w:rPr>
-          <w:rFonts w:cs="Times New Roman"/>
-        </w:rPr>
-        <w:t xml:space="preserve"> searchProvider(keyword: String): List&lt;Provider&gt;</w:t>
-      </w:r>
-    </w:p>
-    <w:p>
-      <w:pPr>
-        <w:pStyle w:val="ListParagraph"/>
-        <w:numPr>
-          <w:ilvl w:val="1"/>
-          <w:numId w:val="7"/>
-        </w:numPr>
-        <w:autoSpaceDE/>
-        <w:autoSpaceDN/>
-        <w:rPr>
-          <w:rFonts w:cs="Times New Roman"/>
-        </w:rPr>
-      </w:pPr>
-      <w:r>
-        <w:rPr>
-          <w:rFonts w:cs="Times New Roman"/>
-        </w:rPr>
-        <w:t xml:space="preserve">kiemTraEmailSoDT() </w:t>
-      </w:r>
-      <w:r>
-        <w:rPr>
-          <w:rFonts w:cs="Times New Roman"/>
-        </w:rPr>
-        <w:sym w:font="Wingdings" w:char="F0E0"/>
-      </w:r>
-      <w:r>
-        <w:rPr>
-          <w:rFonts w:cs="Times New Roman"/>
-        </w:rPr>
-        <w:t xml:space="preserve"> checkEmailPhoneNo(provider: Provider): boolean</w:t>
-      </w:r>
-    </w:p>
-    <w:p>
-      <w:pPr>
-        <w:pStyle w:val="ListParagraph"/>
-        <w:numPr>
-          <w:ilvl w:val="1"/>
-          <w:numId w:val="7"/>
-        </w:numPr>
-        <w:autoSpaceDE/>
-        <w:autoSpaceDN/>
-        <w:rPr>
-          <w:rFonts w:cs="Times New Roman"/>
-        </w:rPr>
-      </w:pPr>
-      <w:r>
-        <w:rPr>
-          <w:rFonts w:cs="Times New Roman"/>
-        </w:rPr>
-        <w:t xml:space="preserve">luuNhaCungCap() </w:t>
-      </w:r>
-      <w:r>
-        <w:rPr>
-          <w:rFonts w:cs="Times New Roman"/>
-        </w:rPr>
-        <w:sym w:font="Wingdings" w:char="F0E0"/>
-      </w:r>
-      <w:r>
-        <w:rPr>
-          <w:rFonts w:cs="Times New Roman"/>
-        </w:rPr>
-        <w:t xml:space="preserve"> saveProvider(provider: Provider): boolean</w:t>
-      </w:r>
-    </w:p>
-    <w:p>
-      <w:pPr>
-        <w:pStyle w:val="ListParagraph"/>
-        <w:numPr>
-          <w:ilvl w:val="1"/>
-          <w:numId w:val="7"/>
-        </w:numPr>
-        <w:autoSpaceDE/>
-        <w:autoSpaceDN/>
-        <w:rPr>
-          <w:rFonts w:cs="Times New Roman"/>
-        </w:rPr>
-      </w:pPr>
-      <w:r>
-        <w:rPr>
-          <w:rFonts w:cs="Times New Roman"/>
-        </w:rPr>
-        <w:t xml:space="preserve">xoaNhaCungCap() </w:t>
-      </w:r>
-      <w:r>
-        <w:rPr>
-          <w:rFonts w:cs="Times New Roman"/>
-        </w:rPr>
-        <w:sym w:font="Wingdings" w:char="F0E0"/>
-      </w:r>
-      <w:r>
-        <w:rPr>
-          <w:rFonts w:cs="Times New Roman"/>
-        </w:rPr>
-        <w:t xml:space="preserve"> deleteProvider(provider: Provider): boolean</w:t>
-      </w:r>
-    </w:p>
-    <w:p>
-      <w:pPr>
-        <w:autoSpaceDE/>
-        <w:autoSpaceDN/>
-        <w:rPr>
-          <w:rFonts w:cs="Times New Roman"/>
-        </w:rPr>
-      </w:pPr>
-      <w:r>
-        <w:rPr>
-          <w:rFonts w:cs="Times New Roman"/>
-          <w:noProof/>
-        </w:rPr>
-        <w:drawing>
-          <wp:inline distT="0" distB="0" distL="0" distR="0" wp14:anchorId="12A77D29" wp14:editId="7F04CF94">
-            <wp:extent cx="5943600" cy="2753360"/>
-            <wp:effectExtent l="0" t="0" r="0" b="8890"/>
-            <wp:docPr id="1293580419" name="Picture 1"/>
-            <wp:cNvGraphicFramePr>
-              <a:graphicFrameLocks xmlns:a="http://schemas.openxmlformats.org/drawingml/2006/main" noChangeAspect="1"/>
-            </wp:cNvGraphicFramePr>
-            <a:graphic xmlns:a="http://schemas.openxmlformats.org/drawingml/2006/main">
-              <a:graphicData uri="http://schemas.openxmlformats.org/drawingml/2006/picture">
-                <pic:pic xmlns:pic="http://schemas.openxmlformats.org/drawingml/2006/picture">
-                  <pic:nvPicPr>
-                    <pic:cNvPr id="1293580419" name="Picture 1293580419"/>
-                    <pic:cNvPicPr/>
-                  </pic:nvPicPr>
-                  <pic:blipFill>
-                    <a:blip r:embed="rId38">
-                      <a:extLst>
-                        <a:ext uri="{28A0092B-C50C-407E-A947-70E740481C1C}">
-                          <a14:useLocalDpi xmlns:a14="http://schemas.microsoft.com/office/drawing/2010/main" val="0"/>
-                        </a:ext>
-                      </a:extLst>
-                    </a:blip>
-                    <a:stretch>
-                      <a:fillRect/>
-                    </a:stretch>
-                  </pic:blipFill>
-                  <pic:spPr>
-                    <a:xfrm>
-                      <a:off x="0" y="0"/>
-                      <a:ext cx="5943600" cy="2753360"/>
-                    </a:xfrm>
-                    <a:prstGeom prst="rect">
-                      <a:avLst/>
-                    </a:prstGeom>
-                  </pic:spPr>
-                </pic:pic>
-              </a:graphicData>
-            </a:graphic>
-          </wp:inline>
-        </w:drawing>
-      </w:r>
-    </w:p>
-    <w:p>
-      <w:pPr>
-        <w:pStyle w:val="ListParagraph"/>
-        <w:numPr>
-          <w:ilvl w:val="2"/>
-          <w:numId w:val="6"/>
-        </w:numPr>
-        <w:autoSpaceDE/>
-        <w:autoSpaceDN/>
-        <w:ind w:left="720"/>
+        <w:t xml:space="preserve"> </w:t>
+      </w:r>
+      <w:r>
         <w:rPr>
           <w:rFonts w:cs="Times New Roman"/>
           <w:b/>
           <w:bCs/>
         </w:rPr>
-      </w:pPr>
-      <w:r>
-        <w:rPr>
-          <w:rFonts w:cs="Times New Roman"/>
-          <w:b/>
-          <w:bCs/>
-        </w:rPr>
-        <w:t>Thiết kế backend của chức năng Nhập trang phục về từ nhà cung cấp</w:t>
+        <w:t>chức năng Quản lý thông tin nhà cung cấp</w:t>
       </w:r>
     </w:p>
     <w:p>
@@ -30474,7 +30189,7 @@
         <w:rPr>
           <w:rFonts w:cs="Times New Roman"/>
         </w:rPr>
-        <w:t xml:space="preserve">layDSNhaCungCap() </w:t>
+        <w:t xml:space="preserve">timNhaCungCap() </w:t>
       </w:r>
       <w:r>
         <w:rPr>
@@ -30486,7 +30201,7 @@
         <w:rPr>
           <w:rFonts w:cs="Times New Roman"/>
         </w:rPr>
-        <w:t xml:space="preserve"> getProviderList(): List&lt;Provider&gt;</w:t>
+        <w:t xml:space="preserve"> searchProvider(keyword: String): List&lt;Provider&gt;</w:t>
       </w:r>
     </w:p>
     <w:p>
@@ -30506,7 +30221,38 @@
         <w:rPr>
           <w:rFonts w:cs="Times New Roman"/>
         </w:rPr>
-        <w:lastRenderedPageBreak/>
+        <w:t xml:space="preserve">kiemTraEmailSoDT() </w:t>
+      </w:r>
+      <w:r>
+        <w:rPr>
+          <w:rFonts w:cs="Times New Roman"/>
+        </w:rPr>
+        <w:sym w:font="Wingdings" w:char="F0E0"/>
+      </w:r>
+      <w:r>
+        <w:rPr>
+          <w:rFonts w:cs="Times New Roman"/>
+        </w:rPr>
+        <w:t xml:space="preserve"> checkEmailPhoneNo(provider: Provider): boolean</w:t>
+      </w:r>
+    </w:p>
+    <w:p>
+      <w:pPr>
+        <w:pStyle w:val="ListParagraph"/>
+        <w:numPr>
+          <w:ilvl w:val="1"/>
+          <w:numId w:val="7"/>
+        </w:numPr>
+        <w:autoSpaceDE/>
+        <w:autoSpaceDN/>
+        <w:rPr>
+          <w:rFonts w:cs="Times New Roman"/>
+        </w:rPr>
+      </w:pPr>
+      <w:r>
+        <w:rPr>
+          <w:rFonts w:cs="Times New Roman"/>
+        </w:rPr>
         <w:t xml:space="preserve">luuNhaCungCap() </w:t>
       </w:r>
       <w:r>
@@ -30539,7 +30285,7 @@
         <w:rPr>
           <w:rFonts w:cs="Times New Roman"/>
         </w:rPr>
-        <w:t xml:space="preserve">luuMaCK() </w:t>
+        <w:t xml:space="preserve">xoaNhaCungCap() </w:t>
       </w:r>
       <w:r>
         <w:rPr>
@@ -30551,7 +30297,27 @@
         <w:rPr>
           <w:rFonts w:cs="Times New Roman"/>
         </w:rPr>
-        <w:t xml:space="preserve"> saveDiscount(discount: Discount): boolean</w:t>
+        <w:t xml:space="preserve"> deleteProvider(provider: Provider): boolean</w:t>
+      </w:r>
+    </w:p>
+    <w:p>
+      <w:pPr>
+        <w:pStyle w:val="ListParagraph"/>
+        <w:numPr>
+          <w:ilvl w:val="0"/>
+          <w:numId w:val="7"/>
+        </w:numPr>
+        <w:autoSpaceDE/>
+        <w:autoSpaceDN/>
+        <w:rPr>
+          <w:rFonts w:cs="Times New Roman"/>
+        </w:rPr>
+      </w:pPr>
+      <w:r>
+        <w:rPr>
+          <w:rFonts w:cs="Times New Roman"/>
+        </w:rPr>
+        <w:t>Giao diện</w:t>
       </w:r>
     </w:p>
     <w:p>
@@ -30571,1167 +30337,35 @@
         <w:rPr>
           <w:rFonts w:cs="Times New Roman"/>
         </w:rPr>
-        <w:t xml:space="preserve">timMaCK() </w:t>
-      </w:r>
-      <w:r>
-        <w:rPr>
-          <w:rFonts w:cs="Times New Roman"/>
-        </w:rPr>
-        <w:sym w:font="Wingdings" w:char="F0E0"/>
-      </w:r>
-      <w:r>
-        <w:rPr>
-          <w:rFonts w:cs="Times New Roman"/>
-        </w:rPr>
-        <w:t xml:space="preserve"> searchDiscount(discountCode: String): Discount</w:t>
-      </w:r>
-    </w:p>
-    <w:p>
-      <w:pPr>
-        <w:pStyle w:val="ListParagraph"/>
-        <w:numPr>
-          <w:ilvl w:val="1"/>
-          <w:numId w:val="7"/>
-        </w:numPr>
-        <w:autoSpaceDE/>
-        <w:autoSpaceDN/>
-        <w:rPr>
-          <w:rFonts w:cs="Times New Roman"/>
-        </w:rPr>
-      </w:pPr>
-      <w:r>
-        <w:rPr>
-          <w:rFonts w:cs="Times New Roman"/>
-        </w:rPr>
-        <w:t xml:space="preserve">layDSTrangPhuc() </w:t>
-      </w:r>
-      <w:r>
-        <w:rPr>
-          <w:rFonts w:cs="Times New Roman"/>
-        </w:rPr>
-        <w:sym w:font="Wingdings" w:char="F0E0"/>
-      </w:r>
-      <w:r>
-        <w:rPr>
-          <w:rFonts w:cs="Times New Roman"/>
-        </w:rPr>
-        <w:t xml:space="preserve"> getProductList(): List&lt;Product&gt;</w:t>
-      </w:r>
-    </w:p>
-    <w:p>
-      <w:pPr>
-        <w:pStyle w:val="ListParagraph"/>
-        <w:numPr>
-          <w:ilvl w:val="1"/>
-          <w:numId w:val="7"/>
-        </w:numPr>
-        <w:autoSpaceDE/>
-        <w:autoSpaceDN/>
-        <w:rPr>
-          <w:rFonts w:cs="Times New Roman"/>
-        </w:rPr>
-      </w:pPr>
-      <w:r>
-        <w:rPr>
-          <w:rFonts w:cs="Times New Roman"/>
-        </w:rPr>
-        <w:t xml:space="preserve">luuMatHang() </w:t>
-      </w:r>
-      <w:r>
-        <w:rPr>
-          <w:rFonts w:cs="Times New Roman"/>
-        </w:rPr>
-        <w:sym w:font="Wingdings" w:char="F0E0"/>
-      </w:r>
-      <w:r>
-        <w:rPr>
-          <w:rFonts w:cs="Times New Roman"/>
-        </w:rPr>
-        <w:t xml:space="preserve"> saveProduct(product: Product): boolean</w:t>
-      </w:r>
-    </w:p>
-    <w:p>
-      <w:pPr>
-        <w:pStyle w:val="ListParagraph"/>
-        <w:numPr>
-          <w:ilvl w:val="1"/>
-          <w:numId w:val="7"/>
-        </w:numPr>
-        <w:autoSpaceDE/>
-        <w:autoSpaceDN/>
-        <w:rPr>
-          <w:rFonts w:cs="Times New Roman"/>
-        </w:rPr>
-      </w:pPr>
-      <w:r>
-        <w:rPr>
-          <w:rFonts w:cs="Times New Roman"/>
-        </w:rPr>
-        <w:t xml:space="preserve">luuPhieuNhap() </w:t>
-      </w:r>
-      <w:r>
-        <w:rPr>
-          <w:rFonts w:cs="Times New Roman"/>
-        </w:rPr>
-        <w:sym w:font="Wingdings" w:char="F0E0"/>
-      </w:r>
-      <w:r>
-        <w:rPr>
-          <w:rFonts w:cs="Times New Roman"/>
-        </w:rPr>
-        <w:t xml:space="preserve"> saveReceipt(receipt: Receipt): boolean</w:t>
-      </w:r>
-    </w:p>
-    <w:p>
-      <w:pPr>
-        <w:pStyle w:val="ListParagraph"/>
-        <w:numPr>
-          <w:ilvl w:val="0"/>
-          <w:numId w:val="7"/>
-        </w:numPr>
-        <w:autoSpaceDE/>
-        <w:autoSpaceDN/>
-        <w:rPr>
-          <w:rFonts w:cs="Times New Roman"/>
-        </w:rPr>
-      </w:pPr>
-      <w:r>
-        <w:rPr>
-          <w:rFonts w:cs="Times New Roman"/>
-        </w:rPr>
-        <w:t>Đề xuất thêm các hàm:</w:t>
-      </w:r>
-    </w:p>
-    <w:p>
-      <w:pPr>
-        <w:pStyle w:val="ListParagraph"/>
-        <w:numPr>
-          <w:ilvl w:val="1"/>
-          <w:numId w:val="7"/>
-        </w:numPr>
-        <w:autoSpaceDE/>
-        <w:autoSpaceDN/>
-        <w:rPr>
-          <w:rFonts w:cs="Times New Roman"/>
-        </w:rPr>
-      </w:pPr>
-      <w:r>
-        <w:rPr>
-          <w:rFonts w:cs="Times New Roman"/>
-        </w:rPr>
-        <w:t xml:space="preserve">Nhân viên chọn thêm nhà cung cấp, điền thông tin và nhấn lưu </w:t>
-      </w:r>
-      <w:r>
-        <w:rPr>
-          <w:rFonts w:cs="Times New Roman"/>
-        </w:rPr>
-        <w:sym w:font="Wingdings" w:char="F0E0"/>
-      </w:r>
-      <w:r>
-        <w:rPr>
-          <w:rFonts w:cs="Times New Roman"/>
-        </w:rPr>
-        <w:t xml:space="preserve"> hệ thống cần kiểm tra email và số điện thoại </w:t>
-      </w:r>
-      <w:r>
-        <w:rPr>
-          <w:rFonts w:cs="Times New Roman"/>
-        </w:rPr>
-        <w:sym w:font="Wingdings" w:char="F0E0"/>
-      </w:r>
-      <w:r>
-        <w:rPr>
-          <w:rFonts w:cs="Times New Roman"/>
-        </w:rPr>
-        <w:t xml:space="preserve"> cần một hàm.</w:t>
-      </w:r>
-    </w:p>
-    <w:p>
-      <w:pPr>
-        <w:pStyle w:val="ListParagraph"/>
-        <w:numPr>
-          <w:ilvl w:val="2"/>
-          <w:numId w:val="7"/>
-        </w:numPr>
-        <w:autoSpaceDE/>
-        <w:autoSpaceDN/>
-        <w:rPr>
-          <w:rFonts w:cs="Times New Roman"/>
-        </w:rPr>
-      </w:pPr>
-      <w:r>
-        <w:rPr>
-          <w:rFonts w:cs="Times New Roman"/>
-        </w:rPr>
-        <w:t>Tên hàm: checkEmailPhoneNo()</w:t>
-      </w:r>
-    </w:p>
-    <w:p>
-      <w:pPr>
-        <w:pStyle w:val="ListParagraph"/>
-        <w:numPr>
-          <w:ilvl w:val="2"/>
-          <w:numId w:val="7"/>
-        </w:numPr>
-        <w:autoSpaceDE/>
-        <w:autoSpaceDN/>
-        <w:rPr>
-          <w:rFonts w:cs="Times New Roman"/>
-        </w:rPr>
-      </w:pPr>
-      <w:r>
-        <w:rPr>
-          <w:rFonts w:cs="Times New Roman"/>
-        </w:rPr>
-        <w:t>Input: email, số điện thoại (Provider)</w:t>
-      </w:r>
-    </w:p>
-    <w:p>
-      <w:pPr>
-        <w:pStyle w:val="ListParagraph"/>
-        <w:numPr>
-          <w:ilvl w:val="2"/>
-          <w:numId w:val="7"/>
-        </w:numPr>
-        <w:autoSpaceDE/>
-        <w:autoSpaceDN/>
-        <w:rPr>
-          <w:rFonts w:cs="Times New Roman"/>
-        </w:rPr>
-      </w:pPr>
-      <w:r>
-        <w:rPr>
-          <w:rFonts w:cs="Times New Roman"/>
-        </w:rPr>
-        <w:t>Output: boolean</w:t>
-      </w:r>
-    </w:p>
-    <w:p>
-      <w:pPr>
-        <w:pStyle w:val="ListParagraph"/>
-        <w:numPr>
-          <w:ilvl w:val="0"/>
-          <w:numId w:val="9"/>
-        </w:numPr>
-        <w:autoSpaceDE/>
-        <w:autoSpaceDN/>
-        <w:rPr>
-          <w:rFonts w:cs="Times New Roman"/>
-        </w:rPr>
-      </w:pPr>
-      <w:r>
-        <w:rPr>
-          <w:rFonts w:cs="Times New Roman"/>
-        </w:rPr>
-        <w:t>Lớp chủ thể: Provider</w:t>
-      </w:r>
-    </w:p>
-    <w:p>
-      <w:pPr>
-        <w:pStyle w:val="ListParagraph"/>
-        <w:numPr>
-          <w:ilvl w:val="1"/>
-          <w:numId w:val="7"/>
-        </w:numPr>
-        <w:autoSpaceDE/>
-        <w:autoSpaceDN/>
-        <w:rPr>
-          <w:rFonts w:cs="Times New Roman"/>
-        </w:rPr>
-      </w:pPr>
-      <w:r>
-        <w:rPr>
-          <w:rFonts w:cs="Times New Roman"/>
-        </w:rPr>
-        <w:t xml:space="preserve">Nhân viên chọn thêm mặt hàng, điền thông tin và nhấn lưu </w:t>
-      </w:r>
-      <w:r>
-        <w:rPr>
-          <w:rFonts w:cs="Times New Roman"/>
-        </w:rPr>
-        <w:sym w:font="Wingdings" w:char="F0E0"/>
-      </w:r>
-      <w:r>
-        <w:rPr>
-          <w:rFonts w:cs="Times New Roman"/>
-        </w:rPr>
-        <w:t xml:space="preserve"> hệ thống cần kiểm tra thông tin mặt hàng </w:t>
-      </w:r>
-      <w:r>
-        <w:rPr>
-          <w:rFonts w:cs="Times New Roman"/>
-        </w:rPr>
-        <w:sym w:font="Wingdings" w:char="F0E0"/>
-      </w:r>
-      <w:r>
-        <w:rPr>
-          <w:rFonts w:cs="Times New Roman"/>
-        </w:rPr>
-        <w:t xml:space="preserve"> cần một hàm.</w:t>
-      </w:r>
-    </w:p>
-    <w:p>
-      <w:pPr>
-        <w:pStyle w:val="ListParagraph"/>
-        <w:numPr>
-          <w:ilvl w:val="2"/>
-          <w:numId w:val="7"/>
-        </w:numPr>
-        <w:autoSpaceDE/>
-        <w:autoSpaceDN/>
-        <w:rPr>
-          <w:rFonts w:cs="Times New Roman"/>
-        </w:rPr>
-      </w:pPr>
-      <w:r>
-        <w:rPr>
-          <w:rFonts w:cs="Times New Roman"/>
-        </w:rPr>
-        <w:t>Tên hàm: checkProduct()</w:t>
-      </w:r>
-    </w:p>
-    <w:p>
-      <w:pPr>
-        <w:pStyle w:val="ListParagraph"/>
-        <w:numPr>
-          <w:ilvl w:val="2"/>
-          <w:numId w:val="7"/>
-        </w:numPr>
-        <w:autoSpaceDE/>
-        <w:autoSpaceDN/>
-        <w:rPr>
-          <w:rFonts w:cs="Times New Roman"/>
-        </w:rPr>
-      </w:pPr>
-      <w:r>
-        <w:rPr>
-          <w:rFonts w:cs="Times New Roman"/>
-        </w:rPr>
-        <w:t>Input: thông tin mặt hàng (Product)</w:t>
-      </w:r>
-    </w:p>
-    <w:p>
-      <w:pPr>
-        <w:pStyle w:val="ListParagraph"/>
-        <w:numPr>
-          <w:ilvl w:val="2"/>
-          <w:numId w:val="7"/>
-        </w:numPr>
-        <w:autoSpaceDE/>
-        <w:autoSpaceDN/>
-        <w:rPr>
-          <w:rFonts w:cs="Times New Roman"/>
-        </w:rPr>
-      </w:pPr>
-      <w:r>
-        <w:rPr>
-          <w:rFonts w:cs="Times New Roman"/>
-        </w:rPr>
-        <w:t>Output: boolean</w:t>
-      </w:r>
-    </w:p>
-    <w:p>
-      <w:pPr>
-        <w:pStyle w:val="ListParagraph"/>
-        <w:numPr>
-          <w:ilvl w:val="0"/>
-          <w:numId w:val="9"/>
-        </w:numPr>
-        <w:autoSpaceDE/>
-        <w:autoSpaceDN/>
-        <w:rPr>
-          <w:rFonts w:cs="Times New Roman"/>
-        </w:rPr>
-      </w:pPr>
-      <w:r>
-        <w:rPr>
-          <w:rFonts w:cs="Times New Roman"/>
-        </w:rPr>
-        <w:t>Lớp chủ thể: Product</w:t>
-      </w:r>
-    </w:p>
-    <w:p>
-      <w:pPr>
-        <w:pStyle w:val="ListParagraph"/>
-        <w:numPr>
-          <w:ilvl w:val="1"/>
-          <w:numId w:val="7"/>
-        </w:numPr>
-        <w:autoSpaceDE/>
-        <w:autoSpaceDN/>
-        <w:rPr>
-          <w:rFonts w:cs="Times New Roman"/>
-        </w:rPr>
-      </w:pPr>
-      <w:r>
-        <w:rPr>
-          <w:rFonts w:cs="Times New Roman"/>
-        </w:rPr>
-        <w:t xml:space="preserve">Nhân viên chọn thêm mã chiết khấu, điền thông tin và nhấn lưu </w:t>
-      </w:r>
-      <w:r>
-        <w:rPr>
-          <w:rFonts w:cs="Times New Roman"/>
-        </w:rPr>
-        <w:sym w:font="Wingdings" w:char="F0E0"/>
-      </w:r>
-      <w:r>
-        <w:rPr>
-          <w:rFonts w:cs="Times New Roman"/>
-        </w:rPr>
-        <w:t xml:space="preserve"> hệ thống cần kiểm tra mã chiết khấu </w:t>
-      </w:r>
-      <w:r>
-        <w:rPr>
-          <w:rFonts w:cs="Times New Roman"/>
-        </w:rPr>
-        <w:sym w:font="Wingdings" w:char="F0E0"/>
-      </w:r>
-      <w:r>
-        <w:rPr>
-          <w:rFonts w:cs="Times New Roman"/>
-        </w:rPr>
-        <w:t xml:space="preserve"> cần một hàm.</w:t>
-      </w:r>
-    </w:p>
-    <w:p>
-      <w:pPr>
-        <w:pStyle w:val="ListParagraph"/>
-        <w:numPr>
-          <w:ilvl w:val="2"/>
-          <w:numId w:val="7"/>
-        </w:numPr>
-        <w:autoSpaceDE/>
-        <w:autoSpaceDN/>
-        <w:rPr>
-          <w:rFonts w:cs="Times New Roman"/>
-        </w:rPr>
-      </w:pPr>
-      <w:r>
-        <w:rPr>
-          <w:rFonts w:cs="Times New Roman"/>
-        </w:rPr>
-        <w:t>Tên hàm: checkDiscountCode()</w:t>
-      </w:r>
-    </w:p>
-    <w:p>
-      <w:pPr>
-        <w:pStyle w:val="ListParagraph"/>
-        <w:numPr>
-          <w:ilvl w:val="2"/>
-          <w:numId w:val="7"/>
-        </w:numPr>
-        <w:autoSpaceDE/>
-        <w:autoSpaceDN/>
-        <w:rPr>
-          <w:rFonts w:cs="Times New Roman"/>
-        </w:rPr>
-      </w:pPr>
-      <w:r>
-        <w:rPr>
-          <w:rFonts w:cs="Times New Roman"/>
-        </w:rPr>
-        <w:t>Input: m</w:t>
-      </w:r>
-      <w:r>
-        <w:rPr>
-          <w:rFonts w:cs="Times New Roman"/>
-        </w:rPr>
-        <w:t>ã chiết khấu (Discount)</w:t>
-      </w:r>
-    </w:p>
-    <w:p>
-      <w:pPr>
-        <w:pStyle w:val="ListParagraph"/>
-        <w:numPr>
-          <w:ilvl w:val="2"/>
-          <w:numId w:val="7"/>
-        </w:numPr>
-        <w:autoSpaceDE/>
-        <w:autoSpaceDN/>
-        <w:rPr>
-          <w:rFonts w:cs="Times New Roman"/>
-        </w:rPr>
-      </w:pPr>
-      <w:r>
-        <w:rPr>
-          <w:rFonts w:cs="Times New Roman"/>
-        </w:rPr>
-        <w:t>Output: boolean</w:t>
-      </w:r>
-    </w:p>
-    <w:p>
-      <w:pPr>
-        <w:pStyle w:val="ListParagraph"/>
-        <w:numPr>
-          <w:ilvl w:val="0"/>
-          <w:numId w:val="9"/>
-        </w:numPr>
-        <w:autoSpaceDE/>
-        <w:autoSpaceDN/>
-        <w:rPr>
-          <w:rFonts w:cs="Times New Roman"/>
-        </w:rPr>
-      </w:pPr>
-      <w:r>
-        <w:rPr>
-          <w:rFonts w:cs="Times New Roman"/>
-        </w:rPr>
-        <w:t>Lớp chủ thể: Discount</w:t>
-      </w:r>
-    </w:p>
-    <w:p>
-      <w:pPr>
-        <w:autoSpaceDE/>
-        <w:autoSpaceDN/>
-        <w:spacing w:line="240" w:lineRule="auto"/>
-        <w:rPr>
-          <w:rFonts w:cs="Times New Roman"/>
-        </w:rPr>
-        <w:sectPr>
-          <w:pgSz w:w="12240" w:h="15840"/>
-          <w:pgMar w:top="1440" w:right="1440" w:bottom="1440" w:left="1440" w:header="720" w:footer="720" w:gutter="0"/>
-          <w:cols w:space="720"/>
-          <w:titlePg/>
-          <w:docGrid w:linePitch="381"/>
-        </w:sectPr>
-      </w:pPr>
-    </w:p>
-    <w:p>
-      <w:pPr>
-        <w:autoSpaceDE/>
-        <w:autoSpaceDN/>
-        <w:spacing w:line="240" w:lineRule="auto"/>
-        <w:rPr>
-          <w:rFonts w:cs="Times New Roman"/>
-        </w:rPr>
-      </w:pPr>
-      <w:r>
+        <w:t>Giao diện đăng nhập</w:t>
+      </w:r>
+    </w:p>
+    <w:p>
+      <w:pPr>
+        <w:autoSpaceDE/>
+        <w:autoSpaceDN/>
         <w:rPr>
           <w:rFonts w:cs="Times New Roman"/>
           <w:noProof/>
         </w:rPr>
-        <w:lastRenderedPageBreak/>
+      </w:pPr>
+    </w:p>
+    <w:p>
+      <w:pPr>
+        <w:autoSpaceDE/>
+        <w:autoSpaceDN/>
+        <w:jc w:val="center"/>
+        <w:rPr>
+          <w:rFonts w:cs="Times New Roman"/>
+        </w:rPr>
+      </w:pPr>
+      <w:r>
+        <w:rPr>
+          <w:rFonts w:cs="Times New Roman"/>
+          <w:noProof/>
+        </w:rPr>
         <w:drawing>
-          <wp:inline distT="0" distB="0" distL="0" distR="0" wp14:anchorId="7FDEC135" wp14:editId="2DDDDD2B">
-            <wp:extent cx="8229600" cy="3030220"/>
-            <wp:effectExtent l="0" t="0" r="0" b="0"/>
-            <wp:docPr id="51053751" name="Picture 2"/>
-            <wp:cNvGraphicFramePr>
-              <a:graphicFrameLocks xmlns:a="http://schemas.openxmlformats.org/drawingml/2006/main" noChangeAspect="1"/>
-            </wp:cNvGraphicFramePr>
-            <a:graphic xmlns:a="http://schemas.openxmlformats.org/drawingml/2006/main">
-              <a:graphicData uri="http://schemas.openxmlformats.org/drawingml/2006/picture">
-                <pic:pic xmlns:pic="http://schemas.openxmlformats.org/drawingml/2006/picture">
-                  <pic:nvPicPr>
-                    <pic:cNvPr id="51053751" name="Picture 51053751"/>
-                    <pic:cNvPicPr/>
-                  </pic:nvPicPr>
-                  <pic:blipFill>
-                    <a:blip r:embed="rId39">
-                      <a:extLst>
-                        <a:ext uri="{28A0092B-C50C-407E-A947-70E740481C1C}">
-                          <a14:useLocalDpi xmlns:a14="http://schemas.microsoft.com/office/drawing/2010/main" val="0"/>
-                        </a:ext>
-                      </a:extLst>
-                    </a:blip>
-                    <a:stretch>
-                      <a:fillRect/>
-                    </a:stretch>
-                  </pic:blipFill>
-                  <pic:spPr>
-                    <a:xfrm>
-                      <a:off x="0" y="0"/>
-                      <a:ext cx="8229600" cy="3030220"/>
-                    </a:xfrm>
-                    <a:prstGeom prst="rect">
-                      <a:avLst/>
-                    </a:prstGeom>
-                  </pic:spPr>
-                </pic:pic>
-              </a:graphicData>
-            </a:graphic>
-          </wp:inline>
-        </w:drawing>
-      </w:r>
-    </w:p>
-    <w:p>
-      <w:pPr>
-        <w:autoSpaceDE/>
-        <w:autoSpaceDN/>
-        <w:spacing w:line="240" w:lineRule="auto"/>
-        <w:rPr>
-          <w:rFonts w:cs="Times New Roman"/>
-        </w:rPr>
-      </w:pPr>
-    </w:p>
-    <w:p>
-      <w:pPr>
-        <w:pStyle w:val="ListParagraph"/>
-        <w:numPr>
-          <w:ilvl w:val="2"/>
-          <w:numId w:val="6"/>
-        </w:numPr>
-        <w:autoSpaceDE/>
-        <w:autoSpaceDN/>
-        <w:ind w:left="720"/>
-        <w:rPr>
-          <w:rFonts w:cs="Times New Roman"/>
-          <w:b/>
-          <w:bCs/>
-        </w:rPr>
-      </w:pPr>
-      <w:r>
-        <w:rPr>
-          <w:rFonts w:cs="Times New Roman"/>
-          <w:b/>
-          <w:bCs/>
-        </w:rPr>
-        <w:t>Thiết kế backend chức năng Xem thống kê nhà cung cấp theo doanh chi</w:t>
-      </w:r>
-    </w:p>
-    <w:p>
-      <w:pPr>
-        <w:pStyle w:val="ListParagraph"/>
-        <w:numPr>
-          <w:ilvl w:val="0"/>
-          <w:numId w:val="7"/>
-        </w:numPr>
-        <w:autoSpaceDE/>
-        <w:autoSpaceDN/>
-        <w:rPr>
-          <w:rFonts w:cs="Times New Roman"/>
-        </w:rPr>
-      </w:pPr>
-      <w:r>
-        <w:rPr>
-          <w:rFonts w:cs="Times New Roman"/>
-        </w:rPr>
-        <w:t>Thiết kế các hàm:</w:t>
-      </w:r>
-    </w:p>
-    <w:p>
-      <w:pPr>
-        <w:pStyle w:val="ListParagraph"/>
-        <w:numPr>
-          <w:ilvl w:val="1"/>
-          <w:numId w:val="7"/>
-        </w:numPr>
-        <w:autoSpaceDE/>
-        <w:autoSpaceDN/>
-        <w:rPr>
-          <w:rFonts w:cs="Times New Roman"/>
-        </w:rPr>
-      </w:pPr>
-      <w:r>
-        <w:rPr>
-          <w:rFonts w:cs="Times New Roman"/>
-        </w:rPr>
-        <w:t xml:space="preserve">kiemTraDangNhap() </w:t>
-      </w:r>
-      <w:r>
-        <w:rPr>
-          <w:rFonts w:cs="Times New Roman"/>
-        </w:rPr>
-        <w:sym w:font="Wingdings" w:char="F0E0"/>
-      </w:r>
-      <w:r>
-        <w:rPr>
-          <w:rFonts w:cs="Times New Roman"/>
-        </w:rPr>
-        <w:t xml:space="preserve"> checkLogin(user: User): boolean</w:t>
-      </w:r>
-    </w:p>
-    <w:p>
-      <w:pPr>
-        <w:pStyle w:val="ListParagraph"/>
-        <w:numPr>
-          <w:ilvl w:val="1"/>
-          <w:numId w:val="7"/>
-        </w:numPr>
-        <w:autoSpaceDE/>
-        <w:autoSpaceDN/>
-        <w:rPr>
-          <w:rFonts w:cs="Times New Roman"/>
-        </w:rPr>
-      </w:pPr>
-      <w:r>
-        <w:rPr>
-          <w:rFonts w:cs="Times New Roman"/>
-        </w:rPr>
-        <w:t xml:space="preserve">layThongTinNhanVien() </w:t>
-      </w:r>
-      <w:r>
-        <w:rPr>
-          <w:rFonts w:cs="Times New Roman"/>
-        </w:rPr>
-        <w:sym w:font="Wingdings" w:char="F0E0"/>
-      </w:r>
-      <w:r>
-        <w:rPr>
-          <w:rFonts w:cs="Times New Roman"/>
-        </w:rPr>
-        <w:t xml:space="preserve"> getStaffInfor(username: String): Staff</w:t>
-      </w:r>
-    </w:p>
-    <w:p>
-      <w:pPr>
-        <w:pStyle w:val="ListParagraph"/>
-        <w:numPr>
-          <w:ilvl w:val="1"/>
-          <w:numId w:val="7"/>
-        </w:numPr>
-        <w:autoSpaceDE/>
-        <w:autoSpaceDN/>
-        <w:rPr>
-          <w:rFonts w:cs="Times New Roman"/>
-        </w:rPr>
-      </w:pPr>
-      <w:r>
-        <w:rPr>
-          <w:rFonts w:cs="Times New Roman"/>
-        </w:rPr>
-        <w:t xml:space="preserve">layTKNhaCungCap() </w:t>
-      </w:r>
-      <w:r>
-        <w:rPr>
-          <w:rFonts w:cs="Times New Roman"/>
-        </w:rPr>
-        <w:sym w:font="Wingdings" w:char="F0E0"/>
-      </w:r>
-      <w:r>
-        <w:rPr>
-          <w:rFonts w:cs="Times New Roman"/>
-        </w:rPr>
-        <w:t xml:space="preserve"> getProviderStat(time: String): List&lt;ProviderStat&gt;</w:t>
-      </w:r>
-    </w:p>
-    <w:p>
-      <w:pPr>
-        <w:pStyle w:val="ListParagraph"/>
-        <w:numPr>
-          <w:ilvl w:val="1"/>
-          <w:numId w:val="7"/>
-        </w:numPr>
-        <w:autoSpaceDE/>
-        <w:autoSpaceDN/>
-        <w:rPr>
-          <w:rFonts w:cs="Times New Roman"/>
-        </w:rPr>
-      </w:pPr>
-      <w:r>
-        <w:rPr>
-          <w:rFonts w:cs="Times New Roman"/>
-        </w:rPr>
-        <w:t xml:space="preserve">layTKPhieuNhap() </w:t>
-      </w:r>
-      <w:r>
-        <w:rPr>
-          <w:rFonts w:cs="Times New Roman"/>
-        </w:rPr>
-        <w:sym w:font="Wingdings" w:char="F0E0"/>
-      </w:r>
-      <w:r>
-        <w:rPr>
-          <w:rFonts w:cs="Times New Roman"/>
-        </w:rPr>
-        <w:t xml:space="preserve"> getReceiptStat(</w:t>
-      </w:r>
-      <w:r>
-        <w:rPr>
-          <w:rFonts w:cs="Times New Roman"/>
-        </w:rPr>
-        <w:t>providerId: String</w:t>
-      </w:r>
-      <w:r>
-        <w:rPr>
-          <w:rFonts w:cs="Times New Roman"/>
-        </w:rPr>
-        <w:t xml:space="preserve">): </w:t>
-      </w:r>
-      <w:r>
-        <w:rPr>
-          <w:rFonts w:cs="Times New Roman"/>
-        </w:rPr>
-        <w:t>ProviderStat</w:t>
-      </w:r>
-    </w:p>
-    <w:p>
-      <w:pPr>
-        <w:pStyle w:val="ListParagraph"/>
-        <w:numPr>
-          <w:ilvl w:val="1"/>
-          <w:numId w:val="7"/>
-        </w:numPr>
-        <w:autoSpaceDE/>
-        <w:autoSpaceDN/>
-        <w:rPr>
-          <w:rFonts w:cs="Times New Roman"/>
-        </w:rPr>
-      </w:pPr>
-      <w:r>
-        <w:rPr>
-          <w:rFonts w:cs="Times New Roman"/>
-        </w:rPr>
-        <w:t xml:space="preserve">layThongTinPhieuNhap() </w:t>
-      </w:r>
-      <w:r>
-        <w:rPr>
-          <w:rFonts w:cs="Times New Roman"/>
-        </w:rPr>
-        <w:sym w:font="Wingdings" w:char="F0E0"/>
-      </w:r>
-      <w:r>
-        <w:rPr>
-          <w:rFonts w:cs="Times New Roman"/>
-        </w:rPr>
-        <w:t xml:space="preserve"> getReceipt(</w:t>
-      </w:r>
-      <w:r>
-        <w:rPr>
-          <w:rFonts w:cs="Times New Roman"/>
-        </w:rPr>
-        <w:t>receiptId: String</w:t>
-      </w:r>
-      <w:r>
-        <w:rPr>
-          <w:rFonts w:cs="Times New Roman"/>
-        </w:rPr>
-        <w:t>): Receipt</w:t>
-      </w:r>
-    </w:p>
-    <w:p>
-      <w:pPr>
-        <w:pStyle w:val="ListParagraph"/>
-        <w:numPr>
-          <w:ilvl w:val="0"/>
-          <w:numId w:val="7"/>
-        </w:numPr>
-        <w:autoSpaceDE/>
-        <w:autoSpaceDN/>
-        <w:rPr>
-          <w:rFonts w:cs="Times New Roman"/>
-        </w:rPr>
-      </w:pPr>
-      <w:r>
-        <w:rPr>
-          <w:rFonts w:cs="Times New Roman"/>
-        </w:rPr>
-        <w:t>Đề xuất thêm các lớp:</w:t>
-      </w:r>
-    </w:p>
-    <w:p>
-      <w:pPr>
-        <w:pStyle w:val="ListParagraph"/>
-        <w:numPr>
-          <w:ilvl w:val="1"/>
-          <w:numId w:val="7"/>
-        </w:numPr>
-        <w:autoSpaceDE/>
-        <w:autoSpaceDN/>
-        <w:rPr>
-          <w:rFonts w:cs="Times New Roman"/>
-        </w:rPr>
-      </w:pPr>
-      <w:r>
-        <w:rPr>
-          <w:rFonts w:cs="Times New Roman"/>
-        </w:rPr>
-        <w:lastRenderedPageBreak/>
-        <w:t xml:space="preserve">Nhân viên chọn xem chi tiết một nhà cung cấp </w:t>
-      </w:r>
-      <w:r>
-        <w:rPr>
-          <w:rFonts w:cs="Times New Roman"/>
-        </w:rPr>
-        <w:sym w:font="Wingdings" w:char="F0E0"/>
-      </w:r>
-      <w:r>
-        <w:rPr>
-          <w:rFonts w:cs="Times New Roman"/>
-        </w:rPr>
-        <w:t xml:space="preserve"> hệ thống cần lấy danh sách phiếu nhập của nhà cung cấp đó </w:t>
-      </w:r>
-      <w:r>
-        <w:rPr>
-          <w:rFonts w:cs="Times New Roman"/>
-        </w:rPr>
-        <w:sym w:font="Wingdings" w:char="F0E0"/>
-      </w:r>
-      <w:r>
-        <w:rPr>
-          <w:rFonts w:cs="Times New Roman"/>
-        </w:rPr>
-        <w:t xml:space="preserve"> cần một hàm.</w:t>
-      </w:r>
-    </w:p>
-    <w:p>
-      <w:pPr>
-        <w:pStyle w:val="ListParagraph"/>
-        <w:numPr>
-          <w:ilvl w:val="2"/>
-          <w:numId w:val="7"/>
-        </w:numPr>
-        <w:autoSpaceDE/>
-        <w:autoSpaceDN/>
-        <w:rPr>
-          <w:rFonts w:cs="Times New Roman"/>
-        </w:rPr>
-      </w:pPr>
-      <w:r>
-        <w:rPr>
-          <w:rFonts w:cs="Times New Roman"/>
-        </w:rPr>
-        <w:t>Tên hàm: getReceiptList()</w:t>
-      </w:r>
-    </w:p>
-    <w:p>
-      <w:pPr>
-        <w:pStyle w:val="ListParagraph"/>
-        <w:numPr>
-          <w:ilvl w:val="2"/>
-          <w:numId w:val="7"/>
-        </w:numPr>
-        <w:autoSpaceDE/>
-        <w:autoSpaceDN/>
-        <w:rPr>
-          <w:rFonts w:cs="Times New Roman"/>
-        </w:rPr>
-      </w:pPr>
-      <w:r>
-        <w:rPr>
-          <w:rFonts w:cs="Times New Roman"/>
-        </w:rPr>
-        <w:t>Input: mã nhà cung cấp (String)</w:t>
-      </w:r>
-    </w:p>
-    <w:p>
-      <w:pPr>
-        <w:pStyle w:val="ListParagraph"/>
-        <w:numPr>
-          <w:ilvl w:val="2"/>
-          <w:numId w:val="7"/>
-        </w:numPr>
-        <w:autoSpaceDE/>
-        <w:autoSpaceDN/>
-        <w:rPr>
-          <w:rFonts w:cs="Times New Roman"/>
-        </w:rPr>
-      </w:pPr>
-      <w:r>
-        <w:rPr>
-          <w:rFonts w:cs="Times New Roman"/>
-        </w:rPr>
-        <w:t xml:space="preserve">Output: </w:t>
-      </w:r>
-      <w:r>
-        <w:rPr>
-          <w:rFonts w:cs="Times New Roman"/>
-        </w:rPr>
-        <w:t>danh sách phiếu nhập (</w:t>
-      </w:r>
-      <w:r>
-        <w:rPr>
-          <w:rFonts w:cs="Times New Roman"/>
-        </w:rPr>
-        <w:t>List&lt;Receipt&gt;</w:t>
-      </w:r>
-      <w:r>
-        <w:rPr>
-          <w:rFonts w:cs="Times New Roman"/>
-        </w:rPr>
-        <w:t>)</w:t>
-      </w:r>
-    </w:p>
-    <w:p>
-      <w:pPr>
-        <w:pStyle w:val="ListParagraph"/>
-        <w:numPr>
-          <w:ilvl w:val="0"/>
-          <w:numId w:val="9"/>
-        </w:numPr>
-        <w:autoSpaceDE/>
-        <w:autoSpaceDN/>
-        <w:rPr>
-          <w:rFonts w:cs="Times New Roman"/>
-        </w:rPr>
-      </w:pPr>
-      <w:r>
-        <w:rPr>
-          <w:rFonts w:cs="Times New Roman"/>
-        </w:rPr>
-        <w:t>Lớp chủ thể: Receipt</w:t>
-      </w:r>
-    </w:p>
-    <w:p>
-      <w:pPr>
-        <w:autoSpaceDE/>
-        <w:autoSpaceDN/>
-        <w:rPr>
-          <w:rFonts w:cs="Times New Roman"/>
-        </w:rPr>
-      </w:pPr>
-      <w:r>
-        <w:rPr>
-          <w:rFonts w:cs="Times New Roman"/>
-          <w:noProof/>
-        </w:rPr>
-        <w:drawing>
-          <wp:inline distT="0" distB="0" distL="0" distR="0" wp14:anchorId="5B0D44EB" wp14:editId="05764239">
-            <wp:extent cx="8229600" cy="3246120"/>
-            <wp:effectExtent l="0" t="0" r="0" b="0"/>
-            <wp:docPr id="938211054" name="Picture 1"/>
-            <wp:cNvGraphicFramePr>
-              <a:graphicFrameLocks xmlns:a="http://schemas.openxmlformats.org/drawingml/2006/main" noChangeAspect="1"/>
-            </wp:cNvGraphicFramePr>
-            <a:graphic xmlns:a="http://schemas.openxmlformats.org/drawingml/2006/main">
-              <a:graphicData uri="http://schemas.openxmlformats.org/drawingml/2006/picture">
-                <pic:pic xmlns:pic="http://schemas.openxmlformats.org/drawingml/2006/picture">
-                  <pic:nvPicPr>
-                    <pic:cNvPr id="938211054" name="Picture 938211054"/>
-                    <pic:cNvPicPr/>
-                  </pic:nvPicPr>
-                  <pic:blipFill>
-                    <a:blip r:embed="rId40">
-                      <a:extLst>
-                        <a:ext uri="{28A0092B-C50C-407E-A947-70E740481C1C}">
-                          <a14:useLocalDpi xmlns:a14="http://schemas.microsoft.com/office/drawing/2010/main" val="0"/>
-                        </a:ext>
-                      </a:extLst>
-                    </a:blip>
-                    <a:stretch>
-                      <a:fillRect/>
-                    </a:stretch>
-                  </pic:blipFill>
-                  <pic:spPr>
-                    <a:xfrm>
-                      <a:off x="0" y="0"/>
-                      <a:ext cx="8229600" cy="3246120"/>
-                    </a:xfrm>
-                    <a:prstGeom prst="rect">
-                      <a:avLst/>
-                    </a:prstGeom>
-                  </pic:spPr>
-                </pic:pic>
-              </a:graphicData>
-            </a:graphic>
-          </wp:inline>
-        </w:drawing>
-      </w:r>
-    </w:p>
-    <w:p>
-      <w:pPr>
-        <w:autoSpaceDE/>
-        <w:autoSpaceDN/>
-        <w:rPr>
-          <w:rFonts w:cs="Times New Roman"/>
-        </w:rPr>
-        <w:sectPr>
-          <w:pgSz w:w="15840" w:h="12240" w:orient="landscape"/>
-          <w:pgMar w:top="1440" w:right="1440" w:bottom="1440" w:left="1440" w:header="720" w:footer="720" w:gutter="0"/>
-          <w:cols w:space="720"/>
-          <w:titlePg/>
-          <w:docGrid w:linePitch="381"/>
-        </w:sectPr>
-      </w:pPr>
-    </w:p>
-    <w:p>
-      <w:pPr>
-        <w:pStyle w:val="ListParagraph"/>
-        <w:numPr>
-          <w:ilvl w:val="1"/>
-          <w:numId w:val="6"/>
-        </w:numPr>
-        <w:autoSpaceDE/>
-        <w:autoSpaceDN/>
-        <w:ind w:hanging="720"/>
-        <w:rPr>
-          <w:rFonts w:cs="Times New Roman"/>
-          <w:b/>
-          <w:bCs/>
-        </w:rPr>
-      </w:pPr>
-      <w:r>
-        <w:rPr>
-          <w:rFonts w:cs="Times New Roman"/>
-          <w:b/>
-          <w:bCs/>
-        </w:rPr>
-        <w:lastRenderedPageBreak/>
-        <w:t>Thiết kế tĩnh – giao diện và frontend</w:t>
-      </w:r>
-    </w:p>
-    <w:p>
-      <w:pPr>
-        <w:pStyle w:val="ListParagraph"/>
-        <w:numPr>
-          <w:ilvl w:val="2"/>
-          <w:numId w:val="6"/>
-        </w:numPr>
-        <w:autoSpaceDE/>
-        <w:autoSpaceDN/>
-        <w:ind w:left="720"/>
-        <w:rPr>
-          <w:rFonts w:cs="Times New Roman"/>
-          <w:b/>
-          <w:bCs/>
-        </w:rPr>
-      </w:pPr>
-      <w:r>
-        <w:rPr>
-          <w:rFonts w:cs="Times New Roman"/>
-          <w:b/>
-          <w:bCs/>
-        </w:rPr>
-        <w:t>Thiết kế chức năng Quản lý thông tin nhà cung cấp</w:t>
-      </w:r>
-    </w:p>
-    <w:p>
-      <w:pPr>
-        <w:pStyle w:val="ListParagraph"/>
-        <w:numPr>
-          <w:ilvl w:val="0"/>
-          <w:numId w:val="7"/>
-        </w:numPr>
-        <w:autoSpaceDE/>
-        <w:autoSpaceDN/>
-        <w:rPr>
-          <w:rFonts w:cs="Times New Roman"/>
-        </w:rPr>
-      </w:pPr>
-      <w:r>
-        <w:rPr>
-          <w:rFonts w:cs="Times New Roman"/>
-        </w:rPr>
-        <w:t>Giao diện đăng nhập</w:t>
-      </w:r>
-    </w:p>
-    <w:p>
-      <w:pPr>
-        <w:autoSpaceDE/>
-        <w:autoSpaceDN/>
-        <w:rPr>
-          <w:rFonts w:cs="Times New Roman"/>
-          <w:noProof/>
-        </w:rPr>
-      </w:pPr>
-    </w:p>
-    <w:p>
-      <w:pPr>
-        <w:autoSpaceDE/>
-        <w:autoSpaceDN/>
-        <w:jc w:val="center"/>
-        <w:rPr>
-          <w:rFonts w:cs="Times New Roman"/>
-        </w:rPr>
-      </w:pPr>
-      <w:r>
-        <w:rPr>
-          <w:rFonts w:cs="Times New Roman"/>
-          <w:noProof/>
-        </w:rPr>
-        <w:drawing>
-          <wp:inline distT="0" distB="0" distL="0" distR="0" wp14:anchorId="56C9E54C" wp14:editId="484CD1F6">
+          <wp:inline distT="0" distB="0" distL="0" distR="0" wp14:anchorId="124CB629" wp14:editId="23F4EE21">
             <wp:extent cx="3466214" cy="1945758"/>
             <wp:effectExtent l="0" t="0" r="1270" b="0"/>
             <wp:docPr id="883940021" name="Picture 1"/>
@@ -31746,7 +30380,7 @@
                     <pic:cNvPicPr/>
                   </pic:nvPicPr>
                   <pic:blipFill rotWithShape="1">
-                    <a:blip r:embed="rId41">
+                    <a:blip r:embed="rId38">
                       <a:extLst>
                         <a:ext uri="{28A0092B-C50C-407E-A947-70E740481C1C}">
                           <a14:useLocalDpi xmlns:a14="http://schemas.microsoft.com/office/drawing/2010/main" val="0"/>
@@ -31786,7 +30420,7 @@
       <w:pPr>
         <w:pStyle w:val="ListParagraph"/>
         <w:numPr>
-          <w:ilvl w:val="0"/>
+          <w:ilvl w:val="1"/>
           <w:numId w:val="7"/>
         </w:numPr>
         <w:autoSpaceDE/>
@@ -31815,8 +30449,9 @@
           <w:rFonts w:cs="Times New Roman"/>
           <w:noProof/>
         </w:rPr>
+        <w:lastRenderedPageBreak/>
         <w:drawing>
-          <wp:inline distT="0" distB="0" distL="0" distR="0" wp14:anchorId="366C9A72" wp14:editId="01EC21C5">
+          <wp:inline distT="0" distB="0" distL="0" distR="0" wp14:anchorId="06603A6A" wp14:editId="34ADA07E">
             <wp:extent cx="5943600" cy="1945758"/>
             <wp:effectExtent l="0" t="0" r="0" b="0"/>
             <wp:docPr id="710493547" name="Picture 2"/>
@@ -31831,7 +30466,7 @@
                     <pic:cNvPicPr/>
                   </pic:nvPicPr>
                   <pic:blipFill rotWithShape="1">
-                    <a:blip r:embed="rId42">
+                    <a:blip r:embed="rId39">
                       <a:extLst>
                         <a:ext uri="{28A0092B-C50C-407E-A947-70E740481C1C}">
                           <a14:useLocalDpi xmlns:a14="http://schemas.microsoft.com/office/drawing/2010/main" val="0"/>
@@ -31871,7 +30506,7 @@
       <w:pPr>
         <w:pStyle w:val="ListParagraph"/>
         <w:numPr>
-          <w:ilvl w:val="0"/>
+          <w:ilvl w:val="1"/>
           <w:numId w:val="7"/>
         </w:numPr>
         <w:autoSpaceDE/>
@@ -31893,56 +30528,15 @@
         <w:autoSpaceDN/>
         <w:rPr>
           <w:rFonts w:cs="Times New Roman"/>
+        </w:rPr>
+      </w:pPr>
+      <w:r>
+        <w:rPr>
+          <w:rFonts w:cs="Times New Roman"/>
           <w:noProof/>
         </w:rPr>
-      </w:pPr>
-    </w:p>
-    <w:p>
-      <w:pPr>
-        <w:autoSpaceDE/>
-        <w:autoSpaceDN/>
-        <w:rPr>
-          <w:rFonts w:cs="Times New Roman"/>
-          <w:noProof/>
-        </w:rPr>
-      </w:pPr>
-    </w:p>
-    <w:p>
-      <w:pPr>
-        <w:autoSpaceDE/>
-        <w:autoSpaceDN/>
-        <w:rPr>
-          <w:rFonts w:cs="Times New Roman"/>
-          <w:noProof/>
-        </w:rPr>
-      </w:pPr>
-    </w:p>
-    <w:p>
-      <w:pPr>
-        <w:autoSpaceDE/>
-        <w:autoSpaceDN/>
-        <w:rPr>
-          <w:rFonts w:cs="Times New Roman"/>
-          <w:noProof/>
-        </w:rPr>
-      </w:pPr>
-    </w:p>
-    <w:p>
-      <w:pPr>
-        <w:autoSpaceDE/>
-        <w:autoSpaceDN/>
-        <w:rPr>
-          <w:rFonts w:cs="Times New Roman"/>
-        </w:rPr>
-      </w:pPr>
-      <w:r>
-        <w:rPr>
-          <w:rFonts w:cs="Times New Roman"/>
-          <w:noProof/>
-        </w:rPr>
-        <w:lastRenderedPageBreak/>
         <w:drawing>
-          <wp:inline distT="0" distB="0" distL="0" distR="0" wp14:anchorId="12007C32" wp14:editId="05D7E488">
+          <wp:inline distT="0" distB="0" distL="0" distR="0" wp14:anchorId="03F2CD28" wp14:editId="14B520AB">
             <wp:extent cx="5943600" cy="2105247"/>
             <wp:effectExtent l="0" t="0" r="0" b="9525"/>
             <wp:docPr id="1750965895" name="Picture 1"/>
@@ -31957,7 +30551,7 @@
                     <pic:cNvPicPr/>
                   </pic:nvPicPr>
                   <pic:blipFill rotWithShape="1">
-                    <a:blip r:embed="rId43">
+                    <a:blip r:embed="rId40">
                       <a:extLst>
                         <a:ext uri="{28A0092B-C50C-407E-A947-70E740481C1C}">
                           <a14:useLocalDpi xmlns:a14="http://schemas.microsoft.com/office/drawing/2010/main" val="0"/>
@@ -31997,7 +30591,7 @@
       <w:pPr>
         <w:pStyle w:val="ListParagraph"/>
         <w:numPr>
-          <w:ilvl w:val="0"/>
+          <w:ilvl w:val="1"/>
           <w:numId w:val="7"/>
         </w:numPr>
         <w:autoSpaceDE/>
@@ -32027,7 +30621,7 @@
           <w:noProof/>
         </w:rPr>
         <w:drawing>
-          <wp:inline distT="0" distB="0" distL="0" distR="0" wp14:anchorId="752DDF2B" wp14:editId="09D1CA52">
+          <wp:inline distT="0" distB="0" distL="0" distR="0" wp14:anchorId="03B30F40" wp14:editId="075CB689">
             <wp:extent cx="5943600" cy="2530549"/>
             <wp:effectExtent l="0" t="0" r="0" b="3175"/>
             <wp:docPr id="1391927082" name="Picture 2"/>
@@ -32042,7 +30636,7 @@
                     <pic:cNvPicPr/>
                   </pic:nvPicPr>
                   <pic:blipFill rotWithShape="1">
-                    <a:blip r:embed="rId44">
+                    <a:blip r:embed="rId41">
                       <a:extLst>
                         <a:ext uri="{28A0092B-C50C-407E-A947-70E740481C1C}">
                           <a14:useLocalDpi xmlns:a14="http://schemas.microsoft.com/office/drawing/2010/main" val="0"/>
@@ -32082,7 +30676,7 @@
       <w:pPr>
         <w:pStyle w:val="ListParagraph"/>
         <w:numPr>
-          <w:ilvl w:val="0"/>
+          <w:ilvl w:val="1"/>
           <w:numId w:val="7"/>
         </w:numPr>
         <w:autoSpaceDE/>
@@ -32097,16 +30691,6 @@
         </w:rPr>
         <w:t>Giao diện chỉnh sửa nhà cung cấp hiện có</w:t>
       </w:r>
-    </w:p>
-    <w:p>
-      <w:pPr>
-        <w:autoSpaceDE/>
-        <w:autoSpaceDN/>
-        <w:rPr>
-          <w:rFonts w:cs="Times New Roman"/>
-          <w:noProof/>
-        </w:rPr>
-      </w:pPr>
     </w:p>
     <w:p>
       <w:pPr>
@@ -32123,7 +30707,7 @@
         </w:rPr>
         <w:lastRenderedPageBreak/>
         <w:drawing>
-          <wp:inline distT="0" distB="0" distL="0" distR="0" wp14:anchorId="50C0DE53" wp14:editId="328937CA">
+          <wp:inline distT="0" distB="0" distL="0" distR="0" wp14:anchorId="0AD366A9" wp14:editId="6B162068">
             <wp:extent cx="5943600" cy="2541181"/>
             <wp:effectExtent l="0" t="0" r="0" b="0"/>
             <wp:docPr id="21316234" name="Picture 3"/>
@@ -32138,7 +30722,7 @@
                     <pic:cNvPicPr/>
                   </pic:nvPicPr>
                   <pic:blipFill rotWithShape="1">
-                    <a:blip r:embed="rId45">
+                    <a:blip r:embed="rId42">
                       <a:extLst>
                         <a:ext uri="{28A0092B-C50C-407E-A947-70E740481C1C}">
                           <a14:useLocalDpi xmlns:a14="http://schemas.microsoft.com/office/drawing/2010/main" val="0"/>
@@ -32178,7 +30762,7 @@
       <w:pPr>
         <w:pStyle w:val="ListParagraph"/>
         <w:numPr>
-          <w:ilvl w:val="0"/>
+          <w:ilvl w:val="1"/>
           <w:numId w:val="7"/>
         </w:numPr>
         <w:autoSpaceDE/>
@@ -32208,7 +30792,7 @@
           <w:noProof/>
         </w:rPr>
         <w:drawing>
-          <wp:inline distT="0" distB="0" distL="0" distR="0" wp14:anchorId="06C6BE21" wp14:editId="382BC26B">
+          <wp:inline distT="0" distB="0" distL="0" distR="0" wp14:anchorId="4AE62CC4" wp14:editId="7B50461F">
             <wp:extent cx="5943600" cy="3343275"/>
             <wp:effectExtent l="0" t="0" r="0" b="9525"/>
             <wp:docPr id="1348006581" name="Picture 4"/>
@@ -32223,7 +30807,7 @@
                     <pic:cNvPicPr/>
                   </pic:nvPicPr>
                   <pic:blipFill>
-                    <a:blip r:embed="rId46">
+                    <a:blip r:embed="rId43">
                       <a:extLst>
                         <a:ext uri="{28A0092B-C50C-407E-A947-70E740481C1C}">
                           <a14:useLocalDpi xmlns:a14="http://schemas.microsoft.com/office/drawing/2010/main" val="0"/>
@@ -32254,7 +30838,7 @@
       <w:pPr>
         <w:pStyle w:val="ListParagraph"/>
         <w:numPr>
-          <w:ilvl w:val="0"/>
+          <w:ilvl w:val="1"/>
           <w:numId w:val="7"/>
         </w:numPr>
         <w:autoSpaceDE/>
@@ -32301,7 +30885,7 @@
           <w:b/>
           <w:bCs/>
         </w:rPr>
-        <w:t>Thiết kế chức năng Nhập trang phục về từ nhà cung cấp</w:t>
+        <w:t>Thiết kế backend của chức năng Nhập trang phục về từ nhà cung cấp</w:t>
       </w:r>
     </w:p>
     <w:p>
@@ -32321,6 +30905,734 @@
         <w:rPr>
           <w:rFonts w:cs="Times New Roman"/>
         </w:rPr>
+        <w:t>Thiết kế các hàm:</w:t>
+      </w:r>
+    </w:p>
+    <w:p>
+      <w:pPr>
+        <w:pStyle w:val="ListParagraph"/>
+        <w:numPr>
+          <w:ilvl w:val="1"/>
+          <w:numId w:val="7"/>
+        </w:numPr>
+        <w:autoSpaceDE/>
+        <w:autoSpaceDN/>
+        <w:rPr>
+          <w:rFonts w:cs="Times New Roman"/>
+        </w:rPr>
+      </w:pPr>
+      <w:r>
+        <w:rPr>
+          <w:rFonts w:cs="Times New Roman"/>
+        </w:rPr>
+        <w:lastRenderedPageBreak/>
+        <w:t xml:space="preserve">kiemTraDangNhap() </w:t>
+      </w:r>
+      <w:r>
+        <w:rPr>
+          <w:rFonts w:cs="Times New Roman"/>
+        </w:rPr>
+        <w:sym w:font="Wingdings" w:char="F0E0"/>
+      </w:r>
+      <w:r>
+        <w:rPr>
+          <w:rFonts w:cs="Times New Roman"/>
+        </w:rPr>
+        <w:t xml:space="preserve"> checkLogin(user: User): boolean</w:t>
+      </w:r>
+    </w:p>
+    <w:p>
+      <w:pPr>
+        <w:pStyle w:val="ListParagraph"/>
+        <w:numPr>
+          <w:ilvl w:val="1"/>
+          <w:numId w:val="7"/>
+        </w:numPr>
+        <w:autoSpaceDE/>
+        <w:autoSpaceDN/>
+        <w:rPr>
+          <w:rFonts w:cs="Times New Roman"/>
+        </w:rPr>
+      </w:pPr>
+      <w:r>
+        <w:rPr>
+          <w:rFonts w:cs="Times New Roman"/>
+        </w:rPr>
+        <w:t xml:space="preserve">layThongTinNhanVien() </w:t>
+      </w:r>
+      <w:r>
+        <w:rPr>
+          <w:rFonts w:cs="Times New Roman"/>
+        </w:rPr>
+        <w:sym w:font="Wingdings" w:char="F0E0"/>
+      </w:r>
+      <w:r>
+        <w:rPr>
+          <w:rFonts w:cs="Times New Roman"/>
+        </w:rPr>
+        <w:t xml:space="preserve"> getStaffInfor(username: String): Staff</w:t>
+      </w:r>
+    </w:p>
+    <w:p>
+      <w:pPr>
+        <w:pStyle w:val="ListParagraph"/>
+        <w:numPr>
+          <w:ilvl w:val="1"/>
+          <w:numId w:val="7"/>
+        </w:numPr>
+        <w:autoSpaceDE/>
+        <w:autoSpaceDN/>
+        <w:rPr>
+          <w:rFonts w:cs="Times New Roman"/>
+        </w:rPr>
+      </w:pPr>
+      <w:r>
+        <w:rPr>
+          <w:rFonts w:cs="Times New Roman"/>
+        </w:rPr>
+        <w:t xml:space="preserve">layDSNhaCungCap() </w:t>
+      </w:r>
+      <w:r>
+        <w:rPr>
+          <w:rFonts w:cs="Times New Roman"/>
+        </w:rPr>
+        <w:sym w:font="Wingdings" w:char="F0E0"/>
+      </w:r>
+      <w:r>
+        <w:rPr>
+          <w:rFonts w:cs="Times New Roman"/>
+        </w:rPr>
+        <w:t xml:space="preserve"> getProviderList(): List&lt;Provider&gt;</w:t>
+      </w:r>
+    </w:p>
+    <w:p>
+      <w:pPr>
+        <w:pStyle w:val="ListParagraph"/>
+        <w:numPr>
+          <w:ilvl w:val="1"/>
+          <w:numId w:val="7"/>
+        </w:numPr>
+        <w:autoSpaceDE/>
+        <w:autoSpaceDN/>
+        <w:rPr>
+          <w:rFonts w:cs="Times New Roman"/>
+        </w:rPr>
+      </w:pPr>
+      <w:r>
+        <w:rPr>
+          <w:rFonts w:cs="Times New Roman"/>
+        </w:rPr>
+        <w:t xml:space="preserve">luuNhaCungCap() </w:t>
+      </w:r>
+      <w:r>
+        <w:rPr>
+          <w:rFonts w:cs="Times New Roman"/>
+        </w:rPr>
+        <w:sym w:font="Wingdings" w:char="F0E0"/>
+      </w:r>
+      <w:r>
+        <w:rPr>
+          <w:rFonts w:cs="Times New Roman"/>
+        </w:rPr>
+        <w:t xml:space="preserve"> saveProvider(provider: Provider): boolean</w:t>
+      </w:r>
+    </w:p>
+    <w:p>
+      <w:pPr>
+        <w:pStyle w:val="ListParagraph"/>
+        <w:numPr>
+          <w:ilvl w:val="1"/>
+          <w:numId w:val="7"/>
+        </w:numPr>
+        <w:autoSpaceDE/>
+        <w:autoSpaceDN/>
+        <w:rPr>
+          <w:rFonts w:cs="Times New Roman"/>
+        </w:rPr>
+      </w:pPr>
+      <w:r>
+        <w:rPr>
+          <w:rFonts w:cs="Times New Roman"/>
+        </w:rPr>
+        <w:t xml:space="preserve">luuMaCK() </w:t>
+      </w:r>
+      <w:r>
+        <w:rPr>
+          <w:rFonts w:cs="Times New Roman"/>
+        </w:rPr>
+        <w:sym w:font="Wingdings" w:char="F0E0"/>
+      </w:r>
+      <w:r>
+        <w:rPr>
+          <w:rFonts w:cs="Times New Roman"/>
+        </w:rPr>
+        <w:t xml:space="preserve"> saveDiscount(discount: Discount): boolean</w:t>
+      </w:r>
+    </w:p>
+    <w:p>
+      <w:pPr>
+        <w:pStyle w:val="ListParagraph"/>
+        <w:numPr>
+          <w:ilvl w:val="1"/>
+          <w:numId w:val="7"/>
+        </w:numPr>
+        <w:autoSpaceDE/>
+        <w:autoSpaceDN/>
+        <w:rPr>
+          <w:rFonts w:cs="Times New Roman"/>
+        </w:rPr>
+      </w:pPr>
+      <w:r>
+        <w:rPr>
+          <w:rFonts w:cs="Times New Roman"/>
+        </w:rPr>
+        <w:t xml:space="preserve">timMaCK() </w:t>
+      </w:r>
+      <w:r>
+        <w:rPr>
+          <w:rFonts w:cs="Times New Roman"/>
+        </w:rPr>
+        <w:sym w:font="Wingdings" w:char="F0E0"/>
+      </w:r>
+      <w:r>
+        <w:rPr>
+          <w:rFonts w:cs="Times New Roman"/>
+        </w:rPr>
+        <w:t xml:space="preserve"> searchDiscount(discountCode: String): Discount</w:t>
+      </w:r>
+    </w:p>
+    <w:p>
+      <w:pPr>
+        <w:pStyle w:val="ListParagraph"/>
+        <w:numPr>
+          <w:ilvl w:val="1"/>
+          <w:numId w:val="7"/>
+        </w:numPr>
+        <w:autoSpaceDE/>
+        <w:autoSpaceDN/>
+        <w:rPr>
+          <w:rFonts w:cs="Times New Roman"/>
+        </w:rPr>
+      </w:pPr>
+      <w:r>
+        <w:rPr>
+          <w:rFonts w:cs="Times New Roman"/>
+        </w:rPr>
+        <w:t xml:space="preserve">layDSTrangPhuc() </w:t>
+      </w:r>
+      <w:r>
+        <w:rPr>
+          <w:rFonts w:cs="Times New Roman"/>
+        </w:rPr>
+        <w:sym w:font="Wingdings" w:char="F0E0"/>
+      </w:r>
+      <w:r>
+        <w:rPr>
+          <w:rFonts w:cs="Times New Roman"/>
+        </w:rPr>
+        <w:t xml:space="preserve"> getProductList(): List&lt;Product&gt;</w:t>
+      </w:r>
+    </w:p>
+    <w:p>
+      <w:pPr>
+        <w:pStyle w:val="ListParagraph"/>
+        <w:numPr>
+          <w:ilvl w:val="1"/>
+          <w:numId w:val="7"/>
+        </w:numPr>
+        <w:autoSpaceDE/>
+        <w:autoSpaceDN/>
+        <w:rPr>
+          <w:rFonts w:cs="Times New Roman"/>
+        </w:rPr>
+      </w:pPr>
+      <w:r>
+        <w:rPr>
+          <w:rFonts w:cs="Times New Roman"/>
+        </w:rPr>
+        <w:t xml:space="preserve">luuMatHang() </w:t>
+      </w:r>
+      <w:r>
+        <w:rPr>
+          <w:rFonts w:cs="Times New Roman"/>
+        </w:rPr>
+        <w:sym w:font="Wingdings" w:char="F0E0"/>
+      </w:r>
+      <w:r>
+        <w:rPr>
+          <w:rFonts w:cs="Times New Roman"/>
+        </w:rPr>
+        <w:t xml:space="preserve"> saveProduct(product: Product): boolean</w:t>
+      </w:r>
+    </w:p>
+    <w:p>
+      <w:pPr>
+        <w:pStyle w:val="ListParagraph"/>
+        <w:numPr>
+          <w:ilvl w:val="1"/>
+          <w:numId w:val="7"/>
+        </w:numPr>
+        <w:autoSpaceDE/>
+        <w:autoSpaceDN/>
+        <w:rPr>
+          <w:rFonts w:cs="Times New Roman"/>
+        </w:rPr>
+      </w:pPr>
+      <w:r>
+        <w:rPr>
+          <w:rFonts w:cs="Times New Roman"/>
+        </w:rPr>
+        <w:t xml:space="preserve">luuPhieuNhap() </w:t>
+      </w:r>
+      <w:r>
+        <w:rPr>
+          <w:rFonts w:cs="Times New Roman"/>
+        </w:rPr>
+        <w:sym w:font="Wingdings" w:char="F0E0"/>
+      </w:r>
+      <w:r>
+        <w:rPr>
+          <w:rFonts w:cs="Times New Roman"/>
+        </w:rPr>
+        <w:t xml:space="preserve"> saveReceipt(receipt: Receipt): boolean</w:t>
+      </w:r>
+    </w:p>
+    <w:p>
+      <w:pPr>
+        <w:pStyle w:val="ListParagraph"/>
+        <w:numPr>
+          <w:ilvl w:val="0"/>
+          <w:numId w:val="7"/>
+        </w:numPr>
+        <w:autoSpaceDE/>
+        <w:autoSpaceDN/>
+        <w:rPr>
+          <w:rFonts w:cs="Times New Roman"/>
+        </w:rPr>
+      </w:pPr>
+      <w:r>
+        <w:rPr>
+          <w:rFonts w:cs="Times New Roman"/>
+        </w:rPr>
+        <w:t>Đề xuất thêm các hàm:</w:t>
+      </w:r>
+    </w:p>
+    <w:p>
+      <w:pPr>
+        <w:pStyle w:val="ListParagraph"/>
+        <w:numPr>
+          <w:ilvl w:val="1"/>
+          <w:numId w:val="7"/>
+        </w:numPr>
+        <w:autoSpaceDE/>
+        <w:autoSpaceDN/>
+        <w:rPr>
+          <w:rFonts w:cs="Times New Roman"/>
+        </w:rPr>
+      </w:pPr>
+      <w:r>
+        <w:rPr>
+          <w:rFonts w:cs="Times New Roman"/>
+        </w:rPr>
+        <w:t xml:space="preserve">Nhân viên chọn thêm nhà cung cấp, điền thông tin và nhấn lưu </w:t>
+      </w:r>
+      <w:r>
+        <w:rPr>
+          <w:rFonts w:cs="Times New Roman"/>
+        </w:rPr>
+        <w:sym w:font="Wingdings" w:char="F0E0"/>
+      </w:r>
+      <w:r>
+        <w:rPr>
+          <w:rFonts w:cs="Times New Roman"/>
+        </w:rPr>
+        <w:t xml:space="preserve"> hệ thống cần kiểm tra email và số điện thoại </w:t>
+      </w:r>
+      <w:r>
+        <w:rPr>
+          <w:rFonts w:cs="Times New Roman"/>
+        </w:rPr>
+        <w:sym w:font="Wingdings" w:char="F0E0"/>
+      </w:r>
+      <w:r>
+        <w:rPr>
+          <w:rFonts w:cs="Times New Roman"/>
+        </w:rPr>
+        <w:t xml:space="preserve"> cần một hàm.</w:t>
+      </w:r>
+    </w:p>
+    <w:p>
+      <w:pPr>
+        <w:pStyle w:val="ListParagraph"/>
+        <w:numPr>
+          <w:ilvl w:val="2"/>
+          <w:numId w:val="7"/>
+        </w:numPr>
+        <w:autoSpaceDE/>
+        <w:autoSpaceDN/>
+        <w:rPr>
+          <w:rFonts w:cs="Times New Roman"/>
+        </w:rPr>
+      </w:pPr>
+      <w:r>
+        <w:rPr>
+          <w:rFonts w:cs="Times New Roman"/>
+        </w:rPr>
+        <w:t>Tên hàm: checkEmailPhoneNo()</w:t>
+      </w:r>
+    </w:p>
+    <w:p>
+      <w:pPr>
+        <w:pStyle w:val="ListParagraph"/>
+        <w:numPr>
+          <w:ilvl w:val="2"/>
+          <w:numId w:val="7"/>
+        </w:numPr>
+        <w:autoSpaceDE/>
+        <w:autoSpaceDN/>
+        <w:rPr>
+          <w:rFonts w:cs="Times New Roman"/>
+        </w:rPr>
+      </w:pPr>
+      <w:r>
+        <w:rPr>
+          <w:rFonts w:cs="Times New Roman"/>
+        </w:rPr>
+        <w:t>Input: email, số điện thoại (Provider)</w:t>
+      </w:r>
+    </w:p>
+    <w:p>
+      <w:pPr>
+        <w:pStyle w:val="ListParagraph"/>
+        <w:numPr>
+          <w:ilvl w:val="2"/>
+          <w:numId w:val="7"/>
+        </w:numPr>
+        <w:autoSpaceDE/>
+        <w:autoSpaceDN/>
+        <w:rPr>
+          <w:rFonts w:cs="Times New Roman"/>
+        </w:rPr>
+      </w:pPr>
+      <w:r>
+        <w:rPr>
+          <w:rFonts w:cs="Times New Roman"/>
+        </w:rPr>
+        <w:t>Output: boolean</w:t>
+      </w:r>
+    </w:p>
+    <w:p>
+      <w:pPr>
+        <w:pStyle w:val="ListParagraph"/>
+        <w:numPr>
+          <w:ilvl w:val="0"/>
+          <w:numId w:val="9"/>
+        </w:numPr>
+        <w:autoSpaceDE/>
+        <w:autoSpaceDN/>
+        <w:rPr>
+          <w:rFonts w:cs="Times New Roman"/>
+        </w:rPr>
+      </w:pPr>
+      <w:r>
+        <w:rPr>
+          <w:rFonts w:cs="Times New Roman"/>
+        </w:rPr>
+        <w:t>Lớp chủ thể: Provider</w:t>
+      </w:r>
+    </w:p>
+    <w:p>
+      <w:pPr>
+        <w:pStyle w:val="ListParagraph"/>
+        <w:numPr>
+          <w:ilvl w:val="1"/>
+          <w:numId w:val="7"/>
+        </w:numPr>
+        <w:autoSpaceDE/>
+        <w:autoSpaceDN/>
+        <w:rPr>
+          <w:rFonts w:cs="Times New Roman"/>
+        </w:rPr>
+      </w:pPr>
+      <w:r>
+        <w:rPr>
+          <w:rFonts w:cs="Times New Roman"/>
+        </w:rPr>
+        <w:t xml:space="preserve">Nhân viên chọn thêm mặt hàng, điền thông tin và nhấn lưu </w:t>
+      </w:r>
+      <w:r>
+        <w:rPr>
+          <w:rFonts w:cs="Times New Roman"/>
+        </w:rPr>
+        <w:sym w:font="Wingdings" w:char="F0E0"/>
+      </w:r>
+      <w:r>
+        <w:rPr>
+          <w:rFonts w:cs="Times New Roman"/>
+        </w:rPr>
+        <w:t xml:space="preserve"> hệ thống cần kiểm tra thông tin mặt hàng </w:t>
+      </w:r>
+      <w:r>
+        <w:rPr>
+          <w:rFonts w:cs="Times New Roman"/>
+        </w:rPr>
+        <w:sym w:font="Wingdings" w:char="F0E0"/>
+      </w:r>
+      <w:r>
+        <w:rPr>
+          <w:rFonts w:cs="Times New Roman"/>
+        </w:rPr>
+        <w:t xml:space="preserve"> cần một hàm.</w:t>
+      </w:r>
+    </w:p>
+    <w:p>
+      <w:pPr>
+        <w:pStyle w:val="ListParagraph"/>
+        <w:numPr>
+          <w:ilvl w:val="2"/>
+          <w:numId w:val="7"/>
+        </w:numPr>
+        <w:autoSpaceDE/>
+        <w:autoSpaceDN/>
+        <w:rPr>
+          <w:rFonts w:cs="Times New Roman"/>
+        </w:rPr>
+      </w:pPr>
+      <w:r>
+        <w:rPr>
+          <w:rFonts w:cs="Times New Roman"/>
+        </w:rPr>
+        <w:t>Tên hàm: checkProduct()</w:t>
+      </w:r>
+    </w:p>
+    <w:p>
+      <w:pPr>
+        <w:pStyle w:val="ListParagraph"/>
+        <w:numPr>
+          <w:ilvl w:val="2"/>
+          <w:numId w:val="7"/>
+        </w:numPr>
+        <w:autoSpaceDE/>
+        <w:autoSpaceDN/>
+        <w:rPr>
+          <w:rFonts w:cs="Times New Roman"/>
+        </w:rPr>
+      </w:pPr>
+      <w:r>
+        <w:rPr>
+          <w:rFonts w:cs="Times New Roman"/>
+        </w:rPr>
+        <w:t>Input: thông tin mặt hàng (Product)</w:t>
+      </w:r>
+    </w:p>
+    <w:p>
+      <w:pPr>
+        <w:pStyle w:val="ListParagraph"/>
+        <w:numPr>
+          <w:ilvl w:val="2"/>
+          <w:numId w:val="7"/>
+        </w:numPr>
+        <w:autoSpaceDE/>
+        <w:autoSpaceDN/>
+        <w:rPr>
+          <w:rFonts w:cs="Times New Roman"/>
+        </w:rPr>
+      </w:pPr>
+      <w:r>
+        <w:rPr>
+          <w:rFonts w:cs="Times New Roman"/>
+        </w:rPr>
+        <w:t>Output: boolean</w:t>
+      </w:r>
+    </w:p>
+    <w:p>
+      <w:pPr>
+        <w:pStyle w:val="ListParagraph"/>
+        <w:numPr>
+          <w:ilvl w:val="0"/>
+          <w:numId w:val="9"/>
+        </w:numPr>
+        <w:autoSpaceDE/>
+        <w:autoSpaceDN/>
+        <w:rPr>
+          <w:rFonts w:cs="Times New Roman"/>
+        </w:rPr>
+      </w:pPr>
+      <w:r>
+        <w:rPr>
+          <w:rFonts w:cs="Times New Roman"/>
+        </w:rPr>
+        <w:t>Lớp chủ thể: Product</w:t>
+      </w:r>
+    </w:p>
+    <w:p>
+      <w:pPr>
+        <w:pStyle w:val="ListParagraph"/>
+        <w:numPr>
+          <w:ilvl w:val="1"/>
+          <w:numId w:val="7"/>
+        </w:numPr>
+        <w:autoSpaceDE/>
+        <w:autoSpaceDN/>
+        <w:rPr>
+          <w:rFonts w:cs="Times New Roman"/>
+        </w:rPr>
+      </w:pPr>
+      <w:r>
+        <w:rPr>
+          <w:rFonts w:cs="Times New Roman"/>
+        </w:rPr>
+        <w:t xml:space="preserve">Nhân viên chọn thêm mã chiết khấu, điền thông tin và nhấn lưu </w:t>
+      </w:r>
+      <w:r>
+        <w:rPr>
+          <w:rFonts w:cs="Times New Roman"/>
+        </w:rPr>
+        <w:sym w:font="Wingdings" w:char="F0E0"/>
+      </w:r>
+      <w:r>
+        <w:rPr>
+          <w:rFonts w:cs="Times New Roman"/>
+        </w:rPr>
+        <w:t xml:space="preserve"> hệ thống cần kiểm tra mã chiết khấu </w:t>
+      </w:r>
+      <w:r>
+        <w:rPr>
+          <w:rFonts w:cs="Times New Roman"/>
+        </w:rPr>
+        <w:sym w:font="Wingdings" w:char="F0E0"/>
+      </w:r>
+      <w:r>
+        <w:rPr>
+          <w:rFonts w:cs="Times New Roman"/>
+        </w:rPr>
+        <w:t xml:space="preserve"> cần một hàm.</w:t>
+      </w:r>
+    </w:p>
+    <w:p>
+      <w:pPr>
+        <w:pStyle w:val="ListParagraph"/>
+        <w:numPr>
+          <w:ilvl w:val="2"/>
+          <w:numId w:val="7"/>
+        </w:numPr>
+        <w:autoSpaceDE/>
+        <w:autoSpaceDN/>
+        <w:rPr>
+          <w:rFonts w:cs="Times New Roman"/>
+        </w:rPr>
+      </w:pPr>
+      <w:r>
+        <w:rPr>
+          <w:rFonts w:cs="Times New Roman"/>
+        </w:rPr>
+        <w:t>Tên hàm: checkDiscountCode()</w:t>
+      </w:r>
+    </w:p>
+    <w:p>
+      <w:pPr>
+        <w:pStyle w:val="ListParagraph"/>
+        <w:numPr>
+          <w:ilvl w:val="2"/>
+          <w:numId w:val="7"/>
+        </w:numPr>
+        <w:autoSpaceDE/>
+        <w:autoSpaceDN/>
+        <w:rPr>
+          <w:rFonts w:cs="Times New Roman"/>
+        </w:rPr>
+      </w:pPr>
+      <w:r>
+        <w:rPr>
+          <w:rFonts w:cs="Times New Roman"/>
+        </w:rPr>
+        <w:lastRenderedPageBreak/>
+        <w:t>Input: m</w:t>
+      </w:r>
+      <w:r>
+        <w:rPr>
+          <w:rFonts w:cs="Times New Roman"/>
+        </w:rPr>
+        <w:t>ã chiết khấu (Discount)</w:t>
+      </w:r>
+    </w:p>
+    <w:p>
+      <w:pPr>
+        <w:pStyle w:val="ListParagraph"/>
+        <w:numPr>
+          <w:ilvl w:val="2"/>
+          <w:numId w:val="7"/>
+        </w:numPr>
+        <w:autoSpaceDE/>
+        <w:autoSpaceDN/>
+        <w:rPr>
+          <w:rFonts w:cs="Times New Roman"/>
+        </w:rPr>
+      </w:pPr>
+      <w:r>
+        <w:rPr>
+          <w:rFonts w:cs="Times New Roman"/>
+        </w:rPr>
+        <w:t>Output: boolean</w:t>
+      </w:r>
+    </w:p>
+    <w:p>
+      <w:pPr>
+        <w:pStyle w:val="ListParagraph"/>
+        <w:numPr>
+          <w:ilvl w:val="0"/>
+          <w:numId w:val="9"/>
+        </w:numPr>
+        <w:autoSpaceDE/>
+        <w:autoSpaceDN/>
+        <w:rPr>
+          <w:rFonts w:cs="Times New Roman"/>
+        </w:rPr>
+      </w:pPr>
+      <w:r>
+        <w:rPr>
+          <w:rFonts w:cs="Times New Roman"/>
+        </w:rPr>
+        <w:t>Lớp chủ thể: Discount</w:t>
+      </w:r>
+    </w:p>
+    <w:p>
+      <w:pPr>
+        <w:pStyle w:val="ListParagraph"/>
+        <w:numPr>
+          <w:ilvl w:val="0"/>
+          <w:numId w:val="7"/>
+        </w:numPr>
+        <w:autoSpaceDE/>
+        <w:autoSpaceDN/>
+        <w:rPr>
+          <w:rFonts w:cs="Times New Roman"/>
+        </w:rPr>
+      </w:pPr>
+      <w:r>
+        <w:rPr>
+          <w:rFonts w:cs="Times New Roman"/>
+        </w:rPr>
+        <w:t>Giao diện</w:t>
+      </w:r>
+    </w:p>
+    <w:p>
+      <w:pPr>
+        <w:pStyle w:val="ListParagraph"/>
+        <w:numPr>
+          <w:ilvl w:val="1"/>
+          <w:numId w:val="7"/>
+        </w:numPr>
+        <w:autoSpaceDE/>
+        <w:autoSpaceDN/>
+        <w:rPr>
+          <w:rFonts w:cs="Times New Roman"/>
+        </w:rPr>
+      </w:pPr>
+      <w:r>
+        <w:rPr>
+          <w:rFonts w:cs="Times New Roman"/>
+        </w:rPr>
         <w:t>Giao diện đăng nhập</w:t>
       </w:r>
     </w:p>
@@ -32349,7 +31661,7 @@
           <w:noProof/>
         </w:rPr>
         <w:drawing>
-          <wp:inline distT="0" distB="0" distL="0" distR="0" wp14:anchorId="58B047EF" wp14:editId="7DC48013">
+          <wp:inline distT="0" distB="0" distL="0" distR="0" wp14:anchorId="2A9AB083" wp14:editId="0B725242">
             <wp:extent cx="3466214" cy="1945758"/>
             <wp:effectExtent l="0" t="0" r="1270" b="0"/>
             <wp:docPr id="1239145746" name="Picture 1"/>
@@ -32364,7 +31676,7 @@
                     <pic:cNvPicPr/>
                   </pic:nvPicPr>
                   <pic:blipFill rotWithShape="1">
-                    <a:blip r:embed="rId41">
+                    <a:blip r:embed="rId38">
                       <a:extLst>
                         <a:ext uri="{28A0092B-C50C-407E-A947-70E740481C1C}">
                           <a14:useLocalDpi xmlns:a14="http://schemas.microsoft.com/office/drawing/2010/main" val="0"/>
@@ -32404,7 +31716,7 @@
       <w:pPr>
         <w:pStyle w:val="ListParagraph"/>
         <w:numPr>
-          <w:ilvl w:val="0"/>
+          <w:ilvl w:val="1"/>
           <w:numId w:val="7"/>
         </w:numPr>
         <w:autoSpaceDE/>
@@ -32434,7 +31746,7 @@
           <w:noProof/>
         </w:rPr>
         <w:drawing>
-          <wp:inline distT="0" distB="0" distL="0" distR="0" wp14:anchorId="76725A73" wp14:editId="1C04F03B">
+          <wp:inline distT="0" distB="0" distL="0" distR="0" wp14:anchorId="3BCA5816" wp14:editId="5CA220FA">
             <wp:extent cx="5943600" cy="1945758"/>
             <wp:effectExtent l="0" t="0" r="0" b="0"/>
             <wp:docPr id="1655333610" name="Picture 2"/>
@@ -32449,7 +31761,7 @@
                     <pic:cNvPicPr/>
                   </pic:nvPicPr>
                   <pic:blipFill rotWithShape="1">
-                    <a:blip r:embed="rId42">
+                    <a:blip r:embed="rId39">
                       <a:extLst>
                         <a:ext uri="{28A0092B-C50C-407E-A947-70E740481C1C}">
                           <a14:useLocalDpi xmlns:a14="http://schemas.microsoft.com/office/drawing/2010/main" val="0"/>
@@ -32489,7 +31801,7 @@
       <w:pPr>
         <w:pStyle w:val="ListParagraph"/>
         <w:numPr>
-          <w:ilvl w:val="0"/>
+          <w:ilvl w:val="1"/>
           <w:numId w:val="7"/>
         </w:numPr>
         <w:autoSpaceDE/>
@@ -32518,8 +31830,9 @@
           <w:rFonts w:cs="Times New Roman"/>
           <w:noProof/>
         </w:rPr>
+        <w:lastRenderedPageBreak/>
         <w:drawing>
-          <wp:inline distT="0" distB="0" distL="0" distR="0" wp14:anchorId="5BFEECB9" wp14:editId="407A45B0">
+          <wp:inline distT="0" distB="0" distL="0" distR="0" wp14:anchorId="52D8009E" wp14:editId="439C9985">
             <wp:extent cx="5943600" cy="1318437"/>
             <wp:effectExtent l="0" t="0" r="0" b="0"/>
             <wp:docPr id="615414060" name="Picture 5"/>
@@ -32534,7 +31847,7 @@
                     <pic:cNvPicPr/>
                   </pic:nvPicPr>
                   <pic:blipFill rotWithShape="1">
-                    <a:blip r:embed="rId47">
+                    <a:blip r:embed="rId44">
                       <a:extLst>
                         <a:ext uri="{28A0092B-C50C-407E-A947-70E740481C1C}">
                           <a14:useLocalDpi xmlns:a14="http://schemas.microsoft.com/office/drawing/2010/main" val="0"/>
@@ -32574,7 +31887,7 @@
       <w:pPr>
         <w:pStyle w:val="ListParagraph"/>
         <w:numPr>
-          <w:ilvl w:val="0"/>
+          <w:ilvl w:val="1"/>
           <w:numId w:val="7"/>
         </w:numPr>
         <w:autoSpaceDE/>
@@ -32604,9 +31917,8 @@
           <w:rFonts w:cs="Times New Roman"/>
           <w:noProof/>
         </w:rPr>
-        <w:lastRenderedPageBreak/>
         <w:drawing>
-          <wp:inline distT="0" distB="0" distL="0" distR="0" wp14:anchorId="0EA15814" wp14:editId="3E3FF376">
+          <wp:inline distT="0" distB="0" distL="0" distR="0" wp14:anchorId="69BA6146" wp14:editId="2E32B217">
             <wp:extent cx="5943600" cy="3343275"/>
             <wp:effectExtent l="0" t="0" r="0" b="9525"/>
             <wp:docPr id="1407612233" name="Picture 6"/>
@@ -32621,7 +31933,7 @@
                     <pic:cNvPicPr/>
                   </pic:nvPicPr>
                   <pic:blipFill>
-                    <a:blip r:embed="rId48">
+                    <a:blip r:embed="rId45">
                       <a:extLst>
                         <a:ext uri="{28A0092B-C50C-407E-A947-70E740481C1C}">
                           <a14:useLocalDpi xmlns:a14="http://schemas.microsoft.com/office/drawing/2010/main" val="0"/>
@@ -32662,7 +31974,7 @@
           <w:noProof/>
         </w:rPr>
         <w:drawing>
-          <wp:inline distT="0" distB="0" distL="0" distR="0" wp14:anchorId="38CAB371" wp14:editId="6532ABA5">
+          <wp:inline distT="0" distB="0" distL="0" distR="0" wp14:anchorId="69E6F944" wp14:editId="5CF58888">
             <wp:extent cx="5943600" cy="2562447"/>
             <wp:effectExtent l="0" t="0" r="0" b="9525"/>
             <wp:docPr id="967318461" name="Picture 7"/>
@@ -32677,7 +31989,7 @@
                     <pic:cNvPicPr/>
                   </pic:nvPicPr>
                   <pic:blipFill rotWithShape="1">
-                    <a:blip r:embed="rId49">
+                    <a:blip r:embed="rId46">
                       <a:extLst>
                         <a:ext uri="{28A0092B-C50C-407E-A947-70E740481C1C}">
                           <a14:useLocalDpi xmlns:a14="http://schemas.microsoft.com/office/drawing/2010/main" val="0"/>
@@ -32717,19 +32029,20 @@
       <w:pPr>
         <w:pStyle w:val="ListParagraph"/>
         <w:numPr>
-          <w:ilvl w:val="0"/>
-          <w:numId w:val="7"/>
-        </w:numPr>
-        <w:autoSpaceDE/>
-        <w:autoSpaceDN/>
-        <w:rPr>
-          <w:rFonts w:cs="Times New Roman"/>
-        </w:rPr>
-      </w:pPr>
-      <w:r>
-        <w:rPr>
-          <w:rFonts w:cs="Times New Roman"/>
-        </w:rPr>
+          <w:ilvl w:val="1"/>
+          <w:numId w:val="7"/>
+        </w:numPr>
+        <w:autoSpaceDE/>
+        <w:autoSpaceDN/>
+        <w:rPr>
+          <w:rFonts w:cs="Times New Roman"/>
+        </w:rPr>
+      </w:pPr>
+      <w:r>
+        <w:rPr>
+          <w:rFonts w:cs="Times New Roman"/>
+        </w:rPr>
+        <w:lastRenderedPageBreak/>
         <w:t>Giao diện thêm mới nhà cung cấp</w:t>
       </w:r>
     </w:p>
@@ -32746,9 +32059,8 @@
           <w:rFonts w:cs="Times New Roman"/>
           <w:noProof/>
         </w:rPr>
-        <w:lastRenderedPageBreak/>
         <w:drawing>
-          <wp:inline distT="0" distB="0" distL="0" distR="0" wp14:anchorId="47F58BE8" wp14:editId="6FD51B32">
+          <wp:inline distT="0" distB="0" distL="0" distR="0" wp14:anchorId="5283B9A6" wp14:editId="2275F2E4">
             <wp:extent cx="5943600" cy="2530475"/>
             <wp:effectExtent l="0" t="0" r="0" b="3175"/>
             <wp:docPr id="1630718774" name="Picture 2"/>
@@ -32763,7 +32075,7 @@
                     <pic:cNvPicPr/>
                   </pic:nvPicPr>
                   <pic:blipFill rotWithShape="1">
-                    <a:blip r:embed="rId44">
+                    <a:blip r:embed="rId41">
                       <a:extLst>
                         <a:ext uri="{28A0092B-C50C-407E-A947-70E740481C1C}">
                           <a14:useLocalDpi xmlns:a14="http://schemas.microsoft.com/office/drawing/2010/main" val="0"/>
@@ -32803,7 +32115,7 @@
       <w:pPr>
         <w:pStyle w:val="ListParagraph"/>
         <w:numPr>
-          <w:ilvl w:val="0"/>
+          <w:ilvl w:val="1"/>
           <w:numId w:val="7"/>
         </w:numPr>
         <w:autoSpaceDE/>
@@ -32833,7 +32145,7 @@
           <w:noProof/>
         </w:rPr>
         <w:drawing>
-          <wp:inline distT="0" distB="0" distL="0" distR="0" wp14:anchorId="6ED8CD3E" wp14:editId="024EE73E">
+          <wp:inline distT="0" distB="0" distL="0" distR="0" wp14:anchorId="21F3E9A6" wp14:editId="25575076">
             <wp:extent cx="5943600" cy="2588820"/>
             <wp:effectExtent l="0" t="0" r="0" b="2540"/>
             <wp:docPr id="1990034151" name="Picture 8"/>
@@ -32848,7 +32160,7 @@
                     <pic:cNvPicPr/>
                   </pic:nvPicPr>
                   <pic:blipFill rotWithShape="1">
-                    <a:blip r:embed="rId50">
+                    <a:blip r:embed="rId47">
                       <a:extLst>
                         <a:ext uri="{28A0092B-C50C-407E-A947-70E740481C1C}">
                           <a14:useLocalDpi xmlns:a14="http://schemas.microsoft.com/office/drawing/2010/main" val="0"/>
@@ -32888,7 +32200,7 @@
       <w:pPr>
         <w:pStyle w:val="ListParagraph"/>
         <w:numPr>
-          <w:ilvl w:val="0"/>
+          <w:ilvl w:val="1"/>
           <w:numId w:val="7"/>
         </w:numPr>
         <w:autoSpaceDE/>
@@ -32903,16 +32215,6 @@
         </w:rPr>
         <w:t>Giao diện thêm mã chiết khấu</w:t>
       </w:r>
-    </w:p>
-    <w:p>
-      <w:pPr>
-        <w:autoSpaceDE/>
-        <w:autoSpaceDN/>
-        <w:rPr>
-          <w:rFonts w:cs="Times New Roman"/>
-          <w:noProof/>
-        </w:rPr>
-      </w:pPr>
     </w:p>
     <w:p>
       <w:pPr>
@@ -32929,7 +32231,7 @@
         </w:rPr>
         <w:lastRenderedPageBreak/>
         <w:drawing>
-          <wp:inline distT="0" distB="0" distL="0" distR="0" wp14:anchorId="0484D597" wp14:editId="3DF65608">
+          <wp:inline distT="0" distB="0" distL="0" distR="0" wp14:anchorId="21B67977" wp14:editId="705E7F5A">
             <wp:extent cx="5943600" cy="2660073"/>
             <wp:effectExtent l="0" t="0" r="0" b="6985"/>
             <wp:docPr id="564223388" name="Picture 9"/>
@@ -32944,7 +32246,7 @@
                     <pic:cNvPicPr/>
                   </pic:nvPicPr>
                   <pic:blipFill rotWithShape="1">
-                    <a:blip r:embed="rId51">
+                    <a:blip r:embed="rId48">
                       <a:extLst>
                         <a:ext uri="{28A0092B-C50C-407E-A947-70E740481C1C}">
                           <a14:useLocalDpi xmlns:a14="http://schemas.microsoft.com/office/drawing/2010/main" val="0"/>
@@ -33004,6 +32306,7 @@
       <w:pPr>
         <w:autoSpaceDE/>
         <w:autoSpaceDN/>
+        <w:spacing w:line="240" w:lineRule="auto"/>
         <w:rPr>
           <w:rFonts w:cs="Times New Roman"/>
         </w:rPr>
@@ -33039,6 +32342,399 @@
         <w:pStyle w:val="ListParagraph"/>
         <w:numPr>
           <w:ilvl w:val="0"/>
+          <w:numId w:val="7"/>
+        </w:numPr>
+        <w:autoSpaceDE/>
+        <w:autoSpaceDN/>
+        <w:rPr>
+          <w:rFonts w:cs="Times New Roman"/>
+        </w:rPr>
+      </w:pPr>
+      <w:r>
+        <w:rPr>
+          <w:rFonts w:cs="Times New Roman"/>
+        </w:rPr>
+        <w:t>Thiết kế các hàm:</w:t>
+      </w:r>
+    </w:p>
+    <w:p>
+      <w:pPr>
+        <w:pStyle w:val="ListParagraph"/>
+        <w:numPr>
+          <w:ilvl w:val="1"/>
+          <w:numId w:val="7"/>
+        </w:numPr>
+        <w:autoSpaceDE/>
+        <w:autoSpaceDN/>
+        <w:rPr>
+          <w:rFonts w:cs="Times New Roman"/>
+        </w:rPr>
+      </w:pPr>
+      <w:r>
+        <w:rPr>
+          <w:rFonts w:cs="Times New Roman"/>
+        </w:rPr>
+        <w:t xml:space="preserve">kiemTraDangNhap() </w:t>
+      </w:r>
+      <w:r>
+        <w:rPr>
+          <w:rFonts w:cs="Times New Roman"/>
+        </w:rPr>
+        <w:sym w:font="Wingdings" w:char="F0E0"/>
+      </w:r>
+      <w:r>
+        <w:rPr>
+          <w:rFonts w:cs="Times New Roman"/>
+        </w:rPr>
+        <w:t xml:space="preserve"> checkLogin(user: User): boolean</w:t>
+      </w:r>
+    </w:p>
+    <w:p>
+      <w:pPr>
+        <w:pStyle w:val="ListParagraph"/>
+        <w:numPr>
+          <w:ilvl w:val="1"/>
+          <w:numId w:val="7"/>
+        </w:numPr>
+        <w:autoSpaceDE/>
+        <w:autoSpaceDN/>
+        <w:rPr>
+          <w:rFonts w:cs="Times New Roman"/>
+        </w:rPr>
+      </w:pPr>
+      <w:r>
+        <w:rPr>
+          <w:rFonts w:cs="Times New Roman"/>
+        </w:rPr>
+        <w:t xml:space="preserve">layThongTinNhanVien() </w:t>
+      </w:r>
+      <w:r>
+        <w:rPr>
+          <w:rFonts w:cs="Times New Roman"/>
+        </w:rPr>
+        <w:sym w:font="Wingdings" w:char="F0E0"/>
+      </w:r>
+      <w:r>
+        <w:rPr>
+          <w:rFonts w:cs="Times New Roman"/>
+        </w:rPr>
+        <w:t xml:space="preserve"> getStaffInfor(username: String): Staff</w:t>
+      </w:r>
+    </w:p>
+    <w:p>
+      <w:pPr>
+        <w:pStyle w:val="ListParagraph"/>
+        <w:numPr>
+          <w:ilvl w:val="1"/>
+          <w:numId w:val="7"/>
+        </w:numPr>
+        <w:autoSpaceDE/>
+        <w:autoSpaceDN/>
+        <w:rPr>
+          <w:rFonts w:cs="Times New Roman"/>
+        </w:rPr>
+      </w:pPr>
+      <w:r>
+        <w:rPr>
+          <w:rFonts w:cs="Times New Roman"/>
+        </w:rPr>
+        <w:t xml:space="preserve">layTKNhaCungCap() </w:t>
+      </w:r>
+      <w:r>
+        <w:rPr>
+          <w:rFonts w:cs="Times New Roman"/>
+        </w:rPr>
+        <w:sym w:font="Wingdings" w:char="F0E0"/>
+      </w:r>
+      <w:r>
+        <w:rPr>
+          <w:rFonts w:cs="Times New Roman"/>
+        </w:rPr>
+        <w:t xml:space="preserve"> getProviderStat(time: String): List&lt;ProviderStat&gt;</w:t>
+      </w:r>
+    </w:p>
+    <w:p>
+      <w:pPr>
+        <w:pStyle w:val="ListParagraph"/>
+        <w:numPr>
+          <w:ilvl w:val="1"/>
+          <w:numId w:val="7"/>
+        </w:numPr>
+        <w:autoSpaceDE/>
+        <w:autoSpaceDN/>
+        <w:rPr>
+          <w:rFonts w:cs="Times New Roman"/>
+        </w:rPr>
+      </w:pPr>
+      <w:r>
+        <w:rPr>
+          <w:rFonts w:cs="Times New Roman"/>
+        </w:rPr>
+        <w:t xml:space="preserve">layTKPhieuNhap() </w:t>
+      </w:r>
+      <w:r>
+        <w:rPr>
+          <w:rFonts w:cs="Times New Roman"/>
+        </w:rPr>
+        <w:sym w:font="Wingdings" w:char="F0E0"/>
+      </w:r>
+      <w:r>
+        <w:rPr>
+          <w:rFonts w:cs="Times New Roman"/>
+        </w:rPr>
+        <w:t xml:space="preserve"> getReceiptStat(</w:t>
+      </w:r>
+      <w:r>
+        <w:rPr>
+          <w:rFonts w:cs="Times New Roman"/>
+        </w:rPr>
+        <w:t>providerId: String</w:t>
+      </w:r>
+      <w:r>
+        <w:rPr>
+          <w:rFonts w:cs="Times New Roman"/>
+        </w:rPr>
+        <w:t xml:space="preserve">): </w:t>
+      </w:r>
+      <w:r>
+        <w:rPr>
+          <w:rFonts w:cs="Times New Roman"/>
+        </w:rPr>
+        <w:t>ProviderStat</w:t>
+      </w:r>
+    </w:p>
+    <w:p>
+      <w:pPr>
+        <w:pStyle w:val="ListParagraph"/>
+        <w:numPr>
+          <w:ilvl w:val="1"/>
+          <w:numId w:val="7"/>
+        </w:numPr>
+        <w:autoSpaceDE/>
+        <w:autoSpaceDN/>
+        <w:rPr>
+          <w:rFonts w:cs="Times New Roman"/>
+        </w:rPr>
+      </w:pPr>
+      <w:r>
+        <w:rPr>
+          <w:rFonts w:cs="Times New Roman"/>
+        </w:rPr>
+        <w:t xml:space="preserve">layThongTinPhieuNhap() </w:t>
+      </w:r>
+      <w:r>
+        <w:rPr>
+          <w:rFonts w:cs="Times New Roman"/>
+        </w:rPr>
+        <w:sym w:font="Wingdings" w:char="F0E0"/>
+      </w:r>
+      <w:r>
+        <w:rPr>
+          <w:rFonts w:cs="Times New Roman"/>
+        </w:rPr>
+        <w:t xml:space="preserve"> getReceipt(</w:t>
+      </w:r>
+      <w:r>
+        <w:rPr>
+          <w:rFonts w:cs="Times New Roman"/>
+        </w:rPr>
+        <w:t>receiptId: String</w:t>
+      </w:r>
+      <w:r>
+        <w:rPr>
+          <w:rFonts w:cs="Times New Roman"/>
+        </w:rPr>
+        <w:t>): Receipt</w:t>
+      </w:r>
+    </w:p>
+    <w:p>
+      <w:pPr>
+        <w:pStyle w:val="ListParagraph"/>
+        <w:numPr>
+          <w:ilvl w:val="0"/>
+          <w:numId w:val="7"/>
+        </w:numPr>
+        <w:autoSpaceDE/>
+        <w:autoSpaceDN/>
+        <w:rPr>
+          <w:rFonts w:cs="Times New Roman"/>
+        </w:rPr>
+      </w:pPr>
+      <w:r>
+        <w:rPr>
+          <w:rFonts w:cs="Times New Roman"/>
+        </w:rPr>
+        <w:t>Đề xuất thêm các lớp:</w:t>
+      </w:r>
+    </w:p>
+    <w:p>
+      <w:pPr>
+        <w:pStyle w:val="ListParagraph"/>
+        <w:numPr>
+          <w:ilvl w:val="1"/>
+          <w:numId w:val="7"/>
+        </w:numPr>
+        <w:autoSpaceDE/>
+        <w:autoSpaceDN/>
+        <w:rPr>
+          <w:rFonts w:cs="Times New Roman"/>
+        </w:rPr>
+      </w:pPr>
+      <w:r>
+        <w:rPr>
+          <w:rFonts w:cs="Times New Roman"/>
+        </w:rPr>
+        <w:t xml:space="preserve">Nhân viên chọn xem chi tiết một nhà cung cấp </w:t>
+      </w:r>
+      <w:r>
+        <w:rPr>
+          <w:rFonts w:cs="Times New Roman"/>
+        </w:rPr>
+        <w:sym w:font="Wingdings" w:char="F0E0"/>
+      </w:r>
+      <w:r>
+        <w:rPr>
+          <w:rFonts w:cs="Times New Roman"/>
+        </w:rPr>
+        <w:t xml:space="preserve"> hệ thống cần lấy danh sách phiếu nhập của nhà cung cấp đó </w:t>
+      </w:r>
+      <w:r>
+        <w:rPr>
+          <w:rFonts w:cs="Times New Roman"/>
+        </w:rPr>
+        <w:sym w:font="Wingdings" w:char="F0E0"/>
+      </w:r>
+      <w:r>
+        <w:rPr>
+          <w:rFonts w:cs="Times New Roman"/>
+        </w:rPr>
+        <w:t xml:space="preserve"> cần một hàm.</w:t>
+      </w:r>
+    </w:p>
+    <w:p>
+      <w:pPr>
+        <w:pStyle w:val="ListParagraph"/>
+        <w:numPr>
+          <w:ilvl w:val="2"/>
+          <w:numId w:val="7"/>
+        </w:numPr>
+        <w:autoSpaceDE/>
+        <w:autoSpaceDN/>
+        <w:rPr>
+          <w:rFonts w:cs="Times New Roman"/>
+        </w:rPr>
+      </w:pPr>
+      <w:r>
+        <w:rPr>
+          <w:rFonts w:cs="Times New Roman"/>
+        </w:rPr>
+        <w:t>Tên hàm: getReceiptList()</w:t>
+      </w:r>
+    </w:p>
+    <w:p>
+      <w:pPr>
+        <w:pStyle w:val="ListParagraph"/>
+        <w:numPr>
+          <w:ilvl w:val="2"/>
+          <w:numId w:val="7"/>
+        </w:numPr>
+        <w:autoSpaceDE/>
+        <w:autoSpaceDN/>
+        <w:rPr>
+          <w:rFonts w:cs="Times New Roman"/>
+        </w:rPr>
+      </w:pPr>
+      <w:r>
+        <w:rPr>
+          <w:rFonts w:cs="Times New Roman"/>
+        </w:rPr>
+        <w:t>Input: mã nhà cung cấp (String)</w:t>
+      </w:r>
+    </w:p>
+    <w:p>
+      <w:pPr>
+        <w:pStyle w:val="ListParagraph"/>
+        <w:numPr>
+          <w:ilvl w:val="2"/>
+          <w:numId w:val="7"/>
+        </w:numPr>
+        <w:autoSpaceDE/>
+        <w:autoSpaceDN/>
+        <w:rPr>
+          <w:rFonts w:cs="Times New Roman"/>
+        </w:rPr>
+      </w:pPr>
+      <w:r>
+        <w:rPr>
+          <w:rFonts w:cs="Times New Roman"/>
+        </w:rPr>
+        <w:lastRenderedPageBreak/>
+        <w:t xml:space="preserve">Output: </w:t>
+      </w:r>
+      <w:r>
+        <w:rPr>
+          <w:rFonts w:cs="Times New Roman"/>
+        </w:rPr>
+        <w:t>danh sách phiếu nhập (</w:t>
+      </w:r>
+      <w:r>
+        <w:rPr>
+          <w:rFonts w:cs="Times New Roman"/>
+        </w:rPr>
+        <w:t>List&lt;Receipt&gt;</w:t>
+      </w:r>
+      <w:r>
+        <w:rPr>
+          <w:rFonts w:cs="Times New Roman"/>
+        </w:rPr>
+        <w:t>)</w:t>
+      </w:r>
+    </w:p>
+    <w:p>
+      <w:pPr>
+        <w:pStyle w:val="ListParagraph"/>
+        <w:numPr>
+          <w:ilvl w:val="0"/>
+          <w:numId w:val="9"/>
+        </w:numPr>
+        <w:autoSpaceDE/>
+        <w:autoSpaceDN/>
+        <w:rPr>
+          <w:rFonts w:cs="Times New Roman"/>
+        </w:rPr>
+      </w:pPr>
+      <w:r>
+        <w:rPr>
+          <w:rFonts w:cs="Times New Roman"/>
+        </w:rPr>
+        <w:t>Lớp chủ thể: Receipt</w:t>
+      </w:r>
+    </w:p>
+    <w:p>
+      <w:pPr>
+        <w:pStyle w:val="ListParagraph"/>
+        <w:numPr>
+          <w:ilvl w:val="0"/>
+          <w:numId w:val="7"/>
+        </w:numPr>
+        <w:autoSpaceDE/>
+        <w:autoSpaceDN/>
+        <w:rPr>
+          <w:rFonts w:cs="Times New Roman"/>
+        </w:rPr>
+      </w:pPr>
+      <w:r>
+        <w:rPr>
+          <w:rFonts w:cs="Times New Roman"/>
+        </w:rPr>
+        <w:t>Giao diện</w:t>
+      </w:r>
+    </w:p>
+    <w:p>
+      <w:pPr>
+        <w:pStyle w:val="ListParagraph"/>
+        <w:numPr>
+          <w:ilvl w:val="1"/>
           <w:numId w:val="7"/>
         </w:numPr>
         <w:autoSpaceDE/>
@@ -33094,7 +32790,7 @@
                     <pic:cNvPicPr/>
                   </pic:nvPicPr>
                   <pic:blipFill rotWithShape="1">
-                    <a:blip r:embed="rId41">
+                    <a:blip r:embed="rId38">
                       <a:extLst>
                         <a:ext uri="{28A0092B-C50C-407E-A947-70E740481C1C}">
                           <a14:useLocalDpi xmlns:a14="http://schemas.microsoft.com/office/drawing/2010/main" val="0"/>
@@ -33134,7 +32830,7 @@
       <w:pPr>
         <w:pStyle w:val="ListParagraph"/>
         <w:numPr>
-          <w:ilvl w:val="0"/>
+          <w:ilvl w:val="1"/>
           <w:numId w:val="7"/>
         </w:numPr>
         <w:autoSpaceDE/>
@@ -33163,7 +32859,6 @@
           <w:rFonts w:cs="Times New Roman"/>
           <w:noProof/>
         </w:rPr>
-        <w:lastRenderedPageBreak/>
         <w:drawing>
           <wp:inline distT="0" distB="0" distL="0" distR="0" wp14:anchorId="295449AE" wp14:editId="219B6E75">
             <wp:extent cx="5943600" cy="1945758"/>
@@ -33180,7 +32875,7 @@
                     <pic:cNvPicPr/>
                   </pic:nvPicPr>
                   <pic:blipFill rotWithShape="1">
-                    <a:blip r:embed="rId42">
+                    <a:blip r:embed="rId39">
                       <a:extLst>
                         <a:ext uri="{28A0092B-C50C-407E-A947-70E740481C1C}">
                           <a14:useLocalDpi xmlns:a14="http://schemas.microsoft.com/office/drawing/2010/main" val="0"/>
@@ -33220,7 +32915,7 @@
       <w:pPr>
         <w:pStyle w:val="ListParagraph"/>
         <w:numPr>
-          <w:ilvl w:val="0"/>
+          <w:ilvl w:val="1"/>
           <w:numId w:val="7"/>
         </w:numPr>
         <w:autoSpaceDE/>
@@ -33249,6 +32944,7 @@
           <w:rFonts w:cs="Times New Roman"/>
           <w:noProof/>
         </w:rPr>
+        <w:lastRenderedPageBreak/>
         <w:drawing>
           <wp:inline distT="0" distB="0" distL="0" distR="0" wp14:anchorId="6A9B5DE3" wp14:editId="0EC4E48E">
             <wp:extent cx="5943600" cy="2636322"/>
@@ -33265,7 +32961,7 @@
                     <pic:cNvPicPr/>
                   </pic:nvPicPr>
                   <pic:blipFill rotWithShape="1">
-                    <a:blip r:embed="rId52">
+                    <a:blip r:embed="rId49">
                       <a:extLst>
                         <a:ext uri="{28A0092B-C50C-407E-A947-70E740481C1C}">
                           <a14:useLocalDpi xmlns:a14="http://schemas.microsoft.com/office/drawing/2010/main" val="0"/>
@@ -33305,7 +33001,7 @@
       <w:pPr>
         <w:pStyle w:val="ListParagraph"/>
         <w:numPr>
-          <w:ilvl w:val="0"/>
+          <w:ilvl w:val="1"/>
           <w:numId w:val="7"/>
         </w:numPr>
         <w:autoSpaceDE/>
@@ -33350,7 +33046,7 @@
                     <pic:cNvPicPr/>
                   </pic:nvPicPr>
                   <pic:blipFill rotWithShape="1">
-                    <a:blip r:embed="rId53">
+                    <a:blip r:embed="rId50">
                       <a:extLst>
                         <a:ext uri="{28A0092B-C50C-407E-A947-70E740481C1C}">
                           <a14:useLocalDpi xmlns:a14="http://schemas.microsoft.com/office/drawing/2010/main" val="0"/>
@@ -33390,36 +33086,36 @@
       <w:pPr>
         <w:pStyle w:val="ListParagraph"/>
         <w:numPr>
-          <w:ilvl w:val="0"/>
-          <w:numId w:val="7"/>
-        </w:numPr>
-        <w:autoSpaceDE/>
-        <w:autoSpaceDN/>
-        <w:rPr>
-          <w:rFonts w:cs="Times New Roman"/>
-        </w:rPr>
-      </w:pPr>
-      <w:r>
-        <w:rPr>
-          <w:rFonts w:cs="Times New Roman"/>
+          <w:ilvl w:val="1"/>
+          <w:numId w:val="7"/>
+        </w:numPr>
+        <w:autoSpaceDE/>
+        <w:autoSpaceDN/>
+        <w:rPr>
+          <w:rFonts w:cs="Times New Roman"/>
+        </w:rPr>
+      </w:pPr>
+      <w:r>
+        <w:rPr>
+          <w:rFonts w:cs="Times New Roman"/>
+        </w:rPr>
+        <w:t>Giao diện thống kê chi tiết nhà cung cấp</w:t>
+      </w:r>
+    </w:p>
+    <w:p>
+      <w:pPr>
+        <w:autoSpaceDE/>
+        <w:autoSpaceDN/>
+        <w:rPr>
+          <w:rFonts w:cs="Times New Roman"/>
+        </w:rPr>
+      </w:pPr>
+      <w:r>
+        <w:rPr>
+          <w:rFonts w:cs="Times New Roman"/>
+          <w:noProof/>
         </w:rPr>
         <w:lastRenderedPageBreak/>
-        <w:t>Giao diện thống kê chi tiết nhà cung cấp</w:t>
-      </w:r>
-    </w:p>
-    <w:p>
-      <w:pPr>
-        <w:autoSpaceDE/>
-        <w:autoSpaceDN/>
-        <w:rPr>
-          <w:rFonts w:cs="Times New Roman"/>
-        </w:rPr>
-      </w:pPr>
-      <w:r>
-        <w:rPr>
-          <w:rFonts w:cs="Times New Roman"/>
-          <w:noProof/>
-        </w:rPr>
         <w:drawing>
           <wp:inline distT="0" distB="0" distL="0" distR="0" wp14:anchorId="4C27D2B1" wp14:editId="2047D4F3">
             <wp:extent cx="5943600" cy="2185060"/>
@@ -33436,7 +33132,7 @@
                     <pic:cNvPicPr/>
                   </pic:nvPicPr>
                   <pic:blipFill rotWithShape="1">
-                    <a:blip r:embed="rId54">
+                    <a:blip r:embed="rId51">
                       <a:extLst>
                         <a:ext uri="{28A0092B-C50C-407E-A947-70E740481C1C}">
                           <a14:useLocalDpi xmlns:a14="http://schemas.microsoft.com/office/drawing/2010/main" val="0"/>
@@ -33476,7 +33172,7 @@
       <w:pPr>
         <w:pStyle w:val="ListParagraph"/>
         <w:numPr>
-          <w:ilvl w:val="0"/>
+          <w:ilvl w:val="1"/>
           <w:numId w:val="7"/>
         </w:numPr>
         <w:autoSpaceDE/>
@@ -33521,7 +33217,7 @@
                     <pic:cNvPicPr/>
                   </pic:nvPicPr>
                   <pic:blipFill>
-                    <a:blip r:embed="rId55">
+                    <a:blip r:embed="rId52">
                       <a:extLst>
                         <a:ext uri="{28A0092B-C50C-407E-A947-70E740481C1C}">
                           <a14:useLocalDpi xmlns:a14="http://schemas.microsoft.com/office/drawing/2010/main" val="0"/>
@@ -33566,6 +33262,362 @@
           <w:rFonts w:cs="Times New Roman"/>
         </w:rPr>
         <w:t>Biểu đồ lớp</w:t>
+      </w:r>
+    </w:p>
+    <w:p>
+      <w:pPr>
+        <w:autoSpaceDE/>
+        <w:autoSpaceDN/>
+        <w:rPr>
+          <w:rFonts w:cs="Times New Roman"/>
+        </w:rPr>
+      </w:pPr>
+    </w:p>
+    <w:p>
+      <w:pPr>
+        <w:pStyle w:val="ListParagraph"/>
+        <w:numPr>
+          <w:ilvl w:val="1"/>
+          <w:numId w:val="6"/>
+        </w:numPr>
+        <w:autoSpaceDE/>
+        <w:autoSpaceDN/>
+        <w:ind w:hanging="720"/>
+        <w:rPr>
+          <w:rFonts w:cs="Times New Roman"/>
+          <w:b/>
+          <w:bCs/>
+        </w:rPr>
+      </w:pPr>
+      <w:r>
+        <w:rPr>
+          <w:rFonts w:cs="Times New Roman"/>
+          <w:b/>
+          <w:bCs/>
+        </w:rPr>
+        <w:t>Thiết kế động</w:t>
+      </w:r>
+    </w:p>
+    <w:p>
+      <w:pPr>
+        <w:pStyle w:val="ListParagraph"/>
+        <w:numPr>
+          <w:ilvl w:val="2"/>
+          <w:numId w:val="6"/>
+        </w:numPr>
+        <w:autoSpaceDE/>
+        <w:autoSpaceDN/>
+        <w:ind w:left="720"/>
+        <w:rPr>
+          <w:rFonts w:cs="Times New Roman"/>
+          <w:b/>
+          <w:bCs/>
+        </w:rPr>
+      </w:pPr>
+      <w:r>
+        <w:rPr>
+          <w:rFonts w:cs="Times New Roman"/>
+          <w:b/>
+          <w:bCs/>
+        </w:rPr>
+        <w:t>Thiết kế chức năng Quản lý thông tin nhà cung cấp</w:t>
+      </w:r>
+    </w:p>
+    <w:p>
+      <w:pPr>
+        <w:pStyle w:val="ListParagraph"/>
+        <w:numPr>
+          <w:ilvl w:val="2"/>
+          <w:numId w:val="6"/>
+        </w:numPr>
+        <w:autoSpaceDE/>
+        <w:autoSpaceDN/>
+        <w:ind w:left="720"/>
+        <w:rPr>
+          <w:rFonts w:cs="Times New Roman"/>
+          <w:b/>
+          <w:bCs/>
+        </w:rPr>
+      </w:pPr>
+      <w:r>
+        <w:rPr>
+          <w:rFonts w:cs="Times New Roman"/>
+          <w:b/>
+          <w:bCs/>
+        </w:rPr>
+        <w:t>Thiết kế chức năng Nhập trang phục về từ nhà cung cấp</w:t>
+      </w:r>
+    </w:p>
+    <w:p>
+      <w:pPr>
+        <w:pStyle w:val="ListParagraph"/>
+        <w:numPr>
+          <w:ilvl w:val="2"/>
+          <w:numId w:val="6"/>
+        </w:numPr>
+        <w:autoSpaceDE/>
+        <w:autoSpaceDN/>
+        <w:ind w:left="720"/>
+        <w:rPr>
+          <w:rFonts w:cs="Times New Roman"/>
+          <w:b/>
+          <w:bCs/>
+        </w:rPr>
+      </w:pPr>
+      <w:r>
+        <w:rPr>
+          <w:rFonts w:cs="Times New Roman"/>
+          <w:b/>
+          <w:bCs/>
+        </w:rPr>
+        <w:lastRenderedPageBreak/>
+        <w:t>Thiết kế chức năng Xem thống kê nhà cung cấp theo doanh chi</w:t>
+      </w:r>
+    </w:p>
+    <w:p>
+      <w:pPr>
+        <w:pStyle w:val="ListParagraph"/>
+        <w:numPr>
+          <w:ilvl w:val="2"/>
+          <w:numId w:val="6"/>
+        </w:numPr>
+        <w:autoSpaceDE/>
+        <w:autoSpaceDN/>
+        <w:ind w:left="720"/>
+        <w:rPr>
+          <w:rFonts w:cs="Times New Roman"/>
+          <w:b/>
+          <w:bCs/>
+        </w:rPr>
+      </w:pPr>
+      <w:r>
+        <w:rPr>
+          <w:rFonts w:cs="Times New Roman"/>
+          <w:b/>
+          <w:bCs/>
+        </w:rPr>
+        <w:t>Biểu đồ gói</w:t>
+      </w:r>
+    </w:p>
+    <w:p>
+      <w:pPr>
+        <w:pStyle w:val="ListParagraph"/>
+        <w:numPr>
+          <w:ilvl w:val="0"/>
+          <w:numId w:val="7"/>
+        </w:numPr>
+        <w:autoSpaceDE/>
+        <w:autoSpaceDN/>
+        <w:rPr>
+          <w:rFonts w:cs="Times New Roman"/>
+        </w:rPr>
+      </w:pPr>
+      <w:r>
+        <w:rPr>
+          <w:rFonts w:cs="Times New Roman"/>
+        </w:rPr>
+        <w:t>Các lớp thực thể được đặt chung trong gói model: User, Staff, Provider, Product, Discount, Receipt, ProviderStat và các lớp liên quan.</w:t>
+      </w:r>
+    </w:p>
+    <w:p>
+      <w:pPr>
+        <w:pStyle w:val="ListParagraph"/>
+        <w:numPr>
+          <w:ilvl w:val="0"/>
+          <w:numId w:val="7"/>
+        </w:numPr>
+        <w:autoSpaceDE/>
+        <w:autoSpaceDN/>
+        <w:rPr>
+          <w:rFonts w:cs="Times New Roman"/>
+        </w:rPr>
+      </w:pPr>
+      <w:r>
+        <w:rPr>
+          <w:rFonts w:cs="Times New Roman"/>
+        </w:rPr>
+        <w:t>Các lớp DAO được đặt chung trong gói dao: DAO, UserDAO, ProviderDAO, ProductDAO, DiscountDAO, ReceiptDAO, ProviderStatDAO.</w:t>
+      </w:r>
+    </w:p>
+    <w:p>
+      <w:pPr>
+        <w:pStyle w:val="ListParagraph"/>
+        <w:numPr>
+          <w:ilvl w:val="0"/>
+          <w:numId w:val="7"/>
+        </w:numPr>
+        <w:autoSpaceDE/>
+        <w:autoSpaceDN/>
+        <w:rPr>
+          <w:rFonts w:cs="Times New Roman"/>
+        </w:rPr>
+      </w:pPr>
+      <w:r>
+        <w:rPr>
+          <w:rFonts w:cs="Times New Roman"/>
+        </w:rPr>
+        <w:t>Các trang jsp được đặt trong gói view.</w:t>
+      </w:r>
+    </w:p>
+    <w:p>
+      <w:pPr>
+        <w:pStyle w:val="ListParagraph"/>
+        <w:numPr>
+          <w:ilvl w:val="1"/>
+          <w:numId w:val="7"/>
+        </w:numPr>
+        <w:autoSpaceDE/>
+        <w:autoSpaceDN/>
+        <w:rPr>
+          <w:rFonts w:cs="Times New Roman"/>
+        </w:rPr>
+      </w:pPr>
+      <w:r>
+        <w:rPr>
+          <w:rFonts w:cs="Times New Roman"/>
+        </w:rPr>
+        <w:t>Các trang đăng nhập, quản lý: login.jsp, homepage.jsp</w:t>
+      </w:r>
+    </w:p>
+    <w:p>
+      <w:pPr>
+        <w:pStyle w:val="ListParagraph"/>
+        <w:numPr>
+          <w:ilvl w:val="1"/>
+          <w:numId w:val="7"/>
+        </w:numPr>
+        <w:autoSpaceDE/>
+        <w:autoSpaceDN/>
+        <w:rPr>
+          <w:rFonts w:cs="Times New Roman"/>
+        </w:rPr>
+      </w:pPr>
+      <w:r>
+        <w:rPr>
+          <w:rFonts w:cs="Times New Roman"/>
+        </w:rPr>
+        <w:t>Các trang phục vụ chức năng Quản lý thông tin nhà cung cấp: providerManagementPage.jsp, addProviderPage.jsp, modifyProviderPage.jsp, deleteProviderPage.jsp</w:t>
+      </w:r>
+    </w:p>
+    <w:p>
+      <w:pPr>
+        <w:pStyle w:val="ListParagraph"/>
+        <w:numPr>
+          <w:ilvl w:val="1"/>
+          <w:numId w:val="7"/>
+        </w:numPr>
+        <w:autoSpaceDE/>
+        <w:autoSpaceDN/>
+        <w:rPr>
+          <w:rFonts w:cs="Times New Roman"/>
+        </w:rPr>
+      </w:pPr>
+      <w:r>
+        <w:rPr>
+          <w:rFonts w:cs="Times New Roman"/>
+        </w:rPr>
+        <w:t>Các trang phục vụ chức năng Nhập trang phục về từ nhà cung cấp: productImportPage.jsp, createImportReceiptPage.jsp, addProviderPage.jsp, addProductPage.jsp, addDiscountPage.jsp</w:t>
+      </w:r>
+    </w:p>
+    <w:p>
+      <w:pPr>
+        <w:pStyle w:val="ListParagraph"/>
+        <w:numPr>
+          <w:ilvl w:val="1"/>
+          <w:numId w:val="7"/>
+        </w:numPr>
+        <w:autoSpaceDE/>
+        <w:autoSpaceDN/>
+        <w:rPr>
+          <w:rFonts w:cs="Times New Roman"/>
+        </w:rPr>
+      </w:pPr>
+      <w:r>
+        <w:rPr>
+          <w:rFonts w:cs="Times New Roman"/>
+        </w:rPr>
+        <w:t>Các trang phục vụ chức năng Xem thống kê nhà cung cấp theo doanh chi: statisticPage.jsp, expenseStatisticPage.jsp, providerStatisticPage.jsp, receiptDetailPage.jsp</w:t>
+      </w:r>
+    </w:p>
+    <w:p>
+      <w:pPr>
+        <w:pStyle w:val="ListParagraph"/>
+        <w:numPr>
+          <w:ilvl w:val="1"/>
+          <w:numId w:val="7"/>
+        </w:numPr>
+        <w:autoSpaceDE/>
+        <w:autoSpaceDN/>
+        <w:rPr>
+          <w:rFonts w:cs="Times New Roman"/>
+        </w:rPr>
+      </w:pPr>
+      <w:r>
+        <w:rPr>
+          <w:rFonts w:cs="Times New Roman"/>
+        </w:rPr>
+        <w:t>Các controller: doLogin.jsp, doSearchProvider.jsp, doSaveProduct.jsp, doDeleteProvider.jsp, doGetProvider.jsp, doGetProduct.jsp, doSaveProduct.jsp, doSaveDiscount.jsp, doCheckDiscount.jsp, doSaveReceipt.jsp, doGetStatistic.jsp, doGetProviderStatistic.jsp, doGetReceiptDetail.jsp</w:t>
+      </w:r>
+    </w:p>
+    <w:p>
+      <w:pPr>
+        <w:autoSpaceDE/>
+        <w:autoSpaceDN/>
+        <w:rPr>
+          <w:rFonts w:cs="Times New Roman"/>
+          <w:b/>
+          <w:bCs/>
+        </w:rPr>
+      </w:pPr>
+      <w:r>
+        <w:rPr>
+          <w:rFonts w:cs="Times New Roman"/>
+          <w:b/>
+          <w:bCs/>
+          <w:noProof/>
+        </w:rPr>
+        <w:lastRenderedPageBreak/>
+        <w:drawing>
+          <wp:inline distT="0" distB="0" distL="0" distR="0" wp14:anchorId="420AFCA8" wp14:editId="2ABA3B27">
+            <wp:extent cx="5943600" cy="7932420"/>
+            <wp:effectExtent l="0" t="0" r="0" b="0"/>
+            <wp:docPr id="717501716" name="Picture 3"/>
+            <wp:cNvGraphicFramePr>
+              <a:graphicFrameLocks xmlns:a="http://schemas.openxmlformats.org/drawingml/2006/main" noChangeAspect="1"/>
+            </wp:cNvGraphicFramePr>
+            <a:graphic xmlns:a="http://schemas.openxmlformats.org/drawingml/2006/main">
+              <a:graphicData uri="http://schemas.openxmlformats.org/drawingml/2006/picture">
+                <pic:pic xmlns:pic="http://schemas.openxmlformats.org/drawingml/2006/picture">
+                  <pic:nvPicPr>
+                    <pic:cNvPr id="717501716" name="Picture 717501716"/>
+                    <pic:cNvPicPr/>
+                  </pic:nvPicPr>
+                  <pic:blipFill>
+                    <a:blip r:embed="rId53">
+                      <a:extLst>
+                        <a:ext uri="{28A0092B-C50C-407E-A947-70E740481C1C}">
+                          <a14:useLocalDpi xmlns:a14="http://schemas.microsoft.com/office/drawing/2010/main" val="0"/>
+                        </a:ext>
+                      </a:extLst>
+                    </a:blip>
+                    <a:stretch>
+                      <a:fillRect/>
+                    </a:stretch>
+                  </pic:blipFill>
+                  <pic:spPr>
+                    <a:xfrm>
+                      <a:off x="0" y="0"/>
+                      <a:ext cx="5943600" cy="7932420"/>
+                    </a:xfrm>
+                    <a:prstGeom prst="rect">
+                      <a:avLst/>
+                    </a:prstGeom>
+                  </pic:spPr>
+                </pic:pic>
+              </a:graphicData>
+            </a:graphic>
+          </wp:inline>
+        </w:drawing>
       </w:r>
     </w:p>
     <w:sectPr>
